--- a/Testowanie aplikacji - Marcin_Migacz_5P2.docx
+++ b/Testowanie aplikacji - Marcin_Migacz_5P2.docx
@@ -21,27 +21,7 @@
           <w:sz w:val="56"/>
           <w:szCs w:val="56"/>
         </w:rPr>
-        <w:t>ZESPÓŁ SZKÓŁ ELEKTRYCZNO</w:t>
-      </w:r>
-      <w:r>
-        <w:rPr>
-          <w:rFonts w:asciiTheme="majorHAnsi" w:hAnsiTheme="majorHAnsi"/>
-          <w:b/>
-          <w:bCs/>
-          <w:sz w:val="56"/>
-          <w:szCs w:val="56"/>
-        </w:rPr>
-        <w:t>-</w:t>
-      </w:r>
-      <w:r>
-        <w:rPr>
-          <w:rFonts w:asciiTheme="majorHAnsi" w:hAnsiTheme="majorHAnsi"/>
-          <w:b/>
-          <w:bCs/>
-          <w:sz w:val="56"/>
-          <w:szCs w:val="56"/>
-        </w:rPr>
-        <w:t>MECHANICZNYCH</w:t>
+        <w:t>ZESPÓŁ SZKÓŁ ELEKTRYCZNO-MECHANICZNYCH</w:t>
       </w:r>
     </w:p>
     <w:p>
@@ -202,19 +182,7 @@
         <w:rPr>
           <w:rFonts w:asciiTheme="majorHAnsi" w:hAnsiTheme="majorHAnsi"/>
         </w:rPr>
-        <w:t xml:space="preserve"> </w:t>
-      </w:r>
-      <w:r>
-        <w:rPr>
-          <w:rFonts w:asciiTheme="majorHAnsi" w:hAnsiTheme="majorHAnsi"/>
-        </w:rPr>
-        <w:t>Marcin Migacz</w:t>
-      </w:r>
-      <w:r>
-        <w:rPr>
-          <w:rFonts w:asciiTheme="majorHAnsi" w:hAnsiTheme="majorHAnsi"/>
-        </w:rPr>
-        <w:t xml:space="preserve"> </w:t>
+        <w:t xml:space="preserve"> Marcin Migacz </w:t>
       </w:r>
     </w:p>
     <w:p>
@@ -236,19 +204,7 @@
         <w:rPr>
           <w:rFonts w:asciiTheme="majorHAnsi" w:hAnsiTheme="majorHAnsi"/>
         </w:rPr>
-        <w:t xml:space="preserve"> </w:t>
-      </w:r>
-      <w:r>
-        <w:rPr>
-          <w:rFonts w:asciiTheme="majorHAnsi" w:hAnsiTheme="majorHAnsi"/>
-        </w:rPr>
-        <w:t>5P</w:t>
-      </w:r>
-      <w:r>
-        <w:rPr>
-          <w:rFonts w:asciiTheme="majorHAnsi" w:hAnsiTheme="majorHAnsi"/>
-        </w:rPr>
-        <w:t xml:space="preserve"> </w:t>
+        <w:t xml:space="preserve"> 5P </w:t>
       </w:r>
     </w:p>
     <w:p>
@@ -327,8 +283,9 @@
           <w:sz w:val="28"/>
           <w:szCs w:val="28"/>
         </w:rPr>
-        <w:t>NOWY SĄCZ 202</w:t>
-      </w:r>
+        <w:t xml:space="preserve">NOWY SĄCZ </w:t>
+      </w:r>
+      <w:proofErr w:type="gramStart"/>
       <w:r>
         <w:rPr>
           <w:rFonts w:asciiTheme="majorHAnsi" w:hAnsiTheme="majorHAnsi"/>
@@ -337,9 +294,774 @@
           <w:sz w:val="28"/>
           <w:szCs w:val="28"/>
         </w:rPr>
-        <w:t>6</w:t>
-      </w:r>
-      <w:r>
+        <w:t>2026r.</w:t>
+      </w:r>
+      <w:proofErr w:type="gramEnd"/>
+    </w:p>
+    <w:p>
+      <w:pPr>
+        <w:rPr>
+          <w:rFonts w:asciiTheme="majorHAnsi" w:eastAsiaTheme="majorEastAsia" w:hAnsiTheme="majorHAnsi" w:cstheme="majorBidi"/>
+          <w:color w:val="0F4761" w:themeColor="accent1" w:themeShade="BF"/>
+          <w:kern w:val="0"/>
+          <w:sz w:val="32"/>
+          <w:szCs w:val="32"/>
+          <w:lang w:eastAsia="pl-PL"/>
+          <w14:ligatures w14:val="none"/>
+        </w:rPr>
+      </w:pPr>
+      <w:r>
+        <w:br w:type="page"/>
+      </w:r>
+    </w:p>
+    <w:p>
+      <w:pPr>
+        <w:rPr>
+          <w:rFonts w:asciiTheme="majorHAnsi" w:eastAsiaTheme="majorEastAsia" w:hAnsiTheme="majorHAnsi" w:cstheme="majorBidi"/>
+          <w:color w:val="0F4761" w:themeColor="accent1" w:themeShade="BF"/>
+          <w:kern w:val="0"/>
+          <w:sz w:val="32"/>
+          <w:szCs w:val="32"/>
+          <w:lang w:eastAsia="pl-PL"/>
+          <w14:ligatures w14:val="none"/>
+        </w:rPr>
+      </w:pPr>
+      <w:r>
+        <w:lastRenderedPageBreak/>
+        <w:br w:type="page"/>
+      </w:r>
+    </w:p>
+    <w:sdt>
+      <w:sdtPr>
+        <w:id w:val="708999354"/>
+        <w:docPartObj>
+          <w:docPartGallery w:val="Table of Contents"/>
+          <w:docPartUnique/>
+        </w:docPartObj>
+      </w:sdtPr>
+      <w:sdtEndPr>
+        <w:rPr>
+          <w:rFonts w:asciiTheme="minorHAnsi" w:eastAsiaTheme="minorHAnsi" w:hAnsiTheme="minorHAnsi" w:cstheme="minorBidi"/>
+          <w:b/>
+          <w:bCs/>
+          <w:color w:val="auto"/>
+          <w:kern w:val="2"/>
+          <w:sz w:val="22"/>
+          <w:szCs w:val="24"/>
+          <w:lang w:eastAsia="en-US"/>
+          <w14:ligatures w14:val="standardContextual"/>
+        </w:rPr>
+      </w:sdtEndPr>
+      <w:sdtContent>
+        <w:p>
+          <w:pPr>
+            <w:pStyle w:val="Nagwekspisutreci"/>
+            <w:rPr>
+              <w:rStyle w:val="Nagwek2Znak"/>
+            </w:rPr>
+          </w:pPr>
+          <w:r>
+            <w:rPr>
+              <w:rStyle w:val="Nagwek2Znak"/>
+            </w:rPr>
+            <w:t>Spis treści</w:t>
+          </w:r>
+        </w:p>
+        <w:p>
+          <w:pPr>
+            <w:pStyle w:val="Spistreci2"/>
+            <w:tabs>
+              <w:tab w:val="right" w:leader="dot" w:pos="9062"/>
+            </w:tabs>
+            <w:ind w:left="0"/>
+            <w:rPr>
+              <w:rFonts w:eastAsiaTheme="minorEastAsia"/>
+              <w:noProof/>
+              <w:lang w:eastAsia="pl-PL"/>
+            </w:rPr>
+          </w:pPr>
+          <w:r>
+            <w:fldChar w:fldCharType="begin"/>
+          </w:r>
+          <w:r>
+            <w:instrText xml:space="preserve"> TOC \o "1-3" \h \z \u </w:instrText>
+          </w:r>
+          <w:r>
+            <w:fldChar w:fldCharType="separate"/>
+          </w:r>
+          <w:hyperlink w:anchor="_Toc242894335" w:history="1">
+            <w:r>
+              <w:rPr>
+                <w:rStyle w:val="Hipercze"/>
+                <w:noProof/>
+                <w:u w:val="none"/>
+              </w:rPr>
+              <w:t>Wstęp</w:t>
+            </w:r>
+            <w:r>
+              <w:rPr>
+                <w:noProof/>
+                <w:webHidden/>
+              </w:rPr>
+              <w:tab/>
+            </w:r>
+            <w:r>
+              <w:rPr>
+                <w:noProof/>
+                <w:webHidden/>
+              </w:rPr>
+              <w:fldChar w:fldCharType="begin"/>
+            </w:r>
+            <w:r>
+              <w:rPr>
+                <w:noProof/>
+                <w:webHidden/>
+              </w:rPr>
+              <w:instrText xml:space="preserve"> PAGEREF _Toc242894335 \h </w:instrText>
+            </w:r>
+            <w:r>
+              <w:rPr>
+                <w:noProof/>
+                <w:webHidden/>
+              </w:rPr>
+            </w:r>
+            <w:r>
+              <w:rPr>
+                <w:noProof/>
+                <w:webHidden/>
+              </w:rPr>
+              <w:fldChar w:fldCharType="separate"/>
+            </w:r>
+            <w:r>
+              <w:rPr>
+                <w:noProof/>
+                <w:webHidden/>
+              </w:rPr>
+              <w:t>3</w:t>
+            </w:r>
+            <w:r>
+              <w:rPr>
+                <w:noProof/>
+                <w:webHidden/>
+              </w:rPr>
+              <w:fldChar w:fldCharType="end"/>
+            </w:r>
+          </w:hyperlink>
+        </w:p>
+        <w:p>
+          <w:pPr>
+            <w:pStyle w:val="Spistreci1"/>
+            <w:rPr>
+              <w:rFonts w:eastAsiaTheme="minorEastAsia"/>
+              <w:noProof/>
+              <w:lang w:eastAsia="pl-PL"/>
+            </w:rPr>
+          </w:pPr>
+          <w:hyperlink w:anchor="_Toc242894336" w:history="1">
+            <w:r>
+              <w:rPr>
+                <w:rStyle w:val="Hipercze"/>
+                <w:noProof/>
+                <w:u w:val="none"/>
+              </w:rPr>
+              <w:t>1.</w:t>
+            </w:r>
+            <w:r>
+              <w:rPr>
+                <w:rFonts w:eastAsiaTheme="minorEastAsia"/>
+                <w:noProof/>
+                <w:lang w:eastAsia="pl-PL"/>
+              </w:rPr>
+              <w:tab/>
+            </w:r>
+            <w:r>
+              <w:rPr>
+                <w:rStyle w:val="Hipercze"/>
+                <w:noProof/>
+                <w:u w:val="none"/>
+              </w:rPr>
+              <w:t>Testy jednostkowe</w:t>
+            </w:r>
+            <w:r>
+              <w:rPr>
+                <w:noProof/>
+                <w:webHidden/>
+              </w:rPr>
+              <w:tab/>
+            </w:r>
+            <w:r>
+              <w:rPr>
+                <w:noProof/>
+                <w:webHidden/>
+              </w:rPr>
+              <w:fldChar w:fldCharType="begin"/>
+            </w:r>
+            <w:r>
+              <w:rPr>
+                <w:noProof/>
+                <w:webHidden/>
+              </w:rPr>
+              <w:instrText xml:space="preserve"> PAGEREF _Toc242894336 \h </w:instrText>
+            </w:r>
+            <w:r>
+              <w:rPr>
+                <w:noProof/>
+                <w:webHidden/>
+              </w:rPr>
+            </w:r>
+            <w:r>
+              <w:rPr>
+                <w:noProof/>
+                <w:webHidden/>
+              </w:rPr>
+              <w:fldChar w:fldCharType="separate"/>
+            </w:r>
+            <w:r>
+              <w:rPr>
+                <w:noProof/>
+                <w:webHidden/>
+              </w:rPr>
+              <w:t>4</w:t>
+            </w:r>
+            <w:r>
+              <w:rPr>
+                <w:noProof/>
+                <w:webHidden/>
+              </w:rPr>
+              <w:fldChar w:fldCharType="end"/>
+            </w:r>
+          </w:hyperlink>
+        </w:p>
+        <w:p>
+          <w:pPr>
+            <w:pStyle w:val="Spistreci1"/>
+            <w:rPr>
+              <w:rFonts w:eastAsiaTheme="minorEastAsia"/>
+              <w:noProof/>
+              <w:lang w:eastAsia="pl-PL"/>
+            </w:rPr>
+          </w:pPr>
+          <w:r>
+            <w:rPr>
+              <w:rStyle w:val="Hipercze"/>
+              <w:noProof/>
+              <w:u w:val="none"/>
+            </w:rPr>
+            <w:t xml:space="preserve">        </w:t>
+          </w:r>
+          <w:hyperlink w:anchor="_Toc242894337" w:history="1">
+            <w:r>
+              <w:rPr>
+                <w:rStyle w:val="Hipercze"/>
+                <w:noProof/>
+                <w:u w:val="none"/>
+              </w:rPr>
+              <w:t>1.1.</w:t>
+            </w:r>
+            <w:r>
+              <w:rPr>
+                <w:rFonts w:eastAsiaTheme="minorEastAsia"/>
+                <w:noProof/>
+                <w:lang w:eastAsia="pl-PL"/>
+              </w:rPr>
+              <w:t xml:space="preserve">        </w:t>
+            </w:r>
+            <w:r>
+              <w:rPr>
+                <w:rStyle w:val="Hipercze"/>
+                <w:noProof/>
+                <w:u w:val="none"/>
+              </w:rPr>
+              <w:t>Implementacja programu</w:t>
+            </w:r>
+            <w:r>
+              <w:rPr>
+                <w:noProof/>
+                <w:webHidden/>
+              </w:rPr>
+              <w:tab/>
+            </w:r>
+            <w:r>
+              <w:rPr>
+                <w:noProof/>
+                <w:webHidden/>
+              </w:rPr>
+              <w:fldChar w:fldCharType="begin"/>
+            </w:r>
+            <w:r>
+              <w:rPr>
+                <w:noProof/>
+                <w:webHidden/>
+              </w:rPr>
+              <w:instrText xml:space="preserve"> PAGEREF _Toc242894337 \h </w:instrText>
+            </w:r>
+            <w:r>
+              <w:rPr>
+                <w:noProof/>
+                <w:webHidden/>
+              </w:rPr>
+            </w:r>
+            <w:r>
+              <w:rPr>
+                <w:noProof/>
+                <w:webHidden/>
+              </w:rPr>
+              <w:fldChar w:fldCharType="separate"/>
+            </w:r>
+            <w:r>
+              <w:rPr>
+                <w:noProof/>
+                <w:webHidden/>
+              </w:rPr>
+              <w:t>4</w:t>
+            </w:r>
+            <w:r>
+              <w:rPr>
+                <w:noProof/>
+                <w:webHidden/>
+              </w:rPr>
+              <w:fldChar w:fldCharType="end"/>
+            </w:r>
+          </w:hyperlink>
+        </w:p>
+        <w:p>
+          <w:pPr>
+            <w:pStyle w:val="Spistreci1"/>
+            <w:rPr>
+              <w:rFonts w:eastAsiaTheme="minorEastAsia"/>
+              <w:noProof/>
+              <w:lang w:eastAsia="pl-PL"/>
+            </w:rPr>
+          </w:pPr>
+          <w:r>
+            <w:rPr>
+              <w:rStyle w:val="Hipercze"/>
+              <w:noProof/>
+              <w:u w:val="none"/>
+            </w:rPr>
+            <w:t xml:space="preserve">        </w:t>
+          </w:r>
+          <w:hyperlink w:anchor="_Toc242894338" w:history="1">
+            <w:r>
+              <w:rPr>
+                <w:rStyle w:val="Hipercze"/>
+                <w:noProof/>
+                <w:u w:val="none"/>
+              </w:rPr>
+              <w:t>1.2.</w:t>
+            </w:r>
+            <w:r>
+              <w:rPr>
+                <w:rFonts w:eastAsiaTheme="minorEastAsia"/>
+                <w:noProof/>
+                <w:lang w:eastAsia="pl-PL"/>
+              </w:rPr>
+              <w:t xml:space="preserve">       </w:t>
+            </w:r>
+            <w:r>
+              <w:rPr>
+                <w:rStyle w:val="Hipercze"/>
+                <w:noProof/>
+                <w:u w:val="none"/>
+              </w:rPr>
+              <w:t xml:space="preserve"> Implementacja testów</w:t>
+            </w:r>
+            <w:r>
+              <w:rPr>
+                <w:noProof/>
+                <w:webHidden/>
+              </w:rPr>
+              <w:tab/>
+            </w:r>
+            <w:r>
+              <w:rPr>
+                <w:noProof/>
+                <w:webHidden/>
+              </w:rPr>
+              <w:fldChar w:fldCharType="begin"/>
+            </w:r>
+            <w:r>
+              <w:rPr>
+                <w:noProof/>
+                <w:webHidden/>
+              </w:rPr>
+              <w:instrText xml:space="preserve"> PAGEREF _Toc242894338 \h </w:instrText>
+            </w:r>
+            <w:r>
+              <w:rPr>
+                <w:noProof/>
+                <w:webHidden/>
+              </w:rPr>
+            </w:r>
+            <w:r>
+              <w:rPr>
+                <w:noProof/>
+                <w:webHidden/>
+              </w:rPr>
+              <w:fldChar w:fldCharType="separate"/>
+            </w:r>
+            <w:r>
+              <w:rPr>
+                <w:noProof/>
+                <w:webHidden/>
+              </w:rPr>
+              <w:t>8</w:t>
+            </w:r>
+            <w:r>
+              <w:rPr>
+                <w:noProof/>
+                <w:webHidden/>
+              </w:rPr>
+              <w:fldChar w:fldCharType="end"/>
+            </w:r>
+          </w:hyperlink>
+        </w:p>
+        <w:p>
+          <w:pPr>
+            <w:pStyle w:val="Spistreci1"/>
+            <w:rPr>
+              <w:rFonts w:eastAsiaTheme="minorEastAsia"/>
+              <w:noProof/>
+              <w:lang w:eastAsia="pl-PL"/>
+            </w:rPr>
+          </w:pPr>
+          <w:r>
+            <w:rPr>
+              <w:rStyle w:val="Hipercze"/>
+              <w:noProof/>
+              <w:u w:val="none"/>
+            </w:rPr>
+            <w:t xml:space="preserve">        </w:t>
+          </w:r>
+          <w:hyperlink w:anchor="_Toc242894339" w:history="1">
+            <w:r>
+              <w:rPr>
+                <w:rStyle w:val="Hipercze"/>
+                <w:noProof/>
+                <w:u w:val="none"/>
+              </w:rPr>
+              <w:t>1.3.        Git</w:t>
+            </w:r>
+            <w:r>
+              <w:rPr>
+                <w:noProof/>
+                <w:webHidden/>
+              </w:rPr>
+              <w:tab/>
+            </w:r>
+            <w:r>
+              <w:rPr>
+                <w:noProof/>
+                <w:webHidden/>
+              </w:rPr>
+              <w:fldChar w:fldCharType="begin"/>
+            </w:r>
+            <w:r>
+              <w:rPr>
+                <w:noProof/>
+                <w:webHidden/>
+              </w:rPr>
+              <w:instrText xml:space="preserve"> PAGEREF _Toc242894339 \h </w:instrText>
+            </w:r>
+            <w:r>
+              <w:rPr>
+                <w:noProof/>
+                <w:webHidden/>
+              </w:rPr>
+            </w:r>
+            <w:r>
+              <w:rPr>
+                <w:noProof/>
+                <w:webHidden/>
+              </w:rPr>
+              <w:fldChar w:fldCharType="separate"/>
+            </w:r>
+            <w:r>
+              <w:rPr>
+                <w:noProof/>
+                <w:webHidden/>
+              </w:rPr>
+              <w:t>10</w:t>
+            </w:r>
+            <w:r>
+              <w:rPr>
+                <w:noProof/>
+                <w:webHidden/>
+              </w:rPr>
+              <w:fldChar w:fldCharType="end"/>
+            </w:r>
+          </w:hyperlink>
+        </w:p>
+        <w:p>
+          <w:r>
+            <w:rPr>
+              <w:b/>
+              <w:bCs/>
+            </w:rPr>
+            <w:fldChar w:fldCharType="end"/>
+          </w:r>
+        </w:p>
+      </w:sdtContent>
+    </w:sdt>
+    <w:p>
+      <w:pPr>
+        <w:pStyle w:val="Akapitzlist"/>
+        <w:rPr>
+          <w:rFonts w:asciiTheme="majorHAnsi" w:hAnsiTheme="majorHAnsi"/>
+          <w:b/>
+          <w:bCs/>
+          <w:sz w:val="32"/>
+          <w:szCs w:val="32"/>
+        </w:rPr>
+      </w:pPr>
+    </w:p>
+    <w:p>
+      <w:pPr>
+        <w:rPr>
+          <w:rFonts w:asciiTheme="majorHAnsi" w:hAnsiTheme="majorHAnsi"/>
+          <w:b/>
+          <w:bCs/>
+          <w:sz w:val="32"/>
+          <w:szCs w:val="32"/>
+        </w:rPr>
+      </w:pPr>
+      <w:r>
+        <w:rPr>
+          <w:rFonts w:asciiTheme="majorHAnsi" w:hAnsiTheme="majorHAnsi"/>
+          <w:b/>
+          <w:bCs/>
+          <w:sz w:val="32"/>
+          <w:szCs w:val="32"/>
+        </w:rPr>
+        <w:br w:type="page"/>
+      </w:r>
+    </w:p>
+    <w:p>
+      <w:pPr>
+        <w:pStyle w:val="Nagwek2"/>
+        <w:jc w:val="center"/>
+      </w:pPr>
+      <w:bookmarkStart w:id="0" w:name="_Toc242894335"/>
+      <w:r>
+        <w:lastRenderedPageBreak/>
+        <w:t>Wstęp</w:t>
+      </w:r>
+      <w:bookmarkEnd w:id="0"/>
+    </w:p>
+    <w:p>
+      <w:pPr>
+        <w:pStyle w:val="Akapitzlist"/>
+        <w:rPr>
+          <w:rFonts w:asciiTheme="majorHAnsi" w:hAnsiTheme="majorHAnsi"/>
+          <w:szCs w:val="22"/>
+        </w:rPr>
+      </w:pPr>
+    </w:p>
+    <w:p>
+      <w:pPr>
+        <w:pStyle w:val="Akapitzlist"/>
+        <w:ind w:firstLine="696"/>
+        <w:rPr>
+          <w:rFonts w:asciiTheme="majorHAnsi" w:hAnsiTheme="majorHAnsi"/>
+          <w:szCs w:val="22"/>
+        </w:rPr>
+      </w:pPr>
+    </w:p>
+    <w:p>
+      <w:pPr>
+        <w:ind w:firstLine="360"/>
+      </w:pPr>
+      <w:r>
+        <w:t xml:space="preserve">Testowanie oprogramowania to proces </w:t>
+      </w:r>
+      <w:proofErr w:type="gramStart"/>
+      <w:r>
+        <w:t>sprawdzania,</w:t>
+      </w:r>
+      <w:proofErr w:type="gramEnd"/>
+      <w:r>
+        <w:t xml:space="preserve"> czy program działa zgodnie z </w:t>
+      </w:r>
+      <w:proofErr w:type="gramStart"/>
+      <w:r>
+        <w:t>wymaganiami,</w:t>
+      </w:r>
+      <w:proofErr w:type="gramEnd"/>
+      <w:r>
+        <w:t xml:space="preserve"> oraz wykrywania w nim błędów przed przekazaniem go użytkownikom. Błąd (defekt) to wada w kodzie, która może doprowadzić do awarii, czyli widocznego niepoprawnego działania systemu. Celem testowania jest nie tylko znajdowanie usterek, ale też ograniczanie ryzyka jego wdrożenia. Ze względu na poziom wyróżnia się testy jednostkowe, integracyjne, systemowe i akceptacyjne, które sprawdzają kolejno pojedyncze elementy, ich współpracę, cały system oraz zgodność z oczekiwaniami klienta. Ze względu na cel dzielimy je na funkcjonalne (co system robi) i niefunkcjonalne (jak działa: wydajność, bezpieczeństwo, użyteczność), a osobną grupę stanowią testy regresyjne, które po zmianach w kodzie sprawdzają, czy nie zepsuto istniejących funkcji. Wyróżnia się też podejścia czarnej skrzynki (bez znajomości kodu), białej skrzynki (z analizą wnętrza programu) i szarej skrzynki (mieszane). Pierwsza zasada testowania mówi, że testy ujawniają obecność błędów, ale nie dowodzą ich braku. Druga głosi, że testowanie wyczerpujące jest niemożliwe, więc wysiłek kieruje się na obszary o największym ryzyku. Trzecia zasada to wczesne testowanie, bo błąd znaleziony na etapie projektu kosztuje znacznie mniej niż ten znaleziony po wdrożeniu. Kolejne zasady mówią, że defekty grupują się w niewielu modułach, a wielokrotne uruchamianie tych samych testów przestaje wykrywać nowe błędy. Ostatnie zasady to zależność testów od kontekstu oraz złudzenie braku błędów: program bez usterek nadal nie jest wartościowy, jeśli nie spełnia potrzeb użytkownika. Proces testowy zaczyna się od planowania i nadzoru, czyli określenia zakresu, zasobów i kryteriów zakończenia. Następnie następuje analiza i projektowanie testów, w których powstają przypadki testowe z danymi wejściowymi i oczekiwanymi wynikami. Potem testy są implementowane i wykonywane, a wyniki rzeczywiste porównuje się z oczekiwanymi, po czym raportuje się znalezione błędy, wykonuje retesty po poprawkach i zamyka proces podsumowaniem.</w:t>
+      </w:r>
+    </w:p>
+    <w:p>
+      <w:pPr>
+        <w:rPr>
+          <w:rFonts w:asciiTheme="majorHAnsi" w:hAnsiTheme="majorHAnsi"/>
+          <w:szCs w:val="22"/>
+        </w:rPr>
+      </w:pPr>
+      <w:r>
+        <w:rPr>
+          <w:rFonts w:asciiTheme="majorHAnsi" w:hAnsiTheme="majorHAnsi"/>
+          <w:szCs w:val="22"/>
+        </w:rPr>
+        <w:br w:type="page"/>
+      </w:r>
+    </w:p>
+    <w:p>
+      <w:pPr>
+        <w:pStyle w:val="Nagwek1"/>
+      </w:pPr>
+      <w:bookmarkStart w:id="1" w:name="_Toc242894336"/>
+      <w:r>
+        <w:lastRenderedPageBreak/>
+        <w:t>Testy</w:t>
+      </w:r>
+      <w:r>
+        <w:t xml:space="preserve"> </w:t>
+      </w:r>
+      <w:r>
+        <w:t>jednostkowe</w:t>
+      </w:r>
+      <w:bookmarkEnd w:id="1"/>
+    </w:p>
+    <w:p>
+      <w:pPr>
+        <w:ind w:firstLine="360"/>
+      </w:pPr>
+      <w:r>
+        <w:rPr>
+          <w:b/>
+          <w:bCs/>
+        </w:rPr>
+        <w:t>Czym są? -</w:t>
+      </w:r>
+      <w:r>
+        <w:t xml:space="preserve"> Testy jednostkowe (ang. </w:t>
+      </w:r>
+      <w:r>
+        <w:rPr>
+          <w:i/>
+          <w:iCs/>
+        </w:rPr>
+        <w:t xml:space="preserve">unit </w:t>
+      </w:r>
+      <w:proofErr w:type="spellStart"/>
+      <w:r>
+        <w:rPr>
+          <w:i/>
+          <w:iCs/>
+        </w:rPr>
+        <w:t>tests</w:t>
+      </w:r>
+      <w:proofErr w:type="spellEnd"/>
+      <w:r>
+        <w:t>) sprawdzają najmniejsze samodzielne fragmenty programu, np. pojedynczą metodę lub klasę, w izolacji od reszty systemu. Każdy test podaje określone dane wejściowe, uruchamia testowaną jednostkę i porównuje jej wynik z oczekiwanym. Są szybkie, w pełni automatyczne i powtarzalne, więc można je uruchamiać po każdej zmianie kodu.</w:t>
+      </w:r>
+    </w:p>
+    <w:p>
+      <w:pPr>
+        <w:ind w:firstLine="360"/>
+      </w:pPr>
+      <w:r>
+        <w:rPr>
+          <w:b/>
+          <w:bCs/>
+        </w:rPr>
+        <w:t xml:space="preserve">Kiedy je wykonujemy? - </w:t>
+      </w:r>
+      <w:r>
+        <w:t>Najczęściej w trakcie pisania kodu, zwykle przez samego programistę, a potem po każdej modyfikacji oraz automatycznie w procesie CI/CD przed scaleniem zmian. Dzięki temu błąd jest wykrywany w miejscu, w którym powstał i jest tani w naprawie.</w:t>
+      </w:r>
+    </w:p>
+    <w:p>
+      <w:pPr>
+        <w:ind w:firstLine="360"/>
+      </w:pPr>
+      <w:r>
+        <w:rPr>
+          <w:b/>
+          <w:bCs/>
+        </w:rPr>
+        <w:t>Narzędzie</w:t>
+      </w:r>
+      <w:r>
+        <w:rPr>
+          <w:b/>
+          <w:bCs/>
+        </w:rPr>
+        <w:t xml:space="preserve"> -</w:t>
+      </w:r>
+      <w:r>
+        <w:rPr>
+          <w:b/>
+          <w:bCs/>
+        </w:rPr>
+        <w:t xml:space="preserve"> </w:t>
+      </w:r>
+      <w:proofErr w:type="spellStart"/>
+      <w:r>
+        <w:rPr>
+          <w:b/>
+          <w:bCs/>
+        </w:rPr>
+        <w:t>xUnit</w:t>
+      </w:r>
+      <w:proofErr w:type="spellEnd"/>
+      <w:r>
+        <w:rPr>
+          <w:b/>
+          <w:bCs/>
+        </w:rPr>
+        <w:t>.</w:t>
+      </w:r>
+      <w:r>
+        <w:t xml:space="preserve"> </w:t>
+      </w:r>
+      <w:proofErr w:type="spellStart"/>
+      <w:r>
+        <w:t>xUnit</w:t>
+      </w:r>
+      <w:proofErr w:type="spellEnd"/>
+      <w:r>
+        <w:t xml:space="preserve"> to popularny, darmowy </w:t>
+      </w:r>
+      <w:proofErr w:type="spellStart"/>
+      <w:r>
+        <w:t>framework</w:t>
+      </w:r>
+      <w:proofErr w:type="spellEnd"/>
+      <w:r>
+        <w:t xml:space="preserve"> do testów jednostkowych w .NET (C#). Testy są zwykłymi metodami oznaczonymi atrybutem [</w:t>
+      </w:r>
+      <w:proofErr w:type="spellStart"/>
+      <w:r>
+        <w:t>Fact</w:t>
+      </w:r>
+      <w:proofErr w:type="spellEnd"/>
+      <w:r>
+        <w:t>] (test bez parametrów) lub [</w:t>
+      </w:r>
+      <w:proofErr w:type="spellStart"/>
+      <w:r>
+        <w:t>Theory</w:t>
+      </w:r>
+      <w:proofErr w:type="spellEnd"/>
+      <w:r>
+        <w:t xml:space="preserve">] (test z wieloma zestawami danych). Do sprawdzania wyników służą asercje klasy </w:t>
+      </w:r>
+      <w:proofErr w:type="spellStart"/>
+      <w:r>
+        <w:t>Assert</w:t>
+      </w:r>
+      <w:proofErr w:type="spellEnd"/>
+      <w:r>
+        <w:t>. Test przechodzi, gdy wszystkie asercje są spełnione, a nie przechodzi, gdy któraś zawiedzie lub wystąpi nieoczekiwany wyjątek</w:t>
+      </w:r>
+      <w:r>
+        <w:t>.</w:t>
+      </w:r>
+    </w:p>
+    <w:p>
+      <w:pPr>
         <w:rPr>
           <w:rFonts w:asciiTheme="majorHAnsi" w:hAnsiTheme="majorHAnsi"/>
           <w:b/>
@@ -347,377 +1069,27 @@
           <w:sz w:val="28"/>
           <w:szCs w:val="28"/>
         </w:rPr>
-        <w:t>r.</w:t>
-      </w:r>
-    </w:p>
-    <w:p>
-      <w:pPr>
-        <w:pStyle w:val="Akapitzlist"/>
-        <w:rPr>
-          <w:rFonts w:asciiTheme="majorHAnsi" w:hAnsiTheme="majorHAnsi"/>
-          <w:b/>
-          <w:bCs/>
-          <w:sz w:val="32"/>
-          <w:szCs w:val="32"/>
-        </w:rPr>
-      </w:pPr>
-    </w:p>
-    <w:p>
-      <w:pPr>
-        <w:jc w:val="center"/>
-        <w:rPr>
-          <w:rFonts w:asciiTheme="majorHAnsi" w:hAnsiTheme="majorHAnsi"/>
-          <w:b/>
-          <w:bCs/>
-          <w:sz w:val="32"/>
-          <w:szCs w:val="32"/>
-        </w:rPr>
-      </w:pPr>
-      <w:r>
-        <w:rPr>
-          <w:rFonts w:asciiTheme="majorHAnsi" w:hAnsiTheme="majorHAnsi"/>
-          <w:b/>
-          <w:bCs/>
-          <w:sz w:val="32"/>
-          <w:szCs w:val="32"/>
-        </w:rPr>
-        <w:t>Wstęp</w:t>
-      </w:r>
-    </w:p>
-    <w:p>
-      <w:pPr>
-        <w:pStyle w:val="Akapitzlist"/>
-        <w:rPr>
-          <w:rFonts w:asciiTheme="majorHAnsi" w:hAnsiTheme="majorHAnsi"/>
-          <w:sz w:val="22"/>
-          <w:szCs w:val="22"/>
-        </w:rPr>
-      </w:pPr>
-    </w:p>
-    <w:p>
-      <w:pPr>
-        <w:pStyle w:val="Akapitzlist"/>
-        <w:ind w:firstLine="696"/>
-        <w:rPr>
-          <w:rFonts w:asciiTheme="majorHAnsi" w:hAnsiTheme="majorHAnsi"/>
-          <w:sz w:val="22"/>
-          <w:szCs w:val="22"/>
-        </w:rPr>
-      </w:pPr>
-    </w:p>
-    <w:p>
-      <w:pPr>
-        <w:pStyle w:val="Akapitzlist"/>
-        <w:ind w:firstLine="696"/>
-        <w:rPr>
-          <w:rFonts w:asciiTheme="majorHAnsi" w:hAnsiTheme="majorHAnsi"/>
-          <w:sz w:val="22"/>
-          <w:szCs w:val="22"/>
-        </w:rPr>
-      </w:pPr>
-      <w:r>
-        <w:rPr>
-          <w:rFonts w:asciiTheme="majorHAnsi" w:hAnsiTheme="majorHAnsi"/>
-          <w:sz w:val="22"/>
-          <w:szCs w:val="22"/>
-        </w:rPr>
-        <w:t>Testowanie oprogramowania to proces sprawdzania, czy program działa zgodnie z wymaganiami, oraz wykrywania w nim błędów przed przekazaniem go użytkownikom. Błąd (defekt) to wada w kodzie, która może doprowadzić do awarii, czyli widocznego niepoprawnego działania systemu. Celem testowania jest nie tylko znajdowanie usterek, ale też ograniczanie ryzyka jego wdrożenia. Ze względu na poziom wyróżnia się testy jednostkowe, integracyjne, systemowe i akceptacyjne, które sprawdzają kolejno pojedyncze elementy, ich współpracę, cały system oraz zgodność z oczekiwaniami klienta. Ze względu na cel dzielimy je na funkcjonalne (co system robi) i niefunkcjonalne (jak działa: wydajność, bezpieczeństwo, użyteczność), a osobną grupę stanowią testy regresyjne, które po zmianach w kodzie sprawdzają, czy nie zepsuto istniejących funkcji. Wyróżnia się też podejścia czarnej skrzynki (bez znajomości kodu), białej skrzynki (z analizą wnętrza programu) i szarej skrzynki (mieszane). Pierwsza zasada testowania mówi, że testy ujawniają obecność błędów, ale nie dowodzą ich braku. Druga głosi, że testowanie wyczerpujące jest niemożliwe, więc wysiłek kieruje się na obszary o największym ryzyku. Trzecia zasada to wczesne testowanie, bo błąd znaleziony na etapie projektu kosztuje znacznie mniej niż ten znaleziony po wdrożeniu. Kolejne zasady mówią, że defekty grupują się w niewielu modułach, a wielokrotne uruchamianie tych samych testów przestaje wykrywać nowe błędy</w:t>
-      </w:r>
-      <w:r>
-        <w:rPr>
-          <w:rFonts w:asciiTheme="majorHAnsi" w:hAnsiTheme="majorHAnsi"/>
-          <w:sz w:val="22"/>
-          <w:szCs w:val="22"/>
-        </w:rPr>
-        <w:t xml:space="preserve">. </w:t>
-      </w:r>
-      <w:r>
-        <w:rPr>
-          <w:rFonts w:asciiTheme="majorHAnsi" w:hAnsiTheme="majorHAnsi"/>
-          <w:sz w:val="22"/>
-          <w:szCs w:val="22"/>
-        </w:rPr>
-        <w:t>Ostatnie zasady to zależność testów od kontekstu oraz złudzenie braku błędów: program bez usterek nadal nie jest wartościowy, jeśli nie spełnia potrzeb użytkownika. Proces testowy zaczyna się od planowania i nadzoru, czyli określenia zakresu, zasobów i kryteriów zakończenia. Następnie następuje analiza i projektowanie testów, w których powstają przypadki testowe z danymi wejściowymi i oczekiwanymi wynikami. Potem testy są implementowane i wykonywane, a wyniki rzeczywiste porównuje się z oczekiwanymi, po czym raportuje się znalezione błędy, wykonuje retesty po poprawkach i zamyka proces podsumowaniem.</w:t>
-      </w:r>
-    </w:p>
-    <w:p>
-      <w:pPr>
-        <w:rPr>
-          <w:rFonts w:asciiTheme="majorHAnsi" w:hAnsiTheme="majorHAnsi"/>
-          <w:sz w:val="22"/>
-          <w:szCs w:val="22"/>
-        </w:rPr>
-      </w:pPr>
-      <w:r>
-        <w:rPr>
-          <w:rFonts w:asciiTheme="majorHAnsi" w:hAnsiTheme="majorHAnsi"/>
-          <w:sz w:val="22"/>
-          <w:szCs w:val="22"/>
-        </w:rPr>
-        <w:br w:type="page"/>
-      </w:r>
-    </w:p>
-    <w:p>
-      <w:pPr>
-        <w:pStyle w:val="Akapitzlist"/>
-        <w:numPr>
-          <w:ilvl w:val="0"/>
-          <w:numId w:val="5"/>
-        </w:numPr>
-        <w:rPr>
-          <w:rFonts w:asciiTheme="majorHAnsi" w:hAnsiTheme="majorHAnsi"/>
-          <w:b/>
-          <w:bCs/>
-          <w:sz w:val="32"/>
-          <w:szCs w:val="32"/>
-        </w:rPr>
-      </w:pPr>
-      <w:r>
-        <w:rPr>
-          <w:rFonts w:asciiTheme="majorHAnsi" w:hAnsiTheme="majorHAnsi"/>
-          <w:b/>
-          <w:bCs/>
-          <w:sz w:val="32"/>
-          <w:szCs w:val="32"/>
-        </w:rPr>
-        <w:lastRenderedPageBreak/>
-        <w:t>Testy jednostkowe</w:t>
-      </w:r>
-    </w:p>
-    <w:p>
-      <w:pPr>
-        <w:ind w:firstLine="360"/>
-        <w:rPr>
-          <w:rFonts w:asciiTheme="majorHAnsi" w:hAnsiTheme="majorHAnsi"/>
-          <w:sz w:val="22"/>
-          <w:szCs w:val="22"/>
-        </w:rPr>
-      </w:pPr>
-      <w:r>
-        <w:rPr>
-          <w:rFonts w:asciiTheme="majorHAnsi" w:hAnsiTheme="majorHAnsi"/>
-          <w:b/>
-          <w:bCs/>
-          <w:sz w:val="22"/>
-          <w:szCs w:val="22"/>
-        </w:rPr>
-        <w:t>Czym są</w:t>
-      </w:r>
-      <w:r>
-        <w:rPr>
-          <w:rFonts w:asciiTheme="majorHAnsi" w:hAnsiTheme="majorHAnsi"/>
-          <w:b/>
-          <w:bCs/>
-          <w:sz w:val="22"/>
-          <w:szCs w:val="22"/>
-        </w:rPr>
-        <w:t>? -</w:t>
-      </w:r>
-      <w:r>
-        <w:rPr>
-          <w:rFonts w:asciiTheme="majorHAnsi" w:hAnsiTheme="majorHAnsi"/>
-          <w:sz w:val="22"/>
-          <w:szCs w:val="22"/>
-        </w:rPr>
-        <w:t xml:space="preserve"> Testy jednostkowe (ang. </w:t>
-      </w:r>
-      <w:r>
-        <w:rPr>
-          <w:rFonts w:asciiTheme="majorHAnsi" w:hAnsiTheme="majorHAnsi"/>
-          <w:i/>
-          <w:iCs/>
-          <w:sz w:val="22"/>
-          <w:szCs w:val="22"/>
-        </w:rPr>
-        <w:t>unit tests</w:t>
-      </w:r>
-      <w:r>
-        <w:rPr>
-          <w:rFonts w:asciiTheme="majorHAnsi" w:hAnsiTheme="majorHAnsi"/>
-          <w:sz w:val="22"/>
-          <w:szCs w:val="22"/>
-        </w:rPr>
-        <w:t>) sprawdzają najmniejsze samodzielne fragmenty programu, np. pojedynczą metodę lub klasę, w izolacji od reszty systemu. Każdy test podaje określone dane wejściowe, uruchamia testowaną jednostkę i porównuje jej wynik z oczekiwanym. Są szybkie, w pełni automatyczne i powtarzalne, więc można je uruchamiać po każdej zmianie kodu.</w:t>
-      </w:r>
-    </w:p>
-    <w:p>
-      <w:pPr>
-        <w:ind w:firstLine="360"/>
-        <w:rPr>
-          <w:rFonts w:asciiTheme="majorHAnsi" w:hAnsiTheme="majorHAnsi"/>
-          <w:sz w:val="22"/>
-          <w:szCs w:val="22"/>
-        </w:rPr>
-      </w:pPr>
-      <w:r>
-        <w:rPr>
-          <w:rFonts w:asciiTheme="majorHAnsi" w:hAnsiTheme="majorHAnsi"/>
-          <w:b/>
-          <w:bCs/>
-          <w:sz w:val="22"/>
-          <w:szCs w:val="22"/>
-        </w:rPr>
-        <w:t>Kiedy je wykonujemy</w:t>
-      </w:r>
-      <w:r>
-        <w:rPr>
-          <w:rFonts w:asciiTheme="majorHAnsi" w:hAnsiTheme="majorHAnsi"/>
-          <w:b/>
-          <w:bCs/>
-          <w:sz w:val="22"/>
-          <w:szCs w:val="22"/>
-        </w:rPr>
-        <w:t xml:space="preserve">? - </w:t>
-      </w:r>
-      <w:r>
-        <w:rPr>
-          <w:rFonts w:asciiTheme="majorHAnsi" w:hAnsiTheme="majorHAnsi"/>
-          <w:sz w:val="22"/>
-          <w:szCs w:val="22"/>
-        </w:rPr>
-        <w:t>Najczęściej w trakcie pisania kodu, zwykle przez samego programistę, a potem po każdej modyfikacji</w:t>
-      </w:r>
-      <w:r>
-        <w:rPr>
-          <w:rFonts w:asciiTheme="majorHAnsi" w:hAnsiTheme="majorHAnsi"/>
-          <w:sz w:val="22"/>
-          <w:szCs w:val="22"/>
-        </w:rPr>
-        <w:t xml:space="preserve"> </w:t>
-      </w:r>
-      <w:r>
-        <w:rPr>
-          <w:rFonts w:asciiTheme="majorHAnsi" w:hAnsiTheme="majorHAnsi"/>
-          <w:sz w:val="22"/>
-          <w:szCs w:val="22"/>
-        </w:rPr>
-        <w:t>oraz automatycznie w procesie CI/CD przed scaleniem zmian. Dzięki temu błąd jest wykrywany w miejscu, w którym powstał, i jest tani w naprawie.</w:t>
-      </w:r>
-    </w:p>
-    <w:p>
-      <w:pPr>
-        <w:ind w:firstLine="360"/>
-        <w:rPr>
-          <w:rFonts w:asciiTheme="majorHAnsi" w:hAnsiTheme="majorHAnsi"/>
-          <w:sz w:val="22"/>
-          <w:szCs w:val="22"/>
-        </w:rPr>
-      </w:pPr>
-      <w:r>
-        <w:rPr>
-          <w:rFonts w:asciiTheme="majorHAnsi" w:hAnsiTheme="majorHAnsi"/>
-          <w:b/>
-          <w:bCs/>
-          <w:sz w:val="22"/>
-          <w:szCs w:val="22"/>
-        </w:rPr>
-        <w:t>Narzędzie</w:t>
-      </w:r>
-      <w:r>
-        <w:rPr>
-          <w:rFonts w:asciiTheme="majorHAnsi" w:hAnsiTheme="majorHAnsi"/>
-          <w:b/>
-          <w:bCs/>
-          <w:sz w:val="22"/>
-          <w:szCs w:val="22"/>
-        </w:rPr>
-        <w:t xml:space="preserve"> -</w:t>
-      </w:r>
-      <w:r>
-        <w:rPr>
-          <w:rFonts w:asciiTheme="majorHAnsi" w:hAnsiTheme="majorHAnsi"/>
-          <w:b/>
-          <w:bCs/>
-          <w:sz w:val="22"/>
-          <w:szCs w:val="22"/>
-        </w:rPr>
-        <w:t xml:space="preserve"> xUnit.</w:t>
-      </w:r>
-      <w:r>
-        <w:rPr>
-          <w:rFonts w:asciiTheme="majorHAnsi" w:hAnsiTheme="majorHAnsi"/>
-          <w:sz w:val="22"/>
-          <w:szCs w:val="22"/>
-        </w:rPr>
-        <w:t xml:space="preserve"> xUnit to popularny, darmowy framework do testów jednostkowych w .NET (C#). Testy są zwykłymi metodami oznaczonymi atrybutem [Fact] (test bez parametrów) lub [Theory] (test z wieloma zestawami danych). Do sprawdzania wyników służą asercje klasy Assert</w:t>
-      </w:r>
-      <w:r>
-        <w:rPr>
-          <w:rFonts w:asciiTheme="majorHAnsi" w:hAnsiTheme="majorHAnsi"/>
-          <w:sz w:val="22"/>
-          <w:szCs w:val="22"/>
-        </w:rPr>
-        <w:t xml:space="preserve">. </w:t>
-      </w:r>
-      <w:r>
-        <w:rPr>
-          <w:rFonts w:asciiTheme="majorHAnsi" w:hAnsiTheme="majorHAnsi"/>
-          <w:sz w:val="22"/>
-          <w:szCs w:val="22"/>
-        </w:rPr>
-        <w:t>Test przechodzi, gdy wszystkie asercje są spełnione, a nie przechodzi, gdy któraś zawiedzie lub wystąpi nieoczekiwany wyjątek</w:t>
-      </w:r>
-      <w:r>
-        <w:rPr>
-          <w:rFonts w:asciiTheme="majorHAnsi" w:hAnsiTheme="majorHAnsi"/>
-          <w:sz w:val="22"/>
-          <w:szCs w:val="22"/>
-        </w:rPr>
-        <w:t>.</w:t>
-      </w:r>
-    </w:p>
-    <w:p>
-      <w:pPr>
-        <w:rPr>
-          <w:rFonts w:asciiTheme="majorHAnsi" w:hAnsiTheme="majorHAnsi"/>
-          <w:b/>
-          <w:bCs/>
-          <w:sz w:val="28"/>
-          <w:szCs w:val="28"/>
-        </w:rPr>
-      </w:pPr>
-    </w:p>
-    <w:p>
-      <w:pPr>
-        <w:pStyle w:val="Akapitzlist"/>
+      </w:pPr>
+    </w:p>
+    <w:p>
+      <w:pPr>
+        <w:pStyle w:val="Nagwek1"/>
         <w:numPr>
           <w:ilvl w:val="1"/>
-          <w:numId w:val="5"/>
+          <w:numId w:val="27"/>
         </w:numPr>
-        <w:rPr>
-          <w:rFonts w:asciiTheme="majorHAnsi" w:hAnsiTheme="majorHAnsi"/>
-          <w:b/>
-          <w:bCs/>
-          <w:sz w:val="28"/>
-          <w:szCs w:val="28"/>
-        </w:rPr>
-      </w:pPr>
-      <w:r>
-        <w:rPr>
-          <w:rFonts w:asciiTheme="majorHAnsi" w:hAnsiTheme="majorHAnsi"/>
-          <w:b/>
-          <w:bCs/>
-          <w:sz w:val="28"/>
-          <w:szCs w:val="28"/>
-        </w:rPr>
+      </w:pPr>
+      <w:bookmarkStart w:id="2" w:name="_Toc242894337"/>
+      <w:r>
         <w:t>Implementacja programu</w:t>
       </w:r>
+      <w:bookmarkEnd w:id="2"/>
     </w:p>
     <w:p>
       <w:pPr>
         <w:ind w:firstLine="360"/>
-        <w:rPr>
-          <w:rFonts w:asciiTheme="majorHAnsi" w:hAnsiTheme="majorHAnsi"/>
-          <w:sz w:val="22"/>
-          <w:szCs w:val="22"/>
-        </w:rPr>
-      </w:pPr>
-      <w:r>
-        <w:rPr>
-          <w:rFonts w:asciiTheme="majorHAnsi" w:hAnsiTheme="majorHAnsi"/>
-          <w:sz w:val="22"/>
-          <w:szCs w:val="22"/>
-        </w:rPr>
+      </w:pPr>
+      <w:r>
         <w:t>Program to konsolowa loteria liczbowa typu „Lotto”. Użytkownik podaje, ile zestawów chce wylosować. Program losuje dla każdego zestawu 6 różnych liczb z przedziału 1–49 i zapisuje je w dwuwymiarowej tablicy (wiersz = zestaw, kolumna = pozycja w zestawie). Następnie wyświetla wszystkie zestawy i zlicza, ile razy w całym losowaniu wystąpiła każda liczba od 1 do 49. Gdy użytkownik wpisze tekst zamiast liczby, program wypisuje komunikat o błędzie i kończy działanie.</w:t>
       </w:r>
     </w:p>
@@ -726,14 +1098,12 @@
         <w:ind w:firstLine="360"/>
         <w:rPr>
           <w:rFonts w:asciiTheme="majorHAnsi" w:hAnsiTheme="majorHAnsi"/>
-          <w:sz w:val="22"/>
-          <w:szCs w:val="22"/>
-        </w:rPr>
-      </w:pPr>
-      <w:r>
-        <w:rPr>
-          <w:rFonts w:asciiTheme="majorHAnsi" w:hAnsiTheme="majorHAnsi"/>
-          <w:sz w:val="22"/>
+          <w:szCs w:val="22"/>
+        </w:rPr>
+      </w:pPr>
+      <w:r>
+        <w:rPr>
+          <w:rFonts w:asciiTheme="majorHAnsi" w:hAnsiTheme="majorHAnsi"/>
           <w:szCs w:val="22"/>
         </w:rPr>
         <w:t>Przykładowy wynik dla wejścia 2:</w:t>
@@ -935,130 +1305,89 @@
         <w:spacing w:after="0" w:line="240" w:lineRule="auto"/>
         <w:rPr>
           <w:rFonts w:asciiTheme="majorHAnsi" w:hAnsiTheme="majorHAnsi"/>
+          <w:szCs w:val="22"/>
+        </w:rPr>
+      </w:pPr>
+      <w:r>
+        <w:rPr>
+          <w:rFonts w:asciiTheme="majorHAnsi" w:hAnsiTheme="majorHAnsi"/>
+          <w:szCs w:val="22"/>
+        </w:rPr>
+        <w:t>Opis kodu:</w:t>
+      </w:r>
+    </w:p>
+    <w:p>
+      <w:pPr>
+        <w:spacing w:after="0" w:line="240" w:lineRule="auto"/>
+        <w:rPr>
+          <w:rFonts w:asciiTheme="majorHAnsi" w:hAnsiTheme="majorHAnsi"/>
+          <w:szCs w:val="22"/>
+        </w:rPr>
+      </w:pPr>
+    </w:p>
+    <w:p>
+      <w:pPr>
+        <w:pStyle w:val="Podtytu"/>
+        <w:spacing w:after="120"/>
+        <w:jc w:val="left"/>
+      </w:pPr>
+      <w:r>
+        <w:rPr>
           <w:sz w:val="22"/>
           <w:szCs w:val="22"/>
         </w:rPr>
-      </w:pPr>
-      <w:r>
-        <w:rPr>
-          <w:rFonts w:asciiTheme="majorHAnsi" w:hAnsiTheme="majorHAnsi"/>
-          <w:sz w:val="22"/>
-          <w:szCs w:val="22"/>
-        </w:rPr>
-        <w:t>Opis kodu:</w:t>
-      </w:r>
-    </w:p>
-    <w:p>
-      <w:pPr>
-        <w:spacing w:after="0" w:line="240" w:lineRule="auto"/>
-        <w:rPr>
-          <w:rFonts w:asciiTheme="majorHAnsi" w:hAnsiTheme="majorHAnsi"/>
-          <w:sz w:val="22"/>
-          <w:szCs w:val="22"/>
-        </w:rPr>
-      </w:pPr>
-    </w:p>
-    <w:p>
-      <w:pPr>
-        <w:spacing w:after="0" w:line="240" w:lineRule="auto"/>
-        <w:rPr>
-          <w:rFonts w:asciiTheme="majorHAnsi" w:hAnsiTheme="majorHAnsi"/>
-          <w:sz w:val="22"/>
-          <w:szCs w:val="22"/>
-        </w:rPr>
-      </w:pPr>
-      <w:r>
-        <w:rPr>
-          <w:rFonts w:asciiTheme="majorHAnsi" w:hAnsiTheme="majorHAnsi"/>
-          <w:sz w:val="22"/>
-          <w:szCs w:val="22"/>
-        </w:rPr>
         <w:t xml:space="preserve">• </w:t>
       </w:r>
       <w:r>
-        <w:rPr>
-          <w:rFonts w:asciiTheme="majorHAnsi" w:hAnsiTheme="majorHAnsi"/>
-          <w:b/>
-          <w:bCs/>
-          <w:sz w:val="28"/>
-          <w:szCs w:val="28"/>
-        </w:rPr>
-        <w:t>Stałe:</w:t>
-      </w:r>
-      <w:r>
-        <w:rPr>
-          <w:rFonts w:asciiTheme="majorHAnsi" w:hAnsiTheme="majorHAnsi"/>
-          <w:sz w:val="28"/>
-          <w:szCs w:val="28"/>
-        </w:rPr>
-        <w:t xml:space="preserve"> </w:t>
+        <w:t xml:space="preserve">Stałe: </w:t>
       </w:r>
     </w:p>
     <w:tbl>
       <w:tblPr>
-        <w:tblW w:w="0" w:type="auto"/>
-        <w:tblCellSpacing w:w="15" w:type="dxa"/>
-        <w:tblCellMar>
-          <w:top w:w="15" w:type="dxa"/>
-          <w:left w:w="15" w:type="dxa"/>
-          <w:bottom w:w="15" w:type="dxa"/>
-          <w:right w:w="15" w:type="dxa"/>
-        </w:tblCellMar>
+        <w:tblStyle w:val="Siatkatabelijasna"/>
+        <w:tblW w:w="9214" w:type="dxa"/>
         <w:tblLook w:val="04A0" w:firstRow="1" w:lastRow="0" w:firstColumn="1" w:lastColumn="0" w:noHBand="0" w:noVBand="1"/>
       </w:tblPr>
       <w:tblGrid>
-        <w:gridCol w:w="1545"/>
-        <w:gridCol w:w="291"/>
-        <w:gridCol w:w="4343"/>
+        <w:gridCol w:w="1822"/>
+        <w:gridCol w:w="544"/>
+        <w:gridCol w:w="6848"/>
       </w:tblGrid>
       <w:tr>
-        <w:trPr>
-          <w:tblCellSpacing w:w="15" w:type="dxa"/>
-        </w:trPr>
         <w:tc>
           <w:tcPr>
-            <w:tcW w:w="0" w:type="auto"/>
-            <w:vAlign w:val="center"/>
+            <w:tcW w:w="1798" w:type="dxa"/>
             <w:hideMark/>
           </w:tcPr>
           <w:p>
             <w:pPr>
-              <w:spacing w:after="0" w:line="240" w:lineRule="auto"/>
               <w:rPr>
-                <w:rFonts w:asciiTheme="majorHAnsi" w:hAnsiTheme="majorHAnsi"/>
-                <w:sz w:val="22"/>
                 <w:szCs w:val="22"/>
               </w:rPr>
             </w:pPr>
+            <w:proofErr w:type="spellStart"/>
             <w:r>
               <w:rPr>
-                <w:rFonts w:asciiTheme="majorHAnsi" w:hAnsiTheme="majorHAnsi"/>
-                <w:sz w:val="22"/>
                 <w:szCs w:val="22"/>
               </w:rPr>
               <w:t>LiczbWZestawie</w:t>
             </w:r>
+            <w:proofErr w:type="spellEnd"/>
           </w:p>
         </w:tc>
         <w:tc>
           <w:tcPr>
-            <w:tcW w:w="0" w:type="auto"/>
-            <w:vAlign w:val="center"/>
+            <w:tcW w:w="537" w:type="dxa"/>
             <w:hideMark/>
           </w:tcPr>
           <w:p>
             <w:pPr>
-              <w:spacing w:after="0" w:line="240" w:lineRule="auto"/>
               <w:rPr>
-                <w:rFonts w:asciiTheme="majorHAnsi" w:hAnsiTheme="majorHAnsi"/>
-                <w:sz w:val="22"/>
                 <w:szCs w:val="22"/>
               </w:rPr>
             </w:pPr>
             <w:r>
               <w:rPr>
-                <w:rFonts w:asciiTheme="majorHAnsi" w:hAnsiTheme="majorHAnsi"/>
-                <w:sz w:val="22"/>
                 <w:szCs w:val="22"/>
               </w:rPr>
               <w:t>6</w:t>
@@ -1067,23 +1396,17 @@
         </w:tc>
         <w:tc>
           <w:tcPr>
-            <w:tcW w:w="0" w:type="auto"/>
-            <w:vAlign w:val="center"/>
+            <w:tcW w:w="6759" w:type="dxa"/>
             <w:hideMark/>
           </w:tcPr>
           <w:p>
             <w:pPr>
-              <w:spacing w:after="0" w:line="240" w:lineRule="auto"/>
               <w:rPr>
-                <w:rFonts w:asciiTheme="majorHAnsi" w:hAnsiTheme="majorHAnsi"/>
-                <w:sz w:val="22"/>
                 <w:szCs w:val="22"/>
               </w:rPr>
             </w:pPr>
             <w:r>
               <w:rPr>
-                <w:rFonts w:asciiTheme="majorHAnsi" w:hAnsiTheme="majorHAnsi"/>
-                <w:sz w:val="22"/>
                 <w:szCs w:val="22"/>
               </w:rPr>
               <w:t>Ile liczb zawiera jeden zestaw (jedno losowanie).</w:t>
@@ -1092,53 +1415,40 @@
         </w:tc>
       </w:tr>
       <w:tr>
-        <w:trPr>
-          <w:tblCellSpacing w:w="15" w:type="dxa"/>
-        </w:trPr>
         <w:tc>
           <w:tcPr>
-            <w:tcW w:w="0" w:type="auto"/>
-            <w:vAlign w:val="center"/>
+            <w:tcW w:w="1798" w:type="dxa"/>
             <w:hideMark/>
           </w:tcPr>
           <w:p>
             <w:pPr>
-              <w:spacing w:after="0" w:line="240" w:lineRule="auto"/>
               <w:rPr>
-                <w:rFonts w:asciiTheme="majorHAnsi" w:hAnsiTheme="majorHAnsi"/>
-                <w:sz w:val="22"/>
                 <w:szCs w:val="22"/>
               </w:rPr>
             </w:pPr>
+            <w:proofErr w:type="spellStart"/>
             <w:r>
               <w:rPr>
-                <w:rFonts w:asciiTheme="majorHAnsi" w:hAnsiTheme="majorHAnsi"/>
-                <w:sz w:val="22"/>
                 <w:szCs w:val="22"/>
               </w:rPr>
               <w:t>MinLiczba</w:t>
             </w:r>
+            <w:proofErr w:type="spellEnd"/>
           </w:p>
         </w:tc>
         <w:tc>
           <w:tcPr>
-            <w:tcW w:w="0" w:type="auto"/>
-            <w:vAlign w:val="center"/>
+            <w:tcW w:w="537" w:type="dxa"/>
             <w:hideMark/>
           </w:tcPr>
           <w:p>
             <w:pPr>
-              <w:spacing w:after="0" w:line="240" w:lineRule="auto"/>
               <w:rPr>
-                <w:rFonts w:asciiTheme="majorHAnsi" w:hAnsiTheme="majorHAnsi"/>
-                <w:sz w:val="22"/>
                 <w:szCs w:val="22"/>
               </w:rPr>
             </w:pPr>
             <w:r>
               <w:rPr>
-                <w:rFonts w:asciiTheme="majorHAnsi" w:hAnsiTheme="majorHAnsi"/>
-                <w:sz w:val="22"/>
                 <w:szCs w:val="22"/>
               </w:rPr>
               <w:t>1</w:t>
@@ -1147,23 +1457,17 @@
         </w:tc>
         <w:tc>
           <w:tcPr>
-            <w:tcW w:w="0" w:type="auto"/>
-            <w:vAlign w:val="center"/>
+            <w:tcW w:w="6759" w:type="dxa"/>
             <w:hideMark/>
           </w:tcPr>
           <w:p>
             <w:pPr>
-              <w:spacing w:after="0" w:line="240" w:lineRule="auto"/>
               <w:rPr>
-                <w:rFonts w:asciiTheme="majorHAnsi" w:hAnsiTheme="majorHAnsi"/>
-                <w:sz w:val="22"/>
                 <w:szCs w:val="22"/>
               </w:rPr>
             </w:pPr>
             <w:r>
               <w:rPr>
-                <w:rFonts w:asciiTheme="majorHAnsi" w:hAnsiTheme="majorHAnsi"/>
-                <w:sz w:val="22"/>
                 <w:szCs w:val="22"/>
               </w:rPr>
               <w:t>Najmniejsza liczba, którą można wylosować.</w:t>
@@ -1172,53 +1476,40 @@
         </w:tc>
       </w:tr>
       <w:tr>
-        <w:trPr>
-          <w:tblCellSpacing w:w="15" w:type="dxa"/>
-        </w:trPr>
         <w:tc>
           <w:tcPr>
-            <w:tcW w:w="0" w:type="auto"/>
-            <w:vAlign w:val="center"/>
+            <w:tcW w:w="1798" w:type="dxa"/>
             <w:hideMark/>
           </w:tcPr>
           <w:p>
             <w:pPr>
-              <w:spacing w:after="0" w:line="240" w:lineRule="auto"/>
               <w:rPr>
-                <w:rFonts w:asciiTheme="majorHAnsi" w:hAnsiTheme="majorHAnsi"/>
-                <w:sz w:val="22"/>
                 <w:szCs w:val="22"/>
               </w:rPr>
             </w:pPr>
+            <w:proofErr w:type="spellStart"/>
             <w:r>
               <w:rPr>
-                <w:rFonts w:asciiTheme="majorHAnsi" w:hAnsiTheme="majorHAnsi"/>
-                <w:sz w:val="22"/>
                 <w:szCs w:val="22"/>
               </w:rPr>
               <w:t>MaxLiczba</w:t>
             </w:r>
+            <w:proofErr w:type="spellEnd"/>
           </w:p>
         </w:tc>
         <w:tc>
           <w:tcPr>
-            <w:tcW w:w="0" w:type="auto"/>
-            <w:vAlign w:val="center"/>
+            <w:tcW w:w="537" w:type="dxa"/>
             <w:hideMark/>
           </w:tcPr>
           <w:p>
             <w:pPr>
-              <w:spacing w:after="0" w:line="240" w:lineRule="auto"/>
               <w:rPr>
-                <w:rFonts w:asciiTheme="majorHAnsi" w:hAnsiTheme="majorHAnsi"/>
-                <w:sz w:val="22"/>
                 <w:szCs w:val="22"/>
               </w:rPr>
             </w:pPr>
             <w:r>
               <w:rPr>
-                <w:rFonts w:asciiTheme="majorHAnsi" w:hAnsiTheme="majorHAnsi"/>
-                <w:sz w:val="22"/>
                 <w:szCs w:val="22"/>
               </w:rPr>
               <w:t>49</w:t>
@@ -1227,23 +1518,17 @@
         </w:tc>
         <w:tc>
           <w:tcPr>
-            <w:tcW w:w="0" w:type="auto"/>
-            <w:vAlign w:val="center"/>
+            <w:tcW w:w="6759" w:type="dxa"/>
             <w:hideMark/>
           </w:tcPr>
           <w:p>
             <w:pPr>
-              <w:spacing w:after="0" w:line="240" w:lineRule="auto"/>
               <w:rPr>
-                <w:rFonts w:asciiTheme="majorHAnsi" w:hAnsiTheme="majorHAnsi"/>
-                <w:sz w:val="22"/>
                 <w:szCs w:val="22"/>
               </w:rPr>
             </w:pPr>
             <w:r>
               <w:rPr>
-                <w:rFonts w:asciiTheme="majorHAnsi" w:hAnsiTheme="majorHAnsi"/>
-                <w:sz w:val="22"/>
                 <w:szCs w:val="22"/>
               </w:rPr>
               <w:t>Największa liczba, którą można wylosować</w:t>
@@ -1254,62 +1539,32 @@
     </w:tbl>
     <w:p>
       <w:pPr>
-        <w:spacing w:after="0" w:line="240" w:lineRule="auto"/>
-        <w:rPr>
-          <w:rFonts w:asciiTheme="majorHAnsi" w:hAnsiTheme="majorHAnsi"/>
-          <w:sz w:val="22"/>
-          <w:szCs w:val="22"/>
-        </w:rPr>
-      </w:pPr>
-    </w:p>
-    <w:p>
-      <w:pPr>
-        <w:spacing w:after="0" w:line="240" w:lineRule="auto"/>
-        <w:rPr>
-          <w:rFonts w:asciiTheme="majorHAnsi" w:hAnsiTheme="majorHAnsi"/>
-          <w:sz w:val="22"/>
-          <w:szCs w:val="22"/>
-        </w:rPr>
-      </w:pPr>
-      <w:r>
-        <w:rPr>
-          <w:rFonts w:asciiTheme="majorHAnsi" w:hAnsiTheme="majorHAnsi"/>
-          <w:sz w:val="22"/>
-          <w:szCs w:val="22"/>
-        </w:rPr>
-        <w:t xml:space="preserve">• </w:t>
-      </w:r>
-      <w:r>
-        <w:rPr>
-          <w:rFonts w:asciiTheme="majorHAnsi" w:hAnsiTheme="majorHAnsi"/>
-          <w:b/>
-          <w:bCs/>
-          <w:sz w:val="22"/>
-          <w:szCs w:val="22"/>
-        </w:rPr>
-        <w:t xml:space="preserve">Funkcja </w:t>
-      </w:r>
-      <w:r>
-        <w:rPr>
-          <w:rFonts w:asciiTheme="majorHAnsi" w:hAnsiTheme="majorHAnsi"/>
-          <w:b/>
-          <w:bCs/>
-          <w:color w:val="BF4E14" w:themeColor="accent2" w:themeShade="BF"/>
-          <w:sz w:val="22"/>
+        <w:rPr>
+          <w:szCs w:val="22"/>
+        </w:rPr>
+      </w:pPr>
+    </w:p>
+    <w:p>
+      <w:pPr>
+        <w:rPr>
+          <w:szCs w:val="22"/>
+        </w:rPr>
+      </w:pPr>
+      <w:r>
+        <w:rPr>
+          <w:szCs w:val="22"/>
+        </w:rPr>
+        <w:t xml:space="preserve">• Funkcja </w:t>
+      </w:r>
+      <w:proofErr w:type="spellStart"/>
+      <w:r>
+        <w:rPr>
+          <w:color w:val="BF4E14" w:themeColor="accent2" w:themeShade="BF"/>
           <w:szCs w:val="22"/>
         </w:rPr>
         <w:t>Main</w:t>
       </w:r>
-    </w:p>
-    <w:p>
-      <w:pPr>
-        <w:spacing w:after="0" w:line="240" w:lineRule="auto"/>
-        <w:rPr>
-          <w:rFonts w:asciiTheme="majorHAnsi" w:hAnsiTheme="majorHAnsi"/>
-          <w:sz w:val="22"/>
-          <w:szCs w:val="22"/>
-        </w:rPr>
-      </w:pPr>
+      <w:proofErr w:type="spellEnd"/>
     </w:p>
     <w:p>
       <w:pPr>
@@ -1321,34 +1576,147 @@
         <w:spacing w:after="0" w:line="240" w:lineRule="auto"/>
         <w:rPr>
           <w:rFonts w:asciiTheme="majorHAnsi" w:hAnsiTheme="majorHAnsi"/>
-          <w:sz w:val="22"/>
-          <w:szCs w:val="22"/>
-        </w:rPr>
-      </w:pPr>
-      <w:r>
-        <w:rPr>
-          <w:rFonts w:asciiTheme="majorHAnsi" w:hAnsiTheme="majorHAnsi"/>
-          <w:color w:val="BF4E14" w:themeColor="accent2" w:themeShade="BF"/>
-          <w:sz w:val="22"/>
-          <w:szCs w:val="22"/>
-        </w:rPr>
-        <w:t xml:space="preserve">int.TryParse(Console.ReadLine(), out int ileZestawow) </w:t>
-      </w:r>
-      <w:r>
-        <w:rPr>
-          <w:rFonts w:asciiTheme="majorHAnsi" w:hAnsiTheme="majorHAnsi"/>
-          <w:sz w:val="22"/>
-          <w:szCs w:val="22"/>
-        </w:rPr>
-        <w:t xml:space="preserve"> - </w:t>
-      </w:r>
-      <w:r>
-        <w:rPr>
-          <w:rFonts w:asciiTheme="majorHAnsi" w:hAnsiTheme="majorHAnsi"/>
-          <w:sz w:val="22"/>
-          <w:szCs w:val="22"/>
-        </w:rPr>
-        <w:t>wczytuje tekst z klawiatury i próbuje zamienić go na liczbę całkowitą. Jeśli się uda, zwraca true, a wynik trafia do zmiennej ileZestawow. Jeśli użytkownik wpisze tekst (np. abc), zwraca false i program nie ulega awarii.</w:t>
+          <w:szCs w:val="22"/>
+        </w:rPr>
+      </w:pPr>
+      <w:proofErr w:type="spellStart"/>
+      <w:proofErr w:type="gramStart"/>
+      <w:r>
+        <w:rPr>
+          <w:rFonts w:asciiTheme="majorHAnsi" w:hAnsiTheme="majorHAnsi"/>
+          <w:color w:val="BF4E14" w:themeColor="accent2" w:themeShade="BF"/>
+          <w:szCs w:val="22"/>
+        </w:rPr>
+        <w:lastRenderedPageBreak/>
+        <w:t>int.TryParse</w:t>
+      </w:r>
+      <w:proofErr w:type="spellEnd"/>
+      <w:proofErr w:type="gramEnd"/>
+      <w:r>
+        <w:rPr>
+          <w:rFonts w:asciiTheme="majorHAnsi" w:hAnsiTheme="majorHAnsi"/>
+          <w:color w:val="BF4E14" w:themeColor="accent2" w:themeShade="BF"/>
+          <w:szCs w:val="22"/>
+        </w:rPr>
+        <w:t>(</w:t>
+      </w:r>
+      <w:proofErr w:type="spellStart"/>
+      <w:r>
+        <w:rPr>
+          <w:rFonts w:asciiTheme="majorHAnsi" w:hAnsiTheme="majorHAnsi"/>
+          <w:color w:val="BF4E14" w:themeColor="accent2" w:themeShade="BF"/>
+          <w:szCs w:val="22"/>
+        </w:rPr>
+        <w:t>Console.ReadLine</w:t>
+      </w:r>
+      <w:proofErr w:type="spellEnd"/>
+      <w:r>
+        <w:rPr>
+          <w:rFonts w:asciiTheme="majorHAnsi" w:hAnsiTheme="majorHAnsi"/>
+          <w:color w:val="BF4E14" w:themeColor="accent2" w:themeShade="BF"/>
+          <w:szCs w:val="22"/>
+        </w:rPr>
+        <w:t xml:space="preserve">(), out </w:t>
+      </w:r>
+      <w:proofErr w:type="spellStart"/>
+      <w:r>
+        <w:rPr>
+          <w:rFonts w:asciiTheme="majorHAnsi" w:hAnsiTheme="majorHAnsi"/>
+          <w:color w:val="BF4E14" w:themeColor="accent2" w:themeShade="BF"/>
+          <w:szCs w:val="22"/>
+        </w:rPr>
+        <w:t>int</w:t>
+      </w:r>
+      <w:proofErr w:type="spellEnd"/>
+      <w:r>
+        <w:rPr>
+          <w:rFonts w:asciiTheme="majorHAnsi" w:hAnsiTheme="majorHAnsi"/>
+          <w:color w:val="BF4E14" w:themeColor="accent2" w:themeShade="BF"/>
+          <w:szCs w:val="22"/>
+        </w:rPr>
+        <w:t xml:space="preserve"> </w:t>
+      </w:r>
+      <w:proofErr w:type="spellStart"/>
+      <w:proofErr w:type="gramStart"/>
+      <w:r>
+        <w:rPr>
+          <w:rFonts w:asciiTheme="majorHAnsi" w:hAnsiTheme="majorHAnsi"/>
+          <w:color w:val="BF4E14" w:themeColor="accent2" w:themeShade="BF"/>
+          <w:szCs w:val="22"/>
+        </w:rPr>
+        <w:t>ileZestawow</w:t>
+      </w:r>
+      <w:proofErr w:type="spellEnd"/>
+      <w:r>
+        <w:rPr>
+          <w:rFonts w:asciiTheme="majorHAnsi" w:hAnsiTheme="majorHAnsi"/>
+          <w:color w:val="BF4E14" w:themeColor="accent2" w:themeShade="BF"/>
+          <w:szCs w:val="22"/>
+        </w:rPr>
+        <w:t xml:space="preserve">) </w:t>
+      </w:r>
+      <w:r>
+        <w:rPr>
+          <w:rFonts w:asciiTheme="majorHAnsi" w:hAnsiTheme="majorHAnsi"/>
+          <w:szCs w:val="22"/>
+        </w:rPr>
+        <w:t xml:space="preserve"> -</w:t>
+      </w:r>
+      <w:proofErr w:type="gramEnd"/>
+      <w:r>
+        <w:rPr>
+          <w:rFonts w:asciiTheme="majorHAnsi" w:hAnsiTheme="majorHAnsi"/>
+          <w:szCs w:val="22"/>
+        </w:rPr>
+        <w:t xml:space="preserve"> wczytuje tekst z klawiatury i próbuje zamienić go na liczbę całkowitą. Jeśli się uda, zwraca </w:t>
+      </w:r>
+      <w:proofErr w:type="spellStart"/>
+      <w:r>
+        <w:rPr>
+          <w:rFonts w:asciiTheme="majorHAnsi" w:hAnsiTheme="majorHAnsi"/>
+          <w:szCs w:val="22"/>
+        </w:rPr>
+        <w:t>true</w:t>
+      </w:r>
+      <w:proofErr w:type="spellEnd"/>
+      <w:r>
+        <w:rPr>
+          <w:rFonts w:asciiTheme="majorHAnsi" w:hAnsiTheme="majorHAnsi"/>
+          <w:szCs w:val="22"/>
+        </w:rPr>
+        <w:t xml:space="preserve">, a wynik trafia do zmiennej </w:t>
+      </w:r>
+      <w:proofErr w:type="spellStart"/>
+      <w:r>
+        <w:rPr>
+          <w:rFonts w:asciiTheme="majorHAnsi" w:hAnsiTheme="majorHAnsi"/>
+          <w:szCs w:val="22"/>
+        </w:rPr>
+        <w:t>ileZestawow</w:t>
+      </w:r>
+      <w:proofErr w:type="spellEnd"/>
+      <w:r>
+        <w:rPr>
+          <w:rFonts w:asciiTheme="majorHAnsi" w:hAnsiTheme="majorHAnsi"/>
+          <w:szCs w:val="22"/>
+        </w:rPr>
+        <w:t xml:space="preserve">. Jeśli użytkownik wpisze tekst (np. abc), zwraca </w:t>
+      </w:r>
+      <w:proofErr w:type="spellStart"/>
+      <w:r>
+        <w:rPr>
+          <w:rFonts w:asciiTheme="majorHAnsi" w:hAnsiTheme="majorHAnsi"/>
+          <w:szCs w:val="22"/>
+        </w:rPr>
+        <w:t>false</w:t>
+      </w:r>
+      <w:proofErr w:type="spellEnd"/>
+      <w:r>
+        <w:rPr>
+          <w:rFonts w:asciiTheme="majorHAnsi" w:hAnsiTheme="majorHAnsi"/>
+          <w:szCs w:val="22"/>
+        </w:rPr>
+        <w:t xml:space="preserve"> i program nie ulega awarii.</w:t>
       </w:r>
     </w:p>
     <w:p>
@@ -1362,20 +1730,28 @@
           <w:rFonts w:asciiTheme="majorHAnsi" w:hAnsiTheme="majorHAnsi"/>
           <w:b/>
           <w:bCs/>
-          <w:sz w:val="22"/>
-          <w:szCs w:val="22"/>
-        </w:rPr>
-      </w:pPr>
-      <w:r>
-        <w:rPr>
-          <w:rFonts w:asciiTheme="majorHAnsi" w:hAnsiTheme="majorHAnsi"/>
-          <w:b/>
-          <w:bCs/>
-          <w:sz w:val="22"/>
-          <w:szCs w:val="22"/>
-        </w:rPr>
-        <w:lastRenderedPageBreak/>
-        <w:t>if (poprawne dane):</w:t>
+          <w:szCs w:val="22"/>
+        </w:rPr>
+      </w:pPr>
+      <w:proofErr w:type="spellStart"/>
+      <w:r>
+        <w:rPr>
+          <w:rFonts w:asciiTheme="majorHAnsi" w:hAnsiTheme="majorHAnsi"/>
+          <w:b/>
+          <w:bCs/>
+          <w:szCs w:val="22"/>
+        </w:rPr>
+        <w:t>if</w:t>
+      </w:r>
+      <w:proofErr w:type="spellEnd"/>
+      <w:r>
+        <w:rPr>
+          <w:rFonts w:asciiTheme="majorHAnsi" w:hAnsiTheme="majorHAnsi"/>
+          <w:b/>
+          <w:bCs/>
+          <w:szCs w:val="22"/>
+        </w:rPr>
+        <w:t xml:space="preserve"> (poprawne dane):</w:t>
       </w:r>
     </w:p>
     <w:p>
@@ -1387,23 +1763,86 @@
         <w:spacing w:after="0" w:line="240" w:lineRule="auto"/>
         <w:rPr>
           <w:rFonts w:asciiTheme="majorHAnsi" w:hAnsiTheme="majorHAnsi"/>
-          <w:sz w:val="22"/>
-          <w:szCs w:val="22"/>
-        </w:rPr>
-      </w:pPr>
-      <w:r>
-        <w:rPr>
-          <w:rFonts w:asciiTheme="majorHAnsi" w:hAnsiTheme="majorHAnsi"/>
-          <w:color w:val="BF4E14" w:themeColor="accent2" w:themeShade="BF"/>
-          <w:sz w:val="22"/>
-          <w:szCs w:val="22"/>
-        </w:rPr>
-        <w:t xml:space="preserve">new int[ileZestawow, LiczbWZestawie] </w:t>
-      </w:r>
-      <w:r>
-        <w:rPr>
-          <w:rFonts w:asciiTheme="majorHAnsi" w:hAnsiTheme="majorHAnsi"/>
-          <w:sz w:val="22"/>
+          <w:szCs w:val="22"/>
+        </w:rPr>
+      </w:pPr>
+      <w:proofErr w:type="spellStart"/>
+      <w:r>
+        <w:rPr>
+          <w:rFonts w:asciiTheme="majorHAnsi" w:hAnsiTheme="majorHAnsi"/>
+          <w:color w:val="BF4E14" w:themeColor="accent2" w:themeShade="BF"/>
+          <w:szCs w:val="22"/>
+        </w:rPr>
+        <w:t>new</w:t>
+      </w:r>
+      <w:proofErr w:type="spellEnd"/>
+      <w:r>
+        <w:rPr>
+          <w:rFonts w:asciiTheme="majorHAnsi" w:hAnsiTheme="majorHAnsi"/>
+          <w:color w:val="BF4E14" w:themeColor="accent2" w:themeShade="BF"/>
+          <w:szCs w:val="22"/>
+        </w:rPr>
+        <w:t xml:space="preserve"> </w:t>
+      </w:r>
+      <w:proofErr w:type="spellStart"/>
+      <w:proofErr w:type="gramStart"/>
+      <w:r>
+        <w:rPr>
+          <w:rFonts w:asciiTheme="majorHAnsi" w:hAnsiTheme="majorHAnsi"/>
+          <w:color w:val="BF4E14" w:themeColor="accent2" w:themeShade="BF"/>
+          <w:szCs w:val="22"/>
+        </w:rPr>
+        <w:t>int</w:t>
+      </w:r>
+      <w:proofErr w:type="spellEnd"/>
+      <w:r>
+        <w:rPr>
+          <w:rFonts w:asciiTheme="majorHAnsi" w:hAnsiTheme="majorHAnsi"/>
+          <w:color w:val="BF4E14" w:themeColor="accent2" w:themeShade="BF"/>
+          <w:szCs w:val="22"/>
+        </w:rPr>
+        <w:t>[</w:t>
+      </w:r>
+      <w:proofErr w:type="spellStart"/>
+      <w:proofErr w:type="gramEnd"/>
+      <w:r>
+        <w:rPr>
+          <w:rFonts w:asciiTheme="majorHAnsi" w:hAnsiTheme="majorHAnsi"/>
+          <w:color w:val="BF4E14" w:themeColor="accent2" w:themeShade="BF"/>
+          <w:szCs w:val="22"/>
+        </w:rPr>
+        <w:t>ileZestawow</w:t>
+      </w:r>
+      <w:proofErr w:type="spellEnd"/>
+      <w:r>
+        <w:rPr>
+          <w:rFonts w:asciiTheme="majorHAnsi" w:hAnsiTheme="majorHAnsi"/>
+          <w:color w:val="BF4E14" w:themeColor="accent2" w:themeShade="BF"/>
+          <w:szCs w:val="22"/>
+        </w:rPr>
+        <w:t xml:space="preserve">, </w:t>
+      </w:r>
+      <w:proofErr w:type="spellStart"/>
+      <w:r>
+        <w:rPr>
+          <w:rFonts w:asciiTheme="majorHAnsi" w:hAnsiTheme="majorHAnsi"/>
+          <w:color w:val="BF4E14" w:themeColor="accent2" w:themeShade="BF"/>
+          <w:szCs w:val="22"/>
+        </w:rPr>
+        <w:t>LiczbWZestawie</w:t>
+      </w:r>
+      <w:proofErr w:type="spellEnd"/>
+      <w:r>
+        <w:rPr>
+          <w:rFonts w:asciiTheme="majorHAnsi" w:hAnsiTheme="majorHAnsi"/>
+          <w:color w:val="BF4E14" w:themeColor="accent2" w:themeShade="BF"/>
+          <w:szCs w:val="22"/>
+        </w:rPr>
+        <w:t xml:space="preserve">] </w:t>
+      </w:r>
+      <w:r>
+        <w:rPr>
+          <w:rFonts w:asciiTheme="majorHAnsi" w:hAnsiTheme="majorHAnsi"/>
           <w:szCs w:val="22"/>
         </w:rPr>
         <w:t>tworzy dwuwymiarową tablicę losowania o n wierszach (zestawy) i 6 kolumnach (liczby w zestawie).</w:t>
@@ -1418,17 +1857,56 @@
         <w:spacing w:after="0" w:line="240" w:lineRule="auto"/>
         <w:rPr>
           <w:rFonts w:asciiTheme="majorHAnsi" w:hAnsiTheme="majorHAnsi"/>
-          <w:sz w:val="22"/>
-          <w:szCs w:val="22"/>
-        </w:rPr>
-      </w:pPr>
-      <w:r>
-        <w:rPr>
-          <w:rFonts w:asciiTheme="majorHAnsi" w:hAnsiTheme="majorHAnsi"/>
-          <w:sz w:val="22"/>
-          <w:szCs w:val="22"/>
-        </w:rPr>
-        <w:t>Pętla zewnętrzna for (i...) wykonuje się raz dla każdego zestawu. W każdym obiegu wywołuje LosujZestaw(), która zwraca 6-elementową tablicę.</w:t>
+          <w:szCs w:val="22"/>
+        </w:rPr>
+      </w:pPr>
+      <w:r>
+        <w:rPr>
+          <w:rFonts w:asciiTheme="majorHAnsi" w:hAnsiTheme="majorHAnsi"/>
+          <w:szCs w:val="22"/>
+        </w:rPr>
+        <w:t>Pętla zewnętrzna for (</w:t>
+      </w:r>
+      <w:proofErr w:type="gramStart"/>
+      <w:r>
+        <w:rPr>
+          <w:rFonts w:asciiTheme="majorHAnsi" w:hAnsiTheme="majorHAnsi"/>
+          <w:szCs w:val="22"/>
+        </w:rPr>
+        <w:t>i...</w:t>
+      </w:r>
+      <w:proofErr w:type="gramEnd"/>
+      <w:r>
+        <w:rPr>
+          <w:rFonts w:asciiTheme="majorHAnsi" w:hAnsiTheme="majorHAnsi"/>
+          <w:szCs w:val="22"/>
+        </w:rPr>
+        <w:t xml:space="preserve">) wykonuje się raz dla każdego zestawu. W każdym obiegu wywołuje </w:t>
+      </w:r>
+      <w:proofErr w:type="spellStart"/>
+      <w:proofErr w:type="gramStart"/>
+      <w:r>
+        <w:rPr>
+          <w:rFonts w:asciiTheme="majorHAnsi" w:hAnsiTheme="majorHAnsi"/>
+          <w:szCs w:val="22"/>
+        </w:rPr>
+        <w:t>LosujZestaw</w:t>
+      </w:r>
+      <w:proofErr w:type="spellEnd"/>
+      <w:r>
+        <w:rPr>
+          <w:rFonts w:asciiTheme="majorHAnsi" w:hAnsiTheme="majorHAnsi"/>
+          <w:szCs w:val="22"/>
+        </w:rPr>
+        <w:t>(</w:t>
+      </w:r>
+      <w:proofErr w:type="gramEnd"/>
+      <w:r>
+        <w:rPr>
+          <w:rFonts w:asciiTheme="majorHAnsi" w:hAnsiTheme="majorHAnsi"/>
+          <w:szCs w:val="22"/>
+        </w:rPr>
+        <w:t>), która zwraca 6-elementową tablicę.</w:t>
       </w:r>
     </w:p>
     <w:p>
@@ -1440,17 +1918,31 @@
         <w:spacing w:after="0" w:line="240" w:lineRule="auto"/>
         <w:rPr>
           <w:rFonts w:asciiTheme="majorHAnsi" w:hAnsiTheme="majorHAnsi"/>
-          <w:sz w:val="22"/>
-          <w:szCs w:val="22"/>
-        </w:rPr>
-      </w:pPr>
-      <w:r>
-        <w:rPr>
-          <w:rFonts w:asciiTheme="majorHAnsi" w:hAnsiTheme="majorHAnsi"/>
-          <w:sz w:val="22"/>
-          <w:szCs w:val="22"/>
-        </w:rPr>
-        <w:t>Pętla wewnętrzna for (j...) przepisuje 6 wylosowanych liczb do wiersza i tablicy losowania.</w:t>
+          <w:szCs w:val="22"/>
+        </w:rPr>
+      </w:pPr>
+      <w:r>
+        <w:rPr>
+          <w:rFonts w:asciiTheme="majorHAnsi" w:hAnsiTheme="majorHAnsi"/>
+          <w:szCs w:val="22"/>
+        </w:rPr>
+        <w:t>Pętla wewnętrzna for (</w:t>
+      </w:r>
+      <w:proofErr w:type="gramStart"/>
+      <w:r>
+        <w:rPr>
+          <w:rFonts w:asciiTheme="majorHAnsi" w:hAnsiTheme="majorHAnsi"/>
+          <w:szCs w:val="22"/>
+        </w:rPr>
+        <w:t>j...</w:t>
+      </w:r>
+      <w:proofErr w:type="gramEnd"/>
+      <w:r>
+        <w:rPr>
+          <w:rFonts w:asciiTheme="majorHAnsi" w:hAnsiTheme="majorHAnsi"/>
+          <w:szCs w:val="22"/>
+        </w:rPr>
+        <w:t>) przepisuje 6 wylosowanych liczb do wiersza i tablicy losowania.</w:t>
       </w:r>
     </w:p>
     <w:p>
@@ -1462,23 +1954,50 @@
         <w:spacing w:after="0" w:line="240" w:lineRule="auto"/>
         <w:rPr>
           <w:rFonts w:asciiTheme="majorHAnsi" w:hAnsiTheme="majorHAnsi"/>
-          <w:sz w:val="22"/>
-          <w:szCs w:val="22"/>
-        </w:rPr>
-      </w:pPr>
-      <w:r>
-        <w:rPr>
-          <w:rFonts w:asciiTheme="majorHAnsi" w:hAnsiTheme="majorHAnsi"/>
-          <w:color w:val="BF4E14" w:themeColor="accent2" w:themeShade="BF"/>
-          <w:sz w:val="22"/>
-          <w:szCs w:val="22"/>
-        </w:rPr>
-        <w:t xml:space="preserve">WyswietlLosowania(ileZestawow, losowania) </w:t>
-      </w:r>
-      <w:r>
-        <w:rPr>
-          <w:rFonts w:asciiTheme="majorHAnsi" w:hAnsiTheme="majorHAnsi"/>
-          <w:sz w:val="22"/>
+          <w:szCs w:val="22"/>
+        </w:rPr>
+      </w:pPr>
+      <w:proofErr w:type="spellStart"/>
+      <w:proofErr w:type="gramStart"/>
+      <w:r>
+        <w:rPr>
+          <w:rFonts w:asciiTheme="majorHAnsi" w:hAnsiTheme="majorHAnsi"/>
+          <w:color w:val="BF4E14" w:themeColor="accent2" w:themeShade="BF"/>
+          <w:szCs w:val="22"/>
+        </w:rPr>
+        <w:t>WyswietlLosowania</w:t>
+      </w:r>
+      <w:proofErr w:type="spellEnd"/>
+      <w:r>
+        <w:rPr>
+          <w:rFonts w:asciiTheme="majorHAnsi" w:hAnsiTheme="majorHAnsi"/>
+          <w:color w:val="BF4E14" w:themeColor="accent2" w:themeShade="BF"/>
+          <w:szCs w:val="22"/>
+        </w:rPr>
+        <w:t>(</w:t>
+      </w:r>
+      <w:proofErr w:type="spellStart"/>
+      <w:proofErr w:type="gramEnd"/>
+      <w:r>
+        <w:rPr>
+          <w:rFonts w:asciiTheme="majorHAnsi" w:hAnsiTheme="majorHAnsi"/>
+          <w:color w:val="BF4E14" w:themeColor="accent2" w:themeShade="BF"/>
+          <w:szCs w:val="22"/>
+        </w:rPr>
+        <w:t>ileZestawow</w:t>
+      </w:r>
+      <w:proofErr w:type="spellEnd"/>
+      <w:r>
+        <w:rPr>
+          <w:rFonts w:asciiTheme="majorHAnsi" w:hAnsiTheme="majorHAnsi"/>
+          <w:color w:val="BF4E14" w:themeColor="accent2" w:themeShade="BF"/>
+          <w:szCs w:val="22"/>
+        </w:rPr>
+        <w:t xml:space="preserve">, losowania) </w:t>
+      </w:r>
+      <w:r>
+        <w:rPr>
+          <w:rFonts w:asciiTheme="majorHAnsi" w:hAnsiTheme="majorHAnsi"/>
           <w:szCs w:val="22"/>
         </w:rPr>
         <w:t>wypisuje wyniki i statystykę.</w:t>
@@ -1495,65 +2014,35 @@
           <w:rFonts w:asciiTheme="majorHAnsi" w:hAnsiTheme="majorHAnsi"/>
           <w:b/>
           <w:bCs/>
-          <w:sz w:val="22"/>
-          <w:szCs w:val="22"/>
-        </w:rPr>
-      </w:pPr>
-      <w:r>
-        <w:rPr>
-          <w:rFonts w:asciiTheme="majorHAnsi" w:hAnsiTheme="majorHAnsi"/>
-          <w:b/>
-          <w:bCs/>
-          <w:sz w:val="22"/>
-          <w:szCs w:val="22"/>
-        </w:rPr>
-        <w:t>e</w:t>
-      </w:r>
-      <w:r>
-        <w:rPr>
-          <w:rFonts w:asciiTheme="majorHAnsi" w:hAnsiTheme="majorHAnsi"/>
-          <w:b/>
-          <w:bCs/>
-          <w:sz w:val="22"/>
-          <w:szCs w:val="22"/>
-        </w:rPr>
-        <w:t>lse</w:t>
-      </w:r>
-      <w:r>
-        <w:rPr>
-          <w:rFonts w:asciiTheme="majorHAnsi" w:hAnsiTheme="majorHAnsi"/>
-          <w:b/>
-          <w:bCs/>
-          <w:sz w:val="22"/>
-          <w:szCs w:val="22"/>
-        </w:rPr>
-        <w:t xml:space="preserve"> (błędne dane)</w:t>
-      </w:r>
-      <w:r>
-        <w:rPr>
-          <w:rFonts w:asciiTheme="majorHAnsi" w:hAnsiTheme="majorHAnsi"/>
-          <w:b/>
-          <w:bCs/>
-          <w:sz w:val="22"/>
-          <w:szCs w:val="22"/>
-        </w:rPr>
-        <w:t>:</w:t>
-      </w:r>
-      <w:r>
-        <w:rPr>
-          <w:rFonts w:asciiTheme="majorHAnsi" w:hAnsiTheme="majorHAnsi"/>
-          <w:sz w:val="22"/>
-          <w:szCs w:val="22"/>
-        </w:rPr>
-        <w:t xml:space="preserve"> wypisuje komunikat o niepoprawnej wartości i kończy program instrukcją return</w:t>
-      </w:r>
-      <w:r>
-        <w:rPr>
-          <w:rFonts w:asciiTheme="majorHAnsi" w:hAnsiTheme="majorHAnsi"/>
-          <w:sz w:val="22"/>
-          <w:szCs w:val="22"/>
-        </w:rPr>
-        <w:t>.</w:t>
+          <w:szCs w:val="22"/>
+        </w:rPr>
+      </w:pPr>
+      <w:proofErr w:type="spellStart"/>
+      <w:r>
+        <w:rPr>
+          <w:rFonts w:asciiTheme="majorHAnsi" w:hAnsiTheme="majorHAnsi"/>
+          <w:b/>
+          <w:bCs/>
+          <w:szCs w:val="22"/>
+        </w:rPr>
+        <w:t>else</w:t>
+      </w:r>
+      <w:proofErr w:type="spellEnd"/>
+      <w:r>
+        <w:rPr>
+          <w:rFonts w:asciiTheme="majorHAnsi" w:hAnsiTheme="majorHAnsi"/>
+          <w:b/>
+          <w:bCs/>
+          <w:szCs w:val="22"/>
+        </w:rPr>
+        <w:t xml:space="preserve"> (błędne dane):</w:t>
+      </w:r>
+      <w:r>
+        <w:rPr>
+          <w:rFonts w:asciiTheme="majorHAnsi" w:hAnsiTheme="majorHAnsi"/>
+          <w:szCs w:val="22"/>
+        </w:rPr>
+        <w:t xml:space="preserve"> wypisuje komunikat o niepoprawnej wartości i kończy program instrukcją return.</w:t>
       </w:r>
     </w:p>
     <w:p>
@@ -1564,7 +2053,6 @@
           <w:rFonts w:asciiTheme="majorHAnsi" w:hAnsiTheme="majorHAnsi"/>
           <w:b/>
           <w:bCs/>
-          <w:sz w:val="22"/>
           <w:szCs w:val="22"/>
         </w:rPr>
       </w:pPr>
@@ -1577,7 +2065,6 @@
           <w:rFonts w:asciiTheme="majorHAnsi" w:hAnsiTheme="majorHAnsi"/>
           <w:b/>
           <w:bCs/>
-          <w:sz w:val="22"/>
           <w:szCs w:val="22"/>
         </w:rPr>
       </w:pPr>
@@ -1590,7 +2077,6 @@
           <w:rFonts w:asciiTheme="majorHAnsi" w:hAnsiTheme="majorHAnsi"/>
           <w:b/>
           <w:bCs/>
-          <w:sz w:val="22"/>
           <w:szCs w:val="22"/>
         </w:rPr>
       </w:pPr>
@@ -1615,14 +2101,36 @@
         </w:rPr>
         <w:t xml:space="preserve">Funkcja </w:t>
       </w:r>
-      <w:r>
-        <w:rPr>
-          <w:rFonts w:asciiTheme="majorHAnsi" w:hAnsiTheme="majorHAnsi"/>
-          <w:b/>
-          <w:bCs/>
-          <w:color w:val="BF4E14" w:themeColor="accent2" w:themeShade="BF"/>
-        </w:rPr>
-        <w:t>LosujZestaw()</w:t>
+      <w:proofErr w:type="spellStart"/>
+      <w:proofErr w:type="gramStart"/>
+      <w:r>
+        <w:rPr>
+          <w:rFonts w:asciiTheme="majorHAnsi" w:hAnsiTheme="majorHAnsi"/>
+          <w:b/>
+          <w:bCs/>
+          <w:color w:val="BF4E14" w:themeColor="accent2" w:themeShade="BF"/>
+        </w:rPr>
+        <w:t>LosujZestaw</w:t>
+      </w:r>
+      <w:proofErr w:type="spellEnd"/>
+      <w:r>
+        <w:rPr>
+          <w:rFonts w:asciiTheme="majorHAnsi" w:hAnsiTheme="majorHAnsi"/>
+          <w:b/>
+          <w:bCs/>
+          <w:color w:val="BF4E14" w:themeColor="accent2" w:themeShade="BF"/>
+        </w:rPr>
+        <w:t>(</w:t>
+      </w:r>
+      <w:proofErr w:type="gramEnd"/>
+      <w:r>
+        <w:rPr>
+          <w:rFonts w:asciiTheme="majorHAnsi" w:hAnsiTheme="majorHAnsi"/>
+          <w:b/>
+          <w:bCs/>
+          <w:color w:val="BF4E14" w:themeColor="accent2" w:themeShade="BF"/>
+        </w:rPr>
+        <w:t>)</w:t>
       </w:r>
       <w:r>
         <w:rPr>
@@ -1642,7 +2150,32 @@
           <w:rFonts w:asciiTheme="majorHAnsi" w:hAnsiTheme="majorHAnsi"/>
           <w:lang w:eastAsia="pl-PL"/>
         </w:rPr>
-        <w:t>losuje jeden zestaw 6 różnych liczb z przedziału 1–49. Nie przyjmuje argumentów i zwraca tablicę int[] z wylosowanymi liczbami.</w:t>
+        <w:t xml:space="preserve">losuje jeden zestaw 6 różnych liczb z przedziału 1–49. Nie przyjmuje argumentów i zwraca tablicę </w:t>
+      </w:r>
+      <w:proofErr w:type="spellStart"/>
+      <w:proofErr w:type="gramStart"/>
+      <w:r>
+        <w:rPr>
+          <w:rFonts w:asciiTheme="majorHAnsi" w:hAnsiTheme="majorHAnsi"/>
+          <w:lang w:eastAsia="pl-PL"/>
+        </w:rPr>
+        <w:t>int</w:t>
+      </w:r>
+      <w:proofErr w:type="spellEnd"/>
+      <w:r>
+        <w:rPr>
+          <w:rFonts w:asciiTheme="majorHAnsi" w:hAnsiTheme="majorHAnsi"/>
+          <w:lang w:eastAsia="pl-PL"/>
+        </w:rPr>
+        <w:t>[</w:t>
+      </w:r>
+      <w:proofErr w:type="gramEnd"/>
+      <w:r>
+        <w:rPr>
+          <w:rFonts w:asciiTheme="majorHAnsi" w:hAnsiTheme="majorHAnsi"/>
+          <w:lang w:eastAsia="pl-PL"/>
+        </w:rPr>
+        <w:t>] z wylosowanymi liczbami.</w:t>
       </w:r>
     </w:p>
     <w:p>
@@ -1654,56 +2187,158 @@
         </w:numPr>
         <w:rPr>
           <w:rFonts w:asciiTheme="majorHAnsi" w:hAnsiTheme="majorHAnsi"/>
-          <w:sz w:val="22"/>
           <w:szCs w:val="22"/>
           <w:lang w:eastAsia="pl-PL"/>
         </w:rPr>
       </w:pPr>
-      <w:r>
-        <w:rPr>
-          <w:rFonts w:asciiTheme="majorHAnsi" w:hAnsiTheme="majorHAnsi"/>
-          <w:b/>
-          <w:bCs/>
-          <w:color w:val="BF4E14" w:themeColor="accent2" w:themeShade="BF"/>
-          <w:sz w:val="22"/>
+      <w:proofErr w:type="spellStart"/>
+      <w:proofErr w:type="gramStart"/>
+      <w:r>
+        <w:rPr>
+          <w:rFonts w:asciiTheme="majorHAnsi" w:hAnsiTheme="majorHAnsi"/>
+          <w:b/>
+          <w:bCs/>
+          <w:color w:val="BF4E14" w:themeColor="accent2" w:themeShade="BF"/>
           <w:szCs w:val="22"/>
           <w:lang w:eastAsia="pl-PL"/>
         </w:rPr>
-        <w:t>int[] zestaw = new int[LiczbWZestawie]</w:t>
-      </w:r>
-      <w:r>
-        <w:rPr>
-          <w:rFonts w:asciiTheme="majorHAnsi" w:hAnsiTheme="majorHAnsi"/>
-          <w:color w:val="BF4E14" w:themeColor="accent2" w:themeShade="BF"/>
-          <w:sz w:val="22"/>
+        <w:t>int</w:t>
+      </w:r>
+      <w:proofErr w:type="spellEnd"/>
+      <w:r>
+        <w:rPr>
+          <w:rFonts w:asciiTheme="majorHAnsi" w:hAnsiTheme="majorHAnsi"/>
+          <w:b/>
+          <w:bCs/>
+          <w:color w:val="BF4E14" w:themeColor="accent2" w:themeShade="BF"/>
           <w:szCs w:val="22"/>
           <w:lang w:eastAsia="pl-PL"/>
         </w:rPr>
+        <w:t>[</w:t>
+      </w:r>
+      <w:proofErr w:type="gramEnd"/>
+      <w:r>
+        <w:rPr>
+          <w:rFonts w:asciiTheme="majorHAnsi" w:hAnsiTheme="majorHAnsi"/>
+          <w:b/>
+          <w:bCs/>
+          <w:color w:val="BF4E14" w:themeColor="accent2" w:themeShade="BF"/>
+          <w:szCs w:val="22"/>
+          <w:lang w:eastAsia="pl-PL"/>
+        </w:rPr>
+        <w:t xml:space="preserve">] zestaw = </w:t>
+      </w:r>
+      <w:proofErr w:type="spellStart"/>
+      <w:r>
+        <w:rPr>
+          <w:rFonts w:asciiTheme="majorHAnsi" w:hAnsiTheme="majorHAnsi"/>
+          <w:b/>
+          <w:bCs/>
+          <w:color w:val="BF4E14" w:themeColor="accent2" w:themeShade="BF"/>
+          <w:szCs w:val="22"/>
+          <w:lang w:eastAsia="pl-PL"/>
+        </w:rPr>
+        <w:t>new</w:t>
+      </w:r>
+      <w:proofErr w:type="spellEnd"/>
+      <w:r>
+        <w:rPr>
+          <w:rFonts w:asciiTheme="majorHAnsi" w:hAnsiTheme="majorHAnsi"/>
+          <w:b/>
+          <w:bCs/>
+          <w:color w:val="BF4E14" w:themeColor="accent2" w:themeShade="BF"/>
+          <w:szCs w:val="22"/>
+          <w:lang w:eastAsia="pl-PL"/>
+        </w:rPr>
         <w:t xml:space="preserve"> </w:t>
       </w:r>
-      <w:r>
-        <w:rPr>
-          <w:rFonts w:asciiTheme="majorHAnsi" w:hAnsiTheme="majorHAnsi"/>
-          <w:color w:val="BF4E14" w:themeColor="accent2" w:themeShade="BF"/>
-          <w:sz w:val="22"/>
+      <w:proofErr w:type="spellStart"/>
+      <w:proofErr w:type="gramStart"/>
+      <w:r>
+        <w:rPr>
+          <w:rFonts w:asciiTheme="majorHAnsi" w:hAnsiTheme="majorHAnsi"/>
+          <w:b/>
+          <w:bCs/>
+          <w:color w:val="BF4E14" w:themeColor="accent2" w:themeShade="BF"/>
           <w:szCs w:val="22"/>
           <w:lang w:eastAsia="pl-PL"/>
         </w:rPr>
+        <w:t>int</w:t>
+      </w:r>
+      <w:proofErr w:type="spellEnd"/>
+      <w:r>
+        <w:rPr>
+          <w:rFonts w:asciiTheme="majorHAnsi" w:hAnsiTheme="majorHAnsi"/>
+          <w:b/>
+          <w:bCs/>
+          <w:color w:val="BF4E14" w:themeColor="accent2" w:themeShade="BF"/>
+          <w:szCs w:val="22"/>
+          <w:lang w:eastAsia="pl-PL"/>
+        </w:rPr>
+        <w:t>[</w:t>
+      </w:r>
+      <w:proofErr w:type="spellStart"/>
+      <w:r>
+        <w:rPr>
+          <w:rFonts w:asciiTheme="majorHAnsi" w:hAnsiTheme="majorHAnsi"/>
+          <w:b/>
+          <w:bCs/>
+          <w:color w:val="BF4E14" w:themeColor="accent2" w:themeShade="BF"/>
+          <w:szCs w:val="22"/>
+          <w:lang w:eastAsia="pl-PL"/>
+        </w:rPr>
+        <w:t>LiczbWZestawie</w:t>
+      </w:r>
+      <w:proofErr w:type="spellEnd"/>
+      <w:r>
+        <w:rPr>
+          <w:rFonts w:asciiTheme="majorHAnsi" w:hAnsiTheme="majorHAnsi"/>
+          <w:b/>
+          <w:bCs/>
+          <w:color w:val="BF4E14" w:themeColor="accent2" w:themeShade="BF"/>
+          <w:szCs w:val="22"/>
+          <w:lang w:eastAsia="pl-PL"/>
+        </w:rPr>
+        <w:t>]</w:t>
+      </w:r>
+      <w:r>
+        <w:rPr>
+          <w:rFonts w:asciiTheme="majorHAnsi" w:hAnsiTheme="majorHAnsi"/>
+          <w:color w:val="BF4E14" w:themeColor="accent2" w:themeShade="BF"/>
+          <w:szCs w:val="22"/>
+          <w:lang w:eastAsia="pl-PL"/>
+        </w:rPr>
         <w:t xml:space="preserve"> </w:t>
       </w:r>
       <w:r>
         <w:rPr>
           <w:rFonts w:asciiTheme="majorHAnsi" w:hAnsiTheme="majorHAnsi"/>
-          <w:sz w:val="22"/>
+          <w:color w:val="BF4E14" w:themeColor="accent2" w:themeShade="BF"/>
           <w:szCs w:val="22"/>
           <w:lang w:eastAsia="pl-PL"/>
         </w:rPr>
-        <w:t>- t</w:t>
-      </w:r>
-      <w:r>
-        <w:rPr>
-          <w:rFonts w:asciiTheme="majorHAnsi" w:hAnsiTheme="majorHAnsi"/>
-          <w:sz w:val="22"/>
+        <w:t xml:space="preserve"> </w:t>
+      </w:r>
+      <w:r>
+        <w:rPr>
+          <w:rFonts w:asciiTheme="majorHAnsi" w:hAnsiTheme="majorHAnsi"/>
+          <w:szCs w:val="22"/>
+          <w:lang w:eastAsia="pl-PL"/>
+        </w:rPr>
+        <w:t>-</w:t>
+      </w:r>
+      <w:proofErr w:type="gramEnd"/>
+      <w:r>
+        <w:rPr>
+          <w:rFonts w:asciiTheme="majorHAnsi" w:hAnsiTheme="majorHAnsi"/>
+          <w:szCs w:val="22"/>
+          <w:lang w:eastAsia="pl-PL"/>
+        </w:rPr>
+        <w:t xml:space="preserve"> t</w:t>
+      </w:r>
+      <w:r>
+        <w:rPr>
+          <w:rFonts w:asciiTheme="majorHAnsi" w:hAnsiTheme="majorHAnsi"/>
           <w:szCs w:val="22"/>
           <w:lang w:eastAsia="pl-PL"/>
         </w:rPr>
@@ -1719,45 +2354,114 @@
         </w:numPr>
         <w:rPr>
           <w:rFonts w:asciiTheme="majorHAnsi" w:hAnsiTheme="majorHAnsi"/>
-          <w:sz w:val="22"/>
           <w:szCs w:val="22"/>
           <w:lang w:eastAsia="pl-PL"/>
         </w:rPr>
       </w:pPr>
-      <w:r>
-        <w:rPr>
-          <w:rFonts w:asciiTheme="majorHAnsi" w:hAnsiTheme="majorHAnsi"/>
-          <w:b/>
-          <w:bCs/>
-          <w:color w:val="BF4E14" w:themeColor="accent2" w:themeShade="BF"/>
-          <w:sz w:val="22"/>
+      <w:proofErr w:type="spellStart"/>
+      <w:r>
+        <w:rPr>
+          <w:rFonts w:asciiTheme="majorHAnsi" w:hAnsiTheme="majorHAnsi"/>
+          <w:b/>
+          <w:bCs/>
+          <w:color w:val="BF4E14" w:themeColor="accent2" w:themeShade="BF"/>
           <w:szCs w:val="22"/>
           <w:lang w:eastAsia="pl-PL"/>
         </w:rPr>
-        <w:t>Random generator = new Random()</w:t>
-      </w:r>
-      <w:r>
-        <w:rPr>
-          <w:rFonts w:asciiTheme="majorHAnsi" w:hAnsiTheme="majorHAnsi"/>
-          <w:sz w:val="22"/>
+        <w:t>Random</w:t>
+      </w:r>
+      <w:proofErr w:type="spellEnd"/>
+      <w:r>
+        <w:rPr>
+          <w:rFonts w:asciiTheme="majorHAnsi" w:hAnsiTheme="majorHAnsi"/>
+          <w:b/>
+          <w:bCs/>
+          <w:color w:val="BF4E14" w:themeColor="accent2" w:themeShade="BF"/>
           <w:szCs w:val="22"/>
           <w:lang w:eastAsia="pl-PL"/>
         </w:rPr>
+        <w:t xml:space="preserve"> generator = </w:t>
+      </w:r>
+      <w:proofErr w:type="spellStart"/>
+      <w:r>
+        <w:rPr>
+          <w:rFonts w:asciiTheme="majorHAnsi" w:hAnsiTheme="majorHAnsi"/>
+          <w:b/>
+          <w:bCs/>
+          <w:color w:val="BF4E14" w:themeColor="accent2" w:themeShade="BF"/>
+          <w:szCs w:val="22"/>
+          <w:lang w:eastAsia="pl-PL"/>
+        </w:rPr>
+        <w:t>new</w:t>
+      </w:r>
+      <w:proofErr w:type="spellEnd"/>
+      <w:r>
+        <w:rPr>
+          <w:rFonts w:asciiTheme="majorHAnsi" w:hAnsiTheme="majorHAnsi"/>
+          <w:b/>
+          <w:bCs/>
+          <w:color w:val="BF4E14" w:themeColor="accent2" w:themeShade="BF"/>
+          <w:szCs w:val="22"/>
+          <w:lang w:eastAsia="pl-PL"/>
+        </w:rPr>
         <w:t xml:space="preserve"> </w:t>
       </w:r>
-      <w:r>
-        <w:rPr>
-          <w:rFonts w:asciiTheme="majorHAnsi" w:hAnsiTheme="majorHAnsi"/>
-          <w:sz w:val="22"/>
+      <w:proofErr w:type="spellStart"/>
+      <w:proofErr w:type="gramStart"/>
+      <w:r>
+        <w:rPr>
+          <w:rFonts w:asciiTheme="majorHAnsi" w:hAnsiTheme="majorHAnsi"/>
+          <w:b/>
+          <w:bCs/>
+          <w:color w:val="BF4E14" w:themeColor="accent2" w:themeShade="BF"/>
           <w:szCs w:val="22"/>
           <w:lang w:eastAsia="pl-PL"/>
         </w:rPr>
+        <w:t>Random</w:t>
+      </w:r>
+      <w:proofErr w:type="spellEnd"/>
+      <w:r>
+        <w:rPr>
+          <w:rFonts w:asciiTheme="majorHAnsi" w:hAnsiTheme="majorHAnsi"/>
+          <w:b/>
+          <w:bCs/>
+          <w:color w:val="BF4E14" w:themeColor="accent2" w:themeShade="BF"/>
+          <w:szCs w:val="22"/>
+          <w:lang w:eastAsia="pl-PL"/>
+        </w:rPr>
+        <w:t>(</w:t>
+      </w:r>
+      <w:proofErr w:type="gramEnd"/>
+      <w:r>
+        <w:rPr>
+          <w:rFonts w:asciiTheme="majorHAnsi" w:hAnsiTheme="majorHAnsi"/>
+          <w:b/>
+          <w:bCs/>
+          <w:color w:val="BF4E14" w:themeColor="accent2" w:themeShade="BF"/>
+          <w:szCs w:val="22"/>
+          <w:lang w:eastAsia="pl-PL"/>
+        </w:rPr>
+        <w:t>)</w:t>
+      </w:r>
+      <w:r>
+        <w:rPr>
+          <w:rFonts w:asciiTheme="majorHAnsi" w:hAnsiTheme="majorHAnsi"/>
+          <w:szCs w:val="22"/>
+          <w:lang w:eastAsia="pl-PL"/>
+        </w:rPr>
+        <w:t xml:space="preserve"> </w:t>
+      </w:r>
+      <w:r>
+        <w:rPr>
+          <w:rFonts w:asciiTheme="majorHAnsi" w:hAnsiTheme="majorHAnsi"/>
+          <w:szCs w:val="22"/>
+          <w:lang w:eastAsia="pl-PL"/>
+        </w:rPr>
         <w:t xml:space="preserve">- </w:t>
       </w:r>
       <w:r>
         <w:rPr>
           <w:rFonts w:asciiTheme="majorHAnsi" w:hAnsiTheme="majorHAnsi"/>
-          <w:sz w:val="22"/>
           <w:szCs w:val="22"/>
           <w:lang w:eastAsia="pl-PL"/>
         </w:rPr>
@@ -1773,37 +2477,46 @@
         </w:numPr>
         <w:rPr>
           <w:rFonts w:asciiTheme="majorHAnsi" w:hAnsiTheme="majorHAnsi"/>
-          <w:sz w:val="22"/>
           <w:szCs w:val="22"/>
           <w:lang w:eastAsia="pl-PL"/>
         </w:rPr>
       </w:pPr>
-      <w:r>
-        <w:rPr>
-          <w:rFonts w:asciiTheme="majorHAnsi" w:hAnsiTheme="majorHAnsi"/>
-          <w:b/>
-          <w:bCs/>
-          <w:color w:val="BF4E14" w:themeColor="accent2" w:themeShade="BF"/>
-          <w:sz w:val="22"/>
+      <w:proofErr w:type="spellStart"/>
+      <w:r>
+        <w:rPr>
+          <w:rFonts w:asciiTheme="majorHAnsi" w:hAnsiTheme="majorHAnsi"/>
+          <w:b/>
+          <w:bCs/>
+          <w:color w:val="BF4E14" w:themeColor="accent2" w:themeShade="BF"/>
           <w:szCs w:val="22"/>
           <w:lang w:eastAsia="pl-PL"/>
         </w:rPr>
-        <w:t>int i = 0</w:t>
-      </w:r>
-      <w:r>
-        <w:rPr>
-          <w:rFonts w:asciiTheme="majorHAnsi" w:hAnsiTheme="majorHAnsi"/>
-          <w:color w:val="BF4E14" w:themeColor="accent2" w:themeShade="BF"/>
-          <w:sz w:val="22"/>
+        <w:t>int</w:t>
+      </w:r>
+      <w:proofErr w:type="spellEnd"/>
+      <w:r>
+        <w:rPr>
+          <w:rFonts w:asciiTheme="majorHAnsi" w:hAnsiTheme="majorHAnsi"/>
+          <w:b/>
+          <w:bCs/>
+          <w:color w:val="BF4E14" w:themeColor="accent2" w:themeShade="BF"/>
           <w:szCs w:val="22"/>
           <w:lang w:eastAsia="pl-PL"/>
         </w:rPr>
+        <w:t xml:space="preserve"> i = 0</w:t>
+      </w:r>
+      <w:r>
+        <w:rPr>
+          <w:rFonts w:asciiTheme="majorHAnsi" w:hAnsiTheme="majorHAnsi"/>
+          <w:color w:val="BF4E14" w:themeColor="accent2" w:themeShade="BF"/>
+          <w:szCs w:val="22"/>
+          <w:lang w:eastAsia="pl-PL"/>
+        </w:rPr>
         <w:t xml:space="preserve"> </w:t>
       </w:r>
       <w:r>
         <w:rPr>
           <w:rFonts w:asciiTheme="majorHAnsi" w:hAnsiTheme="majorHAnsi"/>
-          <w:sz w:val="22"/>
           <w:szCs w:val="22"/>
           <w:lang w:eastAsia="pl-PL"/>
         </w:rPr>
@@ -1819,7 +2532,6 @@
         </w:numPr>
         <w:rPr>
           <w:rFonts w:asciiTheme="majorHAnsi" w:hAnsiTheme="majorHAnsi"/>
-          <w:sz w:val="22"/>
           <w:szCs w:val="22"/>
           <w:lang w:eastAsia="pl-PL"/>
         </w:rPr>
@@ -1827,38 +2539,71 @@
       <w:r>
         <w:rPr>
           <w:rFonts w:asciiTheme="majorHAnsi" w:hAnsiTheme="majorHAnsi"/>
-          <w:sz w:val="22"/>
           <w:szCs w:val="22"/>
           <w:lang w:eastAsia="pl-PL"/>
         </w:rPr>
         <w:t xml:space="preserve">Pętla </w:t>
       </w:r>
-      <w:r>
-        <w:rPr>
-          <w:rFonts w:asciiTheme="majorHAnsi" w:hAnsiTheme="majorHAnsi"/>
-          <w:b/>
-          <w:bCs/>
-          <w:color w:val="BF4E14" w:themeColor="accent2" w:themeShade="BF"/>
-          <w:sz w:val="22"/>
+      <w:proofErr w:type="spellStart"/>
+      <w:r>
+        <w:rPr>
+          <w:rFonts w:asciiTheme="majorHAnsi" w:hAnsiTheme="majorHAnsi"/>
+          <w:b/>
+          <w:bCs/>
+          <w:color w:val="BF4E14" w:themeColor="accent2" w:themeShade="BF"/>
           <w:szCs w:val="22"/>
           <w:lang w:eastAsia="pl-PL"/>
         </w:rPr>
-        <w:t>while (i &lt; LiczbWZestawie)</w:t>
-      </w:r>
-      <w:r>
-        <w:rPr>
-          <w:rFonts w:asciiTheme="majorHAnsi" w:hAnsiTheme="majorHAnsi"/>
-          <w:color w:val="BF4E14" w:themeColor="accent2" w:themeShade="BF"/>
-          <w:sz w:val="22"/>
+        <w:t>while</w:t>
+      </w:r>
+      <w:proofErr w:type="spellEnd"/>
+      <w:r>
+        <w:rPr>
+          <w:rFonts w:asciiTheme="majorHAnsi" w:hAnsiTheme="majorHAnsi"/>
+          <w:b/>
+          <w:bCs/>
+          <w:color w:val="BF4E14" w:themeColor="accent2" w:themeShade="BF"/>
           <w:szCs w:val="22"/>
           <w:lang w:eastAsia="pl-PL"/>
         </w:rPr>
+        <w:t xml:space="preserve"> (i &lt; </w:t>
+      </w:r>
+      <w:proofErr w:type="spellStart"/>
+      <w:r>
+        <w:rPr>
+          <w:rFonts w:asciiTheme="majorHAnsi" w:hAnsiTheme="majorHAnsi"/>
+          <w:b/>
+          <w:bCs/>
+          <w:color w:val="BF4E14" w:themeColor="accent2" w:themeShade="BF"/>
+          <w:szCs w:val="22"/>
+          <w:lang w:eastAsia="pl-PL"/>
+        </w:rPr>
+        <w:t>LiczbWZestawie</w:t>
+      </w:r>
+      <w:proofErr w:type="spellEnd"/>
+      <w:r>
+        <w:rPr>
+          <w:rFonts w:asciiTheme="majorHAnsi" w:hAnsiTheme="majorHAnsi"/>
+          <w:b/>
+          <w:bCs/>
+          <w:color w:val="BF4E14" w:themeColor="accent2" w:themeShade="BF"/>
+          <w:szCs w:val="22"/>
+          <w:lang w:eastAsia="pl-PL"/>
+        </w:rPr>
+        <w:t>)</w:t>
+      </w:r>
+      <w:r>
+        <w:rPr>
+          <w:rFonts w:asciiTheme="majorHAnsi" w:hAnsiTheme="majorHAnsi"/>
+          <w:color w:val="BF4E14" w:themeColor="accent2" w:themeShade="BF"/>
+          <w:szCs w:val="22"/>
+          <w:lang w:eastAsia="pl-PL"/>
+        </w:rPr>
         <w:t xml:space="preserve"> </w:t>
       </w:r>
       <w:r>
         <w:rPr>
           <w:rFonts w:asciiTheme="majorHAnsi" w:hAnsiTheme="majorHAnsi"/>
-          <w:sz w:val="22"/>
           <w:szCs w:val="22"/>
           <w:lang w:eastAsia="pl-PL"/>
         </w:rPr>
@@ -1874,37 +2619,96 @@
         </w:numPr>
         <w:rPr>
           <w:rFonts w:asciiTheme="majorHAnsi" w:hAnsiTheme="majorHAnsi"/>
-          <w:sz w:val="22"/>
           <w:szCs w:val="22"/>
           <w:lang w:eastAsia="pl-PL"/>
         </w:rPr>
       </w:pPr>
-      <w:r>
-        <w:rPr>
-          <w:rFonts w:asciiTheme="majorHAnsi" w:hAnsiTheme="majorHAnsi"/>
-          <w:b/>
-          <w:bCs/>
-          <w:color w:val="BF4E14" w:themeColor="accent2" w:themeShade="BF"/>
-          <w:sz w:val="22"/>
+      <w:proofErr w:type="spellStart"/>
+      <w:proofErr w:type="gramStart"/>
+      <w:r>
+        <w:rPr>
+          <w:rFonts w:asciiTheme="majorHAnsi" w:hAnsiTheme="majorHAnsi"/>
+          <w:b/>
+          <w:bCs/>
+          <w:color w:val="BF4E14" w:themeColor="accent2" w:themeShade="BF"/>
           <w:szCs w:val="22"/>
           <w:lang w:eastAsia="pl-PL"/>
         </w:rPr>
-        <w:t>generator.Next(MinLiczba, MaxLiczba + 1)</w:t>
-      </w:r>
-      <w:r>
-        <w:rPr>
-          <w:rFonts w:asciiTheme="majorHAnsi" w:hAnsiTheme="majorHAnsi"/>
-          <w:color w:val="BF4E14" w:themeColor="accent2" w:themeShade="BF"/>
-          <w:sz w:val="22"/>
+        <w:t>generator.Next</w:t>
+      </w:r>
+      <w:proofErr w:type="spellEnd"/>
+      <w:proofErr w:type="gramEnd"/>
+      <w:r>
+        <w:rPr>
+          <w:rFonts w:asciiTheme="majorHAnsi" w:hAnsiTheme="majorHAnsi"/>
+          <w:b/>
+          <w:bCs/>
+          <w:color w:val="BF4E14" w:themeColor="accent2" w:themeShade="BF"/>
           <w:szCs w:val="22"/>
           <w:lang w:eastAsia="pl-PL"/>
         </w:rPr>
+        <w:t>(</w:t>
+      </w:r>
+      <w:proofErr w:type="spellStart"/>
+      <w:r>
+        <w:rPr>
+          <w:rFonts w:asciiTheme="majorHAnsi" w:hAnsiTheme="majorHAnsi"/>
+          <w:b/>
+          <w:bCs/>
+          <w:color w:val="BF4E14" w:themeColor="accent2" w:themeShade="BF"/>
+          <w:szCs w:val="22"/>
+          <w:lang w:eastAsia="pl-PL"/>
+        </w:rPr>
+        <w:t>MinLiczba</w:t>
+      </w:r>
+      <w:proofErr w:type="spellEnd"/>
+      <w:r>
+        <w:rPr>
+          <w:rFonts w:asciiTheme="majorHAnsi" w:hAnsiTheme="majorHAnsi"/>
+          <w:b/>
+          <w:bCs/>
+          <w:color w:val="BF4E14" w:themeColor="accent2" w:themeShade="BF"/>
+          <w:szCs w:val="22"/>
+          <w:lang w:eastAsia="pl-PL"/>
+        </w:rPr>
+        <w:t xml:space="preserve">, </w:t>
+      </w:r>
+      <w:proofErr w:type="spellStart"/>
+      <w:r>
+        <w:rPr>
+          <w:rFonts w:asciiTheme="majorHAnsi" w:hAnsiTheme="majorHAnsi"/>
+          <w:b/>
+          <w:bCs/>
+          <w:color w:val="BF4E14" w:themeColor="accent2" w:themeShade="BF"/>
+          <w:szCs w:val="22"/>
+          <w:lang w:eastAsia="pl-PL"/>
+        </w:rPr>
+        <w:t>MaxLiczba</w:t>
+      </w:r>
+      <w:proofErr w:type="spellEnd"/>
+      <w:r>
+        <w:rPr>
+          <w:rFonts w:asciiTheme="majorHAnsi" w:hAnsiTheme="majorHAnsi"/>
+          <w:b/>
+          <w:bCs/>
+          <w:color w:val="BF4E14" w:themeColor="accent2" w:themeShade="BF"/>
+          <w:szCs w:val="22"/>
+          <w:lang w:eastAsia="pl-PL"/>
+        </w:rPr>
+        <w:t xml:space="preserve"> + 1)</w:t>
+      </w:r>
+      <w:r>
+        <w:rPr>
+          <w:rFonts w:asciiTheme="majorHAnsi" w:hAnsiTheme="majorHAnsi"/>
+          <w:color w:val="BF4E14" w:themeColor="accent2" w:themeShade="BF"/>
+          <w:szCs w:val="22"/>
+          <w:lang w:eastAsia="pl-PL"/>
+        </w:rPr>
         <w:t xml:space="preserve"> </w:t>
       </w:r>
       <w:r>
         <w:rPr>
           <w:rFonts w:asciiTheme="majorHAnsi" w:hAnsiTheme="majorHAnsi"/>
-          <w:sz w:val="22"/>
           <w:szCs w:val="22"/>
           <w:lang w:eastAsia="pl-PL"/>
         </w:rPr>
@@ -1913,16 +2717,32 @@
       <w:r>
         <w:rPr>
           <w:rFonts w:asciiTheme="majorHAnsi" w:hAnsiTheme="majorHAnsi"/>
-          <w:sz w:val="22"/>
           <w:szCs w:val="22"/>
           <w:lang w:eastAsia="pl-PL"/>
         </w:rPr>
-        <w:t xml:space="preserve">Górna granica w Next wynosi o 1 mniej niż dana liczba, dlatego </w:t>
-      </w:r>
-      <w:r>
-        <w:rPr>
-          <w:rFonts w:asciiTheme="majorHAnsi" w:hAnsiTheme="majorHAnsi"/>
-          <w:sz w:val="22"/>
+        <w:t xml:space="preserve">Górna granica w </w:t>
+      </w:r>
+      <w:proofErr w:type="spellStart"/>
+      <w:r>
+        <w:rPr>
+          <w:rFonts w:asciiTheme="majorHAnsi" w:hAnsiTheme="majorHAnsi"/>
+          <w:szCs w:val="22"/>
+          <w:lang w:eastAsia="pl-PL"/>
+        </w:rPr>
+        <w:t>Next</w:t>
+      </w:r>
+      <w:proofErr w:type="spellEnd"/>
+      <w:r>
+        <w:rPr>
+          <w:rFonts w:asciiTheme="majorHAnsi" w:hAnsiTheme="majorHAnsi"/>
+          <w:szCs w:val="22"/>
+          <w:lang w:eastAsia="pl-PL"/>
+        </w:rPr>
+        <w:t xml:space="preserve"> wynosi o 1 mniej niż dana liczba, dlatego </w:t>
+      </w:r>
+      <w:r>
+        <w:rPr>
+          <w:rFonts w:asciiTheme="majorHAnsi" w:hAnsiTheme="majorHAnsi"/>
           <w:szCs w:val="22"/>
           <w:lang w:eastAsia="pl-PL"/>
         </w:rPr>
@@ -1938,37 +2758,48 @@
         </w:numPr>
         <w:rPr>
           <w:rFonts w:asciiTheme="majorHAnsi" w:hAnsiTheme="majorHAnsi"/>
-          <w:sz w:val="22"/>
           <w:szCs w:val="22"/>
           <w:lang w:eastAsia="pl-PL"/>
         </w:rPr>
       </w:pPr>
-      <w:r>
-        <w:rPr>
-          <w:rFonts w:asciiTheme="majorHAnsi" w:hAnsiTheme="majorHAnsi"/>
-          <w:b/>
-          <w:bCs/>
-          <w:color w:val="BF4E14" w:themeColor="accent2" w:themeShade="BF"/>
-          <w:sz w:val="22"/>
+      <w:proofErr w:type="spellStart"/>
+      <w:proofErr w:type="gramStart"/>
+      <w:r>
+        <w:rPr>
+          <w:rFonts w:asciiTheme="majorHAnsi" w:hAnsiTheme="majorHAnsi"/>
+          <w:b/>
+          <w:bCs/>
+          <w:color w:val="BF4E14" w:themeColor="accent2" w:themeShade="BF"/>
           <w:szCs w:val="22"/>
           <w:lang w:eastAsia="pl-PL"/>
         </w:rPr>
-        <w:t>zestaw.Contains(wylosowana)</w:t>
-      </w:r>
-      <w:r>
-        <w:rPr>
-          <w:rFonts w:asciiTheme="majorHAnsi" w:hAnsiTheme="majorHAnsi"/>
-          <w:color w:val="BF4E14" w:themeColor="accent2" w:themeShade="BF"/>
-          <w:sz w:val="22"/>
+        <w:t>zestaw.Contains</w:t>
+      </w:r>
+      <w:proofErr w:type="spellEnd"/>
+      <w:proofErr w:type="gramEnd"/>
+      <w:r>
+        <w:rPr>
+          <w:rFonts w:asciiTheme="majorHAnsi" w:hAnsiTheme="majorHAnsi"/>
+          <w:b/>
+          <w:bCs/>
+          <w:color w:val="BF4E14" w:themeColor="accent2" w:themeShade="BF"/>
           <w:szCs w:val="22"/>
           <w:lang w:eastAsia="pl-PL"/>
         </w:rPr>
+        <w:t>(wylosowana)</w:t>
+      </w:r>
+      <w:r>
+        <w:rPr>
+          <w:rFonts w:asciiTheme="majorHAnsi" w:hAnsiTheme="majorHAnsi"/>
+          <w:color w:val="BF4E14" w:themeColor="accent2" w:themeShade="BF"/>
+          <w:szCs w:val="22"/>
+          <w:lang w:eastAsia="pl-PL"/>
+        </w:rPr>
         <w:t xml:space="preserve"> </w:t>
       </w:r>
       <w:r>
         <w:rPr>
           <w:rFonts w:asciiTheme="majorHAnsi" w:hAnsiTheme="majorHAnsi"/>
-          <w:sz w:val="22"/>
           <w:szCs w:val="22"/>
           <w:lang w:eastAsia="pl-PL"/>
         </w:rPr>
@@ -1980,7 +2811,6 @@
         <w:ind w:left="1068"/>
         <w:rPr>
           <w:rFonts w:asciiTheme="majorHAnsi" w:hAnsiTheme="majorHAnsi"/>
-          <w:sz w:val="22"/>
           <w:szCs w:val="22"/>
           <w:lang w:eastAsia="pl-PL"/>
         </w:rPr>
@@ -1988,28 +2818,27 @@
       <w:r>
         <w:rPr>
           <w:rFonts w:asciiTheme="majorHAnsi" w:hAnsiTheme="majorHAnsi"/>
-          <w:sz w:val="22"/>
           <w:szCs w:val="22"/>
           <w:lang w:eastAsia="pl-PL"/>
         </w:rPr>
         <w:t xml:space="preserve">jeśli tak, </w:t>
       </w:r>
-      <w:r>
-        <w:rPr>
-          <w:rFonts w:asciiTheme="majorHAnsi" w:hAnsiTheme="majorHAnsi"/>
-          <w:b/>
-          <w:bCs/>
-          <w:color w:val="BF4E14" w:themeColor="accent2" w:themeShade="BF"/>
-          <w:sz w:val="22"/>
+      <w:proofErr w:type="spellStart"/>
+      <w:r>
+        <w:rPr>
+          <w:rFonts w:asciiTheme="majorHAnsi" w:hAnsiTheme="majorHAnsi"/>
+          <w:b/>
+          <w:bCs/>
+          <w:color w:val="BF4E14" w:themeColor="accent2" w:themeShade="BF"/>
           <w:szCs w:val="22"/>
           <w:lang w:eastAsia="pl-PL"/>
         </w:rPr>
         <w:t>continue</w:t>
       </w:r>
-      <w:r>
-        <w:rPr>
-          <w:rFonts w:asciiTheme="majorHAnsi" w:hAnsiTheme="majorHAnsi"/>
-          <w:sz w:val="22"/>
+      <w:proofErr w:type="spellEnd"/>
+      <w:r>
+        <w:rPr>
+          <w:rFonts w:asciiTheme="majorHAnsi" w:hAnsiTheme="majorHAnsi"/>
           <w:szCs w:val="22"/>
           <w:lang w:eastAsia="pl-PL"/>
         </w:rPr>
@@ -2021,7 +2850,6 @@
         <w:ind w:left="360" w:firstLine="708"/>
         <w:rPr>
           <w:rFonts w:asciiTheme="majorHAnsi" w:hAnsiTheme="majorHAnsi"/>
-          <w:sz w:val="22"/>
           <w:szCs w:val="22"/>
           <w:lang w:eastAsia="pl-PL"/>
         </w:rPr>
@@ -2029,11 +2857,28 @@
       <w:r>
         <w:rPr>
           <w:rFonts w:asciiTheme="majorHAnsi" w:hAnsiTheme="majorHAnsi"/>
-          <w:sz w:val="22"/>
           <w:szCs w:val="22"/>
           <w:lang w:eastAsia="pl-PL"/>
         </w:rPr>
-        <w:t>jeśli nie, liczba zostaje zapisana pod indeksem i, a następnie i++ przesuwa licznik.</w:t>
+        <w:t xml:space="preserve">jeśli nie, liczba zostaje zapisana pod indeksem </w:t>
+      </w:r>
+      <w:proofErr w:type="gramStart"/>
+      <w:r>
+        <w:rPr>
+          <w:rFonts w:asciiTheme="majorHAnsi" w:hAnsiTheme="majorHAnsi"/>
+          <w:szCs w:val="22"/>
+          <w:lang w:eastAsia="pl-PL"/>
+        </w:rPr>
+        <w:t>i,</w:t>
+      </w:r>
+      <w:proofErr w:type="gramEnd"/>
+      <w:r>
+        <w:rPr>
+          <w:rFonts w:asciiTheme="majorHAnsi" w:hAnsiTheme="majorHAnsi"/>
+          <w:szCs w:val="22"/>
+          <w:lang w:eastAsia="pl-PL"/>
+        </w:rPr>
+        <w:t xml:space="preserve"> a następnie i++ przesuwa licznik.</w:t>
       </w:r>
     </w:p>
     <w:p>
@@ -2045,7 +2890,6 @@
         </w:numPr>
         <w:rPr>
           <w:rFonts w:asciiTheme="majorHAnsi" w:hAnsiTheme="majorHAnsi"/>
-          <w:sz w:val="22"/>
           <w:szCs w:val="22"/>
           <w:lang w:eastAsia="pl-PL"/>
         </w:rPr>
@@ -2056,7 +2900,6 @@
           <w:b/>
           <w:bCs/>
           <w:color w:val="BF4E14" w:themeColor="accent2" w:themeShade="BF"/>
-          <w:sz w:val="22"/>
           <w:szCs w:val="22"/>
           <w:lang w:eastAsia="pl-PL"/>
         </w:rPr>
@@ -2066,7 +2909,6 @@
         <w:rPr>
           <w:rFonts w:asciiTheme="majorHAnsi" w:hAnsiTheme="majorHAnsi"/>
           <w:color w:val="BF4E14" w:themeColor="accent2" w:themeShade="BF"/>
-          <w:sz w:val="22"/>
           <w:szCs w:val="22"/>
           <w:lang w:eastAsia="pl-PL"/>
         </w:rPr>
@@ -2075,7 +2917,6 @@
       <w:r>
         <w:rPr>
           <w:rFonts w:asciiTheme="majorHAnsi" w:hAnsiTheme="majorHAnsi"/>
-          <w:sz w:val="22"/>
           <w:szCs w:val="22"/>
           <w:lang w:eastAsia="pl-PL"/>
         </w:rPr>
@@ -2113,6 +2954,8 @@
         </w:rPr>
         <w:t xml:space="preserve">Funkcja </w:t>
       </w:r>
+      <w:proofErr w:type="spellStart"/>
+      <w:proofErr w:type="gramStart"/>
       <w:r>
         <w:rPr>
           <w:rFonts w:asciiTheme="majorHAnsi" w:hAnsiTheme="majorHAnsi"/>
@@ -2122,14 +2965,25 @@
         </w:rPr>
         <w:t>WyswietlLosowania</w:t>
       </w:r>
-      <w:r>
-        <w:rPr>
-          <w:rFonts w:asciiTheme="majorHAnsi" w:hAnsiTheme="majorHAnsi"/>
-          <w:b/>
-          <w:bCs/>
-          <w:color w:val="BF4E14" w:themeColor="accent2" w:themeShade="BF"/>
-        </w:rPr>
-        <w:t>()</w:t>
+      <w:proofErr w:type="spellEnd"/>
+      <w:r>
+        <w:rPr>
+          <w:rFonts w:asciiTheme="majorHAnsi" w:hAnsiTheme="majorHAnsi"/>
+          <w:b/>
+          <w:bCs/>
+          <w:color w:val="BF4E14" w:themeColor="accent2" w:themeShade="BF"/>
+        </w:rPr>
+        <w:t>(</w:t>
+      </w:r>
+      <w:proofErr w:type="gramEnd"/>
+      <w:r>
+        <w:rPr>
+          <w:rFonts w:asciiTheme="majorHAnsi" w:hAnsiTheme="majorHAnsi"/>
+          <w:b/>
+          <w:bCs/>
+          <w:color w:val="BF4E14" w:themeColor="accent2" w:themeShade="BF"/>
+        </w:rPr>
+        <w:t>)</w:t>
       </w:r>
       <w:r>
         <w:rPr>
@@ -2167,25 +3021,136 @@
         <w:spacing w:after="0" w:line="240" w:lineRule="auto"/>
         <w:rPr>
           <w:rFonts w:asciiTheme="majorHAnsi" w:hAnsiTheme="majorHAnsi"/>
-          <w:sz w:val="22"/>
-          <w:szCs w:val="22"/>
-        </w:rPr>
-      </w:pPr>
-      <w:r>
-        <w:rPr>
-          <w:rFonts w:asciiTheme="majorHAnsi" w:hAnsiTheme="majorHAnsi"/>
-          <w:b/>
-          <w:bCs/>
-          <w:color w:val="BF4E14" w:themeColor="accent2" w:themeShade="BF"/>
-          <w:sz w:val="22"/>
-          <w:szCs w:val="22"/>
-        </w:rPr>
-        <w:t xml:space="preserve">int[] wystapienia = new int[MaxLiczba] </w:t>
-      </w:r>
-      <w:r>
-        <w:rPr>
-          <w:rFonts w:asciiTheme="majorHAnsi" w:hAnsiTheme="majorHAnsi"/>
-          <w:sz w:val="22"/>
+          <w:szCs w:val="22"/>
+        </w:rPr>
+      </w:pPr>
+      <w:proofErr w:type="spellStart"/>
+      <w:proofErr w:type="gramStart"/>
+      <w:r>
+        <w:rPr>
+          <w:rFonts w:asciiTheme="majorHAnsi" w:hAnsiTheme="majorHAnsi"/>
+          <w:b/>
+          <w:bCs/>
+          <w:color w:val="BF4E14" w:themeColor="accent2" w:themeShade="BF"/>
+          <w:szCs w:val="22"/>
+        </w:rPr>
+        <w:t>int</w:t>
+      </w:r>
+      <w:proofErr w:type="spellEnd"/>
+      <w:r>
+        <w:rPr>
+          <w:rFonts w:asciiTheme="majorHAnsi" w:hAnsiTheme="majorHAnsi"/>
+          <w:b/>
+          <w:bCs/>
+          <w:color w:val="BF4E14" w:themeColor="accent2" w:themeShade="BF"/>
+          <w:szCs w:val="22"/>
+        </w:rPr>
+        <w:t>[</w:t>
+      </w:r>
+      <w:proofErr w:type="gramEnd"/>
+      <w:r>
+        <w:rPr>
+          <w:rFonts w:asciiTheme="majorHAnsi" w:hAnsiTheme="majorHAnsi"/>
+          <w:b/>
+          <w:bCs/>
+          <w:color w:val="BF4E14" w:themeColor="accent2" w:themeShade="BF"/>
+          <w:szCs w:val="22"/>
+        </w:rPr>
+        <w:t xml:space="preserve">] </w:t>
+      </w:r>
+      <w:proofErr w:type="spellStart"/>
+      <w:r>
+        <w:rPr>
+          <w:rFonts w:asciiTheme="majorHAnsi" w:hAnsiTheme="majorHAnsi"/>
+          <w:b/>
+          <w:bCs/>
+          <w:color w:val="BF4E14" w:themeColor="accent2" w:themeShade="BF"/>
+          <w:szCs w:val="22"/>
+        </w:rPr>
+        <w:t>wystapienia</w:t>
+      </w:r>
+      <w:proofErr w:type="spellEnd"/>
+      <w:r>
+        <w:rPr>
+          <w:rFonts w:asciiTheme="majorHAnsi" w:hAnsiTheme="majorHAnsi"/>
+          <w:b/>
+          <w:bCs/>
+          <w:color w:val="BF4E14" w:themeColor="accent2" w:themeShade="BF"/>
+          <w:szCs w:val="22"/>
+        </w:rPr>
+        <w:t xml:space="preserve"> = </w:t>
+      </w:r>
+      <w:proofErr w:type="spellStart"/>
+      <w:r>
+        <w:rPr>
+          <w:rFonts w:asciiTheme="majorHAnsi" w:hAnsiTheme="majorHAnsi"/>
+          <w:b/>
+          <w:bCs/>
+          <w:color w:val="BF4E14" w:themeColor="accent2" w:themeShade="BF"/>
+          <w:szCs w:val="22"/>
+        </w:rPr>
+        <w:t>new</w:t>
+      </w:r>
+      <w:proofErr w:type="spellEnd"/>
+      <w:r>
+        <w:rPr>
+          <w:rFonts w:asciiTheme="majorHAnsi" w:hAnsiTheme="majorHAnsi"/>
+          <w:b/>
+          <w:bCs/>
+          <w:color w:val="BF4E14" w:themeColor="accent2" w:themeShade="BF"/>
+          <w:szCs w:val="22"/>
+        </w:rPr>
+        <w:t xml:space="preserve"> </w:t>
+      </w:r>
+      <w:proofErr w:type="spellStart"/>
+      <w:proofErr w:type="gramStart"/>
+      <w:r>
+        <w:rPr>
+          <w:rFonts w:asciiTheme="majorHAnsi" w:hAnsiTheme="majorHAnsi"/>
+          <w:b/>
+          <w:bCs/>
+          <w:color w:val="BF4E14" w:themeColor="accent2" w:themeShade="BF"/>
+          <w:szCs w:val="22"/>
+        </w:rPr>
+        <w:t>int</w:t>
+      </w:r>
+      <w:proofErr w:type="spellEnd"/>
+      <w:r>
+        <w:rPr>
+          <w:rFonts w:asciiTheme="majorHAnsi" w:hAnsiTheme="majorHAnsi"/>
+          <w:b/>
+          <w:bCs/>
+          <w:color w:val="BF4E14" w:themeColor="accent2" w:themeShade="BF"/>
+          <w:szCs w:val="22"/>
+        </w:rPr>
+        <w:t>[</w:t>
+      </w:r>
+      <w:proofErr w:type="spellStart"/>
+      <w:proofErr w:type="gramEnd"/>
+      <w:r>
+        <w:rPr>
+          <w:rFonts w:asciiTheme="majorHAnsi" w:hAnsiTheme="majorHAnsi"/>
+          <w:b/>
+          <w:bCs/>
+          <w:color w:val="BF4E14" w:themeColor="accent2" w:themeShade="BF"/>
+          <w:szCs w:val="22"/>
+        </w:rPr>
+        <w:t>MaxLiczba</w:t>
+      </w:r>
+      <w:proofErr w:type="spellEnd"/>
+      <w:r>
+        <w:rPr>
+          <w:rFonts w:asciiTheme="majorHAnsi" w:hAnsiTheme="majorHAnsi"/>
+          <w:b/>
+          <w:bCs/>
+          <w:color w:val="BF4E14" w:themeColor="accent2" w:themeShade="BF"/>
+          <w:szCs w:val="22"/>
+        </w:rPr>
+        <w:t xml:space="preserve">] </w:t>
+      </w:r>
+      <w:r>
+        <w:rPr>
+          <w:rFonts w:asciiTheme="majorHAnsi" w:hAnsiTheme="majorHAnsi"/>
           <w:szCs w:val="22"/>
         </w:rPr>
         <w:t xml:space="preserve">- </w:t>
@@ -2193,7 +3158,6 @@
       <w:r>
         <w:rPr>
           <w:rFonts w:asciiTheme="majorHAnsi" w:hAnsiTheme="majorHAnsi"/>
-          <w:sz w:val="22"/>
           <w:szCs w:val="22"/>
         </w:rPr>
         <w:t>tworzy tablicę 49 liczników. Indeks liczba - 1 odpowiada liczbie z loterii, czyli liczba 1 jest pod indeksem 0, a liczba 49 pod indeksem 48.</w:t>
@@ -2208,14 +3172,12 @@
         <w:spacing w:after="0" w:line="240" w:lineRule="auto"/>
         <w:rPr>
           <w:rFonts w:asciiTheme="majorHAnsi" w:hAnsiTheme="majorHAnsi"/>
-          <w:sz w:val="22"/>
-          <w:szCs w:val="22"/>
-        </w:rPr>
-      </w:pPr>
-      <w:r>
-        <w:rPr>
-          <w:rFonts w:asciiTheme="majorHAnsi" w:hAnsiTheme="majorHAnsi"/>
-          <w:sz w:val="22"/>
+          <w:szCs w:val="22"/>
+        </w:rPr>
+      </w:pPr>
+      <w:r>
+        <w:rPr>
+          <w:rFonts w:asciiTheme="majorHAnsi" w:hAnsiTheme="majorHAnsi"/>
           <w:szCs w:val="22"/>
         </w:rPr>
         <w:t>Pierwsza pętla for zeruje wszystkie liczniki.</w:t>
@@ -2230,14 +3192,12 @@
         <w:spacing w:after="0" w:line="240" w:lineRule="auto"/>
         <w:rPr>
           <w:rFonts w:asciiTheme="majorHAnsi" w:hAnsiTheme="majorHAnsi"/>
-          <w:sz w:val="22"/>
-          <w:szCs w:val="22"/>
-        </w:rPr>
-      </w:pPr>
-      <w:r>
-        <w:rPr>
-          <w:rFonts w:asciiTheme="majorHAnsi" w:hAnsiTheme="majorHAnsi"/>
-          <w:sz w:val="22"/>
+          <w:szCs w:val="22"/>
+        </w:rPr>
+      </w:pPr>
+      <w:r>
+        <w:rPr>
+          <w:rFonts w:asciiTheme="majorHAnsi" w:hAnsiTheme="majorHAnsi"/>
           <w:szCs w:val="22"/>
         </w:rPr>
         <w:t xml:space="preserve">Zagnieżdżone pętle for przechodzą po wszystkich zestawach (i) i liczbach w zestawie (j): </w:t>
@@ -2252,26 +3212,35 @@
         <w:spacing w:after="0" w:line="240" w:lineRule="auto"/>
         <w:rPr>
           <w:rFonts w:asciiTheme="majorHAnsi" w:hAnsiTheme="majorHAnsi"/>
-          <w:sz w:val="22"/>
-          <w:szCs w:val="22"/>
-        </w:rPr>
-      </w:pPr>
-      <w:r>
-        <w:rPr>
-          <w:rFonts w:asciiTheme="majorHAnsi" w:hAnsiTheme="majorHAnsi"/>
-          <w:b/>
-          <w:bCs/>
-          <w:color w:val="BF4E14" w:themeColor="accent2" w:themeShade="BF"/>
-          <w:sz w:val="22"/>
-          <w:szCs w:val="22"/>
-        </w:rPr>
-        <w:t>Console.Write($"Losowanie {i + 1}: ")</w:t>
-      </w:r>
-      <w:r>
-        <w:rPr>
-          <w:rFonts w:asciiTheme="majorHAnsi" w:hAnsiTheme="majorHAnsi"/>
-          <w:color w:val="BF4E14" w:themeColor="accent2" w:themeShade="BF"/>
-          <w:sz w:val="22"/>
+          <w:szCs w:val="22"/>
+        </w:rPr>
+      </w:pPr>
+      <w:proofErr w:type="spellStart"/>
+      <w:r>
+        <w:rPr>
+          <w:rFonts w:asciiTheme="majorHAnsi" w:hAnsiTheme="majorHAnsi"/>
+          <w:b/>
+          <w:bCs/>
+          <w:color w:val="BF4E14" w:themeColor="accent2" w:themeShade="BF"/>
+          <w:szCs w:val="22"/>
+        </w:rPr>
+        <w:t>Console.Write</w:t>
+      </w:r>
+      <w:proofErr w:type="spellEnd"/>
+      <w:r>
+        <w:rPr>
+          <w:rFonts w:asciiTheme="majorHAnsi" w:hAnsiTheme="majorHAnsi"/>
+          <w:b/>
+          <w:bCs/>
+          <w:color w:val="BF4E14" w:themeColor="accent2" w:themeShade="BF"/>
+          <w:szCs w:val="22"/>
+        </w:rPr>
+        <w:t>($"Losowanie {i + 1}: ")</w:t>
+      </w:r>
+      <w:r>
+        <w:rPr>
+          <w:rFonts w:asciiTheme="majorHAnsi" w:hAnsiTheme="majorHAnsi"/>
+          <w:color w:val="BF4E14" w:themeColor="accent2" w:themeShade="BF"/>
           <w:szCs w:val="22"/>
         </w:rPr>
         <w:t xml:space="preserve"> </w:t>
@@ -2280,7 +3249,6 @@
         <w:rPr>
           <w:rFonts w:asciiTheme="majorHAnsi" w:hAnsiTheme="majorHAnsi"/>
           <w:color w:val="BF4E14" w:themeColor="accent2" w:themeShade="BF"/>
-          <w:sz w:val="22"/>
           <w:szCs w:val="22"/>
         </w:rPr>
         <w:tab/>
@@ -2288,7 +3256,6 @@
       <w:r>
         <w:rPr>
           <w:rFonts w:asciiTheme="majorHAnsi" w:hAnsiTheme="majorHAnsi"/>
-          <w:sz w:val="22"/>
           <w:szCs w:val="22"/>
         </w:rPr>
         <w:t>- w</w:t>
@@ -2296,7 +3263,6 @@
       <w:r>
         <w:rPr>
           <w:rFonts w:asciiTheme="majorHAnsi" w:hAnsiTheme="majorHAnsi"/>
-          <w:sz w:val="22"/>
           <w:szCs w:val="22"/>
         </w:rPr>
         <w:t>ypisuje numer losowania, numerowany od 1 dla użytkownika,</w:t>
@@ -2311,28 +3277,71 @@
         <w:spacing w:after="0" w:line="240" w:lineRule="auto"/>
         <w:rPr>
           <w:rFonts w:asciiTheme="majorHAnsi" w:hAnsiTheme="majorHAnsi"/>
-          <w:sz w:val="22"/>
-          <w:szCs w:val="22"/>
-        </w:rPr>
-      </w:pPr>
-      <w:r>
-        <w:rPr>
-          <w:rFonts w:asciiTheme="majorHAnsi" w:hAnsiTheme="majorHAnsi"/>
-          <w:b/>
-          <w:bCs/>
-          <w:color w:val="BF4E14" w:themeColor="accent2" w:themeShade="BF"/>
-          <w:sz w:val="22"/>
-          <w:szCs w:val="22"/>
-        </w:rPr>
-        <w:t xml:space="preserve">wystapienia[losowania[i, j] - 1]++ </w:t>
-      </w:r>
-      <w:r>
-        <w:rPr>
-          <w:rFonts w:asciiTheme="majorHAnsi" w:hAnsiTheme="majorHAnsi"/>
-          <w:b/>
-          <w:bCs/>
-          <w:color w:val="BF4E14" w:themeColor="accent2" w:themeShade="BF"/>
-          <w:sz w:val="22"/>
+          <w:szCs w:val="22"/>
+        </w:rPr>
+      </w:pPr>
+      <w:proofErr w:type="spellStart"/>
+      <w:proofErr w:type="gramStart"/>
+      <w:r>
+        <w:rPr>
+          <w:rFonts w:asciiTheme="majorHAnsi" w:hAnsiTheme="majorHAnsi"/>
+          <w:b/>
+          <w:bCs/>
+          <w:color w:val="BF4E14" w:themeColor="accent2" w:themeShade="BF"/>
+          <w:szCs w:val="22"/>
+        </w:rPr>
+        <w:t>wystapienia</w:t>
+      </w:r>
+      <w:proofErr w:type="spellEnd"/>
+      <w:r>
+        <w:rPr>
+          <w:rFonts w:asciiTheme="majorHAnsi" w:hAnsiTheme="majorHAnsi"/>
+          <w:b/>
+          <w:bCs/>
+          <w:color w:val="BF4E14" w:themeColor="accent2" w:themeShade="BF"/>
+          <w:szCs w:val="22"/>
+        </w:rPr>
+        <w:t>[losowania[i,</w:t>
+      </w:r>
+      <w:proofErr w:type="gramEnd"/>
+      <w:r>
+        <w:rPr>
+          <w:rFonts w:asciiTheme="majorHAnsi" w:hAnsiTheme="majorHAnsi"/>
+          <w:b/>
+          <w:bCs/>
+          <w:color w:val="BF4E14" w:themeColor="accent2" w:themeShade="BF"/>
+          <w:szCs w:val="22"/>
+        </w:rPr>
+        <w:t xml:space="preserve"> j] - </w:t>
+      </w:r>
+      <w:proofErr w:type="gramStart"/>
+      <w:r>
+        <w:rPr>
+          <w:rFonts w:asciiTheme="majorHAnsi" w:hAnsiTheme="majorHAnsi"/>
+          <w:b/>
+          <w:bCs/>
+          <w:color w:val="BF4E14" w:themeColor="accent2" w:themeShade="BF"/>
+          <w:szCs w:val="22"/>
+        </w:rPr>
+        <w:t>1]+</w:t>
+      </w:r>
+      <w:proofErr w:type="gramEnd"/>
+      <w:r>
+        <w:rPr>
+          <w:rFonts w:asciiTheme="majorHAnsi" w:hAnsiTheme="majorHAnsi"/>
+          <w:b/>
+          <w:bCs/>
+          <w:color w:val="BF4E14" w:themeColor="accent2" w:themeShade="BF"/>
+          <w:szCs w:val="22"/>
+        </w:rPr>
+        <w:t xml:space="preserve">+ </w:t>
+      </w:r>
+      <w:r>
+        <w:rPr>
+          <w:rFonts w:asciiTheme="majorHAnsi" w:hAnsiTheme="majorHAnsi"/>
+          <w:b/>
+          <w:bCs/>
+          <w:color w:val="BF4E14" w:themeColor="accent2" w:themeShade="BF"/>
           <w:szCs w:val="22"/>
         </w:rPr>
         <w:tab/>
@@ -2340,7 +3349,6 @@
       <w:r>
         <w:rPr>
           <w:rFonts w:asciiTheme="majorHAnsi" w:hAnsiTheme="majorHAnsi"/>
-          <w:sz w:val="22"/>
           <w:szCs w:val="22"/>
         </w:rPr>
         <w:t>- z</w:t>
@@ -2348,7 +3356,6 @@
       <w:r>
         <w:rPr>
           <w:rFonts w:asciiTheme="majorHAnsi" w:hAnsiTheme="majorHAnsi"/>
-          <w:sz w:val="22"/>
           <w:szCs w:val="22"/>
         </w:rPr>
         <w:t>większa licznik wylosowanej liczby o 1,</w:t>
@@ -2363,26 +3370,57 @@
         <w:spacing w:after="0" w:line="240" w:lineRule="auto"/>
         <w:rPr>
           <w:rFonts w:asciiTheme="majorHAnsi" w:hAnsiTheme="majorHAnsi"/>
-          <w:sz w:val="22"/>
-          <w:szCs w:val="22"/>
-        </w:rPr>
-      </w:pPr>
-      <w:r>
-        <w:rPr>
-          <w:rFonts w:asciiTheme="majorHAnsi" w:hAnsiTheme="majorHAnsi"/>
-          <w:b/>
-          <w:bCs/>
-          <w:color w:val="BF4E14" w:themeColor="accent2" w:themeShade="BF"/>
-          <w:sz w:val="22"/>
-          <w:szCs w:val="22"/>
-        </w:rPr>
-        <w:t>Console.Write(losowania[i, j] + " ")</w:t>
-      </w:r>
-      <w:r>
-        <w:rPr>
-          <w:rFonts w:asciiTheme="majorHAnsi" w:hAnsiTheme="majorHAnsi"/>
-          <w:color w:val="BF4E14" w:themeColor="accent2" w:themeShade="BF"/>
-          <w:sz w:val="22"/>
+          <w:szCs w:val="22"/>
+        </w:rPr>
+      </w:pPr>
+      <w:proofErr w:type="spellStart"/>
+      <w:r>
+        <w:rPr>
+          <w:rFonts w:asciiTheme="majorHAnsi" w:hAnsiTheme="majorHAnsi"/>
+          <w:b/>
+          <w:bCs/>
+          <w:color w:val="BF4E14" w:themeColor="accent2" w:themeShade="BF"/>
+          <w:szCs w:val="22"/>
+        </w:rPr>
+        <w:t>Console.Write</w:t>
+      </w:r>
+      <w:proofErr w:type="spellEnd"/>
+      <w:r>
+        <w:rPr>
+          <w:rFonts w:asciiTheme="majorHAnsi" w:hAnsiTheme="majorHAnsi"/>
+          <w:b/>
+          <w:bCs/>
+          <w:color w:val="BF4E14" w:themeColor="accent2" w:themeShade="BF"/>
+          <w:szCs w:val="22"/>
+        </w:rPr>
+        <w:t>(</w:t>
+      </w:r>
+      <w:proofErr w:type="gramStart"/>
+      <w:r>
+        <w:rPr>
+          <w:rFonts w:asciiTheme="majorHAnsi" w:hAnsiTheme="majorHAnsi"/>
+          <w:b/>
+          <w:bCs/>
+          <w:color w:val="BF4E14" w:themeColor="accent2" w:themeShade="BF"/>
+          <w:szCs w:val="22"/>
+        </w:rPr>
+        <w:t>losowania[i,</w:t>
+      </w:r>
+      <w:proofErr w:type="gramEnd"/>
+      <w:r>
+        <w:rPr>
+          <w:rFonts w:asciiTheme="majorHAnsi" w:hAnsiTheme="majorHAnsi"/>
+          <w:b/>
+          <w:bCs/>
+          <w:color w:val="BF4E14" w:themeColor="accent2" w:themeShade="BF"/>
+          <w:szCs w:val="22"/>
+        </w:rPr>
+        <w:t xml:space="preserve"> j] + " ")</w:t>
+      </w:r>
+      <w:r>
+        <w:rPr>
+          <w:rFonts w:asciiTheme="majorHAnsi" w:hAnsiTheme="majorHAnsi"/>
+          <w:color w:val="BF4E14" w:themeColor="accent2" w:themeShade="BF"/>
           <w:szCs w:val="22"/>
         </w:rPr>
         <w:t xml:space="preserve"> </w:t>
@@ -2391,7 +3429,6 @@
         <w:rPr>
           <w:rFonts w:asciiTheme="majorHAnsi" w:hAnsiTheme="majorHAnsi"/>
           <w:color w:val="BF4E14" w:themeColor="accent2" w:themeShade="BF"/>
-          <w:sz w:val="22"/>
           <w:szCs w:val="22"/>
         </w:rPr>
         <w:tab/>
@@ -2399,7 +3436,6 @@
       <w:r>
         <w:rPr>
           <w:rFonts w:asciiTheme="majorHAnsi" w:hAnsiTheme="majorHAnsi"/>
-          <w:sz w:val="22"/>
           <w:szCs w:val="22"/>
         </w:rPr>
         <w:t>- w</w:t>
@@ -2407,7 +3443,6 @@
       <w:r>
         <w:rPr>
           <w:rFonts w:asciiTheme="majorHAnsi" w:hAnsiTheme="majorHAnsi"/>
-          <w:sz w:val="22"/>
           <w:szCs w:val="22"/>
         </w:rPr>
         <w:t>ypisuje liczbę, a po niej spację,</w:t>
@@ -2422,25 +3457,34 @@
         <w:spacing w:after="0" w:line="240" w:lineRule="auto"/>
         <w:rPr>
           <w:rFonts w:asciiTheme="majorHAnsi" w:hAnsiTheme="majorHAnsi"/>
-          <w:sz w:val="22"/>
-          <w:szCs w:val="22"/>
-        </w:rPr>
-      </w:pPr>
-      <w:r>
-        <w:rPr>
-          <w:rFonts w:asciiTheme="majorHAnsi" w:hAnsiTheme="majorHAnsi"/>
-          <w:b/>
-          <w:bCs/>
-          <w:color w:val="BF4E14" w:themeColor="accent2" w:themeShade="BF"/>
-          <w:sz w:val="22"/>
-          <w:szCs w:val="22"/>
-        </w:rPr>
-        <w:t>Console.WriteLine("")</w:t>
-      </w:r>
-      <w:r>
-        <w:rPr>
-          <w:rFonts w:asciiTheme="majorHAnsi" w:hAnsiTheme="majorHAnsi"/>
-          <w:sz w:val="22"/>
+          <w:szCs w:val="22"/>
+        </w:rPr>
+      </w:pPr>
+      <w:proofErr w:type="spellStart"/>
+      <w:r>
+        <w:rPr>
+          <w:rFonts w:asciiTheme="majorHAnsi" w:hAnsiTheme="majorHAnsi"/>
+          <w:b/>
+          <w:bCs/>
+          <w:color w:val="BF4E14" w:themeColor="accent2" w:themeShade="BF"/>
+          <w:szCs w:val="22"/>
+        </w:rPr>
+        <w:t>Console.WriteLine</w:t>
+      </w:r>
+      <w:proofErr w:type="spellEnd"/>
+      <w:r>
+        <w:rPr>
+          <w:rFonts w:asciiTheme="majorHAnsi" w:hAnsiTheme="majorHAnsi"/>
+          <w:b/>
+          <w:bCs/>
+          <w:color w:val="BF4E14" w:themeColor="accent2" w:themeShade="BF"/>
+          <w:szCs w:val="22"/>
+        </w:rPr>
+        <w:t>("")</w:t>
+      </w:r>
+      <w:r>
+        <w:rPr>
+          <w:rFonts w:asciiTheme="majorHAnsi" w:hAnsiTheme="majorHAnsi"/>
           <w:szCs w:val="22"/>
         </w:rPr>
         <w:t xml:space="preserve"> </w:t>
@@ -2448,7 +3492,6 @@
       <w:r>
         <w:rPr>
           <w:rFonts w:asciiTheme="majorHAnsi" w:hAnsiTheme="majorHAnsi"/>
-          <w:sz w:val="22"/>
           <w:szCs w:val="22"/>
         </w:rPr>
         <w:t>-</w:t>
@@ -2456,7 +3499,6 @@
       <w:r>
         <w:rPr>
           <w:rFonts w:asciiTheme="majorHAnsi" w:hAnsiTheme="majorHAnsi"/>
-          <w:sz w:val="22"/>
           <w:szCs w:val="22"/>
         </w:rPr>
         <w:tab/>
@@ -2464,7 +3506,6 @@
       <w:r>
         <w:rPr>
           <w:rFonts w:asciiTheme="majorHAnsi" w:hAnsiTheme="majorHAnsi"/>
-          <w:sz w:val="22"/>
           <w:szCs w:val="22"/>
         </w:rPr>
         <w:tab/>
@@ -2473,7 +3514,6 @@
       <w:r>
         <w:rPr>
           <w:rFonts w:asciiTheme="majorHAnsi" w:hAnsiTheme="majorHAnsi"/>
-          <w:sz w:val="22"/>
           <w:szCs w:val="22"/>
         </w:rPr>
         <w:t>po 6 liczbach przechodzi do nowej linii.</w:t>
@@ -2488,14 +3528,12 @@
         <w:spacing w:after="0" w:line="240" w:lineRule="auto"/>
         <w:rPr>
           <w:rFonts w:asciiTheme="majorHAnsi" w:hAnsiTheme="majorHAnsi"/>
-          <w:sz w:val="22"/>
-          <w:szCs w:val="22"/>
-        </w:rPr>
-      </w:pPr>
-      <w:r>
-        <w:rPr>
-          <w:rFonts w:asciiTheme="majorHAnsi" w:hAnsiTheme="majorHAnsi"/>
-          <w:sz w:val="22"/>
+          <w:szCs w:val="22"/>
+        </w:rPr>
+      </w:pPr>
+      <w:r>
+        <w:rPr>
+          <w:rFonts w:asciiTheme="majorHAnsi" w:hAnsiTheme="majorHAnsi"/>
           <w:szCs w:val="22"/>
         </w:rPr>
         <w:t xml:space="preserve">Ostatnia pętla for wypisuje dla każdej liczby od 1 do 49 tekst </w:t>
@@ -2503,7 +3541,6 @@
       <w:r>
         <w:rPr>
           <w:rFonts w:asciiTheme="majorHAnsi" w:hAnsiTheme="majorHAnsi"/>
-          <w:sz w:val="22"/>
           <w:szCs w:val="22"/>
         </w:rPr>
         <w:t>„</w:t>
@@ -2511,7 +3548,6 @@
       <w:r>
         <w:rPr>
           <w:rFonts w:asciiTheme="majorHAnsi" w:hAnsiTheme="majorHAnsi"/>
-          <w:sz w:val="22"/>
           <w:szCs w:val="22"/>
         </w:rPr>
         <w:t>Wystąpienia liczby X: Y</w:t>
@@ -2519,7 +3555,6 @@
       <w:r>
         <w:rPr>
           <w:rFonts w:asciiTheme="majorHAnsi" w:hAnsiTheme="majorHAnsi"/>
-          <w:sz w:val="22"/>
           <w:szCs w:val="22"/>
         </w:rPr>
         <w:t>”</w:t>
@@ -2527,7 +3562,6 @@
       <w:r>
         <w:rPr>
           <w:rFonts w:asciiTheme="majorHAnsi" w:hAnsiTheme="majorHAnsi"/>
-          <w:sz w:val="22"/>
           <w:szCs w:val="22"/>
         </w:rPr>
         <w:t>, gdzie Y to wartość licznika.</w:t>
@@ -2553,14 +3587,13 @@
           <w:rFonts w:asciiTheme="majorHAnsi" w:hAnsiTheme="majorHAnsi"/>
           <w:b/>
           <w:bCs/>
-          <w:sz w:val="22"/>
-          <w:szCs w:val="22"/>
-        </w:rPr>
-      </w:pPr>
-      <w:r>
-        <w:rPr>
-          <w:rFonts w:asciiTheme="majorHAnsi" w:hAnsiTheme="majorHAnsi"/>
-          <w:sz w:val="22"/>
+          <w:szCs w:val="22"/>
+        </w:rPr>
+      </w:pPr>
+      <w:r>
+        <w:rPr>
+          <w:rFonts w:asciiTheme="majorHAnsi" w:hAnsiTheme="majorHAnsi"/>
+          <w:noProof/>
           <w:szCs w:val="22"/>
         </w:rPr>
         <w:lastRenderedPageBreak/>
@@ -2580,7 +3613,7 @@
                     <pic:cNvPicPr/>
                   </pic:nvPicPr>
                   <pic:blipFill>
-                    <a:blip r:embed="rId5"/>
+                    <a:blip r:embed="rId8"/>
                     <a:stretch>
                       <a:fillRect/>
                     </a:stretch>
@@ -2606,7 +3639,6 @@
         <w:spacing w:after="0" w:line="240" w:lineRule="auto"/>
         <w:rPr>
           <w:rFonts w:asciiTheme="majorHAnsi" w:hAnsiTheme="majorHAnsi"/>
-          <w:sz w:val="22"/>
           <w:szCs w:val="22"/>
         </w:rPr>
       </w:pPr>
@@ -2616,7 +3648,6 @@
         <w:spacing w:after="0" w:line="240" w:lineRule="auto"/>
         <w:rPr>
           <w:rFonts w:asciiTheme="majorHAnsi" w:hAnsiTheme="majorHAnsi"/>
-          <w:sz w:val="22"/>
           <w:szCs w:val="22"/>
         </w:rPr>
       </w:pPr>
@@ -2626,7 +3657,6 @@
         <w:spacing w:after="0" w:line="240" w:lineRule="auto"/>
         <w:rPr>
           <w:rFonts w:asciiTheme="majorHAnsi" w:hAnsiTheme="majorHAnsi"/>
-          <w:sz w:val="22"/>
           <w:szCs w:val="22"/>
         </w:rPr>
       </w:pPr>
@@ -2644,6 +3674,7 @@
       <w:r>
         <w:rPr>
           <w:rFonts w:asciiTheme="majorHAnsi" w:hAnsiTheme="majorHAnsi"/>
+          <w:noProof/>
           <w:color w:val="153D63" w:themeColor="text2" w:themeTint="E6"/>
           <w:sz w:val="18"/>
           <w:szCs w:val="18"/>
@@ -2665,7 +3696,7 @@
                     <pic:cNvPicPr/>
                   </pic:nvPicPr>
                   <pic:blipFill>
-                    <a:blip r:embed="rId6"/>
+                    <a:blip r:embed="rId9"/>
                     <a:stretch>
                       <a:fillRect/>
                     </a:stretch>
@@ -2832,11 +3863,34 @@
     </w:p>
     <w:p>
       <w:pPr>
-        <w:pStyle w:val="Akapitzlist"/>
+        <w:pStyle w:val="Nagwek1"/>
         <w:numPr>
           <w:ilvl w:val="1"/>
-          <w:numId w:val="5"/>
+          <w:numId w:val="27"/>
         </w:numPr>
+      </w:pPr>
+      <w:r>
+        <w:rPr>
+          <w:sz w:val="18"/>
+          <w:szCs w:val="18"/>
+        </w:rPr>
+        <w:br w:type="page"/>
+      </w:r>
+      <w:bookmarkStart w:id="3" w:name="_Toc242894338"/>
+      <w:r>
+        <w:lastRenderedPageBreak/>
+        <w:t>Imp</w:t>
+      </w:r>
+      <w:r>
+        <w:t xml:space="preserve">lementacja </w:t>
+      </w:r>
+      <w:r>
+        <w:t>testów</w:t>
+      </w:r>
+      <w:bookmarkEnd w:id="3"/>
+    </w:p>
+    <w:p>
+      <w:pPr>
         <w:rPr>
           <w:rFonts w:asciiTheme="majorHAnsi" w:hAnsiTheme="majorHAnsi"/>
           <w:b/>
@@ -2845,15 +3899,9 @@
           <w:szCs w:val="28"/>
         </w:rPr>
       </w:pPr>
-      <w:r>
-        <w:rPr>
-          <w:rFonts w:asciiTheme="majorHAnsi" w:hAnsiTheme="majorHAnsi"/>
-          <w:sz w:val="18"/>
-          <w:szCs w:val="18"/>
-        </w:rPr>
-        <w:br w:type="page"/>
-      </w:r>
-      <w:r>
+    </w:p>
+    <w:p>
+      <w:pPr>
         <w:rPr>
           <w:rFonts w:asciiTheme="majorHAnsi" w:hAnsiTheme="majorHAnsi"/>
           <w:b/>
@@ -2861,87 +3909,31 @@
           <w:sz w:val="28"/>
           <w:szCs w:val="28"/>
         </w:rPr>
-        <w:lastRenderedPageBreak/>
-        <w:t>Imp</w:t>
-      </w:r>
-      <w:r>
-        <w:rPr>
-          <w:rFonts w:asciiTheme="majorHAnsi" w:hAnsiTheme="majorHAnsi"/>
-          <w:b/>
-          <w:bCs/>
-          <w:sz w:val="28"/>
-          <w:szCs w:val="28"/>
-        </w:rPr>
-        <w:t xml:space="preserve">lementacja </w:t>
-      </w:r>
-      <w:r>
-        <w:rPr>
-          <w:rFonts w:asciiTheme="majorHAnsi" w:hAnsiTheme="majorHAnsi"/>
-          <w:b/>
-          <w:bCs/>
-          <w:sz w:val="28"/>
-          <w:szCs w:val="28"/>
-        </w:rPr>
-        <w:t>testów</w:t>
-      </w:r>
-    </w:p>
-    <w:p>
-      <w:pPr>
-        <w:rPr>
-          <w:rFonts w:asciiTheme="majorHAnsi" w:hAnsiTheme="majorHAnsi"/>
-          <w:b/>
-          <w:bCs/>
-          <w:sz w:val="28"/>
-          <w:szCs w:val="28"/>
-        </w:rPr>
-      </w:pPr>
-    </w:p>
-    <w:p>
-      <w:pPr>
-        <w:rPr>
-          <w:rFonts w:asciiTheme="majorHAnsi" w:hAnsiTheme="majorHAnsi"/>
-          <w:b/>
-          <w:bCs/>
-          <w:sz w:val="28"/>
-          <w:szCs w:val="28"/>
-        </w:rPr>
       </w:pPr>
     </w:p>
     <w:tbl>
       <w:tblPr>
-        <w:tblW w:w="0" w:type="auto"/>
-        <w:tblCellSpacing w:w="15" w:type="dxa"/>
-        <w:tblBorders>
-          <w:top w:val="single" w:sz="4" w:space="0" w:color="auto"/>
-          <w:left w:val="single" w:sz="4" w:space="0" w:color="auto"/>
-          <w:bottom w:val="single" w:sz="4" w:space="0" w:color="auto"/>
-          <w:right w:val="single" w:sz="4" w:space="0" w:color="auto"/>
-        </w:tblBorders>
+        <w:tblStyle w:val="Zwykatabela1"/>
+        <w:tblW w:w="9924" w:type="dxa"/>
+        <w:tblInd w:w="-113" w:type="dxa"/>
         <w:tblLayout w:type="fixed"/>
-        <w:tblCellMar>
-          <w:top w:w="15" w:type="dxa"/>
-          <w:left w:w="15" w:type="dxa"/>
-          <w:bottom w:w="15" w:type="dxa"/>
-          <w:right w:w="15" w:type="dxa"/>
-        </w:tblCellMar>
         <w:tblLook w:val="04A0" w:firstRow="1" w:lastRow="0" w:firstColumn="1" w:lastColumn="0" w:noHBand="0" w:noVBand="1"/>
       </w:tblPr>
       <w:tblGrid>
-        <w:gridCol w:w="192"/>
-        <w:gridCol w:w="1041"/>
-        <w:gridCol w:w="3440"/>
-        <w:gridCol w:w="2552"/>
-        <w:gridCol w:w="1837"/>
+        <w:gridCol w:w="388"/>
+        <w:gridCol w:w="1230"/>
+        <w:gridCol w:w="2318"/>
+        <w:gridCol w:w="3724"/>
+        <w:gridCol w:w="2264"/>
       </w:tblGrid>
       <w:tr>
         <w:trPr>
-          <w:tblHeader/>
-          <w:tblCellSpacing w:w="15" w:type="dxa"/>
+          <w:cnfStyle w:val="100000000000" w:firstRow="1" w:lastRow="0" w:firstColumn="0" w:lastColumn="0" w:oddVBand="0" w:evenVBand="0" w:oddHBand="0" w:evenHBand="0" w:firstRowFirstColumn="0" w:firstRowLastColumn="0" w:lastRowFirstColumn="0" w:lastRowLastColumn="0"/>
         </w:trPr>
         <w:tc>
           <w:tcPr>
-            <w:tcW w:w="147" w:type="dxa"/>
-            <w:vAlign w:val="center"/>
+            <w:cnfStyle w:val="001000000000" w:firstRow="0" w:lastRow="0" w:firstColumn="1" w:lastColumn="0" w:oddVBand="0" w:evenVBand="0" w:oddHBand="0" w:evenHBand="0" w:firstRowFirstColumn="0" w:firstRowLastColumn="0" w:lastRowFirstColumn="0" w:lastRowLastColumn="0"/>
+            <w:tcW w:w="388" w:type="dxa"/>
             <w:hideMark/>
           </w:tcPr>
           <w:p>
@@ -2951,18 +3943,14 @@
               </w:tabs>
               <w:rPr>
                 <w:rFonts w:asciiTheme="majorHAnsi" w:hAnsiTheme="majorHAnsi"/>
-                <w:b/>
-                <w:bCs/>
-                <w:sz w:val="22"/>
+                <w:b w:val="0"/>
+                <w:bCs w:val="0"/>
                 <w:szCs w:val="22"/>
               </w:rPr>
             </w:pPr>
             <w:r>
               <w:rPr>
                 <w:rFonts w:asciiTheme="majorHAnsi" w:hAnsiTheme="majorHAnsi"/>
-                <w:b/>
-                <w:bCs/>
-                <w:sz w:val="22"/>
                 <w:szCs w:val="22"/>
               </w:rPr>
               <w:t>#</w:t>
@@ -2971,8 +3959,85 @@
         </w:tc>
         <w:tc>
           <w:tcPr>
-            <w:tcW w:w="1011" w:type="dxa"/>
-            <w:vAlign w:val="center"/>
+            <w:tcW w:w="1230" w:type="dxa"/>
+            <w:hideMark/>
+          </w:tcPr>
+          <w:p>
+            <w:pPr>
+              <w:cnfStyle w:val="100000000000" w:firstRow="1" w:lastRow="0" w:firstColumn="0" w:lastColumn="0" w:oddVBand="0" w:evenVBand="0" w:oddHBand="0" w:evenHBand="0" w:firstRowFirstColumn="0" w:firstRowLastColumn="0" w:lastRowFirstColumn="0" w:lastRowLastColumn="0"/>
+              <w:rPr>
+                <w:b w:val="0"/>
+                <w:bCs w:val="0"/>
+              </w:rPr>
+            </w:pPr>
+            <w:r>
+              <w:t>Typ</w:t>
+            </w:r>
+          </w:p>
+        </w:tc>
+        <w:tc>
+          <w:tcPr>
+            <w:tcW w:w="2318" w:type="dxa"/>
+            <w:hideMark/>
+          </w:tcPr>
+          <w:p>
+            <w:pPr>
+              <w:cnfStyle w:val="100000000000" w:firstRow="1" w:lastRow="0" w:firstColumn="0" w:lastColumn="0" w:oddVBand="0" w:evenVBand="0" w:oddHBand="0" w:evenHBand="0" w:firstRowFirstColumn="0" w:firstRowLastColumn="0" w:lastRowFirstColumn="0" w:lastRowLastColumn="0"/>
+              <w:rPr>
+                <w:b w:val="0"/>
+                <w:bCs w:val="0"/>
+              </w:rPr>
+            </w:pPr>
+            <w:r>
+              <w:t>Metoda testowa</w:t>
+            </w:r>
+          </w:p>
+        </w:tc>
+        <w:tc>
+          <w:tcPr>
+            <w:tcW w:w="3724" w:type="dxa"/>
+            <w:hideMark/>
+          </w:tcPr>
+          <w:p>
+            <w:pPr>
+              <w:cnfStyle w:val="100000000000" w:firstRow="1" w:lastRow="0" w:firstColumn="0" w:lastColumn="0" w:oddVBand="0" w:evenVBand="0" w:oddHBand="0" w:evenHBand="0" w:firstRowFirstColumn="0" w:firstRowLastColumn="0" w:lastRowFirstColumn="0" w:lastRowLastColumn="0"/>
+              <w:rPr>
+                <w:b w:val="0"/>
+                <w:bCs w:val="0"/>
+              </w:rPr>
+            </w:pPr>
+            <w:r>
+              <w:t>Opis</w:t>
+            </w:r>
+          </w:p>
+        </w:tc>
+        <w:tc>
+          <w:tcPr>
+            <w:tcW w:w="2264" w:type="dxa"/>
+            <w:hideMark/>
+          </w:tcPr>
+          <w:p>
+            <w:pPr>
+              <w:cnfStyle w:val="100000000000" w:firstRow="1" w:lastRow="0" w:firstColumn="0" w:lastColumn="0" w:oddVBand="0" w:evenVBand="0" w:oddHBand="0" w:evenHBand="0" w:firstRowFirstColumn="0" w:firstRowLastColumn="0" w:lastRowFirstColumn="0" w:lastRowLastColumn="0"/>
+              <w:rPr>
+                <w:b w:val="0"/>
+                <w:bCs w:val="0"/>
+              </w:rPr>
+            </w:pPr>
+            <w:r>
+              <w:t>Oczekiwany wynik</w:t>
+            </w:r>
+          </w:p>
+        </w:tc>
+      </w:tr>
+      <w:tr>
+        <w:trPr>
+          <w:cnfStyle w:val="000000100000" w:firstRow="0" w:lastRow="0" w:firstColumn="0" w:lastColumn="0" w:oddVBand="0" w:evenVBand="0" w:oddHBand="1" w:evenHBand="0" w:firstRowFirstColumn="0" w:firstRowLastColumn="0" w:lastRowFirstColumn="0" w:lastRowLastColumn="0"/>
+        </w:trPr>
+        <w:tc>
+          <w:tcPr>
+            <w:cnfStyle w:val="001000000000" w:firstRow="0" w:lastRow="0" w:firstColumn="1" w:lastColumn="0" w:oddVBand="0" w:evenVBand="0" w:oddHBand="0" w:evenHBand="0" w:firstRowFirstColumn="0" w:firstRowLastColumn="0" w:lastRowFirstColumn="0" w:lastRowLastColumn="0"/>
+            <w:tcW w:w="388" w:type="dxa"/>
             <w:hideMark/>
           </w:tcPr>
           <w:p>
@@ -2982,28 +4047,113 @@
               </w:tabs>
               <w:rPr>
                 <w:rFonts w:asciiTheme="majorHAnsi" w:hAnsiTheme="majorHAnsi"/>
-                <w:b/>
-                <w:bCs/>
-                <w:sz w:val="22"/>
                 <w:szCs w:val="22"/>
               </w:rPr>
             </w:pPr>
             <w:r>
               <w:rPr>
                 <w:rFonts w:asciiTheme="majorHAnsi" w:hAnsiTheme="majorHAnsi"/>
-                <w:b/>
-                <w:bCs/>
-                <w:sz w:val="22"/>
                 <w:szCs w:val="22"/>
               </w:rPr>
-              <w:t>Typ</w:t>
+              <w:t>1</w:t>
             </w:r>
           </w:p>
         </w:tc>
         <w:tc>
           <w:tcPr>
-            <w:tcW w:w="3410" w:type="dxa"/>
-            <w:vAlign w:val="center"/>
+            <w:tcW w:w="1230" w:type="dxa"/>
+            <w:hideMark/>
+          </w:tcPr>
+          <w:p>
+            <w:pPr>
+              <w:cnfStyle w:val="000000100000" w:firstRow="0" w:lastRow="0" w:firstColumn="0" w:lastColumn="0" w:oddVBand="0" w:evenVBand="0" w:oddHBand="1" w:evenHBand="0" w:firstRowFirstColumn="0" w:firstRowLastColumn="0" w:lastRowFirstColumn="0" w:lastRowLastColumn="0"/>
+            </w:pPr>
+            <w:r>
+              <w:t>poprawny</w:t>
+            </w:r>
+          </w:p>
+        </w:tc>
+        <w:tc>
+          <w:tcPr>
+            <w:tcW w:w="2318" w:type="dxa"/>
+            <w:hideMark/>
+          </w:tcPr>
+          <w:p>
+            <w:pPr>
+              <w:cnfStyle w:val="000000100000" w:firstRow="0" w:lastRow="0" w:firstColumn="0" w:lastColumn="0" w:oddVBand="0" w:evenVBand="0" w:oddHBand="1" w:evenHBand="0" w:firstRowFirstColumn="0" w:firstRowLastColumn="0" w:lastRowFirstColumn="0" w:lastRowLastColumn="0"/>
+            </w:pPr>
+            <w:proofErr w:type="spellStart"/>
+            <w:r>
+              <w:t>LosujZestaw_ZwracaSzescLiczb</w:t>
+            </w:r>
+            <w:proofErr w:type="spellEnd"/>
+          </w:p>
+        </w:tc>
+        <w:tc>
+          <w:tcPr>
+            <w:tcW w:w="3724" w:type="dxa"/>
+            <w:hideMark/>
+          </w:tcPr>
+          <w:p>
+            <w:pPr>
+              <w:cnfStyle w:val="000000100000" w:firstRow="0" w:lastRow="0" w:firstColumn="0" w:lastColumn="0" w:oddVBand="0" w:evenVBand="0" w:oddHBand="1" w:evenHBand="0" w:firstRowFirstColumn="0" w:firstRowLastColumn="0" w:lastRowFirstColumn="0" w:lastRowLastColumn="0"/>
+            </w:pPr>
+            <w:r>
+              <w:t xml:space="preserve">Wywołuje </w:t>
+            </w:r>
+            <w:proofErr w:type="spellStart"/>
+            <w:proofErr w:type="gramStart"/>
+            <w:r>
+              <w:t>LosujZestaw</w:t>
+            </w:r>
+            <w:proofErr w:type="spellEnd"/>
+            <w:r>
+              <w:t>(</w:t>
+            </w:r>
+            <w:proofErr w:type="gramEnd"/>
+            <w:r>
+              <w:t xml:space="preserve">) i sprawdza </w:t>
+            </w:r>
+            <w:proofErr w:type="spellStart"/>
+            <w:r>
+              <w:t>Assert.Equal</w:t>
+            </w:r>
+            <w:proofErr w:type="spellEnd"/>
+            <w:r>
+              <w:t xml:space="preserve">(6, </w:t>
+            </w:r>
+            <w:proofErr w:type="spellStart"/>
+            <w:proofErr w:type="gramStart"/>
+            <w:r>
+              <w:t>zestaw.Length</w:t>
+            </w:r>
+            <w:proofErr w:type="spellEnd"/>
+            <w:proofErr w:type="gramEnd"/>
+            <w:r>
+              <w:t>).</w:t>
+            </w:r>
+          </w:p>
+        </w:tc>
+        <w:tc>
+          <w:tcPr>
+            <w:tcW w:w="2264" w:type="dxa"/>
+            <w:hideMark/>
+          </w:tcPr>
+          <w:p>
+            <w:pPr>
+              <w:cnfStyle w:val="000000100000" w:firstRow="0" w:lastRow="0" w:firstColumn="0" w:lastColumn="0" w:oddVBand="0" w:evenVBand="0" w:oddHBand="1" w:evenHBand="0" w:firstRowFirstColumn="0" w:firstRowLastColumn="0" w:lastRowFirstColumn="0" w:lastRowLastColumn="0"/>
+            </w:pPr>
+            <w:r>
+              <w:t>Zestaw ma dokładnie 6 elementów. Test zdany.</w:t>
+            </w:r>
+          </w:p>
+        </w:tc>
+      </w:tr>
+      <w:tr>
+        <w:tc>
+          <w:tcPr>
+            <w:cnfStyle w:val="001000000000" w:firstRow="0" w:lastRow="0" w:firstColumn="1" w:lastColumn="0" w:oddVBand="0" w:evenVBand="0" w:oddHBand="0" w:evenHBand="0" w:firstRowFirstColumn="0" w:firstRowLastColumn="0" w:lastRowFirstColumn="0" w:lastRowLastColumn="0"/>
+            <w:tcW w:w="388" w:type="dxa"/>
             <w:hideMark/>
           </w:tcPr>
           <w:p>
@@ -3013,28 +4163,98 @@
               </w:tabs>
               <w:rPr>
                 <w:rFonts w:asciiTheme="majorHAnsi" w:hAnsiTheme="majorHAnsi"/>
-                <w:b/>
-                <w:bCs/>
-                <w:sz w:val="22"/>
                 <w:szCs w:val="22"/>
               </w:rPr>
             </w:pPr>
             <w:r>
               <w:rPr>
                 <w:rFonts w:asciiTheme="majorHAnsi" w:hAnsiTheme="majorHAnsi"/>
-                <w:b/>
-                <w:bCs/>
-                <w:sz w:val="22"/>
                 <w:szCs w:val="22"/>
               </w:rPr>
-              <w:t>Metoda testowa</w:t>
+              <w:t>2</w:t>
             </w:r>
           </w:p>
         </w:tc>
         <w:tc>
           <w:tcPr>
-            <w:tcW w:w="2522" w:type="dxa"/>
-            <w:vAlign w:val="center"/>
+            <w:tcW w:w="1230" w:type="dxa"/>
+            <w:hideMark/>
+          </w:tcPr>
+          <w:p>
+            <w:pPr>
+              <w:cnfStyle w:val="000000000000" w:firstRow="0" w:lastRow="0" w:firstColumn="0" w:lastColumn="0" w:oddVBand="0" w:evenVBand="0" w:oddHBand="0" w:evenHBand="0" w:firstRowFirstColumn="0" w:firstRowLastColumn="0" w:lastRowFirstColumn="0" w:lastRowLastColumn="0"/>
+            </w:pPr>
+            <w:r>
+              <w:t>poprawny</w:t>
+            </w:r>
+          </w:p>
+        </w:tc>
+        <w:tc>
+          <w:tcPr>
+            <w:tcW w:w="2318" w:type="dxa"/>
+            <w:hideMark/>
+          </w:tcPr>
+          <w:p>
+            <w:pPr>
+              <w:cnfStyle w:val="000000000000" w:firstRow="0" w:lastRow="0" w:firstColumn="0" w:lastColumn="0" w:oddVBand="0" w:evenVBand="0" w:oddHBand="0" w:evenHBand="0" w:firstRowFirstColumn="0" w:firstRowLastColumn="0" w:lastRowFirstColumn="0" w:lastRowLastColumn="0"/>
+            </w:pPr>
+            <w:proofErr w:type="spellStart"/>
+            <w:r>
+              <w:t>LosujZestaw_LiczbySaUnikalne</w:t>
+            </w:r>
+            <w:proofErr w:type="spellEnd"/>
+          </w:p>
+        </w:tc>
+        <w:tc>
+          <w:tcPr>
+            <w:tcW w:w="3724" w:type="dxa"/>
+            <w:hideMark/>
+          </w:tcPr>
+          <w:p>
+            <w:pPr>
+              <w:cnfStyle w:val="000000000000" w:firstRow="0" w:lastRow="0" w:firstColumn="0" w:lastColumn="0" w:oddVBand="0" w:evenVBand="0" w:oddHBand="0" w:evenHBand="0" w:firstRowFirstColumn="0" w:firstRowLastColumn="0" w:lastRowFirstColumn="0" w:lastRowLastColumn="0"/>
+            </w:pPr>
+            <w:r>
+              <w:t xml:space="preserve">Losuje 1000 zestawów. </w:t>
+            </w:r>
+            <w:proofErr w:type="spellStart"/>
+            <w:proofErr w:type="gramStart"/>
+            <w:r>
+              <w:t>Distinct</w:t>
+            </w:r>
+            <w:proofErr w:type="spellEnd"/>
+            <w:r>
+              <w:t>(</w:t>
+            </w:r>
+            <w:proofErr w:type="gramEnd"/>
+            <w:r>
+              <w:t>) usuwa powtórzenia, więc liczba elementów po jego zastosowaniu musi być równa długości zestawu.</w:t>
+            </w:r>
+          </w:p>
+        </w:tc>
+        <w:tc>
+          <w:tcPr>
+            <w:tcW w:w="2264" w:type="dxa"/>
+            <w:hideMark/>
+          </w:tcPr>
+          <w:p>
+            <w:pPr>
+              <w:cnfStyle w:val="000000000000" w:firstRow="0" w:lastRow="0" w:firstColumn="0" w:lastColumn="0" w:oddVBand="0" w:evenVBand="0" w:oddHBand="0" w:evenHBand="0" w:firstRowFirstColumn="0" w:firstRowLastColumn="0" w:lastRowFirstColumn="0" w:lastRowLastColumn="0"/>
+            </w:pPr>
+            <w:r>
+              <w:t>W żadnym zestawie nie ma duplikatów. Test zdany.</w:t>
+            </w:r>
+          </w:p>
+        </w:tc>
+      </w:tr>
+      <w:tr>
+        <w:trPr>
+          <w:cnfStyle w:val="000000100000" w:firstRow="0" w:lastRow="0" w:firstColumn="0" w:lastColumn="0" w:oddVBand="0" w:evenVBand="0" w:oddHBand="1" w:evenHBand="0" w:firstRowFirstColumn="0" w:firstRowLastColumn="0" w:lastRowFirstColumn="0" w:lastRowLastColumn="0"/>
+        </w:trPr>
+        <w:tc>
+          <w:tcPr>
+            <w:cnfStyle w:val="001000000000" w:firstRow="0" w:lastRow="0" w:firstColumn="1" w:lastColumn="0" w:oddVBand="0" w:evenVBand="0" w:oddHBand="0" w:evenHBand="0" w:firstRowFirstColumn="0" w:firstRowLastColumn="0" w:lastRowFirstColumn="0" w:lastRowLastColumn="0"/>
+            <w:tcW w:w="388" w:type="dxa"/>
             <w:hideMark/>
           </w:tcPr>
           <w:p>
@@ -3044,28 +4264,90 @@
               </w:tabs>
               <w:rPr>
                 <w:rFonts w:asciiTheme="majorHAnsi" w:hAnsiTheme="majorHAnsi"/>
-                <w:b/>
-                <w:bCs/>
-                <w:sz w:val="22"/>
                 <w:szCs w:val="22"/>
               </w:rPr>
             </w:pPr>
             <w:r>
               <w:rPr>
                 <w:rFonts w:asciiTheme="majorHAnsi" w:hAnsiTheme="majorHAnsi"/>
-                <w:b/>
-                <w:bCs/>
-                <w:sz w:val="22"/>
                 <w:szCs w:val="22"/>
               </w:rPr>
-              <w:t>Opis</w:t>
+              <w:t>3</w:t>
             </w:r>
           </w:p>
         </w:tc>
         <w:tc>
           <w:tcPr>
-            <w:tcW w:w="1792" w:type="dxa"/>
-            <w:vAlign w:val="center"/>
+            <w:tcW w:w="1230" w:type="dxa"/>
+            <w:hideMark/>
+          </w:tcPr>
+          <w:p>
+            <w:pPr>
+              <w:cnfStyle w:val="000000100000" w:firstRow="0" w:lastRow="0" w:firstColumn="0" w:lastColumn="0" w:oddVBand="0" w:evenVBand="0" w:oddHBand="1" w:evenHBand="0" w:firstRowFirstColumn="0" w:firstRowLastColumn="0" w:lastRowFirstColumn="0" w:lastRowLastColumn="0"/>
+            </w:pPr>
+            <w:r>
+              <w:t>poprawny</w:t>
+            </w:r>
+          </w:p>
+        </w:tc>
+        <w:tc>
+          <w:tcPr>
+            <w:tcW w:w="2318" w:type="dxa"/>
+            <w:hideMark/>
+          </w:tcPr>
+          <w:p>
+            <w:pPr>
+              <w:cnfStyle w:val="000000100000" w:firstRow="0" w:lastRow="0" w:firstColumn="0" w:lastColumn="0" w:oddVBand="0" w:evenVBand="0" w:oddHBand="1" w:evenHBand="0" w:firstRowFirstColumn="0" w:firstRowLastColumn="0" w:lastRowFirstColumn="0" w:lastRowLastColumn="0"/>
+            </w:pPr>
+            <w:proofErr w:type="spellStart"/>
+            <w:r>
+              <w:t>LosujZestaw_LiczbySaZZakresu</w:t>
+            </w:r>
+            <w:proofErr w:type="spellEnd"/>
+          </w:p>
+        </w:tc>
+        <w:tc>
+          <w:tcPr>
+            <w:tcW w:w="3724" w:type="dxa"/>
+            <w:hideMark/>
+          </w:tcPr>
+          <w:p>
+            <w:pPr>
+              <w:cnfStyle w:val="000000100000" w:firstRow="0" w:lastRow="0" w:firstColumn="0" w:lastColumn="0" w:oddVBand="0" w:evenVBand="0" w:oddHBand="1" w:evenHBand="0" w:firstRowFirstColumn="0" w:firstRowLastColumn="0" w:lastRowFirstColumn="0" w:lastRowLastColumn="0"/>
+            </w:pPr>
+            <w:r>
+              <w:t xml:space="preserve">Losuje 1000 zestawów i dla każdej liczby sprawdza </w:t>
+            </w:r>
+            <w:proofErr w:type="spellStart"/>
+            <w:r>
+              <w:t>Assert.True</w:t>
+            </w:r>
+            <w:proofErr w:type="spellEnd"/>
+            <w:r>
+              <w:t>(liczba &gt;= 1 &amp;&amp; liczba &lt;= 49).</w:t>
+            </w:r>
+          </w:p>
+        </w:tc>
+        <w:tc>
+          <w:tcPr>
+            <w:tcW w:w="2264" w:type="dxa"/>
+            <w:hideMark/>
+          </w:tcPr>
+          <w:p>
+            <w:pPr>
+              <w:cnfStyle w:val="000000100000" w:firstRow="0" w:lastRow="0" w:firstColumn="0" w:lastColumn="0" w:oddVBand="0" w:evenVBand="0" w:oddHBand="1" w:evenHBand="0" w:firstRowFirstColumn="0" w:firstRowLastColumn="0" w:lastRowFirstColumn="0" w:lastRowLastColumn="0"/>
+            </w:pPr>
+            <w:r>
+              <w:t>Każda liczba mieści się w przedziale 1–49. Test zdany.</w:t>
+            </w:r>
+          </w:p>
+        </w:tc>
+      </w:tr>
+      <w:tr>
+        <w:tc>
+          <w:tcPr>
+            <w:cnfStyle w:val="001000000000" w:firstRow="0" w:lastRow="0" w:firstColumn="1" w:lastColumn="0" w:oddVBand="0" w:evenVBand="0" w:oddHBand="0" w:evenHBand="0" w:firstRowFirstColumn="0" w:firstRowLastColumn="0" w:lastRowFirstColumn="0" w:lastRowLastColumn="0"/>
+            <w:tcW w:w="388" w:type="dxa"/>
             <w:hideMark/>
           </w:tcPr>
           <w:p>
@@ -3075,580 +4357,101 @@
               </w:tabs>
               <w:rPr>
                 <w:rFonts w:asciiTheme="majorHAnsi" w:hAnsiTheme="majorHAnsi"/>
-                <w:b/>
-                <w:bCs/>
-                <w:sz w:val="22"/>
                 <w:szCs w:val="22"/>
               </w:rPr>
             </w:pPr>
             <w:r>
               <w:rPr>
                 <w:rFonts w:asciiTheme="majorHAnsi" w:hAnsiTheme="majorHAnsi"/>
-                <w:b/>
-                <w:bCs/>
-                <w:sz w:val="22"/>
                 <w:szCs w:val="22"/>
               </w:rPr>
-              <w:t>Oczekiwany wynik</w:t>
+              <w:t>4</w:t>
             </w:r>
           </w:p>
         </w:tc>
-      </w:tr>
-      <w:tr>
-        <w:trPr>
-          <w:tblCellSpacing w:w="15" w:type="dxa"/>
-        </w:trPr>
         <w:tc>
           <w:tcPr>
-            <w:tcW w:w="147" w:type="dxa"/>
-            <w:vAlign w:val="center"/>
+            <w:tcW w:w="1230" w:type="dxa"/>
             <w:hideMark/>
           </w:tcPr>
           <w:p>
             <w:pPr>
-              <w:tabs>
-                <w:tab w:val="left" w:pos="3443"/>
-              </w:tabs>
-              <w:rPr>
-                <w:rFonts w:asciiTheme="majorHAnsi" w:hAnsiTheme="majorHAnsi"/>
-                <w:sz w:val="22"/>
-                <w:szCs w:val="22"/>
-              </w:rPr>
+              <w:cnfStyle w:val="000000000000" w:firstRow="0" w:lastRow="0" w:firstColumn="0" w:lastColumn="0" w:oddVBand="0" w:evenVBand="0" w:oddHBand="0" w:evenHBand="0" w:firstRowFirstColumn="0" w:firstRowLastColumn="0" w:lastRowFirstColumn="0" w:lastRowLastColumn="0"/>
             </w:pPr>
             <w:r>
-              <w:rPr>
-                <w:rFonts w:asciiTheme="majorHAnsi" w:hAnsiTheme="majorHAnsi"/>
-                <w:sz w:val="22"/>
-                <w:szCs w:val="22"/>
-              </w:rPr>
-              <w:t>1</w:t>
+              <w:t>niepoprawny</w:t>
             </w:r>
           </w:p>
         </w:tc>
         <w:tc>
           <w:tcPr>
-            <w:tcW w:w="1011" w:type="dxa"/>
-            <w:vAlign w:val="center"/>
+            <w:tcW w:w="2318" w:type="dxa"/>
             <w:hideMark/>
           </w:tcPr>
           <w:p>
             <w:pPr>
-              <w:tabs>
-                <w:tab w:val="left" w:pos="3443"/>
-              </w:tabs>
-              <w:rPr>
-                <w:rFonts w:asciiTheme="majorHAnsi" w:hAnsiTheme="majorHAnsi"/>
-                <w:sz w:val="22"/>
-                <w:szCs w:val="22"/>
-              </w:rPr>
+              <w:cnfStyle w:val="000000000000" w:firstRow="0" w:lastRow="0" w:firstColumn="0" w:lastColumn="0" w:oddVBand="0" w:evenVBand="0" w:oddHBand="0" w:evenHBand="0" w:firstRowFirstColumn="0" w:firstRowLastColumn="0" w:lastRowFirstColumn="0" w:lastRowLastColumn="0"/>
             </w:pPr>
-            <w:r>
-              <w:rPr>
-                <w:rFonts w:asciiTheme="majorHAnsi" w:hAnsiTheme="majorHAnsi"/>
-                <w:sz w:val="22"/>
-                <w:szCs w:val="22"/>
-              </w:rPr>
-              <w:t>poprawny</w:t>
-            </w:r>
+            <w:proofErr w:type="spellStart"/>
+            <w:r>
+              <w:t>WyswietlLosowania_LiczbaPoza_Zakresem_RzucaWyjatek</w:t>
+            </w:r>
+            <w:proofErr w:type="spellEnd"/>
           </w:p>
         </w:tc>
         <w:tc>
           <w:tcPr>
-            <w:tcW w:w="3410" w:type="dxa"/>
-            <w:vAlign w:val="center"/>
+            <w:tcW w:w="3724" w:type="dxa"/>
             <w:hideMark/>
           </w:tcPr>
           <w:p>
             <w:pPr>
-              <w:tabs>
-                <w:tab w:val="left" w:pos="3443"/>
-              </w:tabs>
-              <w:rPr>
-                <w:rFonts w:asciiTheme="majorHAnsi" w:hAnsiTheme="majorHAnsi"/>
-                <w:sz w:val="22"/>
-                <w:szCs w:val="22"/>
-              </w:rPr>
+              <w:cnfStyle w:val="000000000000" w:firstRow="0" w:lastRow="0" w:firstColumn="0" w:lastColumn="0" w:oddVBand="0" w:evenVBand="0" w:oddHBand="0" w:evenHBand="0" w:firstRowFirstColumn="0" w:firstRowLastColumn="0" w:lastRowFirstColumn="0" w:lastRowLastColumn="0"/>
             </w:pPr>
             <w:r>
-              <w:rPr>
-                <w:rFonts w:asciiTheme="majorHAnsi" w:hAnsiTheme="majorHAnsi"/>
-                <w:sz w:val="22"/>
-                <w:szCs w:val="22"/>
-              </w:rPr>
-              <w:t>LosujZestaw_ZwracaSzescLiczb</w:t>
+              <w:t xml:space="preserve">Dane zawierają liczbę 50, spoza zakresu. Metoda próbuje zwiększyć </w:t>
+            </w:r>
+            <w:proofErr w:type="spellStart"/>
+            <w:proofErr w:type="gramStart"/>
+            <w:r>
+              <w:t>wystapienia</w:t>
+            </w:r>
+            <w:proofErr w:type="spellEnd"/>
+            <w:r>
+              <w:t>[</w:t>
+            </w:r>
+            <w:proofErr w:type="gramEnd"/>
+            <w:r>
+              <w:t xml:space="preserve">49], ale tablica ma indeksy 0–48. </w:t>
+            </w:r>
+            <w:proofErr w:type="spellStart"/>
+            <w:r>
+              <w:t>Assert.Throws</w:t>
+            </w:r>
+            <w:proofErr w:type="spellEnd"/>
+            <w:r>
+              <w:t xml:space="preserve"> sprawdza, że rzucany jest </w:t>
+            </w:r>
+            <w:proofErr w:type="spellStart"/>
+            <w:r>
+              <w:t>IndexOutOfRangeException</w:t>
+            </w:r>
+            <w:proofErr w:type="spellEnd"/>
+            <w:r>
+              <w:t>.</w:t>
             </w:r>
           </w:p>
         </w:tc>
         <w:tc>
           <w:tcPr>
-            <w:tcW w:w="2522" w:type="dxa"/>
-            <w:vAlign w:val="center"/>
+            <w:tcW w:w="2264" w:type="dxa"/>
             <w:hideMark/>
           </w:tcPr>
           <w:p>
             <w:pPr>
-              <w:tabs>
-                <w:tab w:val="left" w:pos="3443"/>
-              </w:tabs>
-              <w:rPr>
-                <w:rFonts w:asciiTheme="majorHAnsi" w:hAnsiTheme="majorHAnsi"/>
-                <w:sz w:val="22"/>
-                <w:szCs w:val="22"/>
-              </w:rPr>
+              <w:cnfStyle w:val="000000000000" w:firstRow="0" w:lastRow="0" w:firstColumn="0" w:lastColumn="0" w:oddVBand="0" w:evenVBand="0" w:oddHBand="0" w:evenHBand="0" w:firstRowFirstColumn="0" w:firstRowLastColumn="0" w:lastRowFirstColumn="0" w:lastRowLastColumn="0"/>
             </w:pPr>
             <w:r>
-              <w:rPr>
-                <w:rFonts w:asciiTheme="majorHAnsi" w:hAnsiTheme="majorHAnsi"/>
-                <w:sz w:val="22"/>
-                <w:szCs w:val="22"/>
-              </w:rPr>
-              <w:t>Wywołuje LosujZestaw() i sprawdza Assert.Equal(6, zestaw.Length).</w:t>
-            </w:r>
-          </w:p>
-        </w:tc>
-        <w:tc>
-          <w:tcPr>
-            <w:tcW w:w="1792" w:type="dxa"/>
-            <w:vAlign w:val="center"/>
-            <w:hideMark/>
-          </w:tcPr>
-          <w:p>
-            <w:pPr>
-              <w:tabs>
-                <w:tab w:val="left" w:pos="3443"/>
-              </w:tabs>
-              <w:rPr>
-                <w:rFonts w:asciiTheme="majorHAnsi" w:hAnsiTheme="majorHAnsi"/>
-                <w:sz w:val="22"/>
-                <w:szCs w:val="22"/>
-              </w:rPr>
-            </w:pPr>
-            <w:r>
-              <w:rPr>
-                <w:rFonts w:asciiTheme="majorHAnsi" w:hAnsiTheme="majorHAnsi"/>
-                <w:sz w:val="22"/>
-                <w:szCs w:val="22"/>
-              </w:rPr>
-              <w:t>Zestaw ma dokładnie 6 elementów. Test zdany.</w:t>
-            </w:r>
-          </w:p>
-        </w:tc>
-      </w:tr>
-      <w:tr>
-        <w:trPr>
-          <w:tblCellSpacing w:w="15" w:type="dxa"/>
-        </w:trPr>
-        <w:tc>
-          <w:tcPr>
-            <w:tcW w:w="147" w:type="dxa"/>
-            <w:vAlign w:val="center"/>
-            <w:hideMark/>
-          </w:tcPr>
-          <w:p>
-            <w:pPr>
-              <w:tabs>
-                <w:tab w:val="left" w:pos="3443"/>
-              </w:tabs>
-              <w:rPr>
-                <w:rFonts w:asciiTheme="majorHAnsi" w:hAnsiTheme="majorHAnsi"/>
-                <w:sz w:val="22"/>
-                <w:szCs w:val="22"/>
-              </w:rPr>
-            </w:pPr>
-            <w:r>
-              <w:rPr>
-                <w:rFonts w:asciiTheme="majorHAnsi" w:hAnsiTheme="majorHAnsi"/>
-                <w:sz w:val="22"/>
-                <w:szCs w:val="22"/>
-              </w:rPr>
-              <w:t>2</w:t>
-            </w:r>
-          </w:p>
-        </w:tc>
-        <w:tc>
-          <w:tcPr>
-            <w:tcW w:w="1011" w:type="dxa"/>
-            <w:vAlign w:val="center"/>
-            <w:hideMark/>
-          </w:tcPr>
-          <w:p>
-            <w:pPr>
-              <w:tabs>
-                <w:tab w:val="left" w:pos="3443"/>
-              </w:tabs>
-              <w:rPr>
-                <w:rFonts w:asciiTheme="majorHAnsi" w:hAnsiTheme="majorHAnsi"/>
-                <w:sz w:val="22"/>
-                <w:szCs w:val="22"/>
-              </w:rPr>
-            </w:pPr>
-            <w:r>
-              <w:rPr>
-                <w:rFonts w:asciiTheme="majorHAnsi" w:hAnsiTheme="majorHAnsi"/>
-                <w:sz w:val="22"/>
-                <w:szCs w:val="22"/>
-              </w:rPr>
-              <w:t>poprawny</w:t>
-            </w:r>
-          </w:p>
-        </w:tc>
-        <w:tc>
-          <w:tcPr>
-            <w:tcW w:w="3410" w:type="dxa"/>
-            <w:vAlign w:val="center"/>
-            <w:hideMark/>
-          </w:tcPr>
-          <w:p>
-            <w:pPr>
-              <w:tabs>
-                <w:tab w:val="left" w:pos="3443"/>
-              </w:tabs>
-              <w:rPr>
-                <w:rFonts w:asciiTheme="majorHAnsi" w:hAnsiTheme="majorHAnsi"/>
-                <w:sz w:val="22"/>
-                <w:szCs w:val="22"/>
-              </w:rPr>
-            </w:pPr>
-            <w:r>
-              <w:rPr>
-                <w:rFonts w:asciiTheme="majorHAnsi" w:hAnsiTheme="majorHAnsi"/>
-                <w:sz w:val="22"/>
-                <w:szCs w:val="22"/>
-              </w:rPr>
-              <w:t>LosujZestaw_LiczbySaUnikalne</w:t>
-            </w:r>
-          </w:p>
-        </w:tc>
-        <w:tc>
-          <w:tcPr>
-            <w:tcW w:w="2522" w:type="dxa"/>
-            <w:vAlign w:val="center"/>
-            <w:hideMark/>
-          </w:tcPr>
-          <w:p>
-            <w:pPr>
-              <w:tabs>
-                <w:tab w:val="left" w:pos="3443"/>
-              </w:tabs>
-              <w:rPr>
-                <w:rFonts w:asciiTheme="majorHAnsi" w:hAnsiTheme="majorHAnsi"/>
-                <w:sz w:val="22"/>
-                <w:szCs w:val="22"/>
-              </w:rPr>
-            </w:pPr>
-            <w:r>
-              <w:rPr>
-                <w:rFonts w:asciiTheme="majorHAnsi" w:hAnsiTheme="majorHAnsi"/>
-                <w:sz w:val="22"/>
-                <w:szCs w:val="22"/>
-              </w:rPr>
-              <w:t>Losuje 1000 zestawów. Distinct() usuwa powtórzenia, więc liczba elementów po jego zastosowaniu musi być równa długości zestawu.</w:t>
-            </w:r>
-          </w:p>
-        </w:tc>
-        <w:tc>
-          <w:tcPr>
-            <w:tcW w:w="1792" w:type="dxa"/>
-            <w:vAlign w:val="center"/>
-            <w:hideMark/>
-          </w:tcPr>
-          <w:p>
-            <w:pPr>
-              <w:tabs>
-                <w:tab w:val="left" w:pos="3443"/>
-              </w:tabs>
-              <w:rPr>
-                <w:rFonts w:asciiTheme="majorHAnsi" w:hAnsiTheme="majorHAnsi"/>
-                <w:sz w:val="22"/>
-                <w:szCs w:val="22"/>
-              </w:rPr>
-            </w:pPr>
-            <w:r>
-              <w:rPr>
-                <w:rFonts w:asciiTheme="majorHAnsi" w:hAnsiTheme="majorHAnsi"/>
-                <w:sz w:val="22"/>
-                <w:szCs w:val="22"/>
-              </w:rPr>
-              <w:t>W żadnym zestawie nie ma duplikatów. Test zdany.</w:t>
-            </w:r>
-          </w:p>
-        </w:tc>
-      </w:tr>
-      <w:tr>
-        <w:trPr>
-          <w:tblCellSpacing w:w="15" w:type="dxa"/>
-        </w:trPr>
-        <w:tc>
-          <w:tcPr>
-            <w:tcW w:w="147" w:type="dxa"/>
-            <w:vAlign w:val="center"/>
-            <w:hideMark/>
-          </w:tcPr>
-          <w:p>
-            <w:pPr>
-              <w:tabs>
-                <w:tab w:val="left" w:pos="3443"/>
-              </w:tabs>
-              <w:rPr>
-                <w:rFonts w:asciiTheme="majorHAnsi" w:hAnsiTheme="majorHAnsi"/>
-                <w:sz w:val="22"/>
-                <w:szCs w:val="22"/>
-              </w:rPr>
-            </w:pPr>
-            <w:r>
-              <w:rPr>
-                <w:rFonts w:asciiTheme="majorHAnsi" w:hAnsiTheme="majorHAnsi"/>
-                <w:sz w:val="22"/>
-                <w:szCs w:val="22"/>
-              </w:rPr>
-              <w:t>3</w:t>
-            </w:r>
-          </w:p>
-        </w:tc>
-        <w:tc>
-          <w:tcPr>
-            <w:tcW w:w="1011" w:type="dxa"/>
-            <w:vAlign w:val="center"/>
-            <w:hideMark/>
-          </w:tcPr>
-          <w:p>
-            <w:pPr>
-              <w:tabs>
-                <w:tab w:val="left" w:pos="3443"/>
-              </w:tabs>
-              <w:rPr>
-                <w:rFonts w:asciiTheme="majorHAnsi" w:hAnsiTheme="majorHAnsi"/>
-                <w:sz w:val="22"/>
-                <w:szCs w:val="22"/>
-              </w:rPr>
-            </w:pPr>
-            <w:r>
-              <w:rPr>
-                <w:rFonts w:asciiTheme="majorHAnsi" w:hAnsiTheme="majorHAnsi"/>
-                <w:sz w:val="22"/>
-                <w:szCs w:val="22"/>
-              </w:rPr>
-              <w:t>poprawny</w:t>
-            </w:r>
-          </w:p>
-        </w:tc>
-        <w:tc>
-          <w:tcPr>
-            <w:tcW w:w="3410" w:type="dxa"/>
-            <w:vAlign w:val="center"/>
-            <w:hideMark/>
-          </w:tcPr>
-          <w:p>
-            <w:pPr>
-              <w:tabs>
-                <w:tab w:val="left" w:pos="3443"/>
-              </w:tabs>
-              <w:rPr>
-                <w:rFonts w:asciiTheme="majorHAnsi" w:hAnsiTheme="majorHAnsi"/>
-                <w:sz w:val="22"/>
-                <w:szCs w:val="22"/>
-              </w:rPr>
-            </w:pPr>
-            <w:r>
-              <w:rPr>
-                <w:rFonts w:asciiTheme="majorHAnsi" w:hAnsiTheme="majorHAnsi"/>
-                <w:sz w:val="22"/>
-                <w:szCs w:val="22"/>
-              </w:rPr>
-              <w:t>LosujZestaw_LiczbySaZZakresu</w:t>
-            </w:r>
-          </w:p>
-        </w:tc>
-        <w:tc>
-          <w:tcPr>
-            <w:tcW w:w="2522" w:type="dxa"/>
-            <w:vAlign w:val="center"/>
-            <w:hideMark/>
-          </w:tcPr>
-          <w:p>
-            <w:pPr>
-              <w:tabs>
-                <w:tab w:val="left" w:pos="3443"/>
-              </w:tabs>
-              <w:rPr>
-                <w:rFonts w:asciiTheme="majorHAnsi" w:hAnsiTheme="majorHAnsi"/>
-                <w:sz w:val="22"/>
-                <w:szCs w:val="22"/>
-              </w:rPr>
-            </w:pPr>
-            <w:r>
-              <w:rPr>
-                <w:rFonts w:asciiTheme="majorHAnsi" w:hAnsiTheme="majorHAnsi"/>
-                <w:sz w:val="22"/>
-                <w:szCs w:val="22"/>
-              </w:rPr>
-              <w:t>Losuje 1000 zestawów i dla każdej liczby sprawdza Assert.True(liczba &gt;= 1 &amp;&amp; liczba &lt;= 49).</w:t>
-            </w:r>
-          </w:p>
-        </w:tc>
-        <w:tc>
-          <w:tcPr>
-            <w:tcW w:w="1792" w:type="dxa"/>
-            <w:vAlign w:val="center"/>
-            <w:hideMark/>
-          </w:tcPr>
-          <w:p>
-            <w:pPr>
-              <w:tabs>
-                <w:tab w:val="left" w:pos="3443"/>
-              </w:tabs>
-              <w:rPr>
-                <w:rFonts w:asciiTheme="majorHAnsi" w:hAnsiTheme="majorHAnsi"/>
-                <w:sz w:val="22"/>
-                <w:szCs w:val="22"/>
-              </w:rPr>
-            </w:pPr>
-            <w:r>
-              <w:rPr>
-                <w:rFonts w:asciiTheme="majorHAnsi" w:hAnsiTheme="majorHAnsi"/>
-                <w:sz w:val="22"/>
-                <w:szCs w:val="22"/>
-              </w:rPr>
-              <w:t>Każda liczba mieści się w przedziale 1–49. Test zdany.</w:t>
-            </w:r>
-          </w:p>
-        </w:tc>
-      </w:tr>
-      <w:tr>
-        <w:trPr>
-          <w:tblCellSpacing w:w="15" w:type="dxa"/>
-        </w:trPr>
-        <w:tc>
-          <w:tcPr>
-            <w:tcW w:w="147" w:type="dxa"/>
-            <w:vAlign w:val="center"/>
-            <w:hideMark/>
-          </w:tcPr>
-          <w:p>
-            <w:pPr>
-              <w:tabs>
-                <w:tab w:val="left" w:pos="3443"/>
-              </w:tabs>
-              <w:rPr>
-                <w:rFonts w:asciiTheme="majorHAnsi" w:hAnsiTheme="majorHAnsi"/>
-                <w:sz w:val="22"/>
-                <w:szCs w:val="22"/>
-              </w:rPr>
-            </w:pPr>
-            <w:r>
-              <w:rPr>
-                <w:rFonts w:asciiTheme="majorHAnsi" w:hAnsiTheme="majorHAnsi"/>
-                <w:sz w:val="22"/>
-                <w:szCs w:val="22"/>
-              </w:rPr>
-              <w:t>4</w:t>
-            </w:r>
-          </w:p>
-        </w:tc>
-        <w:tc>
-          <w:tcPr>
-            <w:tcW w:w="1011" w:type="dxa"/>
-            <w:vAlign w:val="center"/>
-            <w:hideMark/>
-          </w:tcPr>
-          <w:p>
-            <w:pPr>
-              <w:tabs>
-                <w:tab w:val="left" w:pos="3443"/>
-              </w:tabs>
-              <w:rPr>
-                <w:rFonts w:asciiTheme="majorHAnsi" w:hAnsiTheme="majorHAnsi"/>
-                <w:sz w:val="22"/>
-                <w:szCs w:val="22"/>
-              </w:rPr>
-            </w:pPr>
-            <w:r>
-              <w:rPr>
-                <w:rFonts w:asciiTheme="majorHAnsi" w:hAnsiTheme="majorHAnsi"/>
-                <w:sz w:val="22"/>
-                <w:szCs w:val="22"/>
-              </w:rPr>
-              <w:t>niepoprawny</w:t>
-            </w:r>
-          </w:p>
-        </w:tc>
-        <w:tc>
-          <w:tcPr>
-            <w:tcW w:w="3410" w:type="dxa"/>
-            <w:vAlign w:val="center"/>
-            <w:hideMark/>
-          </w:tcPr>
-          <w:p>
-            <w:pPr>
-              <w:tabs>
-                <w:tab w:val="left" w:pos="3443"/>
-              </w:tabs>
-              <w:rPr>
-                <w:rFonts w:asciiTheme="majorHAnsi" w:hAnsiTheme="majorHAnsi"/>
-                <w:sz w:val="22"/>
-                <w:szCs w:val="22"/>
-              </w:rPr>
-            </w:pPr>
-            <w:r>
-              <w:rPr>
-                <w:rFonts w:asciiTheme="majorHAnsi" w:hAnsiTheme="majorHAnsi"/>
-                <w:sz w:val="22"/>
-                <w:szCs w:val="22"/>
-              </w:rPr>
-              <w:t>WyswietlLosowania_LiczbaPoza_Zakresem_RzucaWyjatek</w:t>
-            </w:r>
-          </w:p>
-        </w:tc>
-        <w:tc>
-          <w:tcPr>
-            <w:tcW w:w="2522" w:type="dxa"/>
-            <w:vAlign w:val="center"/>
-            <w:hideMark/>
-          </w:tcPr>
-          <w:p>
-            <w:pPr>
-              <w:tabs>
-                <w:tab w:val="left" w:pos="3443"/>
-              </w:tabs>
-              <w:rPr>
-                <w:rFonts w:asciiTheme="majorHAnsi" w:hAnsiTheme="majorHAnsi"/>
-                <w:sz w:val="22"/>
-                <w:szCs w:val="22"/>
-              </w:rPr>
-            </w:pPr>
-            <w:r>
-              <w:rPr>
-                <w:rFonts w:asciiTheme="majorHAnsi" w:hAnsiTheme="majorHAnsi"/>
-                <w:sz w:val="22"/>
-                <w:szCs w:val="22"/>
-              </w:rPr>
-              <w:t>Dane zawierają liczbę 50, spoza zakresu. Metoda próbuje zwiększyć wystapienia[49], ale tablica ma indeksy 0–48. Assert.Throws sprawdza, że rzucany jest IndexOutOfRangeException.</w:t>
-            </w:r>
-          </w:p>
-        </w:tc>
-        <w:tc>
-          <w:tcPr>
-            <w:tcW w:w="1792" w:type="dxa"/>
-            <w:vAlign w:val="center"/>
-            <w:hideMark/>
-          </w:tcPr>
-          <w:p>
-            <w:pPr>
-              <w:tabs>
-                <w:tab w:val="left" w:pos="3443"/>
-              </w:tabs>
-              <w:rPr>
-                <w:rFonts w:asciiTheme="majorHAnsi" w:hAnsiTheme="majorHAnsi"/>
-                <w:sz w:val="22"/>
-                <w:szCs w:val="22"/>
-              </w:rPr>
-            </w:pPr>
-            <w:r>
-              <w:rPr>
-                <w:rFonts w:asciiTheme="majorHAnsi" w:hAnsiTheme="majorHAnsi"/>
-                <w:sz w:val="22"/>
-                <w:szCs w:val="22"/>
-              </w:rPr>
               <w:t>Wyjątek zostaje rzucony, więc test jest zdany.</w:t>
             </w:r>
           </w:p>
@@ -3662,14 +4465,12 @@
         </w:tabs>
         <w:rPr>
           <w:rFonts w:asciiTheme="majorHAnsi" w:hAnsiTheme="majorHAnsi"/>
-          <w:sz w:val="22"/>
-          <w:szCs w:val="22"/>
-        </w:rPr>
-      </w:pPr>
-      <w:r>
-        <w:rPr>
-          <w:rFonts w:asciiTheme="majorHAnsi" w:hAnsiTheme="majorHAnsi"/>
-          <w:sz w:val="22"/>
+          <w:szCs w:val="22"/>
+        </w:rPr>
+      </w:pPr>
+      <w:r>
+        <w:rPr>
+          <w:rFonts w:asciiTheme="majorHAnsi" w:hAnsiTheme="majorHAnsi"/>
           <w:szCs w:val="22"/>
         </w:rPr>
         <w:lastRenderedPageBreak/>
@@ -3678,7 +4479,7 @@
       <w:r>
         <w:rPr>
           <w:rFonts w:asciiTheme="majorHAnsi" w:hAnsiTheme="majorHAnsi"/>
-          <w:sz w:val="22"/>
+          <w:noProof/>
           <w:szCs w:val="22"/>
         </w:rPr>
         <w:drawing>
@@ -3697,7 +4498,7 @@
                     <pic:cNvPicPr/>
                   </pic:nvPicPr>
                   <pic:blipFill>
-                    <a:blip r:embed="rId7"/>
+                    <a:blip r:embed="rId10"/>
                     <a:stretch>
                       <a:fillRect/>
                     </a:stretch>
@@ -3720,7 +4521,6 @@
       <w:r>
         <w:rPr>
           <w:rFonts w:asciiTheme="majorHAnsi" w:hAnsiTheme="majorHAnsi"/>
-          <w:sz w:val="22"/>
           <w:szCs w:val="22"/>
         </w:rPr>
         <w:t xml:space="preserve"> </w:t>
@@ -3728,6 +4528,7 @@
       <w:r>
         <w:rPr>
           <w:rFonts w:asciiTheme="majorHAnsi" w:hAnsiTheme="majorHAnsi"/>
+          <w:noProof/>
           <w:sz w:val="18"/>
           <w:szCs w:val="18"/>
         </w:rPr>
@@ -3747,7 +4548,7 @@
                     <pic:cNvPicPr/>
                   </pic:nvPicPr>
                   <pic:blipFill>
-                    <a:blip r:embed="rId8"/>
+                    <a:blip r:embed="rId11"/>
                     <a:stretch>
                       <a:fillRect/>
                     </a:stretch>
@@ -3770,33 +4571,18 @@
     </w:p>
     <w:p>
       <w:pPr>
-        <w:pStyle w:val="Akapitzlist"/>
+        <w:pStyle w:val="Nagwek1"/>
         <w:numPr>
           <w:ilvl w:val="1"/>
-          <w:numId w:val="5"/>
+          <w:numId w:val="27"/>
         </w:numPr>
-        <w:tabs>
-          <w:tab w:val="left" w:pos="3443"/>
-        </w:tabs>
-        <w:rPr>
-          <w:rFonts w:asciiTheme="majorHAnsi" w:hAnsiTheme="majorHAnsi"/>
-          <w:b/>
-          <w:bCs/>
-          <w:sz w:val="28"/>
-          <w:szCs w:val="28"/>
-        </w:rPr>
-      </w:pPr>
-      <w:r>
-        <w:rPr>
-          <w:rFonts w:asciiTheme="majorHAnsi" w:hAnsiTheme="majorHAnsi"/>
-          <w:b/>
-          <w:bCs/>
-          <w:sz w:val="28"/>
-          <w:szCs w:val="28"/>
-        </w:rPr>
+      </w:pPr>
+      <w:bookmarkStart w:id="4" w:name="_Toc242894339"/>
+      <w:r>
         <w:lastRenderedPageBreak/>
         <w:t>Git</w:t>
       </w:r>
+      <w:bookmarkEnd w:id="4"/>
     </w:p>
     <w:p>
       <w:pPr>
@@ -3806,7 +4592,6 @@
         <w:ind w:left="360"/>
         <w:rPr>
           <w:rFonts w:asciiTheme="majorHAnsi" w:hAnsiTheme="majorHAnsi"/>
-          <w:sz w:val="22"/>
           <w:szCs w:val="22"/>
         </w:rPr>
       </w:pPr>
@@ -3819,14 +4604,12 @@
         <w:ind w:left="360"/>
         <w:rPr>
           <w:rFonts w:asciiTheme="majorHAnsi" w:hAnsiTheme="majorHAnsi"/>
-          <w:sz w:val="22"/>
-          <w:szCs w:val="22"/>
-        </w:rPr>
-      </w:pPr>
-      <w:r>
-        <w:rPr>
-          <w:rFonts w:asciiTheme="majorHAnsi" w:hAnsiTheme="majorHAnsi"/>
-          <w:sz w:val="22"/>
+          <w:szCs w:val="22"/>
+        </w:rPr>
+      </w:pPr>
+      <w:r>
+        <w:rPr>
+          <w:rFonts w:asciiTheme="majorHAnsi" w:hAnsiTheme="majorHAnsi"/>
           <w:szCs w:val="22"/>
         </w:rPr>
         <w:t>Screen z git log</w:t>
@@ -3834,7 +4617,6 @@
       <w:r>
         <w:rPr>
           <w:rFonts w:asciiTheme="majorHAnsi" w:hAnsiTheme="majorHAnsi"/>
-          <w:sz w:val="22"/>
           <w:szCs w:val="22"/>
         </w:rPr>
         <w:t xml:space="preserve"> commitów wprowadzających przypadki testowe</w:t>
@@ -3842,7 +4624,6 @@
       <w:r>
         <w:rPr>
           <w:rFonts w:asciiTheme="majorHAnsi" w:hAnsiTheme="majorHAnsi"/>
-          <w:sz w:val="22"/>
           <w:szCs w:val="22"/>
         </w:rPr>
         <w:t>:</w:t>
@@ -3889,7 +4670,7 @@
                     </pic:cNvPicPr>
                   </pic:nvPicPr>
                   <pic:blipFill>
-                    <a:blip r:embed="rId9">
+                    <a:blip r:embed="rId12">
                       <a:extLst>
                         <a:ext uri="{28A0092B-C50C-407E-A947-70E740481C1C}">
                           <a14:useLocalDpi xmlns:a14="http://schemas.microsoft.com/office/drawing/2010/main" val="0"/>
@@ -3921,14 +4702,238 @@
         </w:drawing>
       </w:r>
     </w:p>
+    <w:p>
+      <w:pPr>
+        <w:rPr>
+          <w:rFonts w:asciiTheme="majorHAnsi" w:hAnsiTheme="majorHAnsi"/>
+          <w:b/>
+          <w:bCs/>
+          <w:sz w:val="28"/>
+          <w:szCs w:val="28"/>
+        </w:rPr>
+      </w:pPr>
+      <w:r>
+        <w:rPr>
+          <w:rFonts w:asciiTheme="majorHAnsi" w:hAnsiTheme="majorHAnsi"/>
+          <w:b/>
+          <w:bCs/>
+          <w:sz w:val="28"/>
+          <w:szCs w:val="28"/>
+        </w:rPr>
+        <w:br w:type="page"/>
+      </w:r>
+    </w:p>
+    <w:p>
+      <w:pPr>
+        <w:pStyle w:val="Nagwek1"/>
+      </w:pPr>
+      <w:r>
+        <w:lastRenderedPageBreak/>
+        <w:t>Testy integracyjne</w:t>
+      </w:r>
+    </w:p>
+    <w:p>
+      <w:pPr>
+        <w:ind w:firstLine="360"/>
+      </w:pPr>
+      <w:r>
+        <w:rPr>
+          <w:b/>
+          <w:bCs/>
+        </w:rPr>
+        <w:t>Czym są?</w:t>
+      </w:r>
+      <w:r>
+        <w:t xml:space="preserve"> – Testy integracyjne (ang. </w:t>
+      </w:r>
+      <w:proofErr w:type="spellStart"/>
+      <w:r>
+        <w:rPr>
+          <w:i/>
+          <w:iCs/>
+        </w:rPr>
+        <w:t>integration</w:t>
+      </w:r>
+      <w:proofErr w:type="spellEnd"/>
+      <w:r>
+        <w:rPr>
+          <w:i/>
+          <w:iCs/>
+        </w:rPr>
+        <w:t xml:space="preserve"> </w:t>
+      </w:r>
+      <w:proofErr w:type="spellStart"/>
+      <w:r>
+        <w:rPr>
+          <w:i/>
+          <w:iCs/>
+        </w:rPr>
+        <w:t>tests</w:t>
+      </w:r>
+      <w:proofErr w:type="spellEnd"/>
+      <w:r>
+        <w:t>) sprawdzają, czy połączone moduły i komponenty aplikacji współpracują ze sobą prawidłowo. W przeciwieństwie do testów jednostkowych nie izolują kodu, lecz weryfikują jego interakcje z prawdziwymi elementami zewnętrznymi, takimi jak baza danych, pliki systemowe, zewnętrzne interfejsy API czy kolejki komunikatów.</w:t>
+      </w:r>
+    </w:p>
+    <w:p>
+      <w:pPr>
+        <w:ind w:firstLine="360"/>
+      </w:pPr>
+      <w:r>
+        <w:rPr>
+          <w:b/>
+          <w:bCs/>
+        </w:rPr>
+        <w:t>Kiedy je wykonujemy?</w:t>
+      </w:r>
+      <w:r>
+        <w:t xml:space="preserve"> – Wykonuje się je po przejściu testów jednostkowych, gdy poszczególne moduły są już gotowe i połączone ze sobą. Są również uruchamiane automatycznie w potokach CI/CD (np. na osobnym środowisku testowym), aby upewnić się, że zmiana w jednym module nie zepsuła komunikacji z resztą systemu.</w:t>
+      </w:r>
+    </w:p>
+    <w:p>
+      <w:pPr>
+        <w:pStyle w:val="Nagwek1"/>
+        <w:numPr>
+          <w:ilvl w:val="1"/>
+          <w:numId w:val="27"/>
+        </w:numPr>
+      </w:pPr>
+      <w:r>
+        <w:t>Implementacja programu</w:t>
+      </w:r>
+    </w:p>
+    <w:p>
+      <w:pPr>
+        <w:ind w:firstLine="360"/>
+      </w:pPr>
+      <w:r>
+        <w:t xml:space="preserve">Ten rozdział będzie się opierać na programie opisanym w poprzednim punkcie. </w:t>
+      </w:r>
+      <w:r>
+        <w:t>Szczegóły</w:t>
+      </w:r>
+      <w:r>
+        <w:t xml:space="preserve"> jego implementacji</w:t>
+      </w:r>
+      <w:r>
+        <w:t xml:space="preserve"> znajdują się w rozdziale 1.1. dokumentacji.</w:t>
+      </w:r>
+    </w:p>
+    <w:p>
+      <w:pPr>
+        <w:pStyle w:val="Nagwek1"/>
+        <w:numPr>
+          <w:ilvl w:val="1"/>
+          <w:numId w:val="27"/>
+        </w:numPr>
+      </w:pPr>
+      <w:r>
+        <w:t>Implementacja testów</w:t>
+      </w:r>
+    </w:p>
+    <w:p/>
     <w:sectPr>
+      <w:footerReference w:type="default" r:id="rId13"/>
       <w:pgSz w:w="11906" w:h="16838"/>
       <w:pgMar w:top="1417" w:right="1417" w:bottom="1417" w:left="1417" w:header="708" w:footer="708" w:gutter="0"/>
       <w:cols w:space="708"/>
+      <w:titlePg/>
       <w:docGrid w:linePitch="360"/>
     </w:sectPr>
   </w:body>
 </w:document>
+</file>
+
+<file path=word/endnotes.xml><?xml version="1.0" encoding="utf-8"?>
+<w:endnotes xmlns:wpc="http://schemas.microsoft.com/office/word/2010/wordprocessingCanvas" xmlns:cx="http://schemas.microsoft.com/office/drawing/2014/chartex" xmlns:cx1="http://schemas.microsoft.com/office/drawing/2015/9/8/chartex" xmlns:cx2="http://schemas.microsoft.com/office/drawing/2015/10/21/chartex" xmlns:cx3="http://schemas.microsoft.com/office/drawing/2016/5/9/chartex" xmlns:cx4="http://schemas.microsoft.com/office/drawing/2016/5/10/chartex" xmlns:cx5="http://schemas.microsoft.com/office/drawing/2016/5/11/chartex" xmlns:cx6="http://schemas.microsoft.com/office/drawing/2016/5/12/chartex" xmlns:cx7="http://schemas.microsoft.com/office/drawing/2016/5/13/chartex" xmlns:cx8="http://schemas.microsoft.com/office/drawing/2016/5/14/chartex" xmlns:mc="http://schemas.openxmlformats.org/markup-compatibility/2006" xmlns:aink="http://schemas.microsoft.com/office/drawing/2016/ink" xmlns:am3d="http://schemas.microsoft.com/office/drawing/2017/model3d" xmlns:o="urn:schemas-microsoft-com:office:office" xmlns:oel="http://schemas.microsoft.com/office/2019/extlst" xmlns:r="http://schemas.openxmlformats.org/officeDocument/2006/relationships" xmlns:m="http://schemas.openxmlformats.org/officeDocument/2006/math" xmlns:v="urn:schemas-microsoft-com:vml" xmlns:wp14="http://schemas.microsoft.com/office/word/2010/wordprocessingDrawing" xmlns:wp="http://schemas.openxmlformats.org/drawingml/2006/wordprocessingDrawing" xmlns:w10="urn:schemas-microsoft-com:office:word" xmlns:w="http://schemas.openxmlformats.org/wordprocessingml/2006/main" xmlns:w14="http://schemas.microsoft.com/office/word/2010/wordml" xmlns:w15="http://schemas.microsoft.com/office/word/2012/wordml" xmlns:w16cex="http://schemas.microsoft.com/office/word/2018/wordml/cex" xmlns:w16cid="http://schemas.microsoft.com/office/word/2016/wordml/cid" xmlns:w16="http://schemas.microsoft.com/office/word/2018/wordml" xmlns:w16du="http://schemas.microsoft.com/office/word/2023/wordml/word16du" xmlns:w16sdtdh="http://schemas.microsoft.com/office/word/2020/wordml/sdtdatahash" xmlns:w16sdtfl="http://schemas.microsoft.com/office/word/2024/wordml/sdtformatlock" xmlns:w16se="http://schemas.microsoft.com/office/word/2015/wordml/symex" xmlns:wpg="http://schemas.microsoft.com/office/word/2010/wordprocessingGroup" xmlns:wpi="http://schemas.microsoft.com/office/word/2010/wordprocessingInk" xmlns:wne="http://schemas.microsoft.com/office/word/2006/wordml" xmlns:wps="http://schemas.microsoft.com/office/word/2010/wordprocessingShape" mc:Ignorable="w14 w15 w16se w16cid w16 w16cex w16sdtdh w16sdtfl w16du wp14">
+  <w:endnote w:type="separator" w:id="-1">
+    <w:p>
+      <w:pPr>
+        <w:spacing w:after="0" w:line="240" w:lineRule="auto"/>
+      </w:pPr>
+      <w:r>
+        <w:separator/>
+      </w:r>
+    </w:p>
+  </w:endnote>
+  <w:endnote w:type="continuationSeparator" w:id="0">
+    <w:p>
+      <w:pPr>
+        <w:spacing w:after="0" w:line="240" w:lineRule="auto"/>
+      </w:pPr>
+      <w:r>
+        <w:continuationSeparator/>
+      </w:r>
+    </w:p>
+  </w:endnote>
+</w:endnotes>
+</file>
+
+<file path=word/footer1.xml><?xml version="1.0" encoding="utf-8"?>
+<w:ftr xmlns:wpc="http://schemas.microsoft.com/office/word/2010/wordprocessingCanvas" xmlns:cx="http://schemas.microsoft.com/office/drawing/2014/chartex" xmlns:cx1="http://schemas.microsoft.com/office/drawing/2015/9/8/chartex" xmlns:cx2="http://schemas.microsoft.com/office/drawing/2015/10/21/chartex" xmlns:cx3="http://schemas.microsoft.com/office/drawing/2016/5/9/chartex" xmlns:cx4="http://schemas.microsoft.com/office/drawing/2016/5/10/chartex" xmlns:cx5="http://schemas.microsoft.com/office/drawing/2016/5/11/chartex" xmlns:cx6="http://schemas.microsoft.com/office/drawing/2016/5/12/chartex" xmlns:cx7="http://schemas.microsoft.com/office/drawing/2016/5/13/chartex" xmlns:cx8="http://schemas.microsoft.com/office/drawing/2016/5/14/chartex" xmlns:mc="http://schemas.openxmlformats.org/markup-compatibility/2006" xmlns:aink="http://schemas.microsoft.com/office/drawing/2016/ink" xmlns:am3d="http://schemas.microsoft.com/office/drawing/2017/model3d" xmlns:o="urn:schemas-microsoft-com:office:office" xmlns:oel="http://schemas.microsoft.com/office/2019/extlst" xmlns:r="http://schemas.openxmlformats.org/officeDocument/2006/relationships" xmlns:m="http://schemas.openxmlformats.org/officeDocument/2006/math" xmlns:v="urn:schemas-microsoft-com:vml" xmlns:wp14="http://schemas.microsoft.com/office/word/2010/wordprocessingDrawing" xmlns:wp="http://schemas.openxmlformats.org/drawingml/2006/wordprocessingDrawing" xmlns:w10="urn:schemas-microsoft-com:office:word" xmlns:w="http://schemas.openxmlformats.org/wordprocessingml/2006/main" xmlns:w14="http://schemas.microsoft.com/office/word/2010/wordml" xmlns:w15="http://schemas.microsoft.com/office/word/2012/wordml" xmlns:w16cex="http://schemas.microsoft.com/office/word/2018/wordml/cex" xmlns:w16cid="http://schemas.microsoft.com/office/word/2016/wordml/cid" xmlns:w16="http://schemas.microsoft.com/office/word/2018/wordml" xmlns:w16du="http://schemas.microsoft.com/office/word/2023/wordml/word16du" xmlns:w16sdtdh="http://schemas.microsoft.com/office/word/2020/wordml/sdtdatahash" xmlns:w16sdtfl="http://schemas.microsoft.com/office/word/2024/wordml/sdtformatlock" xmlns:w16se="http://schemas.microsoft.com/office/word/2015/wordml/symex" xmlns:wpg="http://schemas.microsoft.com/office/word/2010/wordprocessingGroup" xmlns:wpi="http://schemas.microsoft.com/office/word/2010/wordprocessingInk" xmlns:wne="http://schemas.microsoft.com/office/word/2006/wordml" xmlns:wps="http://schemas.microsoft.com/office/word/2010/wordprocessingShape" mc:Ignorable="w14 w15 w16se w16cid w16 w16cex w16sdtdh w16sdtfl w16du wp14">
+  <w:sdt>
+    <w:sdtPr>
+      <w:id w:val="-1386172835"/>
+      <w:docPartObj>
+        <w:docPartGallery w:val="Page Numbers (Bottom of Page)"/>
+        <w:docPartUnique/>
+      </w:docPartObj>
+    </w:sdtPr>
+    <w:sdtContent>
+      <w:p>
+        <w:pPr>
+          <w:pStyle w:val="Stopka"/>
+          <w:jc w:val="right"/>
+        </w:pPr>
+        <w:r>
+          <w:fldChar w:fldCharType="begin"/>
+        </w:r>
+        <w:r>
+          <w:instrText>PAGE   \* MERGEFORMAT</w:instrText>
+        </w:r>
+        <w:r>
+          <w:fldChar w:fldCharType="separate"/>
+        </w:r>
+        <w:r>
+          <w:t>2</w:t>
+        </w:r>
+        <w:r>
+          <w:fldChar w:fldCharType="end"/>
+        </w:r>
+      </w:p>
+    </w:sdtContent>
+  </w:sdt>
+  <w:p>
+    <w:pPr>
+      <w:pStyle w:val="Stopka"/>
+    </w:pPr>
+  </w:p>
+</w:ftr>
+</file>
+
+<file path=word/footnotes.xml><?xml version="1.0" encoding="utf-8"?>
+<w:footnotes xmlns:wpc="http://schemas.microsoft.com/office/word/2010/wordprocessingCanvas" xmlns:cx="http://schemas.microsoft.com/office/drawing/2014/chartex" xmlns:cx1="http://schemas.microsoft.com/office/drawing/2015/9/8/chartex" xmlns:cx2="http://schemas.microsoft.com/office/drawing/2015/10/21/chartex" xmlns:cx3="http://schemas.microsoft.com/office/drawing/2016/5/9/chartex" xmlns:cx4="http://schemas.microsoft.com/office/drawing/2016/5/10/chartex" xmlns:cx5="http://schemas.microsoft.com/office/drawing/2016/5/11/chartex" xmlns:cx6="http://schemas.microsoft.com/office/drawing/2016/5/12/chartex" xmlns:cx7="http://schemas.microsoft.com/office/drawing/2016/5/13/chartex" xmlns:cx8="http://schemas.microsoft.com/office/drawing/2016/5/14/chartex" xmlns:mc="http://schemas.openxmlformats.org/markup-compatibility/2006" xmlns:aink="http://schemas.microsoft.com/office/drawing/2016/ink" xmlns:am3d="http://schemas.microsoft.com/office/drawing/2017/model3d" xmlns:o="urn:schemas-microsoft-com:office:office" xmlns:oel="http://schemas.microsoft.com/office/2019/extlst" xmlns:r="http://schemas.openxmlformats.org/officeDocument/2006/relationships" xmlns:m="http://schemas.openxmlformats.org/officeDocument/2006/math" xmlns:v="urn:schemas-microsoft-com:vml" xmlns:wp14="http://schemas.microsoft.com/office/word/2010/wordprocessingDrawing" xmlns:wp="http://schemas.openxmlformats.org/drawingml/2006/wordprocessingDrawing" xmlns:w10="urn:schemas-microsoft-com:office:word" xmlns:w="http://schemas.openxmlformats.org/wordprocessingml/2006/main" xmlns:w14="http://schemas.microsoft.com/office/word/2010/wordml" xmlns:w15="http://schemas.microsoft.com/office/word/2012/wordml" xmlns:w16cex="http://schemas.microsoft.com/office/word/2018/wordml/cex" xmlns:w16cid="http://schemas.microsoft.com/office/word/2016/wordml/cid" xmlns:w16="http://schemas.microsoft.com/office/word/2018/wordml" xmlns:w16du="http://schemas.microsoft.com/office/word/2023/wordml/word16du" xmlns:w16sdtdh="http://schemas.microsoft.com/office/word/2020/wordml/sdtdatahash" xmlns:w16sdtfl="http://schemas.microsoft.com/office/word/2024/wordml/sdtformatlock" xmlns:w16se="http://schemas.microsoft.com/office/word/2015/wordml/symex" xmlns:wpg="http://schemas.microsoft.com/office/word/2010/wordprocessingGroup" xmlns:wpi="http://schemas.microsoft.com/office/word/2010/wordprocessingInk" xmlns:wne="http://schemas.microsoft.com/office/word/2006/wordml" xmlns:wps="http://schemas.microsoft.com/office/word/2010/wordprocessingShape" mc:Ignorable="w14 w15 w16se w16cid w16 w16cex w16sdtdh w16sdtfl w16du wp14">
+  <w:footnote w:type="separator" w:id="-1">
+    <w:p>
+      <w:pPr>
+        <w:spacing w:after="0" w:line="240" w:lineRule="auto"/>
+      </w:pPr>
+      <w:r>
+        <w:separator/>
+      </w:r>
+    </w:p>
+  </w:footnote>
+  <w:footnote w:type="continuationSeparator" w:id="0">
+    <w:p>
+      <w:pPr>
+        <w:spacing w:after="0" w:line="240" w:lineRule="auto"/>
+      </w:pPr>
+      <w:r>
+        <w:continuationSeparator/>
+      </w:r>
+    </w:p>
+  </w:footnote>
+</w:footnotes>
 </file>
 
 <file path=word/numbering.xml><?xml version="1.0" encoding="utf-8"?>
@@ -4616,6 +5621,213 @@
     </w:lvl>
   </w:abstractNum>
   <w:abstractNum w:abstractNumId="6" w15:restartNumberingAfterBreak="0">
+    <w:nsid w:val="1E4F0156"/>
+    <w:multiLevelType w:val="multilevel"/>
+    <w:tmpl w:val="81C4A83C"/>
+    <w:lvl w:ilvl="0">
+      <w:start w:val="1"/>
+      <w:numFmt w:val="decimal"/>
+      <w:lvlText w:val="%1."/>
+      <w:lvlJc w:val="left"/>
+      <w:pPr>
+        <w:ind w:left="720" w:hanging="360"/>
+      </w:pPr>
+      <w:rPr>
+        <w:rFonts w:hint="default"/>
+      </w:rPr>
+    </w:lvl>
+    <w:lvl w:ilvl="1">
+      <w:start w:val="1"/>
+      <w:numFmt w:val="decimal"/>
+      <w:isLgl/>
+      <w:lvlText w:val="%1.%2."/>
+      <w:lvlJc w:val="left"/>
+      <w:pPr>
+        <w:ind w:left="720" w:hanging="360"/>
+      </w:pPr>
+      <w:rPr>
+        <w:rFonts w:hint="default"/>
+      </w:rPr>
+    </w:lvl>
+    <w:lvl w:ilvl="2">
+      <w:start w:val="1"/>
+      <w:numFmt w:val="decimal"/>
+      <w:isLgl/>
+      <w:lvlText w:val="%1.%2.%3."/>
+      <w:lvlJc w:val="left"/>
+      <w:pPr>
+        <w:ind w:left="1080" w:hanging="720"/>
+      </w:pPr>
+      <w:rPr>
+        <w:rFonts w:hint="default"/>
+      </w:rPr>
+    </w:lvl>
+    <w:lvl w:ilvl="3">
+      <w:start w:val="1"/>
+      <w:numFmt w:val="decimal"/>
+      <w:isLgl/>
+      <w:lvlText w:val="%1.%2.%3.%4."/>
+      <w:lvlJc w:val="left"/>
+      <w:pPr>
+        <w:ind w:left="1080" w:hanging="720"/>
+      </w:pPr>
+      <w:rPr>
+        <w:rFonts w:hint="default"/>
+      </w:rPr>
+    </w:lvl>
+    <w:lvl w:ilvl="4">
+      <w:start w:val="1"/>
+      <w:numFmt w:val="decimal"/>
+      <w:isLgl/>
+      <w:lvlText w:val="%1.%2.%3.%4.%5."/>
+      <w:lvlJc w:val="left"/>
+      <w:pPr>
+        <w:ind w:left="1440" w:hanging="1080"/>
+      </w:pPr>
+      <w:rPr>
+        <w:rFonts w:hint="default"/>
+      </w:rPr>
+    </w:lvl>
+    <w:lvl w:ilvl="5">
+      <w:start w:val="1"/>
+      <w:numFmt w:val="decimal"/>
+      <w:isLgl/>
+      <w:lvlText w:val="%1.%2.%3.%4.%5.%6."/>
+      <w:lvlJc w:val="left"/>
+      <w:pPr>
+        <w:ind w:left="1440" w:hanging="1080"/>
+      </w:pPr>
+      <w:rPr>
+        <w:rFonts w:hint="default"/>
+      </w:rPr>
+    </w:lvl>
+    <w:lvl w:ilvl="6">
+      <w:start w:val="1"/>
+      <w:numFmt w:val="decimal"/>
+      <w:isLgl/>
+      <w:lvlText w:val="%1.%2.%3.%4.%5.%6.%7."/>
+      <w:lvlJc w:val="left"/>
+      <w:pPr>
+        <w:ind w:left="1800" w:hanging="1440"/>
+      </w:pPr>
+      <w:rPr>
+        <w:rFonts w:hint="default"/>
+      </w:rPr>
+    </w:lvl>
+    <w:lvl w:ilvl="7">
+      <w:start w:val="1"/>
+      <w:numFmt w:val="decimal"/>
+      <w:isLgl/>
+      <w:lvlText w:val="%1.%2.%3.%4.%5.%6.%7.%8."/>
+      <w:lvlJc w:val="left"/>
+      <w:pPr>
+        <w:ind w:left="1800" w:hanging="1440"/>
+      </w:pPr>
+      <w:rPr>
+        <w:rFonts w:hint="default"/>
+      </w:rPr>
+    </w:lvl>
+    <w:lvl w:ilvl="8">
+      <w:start w:val="1"/>
+      <w:numFmt w:val="decimal"/>
+      <w:isLgl/>
+      <w:lvlText w:val="%1.%2.%3.%4.%5.%6.%7.%8.%9."/>
+      <w:lvlJc w:val="left"/>
+      <w:pPr>
+        <w:ind w:left="2160" w:hanging="1800"/>
+      </w:pPr>
+      <w:rPr>
+        <w:rFonts w:hint="default"/>
+      </w:rPr>
+    </w:lvl>
+  </w:abstractNum>
+  <w:abstractNum w:abstractNumId="7" w15:restartNumberingAfterBreak="0">
+    <w:nsid w:val="1EC93D96"/>
+    <w:multiLevelType w:val="hybridMultilevel"/>
+    <w:tmpl w:val="E29649D4"/>
+    <w:lvl w:ilvl="0" w:tplc="9C98F8F4">
+      <w:start w:val="1"/>
+      <w:numFmt w:val="decimal"/>
+      <w:lvlText w:val="%1."/>
+      <w:lvlJc w:val="left"/>
+      <w:pPr>
+        <w:ind w:left="720" w:hanging="360"/>
+      </w:pPr>
+    </w:lvl>
+    <w:lvl w:ilvl="1" w:tplc="04150019" w:tentative="1">
+      <w:start w:val="1"/>
+      <w:numFmt w:val="lowerLetter"/>
+      <w:lvlText w:val="%2."/>
+      <w:lvlJc w:val="left"/>
+      <w:pPr>
+        <w:ind w:left="1440" w:hanging="360"/>
+      </w:pPr>
+    </w:lvl>
+    <w:lvl w:ilvl="2" w:tplc="0415001B" w:tentative="1">
+      <w:start w:val="1"/>
+      <w:numFmt w:val="lowerRoman"/>
+      <w:lvlText w:val="%3."/>
+      <w:lvlJc w:val="right"/>
+      <w:pPr>
+        <w:ind w:left="2160" w:hanging="180"/>
+      </w:pPr>
+    </w:lvl>
+    <w:lvl w:ilvl="3" w:tplc="0415000F" w:tentative="1">
+      <w:start w:val="1"/>
+      <w:numFmt w:val="decimal"/>
+      <w:lvlText w:val="%4."/>
+      <w:lvlJc w:val="left"/>
+      <w:pPr>
+        <w:ind w:left="2880" w:hanging="360"/>
+      </w:pPr>
+    </w:lvl>
+    <w:lvl w:ilvl="4" w:tplc="04150019" w:tentative="1">
+      <w:start w:val="1"/>
+      <w:numFmt w:val="lowerLetter"/>
+      <w:lvlText w:val="%5."/>
+      <w:lvlJc w:val="left"/>
+      <w:pPr>
+        <w:ind w:left="3600" w:hanging="360"/>
+      </w:pPr>
+    </w:lvl>
+    <w:lvl w:ilvl="5" w:tplc="0415001B" w:tentative="1">
+      <w:start w:val="1"/>
+      <w:numFmt w:val="lowerRoman"/>
+      <w:lvlText w:val="%6."/>
+      <w:lvlJc w:val="right"/>
+      <w:pPr>
+        <w:ind w:left="4320" w:hanging="180"/>
+      </w:pPr>
+    </w:lvl>
+    <w:lvl w:ilvl="6" w:tplc="0415000F" w:tentative="1">
+      <w:start w:val="1"/>
+      <w:numFmt w:val="decimal"/>
+      <w:lvlText w:val="%7."/>
+      <w:lvlJc w:val="left"/>
+      <w:pPr>
+        <w:ind w:left="5040" w:hanging="360"/>
+      </w:pPr>
+    </w:lvl>
+    <w:lvl w:ilvl="7" w:tplc="04150019" w:tentative="1">
+      <w:start w:val="1"/>
+      <w:numFmt w:val="lowerLetter"/>
+      <w:lvlText w:val="%8."/>
+      <w:lvlJc w:val="left"/>
+      <w:pPr>
+        <w:ind w:left="5760" w:hanging="360"/>
+      </w:pPr>
+    </w:lvl>
+    <w:lvl w:ilvl="8" w:tplc="0415001B" w:tentative="1">
+      <w:start w:val="1"/>
+      <w:numFmt w:val="lowerRoman"/>
+      <w:lvlText w:val="%9."/>
+      <w:lvlJc w:val="right"/>
+      <w:pPr>
+        <w:ind w:left="6480" w:hanging="180"/>
+      </w:pPr>
+    </w:lvl>
+  </w:abstractNum>
+  <w:abstractNum w:abstractNumId="8" w15:restartNumberingAfterBreak="0">
     <w:nsid w:val="29542348"/>
     <w:multiLevelType w:val="multilevel"/>
     <w:tmpl w:val="684CA85A"/>
@@ -4732,7 +5944,7 @@
       </w:pPr>
     </w:lvl>
   </w:abstractNum>
-  <w:abstractNum w:abstractNumId="7" w15:restartNumberingAfterBreak="0">
+  <w:abstractNum w:abstractNumId="9" w15:restartNumberingAfterBreak="0">
     <w:nsid w:val="2E3E431E"/>
     <w:multiLevelType w:val="hybridMultilevel"/>
     <w:tmpl w:val="10B2CF12"/>
@@ -4821,7 +6033,128 @@
       </w:pPr>
     </w:lvl>
   </w:abstractNum>
-  <w:abstractNum w:abstractNumId="8" w15:restartNumberingAfterBreak="0">
+  <w:abstractNum w:abstractNumId="10" w15:restartNumberingAfterBreak="0">
+    <w:nsid w:val="2F4B0E1C"/>
+    <w:multiLevelType w:val="multilevel"/>
+    <w:tmpl w:val="51C0B994"/>
+    <w:lvl w:ilvl="0">
+      <w:start w:val="1"/>
+      <w:numFmt w:val="decimal"/>
+      <w:lvlText w:val="%1."/>
+      <w:lvlJc w:val="left"/>
+      <w:pPr>
+        <w:ind w:left="720" w:hanging="360"/>
+      </w:pPr>
+      <w:rPr>
+        <w:rFonts w:hint="default"/>
+      </w:rPr>
+    </w:lvl>
+    <w:lvl w:ilvl="1">
+      <w:start w:val="1"/>
+      <w:numFmt w:val="decimal"/>
+      <w:isLgl/>
+      <w:lvlText w:val="%1.%2."/>
+      <w:lvlJc w:val="left"/>
+      <w:pPr>
+        <w:ind w:left="720" w:hanging="360"/>
+      </w:pPr>
+      <w:rPr>
+        <w:rFonts w:hint="default"/>
+      </w:rPr>
+    </w:lvl>
+    <w:lvl w:ilvl="2">
+      <w:start w:val="1"/>
+      <w:numFmt w:val="decimal"/>
+      <w:isLgl/>
+      <w:lvlText w:val="%1.%2.%3."/>
+      <w:lvlJc w:val="left"/>
+      <w:pPr>
+        <w:ind w:left="1080" w:hanging="720"/>
+      </w:pPr>
+      <w:rPr>
+        <w:rFonts w:hint="default"/>
+      </w:rPr>
+    </w:lvl>
+    <w:lvl w:ilvl="3">
+      <w:start w:val="1"/>
+      <w:numFmt w:val="decimal"/>
+      <w:isLgl/>
+      <w:lvlText w:val="%1.%2.%3.%4."/>
+      <w:lvlJc w:val="left"/>
+      <w:pPr>
+        <w:ind w:left="1080" w:hanging="720"/>
+      </w:pPr>
+      <w:rPr>
+        <w:rFonts w:hint="default"/>
+      </w:rPr>
+    </w:lvl>
+    <w:lvl w:ilvl="4">
+      <w:start w:val="1"/>
+      <w:numFmt w:val="decimal"/>
+      <w:isLgl/>
+      <w:lvlText w:val="%1.%2.%3.%4.%5."/>
+      <w:lvlJc w:val="left"/>
+      <w:pPr>
+        <w:ind w:left="1440" w:hanging="1080"/>
+      </w:pPr>
+      <w:rPr>
+        <w:rFonts w:hint="default"/>
+      </w:rPr>
+    </w:lvl>
+    <w:lvl w:ilvl="5">
+      <w:start w:val="1"/>
+      <w:numFmt w:val="decimal"/>
+      <w:isLgl/>
+      <w:lvlText w:val="%1.%2.%3.%4.%5.%6."/>
+      <w:lvlJc w:val="left"/>
+      <w:pPr>
+        <w:ind w:left="1440" w:hanging="1080"/>
+      </w:pPr>
+      <w:rPr>
+        <w:rFonts w:hint="default"/>
+      </w:rPr>
+    </w:lvl>
+    <w:lvl w:ilvl="6">
+      <w:start w:val="1"/>
+      <w:numFmt w:val="decimal"/>
+      <w:isLgl/>
+      <w:lvlText w:val="%1.%2.%3.%4.%5.%6.%7."/>
+      <w:lvlJc w:val="left"/>
+      <w:pPr>
+        <w:ind w:left="1800" w:hanging="1440"/>
+      </w:pPr>
+      <w:rPr>
+        <w:rFonts w:hint="default"/>
+      </w:rPr>
+    </w:lvl>
+    <w:lvl w:ilvl="7">
+      <w:start w:val="1"/>
+      <w:numFmt w:val="decimal"/>
+      <w:isLgl/>
+      <w:lvlText w:val="%1.%2.%3.%4.%5.%6.%7.%8."/>
+      <w:lvlJc w:val="left"/>
+      <w:pPr>
+        <w:ind w:left="1800" w:hanging="1440"/>
+      </w:pPr>
+      <w:rPr>
+        <w:rFonts w:hint="default"/>
+      </w:rPr>
+    </w:lvl>
+    <w:lvl w:ilvl="8">
+      <w:start w:val="1"/>
+      <w:numFmt w:val="decimal"/>
+      <w:isLgl/>
+      <w:lvlText w:val="%1.%2.%3.%4.%5.%6.%7.%8.%9."/>
+      <w:lvlJc w:val="left"/>
+      <w:pPr>
+        <w:ind w:left="2160" w:hanging="1800"/>
+      </w:pPr>
+      <w:rPr>
+        <w:rFonts w:hint="default"/>
+      </w:rPr>
+    </w:lvl>
+  </w:abstractNum>
+  <w:abstractNum w:abstractNumId="11" w15:restartNumberingAfterBreak="0">
     <w:nsid w:val="3210474E"/>
     <w:multiLevelType w:val="hybridMultilevel"/>
     <w:tmpl w:val="03A4ECBA"/>
@@ -4910,7 +6243,7 @@
       </w:pPr>
     </w:lvl>
   </w:abstractNum>
-  <w:abstractNum w:abstractNumId="9" w15:restartNumberingAfterBreak="0">
+  <w:abstractNum w:abstractNumId="12" w15:restartNumberingAfterBreak="0">
     <w:nsid w:val="3F223389"/>
     <w:multiLevelType w:val="hybridMultilevel"/>
     <w:tmpl w:val="A6406994"/>
@@ -5001,7 +6334,328 @@
       </w:pPr>
     </w:lvl>
   </w:abstractNum>
-  <w:abstractNum w:abstractNumId="10" w15:restartNumberingAfterBreak="0">
+  <w:abstractNum w:abstractNumId="13" w15:restartNumberingAfterBreak="0">
+    <w:nsid w:val="400E2885"/>
+    <w:multiLevelType w:val="hybridMultilevel"/>
+    <w:tmpl w:val="FFC82724"/>
+    <w:lvl w:ilvl="0" w:tplc="DD28C600">
+      <w:start w:val="1"/>
+      <w:numFmt w:val="decimal"/>
+      <w:lvlText w:val="%1."/>
+      <w:lvlJc w:val="left"/>
+      <w:pPr>
+        <w:ind w:left="720" w:hanging="360"/>
+      </w:pPr>
+    </w:lvl>
+    <w:lvl w:ilvl="1" w:tplc="04150019" w:tentative="1">
+      <w:start w:val="1"/>
+      <w:numFmt w:val="lowerLetter"/>
+      <w:lvlText w:val="%2."/>
+      <w:lvlJc w:val="left"/>
+      <w:pPr>
+        <w:ind w:left="1440" w:hanging="360"/>
+      </w:pPr>
+    </w:lvl>
+    <w:lvl w:ilvl="2" w:tplc="0415001B" w:tentative="1">
+      <w:start w:val="1"/>
+      <w:numFmt w:val="lowerRoman"/>
+      <w:lvlText w:val="%3."/>
+      <w:lvlJc w:val="right"/>
+      <w:pPr>
+        <w:ind w:left="2160" w:hanging="180"/>
+      </w:pPr>
+    </w:lvl>
+    <w:lvl w:ilvl="3" w:tplc="0415000F" w:tentative="1">
+      <w:start w:val="1"/>
+      <w:numFmt w:val="decimal"/>
+      <w:lvlText w:val="%4."/>
+      <w:lvlJc w:val="left"/>
+      <w:pPr>
+        <w:ind w:left="2880" w:hanging="360"/>
+      </w:pPr>
+    </w:lvl>
+    <w:lvl w:ilvl="4" w:tplc="04150019" w:tentative="1">
+      <w:start w:val="1"/>
+      <w:numFmt w:val="lowerLetter"/>
+      <w:lvlText w:val="%5."/>
+      <w:lvlJc w:val="left"/>
+      <w:pPr>
+        <w:ind w:left="3600" w:hanging="360"/>
+      </w:pPr>
+    </w:lvl>
+    <w:lvl w:ilvl="5" w:tplc="0415001B" w:tentative="1">
+      <w:start w:val="1"/>
+      <w:numFmt w:val="lowerRoman"/>
+      <w:lvlText w:val="%6."/>
+      <w:lvlJc w:val="right"/>
+      <w:pPr>
+        <w:ind w:left="4320" w:hanging="180"/>
+      </w:pPr>
+    </w:lvl>
+    <w:lvl w:ilvl="6" w:tplc="0415000F" w:tentative="1">
+      <w:start w:val="1"/>
+      <w:numFmt w:val="decimal"/>
+      <w:lvlText w:val="%7."/>
+      <w:lvlJc w:val="left"/>
+      <w:pPr>
+        <w:ind w:left="5040" w:hanging="360"/>
+      </w:pPr>
+    </w:lvl>
+    <w:lvl w:ilvl="7" w:tplc="04150019" w:tentative="1">
+      <w:start w:val="1"/>
+      <w:numFmt w:val="lowerLetter"/>
+      <w:lvlText w:val="%8."/>
+      <w:lvlJc w:val="left"/>
+      <w:pPr>
+        <w:ind w:left="5760" w:hanging="360"/>
+      </w:pPr>
+    </w:lvl>
+    <w:lvl w:ilvl="8" w:tplc="0415001B" w:tentative="1">
+      <w:start w:val="1"/>
+      <w:numFmt w:val="lowerRoman"/>
+      <w:lvlText w:val="%9."/>
+      <w:lvlJc w:val="right"/>
+      <w:pPr>
+        <w:ind w:left="6480" w:hanging="180"/>
+      </w:pPr>
+    </w:lvl>
+  </w:abstractNum>
+  <w:abstractNum w:abstractNumId="14" w15:restartNumberingAfterBreak="0">
+    <w:nsid w:val="49C37110"/>
+    <w:multiLevelType w:val="multilevel"/>
+    <w:tmpl w:val="A6DE034E"/>
+    <w:lvl w:ilvl="0">
+      <w:start w:val="1"/>
+      <w:numFmt w:val="decimal"/>
+      <w:pStyle w:val="Nagwek1"/>
+      <w:lvlText w:val="%1."/>
+      <w:lvlJc w:val="left"/>
+      <w:pPr>
+        <w:ind w:left="720" w:hanging="360"/>
+      </w:pPr>
+      <w:rPr>
+        <w:rFonts w:hint="default"/>
+      </w:rPr>
+    </w:lvl>
+    <w:lvl w:ilvl="1">
+      <w:start w:val="1"/>
+      <w:numFmt w:val="decimal"/>
+      <w:isLgl/>
+      <w:lvlText w:val="%1.%2."/>
+      <w:lvlJc w:val="left"/>
+      <w:pPr>
+        <w:ind w:left="1080" w:hanging="720"/>
+      </w:pPr>
+      <w:rPr>
+        <w:rFonts w:hint="default"/>
+      </w:rPr>
+    </w:lvl>
+    <w:lvl w:ilvl="2">
+      <w:start w:val="1"/>
+      <w:numFmt w:val="decimal"/>
+      <w:isLgl/>
+      <w:lvlText w:val="%1.%2.%3."/>
+      <w:lvlJc w:val="left"/>
+      <w:pPr>
+        <w:ind w:left="1440" w:hanging="1080"/>
+      </w:pPr>
+      <w:rPr>
+        <w:rFonts w:hint="default"/>
+      </w:rPr>
+    </w:lvl>
+    <w:lvl w:ilvl="3">
+      <w:start w:val="1"/>
+      <w:numFmt w:val="decimal"/>
+      <w:isLgl/>
+      <w:lvlText w:val="%1.%2.%3.%4."/>
+      <w:lvlJc w:val="left"/>
+      <w:pPr>
+        <w:ind w:left="1440" w:hanging="1080"/>
+      </w:pPr>
+      <w:rPr>
+        <w:rFonts w:hint="default"/>
+      </w:rPr>
+    </w:lvl>
+    <w:lvl w:ilvl="4">
+      <w:start w:val="1"/>
+      <w:numFmt w:val="decimal"/>
+      <w:isLgl/>
+      <w:lvlText w:val="%1.%2.%3.%4.%5."/>
+      <w:lvlJc w:val="left"/>
+      <w:pPr>
+        <w:ind w:left="1800" w:hanging="1440"/>
+      </w:pPr>
+      <w:rPr>
+        <w:rFonts w:hint="default"/>
+      </w:rPr>
+    </w:lvl>
+    <w:lvl w:ilvl="5">
+      <w:start w:val="1"/>
+      <w:numFmt w:val="decimal"/>
+      <w:isLgl/>
+      <w:lvlText w:val="%1.%2.%3.%4.%5.%6."/>
+      <w:lvlJc w:val="left"/>
+      <w:pPr>
+        <w:ind w:left="2160" w:hanging="1800"/>
+      </w:pPr>
+      <w:rPr>
+        <w:rFonts w:hint="default"/>
+      </w:rPr>
+    </w:lvl>
+    <w:lvl w:ilvl="6">
+      <w:start w:val="1"/>
+      <w:numFmt w:val="decimal"/>
+      <w:isLgl/>
+      <w:lvlText w:val="%1.%2.%3.%4.%5.%6.%7."/>
+      <w:lvlJc w:val="left"/>
+      <w:pPr>
+        <w:ind w:left="2520" w:hanging="2160"/>
+      </w:pPr>
+      <w:rPr>
+        <w:rFonts w:hint="default"/>
+      </w:rPr>
+    </w:lvl>
+    <w:lvl w:ilvl="7">
+      <w:start w:val="1"/>
+      <w:numFmt w:val="decimal"/>
+      <w:isLgl/>
+      <w:lvlText w:val="%1.%2.%3.%4.%5.%6.%7.%8."/>
+      <w:lvlJc w:val="left"/>
+      <w:pPr>
+        <w:ind w:left="2520" w:hanging="2160"/>
+      </w:pPr>
+      <w:rPr>
+        <w:rFonts w:hint="default"/>
+      </w:rPr>
+    </w:lvl>
+    <w:lvl w:ilvl="8">
+      <w:start w:val="1"/>
+      <w:numFmt w:val="decimal"/>
+      <w:isLgl/>
+      <w:lvlText w:val="%1.%2.%3.%4.%5.%6.%7.%8.%9."/>
+      <w:lvlJc w:val="left"/>
+      <w:pPr>
+        <w:ind w:left="2880" w:hanging="2520"/>
+      </w:pPr>
+      <w:rPr>
+        <w:rFonts w:hint="default"/>
+      </w:rPr>
+    </w:lvl>
+  </w:abstractNum>
+  <w:abstractNum w:abstractNumId="15" w15:restartNumberingAfterBreak="0">
+    <w:nsid w:val="4A4878A7"/>
+    <w:multiLevelType w:val="multilevel"/>
+    <w:tmpl w:val="D63A0470"/>
+    <w:lvl w:ilvl="0">
+      <w:start w:val="1"/>
+      <w:numFmt w:val="decimal"/>
+      <w:lvlText w:val="%1"/>
+      <w:lvlJc w:val="left"/>
+      <w:pPr>
+        <w:ind w:left="405" w:hanging="405"/>
+      </w:pPr>
+      <w:rPr>
+        <w:rFonts w:hint="default"/>
+      </w:rPr>
+    </w:lvl>
+    <w:lvl w:ilvl="1">
+      <w:start w:val="3"/>
+      <w:numFmt w:val="decimal"/>
+      <w:lvlText w:val="%1.%2"/>
+      <w:lvlJc w:val="left"/>
+      <w:pPr>
+        <w:ind w:left="1080" w:hanging="720"/>
+      </w:pPr>
+      <w:rPr>
+        <w:rFonts w:hint="default"/>
+      </w:rPr>
+    </w:lvl>
+    <w:lvl w:ilvl="2">
+      <w:start w:val="1"/>
+      <w:numFmt w:val="decimal"/>
+      <w:lvlText w:val="%1.%2.%3"/>
+      <w:lvlJc w:val="left"/>
+      <w:pPr>
+        <w:ind w:left="1440" w:hanging="720"/>
+      </w:pPr>
+      <w:rPr>
+        <w:rFonts w:hint="default"/>
+      </w:rPr>
+    </w:lvl>
+    <w:lvl w:ilvl="3">
+      <w:start w:val="1"/>
+      <w:numFmt w:val="decimal"/>
+      <w:lvlText w:val="%1.%2.%3.%4"/>
+      <w:lvlJc w:val="left"/>
+      <w:pPr>
+        <w:ind w:left="2160" w:hanging="1080"/>
+      </w:pPr>
+      <w:rPr>
+        <w:rFonts w:hint="default"/>
+      </w:rPr>
+    </w:lvl>
+    <w:lvl w:ilvl="4">
+      <w:start w:val="1"/>
+      <w:numFmt w:val="decimal"/>
+      <w:lvlText w:val="%1.%2.%3.%4.%5"/>
+      <w:lvlJc w:val="left"/>
+      <w:pPr>
+        <w:ind w:left="2880" w:hanging="1440"/>
+      </w:pPr>
+      <w:rPr>
+        <w:rFonts w:hint="default"/>
+      </w:rPr>
+    </w:lvl>
+    <w:lvl w:ilvl="5">
+      <w:start w:val="1"/>
+      <w:numFmt w:val="decimal"/>
+      <w:lvlText w:val="%1.%2.%3.%4.%5.%6"/>
+      <w:lvlJc w:val="left"/>
+      <w:pPr>
+        <w:ind w:left="3600" w:hanging="1800"/>
+      </w:pPr>
+      <w:rPr>
+        <w:rFonts w:hint="default"/>
+      </w:rPr>
+    </w:lvl>
+    <w:lvl w:ilvl="6">
+      <w:start w:val="1"/>
+      <w:numFmt w:val="decimal"/>
+      <w:lvlText w:val="%1.%2.%3.%4.%5.%6.%7"/>
+      <w:lvlJc w:val="left"/>
+      <w:pPr>
+        <w:ind w:left="3960" w:hanging="1800"/>
+      </w:pPr>
+      <w:rPr>
+        <w:rFonts w:hint="default"/>
+      </w:rPr>
+    </w:lvl>
+    <w:lvl w:ilvl="7">
+      <w:start w:val="1"/>
+      <w:numFmt w:val="decimal"/>
+      <w:lvlText w:val="%1.%2.%3.%4.%5.%6.%7.%8"/>
+      <w:lvlJc w:val="left"/>
+      <w:pPr>
+        <w:ind w:left="4680" w:hanging="2160"/>
+      </w:pPr>
+      <w:rPr>
+        <w:rFonts w:hint="default"/>
+      </w:rPr>
+    </w:lvl>
+    <w:lvl w:ilvl="8">
+      <w:start w:val="1"/>
+      <w:numFmt w:val="decimal"/>
+      <w:lvlText w:val="%1.%2.%3.%4.%5.%6.%7.%8.%9"/>
+      <w:lvlJc w:val="left"/>
+      <w:pPr>
+        <w:ind w:left="5400" w:hanging="2520"/>
+      </w:pPr>
+      <w:rPr>
+        <w:rFonts w:hint="default"/>
+      </w:rPr>
+    </w:lvl>
+  </w:abstractNum>
+  <w:abstractNum w:abstractNumId="16" w15:restartNumberingAfterBreak="0">
     <w:nsid w:val="4C4A7833"/>
     <w:multiLevelType w:val="multilevel"/>
     <w:tmpl w:val="4EE06A74"/>
@@ -5121,7 +6775,7 @@
       </w:pPr>
     </w:lvl>
   </w:abstractNum>
-  <w:abstractNum w:abstractNumId="11" w15:restartNumberingAfterBreak="0">
+  <w:abstractNum w:abstractNumId="17" w15:restartNumberingAfterBreak="0">
     <w:nsid w:val="4F413EFB"/>
     <w:multiLevelType w:val="hybridMultilevel"/>
     <w:tmpl w:val="8EEEDBB8"/>
@@ -5210,7 +6864,128 @@
       </w:pPr>
     </w:lvl>
   </w:abstractNum>
-  <w:abstractNum w:abstractNumId="12" w15:restartNumberingAfterBreak="0">
+  <w:abstractNum w:abstractNumId="18" w15:restartNumberingAfterBreak="0">
+    <w:nsid w:val="554638D3"/>
+    <w:multiLevelType w:val="multilevel"/>
+    <w:tmpl w:val="DE702324"/>
+    <w:lvl w:ilvl="0">
+      <w:start w:val="1"/>
+      <w:numFmt w:val="decimal"/>
+      <w:lvlText w:val="%1."/>
+      <w:lvlJc w:val="left"/>
+      <w:pPr>
+        <w:ind w:left="720" w:hanging="360"/>
+      </w:pPr>
+      <w:rPr>
+        <w:rFonts w:hint="default"/>
+      </w:rPr>
+    </w:lvl>
+    <w:lvl w:ilvl="1">
+      <w:start w:val="1"/>
+      <w:numFmt w:val="decimal"/>
+      <w:isLgl/>
+      <w:lvlText w:val="%1.%2."/>
+      <w:lvlJc w:val="left"/>
+      <w:pPr>
+        <w:ind w:left="720" w:hanging="360"/>
+      </w:pPr>
+      <w:rPr>
+        <w:rFonts w:hint="default"/>
+      </w:rPr>
+    </w:lvl>
+    <w:lvl w:ilvl="2">
+      <w:start w:val="1"/>
+      <w:numFmt w:val="decimal"/>
+      <w:isLgl/>
+      <w:lvlText w:val="%1.%2.%3."/>
+      <w:lvlJc w:val="left"/>
+      <w:pPr>
+        <w:ind w:left="1080" w:hanging="720"/>
+      </w:pPr>
+      <w:rPr>
+        <w:rFonts w:hint="default"/>
+      </w:rPr>
+    </w:lvl>
+    <w:lvl w:ilvl="3">
+      <w:start w:val="1"/>
+      <w:numFmt w:val="decimal"/>
+      <w:isLgl/>
+      <w:lvlText w:val="%1.%2.%3.%4."/>
+      <w:lvlJc w:val="left"/>
+      <w:pPr>
+        <w:ind w:left="1080" w:hanging="720"/>
+      </w:pPr>
+      <w:rPr>
+        <w:rFonts w:hint="default"/>
+      </w:rPr>
+    </w:lvl>
+    <w:lvl w:ilvl="4">
+      <w:start w:val="1"/>
+      <w:numFmt w:val="decimal"/>
+      <w:isLgl/>
+      <w:lvlText w:val="%1.%2.%3.%4.%5."/>
+      <w:lvlJc w:val="left"/>
+      <w:pPr>
+        <w:ind w:left="1440" w:hanging="1080"/>
+      </w:pPr>
+      <w:rPr>
+        <w:rFonts w:hint="default"/>
+      </w:rPr>
+    </w:lvl>
+    <w:lvl w:ilvl="5">
+      <w:start w:val="1"/>
+      <w:numFmt w:val="decimal"/>
+      <w:isLgl/>
+      <w:lvlText w:val="%1.%2.%3.%4.%5.%6."/>
+      <w:lvlJc w:val="left"/>
+      <w:pPr>
+        <w:ind w:left="1440" w:hanging="1080"/>
+      </w:pPr>
+      <w:rPr>
+        <w:rFonts w:hint="default"/>
+      </w:rPr>
+    </w:lvl>
+    <w:lvl w:ilvl="6">
+      <w:start w:val="1"/>
+      <w:numFmt w:val="decimal"/>
+      <w:isLgl/>
+      <w:lvlText w:val="%1.%2.%3.%4.%5.%6.%7."/>
+      <w:lvlJc w:val="left"/>
+      <w:pPr>
+        <w:ind w:left="1800" w:hanging="1440"/>
+      </w:pPr>
+      <w:rPr>
+        <w:rFonts w:hint="default"/>
+      </w:rPr>
+    </w:lvl>
+    <w:lvl w:ilvl="7">
+      <w:start w:val="1"/>
+      <w:numFmt w:val="decimal"/>
+      <w:isLgl/>
+      <w:lvlText w:val="%1.%2.%3.%4.%5.%6.%7.%8."/>
+      <w:lvlJc w:val="left"/>
+      <w:pPr>
+        <w:ind w:left="1800" w:hanging="1440"/>
+      </w:pPr>
+      <w:rPr>
+        <w:rFonts w:hint="default"/>
+      </w:rPr>
+    </w:lvl>
+    <w:lvl w:ilvl="8">
+      <w:start w:val="1"/>
+      <w:numFmt w:val="decimal"/>
+      <w:isLgl/>
+      <w:lvlText w:val="%1.%2.%3.%4.%5.%6.%7.%8.%9."/>
+      <w:lvlJc w:val="left"/>
+      <w:pPr>
+        <w:ind w:left="2160" w:hanging="1800"/>
+      </w:pPr>
+      <w:rPr>
+        <w:rFonts w:hint="default"/>
+      </w:rPr>
+    </w:lvl>
+  </w:abstractNum>
+  <w:abstractNum w:abstractNumId="19" w15:restartNumberingAfterBreak="0">
     <w:nsid w:val="600E37E1"/>
     <w:multiLevelType w:val="hybridMultilevel"/>
     <w:tmpl w:val="5E7ACCA0"/>
@@ -5300,7 +7075,7 @@
       </w:pPr>
     </w:lvl>
   </w:abstractNum>
-  <w:abstractNum w:abstractNumId="13" w15:restartNumberingAfterBreak="0">
+  <w:abstractNum w:abstractNumId="20" w15:restartNumberingAfterBreak="0">
     <w:nsid w:val="6E4175CD"/>
     <w:multiLevelType w:val="hybridMultilevel"/>
     <w:tmpl w:val="250CB028"/>
@@ -5389,7 +7164,7 @@
       </w:pPr>
     </w:lvl>
   </w:abstractNum>
-  <w:abstractNum w:abstractNumId="14" w15:restartNumberingAfterBreak="0">
+  <w:abstractNum w:abstractNumId="21" w15:restartNumberingAfterBreak="0">
     <w:nsid w:val="71AA59D5"/>
     <w:multiLevelType w:val="multilevel"/>
     <w:tmpl w:val="01603FC6"/>
@@ -5506,7 +7281,7 @@
       </w:pPr>
     </w:lvl>
   </w:abstractNum>
-  <w:abstractNum w:abstractNumId="15" w15:restartNumberingAfterBreak="0">
+  <w:abstractNum w:abstractNumId="22" w15:restartNumberingAfterBreak="0">
     <w:nsid w:val="738D29CB"/>
     <w:multiLevelType w:val="multilevel"/>
     <w:tmpl w:val="0415001F"/>
@@ -5592,7 +7367,128 @@
       </w:pPr>
     </w:lvl>
   </w:abstractNum>
-  <w:abstractNum w:abstractNumId="16" w15:restartNumberingAfterBreak="0">
+  <w:abstractNum w:abstractNumId="23" w15:restartNumberingAfterBreak="0">
+    <w:nsid w:val="77666608"/>
+    <w:multiLevelType w:val="multilevel"/>
+    <w:tmpl w:val="81C4A83C"/>
+    <w:lvl w:ilvl="0">
+      <w:start w:val="1"/>
+      <w:numFmt w:val="decimal"/>
+      <w:lvlText w:val="%1."/>
+      <w:lvlJc w:val="left"/>
+      <w:pPr>
+        <w:ind w:left="720" w:hanging="360"/>
+      </w:pPr>
+      <w:rPr>
+        <w:rFonts w:hint="default"/>
+      </w:rPr>
+    </w:lvl>
+    <w:lvl w:ilvl="1">
+      <w:start w:val="1"/>
+      <w:numFmt w:val="decimal"/>
+      <w:isLgl/>
+      <w:lvlText w:val="%1.%2."/>
+      <w:lvlJc w:val="left"/>
+      <w:pPr>
+        <w:ind w:left="720" w:hanging="360"/>
+      </w:pPr>
+      <w:rPr>
+        <w:rFonts w:hint="default"/>
+      </w:rPr>
+    </w:lvl>
+    <w:lvl w:ilvl="2">
+      <w:start w:val="1"/>
+      <w:numFmt w:val="decimal"/>
+      <w:isLgl/>
+      <w:lvlText w:val="%1.%2.%3."/>
+      <w:lvlJc w:val="left"/>
+      <w:pPr>
+        <w:ind w:left="1080" w:hanging="720"/>
+      </w:pPr>
+      <w:rPr>
+        <w:rFonts w:hint="default"/>
+      </w:rPr>
+    </w:lvl>
+    <w:lvl w:ilvl="3">
+      <w:start w:val="1"/>
+      <w:numFmt w:val="decimal"/>
+      <w:isLgl/>
+      <w:lvlText w:val="%1.%2.%3.%4."/>
+      <w:lvlJc w:val="left"/>
+      <w:pPr>
+        <w:ind w:left="1080" w:hanging="720"/>
+      </w:pPr>
+      <w:rPr>
+        <w:rFonts w:hint="default"/>
+      </w:rPr>
+    </w:lvl>
+    <w:lvl w:ilvl="4">
+      <w:start w:val="1"/>
+      <w:numFmt w:val="decimal"/>
+      <w:isLgl/>
+      <w:lvlText w:val="%1.%2.%3.%4.%5."/>
+      <w:lvlJc w:val="left"/>
+      <w:pPr>
+        <w:ind w:left="1440" w:hanging="1080"/>
+      </w:pPr>
+      <w:rPr>
+        <w:rFonts w:hint="default"/>
+      </w:rPr>
+    </w:lvl>
+    <w:lvl w:ilvl="5">
+      <w:start w:val="1"/>
+      <w:numFmt w:val="decimal"/>
+      <w:isLgl/>
+      <w:lvlText w:val="%1.%2.%3.%4.%5.%6."/>
+      <w:lvlJc w:val="left"/>
+      <w:pPr>
+        <w:ind w:left="1440" w:hanging="1080"/>
+      </w:pPr>
+      <w:rPr>
+        <w:rFonts w:hint="default"/>
+      </w:rPr>
+    </w:lvl>
+    <w:lvl w:ilvl="6">
+      <w:start w:val="1"/>
+      <w:numFmt w:val="decimal"/>
+      <w:isLgl/>
+      <w:lvlText w:val="%1.%2.%3.%4.%5.%6.%7."/>
+      <w:lvlJc w:val="left"/>
+      <w:pPr>
+        <w:ind w:left="1800" w:hanging="1440"/>
+      </w:pPr>
+      <w:rPr>
+        <w:rFonts w:hint="default"/>
+      </w:rPr>
+    </w:lvl>
+    <w:lvl w:ilvl="7">
+      <w:start w:val="1"/>
+      <w:numFmt w:val="decimal"/>
+      <w:isLgl/>
+      <w:lvlText w:val="%1.%2.%3.%4.%5.%6.%7.%8."/>
+      <w:lvlJc w:val="left"/>
+      <w:pPr>
+        <w:ind w:left="1800" w:hanging="1440"/>
+      </w:pPr>
+      <w:rPr>
+        <w:rFonts w:hint="default"/>
+      </w:rPr>
+    </w:lvl>
+    <w:lvl w:ilvl="8">
+      <w:start w:val="1"/>
+      <w:numFmt w:val="decimal"/>
+      <w:isLgl/>
+      <w:lvlText w:val="%1.%2.%3.%4.%5.%6.%7.%8.%9."/>
+      <w:lvlJc w:val="left"/>
+      <w:pPr>
+        <w:ind w:left="2160" w:hanging="1800"/>
+      </w:pPr>
+      <w:rPr>
+        <w:rFonts w:hint="default"/>
+      </w:rPr>
+    </w:lvl>
+  </w:abstractNum>
+  <w:abstractNum w:abstractNumId="24" w15:restartNumberingAfterBreak="0">
     <w:nsid w:val="78B17210"/>
     <w:multiLevelType w:val="hybridMultilevel"/>
     <w:tmpl w:val="F94EDBD6"/>
@@ -5681,7 +7577,128 @@
       </w:pPr>
     </w:lvl>
   </w:abstractNum>
-  <w:abstractNum w:abstractNumId="17" w15:restartNumberingAfterBreak="0">
+  <w:abstractNum w:abstractNumId="25" w15:restartNumberingAfterBreak="0">
+    <w:nsid w:val="7BF83103"/>
+    <w:multiLevelType w:val="multilevel"/>
+    <w:tmpl w:val="CEBEEACC"/>
+    <w:lvl w:ilvl="0">
+      <w:start w:val="1"/>
+      <w:numFmt w:val="decimal"/>
+      <w:lvlText w:val="%1."/>
+      <w:lvlJc w:val="left"/>
+      <w:pPr>
+        <w:ind w:left="720" w:hanging="360"/>
+      </w:pPr>
+      <w:rPr>
+        <w:rFonts w:hint="default"/>
+      </w:rPr>
+    </w:lvl>
+    <w:lvl w:ilvl="1">
+      <w:start w:val="1"/>
+      <w:numFmt w:val="decimal"/>
+      <w:isLgl/>
+      <w:lvlText w:val="%1.%2."/>
+      <w:lvlJc w:val="left"/>
+      <w:pPr>
+        <w:ind w:left="720" w:hanging="360"/>
+      </w:pPr>
+      <w:rPr>
+        <w:rFonts w:hint="default"/>
+      </w:rPr>
+    </w:lvl>
+    <w:lvl w:ilvl="2">
+      <w:start w:val="1"/>
+      <w:numFmt w:val="decimal"/>
+      <w:isLgl/>
+      <w:lvlText w:val="%1.%2.%3."/>
+      <w:lvlJc w:val="left"/>
+      <w:pPr>
+        <w:ind w:left="1080" w:hanging="720"/>
+      </w:pPr>
+      <w:rPr>
+        <w:rFonts w:hint="default"/>
+      </w:rPr>
+    </w:lvl>
+    <w:lvl w:ilvl="3">
+      <w:start w:val="1"/>
+      <w:numFmt w:val="decimal"/>
+      <w:isLgl/>
+      <w:lvlText w:val="%1.%2.%3.%4."/>
+      <w:lvlJc w:val="left"/>
+      <w:pPr>
+        <w:ind w:left="1080" w:hanging="720"/>
+      </w:pPr>
+      <w:rPr>
+        <w:rFonts w:hint="default"/>
+      </w:rPr>
+    </w:lvl>
+    <w:lvl w:ilvl="4">
+      <w:start w:val="1"/>
+      <w:numFmt w:val="decimal"/>
+      <w:isLgl/>
+      <w:lvlText w:val="%1.%2.%3.%4.%5."/>
+      <w:lvlJc w:val="left"/>
+      <w:pPr>
+        <w:ind w:left="1440" w:hanging="1080"/>
+      </w:pPr>
+      <w:rPr>
+        <w:rFonts w:hint="default"/>
+      </w:rPr>
+    </w:lvl>
+    <w:lvl w:ilvl="5">
+      <w:start w:val="1"/>
+      <w:numFmt w:val="decimal"/>
+      <w:isLgl/>
+      <w:lvlText w:val="%1.%2.%3.%4.%5.%6."/>
+      <w:lvlJc w:val="left"/>
+      <w:pPr>
+        <w:ind w:left="1440" w:hanging="1080"/>
+      </w:pPr>
+      <w:rPr>
+        <w:rFonts w:hint="default"/>
+      </w:rPr>
+    </w:lvl>
+    <w:lvl w:ilvl="6">
+      <w:start w:val="1"/>
+      <w:numFmt w:val="decimal"/>
+      <w:isLgl/>
+      <w:lvlText w:val="%1.%2.%3.%4.%5.%6.%7."/>
+      <w:lvlJc w:val="left"/>
+      <w:pPr>
+        <w:ind w:left="1800" w:hanging="1440"/>
+      </w:pPr>
+      <w:rPr>
+        <w:rFonts w:hint="default"/>
+      </w:rPr>
+    </w:lvl>
+    <w:lvl w:ilvl="7">
+      <w:start w:val="1"/>
+      <w:numFmt w:val="decimal"/>
+      <w:isLgl/>
+      <w:lvlText w:val="%1.%2.%3.%4.%5.%6.%7.%8."/>
+      <w:lvlJc w:val="left"/>
+      <w:pPr>
+        <w:ind w:left="1800" w:hanging="1440"/>
+      </w:pPr>
+      <w:rPr>
+        <w:rFonts w:hint="default"/>
+      </w:rPr>
+    </w:lvl>
+    <w:lvl w:ilvl="8">
+      <w:start w:val="1"/>
+      <w:numFmt w:val="decimal"/>
+      <w:isLgl/>
+      <w:lvlText w:val="%1.%2.%3.%4.%5.%6.%7.%8.%9."/>
+      <w:lvlJc w:val="left"/>
+      <w:pPr>
+        <w:ind w:left="2160" w:hanging="1800"/>
+      </w:pPr>
+      <w:rPr>
+        <w:rFonts w:hint="default"/>
+      </w:rPr>
+    </w:lvl>
+  </w:abstractNum>
+  <w:abstractNum w:abstractNumId="26" w15:restartNumberingAfterBreak="0">
     <w:nsid w:val="7C7B5C3A"/>
     <w:multiLevelType w:val="hybridMultilevel"/>
     <w:tmpl w:val="7304CF3A"/>
@@ -5770,7 +7787,7 @@
       </w:pPr>
     </w:lvl>
   </w:abstractNum>
-  <w:abstractNum w:abstractNumId="18" w15:restartNumberingAfterBreak="0">
+  <w:abstractNum w:abstractNumId="27" w15:restartNumberingAfterBreak="0">
     <w:nsid w:val="7CD01762"/>
     <w:multiLevelType w:val="hybridMultilevel"/>
     <w:tmpl w:val="66D2FD54"/>
@@ -5857,7 +7874,7 @@
     </w:lvl>
   </w:abstractNum>
   <w:num w:numId="1" w16cid:durableId="1314143455">
-    <w:abstractNumId w:val="8"/>
+    <w:abstractNumId w:val="11"/>
   </w:num>
   <w:num w:numId="2" w16cid:durableId="1141583428">
     <w:abstractNumId w:val="0"/>
@@ -5866,7 +7883,7 @@
     <w:abstractNumId w:val="2"/>
   </w:num>
   <w:num w:numId="4" w16cid:durableId="529606420">
-    <w:abstractNumId w:val="11"/>
+    <w:abstractNumId w:val="17"/>
   </w:num>
   <w:num w:numId="5" w16cid:durableId="1120880807">
     <w:abstractNumId w:val="1"/>
@@ -5875,43 +7892,70 @@
     <w:abstractNumId w:val="5"/>
   </w:num>
   <w:num w:numId="7" w16cid:durableId="67847563">
-    <w:abstractNumId w:val="17"/>
+    <w:abstractNumId w:val="26"/>
   </w:num>
   <w:num w:numId="8" w16cid:durableId="97259530">
+    <w:abstractNumId w:val="24"/>
+  </w:num>
+  <w:num w:numId="9" w16cid:durableId="1062020672">
+    <w:abstractNumId w:val="20"/>
+  </w:num>
+  <w:num w:numId="10" w16cid:durableId="1207177706">
+    <w:abstractNumId w:val="27"/>
+  </w:num>
+  <w:num w:numId="11" w16cid:durableId="2094428146">
+    <w:abstractNumId w:val="22"/>
+  </w:num>
+  <w:num w:numId="12" w16cid:durableId="509835830">
     <w:abstractNumId w:val="16"/>
   </w:num>
-  <w:num w:numId="9" w16cid:durableId="1062020672">
-    <w:abstractNumId w:val="13"/>
-  </w:num>
-  <w:num w:numId="10" w16cid:durableId="1207177706">
-    <w:abstractNumId w:val="18"/>
-  </w:num>
-  <w:num w:numId="11" w16cid:durableId="2094428146">
-    <w:abstractNumId w:val="15"/>
-  </w:num>
-  <w:num w:numId="12" w16cid:durableId="509835830">
-    <w:abstractNumId w:val="10"/>
-  </w:num>
   <w:num w:numId="13" w16cid:durableId="251470844">
-    <w:abstractNumId w:val="14"/>
+    <w:abstractNumId w:val="21"/>
   </w:num>
   <w:num w:numId="14" w16cid:durableId="1568956425">
-    <w:abstractNumId w:val="12"/>
+    <w:abstractNumId w:val="19"/>
   </w:num>
   <w:num w:numId="15" w16cid:durableId="334262416">
-    <w:abstractNumId w:val="7"/>
+    <w:abstractNumId w:val="9"/>
   </w:num>
   <w:num w:numId="16" w16cid:durableId="399867777">
-    <w:abstractNumId w:val="6"/>
+    <w:abstractNumId w:val="8"/>
   </w:num>
   <w:num w:numId="17" w16cid:durableId="1183130857">
     <w:abstractNumId w:val="3"/>
   </w:num>
   <w:num w:numId="18" w16cid:durableId="2518227">
-    <w:abstractNumId w:val="9"/>
+    <w:abstractNumId w:val="12"/>
   </w:num>
   <w:num w:numId="19" w16cid:durableId="1739857979">
     <w:abstractNumId w:val="4"/>
+  </w:num>
+  <w:num w:numId="20" w16cid:durableId="1234393000">
+    <w:abstractNumId w:val="7"/>
+  </w:num>
+  <w:num w:numId="21" w16cid:durableId="762609523">
+    <w:abstractNumId w:val="13"/>
+  </w:num>
+  <w:num w:numId="22" w16cid:durableId="118962723">
+    <w:abstractNumId w:val="6"/>
+  </w:num>
+  <w:num w:numId="23" w16cid:durableId="877400115">
+    <w:abstractNumId w:val="10"/>
+  </w:num>
+  <w:num w:numId="24" w16cid:durableId="397017596">
+    <w:abstractNumId w:val="18"/>
+  </w:num>
+  <w:num w:numId="25" w16cid:durableId="1715276953">
+    <w:abstractNumId w:val="25"/>
+  </w:num>
+  <w:num w:numId="26" w16cid:durableId="1774931840">
+    <w:abstractNumId w:val="23"/>
+  </w:num>
+  <w:num w:numId="27" w16cid:durableId="141892555">
+    <w:abstractNumId w:val="14"/>
+  </w:num>
+  <w:num w:numId="28" w16cid:durableId="1210415893">
+    <w:abstractNumId w:val="15"/>
   </w:num>
 </w:numbering>
 </file>
@@ -6316,25 +8360,37 @@
   <w:style w:type="paragraph" w:default="1" w:styleId="Normalny">
     <w:name w:val="Normal"/>
     <w:qFormat/>
+    <w:rsid w:val="001944AB"/>
+    <w:pPr>
+      <w:jc w:val="both"/>
+    </w:pPr>
+    <w:rPr>
+      <w:sz w:val="22"/>
+    </w:rPr>
   </w:style>
   <w:style w:type="paragraph" w:styleId="Nagwek1">
     <w:name w:val="heading 1"/>
     <w:basedOn w:val="Normalny"/>
     <w:next w:val="Normalny"/>
     <w:link w:val="Nagwek1Znak"/>
+    <w:autoRedefine/>
     <w:uiPriority w:val="9"/>
     <w:qFormat/>
-    <w:rsid w:val="00EA0D5B"/>
+    <w:rsid w:val="00D8737D"/>
     <w:pPr>
       <w:keepNext/>
       <w:keepLines/>
+      <w:numPr>
+        <w:numId w:val="27"/>
+      </w:numPr>
       <w:spacing w:before="360" w:after="80"/>
       <w:outlineLvl w:val="0"/>
     </w:pPr>
     <w:rPr>
       <w:rFonts w:asciiTheme="majorHAnsi" w:eastAsiaTheme="majorEastAsia" w:hAnsiTheme="majorHAnsi" w:cstheme="majorBidi"/>
-      <w:color w:val="0F4761" w:themeColor="accent1" w:themeShade="BF"/>
-      <w:sz w:val="40"/>
+      <w:b/>
+      <w:color w:val="000000" w:themeColor="text1"/>
+      <w:sz w:val="32"/>
       <w:szCs w:val="40"/>
     </w:rPr>
   </w:style>
@@ -6344,10 +8400,9 @@
     <w:next w:val="Normalny"/>
     <w:link w:val="Nagwek2Znak"/>
     <w:uiPriority w:val="9"/>
-    <w:semiHidden/>
     <w:unhideWhenUsed/>
     <w:qFormat/>
-    <w:rsid w:val="00EA0D5B"/>
+    <w:rsid w:val="00D8737D"/>
     <w:pPr>
       <w:keepNext/>
       <w:keepLines/>
@@ -6356,7 +8411,8 @@
     </w:pPr>
     <w:rPr>
       <w:rFonts w:asciiTheme="majorHAnsi" w:eastAsiaTheme="majorEastAsia" w:hAnsiTheme="majorHAnsi" w:cstheme="majorBidi"/>
-      <w:color w:val="0F4761" w:themeColor="accent1" w:themeShade="BF"/>
+      <w:b/>
+      <w:color w:val="000000" w:themeColor="text1"/>
       <w:sz w:val="32"/>
       <w:szCs w:val="32"/>
     </w:rPr>
@@ -6367,7 +8423,6 @@
     <w:next w:val="Normalny"/>
     <w:link w:val="Nagwek3Znak"/>
     <w:uiPriority w:val="9"/>
-    <w:semiHidden/>
     <w:unhideWhenUsed/>
     <w:qFormat/>
     <w:rsid w:val="00EA0D5B"/>
@@ -6519,6 +8574,7 @@
   <w:style w:type="character" w:default="1" w:styleId="Domylnaczcionkaakapitu">
     <w:name w:val="Default Paragraph Font"/>
     <w:uiPriority w:val="1"/>
+    <w:semiHidden/>
     <w:unhideWhenUsed/>
   </w:style>
   <w:style w:type="table" w:default="1" w:styleId="Standardowy">
@@ -6547,11 +8603,12 @@
     <w:basedOn w:val="Domylnaczcionkaakapitu"/>
     <w:link w:val="Nagwek1"/>
     <w:uiPriority w:val="9"/>
-    <w:rsid w:val="00EA0D5B"/>
+    <w:rsid w:val="00D8737D"/>
     <w:rPr>
       <w:rFonts w:asciiTheme="majorHAnsi" w:eastAsiaTheme="majorEastAsia" w:hAnsiTheme="majorHAnsi" w:cstheme="majorBidi"/>
-      <w:color w:val="0F4761" w:themeColor="accent1" w:themeShade="BF"/>
-      <w:sz w:val="40"/>
+      <w:b/>
+      <w:color w:val="000000" w:themeColor="text1"/>
+      <w:sz w:val="32"/>
       <w:szCs w:val="40"/>
     </w:rPr>
   </w:style>
@@ -6560,11 +8617,11 @@
     <w:basedOn w:val="Domylnaczcionkaakapitu"/>
     <w:link w:val="Nagwek2"/>
     <w:uiPriority w:val="9"/>
-    <w:semiHidden/>
-    <w:rsid w:val="00EA0D5B"/>
+    <w:rsid w:val="00D8737D"/>
     <w:rPr>
       <w:rFonts w:asciiTheme="majorHAnsi" w:eastAsiaTheme="majorEastAsia" w:hAnsiTheme="majorHAnsi" w:cstheme="majorBidi"/>
-      <w:color w:val="0F4761" w:themeColor="accent1" w:themeShade="BF"/>
+      <w:b/>
+      <w:color w:val="000000" w:themeColor="text1"/>
       <w:sz w:val="32"/>
       <w:szCs w:val="32"/>
     </w:rPr>
@@ -6574,7 +8631,6 @@
     <w:basedOn w:val="Domylnaczcionkaakapitu"/>
     <w:link w:val="Nagwek3"/>
     <w:uiPriority w:val="9"/>
-    <w:semiHidden/>
     <w:rsid w:val="00EA0D5B"/>
     <w:rPr>
       <w:rFonts w:eastAsiaTheme="majorEastAsia" w:cstheme="majorBidi"/>
@@ -6702,17 +8758,19 @@
     <w:link w:val="PodtytuZnak"/>
     <w:uiPriority w:val="11"/>
     <w:qFormat/>
-    <w:rsid w:val="00EA0D5B"/>
+    <w:rsid w:val="001944AB"/>
     <w:pPr>
       <w:numPr>
         <w:ilvl w:val="1"/>
       </w:numPr>
+      <w:spacing w:line="360" w:lineRule="auto"/>
     </w:pPr>
     <w:rPr>
       <w:rFonts w:eastAsiaTheme="majorEastAsia" w:cstheme="majorBidi"/>
-      <w:color w:val="595959" w:themeColor="text1" w:themeTint="A6"/>
+      <w:b/>
+      <w:color w:val="000000" w:themeColor="text1"/>
       <w:spacing w:val="15"/>
-      <w:sz w:val="28"/>
+      <w:sz w:val="24"/>
       <w:szCs w:val="28"/>
     </w:rPr>
   </w:style>
@@ -6721,12 +8779,12 @@
     <w:basedOn w:val="Domylnaczcionkaakapitu"/>
     <w:link w:val="Podtytu"/>
     <w:uiPriority w:val="11"/>
-    <w:rsid w:val="00EA0D5B"/>
+    <w:rsid w:val="001944AB"/>
     <w:rPr>
       <w:rFonts w:eastAsiaTheme="majorEastAsia" w:cstheme="majorBidi"/>
-      <w:color w:val="595959" w:themeColor="text1" w:themeTint="A6"/>
+      <w:b/>
+      <w:color w:val="000000" w:themeColor="text1"/>
       <w:spacing w:val="15"/>
-      <w:sz w:val="28"/>
       <w:szCs w:val="28"/>
     </w:rPr>
   </w:style>
@@ -6872,6 +8930,216 @@
       <w:sz w:val="20"/>
       <w:szCs w:val="20"/>
     </w:rPr>
+  </w:style>
+  <w:style w:type="table" w:styleId="Zwykatabela1">
+    <w:name w:val="Plain Table 1"/>
+    <w:basedOn w:val="Standardowy"/>
+    <w:uiPriority w:val="41"/>
+    <w:rsid w:val="00D8737D"/>
+    <w:pPr>
+      <w:spacing w:after="0" w:line="240" w:lineRule="auto"/>
+    </w:pPr>
+    <w:tblPr>
+      <w:tblStyleRowBandSize w:val="1"/>
+      <w:tblStyleColBandSize w:val="1"/>
+      <w:tblBorders>
+        <w:top w:val="single" w:sz="4" w:space="0" w:color="BFBFBF" w:themeColor="background1" w:themeShade="BF"/>
+        <w:left w:val="single" w:sz="4" w:space="0" w:color="BFBFBF" w:themeColor="background1" w:themeShade="BF"/>
+        <w:bottom w:val="single" w:sz="4" w:space="0" w:color="BFBFBF" w:themeColor="background1" w:themeShade="BF"/>
+        <w:right w:val="single" w:sz="4" w:space="0" w:color="BFBFBF" w:themeColor="background1" w:themeShade="BF"/>
+        <w:insideH w:val="single" w:sz="4" w:space="0" w:color="BFBFBF" w:themeColor="background1" w:themeShade="BF"/>
+        <w:insideV w:val="single" w:sz="4" w:space="0" w:color="BFBFBF" w:themeColor="background1" w:themeShade="BF"/>
+      </w:tblBorders>
+    </w:tblPr>
+    <w:tblStylePr w:type="firstRow">
+      <w:rPr>
+        <w:b/>
+        <w:bCs/>
+      </w:rPr>
+    </w:tblStylePr>
+    <w:tblStylePr w:type="lastRow">
+      <w:rPr>
+        <w:b/>
+        <w:bCs/>
+      </w:rPr>
+      <w:tblPr/>
+      <w:tcPr>
+        <w:tcBorders>
+          <w:top w:val="double" w:sz="4" w:space="0" w:color="BFBFBF" w:themeColor="background1" w:themeShade="BF"/>
+        </w:tcBorders>
+      </w:tcPr>
+    </w:tblStylePr>
+    <w:tblStylePr w:type="firstCol">
+      <w:rPr>
+        <w:b/>
+        <w:bCs/>
+      </w:rPr>
+    </w:tblStylePr>
+    <w:tblStylePr w:type="lastCol">
+      <w:rPr>
+        <w:b/>
+        <w:bCs/>
+      </w:rPr>
+    </w:tblStylePr>
+    <w:tblStylePr w:type="band1Vert">
+      <w:tblPr/>
+      <w:tcPr>
+        <w:shd w:val="clear" w:color="auto" w:fill="F2F2F2" w:themeFill="background1" w:themeFillShade="F2"/>
+      </w:tcPr>
+    </w:tblStylePr>
+    <w:tblStylePr w:type="band1Horz">
+      <w:tblPr/>
+      <w:tcPr>
+        <w:shd w:val="clear" w:color="auto" w:fill="F2F2F2" w:themeFill="background1" w:themeFillShade="F2"/>
+      </w:tcPr>
+    </w:tblStylePr>
+  </w:style>
+  <w:style w:type="paragraph" w:styleId="Nagwekspisutreci">
+    <w:name w:val="TOC Heading"/>
+    <w:basedOn w:val="Nagwek1"/>
+    <w:next w:val="Normalny"/>
+    <w:uiPriority w:val="39"/>
+    <w:unhideWhenUsed/>
+    <w:qFormat/>
+    <w:rsid w:val="006C2CA7"/>
+    <w:pPr>
+      <w:numPr>
+        <w:numId w:val="0"/>
+      </w:numPr>
+      <w:spacing w:before="240" w:after="0" w:line="259" w:lineRule="auto"/>
+      <w:outlineLvl w:val="9"/>
+    </w:pPr>
+    <w:rPr>
+      <w:b w:val="0"/>
+      <w:color w:val="0F4761" w:themeColor="accent1" w:themeShade="BF"/>
+      <w:kern w:val="0"/>
+      <w:szCs w:val="32"/>
+      <w:lang w:eastAsia="pl-PL"/>
+      <w14:ligatures w14:val="none"/>
+    </w:rPr>
+  </w:style>
+  <w:style w:type="paragraph" w:styleId="Spistreci2">
+    <w:name w:val="toc 2"/>
+    <w:basedOn w:val="Normalny"/>
+    <w:next w:val="Normalny"/>
+    <w:autoRedefine/>
+    <w:uiPriority w:val="39"/>
+    <w:unhideWhenUsed/>
+    <w:rsid w:val="006C2CA7"/>
+    <w:pPr>
+      <w:spacing w:after="100"/>
+      <w:ind w:left="240"/>
+    </w:pPr>
+  </w:style>
+  <w:style w:type="paragraph" w:styleId="Spistreci1">
+    <w:name w:val="toc 1"/>
+    <w:basedOn w:val="Normalny"/>
+    <w:next w:val="Normalny"/>
+    <w:autoRedefine/>
+    <w:uiPriority w:val="39"/>
+    <w:unhideWhenUsed/>
+    <w:rsid w:val="006C2CA7"/>
+    <w:pPr>
+      <w:tabs>
+        <w:tab w:val="left" w:pos="720"/>
+        <w:tab w:val="right" w:leader="dot" w:pos="9062"/>
+      </w:tabs>
+      <w:spacing w:after="100"/>
+    </w:pPr>
+  </w:style>
+  <w:style w:type="character" w:styleId="Hipercze">
+    <w:name w:val="Hyperlink"/>
+    <w:basedOn w:val="Domylnaczcionkaakapitu"/>
+    <w:uiPriority w:val="99"/>
+    <w:unhideWhenUsed/>
+    <w:rsid w:val="006C2CA7"/>
+    <w:rPr>
+      <w:color w:val="467886" w:themeColor="hyperlink"/>
+      <w:u w:val="single"/>
+    </w:rPr>
+  </w:style>
+  <w:style w:type="paragraph" w:styleId="Spistreci3">
+    <w:name w:val="toc 3"/>
+    <w:basedOn w:val="Normalny"/>
+    <w:next w:val="Normalny"/>
+    <w:autoRedefine/>
+    <w:uiPriority w:val="39"/>
+    <w:unhideWhenUsed/>
+    <w:rsid w:val="006C2CA7"/>
+    <w:pPr>
+      <w:spacing w:after="100" w:line="259" w:lineRule="auto"/>
+      <w:ind w:left="440"/>
+    </w:pPr>
+    <w:rPr>
+      <w:rFonts w:eastAsiaTheme="minorEastAsia" w:cs="Times New Roman"/>
+      <w:kern w:val="0"/>
+      <w:szCs w:val="22"/>
+      <w:lang w:eastAsia="pl-PL"/>
+      <w14:ligatures w14:val="none"/>
+    </w:rPr>
+  </w:style>
+  <w:style w:type="paragraph" w:styleId="Nagwek">
+    <w:name w:val="header"/>
+    <w:basedOn w:val="Normalny"/>
+    <w:link w:val="NagwekZnak"/>
+    <w:uiPriority w:val="99"/>
+    <w:unhideWhenUsed/>
+    <w:rsid w:val="006C2CA7"/>
+    <w:pPr>
+      <w:tabs>
+        <w:tab w:val="center" w:pos="4536"/>
+        <w:tab w:val="right" w:pos="9072"/>
+      </w:tabs>
+      <w:spacing w:after="0" w:line="240" w:lineRule="auto"/>
+    </w:pPr>
+  </w:style>
+  <w:style w:type="character" w:customStyle="1" w:styleId="NagwekZnak">
+    <w:name w:val="Nagłówek Znak"/>
+    <w:basedOn w:val="Domylnaczcionkaakapitu"/>
+    <w:link w:val="Nagwek"/>
+    <w:uiPriority w:val="99"/>
+    <w:rsid w:val="006C2CA7"/>
+  </w:style>
+  <w:style w:type="paragraph" w:styleId="Stopka">
+    <w:name w:val="footer"/>
+    <w:basedOn w:val="Normalny"/>
+    <w:link w:val="StopkaZnak"/>
+    <w:uiPriority w:val="99"/>
+    <w:unhideWhenUsed/>
+    <w:rsid w:val="006C2CA7"/>
+    <w:pPr>
+      <w:tabs>
+        <w:tab w:val="center" w:pos="4536"/>
+        <w:tab w:val="right" w:pos="9072"/>
+      </w:tabs>
+      <w:spacing w:after="0" w:line="240" w:lineRule="auto"/>
+    </w:pPr>
+  </w:style>
+  <w:style w:type="character" w:customStyle="1" w:styleId="StopkaZnak">
+    <w:name w:val="Stopka Znak"/>
+    <w:basedOn w:val="Domylnaczcionkaakapitu"/>
+    <w:link w:val="Stopka"/>
+    <w:uiPriority w:val="99"/>
+    <w:rsid w:val="006C2CA7"/>
+  </w:style>
+  <w:style w:type="table" w:styleId="Siatkatabelijasna">
+    <w:name w:val="Grid Table Light"/>
+    <w:basedOn w:val="Standardowy"/>
+    <w:uiPriority w:val="40"/>
+    <w:rsid w:val="004964F3"/>
+    <w:pPr>
+      <w:spacing w:after="0" w:line="240" w:lineRule="auto"/>
+    </w:pPr>
+    <w:tblPr>
+      <w:tblBorders>
+        <w:top w:val="single" w:sz="4" w:space="0" w:color="BFBFBF" w:themeColor="background1" w:themeShade="BF"/>
+        <w:left w:val="single" w:sz="4" w:space="0" w:color="BFBFBF" w:themeColor="background1" w:themeShade="BF"/>
+        <w:bottom w:val="single" w:sz="4" w:space="0" w:color="BFBFBF" w:themeColor="background1" w:themeShade="BF"/>
+        <w:right w:val="single" w:sz="4" w:space="0" w:color="BFBFBF" w:themeColor="background1" w:themeShade="BF"/>
+        <w:insideH w:val="single" w:sz="4" w:space="0" w:color="BFBFBF" w:themeColor="background1" w:themeShade="BF"/>
+        <w:insideV w:val="single" w:sz="4" w:space="0" w:color="BFBFBF" w:themeColor="background1" w:themeShade="BF"/>
+      </w:tblBorders>
+    </w:tblPr>
   </w:style>
 </w:styles>
 </file>
@@ -7189,4 +9457,16 @@
     </a:ext>
   </a:extLst>
 </a:theme>
+</file>
+
+<file path=customXml/item1.xml><?xml version="1.0" encoding="utf-8"?>
+<b:Sources xmlns:b="http://schemas.openxmlformats.org/officeDocument/2006/bibliography" xmlns="http://schemas.openxmlformats.org/officeDocument/2006/bibliography" SelectedStyle="\APASixthEditionOfficeOnline.xsl" StyleName="APA" Version="6"/>
+</file>
+
+<file path=customXml/itemProps1.xml><?xml version="1.0" encoding="utf-8"?>
+<ds:datastoreItem xmlns:ds="http://schemas.openxmlformats.org/officeDocument/2006/customXml" ds:itemID="{8E04099A-24BD-4AC3-93DF-78D36F2F051A}">
+  <ds:schemaRefs>
+    <ds:schemaRef ds:uri="http://schemas.openxmlformats.org/officeDocument/2006/bibliography"/>
+  </ds:schemaRefs>
+</ds:datastoreItem>
 </file>
--- a/Testowanie aplikacji - Marcin_Migacz_5P2.docx
+++ b/Testowanie aplikacji - Marcin_Migacz_5P2.docx
@@ -356,6 +356,7 @@
         <w:p>
           <w:pPr>
             <w:pStyle w:val="Nagwekspisutreci"/>
+            <w:jc w:val="left"/>
             <w:rPr>
               <w:rStyle w:val="Nagwek2Znak"/>
             </w:rPr>
@@ -374,9 +375,11 @@
               <w:tab w:val="right" w:leader="dot" w:pos="9062"/>
             </w:tabs>
             <w:ind w:left="0"/>
+            <w:jc w:val="left"/>
             <w:rPr>
               <w:rFonts w:eastAsiaTheme="minorEastAsia"/>
               <w:noProof/>
+              <w:sz w:val="24"/>
               <w:lang w:eastAsia="pl-PL"/>
             </w:rPr>
           </w:pPr>
@@ -389,7 +392,7 @@
           <w:r>
             <w:fldChar w:fldCharType="separate"/>
           </w:r>
-          <w:hyperlink w:anchor="_Toc242894335" w:history="1">
+          <w:hyperlink w:anchor="_Toc242898195" w:history="1">
             <w:r>
               <w:rPr>
                 <w:rStyle w:val="Hipercze"/>
@@ -417,7 +420,7 @@
                 <w:noProof/>
                 <w:webHidden/>
               </w:rPr>
-              <w:instrText xml:space="preserve"> PAGEREF _Toc242894335 \h </w:instrText>
+              <w:instrText xml:space="preserve"> PAGEREF _Toc242898195 \h </w:instrText>
             </w:r>
             <w:r>
               <w:rPr>
@@ -437,7 +440,7 @@
                 <w:noProof/>
                 <w:webHidden/>
               </w:rPr>
-              <w:t>3</w:t>
+              <w:t>4</w:t>
             </w:r>
             <w:r>
               <w:rPr>
@@ -451,13 +454,15 @@
         <w:p>
           <w:pPr>
             <w:pStyle w:val="Spistreci1"/>
+            <w:jc w:val="left"/>
             <w:rPr>
               <w:rFonts w:eastAsiaTheme="minorEastAsia"/>
               <w:noProof/>
+              <w:sz w:val="24"/>
               <w:lang w:eastAsia="pl-PL"/>
             </w:rPr>
           </w:pPr>
-          <w:hyperlink w:anchor="_Toc242894336" w:history="1">
+          <w:hyperlink w:anchor="_Toc242898196" w:history="1">
             <w:r>
               <w:rPr>
                 <w:rStyle w:val="Hipercze"/>
@@ -470,9 +475,10 @@
               <w:rPr>
                 <w:rFonts w:eastAsiaTheme="minorEastAsia"/>
                 <w:noProof/>
+                <w:sz w:val="24"/>
                 <w:lang w:eastAsia="pl-PL"/>
               </w:rPr>
-              <w:tab/>
+              <w:t xml:space="preserve"> </w:t>
             </w:r>
             <w:r>
               <w:rPr>
@@ -501,7 +507,7 @@
                 <w:noProof/>
                 <w:webHidden/>
               </w:rPr>
-              <w:instrText xml:space="preserve"> PAGEREF _Toc242894336 \h </w:instrText>
+              <w:instrText xml:space="preserve"> PAGEREF _Toc242898196 \h </w:instrText>
             </w:r>
             <w:r>
               <w:rPr>
@@ -521,7 +527,7 @@
                 <w:noProof/>
                 <w:webHidden/>
               </w:rPr>
-              <w:t>4</w:t>
+              <w:t>5</w:t>
             </w:r>
             <w:r>
               <w:rPr>
@@ -535,9 +541,11 @@
         <w:p>
           <w:pPr>
             <w:pStyle w:val="Spistreci1"/>
+            <w:jc w:val="left"/>
             <w:rPr>
               <w:rFonts w:eastAsiaTheme="minorEastAsia"/>
               <w:noProof/>
+              <w:sz w:val="24"/>
               <w:lang w:eastAsia="pl-PL"/>
             </w:rPr>
           </w:pPr>
@@ -547,9 +555,9 @@
               <w:noProof/>
               <w:u w:val="none"/>
             </w:rPr>
-            <w:t xml:space="preserve">        </w:t>
+            <w:t xml:space="preserve">    </w:t>
           </w:r>
-          <w:hyperlink w:anchor="_Toc242894337" w:history="1">
+          <w:hyperlink w:anchor="_Toc242898197" w:history="1">
             <w:r>
               <w:rPr>
                 <w:rStyle w:val="Hipercze"/>
@@ -562,9 +570,10 @@
               <w:rPr>
                 <w:rFonts w:eastAsiaTheme="minorEastAsia"/>
                 <w:noProof/>
+                <w:sz w:val="24"/>
                 <w:lang w:eastAsia="pl-PL"/>
               </w:rPr>
-              <w:t xml:space="preserve">        </w:t>
+              <w:tab/>
             </w:r>
             <w:r>
               <w:rPr>
@@ -593,7 +602,7 @@
                 <w:noProof/>
                 <w:webHidden/>
               </w:rPr>
-              <w:instrText xml:space="preserve"> PAGEREF _Toc242894337 \h </w:instrText>
+              <w:instrText xml:space="preserve"> PAGEREF _Toc242898197 \h </w:instrText>
             </w:r>
             <w:r>
               <w:rPr>
@@ -613,7 +622,7 @@
                 <w:noProof/>
                 <w:webHidden/>
               </w:rPr>
-              <w:t>4</w:t>
+              <w:t>5</w:t>
             </w:r>
             <w:r>
               <w:rPr>
@@ -627,9 +636,11 @@
         <w:p>
           <w:pPr>
             <w:pStyle w:val="Spistreci1"/>
+            <w:jc w:val="left"/>
             <w:rPr>
               <w:rFonts w:eastAsiaTheme="minorEastAsia"/>
               <w:noProof/>
+              <w:sz w:val="24"/>
               <w:lang w:eastAsia="pl-PL"/>
             </w:rPr>
           </w:pPr>
@@ -639,9 +650,9 @@
               <w:noProof/>
               <w:u w:val="none"/>
             </w:rPr>
-            <w:t xml:space="preserve">        </w:t>
+            <w:t xml:space="preserve">    </w:t>
           </w:r>
-          <w:hyperlink w:anchor="_Toc242894338" w:history="1">
+          <w:hyperlink w:anchor="_Toc242898198" w:history="1">
             <w:r>
               <w:rPr>
                 <w:rStyle w:val="Hipercze"/>
@@ -654,9 +665,10 @@
               <w:rPr>
                 <w:rFonts w:eastAsiaTheme="minorEastAsia"/>
                 <w:noProof/>
+                <w:sz w:val="24"/>
                 <w:lang w:eastAsia="pl-PL"/>
               </w:rPr>
-              <w:t xml:space="preserve">       </w:t>
+              <w:tab/>
             </w:r>
             <w:r>
               <w:rPr>
@@ -664,7 +676,7 @@
                 <w:noProof/>
                 <w:u w:val="none"/>
               </w:rPr>
-              <w:t xml:space="preserve"> Implementacja testów</w:t>
+              <w:t>Implementacja testów</w:t>
             </w:r>
             <w:r>
               <w:rPr>
@@ -685,7 +697,7 @@
                 <w:noProof/>
                 <w:webHidden/>
               </w:rPr>
-              <w:instrText xml:space="preserve"> PAGEREF _Toc242894338 \h </w:instrText>
+              <w:instrText xml:space="preserve"> PAGEREF _Toc242898198 \h </w:instrText>
             </w:r>
             <w:r>
               <w:rPr>
@@ -705,7 +717,7 @@
                 <w:noProof/>
                 <w:webHidden/>
               </w:rPr>
-              <w:t>8</w:t>
+              <w:t>9</w:t>
             </w:r>
             <w:r>
               <w:rPr>
@@ -719,9 +731,11 @@
         <w:p>
           <w:pPr>
             <w:pStyle w:val="Spistreci1"/>
+            <w:jc w:val="left"/>
             <w:rPr>
               <w:rFonts w:eastAsiaTheme="minorEastAsia"/>
               <w:noProof/>
+              <w:sz w:val="24"/>
               <w:lang w:eastAsia="pl-PL"/>
             </w:rPr>
           </w:pPr>
@@ -731,16 +745,33 @@
               <w:noProof/>
               <w:u w:val="none"/>
             </w:rPr>
-            <w:t xml:space="preserve">        </w:t>
+            <w:t xml:space="preserve">    </w:t>
           </w:r>
-          <w:hyperlink w:anchor="_Toc242894339" w:history="1">
+          <w:hyperlink w:anchor="_Toc242898199" w:history="1">
             <w:r>
               <w:rPr>
                 <w:rStyle w:val="Hipercze"/>
                 <w:noProof/>
                 <w:u w:val="none"/>
               </w:rPr>
-              <w:t>1.3.        Git</w:t>
+              <w:t>1.3.</w:t>
+            </w:r>
+            <w:r>
+              <w:rPr>
+                <w:rFonts w:eastAsiaTheme="minorEastAsia"/>
+                <w:noProof/>
+                <w:sz w:val="24"/>
+                <w:lang w:eastAsia="pl-PL"/>
+              </w:rPr>
+              <w:tab/>
+            </w:r>
+            <w:r>
+              <w:rPr>
+                <w:rStyle w:val="Hipercze"/>
+                <w:noProof/>
+                <w:u w:val="none"/>
+              </w:rPr>
+              <w:t>Git</w:t>
             </w:r>
             <w:r>
               <w:rPr>
@@ -761,7 +792,7 @@
                 <w:noProof/>
                 <w:webHidden/>
               </w:rPr>
-              <w:instrText xml:space="preserve"> PAGEREF _Toc242894339 \h </w:instrText>
+              <w:instrText xml:space="preserve"> PAGEREF _Toc242898199 \h </w:instrText>
             </w:r>
             <w:r>
               <w:rPr>
@@ -781,7 +812,7 @@
                 <w:noProof/>
                 <w:webHidden/>
               </w:rPr>
-              <w:t>10</w:t>
+              <w:t>11</w:t>
             </w:r>
             <w:r>
               <w:rPr>
@@ -793,6 +824,397 @@
           </w:hyperlink>
         </w:p>
         <w:p>
+          <w:pPr>
+            <w:pStyle w:val="Spistreci1"/>
+            <w:jc w:val="left"/>
+            <w:rPr>
+              <w:rFonts w:eastAsiaTheme="minorEastAsia"/>
+              <w:noProof/>
+              <w:sz w:val="24"/>
+              <w:lang w:eastAsia="pl-PL"/>
+            </w:rPr>
+          </w:pPr>
+          <w:hyperlink w:anchor="_Toc242898200" w:history="1">
+            <w:r>
+              <w:rPr>
+                <w:rStyle w:val="Hipercze"/>
+                <w:noProof/>
+                <w:u w:val="none"/>
+              </w:rPr>
+              <w:t>2.</w:t>
+            </w:r>
+            <w:r>
+              <w:rPr>
+                <w:rFonts w:eastAsiaTheme="minorEastAsia"/>
+                <w:noProof/>
+                <w:sz w:val="24"/>
+                <w:lang w:eastAsia="pl-PL"/>
+              </w:rPr>
+              <w:tab/>
+            </w:r>
+            <w:r>
+              <w:rPr>
+                <w:rStyle w:val="Hipercze"/>
+                <w:noProof/>
+                <w:u w:val="none"/>
+              </w:rPr>
+              <w:t>Testy integracyjne</w:t>
+            </w:r>
+            <w:r>
+              <w:rPr>
+                <w:noProof/>
+                <w:webHidden/>
+              </w:rPr>
+              <w:tab/>
+            </w:r>
+            <w:r>
+              <w:rPr>
+                <w:noProof/>
+                <w:webHidden/>
+              </w:rPr>
+              <w:fldChar w:fldCharType="begin"/>
+            </w:r>
+            <w:r>
+              <w:rPr>
+                <w:noProof/>
+                <w:webHidden/>
+              </w:rPr>
+              <w:instrText xml:space="preserve"> PAGEREF _Toc242898200 \h </w:instrText>
+            </w:r>
+            <w:r>
+              <w:rPr>
+                <w:noProof/>
+                <w:webHidden/>
+              </w:rPr>
+            </w:r>
+            <w:r>
+              <w:rPr>
+                <w:noProof/>
+                <w:webHidden/>
+              </w:rPr>
+              <w:fldChar w:fldCharType="separate"/>
+            </w:r>
+            <w:r>
+              <w:rPr>
+                <w:noProof/>
+                <w:webHidden/>
+              </w:rPr>
+              <w:t>12</w:t>
+            </w:r>
+            <w:r>
+              <w:rPr>
+                <w:noProof/>
+                <w:webHidden/>
+              </w:rPr>
+              <w:fldChar w:fldCharType="end"/>
+            </w:r>
+          </w:hyperlink>
+        </w:p>
+        <w:p>
+          <w:pPr>
+            <w:pStyle w:val="Spistreci1"/>
+            <w:jc w:val="left"/>
+            <w:rPr>
+              <w:rFonts w:eastAsiaTheme="minorEastAsia"/>
+              <w:noProof/>
+              <w:sz w:val="24"/>
+              <w:lang w:eastAsia="pl-PL"/>
+            </w:rPr>
+          </w:pPr>
+          <w:r>
+            <w:rPr>
+              <w:rStyle w:val="Hipercze"/>
+              <w:noProof/>
+              <w:u w:val="none"/>
+            </w:rPr>
+            <w:t xml:space="preserve">    </w:t>
+          </w:r>
+          <w:hyperlink w:anchor="_Toc242898201" w:history="1">
+            <w:r>
+              <w:rPr>
+                <w:rStyle w:val="Hipercze"/>
+                <w:noProof/>
+                <w:u w:val="none"/>
+              </w:rPr>
+              <w:t>2.1.</w:t>
+            </w:r>
+            <w:r>
+              <w:rPr>
+                <w:rFonts w:eastAsiaTheme="minorEastAsia"/>
+                <w:noProof/>
+                <w:sz w:val="24"/>
+                <w:lang w:eastAsia="pl-PL"/>
+              </w:rPr>
+              <w:tab/>
+            </w:r>
+            <w:r>
+              <w:rPr>
+                <w:rStyle w:val="Hipercze"/>
+                <w:noProof/>
+                <w:u w:val="none"/>
+              </w:rPr>
+              <w:t>Implementacja programu</w:t>
+            </w:r>
+            <w:r>
+              <w:rPr>
+                <w:noProof/>
+                <w:webHidden/>
+              </w:rPr>
+              <w:tab/>
+            </w:r>
+            <w:r>
+              <w:rPr>
+                <w:noProof/>
+                <w:webHidden/>
+              </w:rPr>
+              <w:fldChar w:fldCharType="begin"/>
+            </w:r>
+            <w:r>
+              <w:rPr>
+                <w:noProof/>
+                <w:webHidden/>
+              </w:rPr>
+              <w:instrText xml:space="preserve"> PAGEREF _Toc242898201 \h </w:instrText>
+            </w:r>
+            <w:r>
+              <w:rPr>
+                <w:noProof/>
+                <w:webHidden/>
+              </w:rPr>
+            </w:r>
+            <w:r>
+              <w:rPr>
+                <w:noProof/>
+                <w:webHidden/>
+              </w:rPr>
+              <w:fldChar w:fldCharType="separate"/>
+            </w:r>
+            <w:r>
+              <w:rPr>
+                <w:noProof/>
+                <w:webHidden/>
+              </w:rPr>
+              <w:t>12</w:t>
+            </w:r>
+            <w:r>
+              <w:rPr>
+                <w:noProof/>
+                <w:webHidden/>
+              </w:rPr>
+              <w:fldChar w:fldCharType="end"/>
+            </w:r>
+          </w:hyperlink>
+        </w:p>
+        <w:p>
+          <w:pPr>
+            <w:pStyle w:val="Spistreci1"/>
+            <w:jc w:val="left"/>
+            <w:rPr>
+              <w:rFonts w:eastAsiaTheme="minorEastAsia"/>
+              <w:noProof/>
+              <w:sz w:val="24"/>
+              <w:lang w:eastAsia="pl-PL"/>
+            </w:rPr>
+          </w:pPr>
+          <w:r>
+            <w:rPr>
+              <w:rStyle w:val="Hipercze"/>
+              <w:noProof/>
+              <w:u w:val="none"/>
+            </w:rPr>
+            <w:t xml:space="preserve">    </w:t>
+          </w:r>
+          <w:hyperlink w:anchor="_Toc242898202" w:history="1">
+            <w:r>
+              <w:rPr>
+                <w:rStyle w:val="Hipercze"/>
+                <w:noProof/>
+                <w:u w:val="none"/>
+              </w:rPr>
+              <w:t>2.2.</w:t>
+            </w:r>
+            <w:r>
+              <w:rPr>
+                <w:rFonts w:eastAsiaTheme="minorEastAsia"/>
+                <w:noProof/>
+                <w:sz w:val="24"/>
+                <w:lang w:eastAsia="pl-PL"/>
+              </w:rPr>
+              <w:tab/>
+            </w:r>
+            <w:r>
+              <w:rPr>
+                <w:rStyle w:val="Hipercze"/>
+                <w:noProof/>
+                <w:u w:val="none"/>
+              </w:rPr>
+              <w:t>Implementacja</w:t>
+            </w:r>
+            <w:r>
+              <w:rPr>
+                <w:rStyle w:val="Hipercze"/>
+                <w:noProof/>
+                <w:u w:val="none"/>
+              </w:rPr>
+              <w:t xml:space="preserve"> </w:t>
+            </w:r>
+            <w:r>
+              <w:rPr>
+                <w:rStyle w:val="Hipercze"/>
+                <w:noProof/>
+                <w:u w:val="none"/>
+              </w:rPr>
+              <w:t>testów</w:t>
+            </w:r>
+            <w:r>
+              <w:rPr>
+                <w:noProof/>
+                <w:webHidden/>
+              </w:rPr>
+              <w:tab/>
+            </w:r>
+            <w:r>
+              <w:rPr>
+                <w:noProof/>
+                <w:webHidden/>
+              </w:rPr>
+              <w:fldChar w:fldCharType="begin"/>
+            </w:r>
+            <w:r>
+              <w:rPr>
+                <w:noProof/>
+                <w:webHidden/>
+              </w:rPr>
+              <w:instrText xml:space="preserve"> PAGEREF _Toc242898202 \h </w:instrText>
+            </w:r>
+            <w:r>
+              <w:rPr>
+                <w:noProof/>
+                <w:webHidden/>
+              </w:rPr>
+            </w:r>
+            <w:r>
+              <w:rPr>
+                <w:noProof/>
+                <w:webHidden/>
+              </w:rPr>
+              <w:fldChar w:fldCharType="separate"/>
+            </w:r>
+            <w:r>
+              <w:rPr>
+                <w:noProof/>
+                <w:webHidden/>
+              </w:rPr>
+              <w:t>12</w:t>
+            </w:r>
+            <w:r>
+              <w:rPr>
+                <w:noProof/>
+                <w:webHidden/>
+              </w:rPr>
+              <w:fldChar w:fldCharType="end"/>
+            </w:r>
+          </w:hyperlink>
+        </w:p>
+        <w:p>
+          <w:pPr>
+            <w:pStyle w:val="Spistreci1"/>
+            <w:jc w:val="left"/>
+            <w:rPr>
+              <w:rFonts w:eastAsiaTheme="minorEastAsia"/>
+              <w:noProof/>
+              <w:sz w:val="24"/>
+              <w:lang w:eastAsia="pl-PL"/>
+            </w:rPr>
+          </w:pPr>
+          <w:r>
+            <w:rPr>
+              <w:rStyle w:val="Hipercze"/>
+              <w:noProof/>
+              <w:u w:val="none"/>
+            </w:rPr>
+            <w:t xml:space="preserve">    </w:t>
+          </w:r>
+          <w:hyperlink w:anchor="_Toc242898203" w:history="1">
+            <w:r>
+              <w:rPr>
+                <w:rStyle w:val="Hipercze"/>
+                <w:noProof/>
+                <w:u w:val="none"/>
+              </w:rPr>
+              <w:t>2.3.</w:t>
+            </w:r>
+            <w:r>
+              <w:rPr>
+                <w:rFonts w:eastAsiaTheme="minorEastAsia"/>
+                <w:noProof/>
+                <w:sz w:val="24"/>
+                <w:lang w:eastAsia="pl-PL"/>
+              </w:rPr>
+              <w:tab/>
+            </w:r>
+            <w:r>
+              <w:rPr>
+                <w:rStyle w:val="Hipercze"/>
+                <w:noProof/>
+                <w:u w:val="none"/>
+              </w:rPr>
+              <w:t>GIT</w:t>
+            </w:r>
+            <w:r>
+              <w:rPr>
+                <w:noProof/>
+                <w:webHidden/>
+              </w:rPr>
+              <w:tab/>
+            </w:r>
+            <w:r>
+              <w:rPr>
+                <w:noProof/>
+                <w:webHidden/>
+              </w:rPr>
+              <w:fldChar w:fldCharType="begin"/>
+            </w:r>
+            <w:r>
+              <w:rPr>
+                <w:noProof/>
+                <w:webHidden/>
+              </w:rPr>
+              <w:instrText xml:space="preserve"> PAGEREF _Toc242898203 \h </w:instrText>
+            </w:r>
+            <w:r>
+              <w:rPr>
+                <w:noProof/>
+                <w:webHidden/>
+              </w:rPr>
+            </w:r>
+            <w:r>
+              <w:rPr>
+                <w:noProof/>
+                <w:webHidden/>
+              </w:rPr>
+              <w:fldChar w:fldCharType="separate"/>
+            </w:r>
+            <w:r>
+              <w:rPr>
+                <w:noProof/>
+                <w:webHidden/>
+              </w:rPr>
+              <w:t>15</w:t>
+            </w:r>
+            <w:r>
+              <w:rPr>
+                <w:noProof/>
+                <w:webHidden/>
+              </w:rPr>
+              <w:fldChar w:fldCharType="end"/>
+            </w:r>
+          </w:hyperlink>
+        </w:p>
+        <w:p>
+          <w:pPr>
+            <w:jc w:val="left"/>
+          </w:pPr>
           <w:r>
             <w:rPr>
               <w:b/>
@@ -841,7 +1263,7 @@
         <w:pStyle w:val="Nagwek2"/>
         <w:jc w:val="center"/>
       </w:pPr>
-      <w:bookmarkStart w:id="0" w:name="_Toc242894335"/>
+      <w:bookmarkStart w:id="0" w:name="_Toc242898195"/>
       <w:r>
         <w:lastRenderedPageBreak/>
         <w:t>Wstęp</w:t>
@@ -910,7 +1332,7 @@
       <w:pPr>
         <w:pStyle w:val="Nagwek1"/>
       </w:pPr>
-      <w:bookmarkStart w:id="1" w:name="_Toc242894336"/>
+      <w:bookmarkStart w:id="1" w:name="_Toc242898196"/>
       <w:r>
         <w:lastRenderedPageBreak/>
         <w:t>Testy</w:t>
@@ -1079,7 +1501,7 @@
           <w:numId w:val="27"/>
         </w:numPr>
       </w:pPr>
-      <w:bookmarkStart w:id="2" w:name="_Toc242894337"/>
+      <w:bookmarkStart w:id="2" w:name="_Toc242898197"/>
       <w:r>
         <w:t>Implementacja programu</w:t>
       </w:r>
@@ -3876,7 +4298,7 @@
         </w:rPr>
         <w:br w:type="page"/>
       </w:r>
-      <w:bookmarkStart w:id="3" w:name="_Toc242894338"/>
+      <w:bookmarkStart w:id="3" w:name="_Toc242898198"/>
       <w:r>
         <w:lastRenderedPageBreak/>
         <w:t>Imp</w:t>
@@ -4460,22 +4882,28 @@
     </w:tbl>
     <w:p>
       <w:pPr>
-        <w:tabs>
-          <w:tab w:val="left" w:pos="3443"/>
-        </w:tabs>
-        <w:rPr>
-          <w:rFonts w:asciiTheme="majorHAnsi" w:hAnsiTheme="majorHAnsi"/>
-          <w:szCs w:val="22"/>
-        </w:rPr>
-      </w:pPr>
-      <w:r>
-        <w:rPr>
-          <w:rFonts w:asciiTheme="majorHAnsi" w:hAnsiTheme="majorHAnsi"/>
-          <w:szCs w:val="22"/>
-        </w:rPr>
-        <w:lastRenderedPageBreak/>
-        <w:t xml:space="preserve"> </w:t>
-      </w:r>
+        <w:rPr>
+          <w:b/>
+          <w:bCs/>
+        </w:rPr>
+      </w:pPr>
+    </w:p>
+    <w:p>
+      <w:pPr>
+        <w:rPr>
+          <w:b/>
+          <w:bCs/>
+        </w:rPr>
+      </w:pPr>
+    </w:p>
+    <w:p>
+      <w:pPr>
+        <w:jc w:val="center"/>
+        <w:rPr>
+          <w:b/>
+          <w:bCs/>
+        </w:rPr>
+      </w:pPr>
       <w:r>
         <w:rPr>
           <w:rFonts w:asciiTheme="majorHAnsi" w:hAnsiTheme="majorHAnsi"/>
@@ -4483,7 +4911,7 @@
           <w:szCs w:val="22"/>
         </w:rPr>
         <w:drawing>
-          <wp:inline distT="0" distB="0" distL="0" distR="0" wp14:anchorId="71D96506" wp14:editId="509C02F1">
+          <wp:inline distT="0" distB="0" distL="0" distR="0" wp14:anchorId="4713D50A" wp14:editId="5EE0AE42">
             <wp:extent cx="3810000" cy="2820213"/>
             <wp:effectExtent l="0" t="0" r="0" b="0"/>
             <wp:docPr id="1967634619" name="Obraz 1"/>
@@ -4506,7 +4934,7 @@
                   <pic:spPr>
                     <a:xfrm>
                       <a:off x="0" y="0"/>
-                      <a:ext cx="3826865" cy="2832697"/>
+                      <a:ext cx="3810000" cy="2820213"/>
                     </a:xfrm>
                     <a:prstGeom prst="rect">
                       <a:avLst/>
@@ -4518,13 +4946,18 @@
           </wp:inline>
         </w:drawing>
       </w:r>
-      <w:r>
-        <w:rPr>
-          <w:rFonts w:asciiTheme="majorHAnsi" w:hAnsiTheme="majorHAnsi"/>
-          <w:szCs w:val="22"/>
-        </w:rPr>
-        <w:t xml:space="preserve"> </w:t>
-      </w:r>
+    </w:p>
+    <w:p>
+      <w:pPr>
+        <w:tabs>
+          <w:tab w:val="left" w:pos="3443"/>
+        </w:tabs>
+        <w:jc w:val="center"/>
+        <w:rPr>
+          <w:rFonts w:asciiTheme="majorHAnsi" w:hAnsiTheme="majorHAnsi"/>
+          <w:szCs w:val="22"/>
+        </w:rPr>
+      </w:pPr>
       <w:r>
         <w:rPr>
           <w:rFonts w:asciiTheme="majorHAnsi" w:hAnsiTheme="majorHAnsi"/>
@@ -4532,6 +4965,7 @@
           <w:sz w:val="18"/>
           <w:szCs w:val="18"/>
         </w:rPr>
+        <w:lastRenderedPageBreak/>
         <w:drawing>
           <wp:inline distT="0" distB="0" distL="0" distR="0" wp14:anchorId="2A9F76B3" wp14:editId="62A62306">
             <wp:extent cx="5248275" cy="6037368"/>
@@ -4571,15 +5005,41 @@
     </w:p>
     <w:p>
       <w:pPr>
+        <w:jc w:val="left"/>
+        <w:rPr>
+          <w:rFonts w:asciiTheme="majorHAnsi" w:hAnsiTheme="majorHAnsi"/>
+          <w:szCs w:val="22"/>
+        </w:rPr>
+      </w:pPr>
+      <w:r>
+        <w:rPr>
+          <w:rFonts w:asciiTheme="majorHAnsi" w:hAnsiTheme="majorHAnsi"/>
+          <w:szCs w:val="22"/>
+        </w:rPr>
+        <w:br w:type="page"/>
+      </w:r>
+    </w:p>
+    <w:p>
+      <w:pPr>
+        <w:tabs>
+          <w:tab w:val="left" w:pos="3443"/>
+        </w:tabs>
+        <w:rPr>
+          <w:rFonts w:asciiTheme="majorHAnsi" w:hAnsiTheme="majorHAnsi"/>
+          <w:szCs w:val="22"/>
+        </w:rPr>
+      </w:pPr>
+    </w:p>
+    <w:p>
+      <w:pPr>
         <w:pStyle w:val="Nagwek1"/>
         <w:numPr>
           <w:ilvl w:val="1"/>
           <w:numId w:val="27"/>
         </w:numPr>
       </w:pPr>
-      <w:bookmarkStart w:id="4" w:name="_Toc242894339"/>
-      <w:r>
-        <w:lastRenderedPageBreak/>
+      <w:bookmarkStart w:id="4" w:name="_Toc242898199"/>
+      <w:r>
         <w:t>Git</w:t>
       </w:r>
       <w:bookmarkEnd w:id="4"/>
@@ -4727,10 +5187,12 @@
       <w:pPr>
         <w:pStyle w:val="Nagwek1"/>
       </w:pPr>
+      <w:bookmarkStart w:id="5" w:name="_Toc242898200"/>
       <w:r>
         <w:lastRenderedPageBreak/>
         <w:t>Testy integracyjne</w:t>
       </w:r>
+      <w:bookmarkEnd w:id="5"/>
     </w:p>
     <w:p>
       <w:pPr>
@@ -4798,9 +5260,11 @@
           <w:numId w:val="27"/>
         </w:numPr>
       </w:pPr>
+      <w:bookmarkStart w:id="6" w:name="_Toc242898201"/>
       <w:r>
         <w:t>Implementacja programu</w:t>
       </w:r>
+      <w:bookmarkEnd w:id="6"/>
     </w:p>
     <w:p>
       <w:pPr>
@@ -4827,13 +5291,704 @@
           <w:numId w:val="27"/>
         </w:numPr>
       </w:pPr>
-      <w:r>
-        <w:t>Implementacja testów</w:t>
-      </w:r>
-    </w:p>
+      <w:bookmarkStart w:id="7" w:name="_Toc242898202"/>
+      <w:r>
+        <w:t>I</w:t>
+      </w:r>
+      <w:r>
+        <w:t>mplementacja testów</w:t>
+      </w:r>
+      <w:bookmarkEnd w:id="7"/>
+    </w:p>
+    <w:tbl>
+      <w:tblPr>
+        <w:tblStyle w:val="Zwykatabela1"/>
+        <w:tblW w:w="10206" w:type="dxa"/>
+        <w:tblInd w:w="-572" w:type="dxa"/>
+        <w:tblLayout w:type="fixed"/>
+        <w:tblLook w:val="04A0" w:firstRow="1" w:lastRow="0" w:firstColumn="1" w:lastColumn="0" w:noHBand="0" w:noVBand="1"/>
+      </w:tblPr>
+      <w:tblGrid>
+        <w:gridCol w:w="283"/>
+        <w:gridCol w:w="1277"/>
+        <w:gridCol w:w="2126"/>
+        <w:gridCol w:w="3402"/>
+        <w:gridCol w:w="3118"/>
+      </w:tblGrid>
+      <w:tr>
+        <w:trPr>
+          <w:cnfStyle w:val="100000000000" w:firstRow="1" w:lastRow="0" w:firstColumn="0" w:lastColumn="0" w:oddVBand="0" w:evenVBand="0" w:oddHBand="0" w:evenHBand="0" w:firstRowFirstColumn="0" w:firstRowLastColumn="0" w:lastRowFirstColumn="0" w:lastRowLastColumn="0"/>
+        </w:trPr>
+        <w:tc>
+          <w:tcPr>
+            <w:cnfStyle w:val="001000000000" w:firstRow="0" w:lastRow="0" w:firstColumn="1" w:lastColumn="0" w:oddVBand="0" w:evenVBand="0" w:oddHBand="0" w:evenHBand="0" w:firstRowFirstColumn="0" w:firstRowLastColumn="0" w:lastRowFirstColumn="0" w:lastRowLastColumn="0"/>
+            <w:tcW w:w="283" w:type="dxa"/>
+            <w:hideMark/>
+          </w:tcPr>
+          <w:p>
+            <w:pPr>
+              <w:spacing w:after="160" w:line="278" w:lineRule="auto"/>
+            </w:pPr>
+            <w:r>
+              <w:t>#</w:t>
+            </w:r>
+          </w:p>
+        </w:tc>
+        <w:tc>
+          <w:tcPr>
+            <w:tcW w:w="1277" w:type="dxa"/>
+            <w:hideMark/>
+          </w:tcPr>
+          <w:p>
+            <w:pPr>
+              <w:spacing w:after="160" w:line="278" w:lineRule="auto"/>
+              <w:cnfStyle w:val="100000000000" w:firstRow="1" w:lastRow="0" w:firstColumn="0" w:lastColumn="0" w:oddVBand="0" w:evenVBand="0" w:oddHBand="0" w:evenHBand="0" w:firstRowFirstColumn="0" w:firstRowLastColumn="0" w:lastRowFirstColumn="0" w:lastRowLastColumn="0"/>
+            </w:pPr>
+            <w:r>
+              <w:t>Typ</w:t>
+            </w:r>
+          </w:p>
+        </w:tc>
+        <w:tc>
+          <w:tcPr>
+            <w:tcW w:w="2126" w:type="dxa"/>
+            <w:hideMark/>
+          </w:tcPr>
+          <w:p>
+            <w:pPr>
+              <w:spacing w:after="160" w:line="278" w:lineRule="auto"/>
+              <w:cnfStyle w:val="100000000000" w:firstRow="1" w:lastRow="0" w:firstColumn="0" w:lastColumn="0" w:oddVBand="0" w:evenVBand="0" w:oddHBand="0" w:evenHBand="0" w:firstRowFirstColumn="0" w:firstRowLastColumn="0" w:lastRowFirstColumn="0" w:lastRowLastColumn="0"/>
+            </w:pPr>
+            <w:r>
+              <w:t>Metoda testowa</w:t>
+            </w:r>
+          </w:p>
+        </w:tc>
+        <w:tc>
+          <w:tcPr>
+            <w:tcW w:w="3402" w:type="dxa"/>
+            <w:hideMark/>
+          </w:tcPr>
+          <w:p>
+            <w:pPr>
+              <w:spacing w:after="160" w:line="278" w:lineRule="auto"/>
+              <w:cnfStyle w:val="100000000000" w:firstRow="1" w:lastRow="0" w:firstColumn="0" w:lastColumn="0" w:oddVBand="0" w:evenVBand="0" w:oddHBand="0" w:evenHBand="0" w:firstRowFirstColumn="0" w:firstRowLastColumn="0" w:lastRowFirstColumn="0" w:lastRowLastColumn="0"/>
+            </w:pPr>
+            <w:r>
+              <w:t>Opis</w:t>
+            </w:r>
+          </w:p>
+        </w:tc>
+        <w:tc>
+          <w:tcPr>
+            <w:tcW w:w="3118" w:type="dxa"/>
+            <w:hideMark/>
+          </w:tcPr>
+          <w:p>
+            <w:pPr>
+              <w:spacing w:after="160" w:line="278" w:lineRule="auto"/>
+              <w:cnfStyle w:val="100000000000" w:firstRow="1" w:lastRow="0" w:firstColumn="0" w:lastColumn="0" w:oddVBand="0" w:evenVBand="0" w:oddHBand="0" w:evenHBand="0" w:firstRowFirstColumn="0" w:firstRowLastColumn="0" w:lastRowFirstColumn="0" w:lastRowLastColumn="0"/>
+            </w:pPr>
+            <w:r>
+              <w:t>Oczekiwany wynik</w:t>
+            </w:r>
+          </w:p>
+        </w:tc>
+      </w:tr>
+      <w:tr>
+        <w:trPr>
+          <w:cnfStyle w:val="000000100000" w:firstRow="0" w:lastRow="0" w:firstColumn="0" w:lastColumn="0" w:oddVBand="0" w:evenVBand="0" w:oddHBand="1" w:evenHBand="0" w:firstRowFirstColumn="0" w:firstRowLastColumn="0" w:lastRowFirstColumn="0" w:lastRowLastColumn="0"/>
+        </w:trPr>
+        <w:tc>
+          <w:tcPr>
+            <w:cnfStyle w:val="001000000000" w:firstRow="0" w:lastRow="0" w:firstColumn="1" w:lastColumn="0" w:oddVBand="0" w:evenVBand="0" w:oddHBand="0" w:evenHBand="0" w:firstRowFirstColumn="0" w:firstRowLastColumn="0" w:lastRowFirstColumn="0" w:lastRowLastColumn="0"/>
+            <w:tcW w:w="283" w:type="dxa"/>
+            <w:hideMark/>
+          </w:tcPr>
+          <w:p>
+            <w:pPr>
+              <w:spacing w:after="160" w:line="278" w:lineRule="auto"/>
+            </w:pPr>
+            <w:r>
+              <w:t>1</w:t>
+            </w:r>
+          </w:p>
+        </w:tc>
+        <w:tc>
+          <w:tcPr>
+            <w:tcW w:w="1277" w:type="dxa"/>
+            <w:hideMark/>
+          </w:tcPr>
+          <w:p>
+            <w:pPr>
+              <w:spacing w:after="160" w:line="278" w:lineRule="auto"/>
+              <w:cnfStyle w:val="000000100000" w:firstRow="0" w:lastRow="0" w:firstColumn="0" w:lastColumn="0" w:oddVBand="0" w:evenVBand="0" w:oddHBand="1" w:evenHBand="0" w:firstRowFirstColumn="0" w:firstRowLastColumn="0" w:lastRowFirstColumn="0" w:lastRowLastColumn="0"/>
+            </w:pPr>
+            <w:r>
+              <w:t>poprawny</w:t>
+            </w:r>
+          </w:p>
+        </w:tc>
+        <w:tc>
+          <w:tcPr>
+            <w:tcW w:w="2126" w:type="dxa"/>
+            <w:hideMark/>
+          </w:tcPr>
+          <w:p>
+            <w:pPr>
+              <w:spacing w:after="160" w:line="278" w:lineRule="auto"/>
+              <w:cnfStyle w:val="000000100000" w:firstRow="0" w:lastRow="0" w:firstColumn="0" w:lastColumn="0" w:oddVBand="0" w:evenVBand="0" w:oddHBand="1" w:evenHBand="0" w:firstRowFirstColumn="0" w:firstRowLastColumn="0" w:lastRowFirstColumn="0" w:lastRowLastColumn="0"/>
+            </w:pPr>
+            <w:r>
+              <w:t>Integracja_LosujZestaw_I_WyswietlLosowania_PrzetwarzaDaneBezBledow</w:t>
+            </w:r>
+          </w:p>
+        </w:tc>
+        <w:tc>
+          <w:tcPr>
+            <w:tcW w:w="3402" w:type="dxa"/>
+            <w:hideMark/>
+          </w:tcPr>
+          <w:p>
+            <w:pPr>
+              <w:spacing w:after="160" w:line="278" w:lineRule="auto"/>
+              <w:cnfStyle w:val="000000100000" w:firstRow="0" w:lastRow="0" w:firstColumn="0" w:lastColumn="0" w:oddVBand="0" w:evenVBand="0" w:oddHBand="1" w:evenHBand="0" w:firstRowFirstColumn="0" w:firstRowLastColumn="0" w:lastRowFirstColumn="0" w:lastRowLastColumn="0"/>
+            </w:pPr>
+            <w:r>
+              <w:t xml:space="preserve">Wywołuje </w:t>
+            </w:r>
+            <w:proofErr w:type="spellStart"/>
+            <w:proofErr w:type="gramStart"/>
+            <w:r>
+              <w:t>LosujZestaw</w:t>
+            </w:r>
+            <w:proofErr w:type="spellEnd"/>
+            <w:r>
+              <w:t>(</w:t>
+            </w:r>
+            <w:proofErr w:type="gramEnd"/>
+            <w:r>
+              <w:t xml:space="preserve">) wielokrotnie, przekazuje uzyskane dane do </w:t>
+            </w:r>
+            <w:proofErr w:type="spellStart"/>
+            <w:proofErr w:type="gramStart"/>
+            <w:r>
+              <w:t>WyswietlLosowania</w:t>
+            </w:r>
+            <w:proofErr w:type="spellEnd"/>
+            <w:r>
+              <w:t>(</w:t>
+            </w:r>
+            <w:proofErr w:type="gramEnd"/>
+            <w:r>
+              <w:t xml:space="preserve">) i przechwytuje wyjście konsoli za pomocą </w:t>
+            </w:r>
+            <w:proofErr w:type="spellStart"/>
+            <w:r>
+              <w:t>StringWriter</w:t>
+            </w:r>
+            <w:proofErr w:type="spellEnd"/>
+            <w:r>
+              <w:t>.</w:t>
+            </w:r>
+          </w:p>
+        </w:tc>
+        <w:tc>
+          <w:tcPr>
+            <w:tcW w:w="3118" w:type="dxa"/>
+            <w:hideMark/>
+          </w:tcPr>
+          <w:p>
+            <w:pPr>
+              <w:spacing w:after="160" w:line="278" w:lineRule="auto"/>
+              <w:cnfStyle w:val="000000100000" w:firstRow="0" w:lastRow="0" w:firstColumn="0" w:lastColumn="0" w:oddVBand="0" w:evenVBand="0" w:oddHBand="1" w:evenHBand="0" w:firstRowFirstColumn="0" w:firstRowLastColumn="0" w:lastRowFirstColumn="0" w:lastRowLastColumn="0"/>
+            </w:pPr>
+            <w:r>
+              <w:t xml:space="preserve">Metoda </w:t>
+            </w:r>
+            <w:proofErr w:type="spellStart"/>
+            <w:r>
+              <w:t>WyswietlLosowania</w:t>
+            </w:r>
+            <w:proofErr w:type="spellEnd"/>
+            <w:r>
+              <w:t xml:space="preserve"> wykonuje się poprawnie, a na konsoli pojawiają się nagłówki losowań oraz statystyki wystąpień. Test zdany.</w:t>
+            </w:r>
+          </w:p>
+        </w:tc>
+      </w:tr>
+      <w:tr>
+        <w:tc>
+          <w:tcPr>
+            <w:cnfStyle w:val="001000000000" w:firstRow="0" w:lastRow="0" w:firstColumn="1" w:lastColumn="0" w:oddVBand="0" w:evenVBand="0" w:oddHBand="0" w:evenHBand="0" w:firstRowFirstColumn="0" w:firstRowLastColumn="0" w:lastRowFirstColumn="0" w:lastRowLastColumn="0"/>
+            <w:tcW w:w="283" w:type="dxa"/>
+            <w:hideMark/>
+          </w:tcPr>
+          <w:p>
+            <w:pPr>
+              <w:spacing w:after="160" w:line="278" w:lineRule="auto"/>
+            </w:pPr>
+            <w:r>
+              <w:t>2</w:t>
+            </w:r>
+          </w:p>
+        </w:tc>
+        <w:tc>
+          <w:tcPr>
+            <w:tcW w:w="1277" w:type="dxa"/>
+            <w:hideMark/>
+          </w:tcPr>
+          <w:p>
+            <w:pPr>
+              <w:spacing w:after="160" w:line="278" w:lineRule="auto"/>
+              <w:cnfStyle w:val="000000000000" w:firstRow="0" w:lastRow="0" w:firstColumn="0" w:lastColumn="0" w:oddVBand="0" w:evenVBand="0" w:oddHBand="0" w:evenHBand="0" w:firstRowFirstColumn="0" w:firstRowLastColumn="0" w:lastRowFirstColumn="0" w:lastRowLastColumn="0"/>
+            </w:pPr>
+            <w:r>
+              <w:t>poprawny</w:t>
+            </w:r>
+          </w:p>
+        </w:tc>
+        <w:tc>
+          <w:tcPr>
+            <w:tcW w:w="2126" w:type="dxa"/>
+            <w:hideMark/>
+          </w:tcPr>
+          <w:p>
+            <w:pPr>
+              <w:spacing w:after="160" w:line="278" w:lineRule="auto"/>
+              <w:cnfStyle w:val="000000000000" w:firstRow="0" w:lastRow="0" w:firstColumn="0" w:lastColumn="0" w:oddVBand="0" w:evenVBand="0" w:oddHBand="0" w:evenHBand="0" w:firstRowFirstColumn="0" w:firstRowLastColumn="0" w:lastRowFirstColumn="0" w:lastRowLastColumn="0"/>
+            </w:pPr>
+            <w:proofErr w:type="spellStart"/>
+            <w:r>
+              <w:t>Integracja_Main_PoprawneDane_WypisujeZestawyIStatystyki</w:t>
+            </w:r>
+            <w:proofErr w:type="spellEnd"/>
+          </w:p>
+        </w:tc>
+        <w:tc>
+          <w:tcPr>
+            <w:tcW w:w="3402" w:type="dxa"/>
+            <w:hideMark/>
+          </w:tcPr>
+          <w:p>
+            <w:pPr>
+              <w:spacing w:after="160" w:line="278" w:lineRule="auto"/>
+              <w:cnfStyle w:val="000000000000" w:firstRow="0" w:lastRow="0" w:firstColumn="0" w:lastColumn="0" w:oddVBand="0" w:evenVBand="0" w:oddHBand="0" w:evenHBand="0" w:firstRowFirstColumn="0" w:firstRowLastColumn="0" w:lastRowFirstColumn="0" w:lastRowLastColumn="0"/>
+            </w:pPr>
+            <w:r>
+              <w:t xml:space="preserve">Symuluje wpisanie w konsoli poprawnej liczby zestawów (np. "2"), przekierowując </w:t>
+            </w:r>
+            <w:proofErr w:type="spellStart"/>
+            <w:r>
+              <w:t>Console.In</w:t>
+            </w:r>
+            <w:proofErr w:type="spellEnd"/>
+            <w:r>
+              <w:t xml:space="preserve"> i </w:t>
+            </w:r>
+            <w:proofErr w:type="spellStart"/>
+            <w:r>
+              <w:t>Console.Out</w:t>
+            </w:r>
+            <w:proofErr w:type="spellEnd"/>
+            <w:r>
+              <w:t>.</w:t>
+            </w:r>
+          </w:p>
+        </w:tc>
+        <w:tc>
+          <w:tcPr>
+            <w:tcW w:w="3118" w:type="dxa"/>
+            <w:hideMark/>
+          </w:tcPr>
+          <w:p>
+            <w:pPr>
+              <w:spacing w:after="160" w:line="278" w:lineRule="auto"/>
+              <w:cnfStyle w:val="000000000000" w:firstRow="0" w:lastRow="0" w:firstColumn="0" w:lastColumn="0" w:oddVBand="0" w:evenVBand="0" w:oddHBand="0" w:evenHBand="0" w:firstRowFirstColumn="0" w:firstRowLastColumn="0" w:lastRowFirstColumn="0" w:lastRowLastColumn="0"/>
+            </w:pPr>
+            <w:r>
+              <w:t>Program przetwarza wejście, generuje podaną liczbę losowań i wypisuje pełne podsumowanie w konsoli. Test zdany.</w:t>
+            </w:r>
+          </w:p>
+        </w:tc>
+      </w:tr>
+      <w:tr>
+        <w:trPr>
+          <w:cnfStyle w:val="000000100000" w:firstRow="0" w:lastRow="0" w:firstColumn="0" w:lastColumn="0" w:oddVBand="0" w:evenVBand="0" w:oddHBand="1" w:evenHBand="0" w:firstRowFirstColumn="0" w:firstRowLastColumn="0" w:lastRowFirstColumn="0" w:lastRowLastColumn="0"/>
+        </w:trPr>
+        <w:tc>
+          <w:tcPr>
+            <w:cnfStyle w:val="001000000000" w:firstRow="0" w:lastRow="0" w:firstColumn="1" w:lastColumn="0" w:oddVBand="0" w:evenVBand="0" w:oddHBand="0" w:evenHBand="0" w:firstRowFirstColumn="0" w:firstRowLastColumn="0" w:lastRowFirstColumn="0" w:lastRowLastColumn="0"/>
+            <w:tcW w:w="283" w:type="dxa"/>
+            <w:hideMark/>
+          </w:tcPr>
+          <w:p>
+            <w:pPr>
+              <w:spacing w:after="160" w:line="278" w:lineRule="auto"/>
+            </w:pPr>
+            <w:r>
+              <w:t>3</w:t>
+            </w:r>
+          </w:p>
+        </w:tc>
+        <w:tc>
+          <w:tcPr>
+            <w:tcW w:w="1277" w:type="dxa"/>
+            <w:hideMark/>
+          </w:tcPr>
+          <w:p>
+            <w:pPr>
+              <w:spacing w:after="160" w:line="278" w:lineRule="auto"/>
+              <w:cnfStyle w:val="000000100000" w:firstRow="0" w:lastRow="0" w:firstColumn="0" w:lastColumn="0" w:oddVBand="0" w:evenVBand="0" w:oddHBand="1" w:evenHBand="0" w:firstRowFirstColumn="0" w:firstRowLastColumn="0" w:lastRowFirstColumn="0" w:lastRowLastColumn="0"/>
+            </w:pPr>
+            <w:r>
+              <w:t>poprawny</w:t>
+            </w:r>
+          </w:p>
+        </w:tc>
+        <w:tc>
+          <w:tcPr>
+            <w:tcW w:w="2126" w:type="dxa"/>
+            <w:hideMark/>
+          </w:tcPr>
+          <w:p>
+            <w:pPr>
+              <w:spacing w:after="160" w:line="278" w:lineRule="auto"/>
+              <w:cnfStyle w:val="000000100000" w:firstRow="0" w:lastRow="0" w:firstColumn="0" w:lastColumn="0" w:oddVBand="0" w:evenVBand="0" w:oddHBand="1" w:evenHBand="0" w:firstRowFirstColumn="0" w:firstRowLastColumn="0" w:lastRowFirstColumn="0" w:lastRowLastColumn="0"/>
+            </w:pPr>
+            <w:proofErr w:type="spellStart"/>
+            <w:r>
+              <w:t>Integracja_WyswietlLosowania_PoprawnieZliczaSumeWystapienLiczb</w:t>
+            </w:r>
+            <w:proofErr w:type="spellEnd"/>
+          </w:p>
+        </w:tc>
+        <w:tc>
+          <w:tcPr>
+            <w:tcW w:w="3402" w:type="dxa"/>
+            <w:hideMark/>
+          </w:tcPr>
+          <w:p>
+            <w:pPr>
+              <w:spacing w:after="160" w:line="278" w:lineRule="auto"/>
+              <w:cnfStyle w:val="000000100000" w:firstRow="0" w:lastRow="0" w:firstColumn="0" w:lastColumn="0" w:oddVBand="0" w:evenVBand="0" w:oddHBand="1" w:evenHBand="0" w:firstRowFirstColumn="0" w:firstRowLastColumn="0" w:lastRowFirstColumn="0" w:lastRowLastColumn="0"/>
+            </w:pPr>
+            <w:r>
+              <w:t xml:space="preserve">Generuje znaną liczbę zestawów (np. 5) i weryfikuje w wypisanym strumieniu </w:t>
+            </w:r>
+            <w:proofErr w:type="gramStart"/>
+            <w:r>
+              <w:t>wyjściowym,</w:t>
+            </w:r>
+            <w:proofErr w:type="gramEnd"/>
+            <w:r>
+              <w:t xml:space="preserve"> czy łączna suma wystąpień wszystkich liczb wynosi dokładnie </w:t>
+            </w:r>
+            <m:oMath>
+              <m:r>
+                <w:rPr>
+                  <w:rFonts w:ascii="Cambria Math" w:hAnsi="Cambria Math"/>
+                </w:rPr>
+                <m:t>5×6=30</m:t>
+              </m:r>
+            </m:oMath>
+            <w:r>
+              <w:t>.</w:t>
+            </w:r>
+          </w:p>
+        </w:tc>
+        <w:tc>
+          <w:tcPr>
+            <w:tcW w:w="3118" w:type="dxa"/>
+            <w:hideMark/>
+          </w:tcPr>
+          <w:p>
+            <w:pPr>
+              <w:spacing w:after="160" w:line="278" w:lineRule="auto"/>
+              <w:cnfStyle w:val="000000100000" w:firstRow="0" w:lastRow="0" w:firstColumn="0" w:lastColumn="0" w:oddVBand="0" w:evenVBand="0" w:oddHBand="1" w:evenHBand="0" w:firstRowFirstColumn="0" w:firstRowLastColumn="0" w:lastRowFirstColumn="0" w:lastRowLastColumn="0"/>
+            </w:pPr>
+            <w:r>
+              <w:t>Suma zliczonych wystąpień zgadza się z łączną liczbą wylosowanych elementów. Test zdany.</w:t>
+            </w:r>
+          </w:p>
+        </w:tc>
+      </w:tr>
+      <w:tr>
+        <w:tc>
+          <w:tcPr>
+            <w:cnfStyle w:val="001000000000" w:firstRow="0" w:lastRow="0" w:firstColumn="1" w:lastColumn="0" w:oddVBand="0" w:evenVBand="0" w:oddHBand="0" w:evenHBand="0" w:firstRowFirstColumn="0" w:firstRowLastColumn="0" w:lastRowFirstColumn="0" w:lastRowLastColumn="0"/>
+            <w:tcW w:w="283" w:type="dxa"/>
+            <w:hideMark/>
+          </w:tcPr>
+          <w:p>
+            <w:pPr>
+              <w:spacing w:after="160" w:line="278" w:lineRule="auto"/>
+            </w:pPr>
+            <w:r>
+              <w:t>4</w:t>
+            </w:r>
+          </w:p>
+        </w:tc>
+        <w:tc>
+          <w:tcPr>
+            <w:tcW w:w="1277" w:type="dxa"/>
+            <w:hideMark/>
+          </w:tcPr>
+          <w:p>
+            <w:pPr>
+              <w:spacing w:after="160" w:line="278" w:lineRule="auto"/>
+              <w:cnfStyle w:val="000000000000" w:firstRow="0" w:lastRow="0" w:firstColumn="0" w:lastColumn="0" w:oddVBand="0" w:evenVBand="0" w:oddHBand="0" w:evenHBand="0" w:firstRowFirstColumn="0" w:firstRowLastColumn="0" w:lastRowFirstColumn="0" w:lastRowLastColumn="0"/>
+            </w:pPr>
+            <w:r>
+              <w:t>niepoprawny</w:t>
+            </w:r>
+          </w:p>
+        </w:tc>
+        <w:tc>
+          <w:tcPr>
+            <w:tcW w:w="2126" w:type="dxa"/>
+            <w:hideMark/>
+          </w:tcPr>
+          <w:p>
+            <w:pPr>
+              <w:spacing w:after="160" w:line="278" w:lineRule="auto"/>
+              <w:cnfStyle w:val="000000000000" w:firstRow="0" w:lastRow="0" w:firstColumn="0" w:lastColumn="0" w:oddVBand="0" w:evenVBand="0" w:oddHBand="0" w:evenHBand="0" w:firstRowFirstColumn="0" w:firstRowLastColumn="0" w:lastRowFirstColumn="0" w:lastRowLastColumn="0"/>
+            </w:pPr>
+            <w:proofErr w:type="spellStart"/>
+            <w:r>
+              <w:t>Integracja_Main_NiepoprawneDane_WypisujeKomunikatOBledzie</w:t>
+            </w:r>
+            <w:proofErr w:type="spellEnd"/>
+          </w:p>
+        </w:tc>
+        <w:tc>
+          <w:tcPr>
+            <w:tcW w:w="3402" w:type="dxa"/>
+            <w:hideMark/>
+          </w:tcPr>
+          <w:p>
+            <w:pPr>
+              <w:spacing w:after="160" w:line="278" w:lineRule="auto"/>
+              <w:cnfStyle w:val="000000000000" w:firstRow="0" w:lastRow="0" w:firstColumn="0" w:lastColumn="0" w:oddVBand="0" w:evenVBand="0" w:oddHBand="0" w:evenHBand="0" w:firstRowFirstColumn="0" w:firstRowLastColumn="0" w:lastRowFirstColumn="0" w:lastRowLastColumn="0"/>
+            </w:pPr>
+            <w:r>
+              <w:t xml:space="preserve">Symuluje wpisanie błędnych danych (np. "abc" lub "-5") poprzez przekierowanie </w:t>
+            </w:r>
+            <w:proofErr w:type="spellStart"/>
+            <w:r>
+              <w:t>Console.In</w:t>
+            </w:r>
+            <w:proofErr w:type="spellEnd"/>
+            <w:r>
+              <w:t>.</w:t>
+            </w:r>
+          </w:p>
+        </w:tc>
+        <w:tc>
+          <w:tcPr>
+            <w:tcW w:w="3118" w:type="dxa"/>
+            <w:hideMark/>
+          </w:tcPr>
+          <w:p>
+            <w:pPr>
+              <w:spacing w:after="160" w:line="278" w:lineRule="auto"/>
+              <w:cnfStyle w:val="000000000000" w:firstRow="0" w:lastRow="0" w:firstColumn="0" w:lastColumn="0" w:oddVBand="0" w:evenVBand="0" w:oddHBand="0" w:evenHBand="0" w:firstRowFirstColumn="0" w:firstRowLastColumn="0" w:lastRowFirstColumn="0" w:lastRowLastColumn="0"/>
+            </w:pPr>
+            <w:r>
+              <w:t>Program wypisuje komunikat o niepoprawnej wartości, nie wywołuje losowania i bezpiecznie kończy działanie. Test zdany.</w:t>
+            </w:r>
+          </w:p>
+        </w:tc>
+      </w:tr>
+    </w:tbl>
     <w:p/>
+    <w:p>
+      <w:pPr>
+        <w:jc w:val="center"/>
+      </w:pPr>
+      <w:r>
+        <w:lastRenderedPageBreak/>
+        <w:drawing>
+          <wp:inline distT="0" distB="0" distL="0" distR="0" wp14:anchorId="46B9EC6C" wp14:editId="0DAEA702">
+            <wp:extent cx="4067175" cy="2528057"/>
+            <wp:effectExtent l="0" t="0" r="0" b="5715"/>
+            <wp:docPr id="1128401447" name="Obraz 1"/>
+            <wp:cNvGraphicFramePr>
+              <a:graphicFrameLocks xmlns:a="http://schemas.openxmlformats.org/drawingml/2006/main" noChangeAspect="1"/>
+            </wp:cNvGraphicFramePr>
+            <a:graphic xmlns:a="http://schemas.openxmlformats.org/drawingml/2006/main">
+              <a:graphicData uri="http://schemas.openxmlformats.org/drawingml/2006/picture">
+                <pic:pic xmlns:pic="http://schemas.openxmlformats.org/drawingml/2006/picture">
+                  <pic:nvPicPr>
+                    <pic:cNvPr id="1128401447" name=""/>
+                    <pic:cNvPicPr/>
+                  </pic:nvPicPr>
+                  <pic:blipFill>
+                    <a:blip r:embed="rId13"/>
+                    <a:stretch>
+                      <a:fillRect/>
+                    </a:stretch>
+                  </pic:blipFill>
+                  <pic:spPr>
+                    <a:xfrm>
+                      <a:off x="0" y="0"/>
+                      <a:ext cx="4075458" cy="2533205"/>
+                    </a:xfrm>
+                    <a:prstGeom prst="rect">
+                      <a:avLst/>
+                    </a:prstGeom>
+                  </pic:spPr>
+                </pic:pic>
+              </a:graphicData>
+            </a:graphic>
+          </wp:inline>
+        </w:drawing>
+      </w:r>
+      <w:r>
+        <w:drawing>
+          <wp:inline distT="0" distB="0" distL="0" distR="0" wp14:anchorId="66E24EE5" wp14:editId="2A4EC060">
+            <wp:extent cx="5257800" cy="6312026"/>
+            <wp:effectExtent l="0" t="0" r="0" b="0"/>
+            <wp:docPr id="1646670867" name="Obraz 1"/>
+            <wp:cNvGraphicFramePr>
+              <a:graphicFrameLocks xmlns:a="http://schemas.openxmlformats.org/drawingml/2006/main" noChangeAspect="1"/>
+            </wp:cNvGraphicFramePr>
+            <a:graphic xmlns:a="http://schemas.openxmlformats.org/drawingml/2006/main">
+              <a:graphicData uri="http://schemas.openxmlformats.org/drawingml/2006/picture">
+                <pic:pic xmlns:pic="http://schemas.openxmlformats.org/drawingml/2006/picture">
+                  <pic:nvPicPr>
+                    <pic:cNvPr id="1646670867" name=""/>
+                    <pic:cNvPicPr/>
+                  </pic:nvPicPr>
+                  <pic:blipFill>
+                    <a:blip r:embed="rId14"/>
+                    <a:stretch>
+                      <a:fillRect/>
+                    </a:stretch>
+                  </pic:blipFill>
+                  <pic:spPr>
+                    <a:xfrm>
+                      <a:off x="0" y="0"/>
+                      <a:ext cx="5272825" cy="6330063"/>
+                    </a:xfrm>
+                    <a:prstGeom prst="rect">
+                      <a:avLst/>
+                    </a:prstGeom>
+                  </pic:spPr>
+                </pic:pic>
+              </a:graphicData>
+            </a:graphic>
+          </wp:inline>
+        </w:drawing>
+      </w:r>
+    </w:p>
+    <w:p/>
+    <w:p>
+      <w:pPr>
+        <w:jc w:val="center"/>
+      </w:pPr>
+      <w:r>
+        <w:drawing>
+          <wp:inline distT="0" distB="0" distL="0" distR="0" wp14:anchorId="26F6D1BE" wp14:editId="294D8582">
+            <wp:extent cx="5760720" cy="5638800"/>
+            <wp:effectExtent l="0" t="0" r="0" b="0"/>
+            <wp:docPr id="459949982" name="Obraz 1"/>
+            <wp:cNvGraphicFramePr>
+              <a:graphicFrameLocks xmlns:a="http://schemas.openxmlformats.org/drawingml/2006/main" noChangeAspect="1"/>
+            </wp:cNvGraphicFramePr>
+            <a:graphic xmlns:a="http://schemas.openxmlformats.org/drawingml/2006/main">
+              <a:graphicData uri="http://schemas.openxmlformats.org/drawingml/2006/picture">
+                <pic:pic xmlns:pic="http://schemas.openxmlformats.org/drawingml/2006/picture">
+                  <pic:nvPicPr>
+                    <pic:cNvPr id="459949982" name=""/>
+                    <pic:cNvPicPr/>
+                  </pic:nvPicPr>
+                  <pic:blipFill>
+                    <a:blip r:embed="rId15"/>
+                    <a:stretch>
+                      <a:fillRect/>
+                    </a:stretch>
+                  </pic:blipFill>
+                  <pic:spPr>
+                    <a:xfrm>
+                      <a:off x="0" y="0"/>
+                      <a:ext cx="5760720" cy="5638800"/>
+                    </a:xfrm>
+                    <a:prstGeom prst="rect">
+                      <a:avLst/>
+                    </a:prstGeom>
+                  </pic:spPr>
+                </pic:pic>
+              </a:graphicData>
+            </a:graphic>
+          </wp:inline>
+        </w:drawing>
+      </w:r>
+    </w:p>
+    <w:p>
+      <w:pPr>
+        <w:jc w:val="left"/>
+      </w:pPr>
+      <w:r>
+        <w:br w:type="page"/>
+      </w:r>
+    </w:p>
+    <w:p>
+      <w:pPr>
+        <w:pStyle w:val="Nagwek1"/>
+        <w:numPr>
+          <w:ilvl w:val="1"/>
+          <w:numId w:val="27"/>
+        </w:numPr>
+      </w:pPr>
+      <w:bookmarkStart w:id="8" w:name="_Toc242898203"/>
+      <w:r>
+        <w:lastRenderedPageBreak/>
+        <w:t>GIT</w:t>
+      </w:r>
+      <w:bookmarkEnd w:id="8"/>
+    </w:p>
+    <w:p>
+      <w:r>
+        <w:drawing>
+          <wp:inline distT="0" distB="0" distL="0" distR="0" wp14:anchorId="6406A433" wp14:editId="33B862F4">
+            <wp:extent cx="5760720" cy="4544060"/>
+            <wp:effectExtent l="0" t="0" r="0" b="8890"/>
+            <wp:docPr id="859719280" name="Obraz 1"/>
+            <wp:cNvGraphicFramePr>
+              <a:graphicFrameLocks xmlns:a="http://schemas.openxmlformats.org/drawingml/2006/main" noChangeAspect="1"/>
+            </wp:cNvGraphicFramePr>
+            <a:graphic xmlns:a="http://schemas.openxmlformats.org/drawingml/2006/main">
+              <a:graphicData uri="http://schemas.openxmlformats.org/drawingml/2006/picture">
+                <pic:pic xmlns:pic="http://schemas.openxmlformats.org/drawingml/2006/picture">
+                  <pic:nvPicPr>
+                    <pic:cNvPr id="859719280" name=""/>
+                    <pic:cNvPicPr/>
+                  </pic:nvPicPr>
+                  <pic:blipFill>
+                    <a:blip r:embed="rId16"/>
+                    <a:stretch>
+                      <a:fillRect/>
+                    </a:stretch>
+                  </pic:blipFill>
+                  <pic:spPr>
+                    <a:xfrm>
+                      <a:off x="0" y="0"/>
+                      <a:ext cx="5760720" cy="4544060"/>
+                    </a:xfrm>
+                    <a:prstGeom prst="rect">
+                      <a:avLst/>
+                    </a:prstGeom>
+                  </pic:spPr>
+                </pic:pic>
+              </a:graphicData>
+            </a:graphic>
+          </wp:inline>
+        </w:drawing>
+      </w:r>
+    </w:p>
     <w:sectPr>
-      <w:footerReference w:type="default" r:id="rId13"/>
+      <w:footerReference w:type="default" r:id="rId17"/>
       <w:pgSz w:w="11906" w:h="16838"/>
       <w:pgMar w:top="1417" w:right="1417" w:bottom="1417" w:left="1417" w:header="708" w:footer="708" w:gutter="0"/>
       <w:cols w:space="708"/>
@@ -8574,7 +9729,6 @@
   <w:style w:type="character" w:default="1" w:styleId="Domylnaczcionkaakapitu">
     <w:name w:val="Default Paragraph Font"/>
     <w:uiPriority w:val="1"/>
-    <w:semiHidden/>
     <w:unhideWhenUsed/>
   </w:style>
   <w:style w:type="table" w:default="1" w:styleId="Standardowy">

--- a/Testowanie aplikacji - Marcin_Migacz_5P2.docx
+++ b/Testowanie aplikacji - Marcin_Migacz_5P2.docx
@@ -333,6 +333,15 @@
     </w:p>
     <w:sdt>
       <w:sdtPr>
+        <w:rPr>
+          <w:rFonts w:asciiTheme="minorHAnsi" w:eastAsiaTheme="minorHAnsi" w:hAnsiTheme="minorHAnsi" w:cstheme="minorBidi"/>
+          <w:color w:val="auto"/>
+          <w:kern w:val="2"/>
+          <w:sz w:val="22"/>
+          <w:szCs w:val="24"/>
+          <w:lang w:eastAsia="en-US"/>
+          <w14:ligatures w14:val="standardContextual"/>
+        </w:rPr>
         <w:id w:val="708999354"/>
         <w:docPartObj>
           <w:docPartGallery w:val="Table of Contents"/>
@@ -341,15 +350,8 @@
       </w:sdtPr>
       <w:sdtEndPr>
         <w:rPr>
-          <w:rFonts w:asciiTheme="minorHAnsi" w:eastAsiaTheme="minorHAnsi" w:hAnsiTheme="minorHAnsi" w:cstheme="minorBidi"/>
-          <w:b/>
-          <w:bCs/>
-          <w:color w:val="auto"/>
-          <w:kern w:val="2"/>
-          <w:sz w:val="22"/>
-          <w:szCs w:val="24"/>
-          <w:lang w:eastAsia="en-US"/>
-          <w14:ligatures w14:val="standardContextual"/>
+          <w:b/>
+          <w:bCs/>
         </w:rPr>
       </w:sdtEndPr>
       <w:sdtContent>
@@ -1727,13 +1729,19 @@
         <w:spacing w:after="0" w:line="240" w:lineRule="auto"/>
         <w:rPr>
           <w:rFonts w:asciiTheme="majorHAnsi" w:hAnsiTheme="majorHAnsi"/>
-          <w:szCs w:val="22"/>
-        </w:rPr>
-      </w:pPr>
-      <w:r>
-        <w:rPr>
-          <w:rFonts w:asciiTheme="majorHAnsi" w:hAnsiTheme="majorHAnsi"/>
-          <w:szCs w:val="22"/>
+          <w:b/>
+          <w:bCs/>
+          <w:sz w:val="28"/>
+          <w:szCs w:val="28"/>
+        </w:rPr>
+      </w:pPr>
+      <w:r>
+        <w:rPr>
+          <w:rFonts w:asciiTheme="majorHAnsi" w:hAnsiTheme="majorHAnsi"/>
+          <w:b/>
+          <w:bCs/>
+          <w:sz w:val="28"/>
+          <w:szCs w:val="28"/>
         </w:rPr>
         <w:t>Opis kodu:</w:t>
       </w:r>
@@ -1972,15 +1980,33 @@
           <w:szCs w:val="22"/>
         </w:rPr>
       </w:pPr>
-      <w:r>
-        <w:rPr>
-          <w:szCs w:val="22"/>
-        </w:rPr>
-        <w:t xml:space="preserve">• Funkcja </w:t>
+    </w:p>
+    <w:p>
+      <w:pPr>
+        <w:rPr>
+          <w:szCs w:val="22"/>
+        </w:rPr>
+      </w:pPr>
+      <w:r>
+        <w:rPr>
+          <w:szCs w:val="22"/>
+        </w:rPr>
+        <w:lastRenderedPageBreak/>
+        <w:t xml:space="preserve">• </w:t>
+      </w:r>
+      <w:r>
+        <w:rPr>
+          <w:b/>
+          <w:bCs/>
+          <w:szCs w:val="22"/>
+        </w:rPr>
+        <w:t xml:space="preserve">Funkcja </w:t>
       </w:r>
       <w:proofErr w:type="spellStart"/>
       <w:r>
         <w:rPr>
+          <w:b/>
+          <w:bCs/>
           <w:color w:val="BF4E14" w:themeColor="accent2" w:themeShade="BF"/>
           <w:szCs w:val="22"/>
         </w:rPr>
@@ -2006,10 +2032,11 @@
       <w:r>
         <w:rPr>
           <w:rFonts w:asciiTheme="majorHAnsi" w:hAnsiTheme="majorHAnsi"/>
+          <w:b/>
+          <w:bCs/>
           <w:color w:val="BF4E14" w:themeColor="accent2" w:themeShade="BF"/>
           <w:szCs w:val="22"/>
         </w:rPr>
-        <w:lastRenderedPageBreak/>
         <w:t>int.TryParse</w:t>
       </w:r>
       <w:proofErr w:type="spellEnd"/>
@@ -2017,6 +2044,8 @@
       <w:r>
         <w:rPr>
           <w:rFonts w:asciiTheme="majorHAnsi" w:hAnsiTheme="majorHAnsi"/>
+          <w:b/>
+          <w:bCs/>
           <w:color w:val="BF4E14" w:themeColor="accent2" w:themeShade="BF"/>
           <w:szCs w:val="22"/>
         </w:rPr>
@@ -2026,6 +2055,8 @@
       <w:r>
         <w:rPr>
           <w:rFonts w:asciiTheme="majorHAnsi" w:hAnsiTheme="majorHAnsi"/>
+          <w:b/>
+          <w:bCs/>
           <w:color w:val="BF4E14" w:themeColor="accent2" w:themeShade="BF"/>
           <w:szCs w:val="22"/>
         </w:rPr>
@@ -2035,6 +2066,8 @@
       <w:r>
         <w:rPr>
           <w:rFonts w:asciiTheme="majorHAnsi" w:hAnsiTheme="majorHAnsi"/>
+          <w:b/>
+          <w:bCs/>
           <w:color w:val="BF4E14" w:themeColor="accent2" w:themeShade="BF"/>
           <w:szCs w:val="22"/>
         </w:rPr>
@@ -2044,6 +2077,8 @@
       <w:r>
         <w:rPr>
           <w:rFonts w:asciiTheme="majorHAnsi" w:hAnsiTheme="majorHAnsi"/>
+          <w:b/>
+          <w:bCs/>
           <w:color w:val="BF4E14" w:themeColor="accent2" w:themeShade="BF"/>
           <w:szCs w:val="22"/>
         </w:rPr>
@@ -2053,6 +2088,8 @@
       <w:r>
         <w:rPr>
           <w:rFonts w:asciiTheme="majorHAnsi" w:hAnsiTheme="majorHAnsi"/>
+          <w:b/>
+          <w:bCs/>
           <w:color w:val="BF4E14" w:themeColor="accent2" w:themeShade="BF"/>
           <w:szCs w:val="22"/>
         </w:rPr>
@@ -2063,6 +2100,8 @@
       <w:r>
         <w:rPr>
           <w:rFonts w:asciiTheme="majorHAnsi" w:hAnsiTheme="majorHAnsi"/>
+          <w:b/>
+          <w:bCs/>
           <w:color w:val="BF4E14" w:themeColor="accent2" w:themeShade="BF"/>
           <w:szCs w:val="22"/>
         </w:rPr>
@@ -2072,10 +2111,20 @@
       <w:r>
         <w:rPr>
           <w:rFonts w:asciiTheme="majorHAnsi" w:hAnsiTheme="majorHAnsi"/>
+          <w:b/>
+          <w:bCs/>
           <w:color w:val="BF4E14" w:themeColor="accent2" w:themeShade="BF"/>
           <w:szCs w:val="22"/>
         </w:rPr>
-        <w:t xml:space="preserve">) </w:t>
+        <w:t>)</w:t>
+      </w:r>
+      <w:r>
+        <w:rPr>
+          <w:rFonts w:asciiTheme="majorHAnsi" w:hAnsiTheme="majorHAnsi"/>
+          <w:color w:val="BF4E14" w:themeColor="accent2" w:themeShade="BF"/>
+          <w:szCs w:val="22"/>
+        </w:rPr>
+        <w:t xml:space="preserve"> </w:t>
       </w:r>
       <w:r>
         <w:rPr>
@@ -2192,6 +2241,8 @@
       <w:r>
         <w:rPr>
           <w:rFonts w:asciiTheme="majorHAnsi" w:hAnsiTheme="majorHAnsi"/>
+          <w:b/>
+          <w:bCs/>
           <w:color w:val="BF4E14" w:themeColor="accent2" w:themeShade="BF"/>
           <w:szCs w:val="22"/>
         </w:rPr>
@@ -2201,6 +2252,8 @@
       <w:r>
         <w:rPr>
           <w:rFonts w:asciiTheme="majorHAnsi" w:hAnsiTheme="majorHAnsi"/>
+          <w:b/>
+          <w:bCs/>
           <w:color w:val="BF4E14" w:themeColor="accent2" w:themeShade="BF"/>
           <w:szCs w:val="22"/>
         </w:rPr>
@@ -2211,6 +2264,8 @@
       <w:r>
         <w:rPr>
           <w:rFonts w:asciiTheme="majorHAnsi" w:hAnsiTheme="majorHAnsi"/>
+          <w:b/>
+          <w:bCs/>
           <w:color w:val="BF4E14" w:themeColor="accent2" w:themeShade="BF"/>
           <w:szCs w:val="22"/>
         </w:rPr>
@@ -2220,6 +2275,8 @@
       <w:r>
         <w:rPr>
           <w:rFonts w:asciiTheme="majorHAnsi" w:hAnsiTheme="majorHAnsi"/>
+          <w:b/>
+          <w:bCs/>
           <w:color w:val="BF4E14" w:themeColor="accent2" w:themeShade="BF"/>
           <w:szCs w:val="22"/>
         </w:rPr>
@@ -2230,6 +2287,8 @@
       <w:r>
         <w:rPr>
           <w:rFonts w:asciiTheme="majorHAnsi" w:hAnsiTheme="majorHAnsi"/>
+          <w:b/>
+          <w:bCs/>
           <w:color w:val="BF4E14" w:themeColor="accent2" w:themeShade="BF"/>
           <w:szCs w:val="22"/>
         </w:rPr>
@@ -2239,6 +2298,8 @@
       <w:r>
         <w:rPr>
           <w:rFonts w:asciiTheme="majorHAnsi" w:hAnsiTheme="majorHAnsi"/>
+          <w:b/>
+          <w:bCs/>
           <w:color w:val="BF4E14" w:themeColor="accent2" w:themeShade="BF"/>
           <w:szCs w:val="22"/>
         </w:rPr>
@@ -2248,6 +2309,8 @@
       <w:r>
         <w:rPr>
           <w:rFonts w:asciiTheme="majorHAnsi" w:hAnsiTheme="majorHAnsi"/>
+          <w:b/>
+          <w:bCs/>
           <w:color w:val="BF4E14" w:themeColor="accent2" w:themeShade="BF"/>
           <w:szCs w:val="22"/>
         </w:rPr>
@@ -2257,10 +2320,20 @@
       <w:r>
         <w:rPr>
           <w:rFonts w:asciiTheme="majorHAnsi" w:hAnsiTheme="majorHAnsi"/>
+          <w:b/>
+          <w:bCs/>
           <w:color w:val="BF4E14" w:themeColor="accent2" w:themeShade="BF"/>
           <w:szCs w:val="22"/>
         </w:rPr>
-        <w:t xml:space="preserve">] </w:t>
+        <w:t>]</w:t>
+      </w:r>
+      <w:r>
+        <w:rPr>
+          <w:rFonts w:asciiTheme="majorHAnsi" w:hAnsiTheme="majorHAnsi"/>
+          <w:color w:val="BF4E14" w:themeColor="accent2" w:themeShade="BF"/>
+          <w:szCs w:val="22"/>
+        </w:rPr>
+        <w:t xml:space="preserve"> </w:t>
       </w:r>
       <w:r>
         <w:rPr>
@@ -2384,6 +2457,8 @@
       <w:r>
         <w:rPr>
           <w:rFonts w:asciiTheme="majorHAnsi" w:hAnsiTheme="majorHAnsi"/>
+          <w:b/>
+          <w:bCs/>
           <w:color w:val="BF4E14" w:themeColor="accent2" w:themeShade="BF"/>
           <w:szCs w:val="22"/>
         </w:rPr>
@@ -2393,6 +2468,8 @@
       <w:r>
         <w:rPr>
           <w:rFonts w:asciiTheme="majorHAnsi" w:hAnsiTheme="majorHAnsi"/>
+          <w:b/>
+          <w:bCs/>
           <w:color w:val="BF4E14" w:themeColor="accent2" w:themeShade="BF"/>
           <w:szCs w:val="22"/>
         </w:rPr>
@@ -2403,6 +2480,8 @@
       <w:r>
         <w:rPr>
           <w:rFonts w:asciiTheme="majorHAnsi" w:hAnsiTheme="majorHAnsi"/>
+          <w:b/>
+          <w:bCs/>
           <w:color w:val="BF4E14" w:themeColor="accent2" w:themeShade="BF"/>
           <w:szCs w:val="22"/>
         </w:rPr>
@@ -2412,10 +2491,20 @@
       <w:r>
         <w:rPr>
           <w:rFonts w:asciiTheme="majorHAnsi" w:hAnsiTheme="majorHAnsi"/>
+          <w:b/>
+          <w:bCs/>
           <w:color w:val="BF4E14" w:themeColor="accent2" w:themeShade="BF"/>
           <w:szCs w:val="22"/>
         </w:rPr>
-        <w:t xml:space="preserve">, losowania) </w:t>
+        <w:t>, losowania)</w:t>
+      </w:r>
+      <w:r>
+        <w:rPr>
+          <w:rFonts w:asciiTheme="majorHAnsi" w:hAnsiTheme="majorHAnsi"/>
+          <w:color w:val="BF4E14" w:themeColor="accent2" w:themeShade="BF"/>
+          <w:szCs w:val="22"/>
+        </w:rPr>
+        <w:t xml:space="preserve"> </w:t>
       </w:r>
       <w:r>
         <w:rPr>
@@ -4004,7 +4093,7 @@
     <w:p>
       <w:pPr>
         <w:spacing w:after="0" w:line="240" w:lineRule="auto"/>
-        <w:ind w:left="720"/>
+        <w:jc w:val="center"/>
         <w:rPr>
           <w:rFonts w:asciiTheme="majorHAnsi" w:hAnsiTheme="majorHAnsi"/>
           <w:b/>
@@ -4086,6 +4175,7 @@
     <w:p>
       <w:pPr>
         <w:spacing w:after="0" w:line="240" w:lineRule="auto"/>
+        <w:jc w:val="center"/>
         <w:rPr>
           <w:rFonts w:asciiTheme="majorHAnsi" w:hAnsiTheme="majorHAnsi"/>
           <w:color w:val="153D63" w:themeColor="text2" w:themeTint="E6"/>
@@ -5055,18 +5145,6 @@
           <w:szCs w:val="22"/>
         </w:rPr>
       </w:pPr>
-    </w:p>
-    <w:p>
-      <w:pPr>
-        <w:tabs>
-          <w:tab w:val="left" w:pos="3443"/>
-        </w:tabs>
-        <w:ind w:left="360"/>
-        <w:rPr>
-          <w:rFonts w:asciiTheme="majorHAnsi" w:hAnsiTheme="majorHAnsi"/>
-          <w:szCs w:val="22"/>
-        </w:rPr>
-      </w:pPr>
       <w:r>
         <w:rPr>
           <w:rFonts w:asciiTheme="majorHAnsi" w:hAnsiTheme="majorHAnsi"/>
@@ -5095,6 +5173,7 @@
         <w:tabs>
           <w:tab w:val="left" w:pos="3443"/>
         </w:tabs>
+        <w:jc w:val="center"/>
         <w:rPr>
           <w:rFonts w:asciiTheme="majorHAnsi" w:hAnsiTheme="majorHAnsi"/>
           <w:b/>
@@ -5271,16 +5350,7 @@
         <w:ind w:firstLine="360"/>
       </w:pPr>
       <w:r>
-        <w:t xml:space="preserve">Ten rozdział będzie się opierać na programie opisanym w poprzednim punkcie. </w:t>
-      </w:r>
-      <w:r>
-        <w:t>Szczegóły</w:t>
-      </w:r>
-      <w:r>
-        <w:t xml:space="preserve"> jego implementacji</w:t>
-      </w:r>
-      <w:r>
-        <w:t xml:space="preserve"> znajdują się w rozdziale 1.1. dokumentacji.</w:t>
+        <w:t>Ten rozdział będzie się opierać na programie opisanym w poprzednim punkcie. Szczegóły jego implementacji znajdują się w rozdziale 1.1. dokumentacji.</w:t>
       </w:r>
     </w:p>
     <w:p>
@@ -5807,6 +5877,9 @@
         <w:jc w:val="center"/>
       </w:pPr>
       <w:r>
+        <w:rPr>
+          <w:noProof/>
+        </w:rPr>
         <w:lastRenderedPageBreak/>
         <w:drawing>
           <wp:inline distT="0" distB="0" distL="0" distR="0" wp14:anchorId="46B9EC6C" wp14:editId="0DAEA702">
@@ -5845,6 +5918,9 @@
         </w:drawing>
       </w:r>
       <w:r>
+        <w:rPr>
+          <w:noProof/>
+        </w:rPr>
         <w:drawing>
           <wp:inline distT="0" distB="0" distL="0" distR="0" wp14:anchorId="66E24EE5" wp14:editId="2A4EC060">
             <wp:extent cx="5257800" cy="6312026"/>
@@ -5888,6 +5964,9 @@
         <w:jc w:val="center"/>
       </w:pPr>
       <w:r>
+        <w:rPr>
+          <w:noProof/>
+        </w:rPr>
         <w:drawing>
           <wp:inline distT="0" distB="0" distL="0" distR="0" wp14:anchorId="26F6D1BE" wp14:editId="294D8582">
             <wp:extent cx="5760720" cy="5638800"/>
@@ -5950,6 +6029,20 @@
     </w:p>
     <w:p>
       <w:r>
+        <w:t>Screen z git log commitów wprowadzających przypadki testowe</w:t>
+      </w:r>
+      <w:r>
+        <w:t>:</w:t>
+      </w:r>
+    </w:p>
+    <w:p>
+      <w:pPr>
+        <w:jc w:val="center"/>
+      </w:pPr>
+      <w:r>
+        <w:rPr>
+          <w:noProof/>
+        </w:rPr>
         <w:drawing>
           <wp:inline distT="0" distB="0" distL="0" distR="0" wp14:anchorId="6406A433" wp14:editId="33B862F4">
             <wp:extent cx="5760720" cy="4544060"/>
@@ -9729,6 +9822,7 @@
   <w:style w:type="character" w:default="1" w:styleId="Domylnaczcionkaakapitu">
     <w:name w:val="Default Paragraph Font"/>
     <w:uiPriority w:val="1"/>
+    <w:semiHidden/>
     <w:unhideWhenUsed/>
   </w:style>
   <w:style w:type="table" w:default="1" w:styleId="Standardowy">

--- a/Testowanie aplikacji - Marcin_Migacz_5P2.docx
+++ b/Testowanie aplikacji - Marcin_Migacz_5P2.docx
@@ -283,20 +283,8 @@
           <w:sz w:val="28"/>
           <w:szCs w:val="28"/>
         </w:rPr>
-        <w:t xml:space="preserve">NOWY SĄCZ </w:t>
-      </w:r>
-      <w:proofErr w:type="gramStart"/>
-      <w:r>
-        <w:rPr>
-          <w:rFonts w:asciiTheme="majorHAnsi" w:hAnsiTheme="majorHAnsi"/>
-          <w:b/>
-          <w:bCs/>
-          <w:sz w:val="28"/>
-          <w:szCs w:val="28"/>
-        </w:rPr>
-        <w:t>2026r.</w:t>
-      </w:r>
-      <w:proofErr w:type="gramEnd"/>
+        <w:t>NOWY SĄCZ 2026r.</w:t>
+      </w:r>
     </w:p>
     <w:p>
       <w:pPr>
@@ -1296,23 +1284,7 @@
         <w:ind w:firstLine="360"/>
       </w:pPr>
       <w:r>
-        <w:t xml:space="preserve">Testowanie oprogramowania to proces </w:t>
-      </w:r>
-      <w:proofErr w:type="gramStart"/>
-      <w:r>
-        <w:t>sprawdzania,</w:t>
-      </w:r>
-      <w:proofErr w:type="gramEnd"/>
-      <w:r>
-        <w:t xml:space="preserve"> czy program działa zgodnie z </w:t>
-      </w:r>
-      <w:proofErr w:type="gramStart"/>
-      <w:r>
-        <w:t>wymaganiami,</w:t>
-      </w:r>
-      <w:proofErr w:type="gramEnd"/>
-      <w:r>
-        <w:t xml:space="preserve"> oraz wykrywania w nim błędów przed przekazaniem go użytkownikom. Błąd (defekt) to wada w kodzie, która może doprowadzić do awarii, czyli widocznego niepoprawnego działania systemu. Celem testowania jest nie tylko znajdowanie usterek, ale też ograniczanie ryzyka jego wdrożenia. Ze względu na poziom wyróżnia się testy jednostkowe, integracyjne, systemowe i akceptacyjne, które sprawdzają kolejno pojedyncze elementy, ich współpracę, cały system oraz zgodność z oczekiwaniami klienta. Ze względu na cel dzielimy je na funkcjonalne (co system robi) i niefunkcjonalne (jak działa: wydajność, bezpieczeństwo, użyteczność), a osobną grupę stanowią testy regresyjne, które po zmianach w kodzie sprawdzają, czy nie zepsuto istniejących funkcji. Wyróżnia się też podejścia czarnej skrzynki (bez znajomości kodu), białej skrzynki (z analizą wnętrza programu) i szarej skrzynki (mieszane). Pierwsza zasada testowania mówi, że testy ujawniają obecność błędów, ale nie dowodzą ich braku. Druga głosi, że testowanie wyczerpujące jest niemożliwe, więc wysiłek kieruje się na obszary o największym ryzyku. Trzecia zasada to wczesne testowanie, bo błąd znaleziony na etapie projektu kosztuje znacznie mniej niż ten znaleziony po wdrożeniu. Kolejne zasady mówią, że defekty grupują się w niewielu modułach, a wielokrotne uruchamianie tych samych testów przestaje wykrywać nowe błędy. Ostatnie zasady to zależność testów od kontekstu oraz złudzenie braku błędów: program bez usterek nadal nie jest wartościowy, jeśli nie spełnia potrzeb użytkownika. Proces testowy zaczyna się od planowania i nadzoru, czyli określenia zakresu, zasobów i kryteriów zakończenia. Następnie następuje analiza i projektowanie testów, w których powstają przypadki testowe z danymi wejściowymi i oczekiwanymi wynikami. Potem testy są implementowane i wykonywane, a wyniki rzeczywiste porównuje się z oczekiwanymi, po czym raportuje się znalezione błędy, wykonuje retesty po poprawkach i zamyka proces podsumowaniem.</w:t>
+        <w:t>Testowanie oprogramowania to proces sprawdzania, czy program działa zgodnie z wymaganiami, oraz wykrywania w nim błędów przed przekazaniem go użytkownikom. Błąd (defekt) to wada w kodzie, która może doprowadzić do awarii, czyli widocznego niepoprawnego działania systemu. Celem testowania jest nie tylko znajdowanie usterek, ale też ograniczanie ryzyka jego wdrożenia. Ze względu na poziom wyróżnia się testy jednostkowe, integracyjne, systemowe i akceptacyjne, które sprawdzają kolejno pojedyncze elementy, ich współpracę, cały system oraz zgodność z oczekiwaniami klienta. Ze względu na cel dzielimy je na funkcjonalne (co system robi) i niefunkcjonalne (jak działa: wydajność, bezpieczeństwo, użyteczność), a osobną grupę stanowią testy regresyjne, które po zmianach w kodzie sprawdzają, czy nie zepsuto istniejących funkcji. Wyróżnia się też podejścia czarnej skrzynki (bez znajomości kodu), białej skrzynki (z analizą wnętrza programu) i szarej skrzynki (mieszane). Pierwsza zasada testowania mówi, że testy ujawniają obecność błędów, ale nie dowodzą ich braku. Druga głosi, że testowanie wyczerpujące jest niemożliwe, więc wysiłek kieruje się na obszary o największym ryzyku. Trzecia zasada to wczesne testowanie, bo błąd znaleziony na etapie projektu kosztuje znacznie mniej niż ten znaleziony po wdrożeniu. Kolejne zasady mówią, że defekty grupują się w niewielu modułach, a wielokrotne uruchamianie tych samych testów przestaje wykrywać nowe błędy. Ostatnie zasady to zależność testów od kontekstu oraz złudzenie braku błędów: program bez usterek nadal nie jest wartościowy, jeśli nie spełnia potrzeb użytkownika. Proces testowy zaczyna się od planowania i nadzoru, czyli określenia zakresu, zasobów i kryteriów zakończenia. Następnie następuje analiza i projektowanie testów, w których powstają przypadki testowe z danymi wejściowymi i oczekiwanymi wynikami. Potem testy są implementowane i wykonywane, a wyniki rzeczywiste porównuje się z oczekiwanymi, po czym raportuje się znalezione błędy, wykonuje retesty po poprawkach i zamyka proces podsumowaniem.</w:t>
       </w:r>
     </w:p>
     <w:p>
@@ -2028,7 +2000,6 @@
         </w:rPr>
       </w:pPr>
       <w:proofErr w:type="spellStart"/>
-      <w:proofErr w:type="gramStart"/>
       <w:r>
         <w:rPr>
           <w:rFonts w:asciiTheme="majorHAnsi" w:hAnsiTheme="majorHAnsi"/>
@@ -2040,7 +2011,6 @@
         <w:t>int.TryParse</w:t>
       </w:r>
       <w:proofErr w:type="spellEnd"/>
-      <w:proofErr w:type="gramEnd"/>
       <w:r>
         <w:rPr>
           <w:rFonts w:asciiTheme="majorHAnsi" w:hAnsiTheme="majorHAnsi"/>
@@ -2096,7 +2066,6 @@
         <w:t xml:space="preserve"> </w:t>
       </w:r>
       <w:proofErr w:type="spellStart"/>
-      <w:proofErr w:type="gramStart"/>
       <w:r>
         <w:rPr>
           <w:rFonts w:asciiTheme="majorHAnsi" w:hAnsiTheme="majorHAnsi"/>
@@ -2131,15 +2100,7 @@
           <w:rFonts w:asciiTheme="majorHAnsi" w:hAnsiTheme="majorHAnsi"/>
           <w:szCs w:val="22"/>
         </w:rPr>
-        <w:t xml:space="preserve"> -</w:t>
-      </w:r>
-      <w:proofErr w:type="gramEnd"/>
-      <w:r>
-        <w:rPr>
-          <w:rFonts w:asciiTheme="majorHAnsi" w:hAnsiTheme="majorHAnsi"/>
-          <w:szCs w:val="22"/>
-        </w:rPr>
-        <w:t xml:space="preserve"> wczytuje tekst z klawiatury i próbuje zamienić go na liczbę całkowitą. Jeśli się uda, zwraca </w:t>
+        <w:t xml:space="preserve"> - wczytuje tekst z klawiatury i próbuje zamienić go na liczbę całkowitą. Jeśli się uda, zwraca </w:t>
       </w:r>
       <w:proofErr w:type="spellStart"/>
       <w:r>
@@ -2260,7 +2221,6 @@
         <w:t xml:space="preserve"> </w:t>
       </w:r>
       <w:proofErr w:type="spellStart"/>
-      <w:proofErr w:type="gramStart"/>
       <w:r>
         <w:rPr>
           <w:rFonts w:asciiTheme="majorHAnsi" w:hAnsiTheme="majorHAnsi"/>
@@ -2283,7 +2243,6 @@
         <w:t>[</w:t>
       </w:r>
       <w:proofErr w:type="spellStart"/>
-      <w:proofErr w:type="gramEnd"/>
       <w:r>
         <w:rPr>
           <w:rFonts w:asciiTheme="majorHAnsi" w:hAnsiTheme="majorHAnsi"/>
@@ -2360,26 +2319,9 @@
           <w:rFonts w:asciiTheme="majorHAnsi" w:hAnsiTheme="majorHAnsi"/>
           <w:szCs w:val="22"/>
         </w:rPr>
-        <w:t>Pętla zewnętrzna for (</w:t>
-      </w:r>
-      <w:proofErr w:type="gramStart"/>
-      <w:r>
-        <w:rPr>
-          <w:rFonts w:asciiTheme="majorHAnsi" w:hAnsiTheme="majorHAnsi"/>
-          <w:szCs w:val="22"/>
-        </w:rPr>
-        <w:t>i...</w:t>
-      </w:r>
-      <w:proofErr w:type="gramEnd"/>
-      <w:r>
-        <w:rPr>
-          <w:rFonts w:asciiTheme="majorHAnsi" w:hAnsiTheme="majorHAnsi"/>
-          <w:szCs w:val="22"/>
-        </w:rPr>
-        <w:t xml:space="preserve">) wykonuje się raz dla każdego zestawu. W każdym obiegu wywołuje </w:t>
+        <w:t xml:space="preserve">Pętla zewnętrzna for (i...) wykonuje się raz dla każdego zestawu. W każdym obiegu wywołuje </w:t>
       </w:r>
       <w:proofErr w:type="spellStart"/>
-      <w:proofErr w:type="gramStart"/>
       <w:r>
         <w:rPr>
           <w:rFonts w:asciiTheme="majorHAnsi" w:hAnsiTheme="majorHAnsi"/>
@@ -2393,15 +2335,7 @@
           <w:rFonts w:asciiTheme="majorHAnsi" w:hAnsiTheme="majorHAnsi"/>
           <w:szCs w:val="22"/>
         </w:rPr>
-        <w:t>(</w:t>
-      </w:r>
-      <w:proofErr w:type="gramEnd"/>
-      <w:r>
-        <w:rPr>
-          <w:rFonts w:asciiTheme="majorHAnsi" w:hAnsiTheme="majorHAnsi"/>
-          <w:szCs w:val="22"/>
-        </w:rPr>
-        <w:t>), która zwraca 6-elementową tablicę.</w:t>
+        <w:t>(), która zwraca 6-elementową tablicę.</w:t>
       </w:r>
     </w:p>
     <w:p>
@@ -2421,23 +2355,7 @@
           <w:rFonts w:asciiTheme="majorHAnsi" w:hAnsiTheme="majorHAnsi"/>
           <w:szCs w:val="22"/>
         </w:rPr>
-        <w:t>Pętla wewnętrzna for (</w:t>
-      </w:r>
-      <w:proofErr w:type="gramStart"/>
-      <w:r>
-        <w:rPr>
-          <w:rFonts w:asciiTheme="majorHAnsi" w:hAnsiTheme="majorHAnsi"/>
-          <w:szCs w:val="22"/>
-        </w:rPr>
-        <w:t>j...</w:t>
-      </w:r>
-      <w:proofErr w:type="gramEnd"/>
-      <w:r>
-        <w:rPr>
-          <w:rFonts w:asciiTheme="majorHAnsi" w:hAnsiTheme="majorHAnsi"/>
-          <w:szCs w:val="22"/>
-        </w:rPr>
-        <w:t>) przepisuje 6 wylosowanych liczb do wiersza i tablicy losowania.</w:t>
+        <w:t>Pętla wewnętrzna for (j...) przepisuje 6 wylosowanych liczb do wiersza i tablicy losowania.</w:t>
       </w:r>
     </w:p>
     <w:p>
@@ -2453,7 +2371,6 @@
         </w:rPr>
       </w:pPr>
       <w:proofErr w:type="spellStart"/>
-      <w:proofErr w:type="gramStart"/>
       <w:r>
         <w:rPr>
           <w:rFonts w:asciiTheme="majorHAnsi" w:hAnsiTheme="majorHAnsi"/>
@@ -2476,7 +2393,6 @@
         <w:t>(</w:t>
       </w:r>
       <w:proofErr w:type="spellStart"/>
-      <w:proofErr w:type="gramEnd"/>
       <w:r>
         <w:rPr>
           <w:rFonts w:asciiTheme="majorHAnsi" w:hAnsiTheme="majorHAnsi"/>
@@ -2613,7 +2529,6 @@
         <w:t xml:space="preserve">Funkcja </w:t>
       </w:r>
       <w:proofErr w:type="spellStart"/>
-      <w:proofErr w:type="gramStart"/>
       <w:r>
         <w:rPr>
           <w:rFonts w:asciiTheme="majorHAnsi" w:hAnsiTheme="majorHAnsi"/>
@@ -2631,23 +2546,13 @@
           <w:bCs/>
           <w:color w:val="BF4E14" w:themeColor="accent2" w:themeShade="BF"/>
         </w:rPr>
-        <w:t>(</w:t>
-      </w:r>
-      <w:proofErr w:type="gramEnd"/>
-      <w:r>
-        <w:rPr>
-          <w:rFonts w:asciiTheme="majorHAnsi" w:hAnsiTheme="majorHAnsi"/>
-          <w:b/>
-          <w:bCs/>
+        <w:t>()</w:t>
+      </w:r>
+      <w:r>
+        <w:rPr>
+          <w:rFonts w:asciiTheme="majorHAnsi" w:hAnsiTheme="majorHAnsi"/>
           <w:color w:val="BF4E14" w:themeColor="accent2" w:themeShade="BF"/>
         </w:rPr>
-        <w:t>)</w:t>
-      </w:r>
-      <w:r>
-        <w:rPr>
-          <w:rFonts w:asciiTheme="majorHAnsi" w:hAnsiTheme="majorHAnsi"/>
-          <w:color w:val="BF4E14" w:themeColor="accent2" w:themeShade="BF"/>
-        </w:rPr>
         <w:t xml:space="preserve"> </w:t>
       </w:r>
       <w:r>
@@ -2664,7 +2569,6 @@
         <w:t xml:space="preserve">losuje jeden zestaw 6 różnych liczb z przedziału 1–49. Nie przyjmuje argumentów i zwraca tablicę </w:t>
       </w:r>
       <w:proofErr w:type="spellStart"/>
-      <w:proofErr w:type="gramStart"/>
       <w:r>
         <w:rPr>
           <w:rFonts w:asciiTheme="majorHAnsi" w:hAnsiTheme="majorHAnsi"/>
@@ -2678,15 +2582,7 @@
           <w:rFonts w:asciiTheme="majorHAnsi" w:hAnsiTheme="majorHAnsi"/>
           <w:lang w:eastAsia="pl-PL"/>
         </w:rPr>
-        <w:t>[</w:t>
-      </w:r>
-      <w:proofErr w:type="gramEnd"/>
-      <w:r>
-        <w:rPr>
-          <w:rFonts w:asciiTheme="majorHAnsi" w:hAnsiTheme="majorHAnsi"/>
-          <w:lang w:eastAsia="pl-PL"/>
-        </w:rPr>
-        <w:t>] z wylosowanymi liczbami.</w:t>
+        <w:t>[] z wylosowanymi liczbami.</w:t>
       </w:r>
     </w:p>
     <w:p>
@@ -2703,7 +2599,6 @@
         </w:rPr>
       </w:pPr>
       <w:proofErr w:type="spellStart"/>
-      <w:proofErr w:type="gramStart"/>
       <w:r>
         <w:rPr>
           <w:rFonts w:asciiTheme="majorHAnsi" w:hAnsiTheme="majorHAnsi"/>
@@ -2725,9 +2620,57 @@
           <w:szCs w:val="22"/>
           <w:lang w:eastAsia="pl-PL"/>
         </w:rPr>
+        <w:t xml:space="preserve">[] zestaw = </w:t>
+      </w:r>
+      <w:proofErr w:type="spellStart"/>
+      <w:r>
+        <w:rPr>
+          <w:rFonts w:asciiTheme="majorHAnsi" w:hAnsiTheme="majorHAnsi"/>
+          <w:b/>
+          <w:bCs/>
+          <w:color w:val="BF4E14" w:themeColor="accent2" w:themeShade="BF"/>
+          <w:szCs w:val="22"/>
+          <w:lang w:eastAsia="pl-PL"/>
+        </w:rPr>
+        <w:t>new</w:t>
+      </w:r>
+      <w:proofErr w:type="spellEnd"/>
+      <w:r>
+        <w:rPr>
+          <w:rFonts w:asciiTheme="majorHAnsi" w:hAnsiTheme="majorHAnsi"/>
+          <w:b/>
+          <w:bCs/>
+          <w:color w:val="BF4E14" w:themeColor="accent2" w:themeShade="BF"/>
+          <w:szCs w:val="22"/>
+          <w:lang w:eastAsia="pl-PL"/>
+        </w:rPr>
+        <w:t xml:space="preserve"> </w:t>
+      </w:r>
+      <w:proofErr w:type="spellStart"/>
+      <w:r>
+        <w:rPr>
+          <w:rFonts w:asciiTheme="majorHAnsi" w:hAnsiTheme="majorHAnsi"/>
+          <w:b/>
+          <w:bCs/>
+          <w:color w:val="BF4E14" w:themeColor="accent2" w:themeShade="BF"/>
+          <w:szCs w:val="22"/>
+          <w:lang w:eastAsia="pl-PL"/>
+        </w:rPr>
+        <w:t>int</w:t>
+      </w:r>
+      <w:proofErr w:type="spellEnd"/>
+      <w:r>
+        <w:rPr>
+          <w:rFonts w:asciiTheme="majorHAnsi" w:hAnsiTheme="majorHAnsi"/>
+          <w:b/>
+          <w:bCs/>
+          <w:color w:val="BF4E14" w:themeColor="accent2" w:themeShade="BF"/>
+          <w:szCs w:val="22"/>
+          <w:lang w:eastAsia="pl-PL"/>
+        </w:rPr>
         <w:t>[</w:t>
       </w:r>
-      <w:proofErr w:type="gramEnd"/>
+      <w:proofErr w:type="spellStart"/>
       <w:r>
         <w:rPr>
           <w:rFonts w:asciiTheme="majorHAnsi" w:hAnsiTheme="majorHAnsi"/>
@@ -2737,9 +2680,9 @@
           <w:szCs w:val="22"/>
           <w:lang w:eastAsia="pl-PL"/>
         </w:rPr>
-        <w:t xml:space="preserve">] zestaw = </w:t>
-      </w:r>
-      <w:proofErr w:type="spellStart"/>
+        <w:t>LiczbWZestawie</w:t>
+      </w:r>
+      <w:proofErr w:type="spellEnd"/>
       <w:r>
         <w:rPr>
           <w:rFonts w:asciiTheme="majorHAnsi" w:hAnsiTheme="majorHAnsi"/>
@@ -2749,103 +2692,33 @@
           <w:szCs w:val="22"/>
           <w:lang w:eastAsia="pl-PL"/>
         </w:rPr>
-        <w:t>new</w:t>
-      </w:r>
-      <w:proofErr w:type="spellEnd"/>
-      <w:r>
-        <w:rPr>
-          <w:rFonts w:asciiTheme="majorHAnsi" w:hAnsiTheme="majorHAnsi"/>
-          <w:b/>
-          <w:bCs/>
+        <w:t>]</w:t>
+      </w:r>
+      <w:r>
+        <w:rPr>
+          <w:rFonts w:asciiTheme="majorHAnsi" w:hAnsiTheme="majorHAnsi"/>
           <w:color w:val="BF4E14" w:themeColor="accent2" w:themeShade="BF"/>
           <w:szCs w:val="22"/>
           <w:lang w:eastAsia="pl-PL"/>
         </w:rPr>
         <w:t xml:space="preserve"> </w:t>
       </w:r>
-      <w:proofErr w:type="spellStart"/>
-      <w:proofErr w:type="gramStart"/>
-      <w:r>
-        <w:rPr>
-          <w:rFonts w:asciiTheme="majorHAnsi" w:hAnsiTheme="majorHAnsi"/>
-          <w:b/>
-          <w:bCs/>
+      <w:r>
+        <w:rPr>
+          <w:rFonts w:asciiTheme="majorHAnsi" w:hAnsiTheme="majorHAnsi"/>
           <w:color w:val="BF4E14" w:themeColor="accent2" w:themeShade="BF"/>
           <w:szCs w:val="22"/>
           <w:lang w:eastAsia="pl-PL"/>
         </w:rPr>
-        <w:t>int</w:t>
-      </w:r>
-      <w:proofErr w:type="spellEnd"/>
-      <w:r>
-        <w:rPr>
-          <w:rFonts w:asciiTheme="majorHAnsi" w:hAnsiTheme="majorHAnsi"/>
-          <w:b/>
-          <w:bCs/>
-          <w:color w:val="BF4E14" w:themeColor="accent2" w:themeShade="BF"/>
+        <w:t xml:space="preserve"> </w:t>
+      </w:r>
+      <w:r>
+        <w:rPr>
+          <w:rFonts w:asciiTheme="majorHAnsi" w:hAnsiTheme="majorHAnsi"/>
           <w:szCs w:val="22"/>
           <w:lang w:eastAsia="pl-PL"/>
         </w:rPr>
-        <w:t>[</w:t>
-      </w:r>
-      <w:proofErr w:type="spellStart"/>
-      <w:r>
-        <w:rPr>
-          <w:rFonts w:asciiTheme="majorHAnsi" w:hAnsiTheme="majorHAnsi"/>
-          <w:b/>
-          <w:bCs/>
-          <w:color w:val="BF4E14" w:themeColor="accent2" w:themeShade="BF"/>
-          <w:szCs w:val="22"/>
-          <w:lang w:eastAsia="pl-PL"/>
-        </w:rPr>
-        <w:t>LiczbWZestawie</w:t>
-      </w:r>
-      <w:proofErr w:type="spellEnd"/>
-      <w:r>
-        <w:rPr>
-          <w:rFonts w:asciiTheme="majorHAnsi" w:hAnsiTheme="majorHAnsi"/>
-          <w:b/>
-          <w:bCs/>
-          <w:color w:val="BF4E14" w:themeColor="accent2" w:themeShade="BF"/>
-          <w:szCs w:val="22"/>
-          <w:lang w:eastAsia="pl-PL"/>
-        </w:rPr>
-        <w:t>]</w:t>
-      </w:r>
-      <w:r>
-        <w:rPr>
-          <w:rFonts w:asciiTheme="majorHAnsi" w:hAnsiTheme="majorHAnsi"/>
-          <w:color w:val="BF4E14" w:themeColor="accent2" w:themeShade="BF"/>
-          <w:szCs w:val="22"/>
-          <w:lang w:eastAsia="pl-PL"/>
-        </w:rPr>
-        <w:t xml:space="preserve"> </w:t>
-      </w:r>
-      <w:r>
-        <w:rPr>
-          <w:rFonts w:asciiTheme="majorHAnsi" w:hAnsiTheme="majorHAnsi"/>
-          <w:color w:val="BF4E14" w:themeColor="accent2" w:themeShade="BF"/>
-          <w:szCs w:val="22"/>
-          <w:lang w:eastAsia="pl-PL"/>
-        </w:rPr>
-        <w:t xml:space="preserve"> </w:t>
-      </w:r>
-      <w:r>
-        <w:rPr>
-          <w:rFonts w:asciiTheme="majorHAnsi" w:hAnsiTheme="majorHAnsi"/>
-          <w:szCs w:val="22"/>
-          <w:lang w:eastAsia="pl-PL"/>
-        </w:rPr>
-        <w:t>-</w:t>
-      </w:r>
-      <w:proofErr w:type="gramEnd"/>
-      <w:r>
-        <w:rPr>
-          <w:rFonts w:asciiTheme="majorHAnsi" w:hAnsiTheme="majorHAnsi"/>
-          <w:szCs w:val="22"/>
-          <w:lang w:eastAsia="pl-PL"/>
-        </w:rPr>
-        <w:t xml:space="preserve"> t</w:t>
+        <w:t>- t</w:t>
       </w:r>
       <w:r>
         <w:rPr>
@@ -2918,7 +2791,6 @@
         <w:t xml:space="preserve"> </w:t>
       </w:r>
       <w:proofErr w:type="spellStart"/>
-      <w:proofErr w:type="gramStart"/>
       <w:r>
         <w:rPr>
           <w:rFonts w:asciiTheme="majorHAnsi" w:hAnsiTheme="majorHAnsi"/>
@@ -2940,19 +2812,7 @@
           <w:szCs w:val="22"/>
           <w:lang w:eastAsia="pl-PL"/>
         </w:rPr>
-        <w:t>(</w:t>
-      </w:r>
-      <w:proofErr w:type="gramEnd"/>
-      <w:r>
-        <w:rPr>
-          <w:rFonts w:asciiTheme="majorHAnsi" w:hAnsiTheme="majorHAnsi"/>
-          <w:b/>
-          <w:bCs/>
-          <w:color w:val="BF4E14" w:themeColor="accent2" w:themeShade="BF"/>
-          <w:szCs w:val="22"/>
-          <w:lang w:eastAsia="pl-PL"/>
-        </w:rPr>
-        <w:t>)</w:t>
+        <w:t>()</w:t>
       </w:r>
       <w:r>
         <w:rPr>
@@ -3135,7 +2995,6 @@
         </w:rPr>
       </w:pPr>
       <w:proofErr w:type="spellStart"/>
-      <w:proofErr w:type="gramStart"/>
       <w:r>
         <w:rPr>
           <w:rFonts w:asciiTheme="majorHAnsi" w:hAnsiTheme="majorHAnsi"/>
@@ -3148,7 +3007,6 @@
         <w:t>generator.Next</w:t>
       </w:r>
       <w:proofErr w:type="spellEnd"/>
-      <w:proofErr w:type="gramEnd"/>
       <w:r>
         <w:rPr>
           <w:rFonts w:asciiTheme="majorHAnsi" w:hAnsiTheme="majorHAnsi"/>
@@ -3274,7 +3132,6 @@
         </w:rPr>
       </w:pPr>
       <w:proofErr w:type="spellStart"/>
-      <w:proofErr w:type="gramStart"/>
       <w:r>
         <w:rPr>
           <w:rFonts w:asciiTheme="majorHAnsi" w:hAnsiTheme="majorHAnsi"/>
@@ -3287,7 +3144,6 @@
         <w:t>zestaw.Contains</w:t>
       </w:r>
       <w:proofErr w:type="spellEnd"/>
-      <w:proofErr w:type="gramEnd"/>
       <w:r>
         <w:rPr>
           <w:rFonts w:asciiTheme="majorHAnsi" w:hAnsiTheme="majorHAnsi"/>
@@ -3371,25 +3227,7 @@
           <w:szCs w:val="22"/>
           <w:lang w:eastAsia="pl-PL"/>
         </w:rPr>
-        <w:t xml:space="preserve">jeśli nie, liczba zostaje zapisana pod indeksem </w:t>
-      </w:r>
-      <w:proofErr w:type="gramStart"/>
-      <w:r>
-        <w:rPr>
-          <w:rFonts w:asciiTheme="majorHAnsi" w:hAnsiTheme="majorHAnsi"/>
-          <w:szCs w:val="22"/>
-          <w:lang w:eastAsia="pl-PL"/>
-        </w:rPr>
-        <w:t>i,</w:t>
-      </w:r>
-      <w:proofErr w:type="gramEnd"/>
-      <w:r>
-        <w:rPr>
-          <w:rFonts w:asciiTheme="majorHAnsi" w:hAnsiTheme="majorHAnsi"/>
-          <w:szCs w:val="22"/>
-          <w:lang w:eastAsia="pl-PL"/>
-        </w:rPr>
-        <w:t xml:space="preserve"> a następnie i++ przesuwa licznik.</w:t>
+        <w:t>jeśli nie, liczba zostaje zapisana pod indeksem i, a następnie i++ przesuwa licznik.</w:t>
       </w:r>
     </w:p>
     <w:p>
@@ -3466,7 +3304,6 @@
         <w:t xml:space="preserve">Funkcja </w:t>
       </w:r>
       <w:proofErr w:type="spellStart"/>
-      <w:proofErr w:type="gramStart"/>
       <w:r>
         <w:rPr>
           <w:rFonts w:asciiTheme="majorHAnsi" w:hAnsiTheme="majorHAnsi"/>
@@ -3484,17 +3321,7 @@
           <w:bCs/>
           <w:color w:val="BF4E14" w:themeColor="accent2" w:themeShade="BF"/>
         </w:rPr>
-        <w:t>(</w:t>
-      </w:r>
-      <w:proofErr w:type="gramEnd"/>
-      <w:r>
-        <w:rPr>
-          <w:rFonts w:asciiTheme="majorHAnsi" w:hAnsiTheme="majorHAnsi"/>
-          <w:b/>
-          <w:bCs/>
-          <w:color w:val="BF4E14" w:themeColor="accent2" w:themeShade="BF"/>
-        </w:rPr>
-        <w:t>)</w:t>
+        <w:t>()</w:t>
       </w:r>
       <w:r>
         <w:rPr>
@@ -3536,7 +3363,6 @@
         </w:rPr>
       </w:pPr>
       <w:proofErr w:type="spellStart"/>
-      <w:proofErr w:type="gramStart"/>
       <w:r>
         <w:rPr>
           <w:rFonts w:asciiTheme="majorHAnsi" w:hAnsiTheme="majorHAnsi"/>
@@ -3556,88 +3382,75 @@
           <w:color w:val="BF4E14" w:themeColor="accent2" w:themeShade="BF"/>
           <w:szCs w:val="22"/>
         </w:rPr>
+        <w:t xml:space="preserve">[] </w:t>
+      </w:r>
+      <w:proofErr w:type="spellStart"/>
+      <w:r>
+        <w:rPr>
+          <w:rFonts w:asciiTheme="majorHAnsi" w:hAnsiTheme="majorHAnsi"/>
+          <w:b/>
+          <w:bCs/>
+          <w:color w:val="BF4E14" w:themeColor="accent2" w:themeShade="BF"/>
+          <w:szCs w:val="22"/>
+        </w:rPr>
+        <w:t>wystapienia</w:t>
+      </w:r>
+      <w:proofErr w:type="spellEnd"/>
+      <w:r>
+        <w:rPr>
+          <w:rFonts w:asciiTheme="majorHAnsi" w:hAnsiTheme="majorHAnsi"/>
+          <w:b/>
+          <w:bCs/>
+          <w:color w:val="BF4E14" w:themeColor="accent2" w:themeShade="BF"/>
+          <w:szCs w:val="22"/>
+        </w:rPr>
+        <w:t xml:space="preserve"> = </w:t>
+      </w:r>
+      <w:proofErr w:type="spellStart"/>
+      <w:r>
+        <w:rPr>
+          <w:rFonts w:asciiTheme="majorHAnsi" w:hAnsiTheme="majorHAnsi"/>
+          <w:b/>
+          <w:bCs/>
+          <w:color w:val="BF4E14" w:themeColor="accent2" w:themeShade="BF"/>
+          <w:szCs w:val="22"/>
+        </w:rPr>
+        <w:t>new</w:t>
+      </w:r>
+      <w:proofErr w:type="spellEnd"/>
+      <w:r>
+        <w:rPr>
+          <w:rFonts w:asciiTheme="majorHAnsi" w:hAnsiTheme="majorHAnsi"/>
+          <w:b/>
+          <w:bCs/>
+          <w:color w:val="BF4E14" w:themeColor="accent2" w:themeShade="BF"/>
+          <w:szCs w:val="22"/>
+        </w:rPr>
+        <w:t xml:space="preserve"> </w:t>
+      </w:r>
+      <w:proofErr w:type="spellStart"/>
+      <w:r>
+        <w:rPr>
+          <w:rFonts w:asciiTheme="majorHAnsi" w:hAnsiTheme="majorHAnsi"/>
+          <w:b/>
+          <w:bCs/>
+          <w:color w:val="BF4E14" w:themeColor="accent2" w:themeShade="BF"/>
+          <w:szCs w:val="22"/>
+        </w:rPr>
+        <w:t>int</w:t>
+      </w:r>
+      <w:proofErr w:type="spellEnd"/>
+      <w:r>
+        <w:rPr>
+          <w:rFonts w:asciiTheme="majorHAnsi" w:hAnsiTheme="majorHAnsi"/>
+          <w:b/>
+          <w:bCs/>
+          <w:color w:val="BF4E14" w:themeColor="accent2" w:themeShade="BF"/>
+          <w:szCs w:val="22"/>
+        </w:rPr>
         <w:t>[</w:t>
       </w:r>
-      <w:proofErr w:type="gramEnd"/>
-      <w:r>
-        <w:rPr>
-          <w:rFonts w:asciiTheme="majorHAnsi" w:hAnsiTheme="majorHAnsi"/>
-          <w:b/>
-          <w:bCs/>
-          <w:color w:val="BF4E14" w:themeColor="accent2" w:themeShade="BF"/>
-          <w:szCs w:val="22"/>
-        </w:rPr>
-        <w:t xml:space="preserve">] </w:t>
-      </w:r>
       <w:proofErr w:type="spellStart"/>
-      <w:r>
-        <w:rPr>
-          <w:rFonts w:asciiTheme="majorHAnsi" w:hAnsiTheme="majorHAnsi"/>
-          <w:b/>
-          <w:bCs/>
-          <w:color w:val="BF4E14" w:themeColor="accent2" w:themeShade="BF"/>
-          <w:szCs w:val="22"/>
-        </w:rPr>
-        <w:t>wystapienia</w:t>
-      </w:r>
-      <w:proofErr w:type="spellEnd"/>
-      <w:r>
-        <w:rPr>
-          <w:rFonts w:asciiTheme="majorHAnsi" w:hAnsiTheme="majorHAnsi"/>
-          <w:b/>
-          <w:bCs/>
-          <w:color w:val="BF4E14" w:themeColor="accent2" w:themeShade="BF"/>
-          <w:szCs w:val="22"/>
-        </w:rPr>
-        <w:t xml:space="preserve"> = </w:t>
-      </w:r>
-      <w:proofErr w:type="spellStart"/>
-      <w:r>
-        <w:rPr>
-          <w:rFonts w:asciiTheme="majorHAnsi" w:hAnsiTheme="majorHAnsi"/>
-          <w:b/>
-          <w:bCs/>
-          <w:color w:val="BF4E14" w:themeColor="accent2" w:themeShade="BF"/>
-          <w:szCs w:val="22"/>
-        </w:rPr>
-        <w:t>new</w:t>
-      </w:r>
-      <w:proofErr w:type="spellEnd"/>
-      <w:r>
-        <w:rPr>
-          <w:rFonts w:asciiTheme="majorHAnsi" w:hAnsiTheme="majorHAnsi"/>
-          <w:b/>
-          <w:bCs/>
-          <w:color w:val="BF4E14" w:themeColor="accent2" w:themeShade="BF"/>
-          <w:szCs w:val="22"/>
-        </w:rPr>
-        <w:t xml:space="preserve"> </w:t>
-      </w:r>
-      <w:proofErr w:type="spellStart"/>
-      <w:proofErr w:type="gramStart"/>
-      <w:r>
-        <w:rPr>
-          <w:rFonts w:asciiTheme="majorHAnsi" w:hAnsiTheme="majorHAnsi"/>
-          <w:b/>
-          <w:bCs/>
-          <w:color w:val="BF4E14" w:themeColor="accent2" w:themeShade="BF"/>
-          <w:szCs w:val="22"/>
-        </w:rPr>
-        <w:t>int</w:t>
-      </w:r>
-      <w:proofErr w:type="spellEnd"/>
-      <w:r>
-        <w:rPr>
-          <w:rFonts w:asciiTheme="majorHAnsi" w:hAnsiTheme="majorHAnsi"/>
-          <w:b/>
-          <w:bCs/>
-          <w:color w:val="BF4E14" w:themeColor="accent2" w:themeShade="BF"/>
-          <w:szCs w:val="22"/>
-        </w:rPr>
-        <w:t>[</w:t>
-      </w:r>
-      <w:proofErr w:type="spellStart"/>
-      <w:proofErr w:type="gramEnd"/>
       <w:r>
         <w:rPr>
           <w:rFonts w:asciiTheme="majorHAnsi" w:hAnsiTheme="majorHAnsi"/>
@@ -3792,7 +3605,6 @@
         </w:rPr>
       </w:pPr>
       <w:proofErr w:type="spellStart"/>
-      <w:proofErr w:type="gramStart"/>
       <w:r>
         <w:rPr>
           <w:rFonts w:asciiTheme="majorHAnsi" w:hAnsiTheme="majorHAnsi"/>
@@ -3812,40 +3624,7 @@
           <w:color w:val="BF4E14" w:themeColor="accent2" w:themeShade="BF"/>
           <w:szCs w:val="22"/>
         </w:rPr>
-        <w:t>[losowania[i,</w:t>
-      </w:r>
-      <w:proofErr w:type="gramEnd"/>
-      <w:r>
-        <w:rPr>
-          <w:rFonts w:asciiTheme="majorHAnsi" w:hAnsiTheme="majorHAnsi"/>
-          <w:b/>
-          <w:bCs/>
-          <w:color w:val="BF4E14" w:themeColor="accent2" w:themeShade="BF"/>
-          <w:szCs w:val="22"/>
-        </w:rPr>
-        <w:t xml:space="preserve"> j] - </w:t>
-      </w:r>
-      <w:proofErr w:type="gramStart"/>
-      <w:r>
-        <w:rPr>
-          <w:rFonts w:asciiTheme="majorHAnsi" w:hAnsiTheme="majorHAnsi"/>
-          <w:b/>
-          <w:bCs/>
-          <w:color w:val="BF4E14" w:themeColor="accent2" w:themeShade="BF"/>
-          <w:szCs w:val="22"/>
-        </w:rPr>
-        <w:t>1]+</w:t>
-      </w:r>
-      <w:proofErr w:type="gramEnd"/>
-      <w:r>
-        <w:rPr>
-          <w:rFonts w:asciiTheme="majorHAnsi" w:hAnsiTheme="majorHAnsi"/>
-          <w:b/>
-          <w:bCs/>
-          <w:color w:val="BF4E14" w:themeColor="accent2" w:themeShade="BF"/>
-          <w:szCs w:val="22"/>
-        </w:rPr>
-        <w:t xml:space="preserve">+ </w:t>
+        <w:t xml:space="preserve">[losowania[i, j] - 1]++ </w:t>
       </w:r>
       <w:r>
         <w:rPr>
@@ -3904,29 +3683,7 @@
           <w:color w:val="BF4E14" w:themeColor="accent2" w:themeShade="BF"/>
           <w:szCs w:val="22"/>
         </w:rPr>
-        <w:t>(</w:t>
-      </w:r>
-      <w:proofErr w:type="gramStart"/>
-      <w:r>
-        <w:rPr>
-          <w:rFonts w:asciiTheme="majorHAnsi" w:hAnsiTheme="majorHAnsi"/>
-          <w:b/>
-          <w:bCs/>
-          <w:color w:val="BF4E14" w:themeColor="accent2" w:themeShade="BF"/>
-          <w:szCs w:val="22"/>
-        </w:rPr>
-        <w:t>losowania[i,</w:t>
-      </w:r>
-      <w:proofErr w:type="gramEnd"/>
-      <w:r>
-        <w:rPr>
-          <w:rFonts w:asciiTheme="majorHAnsi" w:hAnsiTheme="majorHAnsi"/>
-          <w:b/>
-          <w:bCs/>
-          <w:color w:val="BF4E14" w:themeColor="accent2" w:themeShade="BF"/>
-          <w:szCs w:val="22"/>
-        </w:rPr>
-        <w:t xml:space="preserve"> j] + " ")</w:t>
+        <w:t>(losowania[i, j] + " ")</w:t>
       </w:r>
       <w:r>
         <w:rPr>
@@ -4614,17 +4371,12 @@
               <w:t xml:space="preserve">Wywołuje </w:t>
             </w:r>
             <w:proofErr w:type="spellStart"/>
-            <w:proofErr w:type="gramStart"/>
             <w:r>
               <w:t>LosujZestaw</w:t>
             </w:r>
             <w:proofErr w:type="spellEnd"/>
             <w:r>
-              <w:t>(</w:t>
-            </w:r>
-            <w:proofErr w:type="gramEnd"/>
-            <w:r>
-              <w:t xml:space="preserve">) i sprawdza </w:t>
+              <w:t xml:space="preserve">() i sprawdza </w:t>
             </w:r>
             <w:proofErr w:type="spellStart"/>
             <w:r>
@@ -4635,12 +4387,10 @@
               <w:t xml:space="preserve">(6, </w:t>
             </w:r>
             <w:proofErr w:type="spellStart"/>
-            <w:proofErr w:type="gramStart"/>
             <w:r>
               <w:t>zestaw.Length</w:t>
             </w:r>
             <w:proofErr w:type="spellEnd"/>
-            <w:proofErr w:type="gramEnd"/>
             <w:r>
               <w:t>).</w:t>
             </w:r>
@@ -4730,17 +4480,12 @@
               <w:t xml:space="preserve">Losuje 1000 zestawów. </w:t>
             </w:r>
             <w:proofErr w:type="spellStart"/>
-            <w:proofErr w:type="gramStart"/>
             <w:r>
               <w:t>Distinct</w:t>
             </w:r>
             <w:proofErr w:type="spellEnd"/>
             <w:r>
-              <w:t>(</w:t>
-            </w:r>
-            <w:proofErr w:type="gramEnd"/>
-            <w:r>
-              <w:t>) usuwa powtórzenia, więc liczba elementów po jego zastosowaniu musi być równa długości zestawu.</w:t>
+              <w:t>() usuwa powtórzenia, więc liczba elementów po jego zastosowaniu musi być równa długości zestawu.</w:t>
             </w:r>
           </w:p>
         </w:tc>
@@ -4924,17 +4669,12 @@
               <w:t xml:space="preserve">Dane zawierają liczbę 50, spoza zakresu. Metoda próbuje zwiększyć </w:t>
             </w:r>
             <w:proofErr w:type="spellStart"/>
-            <w:proofErr w:type="gramStart"/>
             <w:r>
               <w:t>wystapienia</w:t>
             </w:r>
             <w:proofErr w:type="spellEnd"/>
             <w:r>
-              <w:t>[</w:t>
-            </w:r>
-            <w:proofErr w:type="gramEnd"/>
-            <w:r>
-              <w:t xml:space="preserve">49], ale tablica ma indeksy 0–48. </w:t>
+              <w:t xml:space="preserve">[49], ale tablica ma indeksy 0–48. </w:t>
             </w:r>
             <w:proofErr w:type="spellStart"/>
             <w:r>
@@ -5528,30 +5268,20 @@
               <w:t xml:space="preserve">Wywołuje </w:t>
             </w:r>
             <w:proofErr w:type="spellStart"/>
-            <w:proofErr w:type="gramStart"/>
             <w:r>
               <w:t>LosujZestaw</w:t>
             </w:r>
             <w:proofErr w:type="spellEnd"/>
             <w:r>
-              <w:t>(</w:t>
-            </w:r>
-            <w:proofErr w:type="gramEnd"/>
-            <w:r>
-              <w:t xml:space="preserve">) wielokrotnie, przekazuje uzyskane dane do </w:t>
+              <w:t xml:space="preserve">() wielokrotnie, przekazuje uzyskane dane do </w:t>
             </w:r>
             <w:proofErr w:type="spellStart"/>
-            <w:proofErr w:type="gramStart"/>
             <w:r>
               <w:t>WyswietlLosowania</w:t>
             </w:r>
             <w:proofErr w:type="spellEnd"/>
             <w:r>
-              <w:t>(</w:t>
-            </w:r>
-            <w:proofErr w:type="gramEnd"/>
-            <w:r>
-              <w:t xml:space="preserve">) i przechwytuje wyjście konsoli za pomocą </w:t>
+              <w:t xml:space="preserve">() i przechwytuje wyjście konsoli za pomocą </w:t>
             </w:r>
             <w:proofErr w:type="spellStart"/>
             <w:r>
@@ -5744,15 +5474,7 @@
               <w:cnfStyle w:val="000000100000" w:firstRow="0" w:lastRow="0" w:firstColumn="0" w:lastColumn="0" w:oddVBand="0" w:evenVBand="0" w:oddHBand="1" w:evenHBand="0" w:firstRowFirstColumn="0" w:firstRowLastColumn="0" w:lastRowFirstColumn="0" w:lastRowLastColumn="0"/>
             </w:pPr>
             <w:r>
-              <w:t xml:space="preserve">Generuje znaną liczbę zestawów (np. 5) i weryfikuje w wypisanym strumieniu </w:t>
-            </w:r>
-            <w:proofErr w:type="gramStart"/>
-            <w:r>
-              <w:t>wyjściowym,</w:t>
-            </w:r>
-            <w:proofErr w:type="gramEnd"/>
-            <w:r>
-              <w:t xml:space="preserve"> czy łączna suma wystąpień wszystkich liczb wynosi dokładnie </w:t>
+              <w:t xml:space="preserve">Generuje znaną liczbę zestawów (np. 5) i weryfikuje w wypisanym strumieniu wyjściowym, czy łączna suma wystąpień wszystkich liczb wynosi dokładnie </w:t>
             </w:r>
             <m:oMath>
               <m:r>
@@ -6079,6 +5801,124 @@
           </wp:inline>
         </w:drawing>
       </w:r>
+    </w:p>
+    <w:p>
+      <w:pPr>
+        <w:jc w:val="left"/>
+      </w:pPr>
+      <w:r>
+        <w:br w:type="page"/>
+      </w:r>
+    </w:p>
+    <w:p>
+      <w:pPr>
+        <w:pStyle w:val="Nagwek1"/>
+      </w:pPr>
+      <w:r>
+        <w:lastRenderedPageBreak/>
+        <w:t>Testy</w:t>
+      </w:r>
+      <w:r>
+        <w:t xml:space="preserve"> systemowe</w:t>
+      </w:r>
+    </w:p>
+    <w:p>
+      <w:pPr>
+        <w:ind w:firstLine="360"/>
+      </w:pPr>
+      <w:r>
+        <w:rPr>
+          <w:b/>
+          <w:bCs/>
+        </w:rPr>
+        <w:t>Czym są?</w:t>
+      </w:r>
+      <w:r>
+        <w:t xml:space="preserve"> – </w:t>
+      </w:r>
+      <w:r>
+        <w:t xml:space="preserve">  Testy systemowe (ang. </w:t>
+      </w:r>
+      <w:r>
+        <w:rPr>
+          <w:i/>
+          <w:iCs/>
+        </w:rPr>
+        <w:t xml:space="preserve">system </w:t>
+      </w:r>
+      <w:proofErr w:type="spellStart"/>
+      <w:r>
+        <w:rPr>
+          <w:i/>
+          <w:iCs/>
+        </w:rPr>
+        <w:t>tests</w:t>
+      </w:r>
+      <w:proofErr w:type="spellEnd"/>
+      <w:r>
+        <w:t>) sprawdzają cały, kompletnie zmontowany i zintegrowany produkt programistyczny jako jedną całość. Weryfikują, czy aplikacja spełnia wszystkie określone wymagania funkcjonalne i niefunkcjonalne (np. wydajność, bezpieczeństwo, użyteczność) w środowisku zbliżonym do produkcyjnego.</w:t>
+      </w:r>
+    </w:p>
+    <w:p>
+      <w:pPr>
+        <w:ind w:firstLine="360"/>
+      </w:pPr>
+      <w:r>
+        <w:rPr>
+          <w:b/>
+          <w:bCs/>
+        </w:rPr>
+        <w:t>Kiedy je wykonujemy?</w:t>
+      </w:r>
+      <w:r>
+        <w:t xml:space="preserve"> – Wykonujemy je na późniejszym etapie tworzenia oprogramowania – po zakończeniu integracji wszystkich modułów, a przed przekazaniem aplikacji użytkownikom końcowym lub klientowi. Zwykle odpowiada za nie dedykowany zespół testerów (QA).</w:t>
+      </w:r>
+    </w:p>
+    <w:p>
+      <w:pPr>
+        <w:pStyle w:val="Nagwek1"/>
+        <w:numPr>
+          <w:ilvl w:val="1"/>
+          <w:numId w:val="27"/>
+        </w:numPr>
+      </w:pPr>
+      <w:r>
+        <w:t>Implementacja programu</w:t>
+      </w:r>
+    </w:p>
+    <w:p>
+      <w:pPr>
+        <w:ind w:firstLine="360"/>
+      </w:pPr>
+      <w:r>
+        <w:t>Podobnie jak poprzednio t</w:t>
+      </w:r>
+      <w:r>
+        <w:t xml:space="preserve">en rozdział będzie się opierać na programie opisanym w </w:t>
+      </w:r>
+      <w:r>
+        <w:t xml:space="preserve">pierwszym </w:t>
+      </w:r>
+      <w:r>
+        <w:t>punkcie. Szczegóły jego implementacji znajdują się w rozdziale 1.1. dokumentacji.</w:t>
+      </w:r>
+    </w:p>
+    <w:p>
+      <w:pPr>
+        <w:pStyle w:val="Nagwek1"/>
+        <w:numPr>
+          <w:ilvl w:val="1"/>
+          <w:numId w:val="27"/>
+        </w:numPr>
+      </w:pPr>
+      <w:r>
+        <w:t>Implementacja testów</w:t>
+      </w:r>
+    </w:p>
+    <w:p>
+      <w:pPr>
+        <w:jc w:val="center"/>
+      </w:pPr>
     </w:p>
     <w:sectPr>
       <w:footerReference w:type="default" r:id="rId17"/>
@@ -9204,6 +9044,36 @@
   </w:num>
   <w:num w:numId="28" w16cid:durableId="1210415893">
     <w:abstractNumId w:val="15"/>
+  </w:num>
+  <w:num w:numId="29" w16cid:durableId="118650564">
+    <w:abstractNumId w:val="14"/>
+    <w:lvlOverride w:ilvl="0">
+      <w:startOverride w:val="1"/>
+    </w:lvlOverride>
+    <w:lvlOverride w:ilvl="1">
+      <w:startOverride w:val="1"/>
+    </w:lvlOverride>
+    <w:lvlOverride w:ilvl="2">
+      <w:startOverride w:val="1"/>
+    </w:lvlOverride>
+    <w:lvlOverride w:ilvl="3">
+      <w:startOverride w:val="1"/>
+    </w:lvlOverride>
+    <w:lvlOverride w:ilvl="4">
+      <w:startOverride w:val="1"/>
+    </w:lvlOverride>
+    <w:lvlOverride w:ilvl="5">
+      <w:startOverride w:val="1"/>
+    </w:lvlOverride>
+    <w:lvlOverride w:ilvl="6">
+      <w:startOverride w:val="1"/>
+    </w:lvlOverride>
+    <w:lvlOverride w:ilvl="7">
+      <w:startOverride w:val="1"/>
+    </w:lvlOverride>
+    <w:lvlOverride w:ilvl="8">
+      <w:startOverride w:val="1"/>
+    </w:lvlOverride>
   </w:num>
 </w:numbering>
 </file>
@@ -9822,7 +9692,6 @@
   <w:style w:type="character" w:default="1" w:styleId="Domylnaczcionkaakapitu">
     <w:name w:val="Default Paragraph Font"/>
     <w:uiPriority w:val="1"/>
-    <w:semiHidden/>
     <w:unhideWhenUsed/>
   </w:style>
   <w:style w:type="table" w:default="1" w:styleId="Standardowy">

--- a/Testowanie aplikacji - Marcin_Migacz_5P2.docx
+++ b/Testowanie aplikacji - Marcin_Migacz_5P2.docx
@@ -283,8 +283,20 @@
           <w:sz w:val="28"/>
           <w:szCs w:val="28"/>
         </w:rPr>
-        <w:t>NOWY SĄCZ 2026r.</w:t>
-      </w:r>
+        <w:t xml:space="preserve">NOWY SĄCZ </w:t>
+      </w:r>
+      <w:proofErr w:type="gramStart"/>
+      <w:r>
+        <w:rPr>
+          <w:rFonts w:asciiTheme="majorHAnsi" w:hAnsiTheme="majorHAnsi"/>
+          <w:b/>
+          <w:bCs/>
+          <w:sz w:val="28"/>
+          <w:szCs w:val="28"/>
+        </w:rPr>
+        <w:t>2026r.</w:t>
+      </w:r>
+      <w:proofErr w:type="gramEnd"/>
     </w:p>
     <w:p>
       <w:pPr>
@@ -1284,7 +1296,23 @@
         <w:ind w:firstLine="360"/>
       </w:pPr>
       <w:r>
-        <w:t>Testowanie oprogramowania to proces sprawdzania, czy program działa zgodnie z wymaganiami, oraz wykrywania w nim błędów przed przekazaniem go użytkownikom. Błąd (defekt) to wada w kodzie, która może doprowadzić do awarii, czyli widocznego niepoprawnego działania systemu. Celem testowania jest nie tylko znajdowanie usterek, ale też ograniczanie ryzyka jego wdrożenia. Ze względu na poziom wyróżnia się testy jednostkowe, integracyjne, systemowe i akceptacyjne, które sprawdzają kolejno pojedyncze elementy, ich współpracę, cały system oraz zgodność z oczekiwaniami klienta. Ze względu na cel dzielimy je na funkcjonalne (co system robi) i niefunkcjonalne (jak działa: wydajność, bezpieczeństwo, użyteczność), a osobną grupę stanowią testy regresyjne, które po zmianach w kodzie sprawdzają, czy nie zepsuto istniejących funkcji. Wyróżnia się też podejścia czarnej skrzynki (bez znajomości kodu), białej skrzynki (z analizą wnętrza programu) i szarej skrzynki (mieszane). Pierwsza zasada testowania mówi, że testy ujawniają obecność błędów, ale nie dowodzą ich braku. Druga głosi, że testowanie wyczerpujące jest niemożliwe, więc wysiłek kieruje się na obszary o największym ryzyku. Trzecia zasada to wczesne testowanie, bo błąd znaleziony na etapie projektu kosztuje znacznie mniej niż ten znaleziony po wdrożeniu. Kolejne zasady mówią, że defekty grupują się w niewielu modułach, a wielokrotne uruchamianie tych samych testów przestaje wykrywać nowe błędy. Ostatnie zasady to zależność testów od kontekstu oraz złudzenie braku błędów: program bez usterek nadal nie jest wartościowy, jeśli nie spełnia potrzeb użytkownika. Proces testowy zaczyna się od planowania i nadzoru, czyli określenia zakresu, zasobów i kryteriów zakończenia. Następnie następuje analiza i projektowanie testów, w których powstają przypadki testowe z danymi wejściowymi i oczekiwanymi wynikami. Potem testy są implementowane i wykonywane, a wyniki rzeczywiste porównuje się z oczekiwanymi, po czym raportuje się znalezione błędy, wykonuje retesty po poprawkach i zamyka proces podsumowaniem.</w:t>
+        <w:t xml:space="preserve">Testowanie oprogramowania to proces </w:t>
+      </w:r>
+      <w:proofErr w:type="gramStart"/>
+      <w:r>
+        <w:t>sprawdzania,</w:t>
+      </w:r>
+      <w:proofErr w:type="gramEnd"/>
+      <w:r>
+        <w:t xml:space="preserve"> czy program działa zgodnie z </w:t>
+      </w:r>
+      <w:proofErr w:type="gramStart"/>
+      <w:r>
+        <w:t>wymaganiami,</w:t>
+      </w:r>
+      <w:proofErr w:type="gramEnd"/>
+      <w:r>
+        <w:t xml:space="preserve"> oraz wykrywania w nim błędów przed przekazaniem go użytkownikom. Błąd (defekt) to wada w kodzie, która może doprowadzić do awarii, czyli widocznego niepoprawnego działania systemu. Celem testowania jest nie tylko znajdowanie usterek, ale też ograniczanie ryzyka jego wdrożenia. Ze względu na poziom wyróżnia się testy jednostkowe, integracyjne, systemowe i akceptacyjne, które sprawdzają kolejno pojedyncze elementy, ich współpracę, cały system oraz zgodność z oczekiwaniami klienta. Ze względu na cel dzielimy je na funkcjonalne (co system robi) i niefunkcjonalne (jak działa: wydajność, bezpieczeństwo, użyteczność), a osobną grupę stanowią testy regresyjne, które po zmianach w kodzie sprawdzają, czy nie zepsuto istniejących funkcji. Wyróżnia się też podejścia czarnej skrzynki (bez znajomości kodu), białej skrzynki (z analizą wnętrza programu) i szarej skrzynki (mieszane). Pierwsza zasada testowania mówi, że testy ujawniają obecność błędów, ale nie dowodzą ich braku. Druga głosi, że testowanie wyczerpujące jest niemożliwe, więc wysiłek kieruje się na obszary o największym ryzyku. Trzecia zasada to wczesne testowanie, bo błąd znaleziony na etapie projektu kosztuje znacznie mniej niż ten znaleziony po wdrożeniu. Kolejne zasady mówią, że defekty grupują się w niewielu modułach, a wielokrotne uruchamianie tych samych testów przestaje wykrywać nowe błędy. Ostatnie zasady to zależność testów od kontekstu oraz złudzenie braku błędów: program bez usterek nadal nie jest wartościowy, jeśli nie spełnia potrzeb użytkownika. Proces testowy zaczyna się od planowania i nadzoru, czyli określenia zakresu, zasobów i kryteriów zakończenia. Następnie następuje analiza i projektowanie testów, w których powstają przypadki testowe z danymi wejściowymi i oczekiwanymi wynikami. Potem testy są implementowane i wykonywane, a wyniki rzeczywiste porównuje się z oczekiwanymi, po czym raportuje się znalezione błędy, wykonuje retesty po poprawkach i zamyka proces podsumowaniem.</w:t>
       </w:r>
     </w:p>
     <w:p>
@@ -2000,6 +2028,7 @@
         </w:rPr>
       </w:pPr>
       <w:proofErr w:type="spellStart"/>
+      <w:proofErr w:type="gramStart"/>
       <w:r>
         <w:rPr>
           <w:rFonts w:asciiTheme="majorHAnsi" w:hAnsiTheme="majorHAnsi"/>
@@ -2011,6 +2040,7 @@
         <w:t>int.TryParse</w:t>
       </w:r>
       <w:proofErr w:type="spellEnd"/>
+      <w:proofErr w:type="gramEnd"/>
       <w:r>
         <w:rPr>
           <w:rFonts w:asciiTheme="majorHAnsi" w:hAnsiTheme="majorHAnsi"/>
@@ -2066,6 +2096,7 @@
         <w:t xml:space="preserve"> </w:t>
       </w:r>
       <w:proofErr w:type="spellStart"/>
+      <w:proofErr w:type="gramStart"/>
       <w:r>
         <w:rPr>
           <w:rFonts w:asciiTheme="majorHAnsi" w:hAnsiTheme="majorHAnsi"/>
@@ -2100,7 +2131,15 @@
           <w:rFonts w:asciiTheme="majorHAnsi" w:hAnsiTheme="majorHAnsi"/>
           <w:szCs w:val="22"/>
         </w:rPr>
-        <w:t xml:space="preserve"> - wczytuje tekst z klawiatury i próbuje zamienić go na liczbę całkowitą. Jeśli się uda, zwraca </w:t>
+        <w:t xml:space="preserve"> -</w:t>
+      </w:r>
+      <w:proofErr w:type="gramEnd"/>
+      <w:r>
+        <w:rPr>
+          <w:rFonts w:asciiTheme="majorHAnsi" w:hAnsiTheme="majorHAnsi"/>
+          <w:szCs w:val="22"/>
+        </w:rPr>
+        <w:t xml:space="preserve"> wczytuje tekst z klawiatury i próbuje zamienić go na liczbę całkowitą. Jeśli się uda, zwraca </w:t>
       </w:r>
       <w:proofErr w:type="spellStart"/>
       <w:r>
@@ -2221,6 +2260,7 @@
         <w:t xml:space="preserve"> </w:t>
       </w:r>
       <w:proofErr w:type="spellStart"/>
+      <w:proofErr w:type="gramStart"/>
       <w:r>
         <w:rPr>
           <w:rFonts w:asciiTheme="majorHAnsi" w:hAnsiTheme="majorHAnsi"/>
@@ -2243,6 +2283,7 @@
         <w:t>[</w:t>
       </w:r>
       <w:proofErr w:type="spellStart"/>
+      <w:proofErr w:type="gramEnd"/>
       <w:r>
         <w:rPr>
           <w:rFonts w:asciiTheme="majorHAnsi" w:hAnsiTheme="majorHAnsi"/>
@@ -2319,9 +2360,26 @@
           <w:rFonts w:asciiTheme="majorHAnsi" w:hAnsiTheme="majorHAnsi"/>
           <w:szCs w:val="22"/>
         </w:rPr>
-        <w:t xml:space="preserve">Pętla zewnętrzna for (i...) wykonuje się raz dla każdego zestawu. W każdym obiegu wywołuje </w:t>
+        <w:t>Pętla zewnętrzna for (</w:t>
+      </w:r>
+      <w:proofErr w:type="gramStart"/>
+      <w:r>
+        <w:rPr>
+          <w:rFonts w:asciiTheme="majorHAnsi" w:hAnsiTheme="majorHAnsi"/>
+          <w:szCs w:val="22"/>
+        </w:rPr>
+        <w:t>i...</w:t>
+      </w:r>
+      <w:proofErr w:type="gramEnd"/>
+      <w:r>
+        <w:rPr>
+          <w:rFonts w:asciiTheme="majorHAnsi" w:hAnsiTheme="majorHAnsi"/>
+          <w:szCs w:val="22"/>
+        </w:rPr>
+        <w:t xml:space="preserve">) wykonuje się raz dla każdego zestawu. W każdym obiegu wywołuje </w:t>
       </w:r>
       <w:proofErr w:type="spellStart"/>
+      <w:proofErr w:type="gramStart"/>
       <w:r>
         <w:rPr>
           <w:rFonts w:asciiTheme="majorHAnsi" w:hAnsiTheme="majorHAnsi"/>
@@ -2335,7 +2393,15 @@
           <w:rFonts w:asciiTheme="majorHAnsi" w:hAnsiTheme="majorHAnsi"/>
           <w:szCs w:val="22"/>
         </w:rPr>
-        <w:t>(), która zwraca 6-elementową tablicę.</w:t>
+        <w:t>(</w:t>
+      </w:r>
+      <w:proofErr w:type="gramEnd"/>
+      <w:r>
+        <w:rPr>
+          <w:rFonts w:asciiTheme="majorHAnsi" w:hAnsiTheme="majorHAnsi"/>
+          <w:szCs w:val="22"/>
+        </w:rPr>
+        <w:t>), która zwraca 6-elementową tablicę.</w:t>
       </w:r>
     </w:p>
     <w:p>
@@ -2355,7 +2421,23 @@
           <w:rFonts w:asciiTheme="majorHAnsi" w:hAnsiTheme="majorHAnsi"/>
           <w:szCs w:val="22"/>
         </w:rPr>
-        <w:t>Pętla wewnętrzna for (j...) przepisuje 6 wylosowanych liczb do wiersza i tablicy losowania.</w:t>
+        <w:t>Pętla wewnętrzna for (</w:t>
+      </w:r>
+      <w:proofErr w:type="gramStart"/>
+      <w:r>
+        <w:rPr>
+          <w:rFonts w:asciiTheme="majorHAnsi" w:hAnsiTheme="majorHAnsi"/>
+          <w:szCs w:val="22"/>
+        </w:rPr>
+        <w:t>j...</w:t>
+      </w:r>
+      <w:proofErr w:type="gramEnd"/>
+      <w:r>
+        <w:rPr>
+          <w:rFonts w:asciiTheme="majorHAnsi" w:hAnsiTheme="majorHAnsi"/>
+          <w:szCs w:val="22"/>
+        </w:rPr>
+        <w:t>) przepisuje 6 wylosowanych liczb do wiersza i tablicy losowania.</w:t>
       </w:r>
     </w:p>
     <w:p>
@@ -2371,6 +2453,7 @@
         </w:rPr>
       </w:pPr>
       <w:proofErr w:type="spellStart"/>
+      <w:proofErr w:type="gramStart"/>
       <w:r>
         <w:rPr>
           <w:rFonts w:asciiTheme="majorHAnsi" w:hAnsiTheme="majorHAnsi"/>
@@ -2393,6 +2476,7 @@
         <w:t>(</w:t>
       </w:r>
       <w:proofErr w:type="spellStart"/>
+      <w:proofErr w:type="gramEnd"/>
       <w:r>
         <w:rPr>
           <w:rFonts w:asciiTheme="majorHAnsi" w:hAnsiTheme="majorHAnsi"/>
@@ -2529,6 +2613,7 @@
         <w:t xml:space="preserve">Funkcja </w:t>
       </w:r>
       <w:proofErr w:type="spellStart"/>
+      <w:proofErr w:type="gramStart"/>
       <w:r>
         <w:rPr>
           <w:rFonts w:asciiTheme="majorHAnsi" w:hAnsiTheme="majorHAnsi"/>
@@ -2546,13 +2631,23 @@
           <w:bCs/>
           <w:color w:val="BF4E14" w:themeColor="accent2" w:themeShade="BF"/>
         </w:rPr>
-        <w:t>()</w:t>
-      </w:r>
-      <w:r>
-        <w:rPr>
-          <w:rFonts w:asciiTheme="majorHAnsi" w:hAnsiTheme="majorHAnsi"/>
+        <w:t>(</w:t>
+      </w:r>
+      <w:proofErr w:type="gramEnd"/>
+      <w:r>
+        <w:rPr>
+          <w:rFonts w:asciiTheme="majorHAnsi" w:hAnsiTheme="majorHAnsi"/>
+          <w:b/>
+          <w:bCs/>
           <w:color w:val="BF4E14" w:themeColor="accent2" w:themeShade="BF"/>
         </w:rPr>
+        <w:t>)</w:t>
+      </w:r>
+      <w:r>
+        <w:rPr>
+          <w:rFonts w:asciiTheme="majorHAnsi" w:hAnsiTheme="majorHAnsi"/>
+          <w:color w:val="BF4E14" w:themeColor="accent2" w:themeShade="BF"/>
+        </w:rPr>
         <w:t xml:space="preserve"> </w:t>
       </w:r>
       <w:r>
@@ -2569,6 +2664,7 @@
         <w:t xml:space="preserve">losuje jeden zestaw 6 różnych liczb z przedziału 1–49. Nie przyjmuje argumentów i zwraca tablicę </w:t>
       </w:r>
       <w:proofErr w:type="spellStart"/>
+      <w:proofErr w:type="gramStart"/>
       <w:r>
         <w:rPr>
           <w:rFonts w:asciiTheme="majorHAnsi" w:hAnsiTheme="majorHAnsi"/>
@@ -2582,7 +2678,15 @@
           <w:rFonts w:asciiTheme="majorHAnsi" w:hAnsiTheme="majorHAnsi"/>
           <w:lang w:eastAsia="pl-PL"/>
         </w:rPr>
-        <w:t>[] z wylosowanymi liczbami.</w:t>
+        <w:t>[</w:t>
+      </w:r>
+      <w:proofErr w:type="gramEnd"/>
+      <w:r>
+        <w:rPr>
+          <w:rFonts w:asciiTheme="majorHAnsi" w:hAnsiTheme="majorHAnsi"/>
+          <w:lang w:eastAsia="pl-PL"/>
+        </w:rPr>
+        <w:t>] z wylosowanymi liczbami.</w:t>
       </w:r>
     </w:p>
     <w:p>
@@ -2599,6 +2703,7 @@
         </w:rPr>
       </w:pPr>
       <w:proofErr w:type="spellStart"/>
+      <w:proofErr w:type="gramStart"/>
       <w:r>
         <w:rPr>
           <w:rFonts w:asciiTheme="majorHAnsi" w:hAnsiTheme="majorHAnsi"/>
@@ -2620,7 +2725,19 @@
           <w:szCs w:val="22"/>
           <w:lang w:eastAsia="pl-PL"/>
         </w:rPr>
-        <w:t xml:space="preserve">[] zestaw = </w:t>
+        <w:t>[</w:t>
+      </w:r>
+      <w:proofErr w:type="gramEnd"/>
+      <w:r>
+        <w:rPr>
+          <w:rFonts w:asciiTheme="majorHAnsi" w:hAnsiTheme="majorHAnsi"/>
+          <w:b/>
+          <w:bCs/>
+          <w:color w:val="BF4E14" w:themeColor="accent2" w:themeShade="BF"/>
+          <w:szCs w:val="22"/>
+          <w:lang w:eastAsia="pl-PL"/>
+        </w:rPr>
+        <w:t xml:space="preserve">] zestaw = </w:t>
       </w:r>
       <w:proofErr w:type="spellStart"/>
       <w:r>
@@ -2647,6 +2764,7 @@
         <w:t xml:space="preserve"> </w:t>
       </w:r>
       <w:proofErr w:type="spellStart"/>
+      <w:proofErr w:type="gramStart"/>
       <w:r>
         <w:rPr>
           <w:rFonts w:asciiTheme="majorHAnsi" w:hAnsiTheme="majorHAnsi"/>
@@ -2718,7 +2836,16 @@
           <w:szCs w:val="22"/>
           <w:lang w:eastAsia="pl-PL"/>
         </w:rPr>
-        <w:t>- t</w:t>
+        <w:t>-</w:t>
+      </w:r>
+      <w:proofErr w:type="gramEnd"/>
+      <w:r>
+        <w:rPr>
+          <w:rFonts w:asciiTheme="majorHAnsi" w:hAnsiTheme="majorHAnsi"/>
+          <w:szCs w:val="22"/>
+          <w:lang w:eastAsia="pl-PL"/>
+        </w:rPr>
+        <w:t xml:space="preserve"> t</w:t>
       </w:r>
       <w:r>
         <w:rPr>
@@ -2791,6 +2918,7 @@
         <w:t xml:space="preserve"> </w:t>
       </w:r>
       <w:proofErr w:type="spellStart"/>
+      <w:proofErr w:type="gramStart"/>
       <w:r>
         <w:rPr>
           <w:rFonts w:asciiTheme="majorHAnsi" w:hAnsiTheme="majorHAnsi"/>
@@ -2812,7 +2940,19 @@
           <w:szCs w:val="22"/>
           <w:lang w:eastAsia="pl-PL"/>
         </w:rPr>
-        <w:t>()</w:t>
+        <w:t>(</w:t>
+      </w:r>
+      <w:proofErr w:type="gramEnd"/>
+      <w:r>
+        <w:rPr>
+          <w:rFonts w:asciiTheme="majorHAnsi" w:hAnsiTheme="majorHAnsi"/>
+          <w:b/>
+          <w:bCs/>
+          <w:color w:val="BF4E14" w:themeColor="accent2" w:themeShade="BF"/>
+          <w:szCs w:val="22"/>
+          <w:lang w:eastAsia="pl-PL"/>
+        </w:rPr>
+        <w:t>)</w:t>
       </w:r>
       <w:r>
         <w:rPr>
@@ -2995,6 +3135,7 @@
         </w:rPr>
       </w:pPr>
       <w:proofErr w:type="spellStart"/>
+      <w:proofErr w:type="gramStart"/>
       <w:r>
         <w:rPr>
           <w:rFonts w:asciiTheme="majorHAnsi" w:hAnsiTheme="majorHAnsi"/>
@@ -3007,6 +3148,7 @@
         <w:t>generator.Next</w:t>
       </w:r>
       <w:proofErr w:type="spellEnd"/>
+      <w:proofErr w:type="gramEnd"/>
       <w:r>
         <w:rPr>
           <w:rFonts w:asciiTheme="majorHAnsi" w:hAnsiTheme="majorHAnsi"/>
@@ -3132,6 +3274,7 @@
         </w:rPr>
       </w:pPr>
       <w:proofErr w:type="spellStart"/>
+      <w:proofErr w:type="gramStart"/>
       <w:r>
         <w:rPr>
           <w:rFonts w:asciiTheme="majorHAnsi" w:hAnsiTheme="majorHAnsi"/>
@@ -3144,6 +3287,7 @@
         <w:t>zestaw.Contains</w:t>
       </w:r>
       <w:proofErr w:type="spellEnd"/>
+      <w:proofErr w:type="gramEnd"/>
       <w:r>
         <w:rPr>
           <w:rFonts w:asciiTheme="majorHAnsi" w:hAnsiTheme="majorHAnsi"/>
@@ -3227,7 +3371,25 @@
           <w:szCs w:val="22"/>
           <w:lang w:eastAsia="pl-PL"/>
         </w:rPr>
-        <w:t>jeśli nie, liczba zostaje zapisana pod indeksem i, a następnie i++ przesuwa licznik.</w:t>
+        <w:t xml:space="preserve">jeśli nie, liczba zostaje zapisana pod indeksem </w:t>
+      </w:r>
+      <w:proofErr w:type="gramStart"/>
+      <w:r>
+        <w:rPr>
+          <w:rFonts w:asciiTheme="majorHAnsi" w:hAnsiTheme="majorHAnsi"/>
+          <w:szCs w:val="22"/>
+          <w:lang w:eastAsia="pl-PL"/>
+        </w:rPr>
+        <w:t>i,</w:t>
+      </w:r>
+      <w:proofErr w:type="gramEnd"/>
+      <w:r>
+        <w:rPr>
+          <w:rFonts w:asciiTheme="majorHAnsi" w:hAnsiTheme="majorHAnsi"/>
+          <w:szCs w:val="22"/>
+          <w:lang w:eastAsia="pl-PL"/>
+        </w:rPr>
+        <w:t xml:space="preserve"> a następnie i++ przesuwa licznik.</w:t>
       </w:r>
     </w:p>
     <w:p>
@@ -3304,6 +3466,7 @@
         <w:t xml:space="preserve">Funkcja </w:t>
       </w:r>
       <w:proofErr w:type="spellStart"/>
+      <w:proofErr w:type="gramStart"/>
       <w:r>
         <w:rPr>
           <w:rFonts w:asciiTheme="majorHAnsi" w:hAnsiTheme="majorHAnsi"/>
@@ -3321,7 +3484,17 @@
           <w:bCs/>
           <w:color w:val="BF4E14" w:themeColor="accent2" w:themeShade="BF"/>
         </w:rPr>
-        <w:t>()</w:t>
+        <w:t>(</w:t>
+      </w:r>
+      <w:proofErr w:type="gramEnd"/>
+      <w:r>
+        <w:rPr>
+          <w:rFonts w:asciiTheme="majorHAnsi" w:hAnsiTheme="majorHAnsi"/>
+          <w:b/>
+          <w:bCs/>
+          <w:color w:val="BF4E14" w:themeColor="accent2" w:themeShade="BF"/>
+        </w:rPr>
+        <w:t>)</w:t>
       </w:r>
       <w:r>
         <w:rPr>
@@ -3363,6 +3536,7 @@
         </w:rPr>
       </w:pPr>
       <w:proofErr w:type="spellStart"/>
+      <w:proofErr w:type="gramStart"/>
       <w:r>
         <w:rPr>
           <w:rFonts w:asciiTheme="majorHAnsi" w:hAnsiTheme="majorHAnsi"/>
@@ -3382,7 +3556,18 @@
           <w:color w:val="BF4E14" w:themeColor="accent2" w:themeShade="BF"/>
           <w:szCs w:val="22"/>
         </w:rPr>
-        <w:t xml:space="preserve">[] </w:t>
+        <w:t>[</w:t>
+      </w:r>
+      <w:proofErr w:type="gramEnd"/>
+      <w:r>
+        <w:rPr>
+          <w:rFonts w:asciiTheme="majorHAnsi" w:hAnsiTheme="majorHAnsi"/>
+          <w:b/>
+          <w:bCs/>
+          <w:color w:val="BF4E14" w:themeColor="accent2" w:themeShade="BF"/>
+          <w:szCs w:val="22"/>
+        </w:rPr>
+        <w:t xml:space="preserve">] </w:t>
       </w:r>
       <w:proofErr w:type="spellStart"/>
       <w:r>
@@ -3429,6 +3614,7 @@
         <w:t xml:space="preserve"> </w:t>
       </w:r>
       <w:proofErr w:type="spellStart"/>
+      <w:proofErr w:type="gramStart"/>
       <w:r>
         <w:rPr>
           <w:rFonts w:asciiTheme="majorHAnsi" w:hAnsiTheme="majorHAnsi"/>
@@ -3451,6 +3637,7 @@
         <w:t>[</w:t>
       </w:r>
       <w:proofErr w:type="spellStart"/>
+      <w:proofErr w:type="gramEnd"/>
       <w:r>
         <w:rPr>
           <w:rFonts w:asciiTheme="majorHAnsi" w:hAnsiTheme="majorHAnsi"/>
@@ -3605,6 +3792,7 @@
         </w:rPr>
       </w:pPr>
       <w:proofErr w:type="spellStart"/>
+      <w:proofErr w:type="gramStart"/>
       <w:r>
         <w:rPr>
           <w:rFonts w:asciiTheme="majorHAnsi" w:hAnsiTheme="majorHAnsi"/>
@@ -3624,7 +3812,40 @@
           <w:color w:val="BF4E14" w:themeColor="accent2" w:themeShade="BF"/>
           <w:szCs w:val="22"/>
         </w:rPr>
-        <w:t xml:space="preserve">[losowania[i, j] - 1]++ </w:t>
+        <w:t>[losowania[i,</w:t>
+      </w:r>
+      <w:proofErr w:type="gramEnd"/>
+      <w:r>
+        <w:rPr>
+          <w:rFonts w:asciiTheme="majorHAnsi" w:hAnsiTheme="majorHAnsi"/>
+          <w:b/>
+          <w:bCs/>
+          <w:color w:val="BF4E14" w:themeColor="accent2" w:themeShade="BF"/>
+          <w:szCs w:val="22"/>
+        </w:rPr>
+        <w:t xml:space="preserve"> j] - </w:t>
+      </w:r>
+      <w:proofErr w:type="gramStart"/>
+      <w:r>
+        <w:rPr>
+          <w:rFonts w:asciiTheme="majorHAnsi" w:hAnsiTheme="majorHAnsi"/>
+          <w:b/>
+          <w:bCs/>
+          <w:color w:val="BF4E14" w:themeColor="accent2" w:themeShade="BF"/>
+          <w:szCs w:val="22"/>
+        </w:rPr>
+        <w:t>1]+</w:t>
+      </w:r>
+      <w:proofErr w:type="gramEnd"/>
+      <w:r>
+        <w:rPr>
+          <w:rFonts w:asciiTheme="majorHAnsi" w:hAnsiTheme="majorHAnsi"/>
+          <w:b/>
+          <w:bCs/>
+          <w:color w:val="BF4E14" w:themeColor="accent2" w:themeShade="BF"/>
+          <w:szCs w:val="22"/>
+        </w:rPr>
+        <w:t xml:space="preserve">+ </w:t>
       </w:r>
       <w:r>
         <w:rPr>
@@ -3683,7 +3904,29 @@
           <w:color w:val="BF4E14" w:themeColor="accent2" w:themeShade="BF"/>
           <w:szCs w:val="22"/>
         </w:rPr>
-        <w:t>(losowania[i, j] + " ")</w:t>
+        <w:t>(</w:t>
+      </w:r>
+      <w:proofErr w:type="gramStart"/>
+      <w:r>
+        <w:rPr>
+          <w:rFonts w:asciiTheme="majorHAnsi" w:hAnsiTheme="majorHAnsi"/>
+          <w:b/>
+          <w:bCs/>
+          <w:color w:val="BF4E14" w:themeColor="accent2" w:themeShade="BF"/>
+          <w:szCs w:val="22"/>
+        </w:rPr>
+        <w:t>losowania[i,</w:t>
+      </w:r>
+      <w:proofErr w:type="gramEnd"/>
+      <w:r>
+        <w:rPr>
+          <w:rFonts w:asciiTheme="majorHAnsi" w:hAnsiTheme="majorHAnsi"/>
+          <w:b/>
+          <w:bCs/>
+          <w:color w:val="BF4E14" w:themeColor="accent2" w:themeShade="BF"/>
+          <w:szCs w:val="22"/>
+        </w:rPr>
+        <w:t xml:space="preserve"> j] + " ")</w:t>
       </w:r>
       <w:r>
         <w:rPr>
@@ -4371,12 +4614,17 @@
               <w:t xml:space="preserve">Wywołuje </w:t>
             </w:r>
             <w:proofErr w:type="spellStart"/>
+            <w:proofErr w:type="gramStart"/>
             <w:r>
               <w:t>LosujZestaw</w:t>
             </w:r>
             <w:proofErr w:type="spellEnd"/>
             <w:r>
-              <w:t xml:space="preserve">() i sprawdza </w:t>
+              <w:t>(</w:t>
+            </w:r>
+            <w:proofErr w:type="gramEnd"/>
+            <w:r>
+              <w:t xml:space="preserve">) i sprawdza </w:t>
             </w:r>
             <w:proofErr w:type="spellStart"/>
             <w:r>
@@ -4387,10 +4635,12 @@
               <w:t xml:space="preserve">(6, </w:t>
             </w:r>
             <w:proofErr w:type="spellStart"/>
+            <w:proofErr w:type="gramStart"/>
             <w:r>
               <w:t>zestaw.Length</w:t>
             </w:r>
             <w:proofErr w:type="spellEnd"/>
+            <w:proofErr w:type="gramEnd"/>
             <w:r>
               <w:t>).</w:t>
             </w:r>
@@ -4480,12 +4730,17 @@
               <w:t xml:space="preserve">Losuje 1000 zestawów. </w:t>
             </w:r>
             <w:proofErr w:type="spellStart"/>
+            <w:proofErr w:type="gramStart"/>
             <w:r>
               <w:t>Distinct</w:t>
             </w:r>
             <w:proofErr w:type="spellEnd"/>
             <w:r>
-              <w:t>() usuwa powtórzenia, więc liczba elementów po jego zastosowaniu musi być równa długości zestawu.</w:t>
+              <w:t>(</w:t>
+            </w:r>
+            <w:proofErr w:type="gramEnd"/>
+            <w:r>
+              <w:t>) usuwa powtórzenia, więc liczba elementów po jego zastosowaniu musi być równa długości zestawu.</w:t>
             </w:r>
           </w:p>
         </w:tc>
@@ -4669,12 +4924,17 @@
               <w:t xml:space="preserve">Dane zawierają liczbę 50, spoza zakresu. Metoda próbuje zwiększyć </w:t>
             </w:r>
             <w:proofErr w:type="spellStart"/>
+            <w:proofErr w:type="gramStart"/>
             <w:r>
               <w:t>wystapienia</w:t>
             </w:r>
             <w:proofErr w:type="spellEnd"/>
             <w:r>
-              <w:t xml:space="preserve">[49], ale tablica ma indeksy 0–48. </w:t>
+              <w:t>[</w:t>
+            </w:r>
+            <w:proofErr w:type="gramEnd"/>
+            <w:r>
+              <w:t xml:space="preserve">49], ale tablica ma indeksy 0–48. </w:t>
             </w:r>
             <w:proofErr w:type="spellStart"/>
             <w:r>
@@ -5268,20 +5528,30 @@
               <w:t xml:space="preserve">Wywołuje </w:t>
             </w:r>
             <w:proofErr w:type="spellStart"/>
+            <w:proofErr w:type="gramStart"/>
             <w:r>
               <w:t>LosujZestaw</w:t>
             </w:r>
             <w:proofErr w:type="spellEnd"/>
             <w:r>
-              <w:t xml:space="preserve">() wielokrotnie, przekazuje uzyskane dane do </w:t>
+              <w:t>(</w:t>
+            </w:r>
+            <w:proofErr w:type="gramEnd"/>
+            <w:r>
+              <w:t xml:space="preserve">) wielokrotnie, przekazuje uzyskane dane do </w:t>
             </w:r>
             <w:proofErr w:type="spellStart"/>
+            <w:proofErr w:type="gramStart"/>
             <w:r>
               <w:t>WyswietlLosowania</w:t>
             </w:r>
             <w:proofErr w:type="spellEnd"/>
             <w:r>
-              <w:t xml:space="preserve">() i przechwytuje wyjście konsoli za pomocą </w:t>
+              <w:t>(</w:t>
+            </w:r>
+            <w:proofErr w:type="gramEnd"/>
+            <w:r>
+              <w:t xml:space="preserve">) i przechwytuje wyjście konsoli za pomocą </w:t>
             </w:r>
             <w:proofErr w:type="spellStart"/>
             <w:r>
@@ -5474,7 +5744,15 @@
               <w:cnfStyle w:val="000000100000" w:firstRow="0" w:lastRow="0" w:firstColumn="0" w:lastColumn="0" w:oddVBand="0" w:evenVBand="0" w:oddHBand="1" w:evenHBand="0" w:firstRowFirstColumn="0" w:firstRowLastColumn="0" w:lastRowFirstColumn="0" w:lastRowLastColumn="0"/>
             </w:pPr>
             <w:r>
-              <w:t xml:space="preserve">Generuje znaną liczbę zestawów (np. 5) i weryfikuje w wypisanym strumieniu wyjściowym, czy łączna suma wystąpień wszystkich liczb wynosi dokładnie </w:t>
+              <w:t xml:space="preserve">Generuje znaną liczbę zestawów (np. 5) i weryfikuje w wypisanym strumieniu </w:t>
+            </w:r>
+            <w:proofErr w:type="gramStart"/>
+            <w:r>
+              <w:t>wyjściowym,</w:t>
+            </w:r>
+            <w:proofErr w:type="gramEnd"/>
+            <w:r>
+              <w:t xml:space="preserve"> czy łączna suma wystąpień wszystkich liczb wynosi dokładnie </w:t>
             </w:r>
             <m:oMath>
               <m:r>
@@ -5915,11 +6193,490 @@
         <w:t>Implementacja testów</w:t>
       </w:r>
     </w:p>
-    <w:p>
-      <w:pPr>
-        <w:jc w:val="center"/>
-      </w:pPr>
-    </w:p>
+    <w:tbl>
+      <w:tblPr>
+        <w:tblStyle w:val="Zwykatabela1"/>
+        <w:tblW w:w="10206" w:type="dxa"/>
+        <w:tblInd w:w="-572" w:type="dxa"/>
+        <w:tblLayout w:type="fixed"/>
+        <w:tblLook w:val="04A0" w:firstRow="1" w:lastRow="0" w:firstColumn="1" w:lastColumn="0" w:noHBand="0" w:noVBand="1"/>
+      </w:tblPr>
+      <w:tblGrid>
+        <w:gridCol w:w="319"/>
+        <w:gridCol w:w="1038"/>
+        <w:gridCol w:w="2329"/>
+        <w:gridCol w:w="3402"/>
+        <w:gridCol w:w="3118"/>
+      </w:tblGrid>
+      <w:tr>
+        <w:trPr>
+          <w:cnfStyle w:val="100000000000" w:firstRow="1" w:lastRow="0" w:firstColumn="0" w:lastColumn="0" w:oddVBand="0" w:evenVBand="0" w:oddHBand="0" w:evenHBand="0" w:firstRowFirstColumn="0" w:firstRowLastColumn="0" w:lastRowFirstColumn="0" w:lastRowLastColumn="0"/>
+          <w:trHeight w:val="486"/>
+        </w:trPr>
+        <w:tc>
+          <w:tcPr>
+            <w:cnfStyle w:val="001000000000" w:firstRow="0" w:lastRow="0" w:firstColumn="1" w:lastColumn="0" w:oddVBand="0" w:evenVBand="0" w:oddHBand="0" w:evenHBand="0" w:firstRowFirstColumn="0" w:firstRowLastColumn="0" w:lastRowFirstColumn="0" w:lastRowLastColumn="0"/>
+            <w:tcW w:w="319" w:type="dxa"/>
+            <w:hideMark/>
+          </w:tcPr>
+          <w:p>
+            <w:pPr>
+              <w:spacing w:after="160" w:line="278" w:lineRule="auto"/>
+            </w:pPr>
+            <w:r>
+              <w:t>#</w:t>
+            </w:r>
+          </w:p>
+        </w:tc>
+        <w:tc>
+          <w:tcPr>
+            <w:tcW w:w="1038" w:type="dxa"/>
+            <w:hideMark/>
+          </w:tcPr>
+          <w:p>
+            <w:pPr>
+              <w:spacing w:after="160" w:line="278" w:lineRule="auto"/>
+              <w:cnfStyle w:val="100000000000" w:firstRow="1" w:lastRow="0" w:firstColumn="0" w:lastColumn="0" w:oddVBand="0" w:evenVBand="0" w:oddHBand="0" w:evenHBand="0" w:firstRowFirstColumn="0" w:firstRowLastColumn="0" w:lastRowFirstColumn="0" w:lastRowLastColumn="0"/>
+            </w:pPr>
+            <w:r>
+              <w:t>Typ</w:t>
+            </w:r>
+          </w:p>
+        </w:tc>
+        <w:tc>
+          <w:tcPr>
+            <w:tcW w:w="2329" w:type="dxa"/>
+            <w:hideMark/>
+          </w:tcPr>
+          <w:p>
+            <w:pPr>
+              <w:spacing w:after="160" w:line="278" w:lineRule="auto"/>
+              <w:cnfStyle w:val="100000000000" w:firstRow="1" w:lastRow="0" w:firstColumn="0" w:lastColumn="0" w:oddVBand="0" w:evenVBand="0" w:oddHBand="0" w:evenHBand="0" w:firstRowFirstColumn="0" w:firstRowLastColumn="0" w:lastRowFirstColumn="0" w:lastRowLastColumn="0"/>
+            </w:pPr>
+            <w:r>
+              <w:t>Metoda testowa</w:t>
+            </w:r>
+          </w:p>
+        </w:tc>
+        <w:tc>
+          <w:tcPr>
+            <w:tcW w:w="3402" w:type="dxa"/>
+            <w:hideMark/>
+          </w:tcPr>
+          <w:p>
+            <w:pPr>
+              <w:spacing w:after="160" w:line="278" w:lineRule="auto"/>
+              <w:cnfStyle w:val="100000000000" w:firstRow="1" w:lastRow="0" w:firstColumn="0" w:lastColumn="0" w:oddVBand="0" w:evenVBand="0" w:oddHBand="0" w:evenHBand="0" w:firstRowFirstColumn="0" w:firstRowLastColumn="0" w:lastRowFirstColumn="0" w:lastRowLastColumn="0"/>
+            </w:pPr>
+            <w:r>
+              <w:t>Opis</w:t>
+            </w:r>
+          </w:p>
+        </w:tc>
+        <w:tc>
+          <w:tcPr>
+            <w:tcW w:w="3118" w:type="dxa"/>
+            <w:hideMark/>
+          </w:tcPr>
+          <w:p>
+            <w:pPr>
+              <w:spacing w:after="160" w:line="278" w:lineRule="auto"/>
+              <w:cnfStyle w:val="100000000000" w:firstRow="1" w:lastRow="0" w:firstColumn="0" w:lastColumn="0" w:oddVBand="0" w:evenVBand="0" w:oddHBand="0" w:evenHBand="0" w:firstRowFirstColumn="0" w:firstRowLastColumn="0" w:lastRowFirstColumn="0" w:lastRowLastColumn="0"/>
+            </w:pPr>
+            <w:r>
+              <w:t>Oczekiwany wynik</w:t>
+            </w:r>
+          </w:p>
+        </w:tc>
+      </w:tr>
+      <w:tr>
+        <w:trPr>
+          <w:cnfStyle w:val="000000100000" w:firstRow="0" w:lastRow="0" w:firstColumn="0" w:lastColumn="0" w:oddVBand="0" w:evenVBand="0" w:oddHBand="1" w:evenHBand="0" w:firstRowFirstColumn="0" w:firstRowLastColumn="0" w:lastRowFirstColumn="0" w:lastRowLastColumn="0"/>
+          <w:trHeight w:val="1725"/>
+        </w:trPr>
+        <w:tc>
+          <w:tcPr>
+            <w:cnfStyle w:val="001000000000" w:firstRow="0" w:lastRow="0" w:firstColumn="1" w:lastColumn="0" w:oddVBand="0" w:evenVBand="0" w:oddHBand="0" w:evenHBand="0" w:firstRowFirstColumn="0" w:firstRowLastColumn="0" w:lastRowFirstColumn="0" w:lastRowLastColumn="0"/>
+            <w:tcW w:w="319" w:type="dxa"/>
+            <w:hideMark/>
+          </w:tcPr>
+          <w:p>
+            <w:pPr>
+              <w:spacing w:after="160" w:line="278" w:lineRule="auto"/>
+            </w:pPr>
+            <w:r>
+              <w:t>1</w:t>
+            </w:r>
+          </w:p>
+        </w:tc>
+        <w:tc>
+          <w:tcPr>
+            <w:tcW w:w="1038" w:type="dxa"/>
+            <w:hideMark/>
+          </w:tcPr>
+          <w:p>
+            <w:pPr>
+              <w:spacing w:after="160" w:line="278" w:lineRule="auto"/>
+              <w:cnfStyle w:val="000000100000" w:firstRow="0" w:lastRow="0" w:firstColumn="0" w:lastColumn="0" w:oddVBand="0" w:evenVBand="0" w:oddHBand="1" w:evenHBand="0" w:firstRowFirstColumn="0" w:firstRowLastColumn="0" w:lastRowFirstColumn="0" w:lastRowLastColumn="0"/>
+            </w:pPr>
+            <w:r>
+              <w:t>poprawny</w:t>
+            </w:r>
+          </w:p>
+        </w:tc>
+        <w:tc>
+          <w:tcPr>
+            <w:tcW w:w="2329" w:type="dxa"/>
+            <w:hideMark/>
+          </w:tcPr>
+          <w:p>
+            <w:pPr>
+              <w:spacing w:after="160" w:line="278" w:lineRule="auto"/>
+              <w:cnfStyle w:val="000000100000" w:firstRow="0" w:lastRow="0" w:firstColumn="0" w:lastColumn="0" w:oddVBand="0" w:evenVBand="0" w:oddHBand="1" w:evenHBand="0" w:firstRowFirstColumn="0" w:firstRowLastColumn="0" w:lastRowFirstColumn="0" w:lastRowLastColumn="0"/>
+            </w:pPr>
+            <w:proofErr w:type="spellStart"/>
+            <w:r>
+              <w:t>System_UruchomienieAplikacji_ZwracaKodSukcesuZero</w:t>
+            </w:r>
+            <w:proofErr w:type="spellEnd"/>
+          </w:p>
+        </w:tc>
+        <w:tc>
+          <w:tcPr>
+            <w:tcW w:w="3402" w:type="dxa"/>
+            <w:hideMark/>
+          </w:tcPr>
+          <w:p>
+            <w:pPr>
+              <w:spacing w:after="160" w:line="278" w:lineRule="auto"/>
+              <w:cnfStyle w:val="000000100000" w:firstRow="0" w:lastRow="0" w:firstColumn="0" w:lastColumn="0" w:oddVBand="0" w:evenVBand="0" w:oddHBand="1" w:evenHBand="0" w:firstRowFirstColumn="0" w:firstRowLastColumn="0" w:lastRowFirstColumn="0" w:lastRowLastColumn="0"/>
+            </w:pPr>
+            <w:r>
+              <w:t>Uruchamia skompilowany plik wykonywalny aplikacji w osobnym procesie systemowym, przekazując na wejście poprawną liczbę losowań (np. "1").</w:t>
+            </w:r>
+          </w:p>
+        </w:tc>
+        <w:tc>
+          <w:tcPr>
+            <w:tcW w:w="3118" w:type="dxa"/>
+            <w:hideMark/>
+          </w:tcPr>
+          <w:p>
+            <w:pPr>
+              <w:spacing w:after="160" w:line="278" w:lineRule="auto"/>
+              <w:cnfStyle w:val="000000100000" w:firstRow="0" w:lastRow="0" w:firstColumn="0" w:lastColumn="0" w:oddVBand="0" w:evenVBand="0" w:oddHBand="1" w:evenHBand="0" w:firstRowFirstColumn="0" w:firstRowLastColumn="0" w:lastRowFirstColumn="0" w:lastRowLastColumn="0"/>
+            </w:pPr>
+            <w:proofErr w:type="spellStart"/>
+            <w:r>
+              <w:t>Process</w:t>
+            </w:r>
+            <w:proofErr w:type="spellEnd"/>
+            <w:r>
+              <w:t xml:space="preserve"> kończy się kodem wyjścia 0 (</w:t>
+            </w:r>
+            <w:proofErr w:type="spellStart"/>
+            <w:r>
+              <w:rPr>
+                <w:i/>
+                <w:iCs/>
+              </w:rPr>
+              <w:t>ExitCode</w:t>
+            </w:r>
+            <w:proofErr w:type="spellEnd"/>
+            <w:r>
+              <w:rPr>
+                <w:i/>
+                <w:iCs/>
+              </w:rPr>
+              <w:t xml:space="preserve"> = 0</w:t>
+            </w:r>
+            <w:r>
+              <w:t>), a w konsoli pojawia się pełny komunikat startowy i końcowy. Test zdany.</w:t>
+            </w:r>
+          </w:p>
+        </w:tc>
+      </w:tr>
+      <w:tr>
+        <w:trPr>
+          <w:trHeight w:val="1437"/>
+        </w:trPr>
+        <w:tc>
+          <w:tcPr>
+            <w:cnfStyle w:val="001000000000" w:firstRow="0" w:lastRow="0" w:firstColumn="1" w:lastColumn="0" w:oddVBand="0" w:evenVBand="0" w:oddHBand="0" w:evenHBand="0" w:firstRowFirstColumn="0" w:firstRowLastColumn="0" w:lastRowFirstColumn="0" w:lastRowLastColumn="0"/>
+            <w:tcW w:w="319" w:type="dxa"/>
+            <w:hideMark/>
+          </w:tcPr>
+          <w:p>
+            <w:pPr>
+              <w:spacing w:after="160" w:line="278" w:lineRule="auto"/>
+            </w:pPr>
+            <w:r>
+              <w:t>2</w:t>
+            </w:r>
+          </w:p>
+        </w:tc>
+        <w:tc>
+          <w:tcPr>
+            <w:tcW w:w="1038" w:type="dxa"/>
+            <w:hideMark/>
+          </w:tcPr>
+          <w:p>
+            <w:pPr>
+              <w:spacing w:after="160" w:line="278" w:lineRule="auto"/>
+              <w:cnfStyle w:val="000000000000" w:firstRow="0" w:lastRow="0" w:firstColumn="0" w:lastColumn="0" w:oddVBand="0" w:evenVBand="0" w:oddHBand="0" w:evenHBand="0" w:firstRowFirstColumn="0" w:firstRowLastColumn="0" w:lastRowFirstColumn="0" w:lastRowLastColumn="0"/>
+            </w:pPr>
+            <w:r>
+              <w:t>poprawny</w:t>
+            </w:r>
+          </w:p>
+        </w:tc>
+        <w:tc>
+          <w:tcPr>
+            <w:tcW w:w="2329" w:type="dxa"/>
+            <w:hideMark/>
+          </w:tcPr>
+          <w:p>
+            <w:pPr>
+              <w:spacing w:after="160" w:line="278" w:lineRule="auto"/>
+              <w:cnfStyle w:val="000000000000" w:firstRow="0" w:lastRow="0" w:firstColumn="0" w:lastColumn="0" w:oddVBand="0" w:evenVBand="0" w:oddHBand="0" w:evenHBand="0" w:firstRowFirstColumn="0" w:firstRowLastColumn="0" w:lastRowFirstColumn="0" w:lastRowLastColumn="0"/>
+            </w:pPr>
+            <w:proofErr w:type="spellStart"/>
+            <w:r>
+              <w:t>System_GenerowanieWieluZestawow_FormatWyjsciaZgodnyZWymaganiami</w:t>
+            </w:r>
+            <w:proofErr w:type="spellEnd"/>
+          </w:p>
+        </w:tc>
+        <w:tc>
+          <w:tcPr>
+            <w:tcW w:w="3402" w:type="dxa"/>
+            <w:hideMark/>
+          </w:tcPr>
+          <w:p>
+            <w:pPr>
+              <w:spacing w:after="160" w:line="278" w:lineRule="auto"/>
+              <w:cnfStyle w:val="000000000000" w:firstRow="0" w:lastRow="0" w:firstColumn="0" w:lastColumn="0" w:oddVBand="0" w:evenVBand="0" w:oddHBand="0" w:evenHBand="0" w:firstRowFirstColumn="0" w:firstRowLastColumn="0" w:lastRowFirstColumn="0" w:lastRowLastColumn="0"/>
+            </w:pPr>
+            <w:r>
+              <w:t>Uruchamia proces systemowy dla argumentu wejściowego "3" i sprawdza pełną strukturę tekstu zwróconego przez system.</w:t>
+            </w:r>
+          </w:p>
+        </w:tc>
+        <w:tc>
+          <w:tcPr>
+            <w:tcW w:w="3118" w:type="dxa"/>
+            <w:hideMark/>
+          </w:tcPr>
+          <w:p>
+            <w:pPr>
+              <w:spacing w:after="160" w:line="278" w:lineRule="auto"/>
+              <w:cnfStyle w:val="000000000000" w:firstRow="0" w:lastRow="0" w:firstColumn="0" w:lastColumn="0" w:oddVBand="0" w:evenVBand="0" w:oddHBand="0" w:evenHBand="0" w:firstRowFirstColumn="0" w:firstRowLastColumn="0" w:lastRowFirstColumn="0" w:lastRowLastColumn="0"/>
+            </w:pPr>
+            <w:r>
+              <w:t xml:space="preserve">Wyjście systemu zawiera dokładnie 3 linie z nagłówkami Losowanie </w:t>
+            </w:r>
+            <w:proofErr w:type="gramStart"/>
+            <w:r>
+              <w:t>1:,</w:t>
+            </w:r>
+            <w:proofErr w:type="gramEnd"/>
+            <w:r>
+              <w:t xml:space="preserve"> Losowanie </w:t>
+            </w:r>
+            <w:proofErr w:type="gramStart"/>
+            <w:r>
+              <w:t>2:,</w:t>
+            </w:r>
+            <w:proofErr w:type="gramEnd"/>
+            <w:r>
+              <w:t xml:space="preserve"> Losowanie 3: oraz pełną listę 49 statystyk. Test zdany.</w:t>
+            </w:r>
+          </w:p>
+        </w:tc>
+      </w:tr>
+      <w:tr>
+        <w:trPr>
+          <w:cnfStyle w:val="000000100000" w:firstRow="0" w:lastRow="0" w:firstColumn="0" w:lastColumn="0" w:oddVBand="0" w:evenVBand="0" w:oddHBand="1" w:evenHBand="0" w:firstRowFirstColumn="0" w:firstRowLastColumn="0" w:lastRowFirstColumn="0" w:lastRowLastColumn="0"/>
+          <w:trHeight w:val="1392"/>
+        </w:trPr>
+        <w:tc>
+          <w:tcPr>
+            <w:cnfStyle w:val="001000000000" w:firstRow="0" w:lastRow="0" w:firstColumn="1" w:lastColumn="0" w:oddVBand="0" w:evenVBand="0" w:oddHBand="0" w:evenHBand="0" w:firstRowFirstColumn="0" w:firstRowLastColumn="0" w:lastRowFirstColumn="0" w:lastRowLastColumn="0"/>
+            <w:tcW w:w="319" w:type="dxa"/>
+            <w:hideMark/>
+          </w:tcPr>
+          <w:p>
+            <w:pPr>
+              <w:spacing w:after="160" w:line="278" w:lineRule="auto"/>
+            </w:pPr>
+            <w:r>
+              <w:t>3</w:t>
+            </w:r>
+          </w:p>
+        </w:tc>
+        <w:tc>
+          <w:tcPr>
+            <w:tcW w:w="1038" w:type="dxa"/>
+            <w:hideMark/>
+          </w:tcPr>
+          <w:p>
+            <w:pPr>
+              <w:spacing w:after="160" w:line="278" w:lineRule="auto"/>
+              <w:cnfStyle w:val="000000100000" w:firstRow="0" w:lastRow="0" w:firstColumn="0" w:lastColumn="0" w:oddVBand="0" w:evenVBand="0" w:oddHBand="1" w:evenHBand="0" w:firstRowFirstColumn="0" w:firstRowLastColumn="0" w:lastRowFirstColumn="0" w:lastRowLastColumn="0"/>
+            </w:pPr>
+            <w:r>
+              <w:t>poprawny</w:t>
+            </w:r>
+          </w:p>
+        </w:tc>
+        <w:tc>
+          <w:tcPr>
+            <w:tcW w:w="2329" w:type="dxa"/>
+            <w:hideMark/>
+          </w:tcPr>
+          <w:p>
+            <w:pPr>
+              <w:spacing w:after="160" w:line="278" w:lineRule="auto"/>
+              <w:cnfStyle w:val="000000100000" w:firstRow="0" w:lastRow="0" w:firstColumn="0" w:lastColumn="0" w:oddVBand="0" w:evenVBand="0" w:oddHBand="1" w:evenHBand="0" w:firstRowFirstColumn="0" w:firstRowLastColumn="0" w:lastRowFirstColumn="0" w:lastRowLastColumn="0"/>
+            </w:pPr>
+            <w:proofErr w:type="spellStart"/>
+            <w:r>
+              <w:t>System_SzybkosceDzialania_WykonanieDlaDuzejLiczbyLosowan</w:t>
+            </w:r>
+            <w:proofErr w:type="spellEnd"/>
+          </w:p>
+        </w:tc>
+        <w:tc>
+          <w:tcPr>
+            <w:tcW w:w="3402" w:type="dxa"/>
+            <w:hideMark/>
+          </w:tcPr>
+          <w:p>
+            <w:pPr>
+              <w:spacing w:after="160" w:line="278" w:lineRule="auto"/>
+              <w:cnfStyle w:val="000000100000" w:firstRow="0" w:lastRow="0" w:firstColumn="0" w:lastColumn="0" w:oddVBand="0" w:evenVBand="0" w:oddHBand="1" w:evenHBand="0" w:firstRowFirstColumn="0" w:firstRowLastColumn="0" w:lastRowFirstColumn="0" w:lastRowLastColumn="0"/>
+            </w:pPr>
+            <w:r>
+              <w:t>Uruchamia proces z dużą liczbą losowań (np. "1000") i mierzy całkowity czas wykonania procesu w systemie operacyjnym.</w:t>
+            </w:r>
+          </w:p>
+        </w:tc>
+        <w:tc>
+          <w:tcPr>
+            <w:tcW w:w="3118" w:type="dxa"/>
+            <w:hideMark/>
+          </w:tcPr>
+          <w:p>
+            <w:pPr>
+              <w:spacing w:after="160" w:line="278" w:lineRule="auto"/>
+              <w:cnfStyle w:val="000000100000" w:firstRow="0" w:lastRow="0" w:firstColumn="0" w:lastColumn="0" w:oddVBand="0" w:evenVBand="0" w:oddHBand="1" w:evenHBand="0" w:firstRowFirstColumn="0" w:firstRowLastColumn="0" w:lastRowFirstColumn="0" w:lastRowLastColumn="0"/>
+            </w:pPr>
+            <w:r>
+              <w:t>Cały proces uruchamia się, generuje dane i kończy działanie w czasie poniżej 2 sekund. Test zdany.</w:t>
+            </w:r>
+          </w:p>
+        </w:tc>
+      </w:tr>
+      <w:tr>
+        <w:trPr>
+          <w:trHeight w:val="1448"/>
+        </w:trPr>
+        <w:tc>
+          <w:tcPr>
+            <w:cnfStyle w:val="001000000000" w:firstRow="0" w:lastRow="0" w:firstColumn="1" w:lastColumn="0" w:oddVBand="0" w:evenVBand="0" w:oddHBand="0" w:evenHBand="0" w:firstRowFirstColumn="0" w:firstRowLastColumn="0" w:lastRowFirstColumn="0" w:lastRowLastColumn="0"/>
+            <w:tcW w:w="319" w:type="dxa"/>
+            <w:hideMark/>
+          </w:tcPr>
+          <w:p>
+            <w:pPr>
+              <w:spacing w:after="160" w:line="278" w:lineRule="auto"/>
+            </w:pPr>
+            <w:r>
+              <w:t>4</w:t>
+            </w:r>
+          </w:p>
+        </w:tc>
+        <w:tc>
+          <w:tcPr>
+            <w:tcW w:w="1038" w:type="dxa"/>
+            <w:hideMark/>
+          </w:tcPr>
+          <w:p>
+            <w:pPr>
+              <w:spacing w:after="160" w:line="278" w:lineRule="auto"/>
+              <w:cnfStyle w:val="000000000000" w:firstRow="0" w:lastRow="0" w:firstColumn="0" w:lastColumn="0" w:oddVBand="0" w:evenVBand="0" w:oddHBand="0" w:evenHBand="0" w:firstRowFirstColumn="0" w:firstRowLastColumn="0" w:lastRowFirstColumn="0" w:lastRowLastColumn="0"/>
+            </w:pPr>
+            <w:r>
+              <w:t>niepoprawny</w:t>
+            </w:r>
+          </w:p>
+        </w:tc>
+        <w:tc>
+          <w:tcPr>
+            <w:tcW w:w="2329" w:type="dxa"/>
+            <w:hideMark/>
+          </w:tcPr>
+          <w:p>
+            <w:pPr>
+              <w:spacing w:after="160" w:line="278" w:lineRule="auto"/>
+              <w:cnfStyle w:val="000000000000" w:firstRow="0" w:lastRow="0" w:firstColumn="0" w:lastColumn="0" w:oddVBand="0" w:evenVBand="0" w:oddHBand="0" w:evenHBand="0" w:firstRowFirstColumn="0" w:firstRowLastColumn="0" w:lastRowFirstColumn="0" w:lastRowLastColumn="0"/>
+            </w:pPr>
+            <w:proofErr w:type="spellStart"/>
+            <w:r>
+              <w:t>System_BledneDaneWejsciowe_ZwracaObsluzonyBdadIObrywaProces</w:t>
+            </w:r>
+            <w:proofErr w:type="spellEnd"/>
+          </w:p>
+        </w:tc>
+        <w:tc>
+          <w:tcPr>
+            <w:tcW w:w="3402" w:type="dxa"/>
+            <w:hideMark/>
+          </w:tcPr>
+          <w:p>
+            <w:pPr>
+              <w:spacing w:after="160" w:line="278" w:lineRule="auto"/>
+              <w:cnfStyle w:val="000000000000" w:firstRow="0" w:lastRow="0" w:firstColumn="0" w:lastColumn="0" w:oddVBand="0" w:evenVBand="0" w:oddHBand="0" w:evenHBand="0" w:firstRowFirstColumn="0" w:firstRowLastColumn="0" w:lastRowFirstColumn="0" w:lastRowLastColumn="0"/>
+            </w:pPr>
+            <w:r>
+              <w:t>Uruchamia proces systemowy przekazując niepoprawny ciąg znaków (np. "</w:t>
+            </w:r>
+            <w:proofErr w:type="spellStart"/>
+            <w:r>
+              <w:t>nie_liczba</w:t>
+            </w:r>
+            <w:proofErr w:type="spellEnd"/>
+            <w:r>
+              <w:t>").</w:t>
+            </w:r>
+          </w:p>
+        </w:tc>
+        <w:tc>
+          <w:tcPr>
+            <w:tcW w:w="3118" w:type="dxa"/>
+            <w:hideMark/>
+          </w:tcPr>
+          <w:p>
+            <w:pPr>
+              <w:spacing w:after="160" w:line="278" w:lineRule="auto"/>
+              <w:cnfStyle w:val="000000000000" w:firstRow="0" w:lastRow="0" w:firstColumn="0" w:lastColumn="0" w:oddVBand="0" w:evenVBand="0" w:oddHBand="0" w:evenHBand="0" w:firstRowFirstColumn="0" w:firstRowLastColumn="0" w:lastRowFirstColumn="0" w:lastRowLastColumn="0"/>
+            </w:pPr>
+            <w:r>
+              <w:t>Proces wypisuje w systemie komunikat o błędzie i natychmiast bezpiecznie zamyka się z kodem wyjścia 0 (brak awarii/</w:t>
+            </w:r>
+            <w:proofErr w:type="spellStart"/>
+            <w:r>
+              <w:t>crasha</w:t>
+            </w:r>
+            <w:proofErr w:type="spellEnd"/>
+            <w:r>
+              <w:t xml:space="preserve"> aplikacji). Test zdany.</w:t>
+            </w:r>
+          </w:p>
+        </w:tc>
+      </w:tr>
+    </w:tbl>
+    <w:p/>
     <w:sectPr>
       <w:footerReference w:type="default" r:id="rId17"/>
       <w:pgSz w:w="11906" w:h="16838"/>

--- a/Testowanie aplikacji - Marcin_Migacz_5P2.docx
+++ b/Testowanie aplikacji - Marcin_Migacz_5P2.docx
@@ -283,20 +283,8 @@
           <w:sz w:val="28"/>
           <w:szCs w:val="28"/>
         </w:rPr>
-        <w:t xml:space="preserve">NOWY SĄCZ </w:t>
-      </w:r>
-      <w:proofErr w:type="gramStart"/>
-      <w:r>
-        <w:rPr>
-          <w:rFonts w:asciiTheme="majorHAnsi" w:hAnsiTheme="majorHAnsi"/>
-          <w:b/>
-          <w:bCs/>
-          <w:sz w:val="28"/>
-          <w:szCs w:val="28"/>
-        </w:rPr>
-        <w:t>2026r.</w:t>
-      </w:r>
-      <w:proofErr w:type="gramEnd"/>
+        <w:t>NOWY SĄCZ 2026r.</w:t>
+      </w:r>
     </w:p>
     <w:p>
       <w:pPr>
@@ -1296,23 +1284,7 @@
         <w:ind w:firstLine="360"/>
       </w:pPr>
       <w:r>
-        <w:t xml:space="preserve">Testowanie oprogramowania to proces </w:t>
-      </w:r>
-      <w:proofErr w:type="gramStart"/>
-      <w:r>
-        <w:t>sprawdzania,</w:t>
-      </w:r>
-      <w:proofErr w:type="gramEnd"/>
-      <w:r>
-        <w:t xml:space="preserve"> czy program działa zgodnie z </w:t>
-      </w:r>
-      <w:proofErr w:type="gramStart"/>
-      <w:r>
-        <w:t>wymaganiami,</w:t>
-      </w:r>
-      <w:proofErr w:type="gramEnd"/>
-      <w:r>
-        <w:t xml:space="preserve"> oraz wykrywania w nim błędów przed przekazaniem go użytkownikom. Błąd (defekt) to wada w kodzie, która może doprowadzić do awarii, czyli widocznego niepoprawnego działania systemu. Celem testowania jest nie tylko znajdowanie usterek, ale też ograniczanie ryzyka jego wdrożenia. Ze względu na poziom wyróżnia się testy jednostkowe, integracyjne, systemowe i akceptacyjne, które sprawdzają kolejno pojedyncze elementy, ich współpracę, cały system oraz zgodność z oczekiwaniami klienta. Ze względu na cel dzielimy je na funkcjonalne (co system robi) i niefunkcjonalne (jak działa: wydajność, bezpieczeństwo, użyteczność), a osobną grupę stanowią testy regresyjne, które po zmianach w kodzie sprawdzają, czy nie zepsuto istniejących funkcji. Wyróżnia się też podejścia czarnej skrzynki (bez znajomości kodu), białej skrzynki (z analizą wnętrza programu) i szarej skrzynki (mieszane). Pierwsza zasada testowania mówi, że testy ujawniają obecność błędów, ale nie dowodzą ich braku. Druga głosi, że testowanie wyczerpujące jest niemożliwe, więc wysiłek kieruje się na obszary o największym ryzyku. Trzecia zasada to wczesne testowanie, bo błąd znaleziony na etapie projektu kosztuje znacznie mniej niż ten znaleziony po wdrożeniu. Kolejne zasady mówią, że defekty grupują się w niewielu modułach, a wielokrotne uruchamianie tych samych testów przestaje wykrywać nowe błędy. Ostatnie zasady to zależność testów od kontekstu oraz złudzenie braku błędów: program bez usterek nadal nie jest wartościowy, jeśli nie spełnia potrzeb użytkownika. Proces testowy zaczyna się od planowania i nadzoru, czyli określenia zakresu, zasobów i kryteriów zakończenia. Następnie następuje analiza i projektowanie testów, w których powstają przypadki testowe z danymi wejściowymi i oczekiwanymi wynikami. Potem testy są implementowane i wykonywane, a wyniki rzeczywiste porównuje się z oczekiwanymi, po czym raportuje się znalezione błędy, wykonuje retesty po poprawkach i zamyka proces podsumowaniem.</w:t>
+        <w:t>Testowanie oprogramowania to proces sprawdzania, czy program działa zgodnie z wymaganiami, oraz wykrywania w nim błędów przed przekazaniem go użytkownikom. Błąd (defekt) to wada w kodzie, która może doprowadzić do awarii, czyli widocznego niepoprawnego działania systemu. Celem testowania jest nie tylko znajdowanie usterek, ale też ograniczanie ryzyka jego wdrożenia. Ze względu na poziom wyróżnia się testy jednostkowe, integracyjne, systemowe i akceptacyjne, które sprawdzają kolejno pojedyncze elementy, ich współpracę, cały system oraz zgodność z oczekiwaniami klienta. Ze względu na cel dzielimy je na funkcjonalne (co system robi) i niefunkcjonalne (jak działa: wydajność, bezpieczeństwo, użyteczność), a osobną grupę stanowią testy regresyjne, które po zmianach w kodzie sprawdzają, czy nie zepsuto istniejących funkcji. Wyróżnia się też podejścia czarnej skrzynki (bez znajomości kodu), białej skrzynki (z analizą wnętrza programu) i szarej skrzynki (mieszane). Pierwsza zasada testowania mówi, że testy ujawniają obecność błędów, ale nie dowodzą ich braku. Druga głosi, że testowanie wyczerpujące jest niemożliwe, więc wysiłek kieruje się na obszary o największym ryzyku. Trzecia zasada to wczesne testowanie, bo błąd znaleziony na etapie projektu kosztuje znacznie mniej niż ten znaleziony po wdrożeniu. Kolejne zasady mówią, że defekty grupują się w niewielu modułach, a wielokrotne uruchamianie tych samych testów przestaje wykrywać nowe błędy. Ostatnie zasady to zależność testów od kontekstu oraz złudzenie braku błędów: program bez usterek nadal nie jest wartościowy, jeśli nie spełnia potrzeb użytkownika. Proces testowy zaczyna się od planowania i nadzoru, czyli określenia zakresu, zasobów i kryteriów zakończenia. Następnie następuje analiza i projektowanie testów, w których powstają przypadki testowe z danymi wejściowymi i oczekiwanymi wynikami. Potem testy są implementowane i wykonywane, a wyniki rzeczywiste porównuje się z oczekiwanymi, po czym raportuje się znalezione błędy, wykonuje retesty po poprawkach i zamyka proces podsumowaniem.</w:t>
       </w:r>
     </w:p>
     <w:p>
@@ -1366,17 +1338,8 @@
           <w:i/>
           <w:iCs/>
         </w:rPr>
-        <w:t xml:space="preserve">unit </w:t>
-      </w:r>
-      <w:proofErr w:type="spellStart"/>
-      <w:r>
-        <w:rPr>
-          <w:i/>
-          <w:iCs/>
-        </w:rPr>
-        <w:t>tests</w:t>
-      </w:r>
-      <w:proofErr w:type="spellEnd"/>
+        <w:t>unit tests</w:t>
+      </w:r>
       <w:r>
         <w:t>) sprawdzają najmniejsze samodzielne fragmenty programu, np. pojedynczą metodę lub klasę, w izolacji od reszty systemu. Każdy test podaje określone dane wejściowe, uruchamia testowaną jednostkę i porównuje jej wynik z oczekiwanym. Są szybkie, w pełni automatyczne i powtarzalne, więc można je uruchamiać po każdej zmianie kodu.</w:t>
       </w:r>
@@ -1419,66 +1382,10 @@
           <w:b/>
           <w:bCs/>
         </w:rPr>
-        <w:t xml:space="preserve"> </w:t>
-      </w:r>
-      <w:proofErr w:type="spellStart"/>
-      <w:r>
-        <w:rPr>
-          <w:b/>
-          <w:bCs/>
-        </w:rPr>
-        <w:t>xUnit</w:t>
-      </w:r>
-      <w:proofErr w:type="spellEnd"/>
-      <w:r>
-        <w:rPr>
-          <w:b/>
-          <w:bCs/>
-        </w:rPr>
-        <w:t>.</w:t>
-      </w:r>
-      <w:r>
-        <w:t xml:space="preserve"> </w:t>
-      </w:r>
-      <w:proofErr w:type="spellStart"/>
-      <w:r>
-        <w:t>xUnit</w:t>
-      </w:r>
-      <w:proofErr w:type="spellEnd"/>
-      <w:r>
-        <w:t xml:space="preserve"> to popularny, darmowy </w:t>
-      </w:r>
-      <w:proofErr w:type="spellStart"/>
-      <w:r>
-        <w:t>framework</w:t>
-      </w:r>
-      <w:proofErr w:type="spellEnd"/>
-      <w:r>
-        <w:t xml:space="preserve"> do testów jednostkowych w .NET (C#). Testy są zwykłymi metodami oznaczonymi atrybutem [</w:t>
-      </w:r>
-      <w:proofErr w:type="spellStart"/>
-      <w:r>
-        <w:t>Fact</w:t>
-      </w:r>
-      <w:proofErr w:type="spellEnd"/>
-      <w:r>
-        <w:t>] (test bez parametrów) lub [</w:t>
-      </w:r>
-      <w:proofErr w:type="spellStart"/>
-      <w:r>
-        <w:t>Theory</w:t>
-      </w:r>
-      <w:proofErr w:type="spellEnd"/>
-      <w:r>
-        <w:t xml:space="preserve">] (test z wieloma zestawami danych). Do sprawdzania wyników służą asercje klasy </w:t>
-      </w:r>
-      <w:proofErr w:type="spellStart"/>
-      <w:r>
-        <w:t>Assert</w:t>
-      </w:r>
-      <w:proofErr w:type="spellEnd"/>
-      <w:r>
-        <w:t>. Test przechodzi, gdy wszystkie asercje są spełnione, a nie przechodzi, gdy któraś zawiedzie lub wystąpi nieoczekiwany wyjątek</w:t>
+        <w:t xml:space="preserve"> xUnit.</w:t>
+      </w:r>
+      <w:r>
+        <w:t xml:space="preserve"> xUnit to popularny, darmowy framework do testów jednostkowych w .NET (C#). Testy są zwykłymi metodami oznaczonymi atrybutem [Fact] (test bez parametrów) lub [Theory] (test z wieloma zestawami danych). Do sprawdzania wyników służą asercje klasy Assert. Test przechodzi, gdy wszystkie asercje są spełnione, a nie przechodzi, gdy któraś zawiedzie lub wystąpi nieoczekiwany wyjątek</w:t>
       </w:r>
       <w:r>
         <w:t>.</w:t>
@@ -1795,14 +1702,12 @@
                 <w:szCs w:val="22"/>
               </w:rPr>
             </w:pPr>
-            <w:proofErr w:type="spellStart"/>
             <w:r>
               <w:rPr>
                 <w:szCs w:val="22"/>
               </w:rPr>
               <w:t>LiczbWZestawie</w:t>
             </w:r>
-            <w:proofErr w:type="spellEnd"/>
           </w:p>
         </w:tc>
         <w:tc>
@@ -1856,14 +1761,12 @@
                 <w:szCs w:val="22"/>
               </w:rPr>
             </w:pPr>
-            <w:proofErr w:type="spellStart"/>
             <w:r>
               <w:rPr>
                 <w:szCs w:val="22"/>
               </w:rPr>
               <w:t>MinLiczba</w:t>
             </w:r>
-            <w:proofErr w:type="spellEnd"/>
           </w:p>
         </w:tc>
         <w:tc>
@@ -1917,14 +1820,12 @@
                 <w:szCs w:val="22"/>
               </w:rPr>
             </w:pPr>
-            <w:proofErr w:type="spellStart"/>
             <w:r>
               <w:rPr>
                 <w:szCs w:val="22"/>
               </w:rPr>
               <w:t>MaxLiczba</w:t>
             </w:r>
-            <w:proofErr w:type="spellEnd"/>
           </w:p>
         </w:tc>
         <w:tc>
@@ -2002,7 +1903,6 @@
         </w:rPr>
         <w:t xml:space="preserve">Funkcja </w:t>
       </w:r>
-      <w:proofErr w:type="spellStart"/>
       <w:r>
         <w:rPr>
           <w:b/>
@@ -2012,7 +1912,6 @@
         </w:rPr>
         <w:t>Main</w:t>
       </w:r>
-      <w:proofErr w:type="spellEnd"/>
     </w:p>
     <w:p>
       <w:pPr>
@@ -2027,8 +1926,6 @@
           <w:szCs w:val="22"/>
         </w:rPr>
       </w:pPr>
-      <w:proofErr w:type="spellStart"/>
-      <w:proofErr w:type="gramStart"/>
       <w:r>
         <w:rPr>
           <w:rFonts w:asciiTheme="majorHAnsi" w:hAnsiTheme="majorHAnsi"/>
@@ -2037,157 +1934,22 @@
           <w:color w:val="BF4E14" w:themeColor="accent2" w:themeShade="BF"/>
           <w:szCs w:val="22"/>
         </w:rPr>
-        <w:t>int.TryParse</w:t>
-      </w:r>
-      <w:proofErr w:type="spellEnd"/>
-      <w:proofErr w:type="gramEnd"/>
-      <w:r>
-        <w:rPr>
-          <w:rFonts w:asciiTheme="majorHAnsi" w:hAnsiTheme="majorHAnsi"/>
-          <w:b/>
-          <w:bCs/>
+        <w:t>int.TryParse(Console.ReadLine(), out int ileZestawow)</w:t>
+      </w:r>
+      <w:r>
+        <w:rPr>
+          <w:rFonts w:asciiTheme="majorHAnsi" w:hAnsiTheme="majorHAnsi"/>
           <w:color w:val="BF4E14" w:themeColor="accent2" w:themeShade="BF"/>
           <w:szCs w:val="22"/>
         </w:rPr>
-        <w:t>(</w:t>
-      </w:r>
-      <w:proofErr w:type="spellStart"/>
-      <w:r>
-        <w:rPr>
-          <w:rFonts w:asciiTheme="majorHAnsi" w:hAnsiTheme="majorHAnsi"/>
-          <w:b/>
-          <w:bCs/>
-          <w:color w:val="BF4E14" w:themeColor="accent2" w:themeShade="BF"/>
-          <w:szCs w:val="22"/>
-        </w:rPr>
-        <w:t>Console.ReadLine</w:t>
-      </w:r>
-      <w:proofErr w:type="spellEnd"/>
-      <w:r>
-        <w:rPr>
-          <w:rFonts w:asciiTheme="majorHAnsi" w:hAnsiTheme="majorHAnsi"/>
-          <w:b/>
-          <w:bCs/>
-          <w:color w:val="BF4E14" w:themeColor="accent2" w:themeShade="BF"/>
-          <w:szCs w:val="22"/>
-        </w:rPr>
-        <w:t xml:space="preserve">(), out </w:t>
-      </w:r>
-      <w:proofErr w:type="spellStart"/>
-      <w:r>
-        <w:rPr>
-          <w:rFonts w:asciiTheme="majorHAnsi" w:hAnsiTheme="majorHAnsi"/>
-          <w:b/>
-          <w:bCs/>
-          <w:color w:val="BF4E14" w:themeColor="accent2" w:themeShade="BF"/>
-          <w:szCs w:val="22"/>
-        </w:rPr>
-        <w:t>int</w:t>
-      </w:r>
-      <w:proofErr w:type="spellEnd"/>
-      <w:r>
-        <w:rPr>
-          <w:rFonts w:asciiTheme="majorHAnsi" w:hAnsiTheme="majorHAnsi"/>
-          <w:b/>
-          <w:bCs/>
-          <w:color w:val="BF4E14" w:themeColor="accent2" w:themeShade="BF"/>
-          <w:szCs w:val="22"/>
-        </w:rPr>
         <w:t xml:space="preserve"> </w:t>
       </w:r>
-      <w:proofErr w:type="spellStart"/>
-      <w:proofErr w:type="gramStart"/>
-      <w:r>
-        <w:rPr>
-          <w:rFonts w:asciiTheme="majorHAnsi" w:hAnsiTheme="majorHAnsi"/>
-          <w:b/>
-          <w:bCs/>
-          <w:color w:val="BF4E14" w:themeColor="accent2" w:themeShade="BF"/>
-          <w:szCs w:val="22"/>
-        </w:rPr>
-        <w:t>ileZestawow</w:t>
-      </w:r>
-      <w:proofErr w:type="spellEnd"/>
-      <w:r>
-        <w:rPr>
-          <w:rFonts w:asciiTheme="majorHAnsi" w:hAnsiTheme="majorHAnsi"/>
-          <w:b/>
-          <w:bCs/>
-          <w:color w:val="BF4E14" w:themeColor="accent2" w:themeShade="BF"/>
-          <w:szCs w:val="22"/>
-        </w:rPr>
-        <w:t>)</w:t>
-      </w:r>
-      <w:r>
-        <w:rPr>
-          <w:rFonts w:asciiTheme="majorHAnsi" w:hAnsiTheme="majorHAnsi"/>
-          <w:color w:val="BF4E14" w:themeColor="accent2" w:themeShade="BF"/>
-          <w:szCs w:val="22"/>
-        </w:rPr>
-        <w:t xml:space="preserve"> </w:t>
-      </w:r>
-      <w:r>
-        <w:rPr>
-          <w:rFonts w:asciiTheme="majorHAnsi" w:hAnsiTheme="majorHAnsi"/>
-          <w:szCs w:val="22"/>
-        </w:rPr>
-        <w:t xml:space="preserve"> -</w:t>
-      </w:r>
-      <w:proofErr w:type="gramEnd"/>
-      <w:r>
-        <w:rPr>
-          <w:rFonts w:asciiTheme="majorHAnsi" w:hAnsiTheme="majorHAnsi"/>
-          <w:szCs w:val="22"/>
-        </w:rPr>
-        <w:t xml:space="preserve"> wczytuje tekst z klawiatury i próbuje zamienić go na liczbę całkowitą. Jeśli się uda, zwraca </w:t>
-      </w:r>
-      <w:proofErr w:type="spellStart"/>
-      <w:r>
-        <w:rPr>
-          <w:rFonts w:asciiTheme="majorHAnsi" w:hAnsiTheme="majorHAnsi"/>
-          <w:szCs w:val="22"/>
-        </w:rPr>
-        <w:t>true</w:t>
-      </w:r>
-      <w:proofErr w:type="spellEnd"/>
-      <w:r>
-        <w:rPr>
-          <w:rFonts w:asciiTheme="majorHAnsi" w:hAnsiTheme="majorHAnsi"/>
-          <w:szCs w:val="22"/>
-        </w:rPr>
-        <w:t xml:space="preserve">, a wynik trafia do zmiennej </w:t>
-      </w:r>
-      <w:proofErr w:type="spellStart"/>
-      <w:r>
-        <w:rPr>
-          <w:rFonts w:asciiTheme="majorHAnsi" w:hAnsiTheme="majorHAnsi"/>
-          <w:szCs w:val="22"/>
-        </w:rPr>
-        <w:t>ileZestawow</w:t>
-      </w:r>
-      <w:proofErr w:type="spellEnd"/>
-      <w:r>
-        <w:rPr>
-          <w:rFonts w:asciiTheme="majorHAnsi" w:hAnsiTheme="majorHAnsi"/>
-          <w:szCs w:val="22"/>
-        </w:rPr>
-        <w:t xml:space="preserve">. Jeśli użytkownik wpisze tekst (np. abc), zwraca </w:t>
-      </w:r>
-      <w:proofErr w:type="spellStart"/>
-      <w:r>
-        <w:rPr>
-          <w:rFonts w:asciiTheme="majorHAnsi" w:hAnsiTheme="majorHAnsi"/>
-          <w:szCs w:val="22"/>
-        </w:rPr>
-        <w:t>false</w:t>
-      </w:r>
-      <w:proofErr w:type="spellEnd"/>
-      <w:r>
-        <w:rPr>
-          <w:rFonts w:asciiTheme="majorHAnsi" w:hAnsiTheme="majorHAnsi"/>
-          <w:szCs w:val="22"/>
-        </w:rPr>
-        <w:t xml:space="preserve"> i program nie ulega awarii.</w:t>
+      <w:r>
+        <w:rPr>
+          <w:rFonts w:asciiTheme="majorHAnsi" w:hAnsiTheme="majorHAnsi"/>
+          <w:szCs w:val="22"/>
+        </w:rPr>
+        <w:t xml:space="preserve"> - wczytuje tekst z klawiatury i próbuje zamienić go na liczbę całkowitą. Jeśli się uda, zwraca true, a wynik trafia do zmiennej ileZestawow. Jeśli użytkownik wpisze tekst (np. abc), zwraca false i program nie ulega awarii.</w:t>
       </w:r>
     </w:p>
     <w:p>
@@ -2204,7 +1966,6 @@
           <w:szCs w:val="22"/>
         </w:rPr>
       </w:pPr>
-      <w:proofErr w:type="spellStart"/>
       <w:r>
         <w:rPr>
           <w:rFonts w:asciiTheme="majorHAnsi" w:hAnsiTheme="majorHAnsi"/>
@@ -2212,17 +1973,7 @@
           <w:bCs/>
           <w:szCs w:val="22"/>
         </w:rPr>
-        <w:t>if</w:t>
-      </w:r>
-      <w:proofErr w:type="spellEnd"/>
-      <w:r>
-        <w:rPr>
-          <w:rFonts w:asciiTheme="majorHAnsi" w:hAnsiTheme="majorHAnsi"/>
-          <w:b/>
-          <w:bCs/>
-          <w:szCs w:val="22"/>
-        </w:rPr>
-        <w:t xml:space="preserve"> (poprawne dane):</w:t>
+        <w:t>if (poprawne dane):</w:t>
       </w:r>
     </w:p>
     <w:p>
@@ -2237,7 +1988,6 @@
           <w:szCs w:val="22"/>
         </w:rPr>
       </w:pPr>
-      <w:proofErr w:type="spellStart"/>
       <w:r>
         <w:rPr>
           <w:rFonts w:asciiTheme="majorHAnsi" w:hAnsiTheme="majorHAnsi"/>
@@ -2246,86 +1996,7 @@
           <w:color w:val="BF4E14" w:themeColor="accent2" w:themeShade="BF"/>
           <w:szCs w:val="22"/>
         </w:rPr>
-        <w:t>new</w:t>
-      </w:r>
-      <w:proofErr w:type="spellEnd"/>
-      <w:r>
-        <w:rPr>
-          <w:rFonts w:asciiTheme="majorHAnsi" w:hAnsiTheme="majorHAnsi"/>
-          <w:b/>
-          <w:bCs/>
-          <w:color w:val="BF4E14" w:themeColor="accent2" w:themeShade="BF"/>
-          <w:szCs w:val="22"/>
-        </w:rPr>
-        <w:t xml:space="preserve"> </w:t>
-      </w:r>
-      <w:proofErr w:type="spellStart"/>
-      <w:proofErr w:type="gramStart"/>
-      <w:r>
-        <w:rPr>
-          <w:rFonts w:asciiTheme="majorHAnsi" w:hAnsiTheme="majorHAnsi"/>
-          <w:b/>
-          <w:bCs/>
-          <w:color w:val="BF4E14" w:themeColor="accent2" w:themeShade="BF"/>
-          <w:szCs w:val="22"/>
-        </w:rPr>
-        <w:t>int</w:t>
-      </w:r>
-      <w:proofErr w:type="spellEnd"/>
-      <w:r>
-        <w:rPr>
-          <w:rFonts w:asciiTheme="majorHAnsi" w:hAnsiTheme="majorHAnsi"/>
-          <w:b/>
-          <w:bCs/>
-          <w:color w:val="BF4E14" w:themeColor="accent2" w:themeShade="BF"/>
-          <w:szCs w:val="22"/>
-        </w:rPr>
-        <w:t>[</w:t>
-      </w:r>
-      <w:proofErr w:type="spellStart"/>
-      <w:proofErr w:type="gramEnd"/>
-      <w:r>
-        <w:rPr>
-          <w:rFonts w:asciiTheme="majorHAnsi" w:hAnsiTheme="majorHAnsi"/>
-          <w:b/>
-          <w:bCs/>
-          <w:color w:val="BF4E14" w:themeColor="accent2" w:themeShade="BF"/>
-          <w:szCs w:val="22"/>
-        </w:rPr>
-        <w:t>ileZestawow</w:t>
-      </w:r>
-      <w:proofErr w:type="spellEnd"/>
-      <w:r>
-        <w:rPr>
-          <w:rFonts w:asciiTheme="majorHAnsi" w:hAnsiTheme="majorHAnsi"/>
-          <w:b/>
-          <w:bCs/>
-          <w:color w:val="BF4E14" w:themeColor="accent2" w:themeShade="BF"/>
-          <w:szCs w:val="22"/>
-        </w:rPr>
-        <w:t xml:space="preserve">, </w:t>
-      </w:r>
-      <w:proofErr w:type="spellStart"/>
-      <w:r>
-        <w:rPr>
-          <w:rFonts w:asciiTheme="majorHAnsi" w:hAnsiTheme="majorHAnsi"/>
-          <w:b/>
-          <w:bCs/>
-          <w:color w:val="BF4E14" w:themeColor="accent2" w:themeShade="BF"/>
-          <w:szCs w:val="22"/>
-        </w:rPr>
-        <w:t>LiczbWZestawie</w:t>
-      </w:r>
-      <w:proofErr w:type="spellEnd"/>
-      <w:r>
-        <w:rPr>
-          <w:rFonts w:asciiTheme="majorHAnsi" w:hAnsiTheme="majorHAnsi"/>
-          <w:b/>
-          <w:bCs/>
-          <w:color w:val="BF4E14" w:themeColor="accent2" w:themeShade="BF"/>
-          <w:szCs w:val="22"/>
-        </w:rPr>
-        <w:t>]</w:t>
+        <w:t>new int[ileZestawow, LiczbWZestawie]</w:t>
       </w:r>
       <w:r>
         <w:rPr>
@@ -2360,48 +2031,7 @@
           <w:rFonts w:asciiTheme="majorHAnsi" w:hAnsiTheme="majorHAnsi"/>
           <w:szCs w:val="22"/>
         </w:rPr>
-        <w:t>Pętla zewnętrzna for (</w:t>
-      </w:r>
-      <w:proofErr w:type="gramStart"/>
-      <w:r>
-        <w:rPr>
-          <w:rFonts w:asciiTheme="majorHAnsi" w:hAnsiTheme="majorHAnsi"/>
-          <w:szCs w:val="22"/>
-        </w:rPr>
-        <w:t>i...</w:t>
-      </w:r>
-      <w:proofErr w:type="gramEnd"/>
-      <w:r>
-        <w:rPr>
-          <w:rFonts w:asciiTheme="majorHAnsi" w:hAnsiTheme="majorHAnsi"/>
-          <w:szCs w:val="22"/>
-        </w:rPr>
-        <w:t xml:space="preserve">) wykonuje się raz dla każdego zestawu. W każdym obiegu wywołuje </w:t>
-      </w:r>
-      <w:proofErr w:type="spellStart"/>
-      <w:proofErr w:type="gramStart"/>
-      <w:r>
-        <w:rPr>
-          <w:rFonts w:asciiTheme="majorHAnsi" w:hAnsiTheme="majorHAnsi"/>
-          <w:szCs w:val="22"/>
-        </w:rPr>
-        <w:t>LosujZestaw</w:t>
-      </w:r>
-      <w:proofErr w:type="spellEnd"/>
-      <w:r>
-        <w:rPr>
-          <w:rFonts w:asciiTheme="majorHAnsi" w:hAnsiTheme="majorHAnsi"/>
-          <w:szCs w:val="22"/>
-        </w:rPr>
-        <w:t>(</w:t>
-      </w:r>
-      <w:proofErr w:type="gramEnd"/>
-      <w:r>
-        <w:rPr>
-          <w:rFonts w:asciiTheme="majorHAnsi" w:hAnsiTheme="majorHAnsi"/>
-          <w:szCs w:val="22"/>
-        </w:rPr>
-        <w:t>), która zwraca 6-elementową tablicę.</w:t>
+        <w:t>Pętla zewnętrzna for (i...) wykonuje się raz dla każdego zestawu. W każdym obiegu wywołuje LosujZestaw(), która zwraca 6-elementową tablicę.</w:t>
       </w:r>
     </w:p>
     <w:p>
@@ -2421,23 +2051,7 @@
           <w:rFonts w:asciiTheme="majorHAnsi" w:hAnsiTheme="majorHAnsi"/>
           <w:szCs w:val="22"/>
         </w:rPr>
-        <w:t>Pętla wewnętrzna for (</w:t>
-      </w:r>
-      <w:proofErr w:type="gramStart"/>
-      <w:r>
-        <w:rPr>
-          <w:rFonts w:asciiTheme="majorHAnsi" w:hAnsiTheme="majorHAnsi"/>
-          <w:szCs w:val="22"/>
-        </w:rPr>
-        <w:t>j...</w:t>
-      </w:r>
-      <w:proofErr w:type="gramEnd"/>
-      <w:r>
-        <w:rPr>
-          <w:rFonts w:asciiTheme="majorHAnsi" w:hAnsiTheme="majorHAnsi"/>
-          <w:szCs w:val="22"/>
-        </w:rPr>
-        <w:t>) przepisuje 6 wylosowanych liczb do wiersza i tablicy losowania.</w:t>
+        <w:t>Pętla wewnętrzna for (j...) przepisuje 6 wylosowanych liczb do wiersza i tablicy losowania.</w:t>
       </w:r>
     </w:p>
     <w:p>
@@ -2452,8 +2066,6 @@
           <w:szCs w:val="22"/>
         </w:rPr>
       </w:pPr>
-      <w:proofErr w:type="spellStart"/>
-      <w:proofErr w:type="gramStart"/>
       <w:r>
         <w:rPr>
           <w:rFonts w:asciiTheme="majorHAnsi" w:hAnsiTheme="majorHAnsi"/>
@@ -2462,41 +2074,7 @@
           <w:color w:val="BF4E14" w:themeColor="accent2" w:themeShade="BF"/>
           <w:szCs w:val="22"/>
         </w:rPr>
-        <w:t>WyswietlLosowania</w:t>
-      </w:r>
-      <w:proofErr w:type="spellEnd"/>
-      <w:r>
-        <w:rPr>
-          <w:rFonts w:asciiTheme="majorHAnsi" w:hAnsiTheme="majorHAnsi"/>
-          <w:b/>
-          <w:bCs/>
-          <w:color w:val="BF4E14" w:themeColor="accent2" w:themeShade="BF"/>
-          <w:szCs w:val="22"/>
-        </w:rPr>
-        <w:t>(</w:t>
-      </w:r>
-      <w:proofErr w:type="spellStart"/>
-      <w:proofErr w:type="gramEnd"/>
-      <w:r>
-        <w:rPr>
-          <w:rFonts w:asciiTheme="majorHAnsi" w:hAnsiTheme="majorHAnsi"/>
-          <w:b/>
-          <w:bCs/>
-          <w:color w:val="BF4E14" w:themeColor="accent2" w:themeShade="BF"/>
-          <w:szCs w:val="22"/>
-        </w:rPr>
-        <w:t>ileZestawow</w:t>
-      </w:r>
-      <w:proofErr w:type="spellEnd"/>
-      <w:r>
-        <w:rPr>
-          <w:rFonts w:asciiTheme="majorHAnsi" w:hAnsiTheme="majorHAnsi"/>
-          <w:b/>
-          <w:bCs/>
-          <w:color w:val="BF4E14" w:themeColor="accent2" w:themeShade="BF"/>
-          <w:szCs w:val="22"/>
-        </w:rPr>
-        <w:t>, losowania)</w:t>
+        <w:t>WyswietlLosowania(ileZestawow, losowania)</w:t>
       </w:r>
       <w:r>
         <w:rPr>
@@ -2528,7 +2106,6 @@
           <w:szCs w:val="22"/>
         </w:rPr>
       </w:pPr>
-      <w:proofErr w:type="spellStart"/>
       <w:r>
         <w:rPr>
           <w:rFonts w:asciiTheme="majorHAnsi" w:hAnsiTheme="majorHAnsi"/>
@@ -2536,25 +2113,27 @@
           <w:bCs/>
           <w:szCs w:val="22"/>
         </w:rPr>
-        <w:t>else</w:t>
-      </w:r>
-      <w:proofErr w:type="spellEnd"/>
-      <w:r>
+        <w:t>else (błędne dane):</w:t>
+      </w:r>
+      <w:r>
+        <w:rPr>
+          <w:rFonts w:asciiTheme="majorHAnsi" w:hAnsiTheme="majorHAnsi"/>
+          <w:szCs w:val="22"/>
+        </w:rPr>
+        <w:t xml:space="preserve"> wypisuje komunikat o niepoprawnej wartości i kończy program instrukcją return.</w:t>
+      </w:r>
+    </w:p>
+    <w:p>
+      <w:pPr>
+        <w:spacing w:after="0" w:line="240" w:lineRule="auto"/>
+        <w:ind w:left="720"/>
         <w:rPr>
           <w:rFonts w:asciiTheme="majorHAnsi" w:hAnsiTheme="majorHAnsi"/>
           <w:b/>
           <w:bCs/>
           <w:szCs w:val="22"/>
         </w:rPr>
-        <w:t xml:space="preserve"> (błędne dane):</w:t>
-      </w:r>
-      <w:r>
-        <w:rPr>
-          <w:rFonts w:asciiTheme="majorHAnsi" w:hAnsiTheme="majorHAnsi"/>
-          <w:szCs w:val="22"/>
-        </w:rPr>
-        <w:t xml:space="preserve"> wypisuje komunikat o niepoprawnej wartości i kończy program instrukcją return.</w:t>
-      </w:r>
+      </w:pPr>
     </w:p>
     <w:p>
       <w:pPr>
@@ -2582,38 +2161,24 @@
     </w:p>
     <w:p>
       <w:pPr>
-        <w:spacing w:after="0" w:line="240" w:lineRule="auto"/>
-        <w:ind w:left="720"/>
+        <w:rPr>
+          <w:rFonts w:asciiTheme="majorHAnsi" w:hAnsiTheme="majorHAnsi"/>
+        </w:rPr>
+      </w:pPr>
+      <w:r>
+        <w:rPr>
+          <w:rFonts w:asciiTheme="majorHAnsi" w:hAnsiTheme="majorHAnsi"/>
+        </w:rPr>
+        <w:t xml:space="preserve">• </w:t>
+      </w:r>
+      <w:r>
         <w:rPr>
           <w:rFonts w:asciiTheme="majorHAnsi" w:hAnsiTheme="majorHAnsi"/>
           <w:b/>
           <w:bCs/>
-          <w:szCs w:val="22"/>
-        </w:rPr>
-      </w:pPr>
-    </w:p>
-    <w:p>
-      <w:pPr>
-        <w:rPr>
-          <w:rFonts w:asciiTheme="majorHAnsi" w:hAnsiTheme="majorHAnsi"/>
-        </w:rPr>
-      </w:pPr>
-      <w:r>
-        <w:rPr>
-          <w:rFonts w:asciiTheme="majorHAnsi" w:hAnsiTheme="majorHAnsi"/>
-        </w:rPr>
-        <w:t xml:space="preserve">• </w:t>
-      </w:r>
-      <w:r>
-        <w:rPr>
-          <w:rFonts w:asciiTheme="majorHAnsi" w:hAnsiTheme="majorHAnsi"/>
-          <w:b/>
-          <w:bCs/>
         </w:rPr>
         <w:t xml:space="preserve">Funkcja </w:t>
       </w:r>
-      <w:proofErr w:type="spellStart"/>
-      <w:proofErr w:type="gramStart"/>
       <w:r>
         <w:rPr>
           <w:rFonts w:asciiTheme="majorHAnsi" w:hAnsiTheme="majorHAnsi"/>
@@ -2621,33 +2186,13 @@
           <w:bCs/>
           <w:color w:val="BF4E14" w:themeColor="accent2" w:themeShade="BF"/>
         </w:rPr>
-        <w:t>LosujZestaw</w:t>
-      </w:r>
-      <w:proofErr w:type="spellEnd"/>
-      <w:r>
-        <w:rPr>
-          <w:rFonts w:asciiTheme="majorHAnsi" w:hAnsiTheme="majorHAnsi"/>
-          <w:b/>
-          <w:bCs/>
+        <w:t>LosujZestaw()</w:t>
+      </w:r>
+      <w:r>
+        <w:rPr>
+          <w:rFonts w:asciiTheme="majorHAnsi" w:hAnsiTheme="majorHAnsi"/>
           <w:color w:val="BF4E14" w:themeColor="accent2" w:themeShade="BF"/>
         </w:rPr>
-        <w:t>(</w:t>
-      </w:r>
-      <w:proofErr w:type="gramEnd"/>
-      <w:r>
-        <w:rPr>
-          <w:rFonts w:asciiTheme="majorHAnsi" w:hAnsiTheme="majorHAnsi"/>
-          <w:b/>
-          <w:bCs/>
-          <w:color w:val="BF4E14" w:themeColor="accent2" w:themeShade="BF"/>
-        </w:rPr>
-        <w:t>)</w:t>
-      </w:r>
-      <w:r>
-        <w:rPr>
-          <w:rFonts w:asciiTheme="majorHAnsi" w:hAnsiTheme="majorHAnsi"/>
-          <w:color w:val="BF4E14" w:themeColor="accent2" w:themeShade="BF"/>
-        </w:rPr>
         <w:t xml:space="preserve"> </w:t>
       </w:r>
       <w:r>
@@ -2661,32 +2206,7 @@
           <w:rFonts w:asciiTheme="majorHAnsi" w:hAnsiTheme="majorHAnsi"/>
           <w:lang w:eastAsia="pl-PL"/>
         </w:rPr>
-        <w:t xml:space="preserve">losuje jeden zestaw 6 różnych liczb z przedziału 1–49. Nie przyjmuje argumentów i zwraca tablicę </w:t>
-      </w:r>
-      <w:proofErr w:type="spellStart"/>
-      <w:proofErr w:type="gramStart"/>
-      <w:r>
-        <w:rPr>
-          <w:rFonts w:asciiTheme="majorHAnsi" w:hAnsiTheme="majorHAnsi"/>
-          <w:lang w:eastAsia="pl-PL"/>
-        </w:rPr>
-        <w:t>int</w:t>
-      </w:r>
-      <w:proofErr w:type="spellEnd"/>
-      <w:r>
-        <w:rPr>
-          <w:rFonts w:asciiTheme="majorHAnsi" w:hAnsiTheme="majorHAnsi"/>
-          <w:lang w:eastAsia="pl-PL"/>
-        </w:rPr>
-        <w:t>[</w:t>
-      </w:r>
-      <w:proofErr w:type="gramEnd"/>
-      <w:r>
-        <w:rPr>
-          <w:rFonts w:asciiTheme="majorHAnsi" w:hAnsiTheme="majorHAnsi"/>
-          <w:lang w:eastAsia="pl-PL"/>
-        </w:rPr>
-        <w:t>] z wylosowanymi liczbami.</w:t>
+        <w:t>losuje jeden zestaw 6 różnych liczb z przedziału 1–49. Nie przyjmuje argumentów i zwraca tablicę int[] z wylosowanymi liczbami.</w:t>
       </w:r>
     </w:p>
     <w:p>
@@ -2702,8 +2222,6 @@
           <w:lang w:eastAsia="pl-PL"/>
         </w:rPr>
       </w:pPr>
-      <w:proofErr w:type="spellStart"/>
-      <w:proofErr w:type="gramStart"/>
       <w:r>
         <w:rPr>
           <w:rFonts w:asciiTheme="majorHAnsi" w:hAnsiTheme="majorHAnsi"/>
@@ -2713,139 +2231,33 @@
           <w:szCs w:val="22"/>
           <w:lang w:eastAsia="pl-PL"/>
         </w:rPr>
-        <w:t>int</w:t>
-      </w:r>
-      <w:proofErr w:type="spellEnd"/>
-      <w:r>
-        <w:rPr>
-          <w:rFonts w:asciiTheme="majorHAnsi" w:hAnsiTheme="majorHAnsi"/>
-          <w:b/>
-          <w:bCs/>
+        <w:t>int[] zestaw = new int[LiczbWZestawie]</w:t>
+      </w:r>
+      <w:r>
+        <w:rPr>
+          <w:rFonts w:asciiTheme="majorHAnsi" w:hAnsiTheme="majorHAnsi"/>
           <w:color w:val="BF4E14" w:themeColor="accent2" w:themeShade="BF"/>
           <w:szCs w:val="22"/>
           <w:lang w:eastAsia="pl-PL"/>
         </w:rPr>
-        <w:t>[</w:t>
-      </w:r>
-      <w:proofErr w:type="gramEnd"/>
-      <w:r>
-        <w:rPr>
-          <w:rFonts w:asciiTheme="majorHAnsi" w:hAnsiTheme="majorHAnsi"/>
-          <w:b/>
-          <w:bCs/>
+        <w:t xml:space="preserve"> </w:t>
+      </w:r>
+      <w:r>
+        <w:rPr>
+          <w:rFonts w:asciiTheme="majorHAnsi" w:hAnsiTheme="majorHAnsi"/>
           <w:color w:val="BF4E14" w:themeColor="accent2" w:themeShade="BF"/>
           <w:szCs w:val="22"/>
           <w:lang w:eastAsia="pl-PL"/>
         </w:rPr>
-        <w:t xml:space="preserve">] zestaw = </w:t>
-      </w:r>
-      <w:proofErr w:type="spellStart"/>
-      <w:r>
-        <w:rPr>
-          <w:rFonts w:asciiTheme="majorHAnsi" w:hAnsiTheme="majorHAnsi"/>
-          <w:b/>
-          <w:bCs/>
-          <w:color w:val="BF4E14" w:themeColor="accent2" w:themeShade="BF"/>
+        <w:t xml:space="preserve"> </w:t>
+      </w:r>
+      <w:r>
+        <w:rPr>
+          <w:rFonts w:asciiTheme="majorHAnsi" w:hAnsiTheme="majorHAnsi"/>
           <w:szCs w:val="22"/>
           <w:lang w:eastAsia="pl-PL"/>
         </w:rPr>
-        <w:t>new</w:t>
-      </w:r>
-      <w:proofErr w:type="spellEnd"/>
-      <w:r>
-        <w:rPr>
-          <w:rFonts w:asciiTheme="majorHAnsi" w:hAnsiTheme="majorHAnsi"/>
-          <w:b/>
-          <w:bCs/>
-          <w:color w:val="BF4E14" w:themeColor="accent2" w:themeShade="BF"/>
-          <w:szCs w:val="22"/>
-          <w:lang w:eastAsia="pl-PL"/>
-        </w:rPr>
-        <w:t xml:space="preserve"> </w:t>
-      </w:r>
-      <w:proofErr w:type="spellStart"/>
-      <w:proofErr w:type="gramStart"/>
-      <w:r>
-        <w:rPr>
-          <w:rFonts w:asciiTheme="majorHAnsi" w:hAnsiTheme="majorHAnsi"/>
-          <w:b/>
-          <w:bCs/>
-          <w:color w:val="BF4E14" w:themeColor="accent2" w:themeShade="BF"/>
-          <w:szCs w:val="22"/>
-          <w:lang w:eastAsia="pl-PL"/>
-        </w:rPr>
-        <w:t>int</w:t>
-      </w:r>
-      <w:proofErr w:type="spellEnd"/>
-      <w:r>
-        <w:rPr>
-          <w:rFonts w:asciiTheme="majorHAnsi" w:hAnsiTheme="majorHAnsi"/>
-          <w:b/>
-          <w:bCs/>
-          <w:color w:val="BF4E14" w:themeColor="accent2" w:themeShade="BF"/>
-          <w:szCs w:val="22"/>
-          <w:lang w:eastAsia="pl-PL"/>
-        </w:rPr>
-        <w:t>[</w:t>
-      </w:r>
-      <w:proofErr w:type="spellStart"/>
-      <w:r>
-        <w:rPr>
-          <w:rFonts w:asciiTheme="majorHAnsi" w:hAnsiTheme="majorHAnsi"/>
-          <w:b/>
-          <w:bCs/>
-          <w:color w:val="BF4E14" w:themeColor="accent2" w:themeShade="BF"/>
-          <w:szCs w:val="22"/>
-          <w:lang w:eastAsia="pl-PL"/>
-        </w:rPr>
-        <w:t>LiczbWZestawie</w:t>
-      </w:r>
-      <w:proofErr w:type="spellEnd"/>
-      <w:r>
-        <w:rPr>
-          <w:rFonts w:asciiTheme="majorHAnsi" w:hAnsiTheme="majorHAnsi"/>
-          <w:b/>
-          <w:bCs/>
-          <w:color w:val="BF4E14" w:themeColor="accent2" w:themeShade="BF"/>
-          <w:szCs w:val="22"/>
-          <w:lang w:eastAsia="pl-PL"/>
-        </w:rPr>
-        <w:t>]</w:t>
-      </w:r>
-      <w:r>
-        <w:rPr>
-          <w:rFonts w:asciiTheme="majorHAnsi" w:hAnsiTheme="majorHAnsi"/>
-          <w:color w:val="BF4E14" w:themeColor="accent2" w:themeShade="BF"/>
-          <w:szCs w:val="22"/>
-          <w:lang w:eastAsia="pl-PL"/>
-        </w:rPr>
-        <w:t xml:space="preserve"> </w:t>
-      </w:r>
-      <w:r>
-        <w:rPr>
-          <w:rFonts w:asciiTheme="majorHAnsi" w:hAnsiTheme="majorHAnsi"/>
-          <w:color w:val="BF4E14" w:themeColor="accent2" w:themeShade="BF"/>
-          <w:szCs w:val="22"/>
-          <w:lang w:eastAsia="pl-PL"/>
-        </w:rPr>
-        <w:t xml:space="preserve"> </w:t>
-      </w:r>
-      <w:r>
-        <w:rPr>
-          <w:rFonts w:asciiTheme="majorHAnsi" w:hAnsiTheme="majorHAnsi"/>
-          <w:szCs w:val="22"/>
-          <w:lang w:eastAsia="pl-PL"/>
-        </w:rPr>
-        <w:t>-</w:t>
-      </w:r>
-      <w:proofErr w:type="gramEnd"/>
-      <w:r>
-        <w:rPr>
-          <w:rFonts w:asciiTheme="majorHAnsi" w:hAnsiTheme="majorHAnsi"/>
-          <w:szCs w:val="22"/>
-          <w:lang w:eastAsia="pl-PL"/>
-        </w:rPr>
-        <w:t xml:space="preserve"> t</w:t>
+        <w:t>- t</w:t>
       </w:r>
       <w:r>
         <w:rPr>
@@ -2869,7 +2281,6 @@
           <w:lang w:eastAsia="pl-PL"/>
         </w:rPr>
       </w:pPr>
-      <w:proofErr w:type="spellStart"/>
       <w:r>
         <w:rPr>
           <w:rFonts w:asciiTheme="majorHAnsi" w:hAnsiTheme="majorHAnsi"/>
@@ -2879,80 +2290,7 @@
           <w:szCs w:val="22"/>
           <w:lang w:eastAsia="pl-PL"/>
         </w:rPr>
-        <w:t>Random</w:t>
-      </w:r>
-      <w:proofErr w:type="spellEnd"/>
-      <w:r>
-        <w:rPr>
-          <w:rFonts w:asciiTheme="majorHAnsi" w:hAnsiTheme="majorHAnsi"/>
-          <w:b/>
-          <w:bCs/>
-          <w:color w:val="BF4E14" w:themeColor="accent2" w:themeShade="BF"/>
-          <w:szCs w:val="22"/>
-          <w:lang w:eastAsia="pl-PL"/>
-        </w:rPr>
-        <w:t xml:space="preserve"> generator = </w:t>
-      </w:r>
-      <w:proofErr w:type="spellStart"/>
-      <w:r>
-        <w:rPr>
-          <w:rFonts w:asciiTheme="majorHAnsi" w:hAnsiTheme="majorHAnsi"/>
-          <w:b/>
-          <w:bCs/>
-          <w:color w:val="BF4E14" w:themeColor="accent2" w:themeShade="BF"/>
-          <w:szCs w:val="22"/>
-          <w:lang w:eastAsia="pl-PL"/>
-        </w:rPr>
-        <w:t>new</w:t>
-      </w:r>
-      <w:proofErr w:type="spellEnd"/>
-      <w:r>
-        <w:rPr>
-          <w:rFonts w:asciiTheme="majorHAnsi" w:hAnsiTheme="majorHAnsi"/>
-          <w:b/>
-          <w:bCs/>
-          <w:color w:val="BF4E14" w:themeColor="accent2" w:themeShade="BF"/>
-          <w:szCs w:val="22"/>
-          <w:lang w:eastAsia="pl-PL"/>
-        </w:rPr>
-        <w:t xml:space="preserve"> </w:t>
-      </w:r>
-      <w:proofErr w:type="spellStart"/>
-      <w:proofErr w:type="gramStart"/>
-      <w:r>
-        <w:rPr>
-          <w:rFonts w:asciiTheme="majorHAnsi" w:hAnsiTheme="majorHAnsi"/>
-          <w:b/>
-          <w:bCs/>
-          <w:color w:val="BF4E14" w:themeColor="accent2" w:themeShade="BF"/>
-          <w:szCs w:val="22"/>
-          <w:lang w:eastAsia="pl-PL"/>
-        </w:rPr>
-        <w:t>Random</w:t>
-      </w:r>
-      <w:proofErr w:type="spellEnd"/>
-      <w:r>
-        <w:rPr>
-          <w:rFonts w:asciiTheme="majorHAnsi" w:hAnsiTheme="majorHAnsi"/>
-          <w:b/>
-          <w:bCs/>
-          <w:color w:val="BF4E14" w:themeColor="accent2" w:themeShade="BF"/>
-          <w:szCs w:val="22"/>
-          <w:lang w:eastAsia="pl-PL"/>
-        </w:rPr>
-        <w:t>(</w:t>
-      </w:r>
-      <w:proofErr w:type="gramEnd"/>
-      <w:r>
-        <w:rPr>
-          <w:rFonts w:asciiTheme="majorHAnsi" w:hAnsiTheme="majorHAnsi"/>
-          <w:b/>
-          <w:bCs/>
-          <w:color w:val="BF4E14" w:themeColor="accent2" w:themeShade="BF"/>
-          <w:szCs w:val="22"/>
-          <w:lang w:eastAsia="pl-PL"/>
-        </w:rPr>
-        <w:t>)</w:t>
+        <w:t>Random generator = new Random()</w:t>
       </w:r>
       <w:r>
         <w:rPr>
@@ -2992,7 +2330,6 @@
           <w:lang w:eastAsia="pl-PL"/>
         </w:rPr>
       </w:pPr>
-      <w:proofErr w:type="spellStart"/>
       <w:r>
         <w:rPr>
           <w:rFonts w:asciiTheme="majorHAnsi" w:hAnsiTheme="majorHAnsi"/>
@@ -3002,19 +2339,7 @@
           <w:szCs w:val="22"/>
           <w:lang w:eastAsia="pl-PL"/>
         </w:rPr>
-        <w:t>int</w:t>
-      </w:r>
-      <w:proofErr w:type="spellEnd"/>
-      <w:r>
-        <w:rPr>
-          <w:rFonts w:asciiTheme="majorHAnsi" w:hAnsiTheme="majorHAnsi"/>
-          <w:b/>
-          <w:bCs/>
-          <w:color w:val="BF4E14" w:themeColor="accent2" w:themeShade="BF"/>
-          <w:szCs w:val="22"/>
-          <w:lang w:eastAsia="pl-PL"/>
-        </w:rPr>
-        <w:t xml:space="preserve"> i = 0</w:t>
+        <w:t>int i = 0</w:t>
       </w:r>
       <w:r>
         <w:rPr>
@@ -3055,7 +2380,6 @@
         </w:rPr>
         <w:t xml:space="preserve">Pętla </w:t>
       </w:r>
-      <w:proofErr w:type="spellStart"/>
       <w:r>
         <w:rPr>
           <w:rFonts w:asciiTheme="majorHAnsi" w:hAnsiTheme="majorHAnsi"/>
@@ -3065,43 +2389,7 @@
           <w:szCs w:val="22"/>
           <w:lang w:eastAsia="pl-PL"/>
         </w:rPr>
-        <w:t>while</w:t>
-      </w:r>
-      <w:proofErr w:type="spellEnd"/>
-      <w:r>
-        <w:rPr>
-          <w:rFonts w:asciiTheme="majorHAnsi" w:hAnsiTheme="majorHAnsi"/>
-          <w:b/>
-          <w:bCs/>
-          <w:color w:val="BF4E14" w:themeColor="accent2" w:themeShade="BF"/>
-          <w:szCs w:val="22"/>
-          <w:lang w:eastAsia="pl-PL"/>
-        </w:rPr>
-        <w:t xml:space="preserve"> (i &lt; </w:t>
-      </w:r>
-      <w:proofErr w:type="spellStart"/>
-      <w:r>
-        <w:rPr>
-          <w:rFonts w:asciiTheme="majorHAnsi" w:hAnsiTheme="majorHAnsi"/>
-          <w:b/>
-          <w:bCs/>
-          <w:color w:val="BF4E14" w:themeColor="accent2" w:themeShade="BF"/>
-          <w:szCs w:val="22"/>
-          <w:lang w:eastAsia="pl-PL"/>
-        </w:rPr>
-        <w:t>LiczbWZestawie</w:t>
-      </w:r>
-      <w:proofErr w:type="spellEnd"/>
-      <w:r>
-        <w:rPr>
-          <w:rFonts w:asciiTheme="majorHAnsi" w:hAnsiTheme="majorHAnsi"/>
-          <w:b/>
-          <w:bCs/>
-          <w:color w:val="BF4E14" w:themeColor="accent2" w:themeShade="BF"/>
-          <w:szCs w:val="22"/>
-          <w:lang w:eastAsia="pl-PL"/>
-        </w:rPr>
-        <w:t>)</w:t>
+        <w:t>while (i &lt; LiczbWZestawie)</w:t>
       </w:r>
       <w:r>
         <w:rPr>
@@ -3134,8 +2422,6 @@
           <w:lang w:eastAsia="pl-PL"/>
         </w:rPr>
       </w:pPr>
-      <w:proofErr w:type="spellStart"/>
-      <w:proofErr w:type="gramStart"/>
       <w:r>
         <w:rPr>
           <w:rFonts w:asciiTheme="majorHAnsi" w:hAnsiTheme="majorHAnsi"/>
@@ -3145,111 +2431,32 @@
           <w:szCs w:val="22"/>
           <w:lang w:eastAsia="pl-PL"/>
         </w:rPr>
-        <w:t>generator.Next</w:t>
-      </w:r>
-      <w:proofErr w:type="spellEnd"/>
-      <w:proofErr w:type="gramEnd"/>
-      <w:r>
-        <w:rPr>
-          <w:rFonts w:asciiTheme="majorHAnsi" w:hAnsiTheme="majorHAnsi"/>
-          <w:b/>
-          <w:bCs/>
+        <w:t>generator.Next(MinLiczba, MaxLiczba + 1)</w:t>
+      </w:r>
+      <w:r>
+        <w:rPr>
+          <w:rFonts w:asciiTheme="majorHAnsi" w:hAnsiTheme="majorHAnsi"/>
           <w:color w:val="BF4E14" w:themeColor="accent2" w:themeShade="BF"/>
           <w:szCs w:val="22"/>
           <w:lang w:eastAsia="pl-PL"/>
         </w:rPr>
-        <w:t>(</w:t>
-      </w:r>
-      <w:proofErr w:type="spellStart"/>
-      <w:r>
-        <w:rPr>
-          <w:rFonts w:asciiTheme="majorHAnsi" w:hAnsiTheme="majorHAnsi"/>
-          <w:b/>
-          <w:bCs/>
-          <w:color w:val="BF4E14" w:themeColor="accent2" w:themeShade="BF"/>
+        <w:t xml:space="preserve"> </w:t>
+      </w:r>
+      <w:r>
+        <w:rPr>
+          <w:rFonts w:asciiTheme="majorHAnsi" w:hAnsiTheme="majorHAnsi"/>
           <w:szCs w:val="22"/>
           <w:lang w:eastAsia="pl-PL"/>
         </w:rPr>
-        <w:t>MinLiczba</w:t>
-      </w:r>
-      <w:proofErr w:type="spellEnd"/>
-      <w:r>
-        <w:rPr>
-          <w:rFonts w:asciiTheme="majorHAnsi" w:hAnsiTheme="majorHAnsi"/>
-          <w:b/>
-          <w:bCs/>
-          <w:color w:val="BF4E14" w:themeColor="accent2" w:themeShade="BF"/>
+        <w:t xml:space="preserve">losuje liczbę całkowitą. </w:t>
+      </w:r>
+      <w:r>
+        <w:rPr>
+          <w:rFonts w:asciiTheme="majorHAnsi" w:hAnsiTheme="majorHAnsi"/>
           <w:szCs w:val="22"/>
           <w:lang w:eastAsia="pl-PL"/>
         </w:rPr>
-        <w:t xml:space="preserve">, </w:t>
-      </w:r>
-      <w:proofErr w:type="spellStart"/>
-      <w:r>
-        <w:rPr>
-          <w:rFonts w:asciiTheme="majorHAnsi" w:hAnsiTheme="majorHAnsi"/>
-          <w:b/>
-          <w:bCs/>
-          <w:color w:val="BF4E14" w:themeColor="accent2" w:themeShade="BF"/>
-          <w:szCs w:val="22"/>
-          <w:lang w:eastAsia="pl-PL"/>
-        </w:rPr>
-        <w:t>MaxLiczba</w:t>
-      </w:r>
-      <w:proofErr w:type="spellEnd"/>
-      <w:r>
-        <w:rPr>
-          <w:rFonts w:asciiTheme="majorHAnsi" w:hAnsiTheme="majorHAnsi"/>
-          <w:b/>
-          <w:bCs/>
-          <w:color w:val="BF4E14" w:themeColor="accent2" w:themeShade="BF"/>
-          <w:szCs w:val="22"/>
-          <w:lang w:eastAsia="pl-PL"/>
-        </w:rPr>
-        <w:t xml:space="preserve"> + 1)</w:t>
-      </w:r>
-      <w:r>
-        <w:rPr>
-          <w:rFonts w:asciiTheme="majorHAnsi" w:hAnsiTheme="majorHAnsi"/>
-          <w:color w:val="BF4E14" w:themeColor="accent2" w:themeShade="BF"/>
-          <w:szCs w:val="22"/>
-          <w:lang w:eastAsia="pl-PL"/>
-        </w:rPr>
-        <w:t xml:space="preserve"> </w:t>
-      </w:r>
-      <w:r>
-        <w:rPr>
-          <w:rFonts w:asciiTheme="majorHAnsi" w:hAnsiTheme="majorHAnsi"/>
-          <w:szCs w:val="22"/>
-          <w:lang w:eastAsia="pl-PL"/>
-        </w:rPr>
-        <w:t xml:space="preserve">losuje liczbę całkowitą. </w:t>
-      </w:r>
-      <w:r>
-        <w:rPr>
-          <w:rFonts w:asciiTheme="majorHAnsi" w:hAnsiTheme="majorHAnsi"/>
-          <w:szCs w:val="22"/>
-          <w:lang w:eastAsia="pl-PL"/>
-        </w:rPr>
-        <w:t xml:space="preserve">Górna granica w </w:t>
-      </w:r>
-      <w:proofErr w:type="spellStart"/>
-      <w:r>
-        <w:rPr>
-          <w:rFonts w:asciiTheme="majorHAnsi" w:hAnsiTheme="majorHAnsi"/>
-          <w:szCs w:val="22"/>
-          <w:lang w:eastAsia="pl-PL"/>
-        </w:rPr>
-        <w:t>Next</w:t>
-      </w:r>
-      <w:proofErr w:type="spellEnd"/>
-      <w:r>
-        <w:rPr>
-          <w:rFonts w:asciiTheme="majorHAnsi" w:hAnsiTheme="majorHAnsi"/>
-          <w:szCs w:val="22"/>
-          <w:lang w:eastAsia="pl-PL"/>
-        </w:rPr>
-        <w:t xml:space="preserve"> wynosi o 1 mniej niż dana liczba, dlatego </w:t>
+        <w:t xml:space="preserve">Górna granica w Next wynosi o 1 mniej niż dana liczba, dlatego </w:t>
       </w:r>
       <w:r>
         <w:rPr>
@@ -3273,8 +2480,6 @@
           <w:lang w:eastAsia="pl-PL"/>
         </w:rPr>
       </w:pPr>
-      <w:proofErr w:type="spellStart"/>
-      <w:proofErr w:type="gramStart"/>
       <w:r>
         <w:rPr>
           <w:rFonts w:asciiTheme="majorHAnsi" w:hAnsiTheme="majorHAnsi"/>
@@ -3284,10 +2489,43 @@
           <w:szCs w:val="22"/>
           <w:lang w:eastAsia="pl-PL"/>
         </w:rPr>
-        <w:t>zestaw.Contains</w:t>
-      </w:r>
-      <w:proofErr w:type="spellEnd"/>
-      <w:proofErr w:type="gramEnd"/>
+        <w:t>zestaw.Contains(wylosowana)</w:t>
+      </w:r>
+      <w:r>
+        <w:rPr>
+          <w:rFonts w:asciiTheme="majorHAnsi" w:hAnsiTheme="majorHAnsi"/>
+          <w:color w:val="BF4E14" w:themeColor="accent2" w:themeShade="BF"/>
+          <w:szCs w:val="22"/>
+          <w:lang w:eastAsia="pl-PL"/>
+        </w:rPr>
+        <w:t xml:space="preserve"> </w:t>
+      </w:r>
+      <w:r>
+        <w:rPr>
+          <w:rFonts w:asciiTheme="majorHAnsi" w:hAnsiTheme="majorHAnsi"/>
+          <w:szCs w:val="22"/>
+          <w:lang w:eastAsia="pl-PL"/>
+        </w:rPr>
+        <w:t xml:space="preserve">sprawdza, czy taka liczba już jest w zestawie: </w:t>
+      </w:r>
+    </w:p>
+    <w:p>
+      <w:pPr>
+        <w:ind w:left="1068"/>
+        <w:rPr>
+          <w:rFonts w:asciiTheme="majorHAnsi" w:hAnsiTheme="majorHAnsi"/>
+          <w:szCs w:val="22"/>
+          <w:lang w:eastAsia="pl-PL"/>
+        </w:rPr>
+      </w:pPr>
+      <w:r>
+        <w:rPr>
+          <w:rFonts w:asciiTheme="majorHAnsi" w:hAnsiTheme="majorHAnsi"/>
+          <w:szCs w:val="22"/>
+          <w:lang w:eastAsia="pl-PL"/>
+        </w:rPr>
+        <w:t xml:space="preserve">jeśli tak, </w:t>
+      </w:r>
       <w:r>
         <w:rPr>
           <w:rFonts w:asciiTheme="majorHAnsi" w:hAnsiTheme="majorHAnsi"/>
@@ -3297,99 +2535,33 @@
           <w:szCs w:val="22"/>
           <w:lang w:eastAsia="pl-PL"/>
         </w:rPr>
-        <w:t>(wylosowana)</w:t>
-      </w:r>
-      <w:r>
-        <w:rPr>
-          <w:rFonts w:asciiTheme="majorHAnsi" w:hAnsiTheme="majorHAnsi"/>
-          <w:color w:val="BF4E14" w:themeColor="accent2" w:themeShade="BF"/>
+        <w:t>continue</w:t>
+      </w:r>
+      <w:r>
+        <w:rPr>
+          <w:rFonts w:asciiTheme="majorHAnsi" w:hAnsiTheme="majorHAnsi"/>
           <w:szCs w:val="22"/>
           <w:lang w:eastAsia="pl-PL"/>
         </w:rPr>
-        <w:t xml:space="preserve"> </w:t>
-      </w:r>
-      <w:r>
+        <w:t xml:space="preserve"> przerywa obieg pętli i losowanie zaczyna się od nowa, a licznik i się nie zwiększa,</w:t>
+      </w:r>
+    </w:p>
+    <w:p>
+      <w:pPr>
+        <w:ind w:left="360" w:firstLine="708"/>
         <w:rPr>
           <w:rFonts w:asciiTheme="majorHAnsi" w:hAnsiTheme="majorHAnsi"/>
           <w:szCs w:val="22"/>
           <w:lang w:eastAsia="pl-PL"/>
         </w:rPr>
-        <w:t xml:space="preserve">sprawdza, czy taka liczba już jest w zestawie: </w:t>
-      </w:r>
-    </w:p>
-    <w:p>
-      <w:pPr>
-        <w:ind w:left="1068"/>
+      </w:pPr>
+      <w:r>
         <w:rPr>
           <w:rFonts w:asciiTheme="majorHAnsi" w:hAnsiTheme="majorHAnsi"/>
           <w:szCs w:val="22"/>
           <w:lang w:eastAsia="pl-PL"/>
         </w:rPr>
-      </w:pPr>
-      <w:r>
-        <w:rPr>
-          <w:rFonts w:asciiTheme="majorHAnsi" w:hAnsiTheme="majorHAnsi"/>
-          <w:szCs w:val="22"/>
-          <w:lang w:eastAsia="pl-PL"/>
-        </w:rPr>
-        <w:t xml:space="preserve">jeśli tak, </w:t>
-      </w:r>
-      <w:proofErr w:type="spellStart"/>
-      <w:r>
-        <w:rPr>
-          <w:rFonts w:asciiTheme="majorHAnsi" w:hAnsiTheme="majorHAnsi"/>
-          <w:b/>
-          <w:bCs/>
-          <w:color w:val="BF4E14" w:themeColor="accent2" w:themeShade="BF"/>
-          <w:szCs w:val="22"/>
-          <w:lang w:eastAsia="pl-PL"/>
-        </w:rPr>
-        <w:t>continue</w:t>
-      </w:r>
-      <w:proofErr w:type="spellEnd"/>
-      <w:r>
-        <w:rPr>
-          <w:rFonts w:asciiTheme="majorHAnsi" w:hAnsiTheme="majorHAnsi"/>
-          <w:szCs w:val="22"/>
-          <w:lang w:eastAsia="pl-PL"/>
-        </w:rPr>
-        <w:t xml:space="preserve"> przerywa obieg pętli i losowanie zaczyna się od nowa, a licznik i się nie zwiększa,</w:t>
-      </w:r>
-    </w:p>
-    <w:p>
-      <w:pPr>
-        <w:ind w:left="360" w:firstLine="708"/>
-        <w:rPr>
-          <w:rFonts w:asciiTheme="majorHAnsi" w:hAnsiTheme="majorHAnsi"/>
-          <w:szCs w:val="22"/>
-          <w:lang w:eastAsia="pl-PL"/>
-        </w:rPr>
-      </w:pPr>
-      <w:r>
-        <w:rPr>
-          <w:rFonts w:asciiTheme="majorHAnsi" w:hAnsiTheme="majorHAnsi"/>
-          <w:szCs w:val="22"/>
-          <w:lang w:eastAsia="pl-PL"/>
-        </w:rPr>
-        <w:t xml:space="preserve">jeśli nie, liczba zostaje zapisana pod indeksem </w:t>
-      </w:r>
-      <w:proofErr w:type="gramStart"/>
-      <w:r>
-        <w:rPr>
-          <w:rFonts w:asciiTheme="majorHAnsi" w:hAnsiTheme="majorHAnsi"/>
-          <w:szCs w:val="22"/>
-          <w:lang w:eastAsia="pl-PL"/>
-        </w:rPr>
-        <w:t>i,</w:t>
-      </w:r>
-      <w:proofErr w:type="gramEnd"/>
-      <w:r>
-        <w:rPr>
-          <w:rFonts w:asciiTheme="majorHAnsi" w:hAnsiTheme="majorHAnsi"/>
-          <w:szCs w:val="22"/>
-          <w:lang w:eastAsia="pl-PL"/>
-        </w:rPr>
-        <w:t xml:space="preserve"> a następnie i++ przesuwa licznik.</w:t>
+        <w:t>jeśli nie, liczba zostaje zapisana pod indeksem i, a następnie i++ przesuwa licznik.</w:t>
       </w:r>
     </w:p>
     <w:p>
@@ -3465,8 +2637,6 @@
         </w:rPr>
         <w:t xml:space="preserve">Funkcja </w:t>
       </w:r>
-      <w:proofErr w:type="spellStart"/>
-      <w:proofErr w:type="gramStart"/>
       <w:r>
         <w:rPr>
           <w:rFonts w:asciiTheme="majorHAnsi" w:hAnsiTheme="majorHAnsi"/>
@@ -3474,27 +2644,7 @@
           <w:bCs/>
           <w:color w:val="BF4E14" w:themeColor="accent2" w:themeShade="BF"/>
         </w:rPr>
-        <w:t>WyswietlLosowania</w:t>
-      </w:r>
-      <w:proofErr w:type="spellEnd"/>
-      <w:r>
-        <w:rPr>
-          <w:rFonts w:asciiTheme="majorHAnsi" w:hAnsiTheme="majorHAnsi"/>
-          <w:b/>
-          <w:bCs/>
-          <w:color w:val="BF4E14" w:themeColor="accent2" w:themeShade="BF"/>
-        </w:rPr>
-        <w:t>(</w:t>
-      </w:r>
-      <w:proofErr w:type="gramEnd"/>
-      <w:r>
-        <w:rPr>
-          <w:rFonts w:asciiTheme="majorHAnsi" w:hAnsiTheme="majorHAnsi"/>
-          <w:b/>
-          <w:bCs/>
-          <w:color w:val="BF4E14" w:themeColor="accent2" w:themeShade="BF"/>
-        </w:rPr>
-        <w:t>)</w:t>
+        <w:t>WyswietlLosowania()</w:t>
       </w:r>
       <w:r>
         <w:rPr>
@@ -3535,8 +2685,6 @@
           <w:szCs w:val="22"/>
         </w:rPr>
       </w:pPr>
-      <w:proofErr w:type="spellStart"/>
-      <w:proofErr w:type="gramStart"/>
       <w:r>
         <w:rPr>
           <w:rFonts w:asciiTheme="majorHAnsi" w:hAnsiTheme="majorHAnsi"/>
@@ -3545,119 +2693,7 @@
           <w:color w:val="BF4E14" w:themeColor="accent2" w:themeShade="BF"/>
           <w:szCs w:val="22"/>
         </w:rPr>
-        <w:t>int</w:t>
-      </w:r>
-      <w:proofErr w:type="spellEnd"/>
-      <w:r>
-        <w:rPr>
-          <w:rFonts w:asciiTheme="majorHAnsi" w:hAnsiTheme="majorHAnsi"/>
-          <w:b/>
-          <w:bCs/>
-          <w:color w:val="BF4E14" w:themeColor="accent2" w:themeShade="BF"/>
-          <w:szCs w:val="22"/>
-        </w:rPr>
-        <w:t>[</w:t>
-      </w:r>
-      <w:proofErr w:type="gramEnd"/>
-      <w:r>
-        <w:rPr>
-          <w:rFonts w:asciiTheme="majorHAnsi" w:hAnsiTheme="majorHAnsi"/>
-          <w:b/>
-          <w:bCs/>
-          <w:color w:val="BF4E14" w:themeColor="accent2" w:themeShade="BF"/>
-          <w:szCs w:val="22"/>
-        </w:rPr>
-        <w:t xml:space="preserve">] </w:t>
-      </w:r>
-      <w:proofErr w:type="spellStart"/>
-      <w:r>
-        <w:rPr>
-          <w:rFonts w:asciiTheme="majorHAnsi" w:hAnsiTheme="majorHAnsi"/>
-          <w:b/>
-          <w:bCs/>
-          <w:color w:val="BF4E14" w:themeColor="accent2" w:themeShade="BF"/>
-          <w:szCs w:val="22"/>
-        </w:rPr>
-        <w:t>wystapienia</w:t>
-      </w:r>
-      <w:proofErr w:type="spellEnd"/>
-      <w:r>
-        <w:rPr>
-          <w:rFonts w:asciiTheme="majorHAnsi" w:hAnsiTheme="majorHAnsi"/>
-          <w:b/>
-          <w:bCs/>
-          <w:color w:val="BF4E14" w:themeColor="accent2" w:themeShade="BF"/>
-          <w:szCs w:val="22"/>
-        </w:rPr>
-        <w:t xml:space="preserve"> = </w:t>
-      </w:r>
-      <w:proofErr w:type="spellStart"/>
-      <w:r>
-        <w:rPr>
-          <w:rFonts w:asciiTheme="majorHAnsi" w:hAnsiTheme="majorHAnsi"/>
-          <w:b/>
-          <w:bCs/>
-          <w:color w:val="BF4E14" w:themeColor="accent2" w:themeShade="BF"/>
-          <w:szCs w:val="22"/>
-        </w:rPr>
-        <w:t>new</w:t>
-      </w:r>
-      <w:proofErr w:type="spellEnd"/>
-      <w:r>
-        <w:rPr>
-          <w:rFonts w:asciiTheme="majorHAnsi" w:hAnsiTheme="majorHAnsi"/>
-          <w:b/>
-          <w:bCs/>
-          <w:color w:val="BF4E14" w:themeColor="accent2" w:themeShade="BF"/>
-          <w:szCs w:val="22"/>
-        </w:rPr>
-        <w:t xml:space="preserve"> </w:t>
-      </w:r>
-      <w:proofErr w:type="spellStart"/>
-      <w:proofErr w:type="gramStart"/>
-      <w:r>
-        <w:rPr>
-          <w:rFonts w:asciiTheme="majorHAnsi" w:hAnsiTheme="majorHAnsi"/>
-          <w:b/>
-          <w:bCs/>
-          <w:color w:val="BF4E14" w:themeColor="accent2" w:themeShade="BF"/>
-          <w:szCs w:val="22"/>
-        </w:rPr>
-        <w:t>int</w:t>
-      </w:r>
-      <w:proofErr w:type="spellEnd"/>
-      <w:r>
-        <w:rPr>
-          <w:rFonts w:asciiTheme="majorHAnsi" w:hAnsiTheme="majorHAnsi"/>
-          <w:b/>
-          <w:bCs/>
-          <w:color w:val="BF4E14" w:themeColor="accent2" w:themeShade="BF"/>
-          <w:szCs w:val="22"/>
-        </w:rPr>
-        <w:t>[</w:t>
-      </w:r>
-      <w:proofErr w:type="spellStart"/>
-      <w:proofErr w:type="gramEnd"/>
-      <w:r>
-        <w:rPr>
-          <w:rFonts w:asciiTheme="majorHAnsi" w:hAnsiTheme="majorHAnsi"/>
-          <w:b/>
-          <w:bCs/>
-          <w:color w:val="BF4E14" w:themeColor="accent2" w:themeShade="BF"/>
-          <w:szCs w:val="22"/>
-        </w:rPr>
-        <w:t>MaxLiczba</w:t>
-      </w:r>
-      <w:proofErr w:type="spellEnd"/>
-      <w:r>
-        <w:rPr>
-          <w:rFonts w:asciiTheme="majorHAnsi" w:hAnsiTheme="majorHAnsi"/>
-          <w:b/>
-          <w:bCs/>
-          <w:color w:val="BF4E14" w:themeColor="accent2" w:themeShade="BF"/>
-          <w:szCs w:val="22"/>
-        </w:rPr>
-        <w:t xml:space="preserve">] </w:t>
+        <w:t xml:space="preserve">int[] wystapienia = new int[MaxLiczba] </w:t>
       </w:r>
       <w:r>
         <w:rPr>
@@ -3726,7 +2762,6 @@
           <w:szCs w:val="22"/>
         </w:rPr>
       </w:pPr>
-      <w:proofErr w:type="spellStart"/>
       <w:r>
         <w:rPr>
           <w:rFonts w:asciiTheme="majorHAnsi" w:hAnsiTheme="majorHAnsi"/>
@@ -3735,18 +2770,7 @@
           <w:color w:val="BF4E14" w:themeColor="accent2" w:themeShade="BF"/>
           <w:szCs w:val="22"/>
         </w:rPr>
-        <w:t>Console.Write</w:t>
-      </w:r>
-      <w:proofErr w:type="spellEnd"/>
-      <w:r>
-        <w:rPr>
-          <w:rFonts w:asciiTheme="majorHAnsi" w:hAnsiTheme="majorHAnsi"/>
-          <w:b/>
-          <w:bCs/>
-          <w:color w:val="BF4E14" w:themeColor="accent2" w:themeShade="BF"/>
-          <w:szCs w:val="22"/>
-        </w:rPr>
-        <w:t>($"Losowanie {i + 1}: ")</w:t>
+        <w:t>Console.Write($"Losowanie {i + 1}: ")</w:t>
       </w:r>
       <w:r>
         <w:rPr>
@@ -3791,8 +2815,6 @@
           <w:szCs w:val="22"/>
         </w:rPr>
       </w:pPr>
-      <w:proofErr w:type="spellStart"/>
-      <w:proofErr w:type="gramStart"/>
       <w:r>
         <w:rPr>
           <w:rFonts w:asciiTheme="majorHAnsi" w:hAnsiTheme="majorHAnsi"/>
@@ -3801,51 +2823,7 @@
           <w:color w:val="BF4E14" w:themeColor="accent2" w:themeShade="BF"/>
           <w:szCs w:val="22"/>
         </w:rPr>
-        <w:t>wystapienia</w:t>
-      </w:r>
-      <w:proofErr w:type="spellEnd"/>
-      <w:r>
-        <w:rPr>
-          <w:rFonts w:asciiTheme="majorHAnsi" w:hAnsiTheme="majorHAnsi"/>
-          <w:b/>
-          <w:bCs/>
-          <w:color w:val="BF4E14" w:themeColor="accent2" w:themeShade="BF"/>
-          <w:szCs w:val="22"/>
-        </w:rPr>
-        <w:t>[losowania[i,</w:t>
-      </w:r>
-      <w:proofErr w:type="gramEnd"/>
-      <w:r>
-        <w:rPr>
-          <w:rFonts w:asciiTheme="majorHAnsi" w:hAnsiTheme="majorHAnsi"/>
-          <w:b/>
-          <w:bCs/>
-          <w:color w:val="BF4E14" w:themeColor="accent2" w:themeShade="BF"/>
-          <w:szCs w:val="22"/>
-        </w:rPr>
-        <w:t xml:space="preserve"> j] - </w:t>
-      </w:r>
-      <w:proofErr w:type="gramStart"/>
-      <w:r>
-        <w:rPr>
-          <w:rFonts w:asciiTheme="majorHAnsi" w:hAnsiTheme="majorHAnsi"/>
-          <w:b/>
-          <w:bCs/>
-          <w:color w:val="BF4E14" w:themeColor="accent2" w:themeShade="BF"/>
-          <w:szCs w:val="22"/>
-        </w:rPr>
-        <w:t>1]+</w:t>
-      </w:r>
-      <w:proofErr w:type="gramEnd"/>
-      <w:r>
-        <w:rPr>
-          <w:rFonts w:asciiTheme="majorHAnsi" w:hAnsiTheme="majorHAnsi"/>
-          <w:b/>
-          <w:bCs/>
-          <w:color w:val="BF4E14" w:themeColor="accent2" w:themeShade="BF"/>
-          <w:szCs w:val="22"/>
-        </w:rPr>
-        <w:t xml:space="preserve">+ </w:t>
+        <w:t xml:space="preserve">wystapienia[losowania[i, j] - 1]++ </w:t>
       </w:r>
       <w:r>
         <w:rPr>
@@ -3884,7 +2862,6 @@
           <w:szCs w:val="22"/>
         </w:rPr>
       </w:pPr>
-      <w:proofErr w:type="spellStart"/>
       <w:r>
         <w:rPr>
           <w:rFonts w:asciiTheme="majorHAnsi" w:hAnsiTheme="majorHAnsi"/>
@@ -3893,40 +2870,7 @@
           <w:color w:val="BF4E14" w:themeColor="accent2" w:themeShade="BF"/>
           <w:szCs w:val="22"/>
         </w:rPr>
-        <w:t>Console.Write</w:t>
-      </w:r>
-      <w:proofErr w:type="spellEnd"/>
-      <w:r>
-        <w:rPr>
-          <w:rFonts w:asciiTheme="majorHAnsi" w:hAnsiTheme="majorHAnsi"/>
-          <w:b/>
-          <w:bCs/>
-          <w:color w:val="BF4E14" w:themeColor="accent2" w:themeShade="BF"/>
-          <w:szCs w:val="22"/>
-        </w:rPr>
-        <w:t>(</w:t>
-      </w:r>
-      <w:proofErr w:type="gramStart"/>
-      <w:r>
-        <w:rPr>
-          <w:rFonts w:asciiTheme="majorHAnsi" w:hAnsiTheme="majorHAnsi"/>
-          <w:b/>
-          <w:bCs/>
-          <w:color w:val="BF4E14" w:themeColor="accent2" w:themeShade="BF"/>
-          <w:szCs w:val="22"/>
-        </w:rPr>
-        <w:t>losowania[i,</w:t>
-      </w:r>
-      <w:proofErr w:type="gramEnd"/>
-      <w:r>
-        <w:rPr>
-          <w:rFonts w:asciiTheme="majorHAnsi" w:hAnsiTheme="majorHAnsi"/>
-          <w:b/>
-          <w:bCs/>
-          <w:color w:val="BF4E14" w:themeColor="accent2" w:themeShade="BF"/>
-          <w:szCs w:val="22"/>
-        </w:rPr>
-        <w:t xml:space="preserve"> j] + " ")</w:t>
+        <w:t>Console.Write(losowania[i, j] + " ")</w:t>
       </w:r>
       <w:r>
         <w:rPr>
@@ -3971,7 +2915,6 @@
           <w:szCs w:val="22"/>
         </w:rPr>
       </w:pPr>
-      <w:proofErr w:type="spellStart"/>
       <w:r>
         <w:rPr>
           <w:rFonts w:asciiTheme="majorHAnsi" w:hAnsiTheme="majorHAnsi"/>
@@ -3980,18 +2923,7 @@
           <w:color w:val="BF4E14" w:themeColor="accent2" w:themeShade="BF"/>
           <w:szCs w:val="22"/>
         </w:rPr>
-        <w:t>Console.WriteLine</w:t>
-      </w:r>
-      <w:proofErr w:type="spellEnd"/>
-      <w:r>
-        <w:rPr>
-          <w:rFonts w:asciiTheme="majorHAnsi" w:hAnsiTheme="majorHAnsi"/>
-          <w:b/>
-          <w:bCs/>
-          <w:color w:val="BF4E14" w:themeColor="accent2" w:themeShade="BF"/>
-          <w:szCs w:val="22"/>
-        </w:rPr>
-        <w:t>("")</w:t>
+        <w:t>Console.WriteLine("")</w:t>
       </w:r>
       <w:r>
         <w:rPr>
@@ -4594,11 +3526,9 @@
             <w:pPr>
               <w:cnfStyle w:val="000000100000" w:firstRow="0" w:lastRow="0" w:firstColumn="0" w:lastColumn="0" w:oddVBand="0" w:evenVBand="0" w:oddHBand="1" w:evenHBand="0" w:firstRowFirstColumn="0" w:firstRowLastColumn="0" w:lastRowFirstColumn="0" w:lastRowLastColumn="0"/>
             </w:pPr>
-            <w:proofErr w:type="spellStart"/>
             <w:r>
               <w:t>LosujZestaw_ZwracaSzescLiczb</w:t>
             </w:r>
-            <w:proofErr w:type="spellEnd"/>
           </w:p>
         </w:tc>
         <w:tc>
@@ -4611,38 +3541,7 @@
               <w:cnfStyle w:val="000000100000" w:firstRow="0" w:lastRow="0" w:firstColumn="0" w:lastColumn="0" w:oddVBand="0" w:evenVBand="0" w:oddHBand="1" w:evenHBand="0" w:firstRowFirstColumn="0" w:firstRowLastColumn="0" w:lastRowFirstColumn="0" w:lastRowLastColumn="0"/>
             </w:pPr>
             <w:r>
-              <w:t xml:space="preserve">Wywołuje </w:t>
-            </w:r>
-            <w:proofErr w:type="spellStart"/>
-            <w:proofErr w:type="gramStart"/>
-            <w:r>
-              <w:t>LosujZestaw</w:t>
-            </w:r>
-            <w:proofErr w:type="spellEnd"/>
-            <w:r>
-              <w:t>(</w:t>
-            </w:r>
-            <w:proofErr w:type="gramEnd"/>
-            <w:r>
-              <w:t xml:space="preserve">) i sprawdza </w:t>
-            </w:r>
-            <w:proofErr w:type="spellStart"/>
-            <w:r>
-              <w:t>Assert.Equal</w:t>
-            </w:r>
-            <w:proofErr w:type="spellEnd"/>
-            <w:r>
-              <w:t xml:space="preserve">(6, </w:t>
-            </w:r>
-            <w:proofErr w:type="spellStart"/>
-            <w:proofErr w:type="gramStart"/>
-            <w:r>
-              <w:t>zestaw.Length</w:t>
-            </w:r>
-            <w:proofErr w:type="spellEnd"/>
-            <w:proofErr w:type="gramEnd"/>
-            <w:r>
-              <w:t>).</w:t>
+              <w:t>Wywołuje LosujZestaw() i sprawdza Assert.Equal(6, zestaw.Length).</w:t>
             </w:r>
           </w:p>
         </w:tc>
@@ -4710,11 +3609,9 @@
             <w:pPr>
               <w:cnfStyle w:val="000000000000" w:firstRow="0" w:lastRow="0" w:firstColumn="0" w:lastColumn="0" w:oddVBand="0" w:evenVBand="0" w:oddHBand="0" w:evenHBand="0" w:firstRowFirstColumn="0" w:firstRowLastColumn="0" w:lastRowFirstColumn="0" w:lastRowLastColumn="0"/>
             </w:pPr>
-            <w:proofErr w:type="spellStart"/>
             <w:r>
               <w:t>LosujZestaw_LiczbySaUnikalne</w:t>
             </w:r>
-            <w:proofErr w:type="spellEnd"/>
           </w:p>
         </w:tc>
         <w:tc>
@@ -4727,20 +3624,7 @@
               <w:cnfStyle w:val="000000000000" w:firstRow="0" w:lastRow="0" w:firstColumn="0" w:lastColumn="0" w:oddVBand="0" w:evenVBand="0" w:oddHBand="0" w:evenHBand="0" w:firstRowFirstColumn="0" w:firstRowLastColumn="0" w:lastRowFirstColumn="0" w:lastRowLastColumn="0"/>
             </w:pPr>
             <w:r>
-              <w:t xml:space="preserve">Losuje 1000 zestawów. </w:t>
-            </w:r>
-            <w:proofErr w:type="spellStart"/>
-            <w:proofErr w:type="gramStart"/>
-            <w:r>
-              <w:t>Distinct</w:t>
-            </w:r>
-            <w:proofErr w:type="spellEnd"/>
-            <w:r>
-              <w:t>(</w:t>
-            </w:r>
-            <w:proofErr w:type="gramEnd"/>
-            <w:r>
-              <w:t>) usuwa powtórzenia, więc liczba elementów po jego zastosowaniu musi być równa długości zestawu.</w:t>
+              <w:t>Losuje 1000 zestawów. Distinct() usuwa powtórzenia, więc liczba elementów po jego zastosowaniu musi być równa długości zestawu.</w:t>
             </w:r>
           </w:p>
         </w:tc>
@@ -4811,11 +3695,9 @@
             <w:pPr>
               <w:cnfStyle w:val="000000100000" w:firstRow="0" w:lastRow="0" w:firstColumn="0" w:lastColumn="0" w:oddVBand="0" w:evenVBand="0" w:oddHBand="1" w:evenHBand="0" w:firstRowFirstColumn="0" w:firstRowLastColumn="0" w:lastRowFirstColumn="0" w:lastRowLastColumn="0"/>
             </w:pPr>
-            <w:proofErr w:type="spellStart"/>
             <w:r>
               <w:t>LosujZestaw_LiczbySaZZakresu</w:t>
             </w:r>
-            <w:proofErr w:type="spellEnd"/>
           </w:p>
         </w:tc>
         <w:tc>
@@ -4828,15 +3710,7 @@
               <w:cnfStyle w:val="000000100000" w:firstRow="0" w:lastRow="0" w:firstColumn="0" w:lastColumn="0" w:oddVBand="0" w:evenVBand="0" w:oddHBand="1" w:evenHBand="0" w:firstRowFirstColumn="0" w:firstRowLastColumn="0" w:lastRowFirstColumn="0" w:lastRowLastColumn="0"/>
             </w:pPr>
             <w:r>
-              <w:t xml:space="preserve">Losuje 1000 zestawów i dla każdej liczby sprawdza </w:t>
-            </w:r>
-            <w:proofErr w:type="spellStart"/>
-            <w:r>
-              <w:t>Assert.True</w:t>
-            </w:r>
-            <w:proofErr w:type="spellEnd"/>
-            <w:r>
-              <w:t>(liczba &gt;= 1 &amp;&amp; liczba &lt;= 49).</w:t>
+              <w:t>Losuje 1000 zestawów i dla każdej liczby sprawdza Assert.True(liczba &gt;= 1 &amp;&amp; liczba &lt;= 49).</w:t>
             </w:r>
           </w:p>
         </w:tc>
@@ -4904,11 +3778,9 @@
             <w:pPr>
               <w:cnfStyle w:val="000000000000" w:firstRow="0" w:lastRow="0" w:firstColumn="0" w:lastColumn="0" w:oddVBand="0" w:evenVBand="0" w:oddHBand="0" w:evenHBand="0" w:firstRowFirstColumn="0" w:firstRowLastColumn="0" w:lastRowFirstColumn="0" w:lastRowLastColumn="0"/>
             </w:pPr>
-            <w:proofErr w:type="spellStart"/>
             <w:r>
               <w:t>WyswietlLosowania_LiczbaPoza_Zakresem_RzucaWyjatek</w:t>
             </w:r>
-            <w:proofErr w:type="spellEnd"/>
           </w:p>
         </w:tc>
         <w:tc>
@@ -4921,36 +3793,7 @@
               <w:cnfStyle w:val="000000000000" w:firstRow="0" w:lastRow="0" w:firstColumn="0" w:lastColumn="0" w:oddVBand="0" w:evenVBand="0" w:oddHBand="0" w:evenHBand="0" w:firstRowFirstColumn="0" w:firstRowLastColumn="0" w:lastRowFirstColumn="0" w:lastRowLastColumn="0"/>
             </w:pPr>
             <w:r>
-              <w:t xml:space="preserve">Dane zawierają liczbę 50, spoza zakresu. Metoda próbuje zwiększyć </w:t>
-            </w:r>
-            <w:proofErr w:type="spellStart"/>
-            <w:proofErr w:type="gramStart"/>
-            <w:r>
-              <w:t>wystapienia</w:t>
-            </w:r>
-            <w:proofErr w:type="spellEnd"/>
-            <w:r>
-              <w:t>[</w:t>
-            </w:r>
-            <w:proofErr w:type="gramEnd"/>
-            <w:r>
-              <w:t xml:space="preserve">49], ale tablica ma indeksy 0–48. </w:t>
-            </w:r>
-            <w:proofErr w:type="spellStart"/>
-            <w:r>
-              <w:t>Assert.Throws</w:t>
-            </w:r>
-            <w:proofErr w:type="spellEnd"/>
-            <w:r>
-              <w:t xml:space="preserve"> sprawdza, że rzucany jest </w:t>
-            </w:r>
-            <w:proofErr w:type="spellStart"/>
-            <w:r>
-              <w:t>IndexOutOfRangeException</w:t>
-            </w:r>
-            <w:proofErr w:type="spellEnd"/>
-            <w:r>
-              <w:t>.</w:t>
+              <w:t>Dane zawierają liczbę 50, spoza zakresu. Metoda próbuje zwiększyć wystapienia[49], ale tablica ma indeksy 0–48. Assert.Throws sprawdza, że rzucany jest IndexOutOfRangeException.</w:t>
             </w:r>
           </w:p>
         </w:tc>
@@ -5287,31 +4130,13 @@
       <w:r>
         <w:t xml:space="preserve"> – Testy integracyjne (ang. </w:t>
       </w:r>
-      <w:proofErr w:type="spellStart"/>
       <w:r>
         <w:rPr>
           <w:i/>
           <w:iCs/>
         </w:rPr>
-        <w:t>integration</w:t>
-      </w:r>
-      <w:proofErr w:type="spellEnd"/>
-      <w:r>
-        <w:rPr>
-          <w:i/>
-          <w:iCs/>
-        </w:rPr>
-        <w:t xml:space="preserve"> </w:t>
-      </w:r>
-      <w:proofErr w:type="spellStart"/>
-      <w:r>
-        <w:rPr>
-          <w:i/>
-          <w:iCs/>
-        </w:rPr>
-        <w:t>tests</w:t>
-      </w:r>
-      <w:proofErr w:type="spellEnd"/>
+        <w:t>integration tests</w:t>
+      </w:r>
       <w:r>
         <w:t>) sprawdzają, czy połączone moduły i komponenty aplikacji współpracują ze sobą prawidłowo. W przeciwieństwie do testów jednostkowych nie izolują kodu, lecz weryfikują jego interakcje z prawdziwymi elementami zewnętrznymi, takimi jak baza danych, pliki systemowe, zewnętrzne interfejsy API czy kolejki komunikatów.</w:t>
       </w:r>
@@ -5525,41 +4350,7 @@
               <w:cnfStyle w:val="000000100000" w:firstRow="0" w:lastRow="0" w:firstColumn="0" w:lastColumn="0" w:oddVBand="0" w:evenVBand="0" w:oddHBand="1" w:evenHBand="0" w:firstRowFirstColumn="0" w:firstRowLastColumn="0" w:lastRowFirstColumn="0" w:lastRowLastColumn="0"/>
             </w:pPr>
             <w:r>
-              <w:t xml:space="preserve">Wywołuje </w:t>
-            </w:r>
-            <w:proofErr w:type="spellStart"/>
-            <w:proofErr w:type="gramStart"/>
-            <w:r>
-              <w:t>LosujZestaw</w:t>
-            </w:r>
-            <w:proofErr w:type="spellEnd"/>
-            <w:r>
-              <w:t>(</w:t>
-            </w:r>
-            <w:proofErr w:type="gramEnd"/>
-            <w:r>
-              <w:t xml:space="preserve">) wielokrotnie, przekazuje uzyskane dane do </w:t>
-            </w:r>
-            <w:proofErr w:type="spellStart"/>
-            <w:proofErr w:type="gramStart"/>
-            <w:r>
-              <w:t>WyswietlLosowania</w:t>
-            </w:r>
-            <w:proofErr w:type="spellEnd"/>
-            <w:r>
-              <w:t>(</w:t>
-            </w:r>
-            <w:proofErr w:type="gramEnd"/>
-            <w:r>
-              <w:t xml:space="preserve">) i przechwytuje wyjście konsoli za pomocą </w:t>
-            </w:r>
-            <w:proofErr w:type="spellStart"/>
-            <w:r>
-              <w:t>StringWriter</w:t>
-            </w:r>
-            <w:proofErr w:type="spellEnd"/>
-            <w:r>
-              <w:t>.</w:t>
+              <w:t>Wywołuje LosujZestaw() wielokrotnie, przekazuje uzyskane dane do WyswietlLosowania() i przechwytuje wyjście konsoli za pomocą StringWriter.</w:t>
             </w:r>
           </w:p>
         </w:tc>
@@ -5574,15 +4365,7 @@
               <w:cnfStyle w:val="000000100000" w:firstRow="0" w:lastRow="0" w:firstColumn="0" w:lastColumn="0" w:oddVBand="0" w:evenVBand="0" w:oddHBand="1" w:evenHBand="0" w:firstRowFirstColumn="0" w:firstRowLastColumn="0" w:lastRowFirstColumn="0" w:lastRowLastColumn="0"/>
             </w:pPr>
             <w:r>
-              <w:t xml:space="preserve">Metoda </w:t>
-            </w:r>
-            <w:proofErr w:type="spellStart"/>
-            <w:r>
-              <w:t>WyswietlLosowania</w:t>
-            </w:r>
-            <w:proofErr w:type="spellEnd"/>
-            <w:r>
-              <w:t xml:space="preserve"> wykonuje się poprawnie, a na konsoli pojawiają się nagłówki losowań oraz statystyki wystąpień. Test zdany.</w:t>
+              <w:t>Metoda WyswietlLosowania wykonuje się poprawnie, a na konsoli pojawiają się nagłówki losowań oraz statystyki wystąpień. Test zdany.</w:t>
             </w:r>
           </w:p>
         </w:tc>
@@ -5628,11 +4411,9 @@
               <w:spacing w:after="160" w:line="278" w:lineRule="auto"/>
               <w:cnfStyle w:val="000000000000" w:firstRow="0" w:lastRow="0" w:firstColumn="0" w:lastColumn="0" w:oddVBand="0" w:evenVBand="0" w:oddHBand="0" w:evenHBand="0" w:firstRowFirstColumn="0" w:firstRowLastColumn="0" w:lastRowFirstColumn="0" w:lastRowLastColumn="0"/>
             </w:pPr>
-            <w:proofErr w:type="spellStart"/>
             <w:r>
               <w:t>Integracja_Main_PoprawneDane_WypisujeZestawyIStatystyki</w:t>
             </w:r>
-            <w:proofErr w:type="spellEnd"/>
           </w:p>
         </w:tc>
         <w:tc>
@@ -5646,23 +4427,7 @@
               <w:cnfStyle w:val="000000000000" w:firstRow="0" w:lastRow="0" w:firstColumn="0" w:lastColumn="0" w:oddVBand="0" w:evenVBand="0" w:oddHBand="0" w:evenHBand="0" w:firstRowFirstColumn="0" w:firstRowLastColumn="0" w:lastRowFirstColumn="0" w:lastRowLastColumn="0"/>
             </w:pPr>
             <w:r>
-              <w:t xml:space="preserve">Symuluje wpisanie w konsoli poprawnej liczby zestawów (np. "2"), przekierowując </w:t>
-            </w:r>
-            <w:proofErr w:type="spellStart"/>
-            <w:r>
-              <w:t>Console.In</w:t>
-            </w:r>
-            <w:proofErr w:type="spellEnd"/>
-            <w:r>
-              <w:t xml:space="preserve"> i </w:t>
-            </w:r>
-            <w:proofErr w:type="spellStart"/>
-            <w:r>
-              <w:t>Console.Out</w:t>
-            </w:r>
-            <w:proofErr w:type="spellEnd"/>
-            <w:r>
-              <w:t>.</w:t>
+              <w:t>Symuluje wpisanie w konsoli poprawnej liczby zestawów (np. "2"), przekierowując Console.In i Console.Out.</w:t>
             </w:r>
           </w:p>
         </w:tc>
@@ -5726,11 +4491,9 @@
               <w:spacing w:after="160" w:line="278" w:lineRule="auto"/>
               <w:cnfStyle w:val="000000100000" w:firstRow="0" w:lastRow="0" w:firstColumn="0" w:lastColumn="0" w:oddVBand="0" w:evenVBand="0" w:oddHBand="1" w:evenHBand="0" w:firstRowFirstColumn="0" w:firstRowLastColumn="0" w:lastRowFirstColumn="0" w:lastRowLastColumn="0"/>
             </w:pPr>
-            <w:proofErr w:type="spellStart"/>
             <w:r>
               <w:t>Integracja_WyswietlLosowania_PoprawnieZliczaSumeWystapienLiczb</w:t>
             </w:r>
-            <w:proofErr w:type="spellEnd"/>
           </w:p>
         </w:tc>
         <w:tc>
@@ -5744,15 +4507,7 @@
               <w:cnfStyle w:val="000000100000" w:firstRow="0" w:lastRow="0" w:firstColumn="0" w:lastColumn="0" w:oddVBand="0" w:evenVBand="0" w:oddHBand="1" w:evenHBand="0" w:firstRowFirstColumn="0" w:firstRowLastColumn="0" w:lastRowFirstColumn="0" w:lastRowLastColumn="0"/>
             </w:pPr>
             <w:r>
-              <w:t xml:space="preserve">Generuje znaną liczbę zestawów (np. 5) i weryfikuje w wypisanym strumieniu </w:t>
-            </w:r>
-            <w:proofErr w:type="gramStart"/>
-            <w:r>
-              <w:t>wyjściowym,</w:t>
-            </w:r>
-            <w:proofErr w:type="gramEnd"/>
-            <w:r>
-              <w:t xml:space="preserve"> czy łączna suma wystąpień wszystkich liczb wynosi dokładnie </w:t>
+              <w:t xml:space="preserve">Generuje znaną liczbę zestawów (np. 5) i weryfikuje w wypisanym strumieniu wyjściowym, czy łączna suma wystąpień wszystkich liczb wynosi dokładnie </w:t>
             </w:r>
             <m:oMath>
               <m:r>
@@ -5824,11 +4579,9 @@
               <w:spacing w:after="160" w:line="278" w:lineRule="auto"/>
               <w:cnfStyle w:val="000000000000" w:firstRow="0" w:lastRow="0" w:firstColumn="0" w:lastColumn="0" w:oddVBand="0" w:evenVBand="0" w:oddHBand="0" w:evenHBand="0" w:firstRowFirstColumn="0" w:firstRowLastColumn="0" w:lastRowFirstColumn="0" w:lastRowLastColumn="0"/>
             </w:pPr>
-            <w:proofErr w:type="spellStart"/>
             <w:r>
               <w:t>Integracja_Main_NiepoprawneDane_WypisujeKomunikatOBledzie</w:t>
             </w:r>
-            <w:proofErr w:type="spellEnd"/>
           </w:p>
         </w:tc>
         <w:tc>
@@ -5842,15 +4595,7 @@
               <w:cnfStyle w:val="000000000000" w:firstRow="0" w:lastRow="0" w:firstColumn="0" w:lastColumn="0" w:oddVBand="0" w:evenVBand="0" w:oddHBand="0" w:evenHBand="0" w:firstRowFirstColumn="0" w:firstRowLastColumn="0" w:lastRowFirstColumn="0" w:lastRowLastColumn="0"/>
             </w:pPr>
             <w:r>
-              <w:t xml:space="preserve">Symuluje wpisanie błędnych danych (np. "abc" lub "-5") poprzez przekierowanie </w:t>
-            </w:r>
-            <w:proofErr w:type="spellStart"/>
-            <w:r>
-              <w:t>Console.In</w:t>
-            </w:r>
-            <w:proofErr w:type="spellEnd"/>
-            <w:r>
-              <w:t>.</w:t>
+              <w:t>Symuluje wpisanie błędnych danych (np. "abc" lub "-5") poprzez przekierowanie Console.In.</w:t>
             </w:r>
           </w:p>
         </w:tc>
@@ -6094,10 +4839,7 @@
       </w:pPr>
       <w:r>
         <w:lastRenderedPageBreak/>
-        <w:t>Testy</w:t>
-      </w:r>
-      <w:r>
-        <w:t xml:space="preserve"> systemowe</w:t>
+        <w:t>Testy systemowe</w:t>
       </w:r>
     </w:p>
     <w:p>
@@ -6122,17 +4864,8 @@
           <w:i/>
           <w:iCs/>
         </w:rPr>
-        <w:t xml:space="preserve">system </w:t>
-      </w:r>
-      <w:proofErr w:type="spellStart"/>
-      <w:r>
-        <w:rPr>
-          <w:i/>
-          <w:iCs/>
-        </w:rPr>
-        <w:t>tests</w:t>
-      </w:r>
-      <w:proofErr w:type="spellEnd"/>
+        <w:t>system tests</w:t>
+      </w:r>
       <w:r>
         <w:t>) sprawdzają cały, kompletnie zmontowany i zintegrowany produkt programistyczny jako jedną całość. Weryfikują, czy aplikacja spełnia wszystkie określone wymagania funkcjonalne i niefunkcjonalne (np. wydajność, bezpieczeństwo, użyteczność) w środowisku zbliżonym do produkcyjnego.</w:t>
       </w:r>
@@ -6169,16 +4902,7 @@
         <w:ind w:firstLine="360"/>
       </w:pPr>
       <w:r>
-        <w:t>Podobnie jak poprzednio t</w:t>
-      </w:r>
-      <w:r>
-        <w:t xml:space="preserve">en rozdział będzie się opierać na programie opisanym w </w:t>
-      </w:r>
-      <w:r>
-        <w:t xml:space="preserve">pierwszym </w:t>
-      </w:r>
-      <w:r>
-        <w:t>punkcie. Szczegóły jego implementacji znajdują się w rozdziale 1.1. dokumentacji.</w:t>
+        <w:t>Podobnie jak poprzednio ten rozdział będzie się opierać na programie opisanym w pierwszym punkcie. Szczegóły jego implementacji znajdują się w rozdziale 1.1. dokumentacji.</w:t>
       </w:r>
     </w:p>
     <w:p>
@@ -6334,11 +5058,9 @@
               <w:spacing w:after="160" w:line="278" w:lineRule="auto"/>
               <w:cnfStyle w:val="000000100000" w:firstRow="0" w:lastRow="0" w:firstColumn="0" w:lastColumn="0" w:oddVBand="0" w:evenVBand="0" w:oddHBand="1" w:evenHBand="0" w:firstRowFirstColumn="0" w:firstRowLastColumn="0" w:lastRowFirstColumn="0" w:lastRowLastColumn="0"/>
             </w:pPr>
-            <w:proofErr w:type="spellStart"/>
             <w:r>
               <w:t>System_UruchomienieAplikacji_ZwracaKodSukcesuZero</w:t>
             </w:r>
-            <w:proofErr w:type="spellEnd"/>
           </w:p>
         </w:tc>
         <w:tc>
@@ -6366,29 +5088,15 @@
               <w:spacing w:after="160" w:line="278" w:lineRule="auto"/>
               <w:cnfStyle w:val="000000100000" w:firstRow="0" w:lastRow="0" w:firstColumn="0" w:lastColumn="0" w:oddVBand="0" w:evenVBand="0" w:oddHBand="1" w:evenHBand="0" w:firstRowFirstColumn="0" w:firstRowLastColumn="0" w:lastRowFirstColumn="0" w:lastRowLastColumn="0"/>
             </w:pPr>
-            <w:proofErr w:type="spellStart"/>
-            <w:r>
-              <w:t>Process</w:t>
-            </w:r>
-            <w:proofErr w:type="spellEnd"/>
-            <w:r>
-              <w:t xml:space="preserve"> kończy się kodem wyjścia 0 (</w:t>
-            </w:r>
-            <w:proofErr w:type="spellStart"/>
+            <w:r>
+              <w:t>Process kończy się kodem wyjścia 0 (</w:t>
+            </w:r>
             <w:r>
               <w:rPr>
                 <w:i/>
                 <w:iCs/>
               </w:rPr>
-              <w:t>ExitCode</w:t>
-            </w:r>
-            <w:proofErr w:type="spellEnd"/>
-            <w:r>
-              <w:rPr>
-                <w:i/>
-                <w:iCs/>
-              </w:rPr>
-              <w:t xml:space="preserve"> = 0</w:t>
+              <w:t>ExitCode = 0</w:t>
             </w:r>
             <w:r>
               <w:t>), a w konsoli pojawia się pełny komunikat startowy i końcowy. Test zdany.</w:t>
@@ -6440,11 +5148,9 @@
               <w:spacing w:after="160" w:line="278" w:lineRule="auto"/>
               <w:cnfStyle w:val="000000000000" w:firstRow="0" w:lastRow="0" w:firstColumn="0" w:lastColumn="0" w:oddVBand="0" w:evenVBand="0" w:oddHBand="0" w:evenHBand="0" w:firstRowFirstColumn="0" w:firstRowLastColumn="0" w:lastRowFirstColumn="0" w:lastRowLastColumn="0"/>
             </w:pPr>
-            <w:proofErr w:type="spellStart"/>
             <w:r>
               <w:t>System_GenerowanieWieluZestawow_FormatWyjsciaZgodnyZWymaganiami</w:t>
             </w:r>
-            <w:proofErr w:type="spellEnd"/>
           </w:p>
         </w:tc>
         <w:tc>
@@ -6473,23 +5179,7 @@
               <w:cnfStyle w:val="000000000000" w:firstRow="0" w:lastRow="0" w:firstColumn="0" w:lastColumn="0" w:oddVBand="0" w:evenVBand="0" w:oddHBand="0" w:evenHBand="0" w:firstRowFirstColumn="0" w:firstRowLastColumn="0" w:lastRowFirstColumn="0" w:lastRowLastColumn="0"/>
             </w:pPr>
             <w:r>
-              <w:t xml:space="preserve">Wyjście systemu zawiera dokładnie 3 linie z nagłówkami Losowanie </w:t>
-            </w:r>
-            <w:proofErr w:type="gramStart"/>
-            <w:r>
-              <w:t>1:,</w:t>
-            </w:r>
-            <w:proofErr w:type="gramEnd"/>
-            <w:r>
-              <w:t xml:space="preserve"> Losowanie </w:t>
-            </w:r>
-            <w:proofErr w:type="gramStart"/>
-            <w:r>
-              <w:t>2:,</w:t>
-            </w:r>
-            <w:proofErr w:type="gramEnd"/>
-            <w:r>
-              <w:t xml:space="preserve"> Losowanie 3: oraz pełną listę 49 statystyk. Test zdany.</w:t>
+              <w:t>Wyjście systemu zawiera dokładnie 3 linie z nagłówkami Losowanie 1:, Losowanie 2:, Losowanie 3: oraz pełną listę 49 statystyk. Test zdany.</w:t>
             </w:r>
           </w:p>
         </w:tc>
@@ -6539,11 +5229,9 @@
               <w:spacing w:after="160" w:line="278" w:lineRule="auto"/>
               <w:cnfStyle w:val="000000100000" w:firstRow="0" w:lastRow="0" w:firstColumn="0" w:lastColumn="0" w:oddVBand="0" w:evenVBand="0" w:oddHBand="1" w:evenHBand="0" w:firstRowFirstColumn="0" w:firstRowLastColumn="0" w:lastRowFirstColumn="0" w:lastRowLastColumn="0"/>
             </w:pPr>
-            <w:proofErr w:type="spellStart"/>
             <w:r>
               <w:t>System_SzybkosceDzialania_WykonanieDlaDuzejLiczbyLosowan</w:t>
             </w:r>
-            <w:proofErr w:type="spellEnd"/>
           </w:p>
         </w:tc>
         <w:tc>
@@ -6621,11 +5309,9 @@
               <w:spacing w:after="160" w:line="278" w:lineRule="auto"/>
               <w:cnfStyle w:val="000000000000" w:firstRow="0" w:lastRow="0" w:firstColumn="0" w:lastColumn="0" w:oddVBand="0" w:evenVBand="0" w:oddHBand="0" w:evenHBand="0" w:firstRowFirstColumn="0" w:firstRowLastColumn="0" w:lastRowFirstColumn="0" w:lastRowLastColumn="0"/>
             </w:pPr>
-            <w:proofErr w:type="spellStart"/>
             <w:r>
               <w:t>System_BledneDaneWejsciowe_ZwracaObsluzonyBdadIObrywaProces</w:t>
             </w:r>
-            <w:proofErr w:type="spellEnd"/>
           </w:p>
         </w:tc>
         <w:tc>
@@ -6639,15 +5325,7 @@
               <w:cnfStyle w:val="000000000000" w:firstRow="0" w:lastRow="0" w:firstColumn="0" w:lastColumn="0" w:oddVBand="0" w:evenVBand="0" w:oddHBand="0" w:evenHBand="0" w:firstRowFirstColumn="0" w:firstRowLastColumn="0" w:lastRowFirstColumn="0" w:lastRowLastColumn="0"/>
             </w:pPr>
             <w:r>
-              <w:t>Uruchamia proces systemowy przekazując niepoprawny ciąg znaków (np. "</w:t>
-            </w:r>
-            <w:proofErr w:type="spellStart"/>
-            <w:r>
-              <w:t>nie_liczba</w:t>
-            </w:r>
-            <w:proofErr w:type="spellEnd"/>
-            <w:r>
-              <w:t>").</w:t>
+              <w:t>Uruchamia proces systemowy przekazując niepoprawny ciąg znaków (np. "nie_liczba").</w:t>
             </w:r>
           </w:p>
         </w:tc>
@@ -6662,23 +5340,175 @@
               <w:cnfStyle w:val="000000000000" w:firstRow="0" w:lastRow="0" w:firstColumn="0" w:lastColumn="0" w:oddVBand="0" w:evenVBand="0" w:oddHBand="0" w:evenHBand="0" w:firstRowFirstColumn="0" w:firstRowLastColumn="0" w:lastRowFirstColumn="0" w:lastRowLastColumn="0"/>
             </w:pPr>
             <w:r>
-              <w:t>Proces wypisuje w systemie komunikat o błędzie i natychmiast bezpiecznie zamyka się z kodem wyjścia 0 (brak awarii/</w:t>
-            </w:r>
-            <w:proofErr w:type="spellStart"/>
-            <w:r>
-              <w:t>crasha</w:t>
-            </w:r>
-            <w:proofErr w:type="spellEnd"/>
-            <w:r>
-              <w:t xml:space="preserve"> aplikacji). Test zdany.</w:t>
+              <w:t>Proces wypisuje w systemie komunikat o błędzie i natychmiast bezpiecznie zamyka się z kodem wyjścia 0 (brak awarii/crasha aplikacji). Test zdany.</w:t>
             </w:r>
           </w:p>
         </w:tc>
       </w:tr>
     </w:tbl>
     <w:p/>
+    <w:p>
+      <w:pPr>
+        <w:jc w:val="left"/>
+      </w:pPr>
+      <w:r>
+        <w:br w:type="page"/>
+      </w:r>
+    </w:p>
+    <w:p>
+      <w:pPr>
+        <w:pStyle w:val="Nagwek1"/>
+        <w:numPr>
+          <w:ilvl w:val="0"/>
+          <w:numId w:val="0"/>
+        </w:numPr>
+        <w:ind w:left="1080"/>
+      </w:pPr>
+      <w:r>
+        <w:lastRenderedPageBreak/>
+        <w:drawing>
+          <wp:inline distT="0" distB="0" distL="0" distR="0" wp14:anchorId="62B9196E" wp14:editId="72117AD5">
+            <wp:extent cx="3477110" cy="3315163"/>
+            <wp:effectExtent l="0" t="0" r="0" b="0"/>
+            <wp:docPr id="1024630926" name="Obraz 1"/>
+            <wp:cNvGraphicFramePr>
+              <a:graphicFrameLocks xmlns:a="http://schemas.openxmlformats.org/drawingml/2006/main" noChangeAspect="1"/>
+            </wp:cNvGraphicFramePr>
+            <a:graphic xmlns:a="http://schemas.openxmlformats.org/drawingml/2006/main">
+              <a:graphicData uri="http://schemas.openxmlformats.org/drawingml/2006/picture">
+                <pic:pic xmlns:pic="http://schemas.openxmlformats.org/drawingml/2006/picture">
+                  <pic:nvPicPr>
+                    <pic:cNvPr id="1024630926" name=""/>
+                    <pic:cNvPicPr/>
+                  </pic:nvPicPr>
+                  <pic:blipFill>
+                    <a:blip r:embed="rId17"/>
+                    <a:stretch>
+                      <a:fillRect/>
+                    </a:stretch>
+                  </pic:blipFill>
+                  <pic:spPr>
+                    <a:xfrm>
+                      <a:off x="0" y="0"/>
+                      <a:ext cx="3477110" cy="3315163"/>
+                    </a:xfrm>
+                    <a:prstGeom prst="rect">
+                      <a:avLst/>
+                    </a:prstGeom>
+                  </pic:spPr>
+                </pic:pic>
+              </a:graphicData>
+            </a:graphic>
+          </wp:inline>
+        </w:drawing>
+      </w:r>
+    </w:p>
+    <w:p>
+      <w:r>
+        <w:drawing>
+          <wp:inline distT="0" distB="0" distL="0" distR="0" wp14:anchorId="52803A1D" wp14:editId="0AD3075C">
+            <wp:extent cx="5760720" cy="5104130"/>
+            <wp:effectExtent l="0" t="0" r="0" b="1270"/>
+            <wp:docPr id="1180637419" name="Obraz 1"/>
+            <wp:cNvGraphicFramePr>
+              <a:graphicFrameLocks xmlns:a="http://schemas.openxmlformats.org/drawingml/2006/main" noChangeAspect="1"/>
+            </wp:cNvGraphicFramePr>
+            <a:graphic xmlns:a="http://schemas.openxmlformats.org/drawingml/2006/main">
+              <a:graphicData uri="http://schemas.openxmlformats.org/drawingml/2006/picture">
+                <pic:pic xmlns:pic="http://schemas.openxmlformats.org/drawingml/2006/picture">
+                  <pic:nvPicPr>
+                    <pic:cNvPr id="1180637419" name=""/>
+                    <pic:cNvPicPr/>
+                  </pic:nvPicPr>
+                  <pic:blipFill>
+                    <a:blip r:embed="rId18"/>
+                    <a:stretch>
+                      <a:fillRect/>
+                    </a:stretch>
+                  </pic:blipFill>
+                  <pic:spPr>
+                    <a:xfrm>
+                      <a:off x="0" y="0"/>
+                      <a:ext cx="5760720" cy="5104130"/>
+                    </a:xfrm>
+                    <a:prstGeom prst="rect">
+                      <a:avLst/>
+                    </a:prstGeom>
+                  </pic:spPr>
+                </pic:pic>
+              </a:graphicData>
+            </a:graphic>
+          </wp:inline>
+        </w:drawing>
+      </w:r>
+    </w:p>
+    <w:p/>
+    <w:p>
+      <w:r>
+        <w:lastRenderedPageBreak/>
+        <w:drawing>
+          <wp:inline distT="0" distB="0" distL="0" distR="0" wp14:anchorId="6957B9E1" wp14:editId="05202FDB">
+            <wp:extent cx="5760720" cy="4117975"/>
+            <wp:effectExtent l="0" t="0" r="0" b="0"/>
+            <wp:docPr id="595385338" name="Obraz 1"/>
+            <wp:cNvGraphicFramePr>
+              <a:graphicFrameLocks xmlns:a="http://schemas.openxmlformats.org/drawingml/2006/main" noChangeAspect="1"/>
+            </wp:cNvGraphicFramePr>
+            <a:graphic xmlns:a="http://schemas.openxmlformats.org/drawingml/2006/main">
+              <a:graphicData uri="http://schemas.openxmlformats.org/drawingml/2006/picture">
+                <pic:pic xmlns:pic="http://schemas.openxmlformats.org/drawingml/2006/picture">
+                  <pic:nvPicPr>
+                    <pic:cNvPr id="595385338" name=""/>
+                    <pic:cNvPicPr/>
+                  </pic:nvPicPr>
+                  <pic:blipFill>
+                    <a:blip r:embed="rId19"/>
+                    <a:stretch>
+                      <a:fillRect/>
+                    </a:stretch>
+                  </pic:blipFill>
+                  <pic:spPr>
+                    <a:xfrm>
+                      <a:off x="0" y="0"/>
+                      <a:ext cx="5760720" cy="4117975"/>
+                    </a:xfrm>
+                    <a:prstGeom prst="rect">
+                      <a:avLst/>
+                    </a:prstGeom>
+                  </pic:spPr>
+                </pic:pic>
+              </a:graphicData>
+            </a:graphic>
+          </wp:inline>
+        </w:drawing>
+      </w:r>
+    </w:p>
+    <w:p/>
+    <w:p/>
+    <w:p/>
+    <w:p>
+      <w:pPr>
+        <w:pStyle w:val="Nagwek1"/>
+        <w:numPr>
+          <w:ilvl w:val="1"/>
+          <w:numId w:val="27"/>
+        </w:numPr>
+      </w:pPr>
+      <w:r>
+        <w:t>GIT</w:t>
+      </w:r>
+    </w:p>
+    <w:p>
+      <w:r>
+        <w:t>Screen z git log commitów wprowadzających przypadki testowe</w:t>
+      </w:r>
+      <w:r>
+        <w:t>:</w:t>
+      </w:r>
+    </w:p>
+    <w:p/>
     <w:sectPr>
-      <w:footerReference w:type="default" r:id="rId17"/>
+      <w:footerReference w:type="default" r:id="rId20"/>
       <w:pgSz w:w="11906" w:h="16838"/>
       <w:pgMar w:top="1417" w:right="1417" w:bottom="1417" w:left="1417" w:header="708" w:footer="708" w:gutter="0"/>
       <w:cols w:space="708"/>
@@ -10449,6 +9279,7 @@
   <w:style w:type="character" w:default="1" w:styleId="Domylnaczcionkaakapitu">
     <w:name w:val="Default Paragraph Font"/>
     <w:uiPriority w:val="1"/>
+    <w:semiHidden/>
     <w:unhideWhenUsed/>
   </w:style>
   <w:style w:type="table" w:default="1" w:styleId="Standardowy">

--- a/Testowanie aplikacji - Marcin_Migacz_5P2.docx
+++ b/Testowanie aplikacji - Marcin_Migacz_5P2.docx
@@ -360,12 +360,17 @@
         </w:p>
         <w:p>
           <w:pPr>
+            <w:rPr>
+              <w:lang w:eastAsia="pl-PL"/>
+            </w:rPr>
+          </w:pPr>
+        </w:p>
+        <w:p>
+          <w:pPr>
             <w:pStyle w:val="Spistreci2"/>
             <w:tabs>
               <w:tab w:val="right" w:leader="dot" w:pos="9062"/>
             </w:tabs>
-            <w:ind w:left="0"/>
-            <w:jc w:val="left"/>
             <w:rPr>
               <w:rFonts w:eastAsiaTheme="minorEastAsia"/>
               <w:noProof/>
@@ -382,7 +387,7 @@
           <w:r>
             <w:fldChar w:fldCharType="separate"/>
           </w:r>
-          <w:hyperlink w:anchor="_Toc242898195" w:history="1">
+          <w:hyperlink w:anchor="_Toc243734898" w:history="1">
             <w:r>
               <w:rPr>
                 <w:rStyle w:val="Hipercze"/>
@@ -410,7 +415,7 @@
                 <w:noProof/>
                 <w:webHidden/>
               </w:rPr>
-              <w:instrText xml:space="preserve"> PAGEREF _Toc242898195 \h </w:instrText>
+              <w:instrText xml:space="preserve"> PAGEREF _Toc243734898 \h </w:instrText>
             </w:r>
             <w:r>
               <w:rPr>
@@ -444,7 +449,6 @@
         <w:p>
           <w:pPr>
             <w:pStyle w:val="Spistreci1"/>
-            <w:jc w:val="left"/>
             <w:rPr>
               <w:rFonts w:eastAsiaTheme="minorEastAsia"/>
               <w:noProof/>
@@ -452,7 +456,7 @@
               <w:lang w:eastAsia="pl-PL"/>
             </w:rPr>
           </w:pPr>
-          <w:hyperlink w:anchor="_Toc242898196" w:history="1">
+          <w:hyperlink w:anchor="_Toc243734899" w:history="1">
             <w:r>
               <w:rPr>
                 <w:rStyle w:val="Hipercze"/>
@@ -468,7 +472,7 @@
                 <w:sz w:val="24"/>
                 <w:lang w:eastAsia="pl-PL"/>
               </w:rPr>
-              <w:t xml:space="preserve"> </w:t>
+              <w:t xml:space="preserve">    </w:t>
             </w:r>
             <w:r>
               <w:rPr>
@@ -497,7 +501,7 @@
                 <w:noProof/>
                 <w:webHidden/>
               </w:rPr>
-              <w:instrText xml:space="preserve"> PAGEREF _Toc242898196 \h </w:instrText>
+              <w:instrText xml:space="preserve"> PAGEREF _Toc243734899 \h </w:instrText>
             </w:r>
             <w:r>
               <w:rPr>
@@ -531,7 +535,6 @@
         <w:p>
           <w:pPr>
             <w:pStyle w:val="Spistreci1"/>
-            <w:jc w:val="left"/>
             <w:rPr>
               <w:rFonts w:eastAsiaTheme="minorEastAsia"/>
               <w:noProof/>
@@ -547,7 +550,7 @@
             </w:rPr>
             <w:t xml:space="preserve">    </w:t>
           </w:r>
-          <w:hyperlink w:anchor="_Toc242898197" w:history="1">
+          <w:hyperlink w:anchor="_Toc243734900" w:history="1">
             <w:r>
               <w:rPr>
                 <w:rStyle w:val="Hipercze"/>
@@ -592,7 +595,7 @@
                 <w:noProof/>
                 <w:webHidden/>
               </w:rPr>
-              <w:instrText xml:space="preserve"> PAGEREF _Toc242898197 \h </w:instrText>
+              <w:instrText xml:space="preserve"> PAGEREF _Toc243734900 \h </w:instrText>
             </w:r>
             <w:r>
               <w:rPr>
@@ -626,7 +629,6 @@
         <w:p>
           <w:pPr>
             <w:pStyle w:val="Spistreci1"/>
-            <w:jc w:val="left"/>
             <w:rPr>
               <w:rFonts w:eastAsiaTheme="minorEastAsia"/>
               <w:noProof/>
@@ -642,7 +644,7 @@
             </w:rPr>
             <w:t xml:space="preserve">    </w:t>
           </w:r>
-          <w:hyperlink w:anchor="_Toc242898198" w:history="1">
+          <w:hyperlink w:anchor="_Toc243734901" w:history="1">
             <w:r>
               <w:rPr>
                 <w:rStyle w:val="Hipercze"/>
@@ -687,7 +689,7 @@
                 <w:noProof/>
                 <w:webHidden/>
               </w:rPr>
-              <w:instrText xml:space="preserve"> PAGEREF _Toc242898198 \h </w:instrText>
+              <w:instrText xml:space="preserve"> PAGEREF _Toc243734901 \h </w:instrText>
             </w:r>
             <w:r>
               <w:rPr>
@@ -721,7 +723,6 @@
         <w:p>
           <w:pPr>
             <w:pStyle w:val="Spistreci1"/>
-            <w:jc w:val="left"/>
             <w:rPr>
               <w:rFonts w:eastAsiaTheme="minorEastAsia"/>
               <w:noProof/>
@@ -737,7 +738,7 @@
             </w:rPr>
             <w:t xml:space="preserve">    </w:t>
           </w:r>
-          <w:hyperlink w:anchor="_Toc242898199" w:history="1">
+          <w:hyperlink w:anchor="_Toc243734902" w:history="1">
             <w:r>
               <w:rPr>
                 <w:rStyle w:val="Hipercze"/>
@@ -782,7 +783,7 @@
                 <w:noProof/>
                 <w:webHidden/>
               </w:rPr>
-              <w:instrText xml:space="preserve"> PAGEREF _Toc242898199 \h </w:instrText>
+              <w:instrText xml:space="preserve"> PAGEREF _Toc243734902 \h </w:instrText>
             </w:r>
             <w:r>
               <w:rPr>
@@ -816,7 +817,6 @@
         <w:p>
           <w:pPr>
             <w:pStyle w:val="Spistreci1"/>
-            <w:jc w:val="left"/>
             <w:rPr>
               <w:rFonts w:eastAsiaTheme="minorEastAsia"/>
               <w:noProof/>
@@ -824,52 +824,35 @@
               <w:lang w:eastAsia="pl-PL"/>
             </w:rPr>
           </w:pPr>
-          <w:hyperlink w:anchor="_Toc242898200" w:history="1">
+          <w:hyperlink w:anchor="_Toc243734903" w:history="1">
             <w:r>
               <w:rPr>
                 <w:rStyle w:val="Hipercze"/>
                 <w:noProof/>
                 <w:u w:val="none"/>
               </w:rPr>
-              <w:t>2.</w:t>
-            </w:r>
-            <w:r>
-              <w:rPr>
-                <w:rFonts w:eastAsiaTheme="minorEastAsia"/>
-                <w:noProof/>
-                <w:sz w:val="24"/>
-                <w:lang w:eastAsia="pl-PL"/>
+              <w:t>2.    Testy integracyjne</w:t>
+            </w:r>
+            <w:r>
+              <w:rPr>
+                <w:noProof/>
+                <w:webHidden/>
               </w:rPr>
               <w:tab/>
             </w:r>
             <w:r>
               <w:rPr>
-                <w:rStyle w:val="Hipercze"/>
-                <w:noProof/>
-                <w:u w:val="none"/>
-              </w:rPr>
-              <w:t>Testy integracyjne</w:t>
-            </w:r>
-            <w:r>
-              <w:rPr>
                 <w:noProof/>
                 <w:webHidden/>
               </w:rPr>
-              <w:tab/>
+              <w:fldChar w:fldCharType="begin"/>
             </w:r>
             <w:r>
               <w:rPr>
                 <w:noProof/>
                 <w:webHidden/>
               </w:rPr>
-              <w:fldChar w:fldCharType="begin"/>
-            </w:r>
-            <w:r>
-              <w:rPr>
-                <w:noProof/>
-                <w:webHidden/>
-              </w:rPr>
-              <w:instrText xml:space="preserve"> PAGEREF _Toc242898200 \h </w:instrText>
+              <w:instrText xml:space="preserve"> PAGEREF _Toc243734903 \h </w:instrText>
             </w:r>
             <w:r>
               <w:rPr>
@@ -903,7 +886,6 @@
         <w:p>
           <w:pPr>
             <w:pStyle w:val="Spistreci1"/>
-            <w:jc w:val="left"/>
             <w:rPr>
               <w:rFonts w:eastAsiaTheme="minorEastAsia"/>
               <w:noProof/>
@@ -919,7 +901,7 @@
             </w:rPr>
             <w:t xml:space="preserve">    </w:t>
           </w:r>
-          <w:hyperlink w:anchor="_Toc242898201" w:history="1">
+          <w:hyperlink w:anchor="_Toc243734904" w:history="1">
             <w:r>
               <w:rPr>
                 <w:rStyle w:val="Hipercze"/>
@@ -964,7 +946,7 @@
                 <w:noProof/>
                 <w:webHidden/>
               </w:rPr>
-              <w:instrText xml:space="preserve"> PAGEREF _Toc242898201 \h </w:instrText>
+              <w:instrText xml:space="preserve"> PAGEREF _Toc243734904 \h </w:instrText>
             </w:r>
             <w:r>
               <w:rPr>
@@ -998,7 +980,6 @@
         <w:p>
           <w:pPr>
             <w:pStyle w:val="Spistreci1"/>
-            <w:jc w:val="left"/>
             <w:rPr>
               <w:rFonts w:eastAsiaTheme="minorEastAsia"/>
               <w:noProof/>
@@ -1014,7 +995,7 @@
             </w:rPr>
             <w:t xml:space="preserve">    </w:t>
           </w:r>
-          <w:hyperlink w:anchor="_Toc242898202" w:history="1">
+          <w:hyperlink w:anchor="_Toc243734905" w:history="1">
             <w:r>
               <w:rPr>
                 <w:rStyle w:val="Hipercze"/>
@@ -1038,23 +1019,7 @@
                 <w:noProof/>
                 <w:u w:val="none"/>
               </w:rPr>
-              <w:t>Implementacja</w:t>
-            </w:r>
-            <w:r>
-              <w:rPr>
-                <w:rStyle w:val="Hipercze"/>
-                <w:noProof/>
-                <w:u w:val="none"/>
-              </w:rPr>
-              <w:t xml:space="preserve"> </w:t>
-            </w:r>
-            <w:r>
-              <w:rPr>
-                <w:rStyle w:val="Hipercze"/>
-                <w:noProof/>
-                <w:u w:val="none"/>
-              </w:rPr>
-              <w:t>testów</w:t>
+              <w:t>Implementacja testów</w:t>
             </w:r>
             <w:r>
               <w:rPr>
@@ -1075,7 +1040,7 @@
                 <w:noProof/>
                 <w:webHidden/>
               </w:rPr>
-              <w:instrText xml:space="preserve"> PAGEREF _Toc242898202 \h </w:instrText>
+              <w:instrText xml:space="preserve"> PAGEREF _Toc243734905 \h </w:instrText>
             </w:r>
             <w:r>
               <w:rPr>
@@ -1109,7 +1074,6 @@
         <w:p>
           <w:pPr>
             <w:pStyle w:val="Spistreci1"/>
-            <w:jc w:val="left"/>
             <w:rPr>
               <w:rFonts w:eastAsiaTheme="minorEastAsia"/>
               <w:noProof/>
@@ -1125,7 +1089,7 @@
             </w:rPr>
             <w:t xml:space="preserve">    </w:t>
           </w:r>
-          <w:hyperlink w:anchor="_Toc242898203" w:history="1">
+          <w:hyperlink w:anchor="_Toc243734906" w:history="1">
             <w:r>
               <w:rPr>
                 <w:rStyle w:val="Hipercze"/>
@@ -1170,7 +1134,7 @@
                 <w:noProof/>
                 <w:webHidden/>
               </w:rPr>
-              <w:instrText xml:space="preserve"> PAGEREF _Toc242898203 \h </w:instrText>
+              <w:instrText xml:space="preserve"> PAGEREF _Toc243734906 \h </w:instrText>
             </w:r>
             <w:r>
               <w:rPr>
@@ -1191,6 +1155,374 @@
                 <w:webHidden/>
               </w:rPr>
               <w:t>15</w:t>
+            </w:r>
+            <w:r>
+              <w:rPr>
+                <w:noProof/>
+                <w:webHidden/>
+              </w:rPr>
+              <w:fldChar w:fldCharType="end"/>
+            </w:r>
+          </w:hyperlink>
+        </w:p>
+        <w:p>
+          <w:pPr>
+            <w:pStyle w:val="Spistreci1"/>
+            <w:rPr>
+              <w:rFonts w:eastAsiaTheme="minorEastAsia"/>
+              <w:noProof/>
+              <w:sz w:val="24"/>
+              <w:lang w:eastAsia="pl-PL"/>
+            </w:rPr>
+          </w:pPr>
+          <w:hyperlink w:anchor="_Toc243734907" w:history="1">
+            <w:r>
+              <w:rPr>
+                <w:rStyle w:val="Hipercze"/>
+                <w:noProof/>
+                <w:u w:val="none"/>
+              </w:rPr>
+              <w:t>3.</w:t>
+            </w:r>
+            <w:r>
+              <w:rPr>
+                <w:rFonts w:eastAsiaTheme="minorEastAsia"/>
+                <w:noProof/>
+                <w:sz w:val="24"/>
+                <w:lang w:eastAsia="pl-PL"/>
+              </w:rPr>
+              <w:t xml:space="preserve">    </w:t>
+            </w:r>
+            <w:r>
+              <w:rPr>
+                <w:rStyle w:val="Hipercze"/>
+                <w:noProof/>
+                <w:u w:val="none"/>
+              </w:rPr>
+              <w:t>Testy systemowe</w:t>
+            </w:r>
+            <w:r>
+              <w:rPr>
+                <w:noProof/>
+                <w:webHidden/>
+              </w:rPr>
+              <w:tab/>
+            </w:r>
+            <w:r>
+              <w:rPr>
+                <w:noProof/>
+                <w:webHidden/>
+              </w:rPr>
+              <w:fldChar w:fldCharType="begin"/>
+            </w:r>
+            <w:r>
+              <w:rPr>
+                <w:noProof/>
+                <w:webHidden/>
+              </w:rPr>
+              <w:instrText xml:space="preserve"> PAGEREF _Toc243734907 \h </w:instrText>
+            </w:r>
+            <w:r>
+              <w:rPr>
+                <w:noProof/>
+                <w:webHidden/>
+              </w:rPr>
+            </w:r>
+            <w:r>
+              <w:rPr>
+                <w:noProof/>
+                <w:webHidden/>
+              </w:rPr>
+              <w:fldChar w:fldCharType="separate"/>
+            </w:r>
+            <w:r>
+              <w:rPr>
+                <w:noProof/>
+                <w:webHidden/>
+              </w:rPr>
+              <w:t>16</w:t>
+            </w:r>
+            <w:r>
+              <w:rPr>
+                <w:noProof/>
+                <w:webHidden/>
+              </w:rPr>
+              <w:fldChar w:fldCharType="end"/>
+            </w:r>
+          </w:hyperlink>
+        </w:p>
+        <w:p>
+          <w:pPr>
+            <w:pStyle w:val="Spistreci1"/>
+            <w:rPr>
+              <w:rFonts w:eastAsiaTheme="minorEastAsia"/>
+              <w:noProof/>
+              <w:sz w:val="24"/>
+              <w:lang w:eastAsia="pl-PL"/>
+            </w:rPr>
+          </w:pPr>
+          <w:r>
+            <w:rPr>
+              <w:rStyle w:val="Hipercze"/>
+              <w:noProof/>
+              <w:u w:val="none"/>
+            </w:rPr>
+            <w:t xml:space="preserve">    </w:t>
+          </w:r>
+          <w:hyperlink w:anchor="_Toc243734908" w:history="1">
+            <w:r>
+              <w:rPr>
+                <w:rStyle w:val="Hipercze"/>
+                <w:noProof/>
+                <w:u w:val="none"/>
+              </w:rPr>
+              <w:t>3.1.</w:t>
+            </w:r>
+            <w:r>
+              <w:rPr>
+                <w:rFonts w:eastAsiaTheme="minorEastAsia"/>
+                <w:noProof/>
+                <w:sz w:val="24"/>
+                <w:lang w:eastAsia="pl-PL"/>
+              </w:rPr>
+              <w:tab/>
+            </w:r>
+            <w:r>
+              <w:rPr>
+                <w:rStyle w:val="Hipercze"/>
+                <w:noProof/>
+                <w:u w:val="none"/>
+              </w:rPr>
+              <w:t>Implementacja programu</w:t>
+            </w:r>
+            <w:r>
+              <w:rPr>
+                <w:noProof/>
+                <w:webHidden/>
+              </w:rPr>
+              <w:tab/>
+            </w:r>
+            <w:r>
+              <w:rPr>
+                <w:noProof/>
+                <w:webHidden/>
+              </w:rPr>
+              <w:fldChar w:fldCharType="begin"/>
+            </w:r>
+            <w:r>
+              <w:rPr>
+                <w:noProof/>
+                <w:webHidden/>
+              </w:rPr>
+              <w:instrText xml:space="preserve"> PAGEREF _Toc243734908 \h </w:instrText>
+            </w:r>
+            <w:r>
+              <w:rPr>
+                <w:noProof/>
+                <w:webHidden/>
+              </w:rPr>
+            </w:r>
+            <w:r>
+              <w:rPr>
+                <w:noProof/>
+                <w:webHidden/>
+              </w:rPr>
+              <w:fldChar w:fldCharType="separate"/>
+            </w:r>
+            <w:r>
+              <w:rPr>
+                <w:noProof/>
+                <w:webHidden/>
+              </w:rPr>
+              <w:t>16</w:t>
+            </w:r>
+            <w:r>
+              <w:rPr>
+                <w:noProof/>
+                <w:webHidden/>
+              </w:rPr>
+              <w:fldChar w:fldCharType="end"/>
+            </w:r>
+          </w:hyperlink>
+        </w:p>
+        <w:p>
+          <w:pPr>
+            <w:pStyle w:val="Spistreci1"/>
+            <w:rPr>
+              <w:rFonts w:eastAsiaTheme="minorEastAsia"/>
+              <w:noProof/>
+              <w:sz w:val="24"/>
+              <w:lang w:eastAsia="pl-PL"/>
+            </w:rPr>
+          </w:pPr>
+          <w:r>
+            <w:rPr>
+              <w:rStyle w:val="Hipercze"/>
+              <w:noProof/>
+              <w:u w:val="none"/>
+            </w:rPr>
+            <w:t xml:space="preserve">    </w:t>
+          </w:r>
+          <w:hyperlink w:anchor="_Toc243734909" w:history="1">
+            <w:r>
+              <w:rPr>
+                <w:rStyle w:val="Hipercze"/>
+                <w:noProof/>
+                <w:u w:val="none"/>
+              </w:rPr>
+              <w:t>3.2.</w:t>
+            </w:r>
+            <w:r>
+              <w:rPr>
+                <w:rFonts w:eastAsiaTheme="minorEastAsia"/>
+                <w:noProof/>
+                <w:sz w:val="24"/>
+                <w:lang w:eastAsia="pl-PL"/>
+              </w:rPr>
+              <w:tab/>
+            </w:r>
+            <w:r>
+              <w:rPr>
+                <w:rStyle w:val="Hipercze"/>
+                <w:noProof/>
+                <w:u w:val="none"/>
+              </w:rPr>
+              <w:t>Implementacja testów</w:t>
+            </w:r>
+            <w:r>
+              <w:rPr>
+                <w:noProof/>
+                <w:webHidden/>
+              </w:rPr>
+              <w:tab/>
+            </w:r>
+            <w:r>
+              <w:rPr>
+                <w:noProof/>
+                <w:webHidden/>
+              </w:rPr>
+              <w:fldChar w:fldCharType="begin"/>
+            </w:r>
+            <w:r>
+              <w:rPr>
+                <w:noProof/>
+                <w:webHidden/>
+              </w:rPr>
+              <w:instrText xml:space="preserve"> PAGEREF _Toc243734909 \h </w:instrText>
+            </w:r>
+            <w:r>
+              <w:rPr>
+                <w:noProof/>
+                <w:webHidden/>
+              </w:rPr>
+            </w:r>
+            <w:r>
+              <w:rPr>
+                <w:noProof/>
+                <w:webHidden/>
+              </w:rPr>
+              <w:fldChar w:fldCharType="separate"/>
+            </w:r>
+            <w:r>
+              <w:rPr>
+                <w:noProof/>
+                <w:webHidden/>
+              </w:rPr>
+              <w:t>16</w:t>
+            </w:r>
+            <w:r>
+              <w:rPr>
+                <w:noProof/>
+                <w:webHidden/>
+              </w:rPr>
+              <w:fldChar w:fldCharType="end"/>
+            </w:r>
+          </w:hyperlink>
+        </w:p>
+        <w:p>
+          <w:pPr>
+            <w:pStyle w:val="Spistreci1"/>
+            <w:rPr>
+              <w:rFonts w:eastAsiaTheme="minorEastAsia"/>
+              <w:noProof/>
+              <w:sz w:val="24"/>
+              <w:lang w:eastAsia="pl-PL"/>
+            </w:rPr>
+          </w:pPr>
+          <w:r>
+            <w:rPr>
+              <w:rStyle w:val="Hipercze"/>
+              <w:noProof/>
+              <w:u w:val="none"/>
+            </w:rPr>
+            <w:t xml:space="preserve">    </w:t>
+          </w:r>
+          <w:hyperlink w:anchor="_Toc243734910" w:history="1">
+            <w:r>
+              <w:rPr>
+                <w:rStyle w:val="Hipercze"/>
+                <w:noProof/>
+                <w:u w:val="none"/>
+              </w:rPr>
+              <w:t>3.3.</w:t>
+            </w:r>
+            <w:r>
+              <w:rPr>
+                <w:rFonts w:eastAsiaTheme="minorEastAsia"/>
+                <w:noProof/>
+                <w:sz w:val="24"/>
+                <w:lang w:eastAsia="pl-PL"/>
+              </w:rPr>
+              <w:tab/>
+            </w:r>
+            <w:r>
+              <w:rPr>
+                <w:rStyle w:val="Hipercze"/>
+                <w:noProof/>
+                <w:u w:val="none"/>
+              </w:rPr>
+              <w:t>GIT</w:t>
+            </w:r>
+            <w:r>
+              <w:rPr>
+                <w:noProof/>
+                <w:webHidden/>
+              </w:rPr>
+              <w:tab/>
+            </w:r>
+            <w:r>
+              <w:rPr>
+                <w:noProof/>
+                <w:webHidden/>
+              </w:rPr>
+              <w:fldChar w:fldCharType="begin"/>
+            </w:r>
+            <w:r>
+              <w:rPr>
+                <w:noProof/>
+                <w:webHidden/>
+              </w:rPr>
+              <w:instrText xml:space="preserve"> PAGEREF _Toc243734910 \h </w:instrText>
+            </w:r>
+            <w:r>
+              <w:rPr>
+                <w:noProof/>
+                <w:webHidden/>
+              </w:rPr>
+            </w:r>
+            <w:r>
+              <w:rPr>
+                <w:noProof/>
+                <w:webHidden/>
+              </w:rPr>
+              <w:fldChar w:fldCharType="separate"/>
+            </w:r>
+            <w:r>
+              <w:rPr>
+                <w:noProof/>
+                <w:webHidden/>
+              </w:rPr>
+              <w:t>18</w:t>
             </w:r>
             <w:r>
               <w:rPr>
@@ -1253,7 +1585,7 @@
         <w:pStyle w:val="Nagwek2"/>
         <w:jc w:val="center"/>
       </w:pPr>
-      <w:bookmarkStart w:id="0" w:name="_Toc242898195"/>
+      <w:bookmarkStart w:id="0" w:name="_Toc243734898"/>
       <w:r>
         <w:lastRenderedPageBreak/>
         <w:t>Wstęp</w:t>
@@ -1284,7 +1616,31 @@
         <w:ind w:firstLine="360"/>
       </w:pPr>
       <w:r>
-        <w:t>Testowanie oprogramowania to proces sprawdzania, czy program działa zgodnie z wymaganiami, oraz wykrywania w nim błędów przed przekazaniem go użytkownikom. Błąd (defekt) to wada w kodzie, która może doprowadzić do awarii, czyli widocznego niepoprawnego działania systemu. Celem testowania jest nie tylko znajdowanie usterek, ale też ograniczanie ryzyka jego wdrożenia. Ze względu na poziom wyróżnia się testy jednostkowe, integracyjne, systemowe i akceptacyjne, które sprawdzają kolejno pojedyncze elementy, ich współpracę, cały system oraz zgodność z oczekiwaniami klienta. Ze względu na cel dzielimy je na funkcjonalne (co system robi) i niefunkcjonalne (jak działa: wydajność, bezpieczeństwo, użyteczność), a osobną grupę stanowią testy regresyjne, które po zmianach w kodzie sprawdzają, czy nie zepsuto istniejących funkcji. Wyróżnia się też podejścia czarnej skrzynki (bez znajomości kodu), białej skrzynki (z analizą wnętrza programu) i szarej skrzynki (mieszane). Pierwsza zasada testowania mówi, że testy ujawniają obecność błędów, ale nie dowodzą ich braku. Druga głosi, że testowanie wyczerpujące jest niemożliwe, więc wysiłek kieruje się na obszary o największym ryzyku. Trzecia zasada to wczesne testowanie, bo błąd znaleziony na etapie projektu kosztuje znacznie mniej niż ten znaleziony po wdrożeniu. Kolejne zasady mówią, że defekty grupują się w niewielu modułach, a wielokrotne uruchamianie tych samych testów przestaje wykrywać nowe błędy. Ostatnie zasady to zależność testów od kontekstu oraz złudzenie braku błędów: program bez usterek nadal nie jest wartościowy, jeśli nie spełnia potrzeb użytkownika. Proces testowy zaczyna się od planowania i nadzoru, czyli określenia zakresu, zasobów i kryteriów zakończenia. Następnie następuje analiza i projektowanie testów, w których powstają przypadki testowe z danymi wejściowymi i oczekiwanymi wynikami. Potem testy są implementowane i wykonywane, a wyniki rzeczywiste porównuje się z oczekiwanymi, po czym raportuje się znalezione błędy, wykonuje retesty po poprawkach i zamyka proces podsumowaniem.</w:t>
+        <w:t xml:space="preserve">Testowanie oprogramowania to proces sprawdzania, czy program działa zgodnie z wymaganiami oraz wykrywania w nim błędów przed przekazaniem go użytkownikom. Błąd (defekt) to wada w kodzie, która może doprowadzić do awarii, czyli widocznego niepoprawnego działania systemu. </w:t>
+      </w:r>
+    </w:p>
+    <w:p>
+      <w:pPr>
+        <w:ind w:firstLine="360"/>
+      </w:pPr>
+      <w:r>
+        <w:t xml:space="preserve">Celem testowania jest nie tylko znajdowanie usterek, ale też ograniczanie ryzyka jego wdrożenia. Ze względu na poziom wyróżnia się testy jednostkowe, integracyjne, systemowe i akceptacyjne, które sprawdzają kolejno pojedyncze elementy, ich współpracę, cały system oraz zgodność z oczekiwaniami klienta. Ze względu na cel dzielimy je na funkcjonalne (co system robi) i niefunkcjonalne (jak działa: wydajność, bezpieczeństwo, użyteczność), a osobną grupę stanowią testy regresyjne, które po zmianach w kodzie sprawdzają, czy nie zepsuto istniejących funkcji. Wyróżnia się też podejścia czarnej skrzynki (bez znajomości kodu), białej skrzynki (z analizą wnętrza programu) i szarej skrzynki (mieszane). </w:t>
+      </w:r>
+    </w:p>
+    <w:p>
+      <w:pPr>
+        <w:ind w:firstLine="360"/>
+      </w:pPr>
+      <w:r>
+        <w:t xml:space="preserve">Pierwsza zasada testowania mówi, że testy ujawniają obecność błędów, ale nie dowodzą ich braku. Druga głosi, że testowanie wyczerpujące jest niemożliwe, więc wysiłek kieruje się na obszary o największym ryzyku. Trzecia zasada to wczesne testowanie, bo błąd znaleziony na etapie projektu kosztuje znacznie mniej niż ten znaleziony po wdrożeniu. Kolejne zasady mówią, że defekty grupują się w niewielu modułach, a wielokrotne uruchamianie tych samych testów przestaje wykrywać nowe błędy. Ostatnie zasady to zależność testów od kontekstu oraz złudzenie braku błędów: program bez usterek nadal nie jest wartościowy, jeśli nie spełnia potrzeb użytkownika. </w:t>
+      </w:r>
+    </w:p>
+    <w:p>
+      <w:pPr>
+        <w:ind w:firstLine="360"/>
+      </w:pPr>
+      <w:r>
+        <w:t>Proces testowy zaczyna się od planowania i nadzoru, czyli określenia zakresu, zasobów i kryteriów zakończenia. Następnie następuje analiza i projektowanie testów, w których powstają przypadki testowe z danymi wejściowymi i oczekiwanymi wynikami. Potem testy są implementowane i wykonywane, a wyniki rzeczywiste porównuje się z oczekiwanymi, po czym raportuje się znalezione błędy, wykonuje retesty po poprawkach i zamyka proces podsumowaniem.</w:t>
       </w:r>
     </w:p>
     <w:p>
@@ -1306,7 +1662,7 @@
       <w:pPr>
         <w:pStyle w:val="Nagwek1"/>
       </w:pPr>
-      <w:bookmarkStart w:id="1" w:name="_Toc242898196"/>
+      <w:bookmarkStart w:id="1" w:name="_Toc243734899"/>
       <w:r>
         <w:lastRenderedPageBreak/>
         <w:t>Testy</w:t>
@@ -1338,8 +1694,17 @@
           <w:i/>
           <w:iCs/>
         </w:rPr>
-        <w:t>unit tests</w:t>
-      </w:r>
+        <w:t xml:space="preserve">unit </w:t>
+      </w:r>
+      <w:proofErr w:type="spellStart"/>
+      <w:r>
+        <w:rPr>
+          <w:i/>
+          <w:iCs/>
+        </w:rPr>
+        <w:t>tests</w:t>
+      </w:r>
+      <w:proofErr w:type="spellEnd"/>
       <w:r>
         <w:t>) sprawdzają najmniejsze samodzielne fragmenty programu, np. pojedynczą metodę lub klasę, w izolacji od reszty systemu. Każdy test podaje określone dane wejściowe, uruchamia testowaną jednostkę i porównuje jej wynik z oczekiwanym. Są szybkie, w pełni automatyczne i powtarzalne, więc można je uruchamiać po każdej zmianie kodu.</w:t>
       </w:r>
@@ -1382,10 +1747,66 @@
           <w:b/>
           <w:bCs/>
         </w:rPr>
-        <w:t xml:space="preserve"> xUnit.</w:t>
-      </w:r>
-      <w:r>
-        <w:t xml:space="preserve"> xUnit to popularny, darmowy framework do testów jednostkowych w .NET (C#). Testy są zwykłymi metodami oznaczonymi atrybutem [Fact] (test bez parametrów) lub [Theory] (test z wieloma zestawami danych). Do sprawdzania wyników służą asercje klasy Assert. Test przechodzi, gdy wszystkie asercje są spełnione, a nie przechodzi, gdy któraś zawiedzie lub wystąpi nieoczekiwany wyjątek</w:t>
+        <w:t xml:space="preserve"> </w:t>
+      </w:r>
+      <w:proofErr w:type="spellStart"/>
+      <w:r>
+        <w:rPr>
+          <w:b/>
+          <w:bCs/>
+        </w:rPr>
+        <w:t>xUnit</w:t>
+      </w:r>
+      <w:proofErr w:type="spellEnd"/>
+      <w:r>
+        <w:rPr>
+          <w:b/>
+          <w:bCs/>
+        </w:rPr>
+        <w:t>.</w:t>
+      </w:r>
+      <w:r>
+        <w:t xml:space="preserve"> </w:t>
+      </w:r>
+      <w:proofErr w:type="spellStart"/>
+      <w:r>
+        <w:t>xUnit</w:t>
+      </w:r>
+      <w:proofErr w:type="spellEnd"/>
+      <w:r>
+        <w:t xml:space="preserve"> to popularny, darmowy </w:t>
+      </w:r>
+      <w:proofErr w:type="spellStart"/>
+      <w:r>
+        <w:t>framework</w:t>
+      </w:r>
+      <w:proofErr w:type="spellEnd"/>
+      <w:r>
+        <w:t xml:space="preserve"> do testów jednostkowych w .NET (C#). Testy są zwykłymi metodami oznaczonymi atrybutem [</w:t>
+      </w:r>
+      <w:proofErr w:type="spellStart"/>
+      <w:r>
+        <w:t>Fact</w:t>
+      </w:r>
+      <w:proofErr w:type="spellEnd"/>
+      <w:r>
+        <w:t>] (test bez parametrów) lub [</w:t>
+      </w:r>
+      <w:proofErr w:type="spellStart"/>
+      <w:r>
+        <w:t>Theory</w:t>
+      </w:r>
+      <w:proofErr w:type="spellEnd"/>
+      <w:r>
+        <w:t xml:space="preserve">] (test z wieloma zestawami danych). Do sprawdzania wyników służą asercje klasy </w:t>
+      </w:r>
+      <w:proofErr w:type="spellStart"/>
+      <w:r>
+        <w:t>Assert</w:t>
+      </w:r>
+      <w:proofErr w:type="spellEnd"/>
+      <w:r>
+        <w:t>. Test przechodzi, gdy wszystkie asercje są spełnione, a nie przechodzi, gdy któraś zawiedzie lub wystąpi nieoczekiwany wyjątek</w:t>
       </w:r>
       <w:r>
         <w:t>.</w:t>
@@ -1410,7 +1831,7 @@
           <w:numId w:val="27"/>
         </w:numPr>
       </w:pPr>
-      <w:bookmarkStart w:id="2" w:name="_Toc242898197"/>
+      <w:bookmarkStart w:id="2" w:name="_Toc243734900"/>
       <w:r>
         <w:t>Implementacja programu</w:t>
       </w:r>
@@ -1702,12 +2123,14 @@
                 <w:szCs w:val="22"/>
               </w:rPr>
             </w:pPr>
+            <w:proofErr w:type="spellStart"/>
             <w:r>
               <w:rPr>
                 <w:szCs w:val="22"/>
               </w:rPr>
               <w:t>LiczbWZestawie</w:t>
             </w:r>
+            <w:proofErr w:type="spellEnd"/>
           </w:p>
         </w:tc>
         <w:tc>
@@ -1761,12 +2184,14 @@
                 <w:szCs w:val="22"/>
               </w:rPr>
             </w:pPr>
+            <w:proofErr w:type="spellStart"/>
             <w:r>
               <w:rPr>
                 <w:szCs w:val="22"/>
               </w:rPr>
               <w:t>MinLiczba</w:t>
             </w:r>
+            <w:proofErr w:type="spellEnd"/>
           </w:p>
         </w:tc>
         <w:tc>
@@ -1820,12 +2245,14 @@
                 <w:szCs w:val="22"/>
               </w:rPr>
             </w:pPr>
+            <w:proofErr w:type="spellStart"/>
             <w:r>
               <w:rPr>
                 <w:szCs w:val="22"/>
               </w:rPr>
               <w:t>MaxLiczba</w:t>
             </w:r>
+            <w:proofErr w:type="spellEnd"/>
           </w:p>
         </w:tc>
         <w:tc>
@@ -1903,6 +2330,7 @@
         </w:rPr>
         <w:t xml:space="preserve">Funkcja </w:t>
       </w:r>
+      <w:proofErr w:type="spellStart"/>
       <w:r>
         <w:rPr>
           <w:b/>
@@ -1912,6 +2340,7 @@
         </w:rPr>
         <w:t>Main</w:t>
       </w:r>
+      <w:proofErr w:type="spellEnd"/>
     </w:p>
     <w:p>
       <w:pPr>
@@ -1926,6 +2355,7 @@
           <w:szCs w:val="22"/>
         </w:rPr>
       </w:pPr>
+      <w:proofErr w:type="spellStart"/>
       <w:r>
         <w:rPr>
           <w:rFonts w:asciiTheme="majorHAnsi" w:hAnsiTheme="majorHAnsi"/>
@@ -1934,22 +2364,147 @@
           <w:color w:val="BF4E14" w:themeColor="accent2" w:themeShade="BF"/>
           <w:szCs w:val="22"/>
         </w:rPr>
-        <w:t>int.TryParse(Console.ReadLine(), out int ileZestawow)</w:t>
-      </w:r>
-      <w:r>
-        <w:rPr>
-          <w:rFonts w:asciiTheme="majorHAnsi" w:hAnsiTheme="majorHAnsi"/>
+        <w:t>int.TryParse</w:t>
+      </w:r>
+      <w:proofErr w:type="spellEnd"/>
+      <w:r>
+        <w:rPr>
+          <w:rFonts w:asciiTheme="majorHAnsi" w:hAnsiTheme="majorHAnsi"/>
+          <w:b/>
+          <w:bCs/>
           <w:color w:val="BF4E14" w:themeColor="accent2" w:themeShade="BF"/>
           <w:szCs w:val="22"/>
         </w:rPr>
+        <w:t>(</w:t>
+      </w:r>
+      <w:proofErr w:type="spellStart"/>
+      <w:r>
+        <w:rPr>
+          <w:rFonts w:asciiTheme="majorHAnsi" w:hAnsiTheme="majorHAnsi"/>
+          <w:b/>
+          <w:bCs/>
+          <w:color w:val="BF4E14" w:themeColor="accent2" w:themeShade="BF"/>
+          <w:szCs w:val="22"/>
+        </w:rPr>
+        <w:t>Console.ReadLine</w:t>
+      </w:r>
+      <w:proofErr w:type="spellEnd"/>
+      <w:r>
+        <w:rPr>
+          <w:rFonts w:asciiTheme="majorHAnsi" w:hAnsiTheme="majorHAnsi"/>
+          <w:b/>
+          <w:bCs/>
+          <w:color w:val="BF4E14" w:themeColor="accent2" w:themeShade="BF"/>
+          <w:szCs w:val="22"/>
+        </w:rPr>
+        <w:t xml:space="preserve">(), out </w:t>
+      </w:r>
+      <w:proofErr w:type="spellStart"/>
+      <w:r>
+        <w:rPr>
+          <w:rFonts w:asciiTheme="majorHAnsi" w:hAnsiTheme="majorHAnsi"/>
+          <w:b/>
+          <w:bCs/>
+          <w:color w:val="BF4E14" w:themeColor="accent2" w:themeShade="BF"/>
+          <w:szCs w:val="22"/>
+        </w:rPr>
+        <w:t>int</w:t>
+      </w:r>
+      <w:proofErr w:type="spellEnd"/>
+      <w:r>
+        <w:rPr>
+          <w:rFonts w:asciiTheme="majorHAnsi" w:hAnsiTheme="majorHAnsi"/>
+          <w:b/>
+          <w:bCs/>
+          <w:color w:val="BF4E14" w:themeColor="accent2" w:themeShade="BF"/>
+          <w:szCs w:val="22"/>
+        </w:rPr>
         <w:t xml:space="preserve"> </w:t>
       </w:r>
-      <w:r>
-        <w:rPr>
-          <w:rFonts w:asciiTheme="majorHAnsi" w:hAnsiTheme="majorHAnsi"/>
-          <w:szCs w:val="22"/>
-        </w:rPr>
-        <w:t xml:space="preserve"> - wczytuje tekst z klawiatury i próbuje zamienić go na liczbę całkowitą. Jeśli się uda, zwraca true, a wynik trafia do zmiennej ileZestawow. Jeśli użytkownik wpisze tekst (np. abc), zwraca false i program nie ulega awarii.</w:t>
+      <w:proofErr w:type="spellStart"/>
+      <w:r>
+        <w:rPr>
+          <w:rFonts w:asciiTheme="majorHAnsi" w:hAnsiTheme="majorHAnsi"/>
+          <w:b/>
+          <w:bCs/>
+          <w:color w:val="BF4E14" w:themeColor="accent2" w:themeShade="BF"/>
+          <w:szCs w:val="22"/>
+        </w:rPr>
+        <w:t>ileZestawow</w:t>
+      </w:r>
+      <w:proofErr w:type="spellEnd"/>
+      <w:r>
+        <w:rPr>
+          <w:rFonts w:asciiTheme="majorHAnsi" w:hAnsiTheme="majorHAnsi"/>
+          <w:b/>
+          <w:bCs/>
+          <w:color w:val="BF4E14" w:themeColor="accent2" w:themeShade="BF"/>
+          <w:szCs w:val="22"/>
+        </w:rPr>
+        <w:t>)</w:t>
+      </w:r>
+      <w:r>
+        <w:rPr>
+          <w:rFonts w:asciiTheme="majorHAnsi" w:hAnsiTheme="majorHAnsi"/>
+          <w:color w:val="BF4E14" w:themeColor="accent2" w:themeShade="BF"/>
+          <w:szCs w:val="22"/>
+        </w:rPr>
+        <w:t xml:space="preserve"> </w:t>
+      </w:r>
+      <w:r>
+        <w:rPr>
+          <w:rFonts w:asciiTheme="majorHAnsi" w:hAnsiTheme="majorHAnsi"/>
+          <w:szCs w:val="22"/>
+        </w:rPr>
+        <w:t xml:space="preserve"> - wczytuje tekst z klawiatury i próbuje zamienić go na liczbę całkowitą. Jeśli się uda, zwraca </w:t>
+      </w:r>
+      <w:proofErr w:type="spellStart"/>
+      <w:r>
+        <w:rPr>
+          <w:rFonts w:asciiTheme="majorHAnsi" w:hAnsiTheme="majorHAnsi"/>
+          <w:szCs w:val="22"/>
+        </w:rPr>
+        <w:t>true</w:t>
+      </w:r>
+      <w:proofErr w:type="spellEnd"/>
+      <w:r>
+        <w:rPr>
+          <w:rFonts w:asciiTheme="majorHAnsi" w:hAnsiTheme="majorHAnsi"/>
+          <w:szCs w:val="22"/>
+        </w:rPr>
+        <w:t xml:space="preserve">, a wynik trafia do zmiennej </w:t>
+      </w:r>
+      <w:proofErr w:type="spellStart"/>
+      <w:r>
+        <w:rPr>
+          <w:rFonts w:asciiTheme="majorHAnsi" w:hAnsiTheme="majorHAnsi"/>
+          <w:szCs w:val="22"/>
+        </w:rPr>
+        <w:t>ileZestawow</w:t>
+      </w:r>
+      <w:proofErr w:type="spellEnd"/>
+      <w:r>
+        <w:rPr>
+          <w:rFonts w:asciiTheme="majorHAnsi" w:hAnsiTheme="majorHAnsi"/>
+          <w:szCs w:val="22"/>
+        </w:rPr>
+        <w:t xml:space="preserve">. Jeśli użytkownik wpisze tekst (np. abc), zwraca </w:t>
+      </w:r>
+      <w:proofErr w:type="spellStart"/>
+      <w:r>
+        <w:rPr>
+          <w:rFonts w:asciiTheme="majorHAnsi" w:hAnsiTheme="majorHAnsi"/>
+          <w:szCs w:val="22"/>
+        </w:rPr>
+        <w:t>false</w:t>
+      </w:r>
+      <w:proofErr w:type="spellEnd"/>
+      <w:r>
+        <w:rPr>
+          <w:rFonts w:asciiTheme="majorHAnsi" w:hAnsiTheme="majorHAnsi"/>
+          <w:szCs w:val="22"/>
+        </w:rPr>
+        <w:t xml:space="preserve"> i program nie ulega awarii.</w:t>
       </w:r>
     </w:p>
     <w:p>
@@ -1966,14 +2521,25 @@
           <w:szCs w:val="22"/>
         </w:rPr>
       </w:pPr>
-      <w:r>
-        <w:rPr>
-          <w:rFonts w:asciiTheme="majorHAnsi" w:hAnsiTheme="majorHAnsi"/>
-          <w:b/>
-          <w:bCs/>
-          <w:szCs w:val="22"/>
-        </w:rPr>
-        <w:t>if (poprawne dane):</w:t>
+      <w:proofErr w:type="spellStart"/>
+      <w:r>
+        <w:rPr>
+          <w:rFonts w:asciiTheme="majorHAnsi" w:hAnsiTheme="majorHAnsi"/>
+          <w:b/>
+          <w:bCs/>
+          <w:szCs w:val="22"/>
+        </w:rPr>
+        <w:t>if</w:t>
+      </w:r>
+      <w:proofErr w:type="spellEnd"/>
+      <w:r>
+        <w:rPr>
+          <w:rFonts w:asciiTheme="majorHAnsi" w:hAnsiTheme="majorHAnsi"/>
+          <w:b/>
+          <w:bCs/>
+          <w:szCs w:val="22"/>
+        </w:rPr>
+        <w:t xml:space="preserve"> (poprawne dane):</w:t>
       </w:r>
     </w:p>
     <w:p>
@@ -1988,6 +2554,7 @@
           <w:szCs w:val="22"/>
         </w:rPr>
       </w:pPr>
+      <w:proofErr w:type="spellStart"/>
       <w:r>
         <w:rPr>
           <w:rFonts w:asciiTheme="majorHAnsi" w:hAnsiTheme="majorHAnsi"/>
@@ -1996,7 +2563,84 @@
           <w:color w:val="BF4E14" w:themeColor="accent2" w:themeShade="BF"/>
           <w:szCs w:val="22"/>
         </w:rPr>
-        <w:t>new int[ileZestawow, LiczbWZestawie]</w:t>
+        <w:t>new</w:t>
+      </w:r>
+      <w:proofErr w:type="spellEnd"/>
+      <w:r>
+        <w:rPr>
+          <w:rFonts w:asciiTheme="majorHAnsi" w:hAnsiTheme="majorHAnsi"/>
+          <w:b/>
+          <w:bCs/>
+          <w:color w:val="BF4E14" w:themeColor="accent2" w:themeShade="BF"/>
+          <w:szCs w:val="22"/>
+        </w:rPr>
+        <w:t xml:space="preserve"> </w:t>
+      </w:r>
+      <w:proofErr w:type="spellStart"/>
+      <w:r>
+        <w:rPr>
+          <w:rFonts w:asciiTheme="majorHAnsi" w:hAnsiTheme="majorHAnsi"/>
+          <w:b/>
+          <w:bCs/>
+          <w:color w:val="BF4E14" w:themeColor="accent2" w:themeShade="BF"/>
+          <w:szCs w:val="22"/>
+        </w:rPr>
+        <w:t>int</w:t>
+      </w:r>
+      <w:proofErr w:type="spellEnd"/>
+      <w:r>
+        <w:rPr>
+          <w:rFonts w:asciiTheme="majorHAnsi" w:hAnsiTheme="majorHAnsi"/>
+          <w:b/>
+          <w:bCs/>
+          <w:color w:val="BF4E14" w:themeColor="accent2" w:themeShade="BF"/>
+          <w:szCs w:val="22"/>
+        </w:rPr>
+        <w:t>[</w:t>
+      </w:r>
+      <w:proofErr w:type="spellStart"/>
+      <w:r>
+        <w:rPr>
+          <w:rFonts w:asciiTheme="majorHAnsi" w:hAnsiTheme="majorHAnsi"/>
+          <w:b/>
+          <w:bCs/>
+          <w:color w:val="BF4E14" w:themeColor="accent2" w:themeShade="BF"/>
+          <w:szCs w:val="22"/>
+        </w:rPr>
+        <w:t>ileZestawow</w:t>
+      </w:r>
+      <w:proofErr w:type="spellEnd"/>
+      <w:r>
+        <w:rPr>
+          <w:rFonts w:asciiTheme="majorHAnsi" w:hAnsiTheme="majorHAnsi"/>
+          <w:b/>
+          <w:bCs/>
+          <w:color w:val="BF4E14" w:themeColor="accent2" w:themeShade="BF"/>
+          <w:szCs w:val="22"/>
+        </w:rPr>
+        <w:t xml:space="preserve">, </w:t>
+      </w:r>
+      <w:proofErr w:type="spellStart"/>
+      <w:r>
+        <w:rPr>
+          <w:rFonts w:asciiTheme="majorHAnsi" w:hAnsiTheme="majorHAnsi"/>
+          <w:b/>
+          <w:bCs/>
+          <w:color w:val="BF4E14" w:themeColor="accent2" w:themeShade="BF"/>
+          <w:szCs w:val="22"/>
+        </w:rPr>
+        <w:t>LiczbWZestawie</w:t>
+      </w:r>
+      <w:proofErr w:type="spellEnd"/>
+      <w:r>
+        <w:rPr>
+          <w:rFonts w:asciiTheme="majorHAnsi" w:hAnsiTheme="majorHAnsi"/>
+          <w:b/>
+          <w:bCs/>
+          <w:color w:val="BF4E14" w:themeColor="accent2" w:themeShade="BF"/>
+          <w:szCs w:val="22"/>
+        </w:rPr>
+        <w:t>]</w:t>
       </w:r>
       <w:r>
         <w:rPr>
@@ -2031,7 +2675,23 @@
           <w:rFonts w:asciiTheme="majorHAnsi" w:hAnsiTheme="majorHAnsi"/>
           <w:szCs w:val="22"/>
         </w:rPr>
-        <w:t>Pętla zewnętrzna for (i...) wykonuje się raz dla każdego zestawu. W każdym obiegu wywołuje LosujZestaw(), która zwraca 6-elementową tablicę.</w:t>
+        <w:t xml:space="preserve">Pętla zewnętrzna for (i...) wykonuje się raz dla każdego zestawu. W każdym obiegu wywołuje </w:t>
+      </w:r>
+      <w:proofErr w:type="spellStart"/>
+      <w:r>
+        <w:rPr>
+          <w:rFonts w:asciiTheme="majorHAnsi" w:hAnsiTheme="majorHAnsi"/>
+          <w:szCs w:val="22"/>
+        </w:rPr>
+        <w:t>LosujZestaw</w:t>
+      </w:r>
+      <w:proofErr w:type="spellEnd"/>
+      <w:r>
+        <w:rPr>
+          <w:rFonts w:asciiTheme="majorHAnsi" w:hAnsiTheme="majorHAnsi"/>
+          <w:szCs w:val="22"/>
+        </w:rPr>
+        <w:t>(), która zwraca 6-elementową tablicę.</w:t>
       </w:r>
     </w:p>
     <w:p>
@@ -2066,6 +2726,7 @@
           <w:szCs w:val="22"/>
         </w:rPr>
       </w:pPr>
+      <w:proofErr w:type="spellStart"/>
       <w:r>
         <w:rPr>
           <w:rFonts w:asciiTheme="majorHAnsi" w:hAnsiTheme="majorHAnsi"/>
@@ -2074,7 +2735,40 @@
           <w:color w:val="BF4E14" w:themeColor="accent2" w:themeShade="BF"/>
           <w:szCs w:val="22"/>
         </w:rPr>
-        <w:t>WyswietlLosowania(ileZestawow, losowania)</w:t>
+        <w:t>WyswietlLosowania</w:t>
+      </w:r>
+      <w:proofErr w:type="spellEnd"/>
+      <w:r>
+        <w:rPr>
+          <w:rFonts w:asciiTheme="majorHAnsi" w:hAnsiTheme="majorHAnsi"/>
+          <w:b/>
+          <w:bCs/>
+          <w:color w:val="BF4E14" w:themeColor="accent2" w:themeShade="BF"/>
+          <w:szCs w:val="22"/>
+        </w:rPr>
+        <w:t>(</w:t>
+      </w:r>
+      <w:proofErr w:type="spellStart"/>
+      <w:r>
+        <w:rPr>
+          <w:rFonts w:asciiTheme="majorHAnsi" w:hAnsiTheme="majorHAnsi"/>
+          <w:b/>
+          <w:bCs/>
+          <w:color w:val="BF4E14" w:themeColor="accent2" w:themeShade="BF"/>
+          <w:szCs w:val="22"/>
+        </w:rPr>
+        <w:t>ileZestawow</w:t>
+      </w:r>
+      <w:proofErr w:type="spellEnd"/>
+      <w:r>
+        <w:rPr>
+          <w:rFonts w:asciiTheme="majorHAnsi" w:hAnsiTheme="majorHAnsi"/>
+          <w:b/>
+          <w:bCs/>
+          <w:color w:val="BF4E14" w:themeColor="accent2" w:themeShade="BF"/>
+          <w:szCs w:val="22"/>
+        </w:rPr>
+        <w:t>, losowania)</w:t>
       </w:r>
       <w:r>
         <w:rPr>
@@ -2106,14 +2800,25 @@
           <w:szCs w:val="22"/>
         </w:rPr>
       </w:pPr>
-      <w:r>
-        <w:rPr>
-          <w:rFonts w:asciiTheme="majorHAnsi" w:hAnsiTheme="majorHAnsi"/>
-          <w:b/>
-          <w:bCs/>
-          <w:szCs w:val="22"/>
-        </w:rPr>
-        <w:t>else (błędne dane):</w:t>
+      <w:proofErr w:type="spellStart"/>
+      <w:r>
+        <w:rPr>
+          <w:rFonts w:asciiTheme="majorHAnsi" w:hAnsiTheme="majorHAnsi"/>
+          <w:b/>
+          <w:bCs/>
+          <w:szCs w:val="22"/>
+        </w:rPr>
+        <w:t>else</w:t>
+      </w:r>
+      <w:proofErr w:type="spellEnd"/>
+      <w:r>
+        <w:rPr>
+          <w:rFonts w:asciiTheme="majorHAnsi" w:hAnsiTheme="majorHAnsi"/>
+          <w:b/>
+          <w:bCs/>
+          <w:szCs w:val="22"/>
+        </w:rPr>
+        <w:t xml:space="preserve"> (błędne dane):</w:t>
       </w:r>
       <w:r>
         <w:rPr>
@@ -2179,6 +2884,7 @@
         </w:rPr>
         <w:t xml:space="preserve">Funkcja </w:t>
       </w:r>
+      <w:proofErr w:type="spellStart"/>
       <w:r>
         <w:rPr>
           <w:rFonts w:asciiTheme="majorHAnsi" w:hAnsiTheme="majorHAnsi"/>
@@ -2186,13 +2892,23 @@
           <w:bCs/>
           <w:color w:val="BF4E14" w:themeColor="accent2" w:themeShade="BF"/>
         </w:rPr>
-        <w:t>LosujZestaw()</w:t>
-      </w:r>
-      <w:r>
-        <w:rPr>
-          <w:rFonts w:asciiTheme="majorHAnsi" w:hAnsiTheme="majorHAnsi"/>
+        <w:t>LosujZestaw</w:t>
+      </w:r>
+      <w:proofErr w:type="spellEnd"/>
+      <w:r>
+        <w:rPr>
+          <w:rFonts w:asciiTheme="majorHAnsi" w:hAnsiTheme="majorHAnsi"/>
+          <w:b/>
+          <w:bCs/>
           <w:color w:val="BF4E14" w:themeColor="accent2" w:themeShade="BF"/>
         </w:rPr>
+        <w:t>()</w:t>
+      </w:r>
+      <w:r>
+        <w:rPr>
+          <w:rFonts w:asciiTheme="majorHAnsi" w:hAnsiTheme="majorHAnsi"/>
+          <w:color w:val="BF4E14" w:themeColor="accent2" w:themeShade="BF"/>
+        </w:rPr>
         <w:t xml:space="preserve"> </w:t>
       </w:r>
       <w:r>
@@ -2206,7 +2922,23 @@
           <w:rFonts w:asciiTheme="majorHAnsi" w:hAnsiTheme="majorHAnsi"/>
           <w:lang w:eastAsia="pl-PL"/>
         </w:rPr>
-        <w:t>losuje jeden zestaw 6 różnych liczb z przedziału 1–49. Nie przyjmuje argumentów i zwraca tablicę int[] z wylosowanymi liczbami.</w:t>
+        <w:t xml:space="preserve">losuje jeden zestaw 6 różnych liczb z przedziału 1–49. Nie przyjmuje argumentów i zwraca tablicę </w:t>
+      </w:r>
+      <w:proofErr w:type="spellStart"/>
+      <w:r>
+        <w:rPr>
+          <w:rFonts w:asciiTheme="majorHAnsi" w:hAnsiTheme="majorHAnsi"/>
+          <w:lang w:eastAsia="pl-PL"/>
+        </w:rPr>
+        <w:t>int</w:t>
+      </w:r>
+      <w:proofErr w:type="spellEnd"/>
+      <w:r>
+        <w:rPr>
+          <w:rFonts w:asciiTheme="majorHAnsi" w:hAnsiTheme="majorHAnsi"/>
+          <w:lang w:eastAsia="pl-PL"/>
+        </w:rPr>
+        <w:t>[] z wylosowanymi liczbami.</w:t>
       </w:r>
     </w:p>
     <w:p>
@@ -2222,6 +2954,7 @@
           <w:lang w:eastAsia="pl-PL"/>
         </w:rPr>
       </w:pPr>
+      <w:proofErr w:type="spellStart"/>
       <w:r>
         <w:rPr>
           <w:rFonts w:asciiTheme="majorHAnsi" w:hAnsiTheme="majorHAnsi"/>
@@ -2231,7 +2964,91 @@
           <w:szCs w:val="22"/>
           <w:lang w:eastAsia="pl-PL"/>
         </w:rPr>
-        <w:t>int[] zestaw = new int[LiczbWZestawie]</w:t>
+        <w:t>int</w:t>
+      </w:r>
+      <w:proofErr w:type="spellEnd"/>
+      <w:r>
+        <w:rPr>
+          <w:rFonts w:asciiTheme="majorHAnsi" w:hAnsiTheme="majorHAnsi"/>
+          <w:b/>
+          <w:bCs/>
+          <w:color w:val="BF4E14" w:themeColor="accent2" w:themeShade="BF"/>
+          <w:szCs w:val="22"/>
+          <w:lang w:eastAsia="pl-PL"/>
+        </w:rPr>
+        <w:t xml:space="preserve">[] zestaw = </w:t>
+      </w:r>
+      <w:proofErr w:type="spellStart"/>
+      <w:r>
+        <w:rPr>
+          <w:rFonts w:asciiTheme="majorHAnsi" w:hAnsiTheme="majorHAnsi"/>
+          <w:b/>
+          <w:bCs/>
+          <w:color w:val="BF4E14" w:themeColor="accent2" w:themeShade="BF"/>
+          <w:szCs w:val="22"/>
+          <w:lang w:eastAsia="pl-PL"/>
+        </w:rPr>
+        <w:t>new</w:t>
+      </w:r>
+      <w:proofErr w:type="spellEnd"/>
+      <w:r>
+        <w:rPr>
+          <w:rFonts w:asciiTheme="majorHAnsi" w:hAnsiTheme="majorHAnsi"/>
+          <w:b/>
+          <w:bCs/>
+          <w:color w:val="BF4E14" w:themeColor="accent2" w:themeShade="BF"/>
+          <w:szCs w:val="22"/>
+          <w:lang w:eastAsia="pl-PL"/>
+        </w:rPr>
+        <w:t xml:space="preserve"> </w:t>
+      </w:r>
+      <w:proofErr w:type="spellStart"/>
+      <w:r>
+        <w:rPr>
+          <w:rFonts w:asciiTheme="majorHAnsi" w:hAnsiTheme="majorHAnsi"/>
+          <w:b/>
+          <w:bCs/>
+          <w:color w:val="BF4E14" w:themeColor="accent2" w:themeShade="BF"/>
+          <w:szCs w:val="22"/>
+          <w:lang w:eastAsia="pl-PL"/>
+        </w:rPr>
+        <w:t>int</w:t>
+      </w:r>
+      <w:proofErr w:type="spellEnd"/>
+      <w:r>
+        <w:rPr>
+          <w:rFonts w:asciiTheme="majorHAnsi" w:hAnsiTheme="majorHAnsi"/>
+          <w:b/>
+          <w:bCs/>
+          <w:color w:val="BF4E14" w:themeColor="accent2" w:themeShade="BF"/>
+          <w:szCs w:val="22"/>
+          <w:lang w:eastAsia="pl-PL"/>
+        </w:rPr>
+        <w:t>[</w:t>
+      </w:r>
+      <w:proofErr w:type="spellStart"/>
+      <w:r>
+        <w:rPr>
+          <w:rFonts w:asciiTheme="majorHAnsi" w:hAnsiTheme="majorHAnsi"/>
+          <w:b/>
+          <w:bCs/>
+          <w:color w:val="BF4E14" w:themeColor="accent2" w:themeShade="BF"/>
+          <w:szCs w:val="22"/>
+          <w:lang w:eastAsia="pl-PL"/>
+        </w:rPr>
+        <w:t>LiczbWZestawie</w:t>
+      </w:r>
+      <w:proofErr w:type="spellEnd"/>
+      <w:r>
+        <w:rPr>
+          <w:rFonts w:asciiTheme="majorHAnsi" w:hAnsiTheme="majorHAnsi"/>
+          <w:b/>
+          <w:bCs/>
+          <w:color w:val="BF4E14" w:themeColor="accent2" w:themeShade="BF"/>
+          <w:szCs w:val="22"/>
+          <w:lang w:eastAsia="pl-PL"/>
+        </w:rPr>
+        <w:t>]</w:t>
       </w:r>
       <w:r>
         <w:rPr>
@@ -2281,6 +3098,7 @@
           <w:lang w:eastAsia="pl-PL"/>
         </w:rPr>
       </w:pPr>
+      <w:proofErr w:type="spellStart"/>
       <w:r>
         <w:rPr>
           <w:rFonts w:asciiTheme="majorHAnsi" w:hAnsiTheme="majorHAnsi"/>
@@ -2290,7 +3108,67 @@
           <w:szCs w:val="22"/>
           <w:lang w:eastAsia="pl-PL"/>
         </w:rPr>
-        <w:t>Random generator = new Random()</w:t>
+        <w:t>Random</w:t>
+      </w:r>
+      <w:proofErr w:type="spellEnd"/>
+      <w:r>
+        <w:rPr>
+          <w:rFonts w:asciiTheme="majorHAnsi" w:hAnsiTheme="majorHAnsi"/>
+          <w:b/>
+          <w:bCs/>
+          <w:color w:val="BF4E14" w:themeColor="accent2" w:themeShade="BF"/>
+          <w:szCs w:val="22"/>
+          <w:lang w:eastAsia="pl-PL"/>
+        </w:rPr>
+        <w:t xml:space="preserve"> generator = </w:t>
+      </w:r>
+      <w:proofErr w:type="spellStart"/>
+      <w:r>
+        <w:rPr>
+          <w:rFonts w:asciiTheme="majorHAnsi" w:hAnsiTheme="majorHAnsi"/>
+          <w:b/>
+          <w:bCs/>
+          <w:color w:val="BF4E14" w:themeColor="accent2" w:themeShade="BF"/>
+          <w:szCs w:val="22"/>
+          <w:lang w:eastAsia="pl-PL"/>
+        </w:rPr>
+        <w:t>new</w:t>
+      </w:r>
+      <w:proofErr w:type="spellEnd"/>
+      <w:r>
+        <w:rPr>
+          <w:rFonts w:asciiTheme="majorHAnsi" w:hAnsiTheme="majorHAnsi"/>
+          <w:b/>
+          <w:bCs/>
+          <w:color w:val="BF4E14" w:themeColor="accent2" w:themeShade="BF"/>
+          <w:szCs w:val="22"/>
+          <w:lang w:eastAsia="pl-PL"/>
+        </w:rPr>
+        <w:t xml:space="preserve"> </w:t>
+      </w:r>
+      <w:proofErr w:type="spellStart"/>
+      <w:r>
+        <w:rPr>
+          <w:rFonts w:asciiTheme="majorHAnsi" w:hAnsiTheme="majorHAnsi"/>
+          <w:b/>
+          <w:bCs/>
+          <w:color w:val="BF4E14" w:themeColor="accent2" w:themeShade="BF"/>
+          <w:szCs w:val="22"/>
+          <w:lang w:eastAsia="pl-PL"/>
+        </w:rPr>
+        <w:t>Random</w:t>
+      </w:r>
+      <w:proofErr w:type="spellEnd"/>
+      <w:r>
+        <w:rPr>
+          <w:rFonts w:asciiTheme="majorHAnsi" w:hAnsiTheme="majorHAnsi"/>
+          <w:b/>
+          <w:bCs/>
+          <w:color w:val="BF4E14" w:themeColor="accent2" w:themeShade="BF"/>
+          <w:szCs w:val="22"/>
+          <w:lang w:eastAsia="pl-PL"/>
+        </w:rPr>
+        <w:t>()</w:t>
       </w:r>
       <w:r>
         <w:rPr>
@@ -2330,6 +3208,7 @@
           <w:lang w:eastAsia="pl-PL"/>
         </w:rPr>
       </w:pPr>
+      <w:proofErr w:type="spellStart"/>
       <w:r>
         <w:rPr>
           <w:rFonts w:asciiTheme="majorHAnsi" w:hAnsiTheme="majorHAnsi"/>
@@ -2339,7 +3218,19 @@
           <w:szCs w:val="22"/>
           <w:lang w:eastAsia="pl-PL"/>
         </w:rPr>
-        <w:t>int i = 0</w:t>
+        <w:t>int</w:t>
+      </w:r>
+      <w:proofErr w:type="spellEnd"/>
+      <w:r>
+        <w:rPr>
+          <w:rFonts w:asciiTheme="majorHAnsi" w:hAnsiTheme="majorHAnsi"/>
+          <w:b/>
+          <w:bCs/>
+          <w:color w:val="BF4E14" w:themeColor="accent2" w:themeShade="BF"/>
+          <w:szCs w:val="22"/>
+          <w:lang w:eastAsia="pl-PL"/>
+        </w:rPr>
+        <w:t xml:space="preserve"> i = 0</w:t>
       </w:r>
       <w:r>
         <w:rPr>
@@ -2380,6 +3271,7 @@
         </w:rPr>
         <w:t xml:space="preserve">Pętla </w:t>
       </w:r>
+      <w:proofErr w:type="spellStart"/>
       <w:r>
         <w:rPr>
           <w:rFonts w:asciiTheme="majorHAnsi" w:hAnsiTheme="majorHAnsi"/>
@@ -2389,7 +3281,43 @@
           <w:szCs w:val="22"/>
           <w:lang w:eastAsia="pl-PL"/>
         </w:rPr>
-        <w:t>while (i &lt; LiczbWZestawie)</w:t>
+        <w:t>while</w:t>
+      </w:r>
+      <w:proofErr w:type="spellEnd"/>
+      <w:r>
+        <w:rPr>
+          <w:rFonts w:asciiTheme="majorHAnsi" w:hAnsiTheme="majorHAnsi"/>
+          <w:b/>
+          <w:bCs/>
+          <w:color w:val="BF4E14" w:themeColor="accent2" w:themeShade="BF"/>
+          <w:szCs w:val="22"/>
+          <w:lang w:eastAsia="pl-PL"/>
+        </w:rPr>
+        <w:t xml:space="preserve"> (i &lt; </w:t>
+      </w:r>
+      <w:proofErr w:type="spellStart"/>
+      <w:r>
+        <w:rPr>
+          <w:rFonts w:asciiTheme="majorHAnsi" w:hAnsiTheme="majorHAnsi"/>
+          <w:b/>
+          <w:bCs/>
+          <w:color w:val="BF4E14" w:themeColor="accent2" w:themeShade="BF"/>
+          <w:szCs w:val="22"/>
+          <w:lang w:eastAsia="pl-PL"/>
+        </w:rPr>
+        <w:t>LiczbWZestawie</w:t>
+      </w:r>
+      <w:proofErr w:type="spellEnd"/>
+      <w:r>
+        <w:rPr>
+          <w:rFonts w:asciiTheme="majorHAnsi" w:hAnsiTheme="majorHAnsi"/>
+          <w:b/>
+          <w:bCs/>
+          <w:color w:val="BF4E14" w:themeColor="accent2" w:themeShade="BF"/>
+          <w:szCs w:val="22"/>
+          <w:lang w:eastAsia="pl-PL"/>
+        </w:rPr>
+        <w:t>)</w:t>
       </w:r>
       <w:r>
         <w:rPr>
@@ -2422,6 +3350,7 @@
           <w:lang w:eastAsia="pl-PL"/>
         </w:rPr>
       </w:pPr>
+      <w:proofErr w:type="spellStart"/>
       <w:r>
         <w:rPr>
           <w:rFonts w:asciiTheme="majorHAnsi" w:hAnsiTheme="majorHAnsi"/>
@@ -2431,15 +3360,75 @@
           <w:szCs w:val="22"/>
           <w:lang w:eastAsia="pl-PL"/>
         </w:rPr>
-        <w:t>generator.Next(MinLiczba, MaxLiczba + 1)</w:t>
-      </w:r>
-      <w:r>
-        <w:rPr>
-          <w:rFonts w:asciiTheme="majorHAnsi" w:hAnsiTheme="majorHAnsi"/>
+        <w:t>generator.Next</w:t>
+      </w:r>
+      <w:proofErr w:type="spellEnd"/>
+      <w:r>
+        <w:rPr>
+          <w:rFonts w:asciiTheme="majorHAnsi" w:hAnsiTheme="majorHAnsi"/>
+          <w:b/>
+          <w:bCs/>
           <w:color w:val="BF4E14" w:themeColor="accent2" w:themeShade="BF"/>
           <w:szCs w:val="22"/>
           <w:lang w:eastAsia="pl-PL"/>
         </w:rPr>
+        <w:t>(</w:t>
+      </w:r>
+      <w:proofErr w:type="spellStart"/>
+      <w:r>
+        <w:rPr>
+          <w:rFonts w:asciiTheme="majorHAnsi" w:hAnsiTheme="majorHAnsi"/>
+          <w:b/>
+          <w:bCs/>
+          <w:color w:val="BF4E14" w:themeColor="accent2" w:themeShade="BF"/>
+          <w:szCs w:val="22"/>
+          <w:lang w:eastAsia="pl-PL"/>
+        </w:rPr>
+        <w:t>MinLiczba</w:t>
+      </w:r>
+      <w:proofErr w:type="spellEnd"/>
+      <w:r>
+        <w:rPr>
+          <w:rFonts w:asciiTheme="majorHAnsi" w:hAnsiTheme="majorHAnsi"/>
+          <w:b/>
+          <w:bCs/>
+          <w:color w:val="BF4E14" w:themeColor="accent2" w:themeShade="BF"/>
+          <w:szCs w:val="22"/>
+          <w:lang w:eastAsia="pl-PL"/>
+        </w:rPr>
+        <w:t xml:space="preserve">, </w:t>
+      </w:r>
+      <w:proofErr w:type="spellStart"/>
+      <w:r>
+        <w:rPr>
+          <w:rFonts w:asciiTheme="majorHAnsi" w:hAnsiTheme="majorHAnsi"/>
+          <w:b/>
+          <w:bCs/>
+          <w:color w:val="BF4E14" w:themeColor="accent2" w:themeShade="BF"/>
+          <w:szCs w:val="22"/>
+          <w:lang w:eastAsia="pl-PL"/>
+        </w:rPr>
+        <w:t>MaxLiczba</w:t>
+      </w:r>
+      <w:proofErr w:type="spellEnd"/>
+      <w:r>
+        <w:rPr>
+          <w:rFonts w:asciiTheme="majorHAnsi" w:hAnsiTheme="majorHAnsi"/>
+          <w:b/>
+          <w:bCs/>
+          <w:color w:val="BF4E14" w:themeColor="accent2" w:themeShade="BF"/>
+          <w:szCs w:val="22"/>
+          <w:lang w:eastAsia="pl-PL"/>
+        </w:rPr>
+        <w:t xml:space="preserve"> + 1)</w:t>
+      </w:r>
+      <w:r>
+        <w:rPr>
+          <w:rFonts w:asciiTheme="majorHAnsi" w:hAnsiTheme="majorHAnsi"/>
+          <w:color w:val="BF4E14" w:themeColor="accent2" w:themeShade="BF"/>
+          <w:szCs w:val="22"/>
+          <w:lang w:eastAsia="pl-PL"/>
+        </w:rPr>
         <w:t xml:space="preserve"> </w:t>
       </w:r>
       <w:r>
@@ -2456,7 +3445,25 @@
           <w:szCs w:val="22"/>
           <w:lang w:eastAsia="pl-PL"/>
         </w:rPr>
-        <w:t xml:space="preserve">Górna granica w Next wynosi o 1 mniej niż dana liczba, dlatego </w:t>
+        <w:t xml:space="preserve">Górna granica w </w:t>
+      </w:r>
+      <w:proofErr w:type="spellStart"/>
+      <w:r>
+        <w:rPr>
+          <w:rFonts w:asciiTheme="majorHAnsi" w:hAnsiTheme="majorHAnsi"/>
+          <w:szCs w:val="22"/>
+          <w:lang w:eastAsia="pl-PL"/>
+        </w:rPr>
+        <w:t>Next</w:t>
+      </w:r>
+      <w:proofErr w:type="spellEnd"/>
+      <w:r>
+        <w:rPr>
+          <w:rFonts w:asciiTheme="majorHAnsi" w:hAnsiTheme="majorHAnsi"/>
+          <w:szCs w:val="22"/>
+          <w:lang w:eastAsia="pl-PL"/>
+        </w:rPr>
+        <w:t xml:space="preserve"> wynosi o 1 mniej niż dana liczba, dlatego </w:t>
       </w:r>
       <w:r>
         <w:rPr>
@@ -2480,6 +3487,7 @@
           <w:lang w:eastAsia="pl-PL"/>
         </w:rPr>
       </w:pPr>
+      <w:proofErr w:type="spellStart"/>
       <w:r>
         <w:rPr>
           <w:rFonts w:asciiTheme="majorHAnsi" w:hAnsiTheme="majorHAnsi"/>
@@ -2489,15 +3497,27 @@
           <w:szCs w:val="22"/>
           <w:lang w:eastAsia="pl-PL"/>
         </w:rPr>
-        <w:t>zestaw.Contains(wylosowana)</w:t>
-      </w:r>
-      <w:r>
-        <w:rPr>
-          <w:rFonts w:asciiTheme="majorHAnsi" w:hAnsiTheme="majorHAnsi"/>
+        <w:t>zestaw.Contains</w:t>
+      </w:r>
+      <w:proofErr w:type="spellEnd"/>
+      <w:r>
+        <w:rPr>
+          <w:rFonts w:asciiTheme="majorHAnsi" w:hAnsiTheme="majorHAnsi"/>
+          <w:b/>
+          <w:bCs/>
           <w:color w:val="BF4E14" w:themeColor="accent2" w:themeShade="BF"/>
           <w:szCs w:val="22"/>
           <w:lang w:eastAsia="pl-PL"/>
         </w:rPr>
+        <w:t>(wylosowana)</w:t>
+      </w:r>
+      <w:r>
+        <w:rPr>
+          <w:rFonts w:asciiTheme="majorHAnsi" w:hAnsiTheme="majorHAnsi"/>
+          <w:color w:val="BF4E14" w:themeColor="accent2" w:themeShade="BF"/>
+          <w:szCs w:val="22"/>
+          <w:lang w:eastAsia="pl-PL"/>
+        </w:rPr>
         <w:t xml:space="preserve"> </w:t>
       </w:r>
       <w:r>
@@ -2526,6 +3546,7 @@
         </w:rPr>
         <w:t xml:space="preserve">jeśli tak, </w:t>
       </w:r>
+      <w:proofErr w:type="spellStart"/>
       <w:r>
         <w:rPr>
           <w:rFonts w:asciiTheme="majorHAnsi" w:hAnsiTheme="majorHAnsi"/>
@@ -2537,6 +3558,7 @@
         </w:rPr>
         <w:t>continue</w:t>
       </w:r>
+      <w:proofErr w:type="spellEnd"/>
       <w:r>
         <w:rPr>
           <w:rFonts w:asciiTheme="majorHAnsi" w:hAnsiTheme="majorHAnsi"/>
@@ -2637,6 +3659,7 @@
         </w:rPr>
         <w:t xml:space="preserve">Funkcja </w:t>
       </w:r>
+      <w:proofErr w:type="spellStart"/>
       <w:r>
         <w:rPr>
           <w:rFonts w:asciiTheme="majorHAnsi" w:hAnsiTheme="majorHAnsi"/>
@@ -2644,7 +3667,17 @@
           <w:bCs/>
           <w:color w:val="BF4E14" w:themeColor="accent2" w:themeShade="BF"/>
         </w:rPr>
-        <w:t>WyswietlLosowania()</w:t>
+        <w:t>WyswietlLosowania</w:t>
+      </w:r>
+      <w:proofErr w:type="spellEnd"/>
+      <w:r>
+        <w:rPr>
+          <w:rFonts w:asciiTheme="majorHAnsi" w:hAnsiTheme="majorHAnsi"/>
+          <w:b/>
+          <w:bCs/>
+          <w:color w:val="BF4E14" w:themeColor="accent2" w:themeShade="BF"/>
+        </w:rPr>
+        <w:t>()</w:t>
       </w:r>
       <w:r>
         <w:rPr>
@@ -2685,6 +3718,7 @@
           <w:szCs w:val="22"/>
         </w:rPr>
       </w:pPr>
+      <w:proofErr w:type="spellStart"/>
       <w:r>
         <w:rPr>
           <w:rFonts w:asciiTheme="majorHAnsi" w:hAnsiTheme="majorHAnsi"/>
@@ -2693,7 +3727,106 @@
           <w:color w:val="BF4E14" w:themeColor="accent2" w:themeShade="BF"/>
           <w:szCs w:val="22"/>
         </w:rPr>
-        <w:t xml:space="preserve">int[] wystapienia = new int[MaxLiczba] </w:t>
+        <w:t>int</w:t>
+      </w:r>
+      <w:proofErr w:type="spellEnd"/>
+      <w:r>
+        <w:rPr>
+          <w:rFonts w:asciiTheme="majorHAnsi" w:hAnsiTheme="majorHAnsi"/>
+          <w:b/>
+          <w:bCs/>
+          <w:color w:val="BF4E14" w:themeColor="accent2" w:themeShade="BF"/>
+          <w:szCs w:val="22"/>
+        </w:rPr>
+        <w:t xml:space="preserve">[] </w:t>
+      </w:r>
+      <w:proofErr w:type="spellStart"/>
+      <w:r>
+        <w:rPr>
+          <w:rFonts w:asciiTheme="majorHAnsi" w:hAnsiTheme="majorHAnsi"/>
+          <w:b/>
+          <w:bCs/>
+          <w:color w:val="BF4E14" w:themeColor="accent2" w:themeShade="BF"/>
+          <w:szCs w:val="22"/>
+        </w:rPr>
+        <w:t>wystapienia</w:t>
+      </w:r>
+      <w:proofErr w:type="spellEnd"/>
+      <w:r>
+        <w:rPr>
+          <w:rFonts w:asciiTheme="majorHAnsi" w:hAnsiTheme="majorHAnsi"/>
+          <w:b/>
+          <w:bCs/>
+          <w:color w:val="BF4E14" w:themeColor="accent2" w:themeShade="BF"/>
+          <w:szCs w:val="22"/>
+        </w:rPr>
+        <w:t xml:space="preserve"> = </w:t>
+      </w:r>
+      <w:proofErr w:type="spellStart"/>
+      <w:r>
+        <w:rPr>
+          <w:rFonts w:asciiTheme="majorHAnsi" w:hAnsiTheme="majorHAnsi"/>
+          <w:b/>
+          <w:bCs/>
+          <w:color w:val="BF4E14" w:themeColor="accent2" w:themeShade="BF"/>
+          <w:szCs w:val="22"/>
+        </w:rPr>
+        <w:t>new</w:t>
+      </w:r>
+      <w:proofErr w:type="spellEnd"/>
+      <w:r>
+        <w:rPr>
+          <w:rFonts w:asciiTheme="majorHAnsi" w:hAnsiTheme="majorHAnsi"/>
+          <w:b/>
+          <w:bCs/>
+          <w:color w:val="BF4E14" w:themeColor="accent2" w:themeShade="BF"/>
+          <w:szCs w:val="22"/>
+        </w:rPr>
+        <w:t xml:space="preserve"> </w:t>
+      </w:r>
+      <w:proofErr w:type="spellStart"/>
+      <w:r>
+        <w:rPr>
+          <w:rFonts w:asciiTheme="majorHAnsi" w:hAnsiTheme="majorHAnsi"/>
+          <w:b/>
+          <w:bCs/>
+          <w:color w:val="BF4E14" w:themeColor="accent2" w:themeShade="BF"/>
+          <w:szCs w:val="22"/>
+        </w:rPr>
+        <w:t>int</w:t>
+      </w:r>
+      <w:proofErr w:type="spellEnd"/>
+      <w:r>
+        <w:rPr>
+          <w:rFonts w:asciiTheme="majorHAnsi" w:hAnsiTheme="majorHAnsi"/>
+          <w:b/>
+          <w:bCs/>
+          <w:color w:val="BF4E14" w:themeColor="accent2" w:themeShade="BF"/>
+          <w:szCs w:val="22"/>
+        </w:rPr>
+        <w:t>[</w:t>
+      </w:r>
+      <w:proofErr w:type="spellStart"/>
+      <w:r>
+        <w:rPr>
+          <w:rFonts w:asciiTheme="majorHAnsi" w:hAnsiTheme="majorHAnsi"/>
+          <w:b/>
+          <w:bCs/>
+          <w:color w:val="BF4E14" w:themeColor="accent2" w:themeShade="BF"/>
+          <w:szCs w:val="22"/>
+        </w:rPr>
+        <w:t>MaxLiczba</w:t>
+      </w:r>
+      <w:proofErr w:type="spellEnd"/>
+      <w:r>
+        <w:rPr>
+          <w:rFonts w:asciiTheme="majorHAnsi" w:hAnsiTheme="majorHAnsi"/>
+          <w:b/>
+          <w:bCs/>
+          <w:color w:val="BF4E14" w:themeColor="accent2" w:themeShade="BF"/>
+          <w:szCs w:val="22"/>
+        </w:rPr>
+        <w:t xml:space="preserve">] </w:t>
       </w:r>
       <w:r>
         <w:rPr>
@@ -2762,6 +3895,7 @@
           <w:szCs w:val="22"/>
         </w:rPr>
       </w:pPr>
+      <w:proofErr w:type="spellStart"/>
       <w:r>
         <w:rPr>
           <w:rFonts w:asciiTheme="majorHAnsi" w:hAnsiTheme="majorHAnsi"/>
@@ -2770,7 +3904,18 @@
           <w:color w:val="BF4E14" w:themeColor="accent2" w:themeShade="BF"/>
           <w:szCs w:val="22"/>
         </w:rPr>
-        <w:t>Console.Write($"Losowanie {i + 1}: ")</w:t>
+        <w:t>Console.Write</w:t>
+      </w:r>
+      <w:proofErr w:type="spellEnd"/>
+      <w:r>
+        <w:rPr>
+          <w:rFonts w:asciiTheme="majorHAnsi" w:hAnsiTheme="majorHAnsi"/>
+          <w:b/>
+          <w:bCs/>
+          <w:color w:val="BF4E14" w:themeColor="accent2" w:themeShade="BF"/>
+          <w:szCs w:val="22"/>
+        </w:rPr>
+        <w:t>($"Losowanie {i + 1}: ")</w:t>
       </w:r>
       <w:r>
         <w:rPr>
@@ -2815,6 +3960,7 @@
           <w:szCs w:val="22"/>
         </w:rPr>
       </w:pPr>
+      <w:proofErr w:type="spellStart"/>
       <w:r>
         <w:rPr>
           <w:rFonts w:asciiTheme="majorHAnsi" w:hAnsiTheme="majorHAnsi"/>
@@ -2823,7 +3969,18 @@
           <w:color w:val="BF4E14" w:themeColor="accent2" w:themeShade="BF"/>
           <w:szCs w:val="22"/>
         </w:rPr>
-        <w:t xml:space="preserve">wystapienia[losowania[i, j] - 1]++ </w:t>
+        <w:t>wystapienia</w:t>
+      </w:r>
+      <w:proofErr w:type="spellEnd"/>
+      <w:r>
+        <w:rPr>
+          <w:rFonts w:asciiTheme="majorHAnsi" w:hAnsiTheme="majorHAnsi"/>
+          <w:b/>
+          <w:bCs/>
+          <w:color w:val="BF4E14" w:themeColor="accent2" w:themeShade="BF"/>
+          <w:szCs w:val="22"/>
+        </w:rPr>
+        <w:t xml:space="preserve">[losowania[i, j] - 1]++ </w:t>
       </w:r>
       <w:r>
         <w:rPr>
@@ -2862,6 +4019,7 @@
           <w:szCs w:val="22"/>
         </w:rPr>
       </w:pPr>
+      <w:proofErr w:type="spellStart"/>
       <w:r>
         <w:rPr>
           <w:rFonts w:asciiTheme="majorHAnsi" w:hAnsiTheme="majorHAnsi"/>
@@ -2870,7 +4028,18 @@
           <w:color w:val="BF4E14" w:themeColor="accent2" w:themeShade="BF"/>
           <w:szCs w:val="22"/>
         </w:rPr>
-        <w:t>Console.Write(losowania[i, j] + " ")</w:t>
+        <w:t>Console.Write</w:t>
+      </w:r>
+      <w:proofErr w:type="spellEnd"/>
+      <w:r>
+        <w:rPr>
+          <w:rFonts w:asciiTheme="majorHAnsi" w:hAnsiTheme="majorHAnsi"/>
+          <w:b/>
+          <w:bCs/>
+          <w:color w:val="BF4E14" w:themeColor="accent2" w:themeShade="BF"/>
+          <w:szCs w:val="22"/>
+        </w:rPr>
+        <w:t>(losowania[i, j] + " ")</w:t>
       </w:r>
       <w:r>
         <w:rPr>
@@ -2915,6 +4084,7 @@
           <w:szCs w:val="22"/>
         </w:rPr>
       </w:pPr>
+      <w:proofErr w:type="spellStart"/>
       <w:r>
         <w:rPr>
           <w:rFonts w:asciiTheme="majorHAnsi" w:hAnsiTheme="majorHAnsi"/>
@@ -2923,7 +4093,18 @@
           <w:color w:val="BF4E14" w:themeColor="accent2" w:themeShade="BF"/>
           <w:szCs w:val="22"/>
         </w:rPr>
-        <w:t>Console.WriteLine("")</w:t>
+        <w:t>Console.WriteLine</w:t>
+      </w:r>
+      <w:proofErr w:type="spellEnd"/>
+      <w:r>
+        <w:rPr>
+          <w:rFonts w:asciiTheme="majorHAnsi" w:hAnsiTheme="majorHAnsi"/>
+          <w:b/>
+          <w:bCs/>
+          <w:color w:val="BF4E14" w:themeColor="accent2" w:themeShade="BF"/>
+          <w:szCs w:val="22"/>
+        </w:rPr>
+        <w:t>("")</w:t>
       </w:r>
       <w:r>
         <w:rPr>
@@ -3320,7 +4501,7 @@
         </w:rPr>
         <w:br w:type="page"/>
       </w:r>
-      <w:bookmarkStart w:id="3" w:name="_Toc242898198"/>
+      <w:bookmarkStart w:id="3" w:name="_Toc243734901"/>
       <w:r>
         <w:lastRenderedPageBreak/>
         <w:t>Imp</w:t>
@@ -3526,9 +4707,11 @@
             <w:pPr>
               <w:cnfStyle w:val="000000100000" w:firstRow="0" w:lastRow="0" w:firstColumn="0" w:lastColumn="0" w:oddVBand="0" w:evenVBand="0" w:oddHBand="1" w:evenHBand="0" w:firstRowFirstColumn="0" w:firstRowLastColumn="0" w:lastRowFirstColumn="0" w:lastRowLastColumn="0"/>
             </w:pPr>
+            <w:proofErr w:type="spellStart"/>
             <w:r>
               <w:t>LosujZestaw_ZwracaSzescLiczb</w:t>
             </w:r>
+            <w:proofErr w:type="spellEnd"/>
           </w:p>
         </w:tc>
         <w:tc>
@@ -3541,7 +4724,31 @@
               <w:cnfStyle w:val="000000100000" w:firstRow="0" w:lastRow="0" w:firstColumn="0" w:lastColumn="0" w:oddVBand="0" w:evenVBand="0" w:oddHBand="1" w:evenHBand="0" w:firstRowFirstColumn="0" w:firstRowLastColumn="0" w:lastRowFirstColumn="0" w:lastRowLastColumn="0"/>
             </w:pPr>
             <w:r>
-              <w:t>Wywołuje LosujZestaw() i sprawdza Assert.Equal(6, zestaw.Length).</w:t>
+              <w:t xml:space="preserve">Wywołuje </w:t>
+            </w:r>
+            <w:proofErr w:type="spellStart"/>
+            <w:r>
+              <w:t>LosujZestaw</w:t>
+            </w:r>
+            <w:proofErr w:type="spellEnd"/>
+            <w:r>
+              <w:t xml:space="preserve">() i sprawdza </w:t>
+            </w:r>
+            <w:proofErr w:type="spellStart"/>
+            <w:r>
+              <w:t>Assert.Equal</w:t>
+            </w:r>
+            <w:proofErr w:type="spellEnd"/>
+            <w:r>
+              <w:t xml:space="preserve">(6, </w:t>
+            </w:r>
+            <w:proofErr w:type="spellStart"/>
+            <w:r>
+              <w:t>zestaw.Length</w:t>
+            </w:r>
+            <w:proofErr w:type="spellEnd"/>
+            <w:r>
+              <w:t>).</w:t>
             </w:r>
           </w:p>
         </w:tc>
@@ -3609,9 +4816,11 @@
             <w:pPr>
               <w:cnfStyle w:val="000000000000" w:firstRow="0" w:lastRow="0" w:firstColumn="0" w:lastColumn="0" w:oddVBand="0" w:evenVBand="0" w:oddHBand="0" w:evenHBand="0" w:firstRowFirstColumn="0" w:firstRowLastColumn="0" w:lastRowFirstColumn="0" w:lastRowLastColumn="0"/>
             </w:pPr>
+            <w:proofErr w:type="spellStart"/>
             <w:r>
               <w:t>LosujZestaw_LiczbySaUnikalne</w:t>
             </w:r>
+            <w:proofErr w:type="spellEnd"/>
           </w:p>
         </w:tc>
         <w:tc>
@@ -3624,7 +4833,15 @@
               <w:cnfStyle w:val="000000000000" w:firstRow="0" w:lastRow="0" w:firstColumn="0" w:lastColumn="0" w:oddVBand="0" w:evenVBand="0" w:oddHBand="0" w:evenHBand="0" w:firstRowFirstColumn="0" w:firstRowLastColumn="0" w:lastRowFirstColumn="0" w:lastRowLastColumn="0"/>
             </w:pPr>
             <w:r>
-              <w:t>Losuje 1000 zestawów. Distinct() usuwa powtórzenia, więc liczba elementów po jego zastosowaniu musi być równa długości zestawu.</w:t>
+              <w:t xml:space="preserve">Losuje 1000 zestawów. </w:t>
+            </w:r>
+            <w:proofErr w:type="spellStart"/>
+            <w:r>
+              <w:t>Distinct</w:t>
+            </w:r>
+            <w:proofErr w:type="spellEnd"/>
+            <w:r>
+              <w:t>() usuwa powtórzenia, więc liczba elementów po jego zastosowaniu musi być równa długości zestawu.</w:t>
             </w:r>
           </w:p>
         </w:tc>
@@ -3695,9 +4912,11 @@
             <w:pPr>
               <w:cnfStyle w:val="000000100000" w:firstRow="0" w:lastRow="0" w:firstColumn="0" w:lastColumn="0" w:oddVBand="0" w:evenVBand="0" w:oddHBand="1" w:evenHBand="0" w:firstRowFirstColumn="0" w:firstRowLastColumn="0" w:lastRowFirstColumn="0" w:lastRowLastColumn="0"/>
             </w:pPr>
+            <w:proofErr w:type="spellStart"/>
             <w:r>
               <w:t>LosujZestaw_LiczbySaZZakresu</w:t>
             </w:r>
+            <w:proofErr w:type="spellEnd"/>
           </w:p>
         </w:tc>
         <w:tc>
@@ -3710,7 +4929,15 @@
               <w:cnfStyle w:val="000000100000" w:firstRow="0" w:lastRow="0" w:firstColumn="0" w:lastColumn="0" w:oddVBand="0" w:evenVBand="0" w:oddHBand="1" w:evenHBand="0" w:firstRowFirstColumn="0" w:firstRowLastColumn="0" w:lastRowFirstColumn="0" w:lastRowLastColumn="0"/>
             </w:pPr>
             <w:r>
-              <w:t>Losuje 1000 zestawów i dla każdej liczby sprawdza Assert.True(liczba &gt;= 1 &amp;&amp; liczba &lt;= 49).</w:t>
+              <w:t xml:space="preserve">Losuje 1000 zestawów i dla każdej liczby sprawdza </w:t>
+            </w:r>
+            <w:proofErr w:type="spellStart"/>
+            <w:r>
+              <w:t>Assert.True</w:t>
+            </w:r>
+            <w:proofErr w:type="spellEnd"/>
+            <w:r>
+              <w:t>(liczba &gt;= 1 &amp;&amp; liczba &lt;= 49).</w:t>
             </w:r>
           </w:p>
         </w:tc>
@@ -3778,9 +5005,11 @@
             <w:pPr>
               <w:cnfStyle w:val="000000000000" w:firstRow="0" w:lastRow="0" w:firstColumn="0" w:lastColumn="0" w:oddVBand="0" w:evenVBand="0" w:oddHBand="0" w:evenHBand="0" w:firstRowFirstColumn="0" w:firstRowLastColumn="0" w:lastRowFirstColumn="0" w:lastRowLastColumn="0"/>
             </w:pPr>
+            <w:proofErr w:type="spellStart"/>
             <w:r>
               <w:t>WyswietlLosowania_LiczbaPoza_Zakresem_RzucaWyjatek</w:t>
             </w:r>
+            <w:proofErr w:type="spellEnd"/>
           </w:p>
         </w:tc>
         <w:tc>
@@ -3793,7 +5022,31 @@
               <w:cnfStyle w:val="000000000000" w:firstRow="0" w:lastRow="0" w:firstColumn="0" w:lastColumn="0" w:oddVBand="0" w:evenVBand="0" w:oddHBand="0" w:evenHBand="0" w:firstRowFirstColumn="0" w:firstRowLastColumn="0" w:lastRowFirstColumn="0" w:lastRowLastColumn="0"/>
             </w:pPr>
             <w:r>
-              <w:t>Dane zawierają liczbę 50, spoza zakresu. Metoda próbuje zwiększyć wystapienia[49], ale tablica ma indeksy 0–48. Assert.Throws sprawdza, że rzucany jest IndexOutOfRangeException.</w:t>
+              <w:t xml:space="preserve">Dane zawierają liczbę 50, spoza zakresu. Metoda próbuje zwiększyć </w:t>
+            </w:r>
+            <w:proofErr w:type="spellStart"/>
+            <w:r>
+              <w:t>wystapienia</w:t>
+            </w:r>
+            <w:proofErr w:type="spellEnd"/>
+            <w:r>
+              <w:t xml:space="preserve">[49], ale tablica ma indeksy 0–48. </w:t>
+            </w:r>
+            <w:proofErr w:type="spellStart"/>
+            <w:r>
+              <w:t>Assert.Throws</w:t>
+            </w:r>
+            <w:proofErr w:type="spellEnd"/>
+            <w:r>
+              <w:t xml:space="preserve"> sprawdza, że rzucany jest </w:t>
+            </w:r>
+            <w:proofErr w:type="spellStart"/>
+            <w:r>
+              <w:t>IndexOutOfRangeException</w:t>
+            </w:r>
+            <w:proofErr w:type="spellEnd"/>
+            <w:r>
+              <w:t>.</w:t>
             </w:r>
           </w:p>
         </w:tc>
@@ -3971,7 +5224,7 @@
           <w:numId w:val="27"/>
         </w:numPr>
       </w:pPr>
-      <w:bookmarkStart w:id="4" w:name="_Toc242898199"/>
+      <w:bookmarkStart w:id="4" w:name="_Toc243734902"/>
       <w:r>
         <w:t>Git</w:t>
       </w:r>
@@ -4109,7 +5362,7 @@
       <w:pPr>
         <w:pStyle w:val="Nagwek1"/>
       </w:pPr>
-      <w:bookmarkStart w:id="5" w:name="_Toc242898200"/>
+      <w:bookmarkStart w:id="5" w:name="_Toc243734903"/>
       <w:r>
         <w:lastRenderedPageBreak/>
         <w:t>Testy integracyjne</w:t>
@@ -4130,13 +5383,31 @@
       <w:r>
         <w:t xml:space="preserve"> – Testy integracyjne (ang. </w:t>
       </w:r>
+      <w:proofErr w:type="spellStart"/>
       <w:r>
         <w:rPr>
           <w:i/>
           <w:iCs/>
         </w:rPr>
-        <w:t>integration tests</w:t>
-      </w:r>
+        <w:t>integration</w:t>
+      </w:r>
+      <w:proofErr w:type="spellEnd"/>
+      <w:r>
+        <w:rPr>
+          <w:i/>
+          <w:iCs/>
+        </w:rPr>
+        <w:t xml:space="preserve"> </w:t>
+      </w:r>
+      <w:proofErr w:type="spellStart"/>
+      <w:r>
+        <w:rPr>
+          <w:i/>
+          <w:iCs/>
+        </w:rPr>
+        <w:t>tests</w:t>
+      </w:r>
+      <w:proofErr w:type="spellEnd"/>
       <w:r>
         <w:t>) sprawdzają, czy połączone moduły i komponenty aplikacji współpracują ze sobą prawidłowo. W przeciwieństwie do testów jednostkowych nie izolują kodu, lecz weryfikują jego interakcje z prawdziwymi elementami zewnętrznymi, takimi jak baza danych, pliki systemowe, zewnętrzne interfejsy API czy kolejki komunikatów.</w:t>
       </w:r>
@@ -4164,7 +5435,7 @@
           <w:numId w:val="27"/>
         </w:numPr>
       </w:pPr>
-      <w:bookmarkStart w:id="6" w:name="_Toc242898201"/>
+      <w:bookmarkStart w:id="6" w:name="_Toc243734904"/>
       <w:r>
         <w:t>Implementacja programu</w:t>
       </w:r>
@@ -4186,7 +5457,7 @@
           <w:numId w:val="27"/>
         </w:numPr>
       </w:pPr>
-      <w:bookmarkStart w:id="7" w:name="_Toc242898202"/>
+      <w:bookmarkStart w:id="7" w:name="_Toc243734905"/>
       <w:r>
         <w:t>I</w:t>
       </w:r>
@@ -4350,7 +5621,31 @@
               <w:cnfStyle w:val="000000100000" w:firstRow="0" w:lastRow="0" w:firstColumn="0" w:lastColumn="0" w:oddVBand="0" w:evenVBand="0" w:oddHBand="1" w:evenHBand="0" w:firstRowFirstColumn="0" w:firstRowLastColumn="0" w:lastRowFirstColumn="0" w:lastRowLastColumn="0"/>
             </w:pPr>
             <w:r>
-              <w:t>Wywołuje LosujZestaw() wielokrotnie, przekazuje uzyskane dane do WyswietlLosowania() i przechwytuje wyjście konsoli za pomocą StringWriter.</w:t>
+              <w:t xml:space="preserve">Wywołuje </w:t>
+            </w:r>
+            <w:proofErr w:type="spellStart"/>
+            <w:r>
+              <w:t>LosujZestaw</w:t>
+            </w:r>
+            <w:proofErr w:type="spellEnd"/>
+            <w:r>
+              <w:t xml:space="preserve">() wielokrotnie, przekazuje uzyskane dane do </w:t>
+            </w:r>
+            <w:proofErr w:type="spellStart"/>
+            <w:r>
+              <w:t>WyswietlLosowania</w:t>
+            </w:r>
+            <w:proofErr w:type="spellEnd"/>
+            <w:r>
+              <w:t xml:space="preserve">() i przechwytuje wyjście konsoli za pomocą </w:t>
+            </w:r>
+            <w:proofErr w:type="spellStart"/>
+            <w:r>
+              <w:t>StringWriter</w:t>
+            </w:r>
+            <w:proofErr w:type="spellEnd"/>
+            <w:r>
+              <w:t>.</w:t>
             </w:r>
           </w:p>
         </w:tc>
@@ -4365,7 +5660,15 @@
               <w:cnfStyle w:val="000000100000" w:firstRow="0" w:lastRow="0" w:firstColumn="0" w:lastColumn="0" w:oddVBand="0" w:evenVBand="0" w:oddHBand="1" w:evenHBand="0" w:firstRowFirstColumn="0" w:firstRowLastColumn="0" w:lastRowFirstColumn="0" w:lastRowLastColumn="0"/>
             </w:pPr>
             <w:r>
-              <w:t>Metoda WyswietlLosowania wykonuje się poprawnie, a na konsoli pojawiają się nagłówki losowań oraz statystyki wystąpień. Test zdany.</w:t>
+              <w:t xml:space="preserve">Metoda </w:t>
+            </w:r>
+            <w:proofErr w:type="spellStart"/>
+            <w:r>
+              <w:t>WyswietlLosowania</w:t>
+            </w:r>
+            <w:proofErr w:type="spellEnd"/>
+            <w:r>
+              <w:t xml:space="preserve"> wykonuje się poprawnie, a na konsoli pojawiają się nagłówki losowań oraz statystyki wystąpień. Test zdany.</w:t>
             </w:r>
           </w:p>
         </w:tc>
@@ -4411,9 +5714,11 @@
               <w:spacing w:after="160" w:line="278" w:lineRule="auto"/>
               <w:cnfStyle w:val="000000000000" w:firstRow="0" w:lastRow="0" w:firstColumn="0" w:lastColumn="0" w:oddVBand="0" w:evenVBand="0" w:oddHBand="0" w:evenHBand="0" w:firstRowFirstColumn="0" w:firstRowLastColumn="0" w:lastRowFirstColumn="0" w:lastRowLastColumn="0"/>
             </w:pPr>
+            <w:proofErr w:type="spellStart"/>
             <w:r>
               <w:t>Integracja_Main_PoprawneDane_WypisujeZestawyIStatystyki</w:t>
             </w:r>
+            <w:proofErr w:type="spellEnd"/>
           </w:p>
         </w:tc>
         <w:tc>
@@ -4427,7 +5732,23 @@
               <w:cnfStyle w:val="000000000000" w:firstRow="0" w:lastRow="0" w:firstColumn="0" w:lastColumn="0" w:oddVBand="0" w:evenVBand="0" w:oddHBand="0" w:evenHBand="0" w:firstRowFirstColumn="0" w:firstRowLastColumn="0" w:lastRowFirstColumn="0" w:lastRowLastColumn="0"/>
             </w:pPr>
             <w:r>
-              <w:t>Symuluje wpisanie w konsoli poprawnej liczby zestawów (np. "2"), przekierowując Console.In i Console.Out.</w:t>
+              <w:t xml:space="preserve">Symuluje wpisanie w konsoli poprawnej liczby zestawów (np. "2"), przekierowując </w:t>
+            </w:r>
+            <w:proofErr w:type="spellStart"/>
+            <w:r>
+              <w:t>Console.In</w:t>
+            </w:r>
+            <w:proofErr w:type="spellEnd"/>
+            <w:r>
+              <w:t xml:space="preserve"> i </w:t>
+            </w:r>
+            <w:proofErr w:type="spellStart"/>
+            <w:r>
+              <w:t>Console.Out</w:t>
+            </w:r>
+            <w:proofErr w:type="spellEnd"/>
+            <w:r>
+              <w:t>.</w:t>
             </w:r>
           </w:p>
         </w:tc>
@@ -4491,9 +5812,11 @@
               <w:spacing w:after="160" w:line="278" w:lineRule="auto"/>
               <w:cnfStyle w:val="000000100000" w:firstRow="0" w:lastRow="0" w:firstColumn="0" w:lastColumn="0" w:oddVBand="0" w:evenVBand="0" w:oddHBand="1" w:evenHBand="0" w:firstRowFirstColumn="0" w:firstRowLastColumn="0" w:lastRowFirstColumn="0" w:lastRowLastColumn="0"/>
             </w:pPr>
+            <w:proofErr w:type="spellStart"/>
             <w:r>
               <w:t>Integracja_WyswietlLosowania_PoprawnieZliczaSumeWystapienLiczb</w:t>
             </w:r>
+            <w:proofErr w:type="spellEnd"/>
           </w:p>
         </w:tc>
         <w:tc>
@@ -4579,9 +5902,11 @@
               <w:spacing w:after="160" w:line="278" w:lineRule="auto"/>
               <w:cnfStyle w:val="000000000000" w:firstRow="0" w:lastRow="0" w:firstColumn="0" w:lastColumn="0" w:oddVBand="0" w:evenVBand="0" w:oddHBand="0" w:evenHBand="0" w:firstRowFirstColumn="0" w:firstRowLastColumn="0" w:lastRowFirstColumn="0" w:lastRowLastColumn="0"/>
             </w:pPr>
+            <w:proofErr w:type="spellStart"/>
             <w:r>
               <w:t>Integracja_Main_NiepoprawneDane_WypisujeKomunikatOBledzie</w:t>
             </w:r>
+            <w:proofErr w:type="spellEnd"/>
           </w:p>
         </w:tc>
         <w:tc>
@@ -4595,7 +5920,15 @@
               <w:cnfStyle w:val="000000000000" w:firstRow="0" w:lastRow="0" w:firstColumn="0" w:lastColumn="0" w:oddVBand="0" w:evenVBand="0" w:oddHBand="0" w:evenHBand="0" w:firstRowFirstColumn="0" w:firstRowLastColumn="0" w:lastRowFirstColumn="0" w:lastRowLastColumn="0"/>
             </w:pPr>
             <w:r>
-              <w:t>Symuluje wpisanie błędnych danych (np. "abc" lub "-5") poprzez przekierowanie Console.In.</w:t>
+              <w:t xml:space="preserve">Symuluje wpisanie błędnych danych (np. "abc" lub "-5") poprzez przekierowanie </w:t>
+            </w:r>
+            <w:proofErr w:type="spellStart"/>
+            <w:r>
+              <w:t>Console.In</w:t>
+            </w:r>
+            <w:proofErr w:type="spellEnd"/>
+            <w:r>
+              <w:t>.</w:t>
             </w:r>
           </w:p>
         </w:tc>
@@ -4765,7 +6098,7 @@
           <w:numId w:val="27"/>
         </w:numPr>
       </w:pPr>
-      <w:bookmarkStart w:id="8" w:name="_Toc242898203"/>
+      <w:bookmarkStart w:id="8" w:name="_Toc243734906"/>
       <w:r>
         <w:lastRenderedPageBreak/>
         <w:t>GIT</w:t>
@@ -4837,10 +6170,12 @@
       <w:pPr>
         <w:pStyle w:val="Nagwek1"/>
       </w:pPr>
+      <w:bookmarkStart w:id="9" w:name="_Toc243734907"/>
       <w:r>
         <w:lastRenderedPageBreak/>
         <w:t>Testy systemowe</w:t>
       </w:r>
+      <w:bookmarkEnd w:id="9"/>
     </w:p>
     <w:p>
       <w:pPr>
@@ -4864,8 +6199,17 @@
           <w:i/>
           <w:iCs/>
         </w:rPr>
-        <w:t>system tests</w:t>
-      </w:r>
+        <w:t xml:space="preserve">system </w:t>
+      </w:r>
+      <w:proofErr w:type="spellStart"/>
+      <w:r>
+        <w:rPr>
+          <w:i/>
+          <w:iCs/>
+        </w:rPr>
+        <w:t>tests</w:t>
+      </w:r>
+      <w:proofErr w:type="spellEnd"/>
       <w:r>
         <w:t>) sprawdzają cały, kompletnie zmontowany i zintegrowany produkt programistyczny jako jedną całość. Weryfikują, czy aplikacja spełnia wszystkie określone wymagania funkcjonalne i niefunkcjonalne (np. wydajność, bezpieczeństwo, użyteczność) w środowisku zbliżonym do produkcyjnego.</w:t>
       </w:r>
@@ -4893,9 +6237,11 @@
           <w:numId w:val="27"/>
         </w:numPr>
       </w:pPr>
+      <w:bookmarkStart w:id="10" w:name="_Toc243734908"/>
       <w:r>
         <w:t>Implementacja programu</w:t>
       </w:r>
+      <w:bookmarkEnd w:id="10"/>
     </w:p>
     <w:p>
       <w:pPr>
@@ -4913,9 +6259,11 @@
           <w:numId w:val="27"/>
         </w:numPr>
       </w:pPr>
+      <w:bookmarkStart w:id="11" w:name="_Toc243734909"/>
       <w:r>
         <w:t>Implementacja testów</w:t>
       </w:r>
+      <w:bookmarkEnd w:id="11"/>
     </w:p>
     <w:tbl>
       <w:tblPr>
@@ -5058,9 +6406,11 @@
               <w:spacing w:after="160" w:line="278" w:lineRule="auto"/>
               <w:cnfStyle w:val="000000100000" w:firstRow="0" w:lastRow="0" w:firstColumn="0" w:lastColumn="0" w:oddVBand="0" w:evenVBand="0" w:oddHBand="1" w:evenHBand="0" w:firstRowFirstColumn="0" w:firstRowLastColumn="0" w:lastRowFirstColumn="0" w:lastRowLastColumn="0"/>
             </w:pPr>
+            <w:proofErr w:type="spellStart"/>
             <w:r>
               <w:t>System_UruchomienieAplikacji_ZwracaKodSukcesuZero</w:t>
             </w:r>
+            <w:proofErr w:type="spellEnd"/>
           </w:p>
         </w:tc>
         <w:tc>
@@ -5088,15 +6438,29 @@
               <w:spacing w:after="160" w:line="278" w:lineRule="auto"/>
               <w:cnfStyle w:val="000000100000" w:firstRow="0" w:lastRow="0" w:firstColumn="0" w:lastColumn="0" w:oddVBand="0" w:evenVBand="0" w:oddHBand="1" w:evenHBand="0" w:firstRowFirstColumn="0" w:firstRowLastColumn="0" w:lastRowFirstColumn="0" w:lastRowLastColumn="0"/>
             </w:pPr>
-            <w:r>
-              <w:t>Process kończy się kodem wyjścia 0 (</w:t>
-            </w:r>
+            <w:proofErr w:type="spellStart"/>
+            <w:r>
+              <w:t>Process</w:t>
+            </w:r>
+            <w:proofErr w:type="spellEnd"/>
+            <w:r>
+              <w:t xml:space="preserve"> kończy się kodem wyjścia 0 (</w:t>
+            </w:r>
+            <w:proofErr w:type="spellStart"/>
             <w:r>
               <w:rPr>
                 <w:i/>
                 <w:iCs/>
               </w:rPr>
-              <w:t>ExitCode = 0</w:t>
+              <w:t>ExitCode</w:t>
+            </w:r>
+            <w:proofErr w:type="spellEnd"/>
+            <w:r>
+              <w:rPr>
+                <w:i/>
+                <w:iCs/>
+              </w:rPr>
+              <w:t xml:space="preserve"> = 0</w:t>
             </w:r>
             <w:r>
               <w:t>), a w konsoli pojawia się pełny komunikat startowy i końcowy. Test zdany.</w:t>
@@ -5148,9 +6512,11 @@
               <w:spacing w:after="160" w:line="278" w:lineRule="auto"/>
               <w:cnfStyle w:val="000000000000" w:firstRow="0" w:lastRow="0" w:firstColumn="0" w:lastColumn="0" w:oddVBand="0" w:evenVBand="0" w:oddHBand="0" w:evenHBand="0" w:firstRowFirstColumn="0" w:firstRowLastColumn="0" w:lastRowFirstColumn="0" w:lastRowLastColumn="0"/>
             </w:pPr>
+            <w:proofErr w:type="spellStart"/>
             <w:r>
               <w:t>System_GenerowanieWieluZestawow_FormatWyjsciaZgodnyZWymaganiami</w:t>
             </w:r>
+            <w:proofErr w:type="spellEnd"/>
           </w:p>
         </w:tc>
         <w:tc>
@@ -5229,9 +6595,11 @@
               <w:spacing w:after="160" w:line="278" w:lineRule="auto"/>
               <w:cnfStyle w:val="000000100000" w:firstRow="0" w:lastRow="0" w:firstColumn="0" w:lastColumn="0" w:oddVBand="0" w:evenVBand="0" w:oddHBand="1" w:evenHBand="0" w:firstRowFirstColumn="0" w:firstRowLastColumn="0" w:lastRowFirstColumn="0" w:lastRowLastColumn="0"/>
             </w:pPr>
+            <w:proofErr w:type="spellStart"/>
             <w:r>
               <w:t>System_SzybkosceDzialania_WykonanieDlaDuzejLiczbyLosowan</w:t>
             </w:r>
+            <w:proofErr w:type="spellEnd"/>
           </w:p>
         </w:tc>
         <w:tc>
@@ -5309,9 +6677,11 @@
               <w:spacing w:after="160" w:line="278" w:lineRule="auto"/>
               <w:cnfStyle w:val="000000000000" w:firstRow="0" w:lastRow="0" w:firstColumn="0" w:lastColumn="0" w:oddVBand="0" w:evenVBand="0" w:oddHBand="0" w:evenHBand="0" w:firstRowFirstColumn="0" w:firstRowLastColumn="0" w:lastRowFirstColumn="0" w:lastRowLastColumn="0"/>
             </w:pPr>
+            <w:proofErr w:type="spellStart"/>
             <w:r>
               <w:t>System_BledneDaneWejsciowe_ZwracaObsluzonyBdadIObrywaProces</w:t>
             </w:r>
+            <w:proofErr w:type="spellEnd"/>
           </w:p>
         </w:tc>
         <w:tc>
@@ -5325,7 +6695,15 @@
               <w:cnfStyle w:val="000000000000" w:firstRow="0" w:lastRow="0" w:firstColumn="0" w:lastColumn="0" w:oddVBand="0" w:evenVBand="0" w:oddHBand="0" w:evenHBand="0" w:firstRowFirstColumn="0" w:firstRowLastColumn="0" w:lastRowFirstColumn="0" w:lastRowLastColumn="0"/>
             </w:pPr>
             <w:r>
-              <w:t>Uruchamia proces systemowy przekazując niepoprawny ciąg znaków (np. "nie_liczba").</w:t>
+              <w:t>Uruchamia proces systemowy przekazując niepoprawny ciąg znaków (np. "</w:t>
+            </w:r>
+            <w:proofErr w:type="spellStart"/>
+            <w:r>
+              <w:t>nie_liczba</w:t>
+            </w:r>
+            <w:proofErr w:type="spellEnd"/>
+            <w:r>
+              <w:t>").</w:t>
             </w:r>
           </w:p>
         </w:tc>
@@ -5340,7 +6718,15 @@
               <w:cnfStyle w:val="000000000000" w:firstRow="0" w:lastRow="0" w:firstColumn="0" w:lastColumn="0" w:oddVBand="0" w:evenVBand="0" w:oddHBand="0" w:evenHBand="0" w:firstRowFirstColumn="0" w:firstRowLastColumn="0" w:lastRowFirstColumn="0" w:lastRowLastColumn="0"/>
             </w:pPr>
             <w:r>
-              <w:t>Proces wypisuje w systemie komunikat o błędzie i natychmiast bezpiecznie zamyka się z kodem wyjścia 0 (brak awarii/crasha aplikacji). Test zdany.</w:t>
+              <w:t>Proces wypisuje w systemie komunikat o błędzie i natychmiast bezpiecznie zamyka się z kodem wyjścia 0 (brak awarii/</w:t>
+            </w:r>
+            <w:proofErr w:type="spellStart"/>
+            <w:r>
+              <w:t>crasha</w:t>
+            </w:r>
+            <w:proofErr w:type="spellEnd"/>
+            <w:r>
+              <w:t xml:space="preserve"> aplikacji). Test zdany.</w:t>
             </w:r>
           </w:p>
         </w:tc>
@@ -5357,14 +6743,12 @@
     </w:p>
     <w:p>
       <w:pPr>
-        <w:pStyle w:val="Nagwek1"/>
-        <w:numPr>
-          <w:ilvl w:val="0"/>
-          <w:numId w:val="0"/>
-        </w:numPr>
-        <w:ind w:left="1080"/>
-      </w:pPr>
-      <w:r>
+        <w:jc w:val="center"/>
+      </w:pPr>
+      <w:r>
+        <w:rPr>
+          <w:noProof/>
+        </w:rPr>
         <w:lastRenderedPageBreak/>
         <w:drawing>
           <wp:inline distT="0" distB="0" distL="0" distR="0" wp14:anchorId="62B9196E" wp14:editId="72117AD5">
@@ -5404,7 +6788,13 @@
       </w:r>
     </w:p>
     <w:p>
-      <w:r>
+      <w:pPr>
+        <w:jc w:val="center"/>
+      </w:pPr>
+      <w:r>
+        <w:rPr>
+          <w:noProof/>
+        </w:rPr>
         <w:drawing>
           <wp:inline distT="0" distB="0" distL="0" distR="0" wp14:anchorId="52803A1D" wp14:editId="0AD3075C">
             <wp:extent cx="5760720" cy="5104130"/>
@@ -5444,7 +6834,13 @@
     </w:p>
     <w:p/>
     <w:p>
-      <w:r>
+      <w:pPr>
+        <w:jc w:val="center"/>
+      </w:pPr>
+      <w:r>
+        <w:rPr>
+          <w:noProof/>
+        </w:rPr>
         <w:lastRenderedPageBreak/>
         <w:drawing>
           <wp:inline distT="0" distB="0" distL="0" distR="0" wp14:anchorId="6957B9E1" wp14:editId="05202FDB">
@@ -5483,9 +6879,6 @@
         </w:drawing>
       </w:r>
     </w:p>
-    <w:p/>
-    <w:p/>
-    <w:p/>
     <w:p>
       <w:pPr>
         <w:pStyle w:val="Nagwek1"/>
@@ -5494,9 +6887,11 @@
           <w:numId w:val="27"/>
         </w:numPr>
       </w:pPr>
+      <w:bookmarkStart w:id="12" w:name="_Toc243734910"/>
       <w:r>
         <w:t>GIT</w:t>
       </w:r>
+      <w:bookmarkEnd w:id="12"/>
     </w:p>
     <w:p>
       <w:r>
@@ -5506,9 +6901,50 @@
         <w:t>:</w:t>
       </w:r>
     </w:p>
-    <w:p/>
+    <w:p>
+      <w:pPr>
+        <w:jc w:val="center"/>
+      </w:pPr>
+      <w:r>
+        <w:drawing>
+          <wp:inline distT="0" distB="0" distL="0" distR="0" wp14:anchorId="367B6D2A" wp14:editId="0871E621">
+            <wp:extent cx="4352544" cy="3354606"/>
+            <wp:effectExtent l="0" t="0" r="0" b="0"/>
+            <wp:docPr id="886572324" name="Obraz 1"/>
+            <wp:cNvGraphicFramePr>
+              <a:graphicFrameLocks xmlns:a="http://schemas.openxmlformats.org/drawingml/2006/main" noChangeAspect="1"/>
+            </wp:cNvGraphicFramePr>
+            <a:graphic xmlns:a="http://schemas.openxmlformats.org/drawingml/2006/main">
+              <a:graphicData uri="http://schemas.openxmlformats.org/drawingml/2006/picture">
+                <pic:pic xmlns:pic="http://schemas.openxmlformats.org/drawingml/2006/picture">
+                  <pic:nvPicPr>
+                    <pic:cNvPr id="886572324" name=""/>
+                    <pic:cNvPicPr/>
+                  </pic:nvPicPr>
+                  <pic:blipFill>
+                    <a:blip r:embed="rId20"/>
+                    <a:stretch>
+                      <a:fillRect/>
+                    </a:stretch>
+                  </pic:blipFill>
+                  <pic:spPr>
+                    <a:xfrm>
+                      <a:off x="0" y="0"/>
+                      <a:ext cx="4372182" cy="3369741"/>
+                    </a:xfrm>
+                    <a:prstGeom prst="rect">
+                      <a:avLst/>
+                    </a:prstGeom>
+                  </pic:spPr>
+                </pic:pic>
+              </a:graphicData>
+            </a:graphic>
+          </wp:inline>
+        </w:drawing>
+      </w:r>
+    </w:p>
     <w:sectPr>
-      <w:footerReference w:type="default" r:id="rId20"/>
+      <w:footerReference w:type="default" r:id="rId21"/>
       <w:pgSz w:w="11906" w:h="16838"/>
       <w:pgMar w:top="1417" w:right="1417" w:bottom="1417" w:left="1417" w:header="708" w:footer="708" w:gutter="0"/>
       <w:cols w:space="708"/>

--- a/Testowanie aplikacji - Marcin_Migacz_5P2.docx
+++ b/Testowanie aplikacji - Marcin_Migacz_5P2.docx
@@ -283,8 +283,20 @@
           <w:sz w:val="28"/>
           <w:szCs w:val="28"/>
         </w:rPr>
-        <w:t>NOWY SĄCZ 2026r.</w:t>
-      </w:r>
+        <w:t xml:space="preserve">NOWY SĄCZ </w:t>
+      </w:r>
+      <w:proofErr w:type="gramStart"/>
+      <w:r>
+        <w:rPr>
+          <w:rFonts w:asciiTheme="majorHAnsi" w:hAnsiTheme="majorHAnsi"/>
+          <w:b/>
+          <w:bCs/>
+          <w:sz w:val="28"/>
+          <w:szCs w:val="28"/>
+        </w:rPr>
+        <w:t>2026r.</w:t>
+      </w:r>
+      <w:proofErr w:type="gramEnd"/>
     </w:p>
     <w:p>
       <w:pPr>
@@ -1616,7 +1628,15 @@
         <w:ind w:firstLine="360"/>
       </w:pPr>
       <w:r>
-        <w:t xml:space="preserve">Testowanie oprogramowania to proces sprawdzania, czy program działa zgodnie z wymaganiami oraz wykrywania w nim błędów przed przekazaniem go użytkownikom. Błąd (defekt) to wada w kodzie, która może doprowadzić do awarii, czyli widocznego niepoprawnego działania systemu. </w:t>
+        <w:t xml:space="preserve">Testowanie oprogramowania to proces </w:t>
+      </w:r>
+      <w:proofErr w:type="gramStart"/>
+      <w:r>
+        <w:t>sprawdzania,</w:t>
+      </w:r>
+      <w:proofErr w:type="gramEnd"/>
+      <w:r>
+        <w:t xml:space="preserve"> czy program działa zgodnie z wymaganiami oraz wykrywania w nim błędów przed przekazaniem go użytkownikom. Błąd (defekt) to wada w kodzie, która może doprowadzić do awarii, czyli widocznego niepoprawnego działania systemu. </w:t>
       </w:r>
     </w:p>
     <w:p>
@@ -2356,6 +2376,7 @@
         </w:rPr>
       </w:pPr>
       <w:proofErr w:type="spellStart"/>
+      <w:proofErr w:type="gramStart"/>
       <w:r>
         <w:rPr>
           <w:rFonts w:asciiTheme="majorHAnsi" w:hAnsiTheme="majorHAnsi"/>
@@ -2367,6 +2388,7 @@
         <w:t>int.TryParse</w:t>
       </w:r>
       <w:proofErr w:type="spellEnd"/>
+      <w:proofErr w:type="gramEnd"/>
       <w:r>
         <w:rPr>
           <w:rFonts w:asciiTheme="majorHAnsi" w:hAnsiTheme="majorHAnsi"/>
@@ -2422,6 +2444,7 @@
         <w:t xml:space="preserve"> </w:t>
       </w:r>
       <w:proofErr w:type="spellStart"/>
+      <w:proofErr w:type="gramStart"/>
       <w:r>
         <w:rPr>
           <w:rFonts w:asciiTheme="majorHAnsi" w:hAnsiTheme="majorHAnsi"/>
@@ -2456,7 +2479,15 @@
           <w:rFonts w:asciiTheme="majorHAnsi" w:hAnsiTheme="majorHAnsi"/>
           <w:szCs w:val="22"/>
         </w:rPr>
-        <w:t xml:space="preserve"> - wczytuje tekst z klawiatury i próbuje zamienić go na liczbę całkowitą. Jeśli się uda, zwraca </w:t>
+        <w:t xml:space="preserve"> -</w:t>
+      </w:r>
+      <w:proofErr w:type="gramEnd"/>
+      <w:r>
+        <w:rPr>
+          <w:rFonts w:asciiTheme="majorHAnsi" w:hAnsiTheme="majorHAnsi"/>
+          <w:szCs w:val="22"/>
+        </w:rPr>
+        <w:t xml:space="preserve"> wczytuje tekst z klawiatury i próbuje zamienić go na liczbę całkowitą. Jeśli się uda, zwraca </w:t>
       </w:r>
       <w:proofErr w:type="spellStart"/>
       <w:r>
@@ -2577,6 +2608,7 @@
         <w:t xml:space="preserve"> </w:t>
       </w:r>
       <w:proofErr w:type="spellStart"/>
+      <w:proofErr w:type="gramStart"/>
       <w:r>
         <w:rPr>
           <w:rFonts w:asciiTheme="majorHAnsi" w:hAnsiTheme="majorHAnsi"/>
@@ -2599,6 +2631,7 @@
         <w:t>[</w:t>
       </w:r>
       <w:proofErr w:type="spellStart"/>
+      <w:proofErr w:type="gramEnd"/>
       <w:r>
         <w:rPr>
           <w:rFonts w:asciiTheme="majorHAnsi" w:hAnsiTheme="majorHAnsi"/>
@@ -2675,9 +2708,26 @@
           <w:rFonts w:asciiTheme="majorHAnsi" w:hAnsiTheme="majorHAnsi"/>
           <w:szCs w:val="22"/>
         </w:rPr>
-        <w:t xml:space="preserve">Pętla zewnętrzna for (i...) wykonuje się raz dla każdego zestawu. W każdym obiegu wywołuje </w:t>
+        <w:t>Pętla zewnętrzna for (</w:t>
+      </w:r>
+      <w:proofErr w:type="gramStart"/>
+      <w:r>
+        <w:rPr>
+          <w:rFonts w:asciiTheme="majorHAnsi" w:hAnsiTheme="majorHAnsi"/>
+          <w:szCs w:val="22"/>
+        </w:rPr>
+        <w:t>i...</w:t>
+      </w:r>
+      <w:proofErr w:type="gramEnd"/>
+      <w:r>
+        <w:rPr>
+          <w:rFonts w:asciiTheme="majorHAnsi" w:hAnsiTheme="majorHAnsi"/>
+          <w:szCs w:val="22"/>
+        </w:rPr>
+        <w:t xml:space="preserve">) wykonuje się raz dla każdego zestawu. W każdym obiegu wywołuje </w:t>
       </w:r>
       <w:proofErr w:type="spellStart"/>
+      <w:proofErr w:type="gramStart"/>
       <w:r>
         <w:rPr>
           <w:rFonts w:asciiTheme="majorHAnsi" w:hAnsiTheme="majorHAnsi"/>
@@ -2691,7 +2741,15 @@
           <w:rFonts w:asciiTheme="majorHAnsi" w:hAnsiTheme="majorHAnsi"/>
           <w:szCs w:val="22"/>
         </w:rPr>
-        <w:t>(), która zwraca 6-elementową tablicę.</w:t>
+        <w:t>(</w:t>
+      </w:r>
+      <w:proofErr w:type="gramEnd"/>
+      <w:r>
+        <w:rPr>
+          <w:rFonts w:asciiTheme="majorHAnsi" w:hAnsiTheme="majorHAnsi"/>
+          <w:szCs w:val="22"/>
+        </w:rPr>
+        <w:t>), która zwraca 6-elementową tablicę.</w:t>
       </w:r>
     </w:p>
     <w:p>
@@ -2711,7 +2769,23 @@
           <w:rFonts w:asciiTheme="majorHAnsi" w:hAnsiTheme="majorHAnsi"/>
           <w:szCs w:val="22"/>
         </w:rPr>
-        <w:t>Pętla wewnętrzna for (j...) przepisuje 6 wylosowanych liczb do wiersza i tablicy losowania.</w:t>
+        <w:t>Pętla wewnętrzna for (</w:t>
+      </w:r>
+      <w:proofErr w:type="gramStart"/>
+      <w:r>
+        <w:rPr>
+          <w:rFonts w:asciiTheme="majorHAnsi" w:hAnsiTheme="majorHAnsi"/>
+          <w:szCs w:val="22"/>
+        </w:rPr>
+        <w:t>j...</w:t>
+      </w:r>
+      <w:proofErr w:type="gramEnd"/>
+      <w:r>
+        <w:rPr>
+          <w:rFonts w:asciiTheme="majorHAnsi" w:hAnsiTheme="majorHAnsi"/>
+          <w:szCs w:val="22"/>
+        </w:rPr>
+        <w:t>) przepisuje 6 wylosowanych liczb do wiersza i tablicy losowania.</w:t>
       </w:r>
     </w:p>
     <w:p>
@@ -2727,6 +2801,7 @@
         </w:rPr>
       </w:pPr>
       <w:proofErr w:type="spellStart"/>
+      <w:proofErr w:type="gramStart"/>
       <w:r>
         <w:rPr>
           <w:rFonts w:asciiTheme="majorHAnsi" w:hAnsiTheme="majorHAnsi"/>
@@ -2749,6 +2824,7 @@
         <w:t>(</w:t>
       </w:r>
       <w:proofErr w:type="spellStart"/>
+      <w:proofErr w:type="gramEnd"/>
       <w:r>
         <w:rPr>
           <w:rFonts w:asciiTheme="majorHAnsi" w:hAnsiTheme="majorHAnsi"/>
@@ -2885,6 +2961,7 @@
         <w:t xml:space="preserve">Funkcja </w:t>
       </w:r>
       <w:proofErr w:type="spellStart"/>
+      <w:proofErr w:type="gramStart"/>
       <w:r>
         <w:rPr>
           <w:rFonts w:asciiTheme="majorHAnsi" w:hAnsiTheme="majorHAnsi"/>
@@ -2902,13 +2979,23 @@
           <w:bCs/>
           <w:color w:val="BF4E14" w:themeColor="accent2" w:themeShade="BF"/>
         </w:rPr>
-        <w:t>()</w:t>
-      </w:r>
-      <w:r>
-        <w:rPr>
-          <w:rFonts w:asciiTheme="majorHAnsi" w:hAnsiTheme="majorHAnsi"/>
+        <w:t>(</w:t>
+      </w:r>
+      <w:proofErr w:type="gramEnd"/>
+      <w:r>
+        <w:rPr>
+          <w:rFonts w:asciiTheme="majorHAnsi" w:hAnsiTheme="majorHAnsi"/>
+          <w:b/>
+          <w:bCs/>
           <w:color w:val="BF4E14" w:themeColor="accent2" w:themeShade="BF"/>
         </w:rPr>
+        <w:t>)</w:t>
+      </w:r>
+      <w:r>
+        <w:rPr>
+          <w:rFonts w:asciiTheme="majorHAnsi" w:hAnsiTheme="majorHAnsi"/>
+          <w:color w:val="BF4E14" w:themeColor="accent2" w:themeShade="BF"/>
+        </w:rPr>
         <w:t xml:space="preserve"> </w:t>
       </w:r>
       <w:r>
@@ -2925,6 +3012,7 @@
         <w:t xml:space="preserve">losuje jeden zestaw 6 różnych liczb z przedziału 1–49. Nie przyjmuje argumentów i zwraca tablicę </w:t>
       </w:r>
       <w:proofErr w:type="spellStart"/>
+      <w:proofErr w:type="gramStart"/>
       <w:r>
         <w:rPr>
           <w:rFonts w:asciiTheme="majorHAnsi" w:hAnsiTheme="majorHAnsi"/>
@@ -2938,7 +3026,15 @@
           <w:rFonts w:asciiTheme="majorHAnsi" w:hAnsiTheme="majorHAnsi"/>
           <w:lang w:eastAsia="pl-PL"/>
         </w:rPr>
-        <w:t>[] z wylosowanymi liczbami.</w:t>
+        <w:t>[</w:t>
+      </w:r>
+      <w:proofErr w:type="gramEnd"/>
+      <w:r>
+        <w:rPr>
+          <w:rFonts w:asciiTheme="majorHAnsi" w:hAnsiTheme="majorHAnsi"/>
+          <w:lang w:eastAsia="pl-PL"/>
+        </w:rPr>
+        <w:t>] z wylosowanymi liczbami.</w:t>
       </w:r>
     </w:p>
     <w:p>
@@ -2955,6 +3051,7 @@
         </w:rPr>
       </w:pPr>
       <w:proofErr w:type="spellStart"/>
+      <w:proofErr w:type="gramStart"/>
       <w:r>
         <w:rPr>
           <w:rFonts w:asciiTheme="majorHAnsi" w:hAnsiTheme="majorHAnsi"/>
@@ -2976,7 +3073,19 @@
           <w:szCs w:val="22"/>
           <w:lang w:eastAsia="pl-PL"/>
         </w:rPr>
-        <w:t xml:space="preserve">[] zestaw = </w:t>
+        <w:t>[</w:t>
+      </w:r>
+      <w:proofErr w:type="gramEnd"/>
+      <w:r>
+        <w:rPr>
+          <w:rFonts w:asciiTheme="majorHAnsi" w:hAnsiTheme="majorHAnsi"/>
+          <w:b/>
+          <w:bCs/>
+          <w:color w:val="BF4E14" w:themeColor="accent2" w:themeShade="BF"/>
+          <w:szCs w:val="22"/>
+          <w:lang w:eastAsia="pl-PL"/>
+        </w:rPr>
+        <w:t xml:space="preserve">] zestaw = </w:t>
       </w:r>
       <w:proofErr w:type="spellStart"/>
       <w:r>
@@ -3003,6 +3112,7 @@
         <w:t xml:space="preserve"> </w:t>
       </w:r>
       <w:proofErr w:type="spellStart"/>
+      <w:proofErr w:type="gramStart"/>
       <w:r>
         <w:rPr>
           <w:rFonts w:asciiTheme="majorHAnsi" w:hAnsiTheme="majorHAnsi"/>
@@ -3074,7 +3184,16 @@
           <w:szCs w:val="22"/>
           <w:lang w:eastAsia="pl-PL"/>
         </w:rPr>
-        <w:t>- t</w:t>
+        <w:t>-</w:t>
+      </w:r>
+      <w:proofErr w:type="gramEnd"/>
+      <w:r>
+        <w:rPr>
+          <w:rFonts w:asciiTheme="majorHAnsi" w:hAnsiTheme="majorHAnsi"/>
+          <w:szCs w:val="22"/>
+          <w:lang w:eastAsia="pl-PL"/>
+        </w:rPr>
+        <w:t xml:space="preserve"> t</w:t>
       </w:r>
       <w:r>
         <w:rPr>
@@ -3147,6 +3266,7 @@
         <w:t xml:space="preserve"> </w:t>
       </w:r>
       <w:proofErr w:type="spellStart"/>
+      <w:proofErr w:type="gramStart"/>
       <w:r>
         <w:rPr>
           <w:rFonts w:asciiTheme="majorHAnsi" w:hAnsiTheme="majorHAnsi"/>
@@ -3168,7 +3288,19 @@
           <w:szCs w:val="22"/>
           <w:lang w:eastAsia="pl-PL"/>
         </w:rPr>
-        <w:t>()</w:t>
+        <w:t>(</w:t>
+      </w:r>
+      <w:proofErr w:type="gramEnd"/>
+      <w:r>
+        <w:rPr>
+          <w:rFonts w:asciiTheme="majorHAnsi" w:hAnsiTheme="majorHAnsi"/>
+          <w:b/>
+          <w:bCs/>
+          <w:color w:val="BF4E14" w:themeColor="accent2" w:themeShade="BF"/>
+          <w:szCs w:val="22"/>
+          <w:lang w:eastAsia="pl-PL"/>
+        </w:rPr>
+        <w:t>)</w:t>
       </w:r>
       <w:r>
         <w:rPr>
@@ -3351,6 +3483,7 @@
         </w:rPr>
       </w:pPr>
       <w:proofErr w:type="spellStart"/>
+      <w:proofErr w:type="gramStart"/>
       <w:r>
         <w:rPr>
           <w:rFonts w:asciiTheme="majorHAnsi" w:hAnsiTheme="majorHAnsi"/>
@@ -3363,6 +3496,7 @@
         <w:t>generator.Next</w:t>
       </w:r>
       <w:proofErr w:type="spellEnd"/>
+      <w:proofErr w:type="gramEnd"/>
       <w:r>
         <w:rPr>
           <w:rFonts w:asciiTheme="majorHAnsi" w:hAnsiTheme="majorHAnsi"/>
@@ -3488,6 +3622,7 @@
         </w:rPr>
       </w:pPr>
       <w:proofErr w:type="spellStart"/>
+      <w:proofErr w:type="gramStart"/>
       <w:r>
         <w:rPr>
           <w:rFonts w:asciiTheme="majorHAnsi" w:hAnsiTheme="majorHAnsi"/>
@@ -3500,6 +3635,7 @@
         <w:t>zestaw.Contains</w:t>
       </w:r>
       <w:proofErr w:type="spellEnd"/>
+      <w:proofErr w:type="gramEnd"/>
       <w:r>
         <w:rPr>
           <w:rFonts w:asciiTheme="majorHAnsi" w:hAnsiTheme="majorHAnsi"/>
@@ -3583,7 +3719,25 @@
           <w:szCs w:val="22"/>
           <w:lang w:eastAsia="pl-PL"/>
         </w:rPr>
-        <w:t>jeśli nie, liczba zostaje zapisana pod indeksem i, a następnie i++ przesuwa licznik.</w:t>
+        <w:t xml:space="preserve">jeśli nie, liczba zostaje zapisana pod indeksem </w:t>
+      </w:r>
+      <w:proofErr w:type="gramStart"/>
+      <w:r>
+        <w:rPr>
+          <w:rFonts w:asciiTheme="majorHAnsi" w:hAnsiTheme="majorHAnsi"/>
+          <w:szCs w:val="22"/>
+          <w:lang w:eastAsia="pl-PL"/>
+        </w:rPr>
+        <w:t>i,</w:t>
+      </w:r>
+      <w:proofErr w:type="gramEnd"/>
+      <w:r>
+        <w:rPr>
+          <w:rFonts w:asciiTheme="majorHAnsi" w:hAnsiTheme="majorHAnsi"/>
+          <w:szCs w:val="22"/>
+          <w:lang w:eastAsia="pl-PL"/>
+        </w:rPr>
+        <w:t xml:space="preserve"> a następnie i++ przesuwa licznik.</w:t>
       </w:r>
     </w:p>
     <w:p>
@@ -3660,6 +3814,7 @@
         <w:t xml:space="preserve">Funkcja </w:t>
       </w:r>
       <w:proofErr w:type="spellStart"/>
+      <w:proofErr w:type="gramStart"/>
       <w:r>
         <w:rPr>
           <w:rFonts w:asciiTheme="majorHAnsi" w:hAnsiTheme="majorHAnsi"/>
@@ -3677,7 +3832,17 @@
           <w:bCs/>
           <w:color w:val="BF4E14" w:themeColor="accent2" w:themeShade="BF"/>
         </w:rPr>
-        <w:t>()</w:t>
+        <w:t>(</w:t>
+      </w:r>
+      <w:proofErr w:type="gramEnd"/>
+      <w:r>
+        <w:rPr>
+          <w:rFonts w:asciiTheme="majorHAnsi" w:hAnsiTheme="majorHAnsi"/>
+          <w:b/>
+          <w:bCs/>
+          <w:color w:val="BF4E14" w:themeColor="accent2" w:themeShade="BF"/>
+        </w:rPr>
+        <w:t>)</w:t>
       </w:r>
       <w:r>
         <w:rPr>
@@ -3719,6 +3884,7 @@
         </w:rPr>
       </w:pPr>
       <w:proofErr w:type="spellStart"/>
+      <w:proofErr w:type="gramStart"/>
       <w:r>
         <w:rPr>
           <w:rFonts w:asciiTheme="majorHAnsi" w:hAnsiTheme="majorHAnsi"/>
@@ -3738,7 +3904,18 @@
           <w:color w:val="BF4E14" w:themeColor="accent2" w:themeShade="BF"/>
           <w:szCs w:val="22"/>
         </w:rPr>
-        <w:t xml:space="preserve">[] </w:t>
+        <w:t>[</w:t>
+      </w:r>
+      <w:proofErr w:type="gramEnd"/>
+      <w:r>
+        <w:rPr>
+          <w:rFonts w:asciiTheme="majorHAnsi" w:hAnsiTheme="majorHAnsi"/>
+          <w:b/>
+          <w:bCs/>
+          <w:color w:val="BF4E14" w:themeColor="accent2" w:themeShade="BF"/>
+          <w:szCs w:val="22"/>
+        </w:rPr>
+        <w:t xml:space="preserve">] </w:t>
       </w:r>
       <w:proofErr w:type="spellStart"/>
       <w:r>
@@ -3785,6 +3962,7 @@
         <w:t xml:space="preserve"> </w:t>
       </w:r>
       <w:proofErr w:type="spellStart"/>
+      <w:proofErr w:type="gramStart"/>
       <w:r>
         <w:rPr>
           <w:rFonts w:asciiTheme="majorHAnsi" w:hAnsiTheme="majorHAnsi"/>
@@ -3807,6 +3985,7 @@
         <w:t>[</w:t>
       </w:r>
       <w:proofErr w:type="spellStart"/>
+      <w:proofErr w:type="gramEnd"/>
       <w:r>
         <w:rPr>
           <w:rFonts w:asciiTheme="majorHAnsi" w:hAnsiTheme="majorHAnsi"/>
@@ -3961,6 +4140,7 @@
         </w:rPr>
       </w:pPr>
       <w:proofErr w:type="spellStart"/>
+      <w:proofErr w:type="gramStart"/>
       <w:r>
         <w:rPr>
           <w:rFonts w:asciiTheme="majorHAnsi" w:hAnsiTheme="majorHAnsi"/>
@@ -3980,7 +4160,40 @@
           <w:color w:val="BF4E14" w:themeColor="accent2" w:themeShade="BF"/>
           <w:szCs w:val="22"/>
         </w:rPr>
-        <w:t xml:space="preserve">[losowania[i, j] - 1]++ </w:t>
+        <w:t>[losowania[i,</w:t>
+      </w:r>
+      <w:proofErr w:type="gramEnd"/>
+      <w:r>
+        <w:rPr>
+          <w:rFonts w:asciiTheme="majorHAnsi" w:hAnsiTheme="majorHAnsi"/>
+          <w:b/>
+          <w:bCs/>
+          <w:color w:val="BF4E14" w:themeColor="accent2" w:themeShade="BF"/>
+          <w:szCs w:val="22"/>
+        </w:rPr>
+        <w:t xml:space="preserve"> j] - </w:t>
+      </w:r>
+      <w:proofErr w:type="gramStart"/>
+      <w:r>
+        <w:rPr>
+          <w:rFonts w:asciiTheme="majorHAnsi" w:hAnsiTheme="majorHAnsi"/>
+          <w:b/>
+          <w:bCs/>
+          <w:color w:val="BF4E14" w:themeColor="accent2" w:themeShade="BF"/>
+          <w:szCs w:val="22"/>
+        </w:rPr>
+        <w:t>1]+</w:t>
+      </w:r>
+      <w:proofErr w:type="gramEnd"/>
+      <w:r>
+        <w:rPr>
+          <w:rFonts w:asciiTheme="majorHAnsi" w:hAnsiTheme="majorHAnsi"/>
+          <w:b/>
+          <w:bCs/>
+          <w:color w:val="BF4E14" w:themeColor="accent2" w:themeShade="BF"/>
+          <w:szCs w:val="22"/>
+        </w:rPr>
+        <w:t xml:space="preserve">+ </w:t>
       </w:r>
       <w:r>
         <w:rPr>
@@ -4039,7 +4252,29 @@
           <w:color w:val="BF4E14" w:themeColor="accent2" w:themeShade="BF"/>
           <w:szCs w:val="22"/>
         </w:rPr>
-        <w:t>(losowania[i, j] + " ")</w:t>
+        <w:t>(</w:t>
+      </w:r>
+      <w:proofErr w:type="gramStart"/>
+      <w:r>
+        <w:rPr>
+          <w:rFonts w:asciiTheme="majorHAnsi" w:hAnsiTheme="majorHAnsi"/>
+          <w:b/>
+          <w:bCs/>
+          <w:color w:val="BF4E14" w:themeColor="accent2" w:themeShade="BF"/>
+          <w:szCs w:val="22"/>
+        </w:rPr>
+        <w:t>losowania[i,</w:t>
+      </w:r>
+      <w:proofErr w:type="gramEnd"/>
+      <w:r>
+        <w:rPr>
+          <w:rFonts w:asciiTheme="majorHAnsi" w:hAnsiTheme="majorHAnsi"/>
+          <w:b/>
+          <w:bCs/>
+          <w:color w:val="BF4E14" w:themeColor="accent2" w:themeShade="BF"/>
+          <w:szCs w:val="22"/>
+        </w:rPr>
+        <w:t xml:space="preserve"> j] + " ")</w:t>
       </w:r>
       <w:r>
         <w:rPr>
@@ -4727,12 +4962,17 @@
               <w:t xml:space="preserve">Wywołuje </w:t>
             </w:r>
             <w:proofErr w:type="spellStart"/>
+            <w:proofErr w:type="gramStart"/>
             <w:r>
               <w:t>LosujZestaw</w:t>
             </w:r>
             <w:proofErr w:type="spellEnd"/>
             <w:r>
-              <w:t xml:space="preserve">() i sprawdza </w:t>
+              <w:t>(</w:t>
+            </w:r>
+            <w:proofErr w:type="gramEnd"/>
+            <w:r>
+              <w:t xml:space="preserve">) i sprawdza </w:t>
             </w:r>
             <w:proofErr w:type="spellStart"/>
             <w:r>
@@ -4743,10 +4983,12 @@
               <w:t xml:space="preserve">(6, </w:t>
             </w:r>
             <w:proofErr w:type="spellStart"/>
+            <w:proofErr w:type="gramStart"/>
             <w:r>
               <w:t>zestaw.Length</w:t>
             </w:r>
             <w:proofErr w:type="spellEnd"/>
+            <w:proofErr w:type="gramEnd"/>
             <w:r>
               <w:t>).</w:t>
             </w:r>
@@ -4836,12 +5078,17 @@
               <w:t xml:space="preserve">Losuje 1000 zestawów. </w:t>
             </w:r>
             <w:proofErr w:type="spellStart"/>
+            <w:proofErr w:type="gramStart"/>
             <w:r>
               <w:t>Distinct</w:t>
             </w:r>
             <w:proofErr w:type="spellEnd"/>
             <w:r>
-              <w:t>() usuwa powtórzenia, więc liczba elementów po jego zastosowaniu musi być równa długości zestawu.</w:t>
+              <w:t>(</w:t>
+            </w:r>
+            <w:proofErr w:type="gramEnd"/>
+            <w:r>
+              <w:t>) usuwa powtórzenia, więc liczba elementów po jego zastosowaniu musi być równa długości zestawu.</w:t>
             </w:r>
           </w:p>
         </w:tc>
@@ -5025,12 +5272,17 @@
               <w:t xml:space="preserve">Dane zawierają liczbę 50, spoza zakresu. Metoda próbuje zwiększyć </w:t>
             </w:r>
             <w:proofErr w:type="spellStart"/>
+            <w:proofErr w:type="gramStart"/>
             <w:r>
               <w:t>wystapienia</w:t>
             </w:r>
             <w:proofErr w:type="spellEnd"/>
             <w:r>
-              <w:t xml:space="preserve">[49], ale tablica ma indeksy 0–48. </w:t>
+              <w:t>[</w:t>
+            </w:r>
+            <w:proofErr w:type="gramEnd"/>
+            <w:r>
+              <w:t xml:space="preserve">49], ale tablica ma indeksy 0–48. </w:t>
             </w:r>
             <w:proofErr w:type="spellStart"/>
             <w:r>
@@ -5624,20 +5876,30 @@
               <w:t xml:space="preserve">Wywołuje </w:t>
             </w:r>
             <w:proofErr w:type="spellStart"/>
+            <w:proofErr w:type="gramStart"/>
             <w:r>
               <w:t>LosujZestaw</w:t>
             </w:r>
             <w:proofErr w:type="spellEnd"/>
             <w:r>
-              <w:t xml:space="preserve">() wielokrotnie, przekazuje uzyskane dane do </w:t>
+              <w:t>(</w:t>
+            </w:r>
+            <w:proofErr w:type="gramEnd"/>
+            <w:r>
+              <w:t xml:space="preserve">) wielokrotnie, przekazuje uzyskane dane do </w:t>
             </w:r>
             <w:proofErr w:type="spellStart"/>
+            <w:proofErr w:type="gramStart"/>
             <w:r>
               <w:t>WyswietlLosowania</w:t>
             </w:r>
             <w:proofErr w:type="spellEnd"/>
             <w:r>
-              <w:t xml:space="preserve">() i przechwytuje wyjście konsoli za pomocą </w:t>
+              <w:t>(</w:t>
+            </w:r>
+            <w:proofErr w:type="gramEnd"/>
+            <w:r>
+              <w:t xml:space="preserve">) i przechwytuje wyjście konsoli za pomocą </w:t>
             </w:r>
             <w:proofErr w:type="spellStart"/>
             <w:r>
@@ -5830,7 +6092,15 @@
               <w:cnfStyle w:val="000000100000" w:firstRow="0" w:lastRow="0" w:firstColumn="0" w:lastColumn="0" w:oddVBand="0" w:evenVBand="0" w:oddHBand="1" w:evenHBand="0" w:firstRowFirstColumn="0" w:firstRowLastColumn="0" w:lastRowFirstColumn="0" w:lastRowLastColumn="0"/>
             </w:pPr>
             <w:r>
-              <w:t xml:space="preserve">Generuje znaną liczbę zestawów (np. 5) i weryfikuje w wypisanym strumieniu wyjściowym, czy łączna suma wystąpień wszystkich liczb wynosi dokładnie </w:t>
+              <w:t xml:space="preserve">Generuje znaną liczbę zestawów (np. 5) i weryfikuje w wypisanym strumieniu </w:t>
+            </w:r>
+            <w:proofErr w:type="gramStart"/>
+            <w:r>
+              <w:t>wyjściowym,</w:t>
+            </w:r>
+            <w:proofErr w:type="gramEnd"/>
+            <w:r>
+              <w:t xml:space="preserve"> czy łączna suma wystąpień wszystkich liczb wynosi dokładnie </w:t>
             </w:r>
             <m:oMath>
               <m:r>
@@ -6545,7 +6815,23 @@
               <w:cnfStyle w:val="000000000000" w:firstRow="0" w:lastRow="0" w:firstColumn="0" w:lastColumn="0" w:oddVBand="0" w:evenVBand="0" w:oddHBand="0" w:evenHBand="0" w:firstRowFirstColumn="0" w:firstRowLastColumn="0" w:lastRowFirstColumn="0" w:lastRowLastColumn="0"/>
             </w:pPr>
             <w:r>
-              <w:t>Wyjście systemu zawiera dokładnie 3 linie z nagłówkami Losowanie 1:, Losowanie 2:, Losowanie 3: oraz pełną listę 49 statystyk. Test zdany.</w:t>
+              <w:t xml:space="preserve">Wyjście systemu zawiera dokładnie 3 linie z nagłówkami Losowanie </w:t>
+            </w:r>
+            <w:proofErr w:type="gramStart"/>
+            <w:r>
+              <w:t>1:,</w:t>
+            </w:r>
+            <w:proofErr w:type="gramEnd"/>
+            <w:r>
+              <w:t xml:space="preserve"> Losowanie </w:t>
+            </w:r>
+            <w:proofErr w:type="gramStart"/>
+            <w:r>
+              <w:t>2:,</w:t>
+            </w:r>
+            <w:proofErr w:type="gramEnd"/>
+            <w:r>
+              <w:t xml:space="preserve"> Losowanie 3: oraz pełną listę 49 statystyk. Test zdany.</w:t>
             </w:r>
           </w:p>
         </w:tc>
@@ -6906,6 +7192,9 @@
         <w:jc w:val="center"/>
       </w:pPr>
       <w:r>
+        <w:rPr>
+          <w:noProof/>
+        </w:rPr>
         <w:drawing>
           <wp:inline distT="0" distB="0" distL="0" distR="0" wp14:anchorId="367B6D2A" wp14:editId="0871E621">
             <wp:extent cx="4352544" cy="3354606"/>
@@ -6942,6 +7231,165 @@
           </wp:inline>
         </w:drawing>
       </w:r>
+    </w:p>
+    <w:p>
+      <w:pPr>
+        <w:jc w:val="center"/>
+      </w:pPr>
+    </w:p>
+    <w:p>
+      <w:pPr>
+        <w:pStyle w:val="Nagwek1"/>
+      </w:pPr>
+      <w:r>
+        <w:lastRenderedPageBreak/>
+        <w:t xml:space="preserve">Testy </w:t>
+      </w:r>
+      <w:r>
+        <w:t>akceptacyjne</w:t>
+      </w:r>
+    </w:p>
+    <w:p>
+      <w:pPr>
+        <w:ind w:firstLine="360"/>
+      </w:pPr>
+      <w:r>
+        <w:rPr>
+          <w:b/>
+          <w:bCs/>
+        </w:rPr>
+        <w:t>Czym są?</w:t>
+      </w:r>
+      <w:r>
+        <w:t xml:space="preserve"> - </w:t>
+      </w:r>
+      <w:r>
+        <w:t xml:space="preserve">Testy akceptacyjne (ang. </w:t>
+      </w:r>
+      <w:proofErr w:type="spellStart"/>
+      <w:r>
+        <w:rPr>
+          <w:i/>
+          <w:iCs/>
+        </w:rPr>
+        <w:t>acceptance</w:t>
+      </w:r>
+      <w:proofErr w:type="spellEnd"/>
+      <w:r>
+        <w:rPr>
+          <w:i/>
+          <w:iCs/>
+        </w:rPr>
+        <w:t xml:space="preserve"> </w:t>
+      </w:r>
+      <w:proofErr w:type="spellStart"/>
+      <w:r>
+        <w:rPr>
+          <w:i/>
+          <w:iCs/>
+        </w:rPr>
+        <w:t>tests</w:t>
+      </w:r>
+      <w:proofErr w:type="spellEnd"/>
+      <w:r>
+        <w:t xml:space="preserve">, np. UAT – </w:t>
+      </w:r>
+      <w:r>
+        <w:rPr>
+          <w:i/>
+          <w:iCs/>
+        </w:rPr>
+        <w:t xml:space="preserve">User </w:t>
+      </w:r>
+      <w:proofErr w:type="spellStart"/>
+      <w:r>
+        <w:rPr>
+          <w:i/>
+          <w:iCs/>
+        </w:rPr>
+        <w:t>Acceptance</w:t>
+      </w:r>
+      <w:proofErr w:type="spellEnd"/>
+      <w:r>
+        <w:rPr>
+          <w:i/>
+          <w:iCs/>
+        </w:rPr>
+        <w:t xml:space="preserve"> </w:t>
+      </w:r>
+      <w:proofErr w:type="spellStart"/>
+      <w:r>
+        <w:rPr>
+          <w:i/>
+          <w:iCs/>
+        </w:rPr>
+        <w:t>Testing</w:t>
+      </w:r>
+      <w:proofErr w:type="spellEnd"/>
+      <w:r>
+        <w:t>) to ostateczny etap weryfikacji oprogramowania. Ich celem nie jest szukanie drobnych błędów w kodzie, ale potwierdzenie, że aplikacja spełnia biznesowe potrzeby użytkowników, działa zgodnie z umową i jest gotowa do wdrożenia produkcyjnego.</w:t>
+      </w:r>
+    </w:p>
+    <w:p>
+      <w:pPr>
+        <w:ind w:firstLine="360"/>
+      </w:pPr>
+      <w:r>
+        <w:rPr>
+          <w:b/>
+          <w:bCs/>
+        </w:rPr>
+        <w:t>Kiedy je wykonujemy?</w:t>
+      </w:r>
+      <w:r>
+        <w:t xml:space="preserve"> – Wykonujemy je na samym końcu procesu wytwórczego, bezpośrednio przed wydaniem oprogramowania (lub po zakończeniu danej iteracji/sprintu). Są przeprowadzane głównie przez klienta, zamawiającego lub reprezentatywną grupę użytkowników końcowych.</w:t>
+      </w:r>
+    </w:p>
+    <w:p>
+      <w:pPr>
+        <w:pStyle w:val="Nagwek1"/>
+        <w:numPr>
+          <w:ilvl w:val="1"/>
+          <w:numId w:val="27"/>
+        </w:numPr>
+      </w:pPr>
+      <w:r>
+        <w:t>Implementacja programu</w:t>
+      </w:r>
+    </w:p>
+    <w:p>
+      <w:pPr>
+        <w:ind w:firstLine="360"/>
+      </w:pPr>
+      <w:r>
+        <w:t>Podobnie jak poprzednio</w:t>
+      </w:r>
+      <w:r>
+        <w:t>,</w:t>
+      </w:r>
+      <w:r>
+        <w:t xml:space="preserve"> ten rozdział będzie się opierać na programie opisanym w pierwszym punkcie. Szczegóły jego implementacji znajdują się w rozdziale 1.1. dokumentacji.</w:t>
+      </w:r>
+    </w:p>
+    <w:p>
+      <w:pPr>
+        <w:pStyle w:val="Nagwek1"/>
+        <w:numPr>
+          <w:ilvl w:val="1"/>
+          <w:numId w:val="27"/>
+        </w:numPr>
+      </w:pPr>
+      <w:r>
+        <w:t>Implementacja testów</w:t>
+      </w:r>
+    </w:p>
+    <w:p/>
+    <w:p/>
+    <w:p/>
+    <w:p>
+      <w:pPr>
+        <w:jc w:val="center"/>
+      </w:pPr>
     </w:p>
     <w:sectPr>
       <w:footerReference w:type="default" r:id="rId21"/>
@@ -10069,6 +10517,36 @@
     <w:abstractNumId w:val="15"/>
   </w:num>
   <w:num w:numId="29" w16cid:durableId="118650564">
+    <w:abstractNumId w:val="14"/>
+    <w:lvlOverride w:ilvl="0">
+      <w:startOverride w:val="1"/>
+    </w:lvlOverride>
+    <w:lvlOverride w:ilvl="1">
+      <w:startOverride w:val="1"/>
+    </w:lvlOverride>
+    <w:lvlOverride w:ilvl="2">
+      <w:startOverride w:val="1"/>
+    </w:lvlOverride>
+    <w:lvlOverride w:ilvl="3">
+      <w:startOverride w:val="1"/>
+    </w:lvlOverride>
+    <w:lvlOverride w:ilvl="4">
+      <w:startOverride w:val="1"/>
+    </w:lvlOverride>
+    <w:lvlOverride w:ilvl="5">
+      <w:startOverride w:val="1"/>
+    </w:lvlOverride>
+    <w:lvlOverride w:ilvl="6">
+      <w:startOverride w:val="1"/>
+    </w:lvlOverride>
+    <w:lvlOverride w:ilvl="7">
+      <w:startOverride w:val="1"/>
+    </w:lvlOverride>
+    <w:lvlOverride w:ilvl="8">
+      <w:startOverride w:val="1"/>
+    </w:lvlOverride>
+  </w:num>
+  <w:num w:numId="30" w16cid:durableId="1450665844">
     <w:abstractNumId w:val="14"/>
     <w:lvlOverride w:ilvl="0">
       <w:startOverride w:val="1"/>
@@ -10715,7 +11193,6 @@
   <w:style w:type="character" w:default="1" w:styleId="Domylnaczcionkaakapitu">
     <w:name w:val="Default Paragraph Font"/>
     <w:uiPriority w:val="1"/>
-    <w:semiHidden/>
     <w:unhideWhenUsed/>
   </w:style>
   <w:style w:type="table" w:default="1" w:styleId="Standardowy">

--- a/Testowanie aplikacji - Marcin_Migacz_5P2.docx
+++ b/Testowanie aplikacji - Marcin_Migacz_5P2.docx
@@ -7243,10 +7243,7 @@
       </w:pPr>
       <w:r>
         <w:lastRenderedPageBreak/>
-        <w:t xml:space="preserve">Testy </w:t>
-      </w:r>
-      <w:r>
-        <w:t>akceptacyjne</w:t>
+        <w:t>Testy akceptacyjne</w:t>
       </w:r>
     </w:p>
     <w:p>
@@ -7362,13 +7359,7 @@
         <w:ind w:firstLine="360"/>
       </w:pPr>
       <w:r>
-        <w:t>Podobnie jak poprzednio</w:t>
-      </w:r>
-      <w:r>
-        <w:t>,</w:t>
-      </w:r>
-      <w:r>
-        <w:t xml:space="preserve"> ten rozdział będzie się opierać na programie opisanym w pierwszym punkcie. Szczegóły jego implementacji znajdują się w rozdziale 1.1. dokumentacji.</w:t>
+        <w:t>Podobnie jak poprzednio, ten rozdział będzie się opierać na programie opisanym w pierwszym punkcie. Szczegóły jego implementacji znajdują się w rozdziale 1.1. dokumentacji.</w:t>
       </w:r>
     </w:p>
     <w:p>
@@ -7384,13 +7375,483 @@
       </w:r>
     </w:p>
     <w:p/>
+    <w:tbl>
+      <w:tblPr>
+        <w:tblStyle w:val="Zwykatabela1"/>
+        <w:tblW w:w="9924" w:type="dxa"/>
+        <w:tblLayout w:type="fixed"/>
+        <w:tblLook w:val="04A0" w:firstRow="1" w:lastRow="0" w:firstColumn="1" w:lastColumn="0" w:noHBand="0" w:noVBand="1"/>
+      </w:tblPr>
+      <w:tblGrid>
+        <w:gridCol w:w="284"/>
+        <w:gridCol w:w="1276"/>
+        <w:gridCol w:w="2552"/>
+        <w:gridCol w:w="2268"/>
+        <w:gridCol w:w="3544"/>
+      </w:tblGrid>
+      <w:tr>
+        <w:trPr>
+          <w:cnfStyle w:val="100000000000" w:firstRow="1" w:lastRow="0" w:firstColumn="0" w:lastColumn="0" w:oddVBand="0" w:evenVBand="0" w:oddHBand="0" w:evenHBand="0" w:firstRowFirstColumn="0" w:firstRowLastColumn="0" w:lastRowFirstColumn="0" w:lastRowLastColumn="0"/>
+          <w:trHeight w:val="454"/>
+        </w:trPr>
+        <w:tc>
+          <w:tcPr>
+            <w:cnfStyle w:val="001000000000" w:firstRow="0" w:lastRow="0" w:firstColumn="1" w:lastColumn="0" w:oddVBand="0" w:evenVBand="0" w:oddHBand="0" w:evenHBand="0" w:firstRowFirstColumn="0" w:firstRowLastColumn="0" w:lastRowFirstColumn="0" w:lastRowLastColumn="0"/>
+            <w:tcW w:w="284" w:type="dxa"/>
+            <w:hideMark/>
+          </w:tcPr>
+          <w:p>
+            <w:pPr>
+              <w:spacing w:after="160" w:line="278" w:lineRule="auto"/>
+            </w:pPr>
+            <w:r>
+              <w:t>#</w:t>
+            </w:r>
+          </w:p>
+        </w:tc>
+        <w:tc>
+          <w:tcPr>
+            <w:tcW w:w="1276" w:type="dxa"/>
+            <w:hideMark/>
+          </w:tcPr>
+          <w:p>
+            <w:pPr>
+              <w:spacing w:after="160" w:line="278" w:lineRule="auto"/>
+              <w:cnfStyle w:val="100000000000" w:firstRow="1" w:lastRow="0" w:firstColumn="0" w:lastColumn="0" w:oddVBand="0" w:evenVBand="0" w:oddHBand="0" w:evenHBand="0" w:firstRowFirstColumn="0" w:firstRowLastColumn="0" w:lastRowFirstColumn="0" w:lastRowLastColumn="0"/>
+            </w:pPr>
+            <w:r>
+              <w:t>Typ</w:t>
+            </w:r>
+          </w:p>
+        </w:tc>
+        <w:tc>
+          <w:tcPr>
+            <w:tcW w:w="2552" w:type="dxa"/>
+            <w:hideMark/>
+          </w:tcPr>
+          <w:p>
+            <w:pPr>
+              <w:spacing w:after="160" w:line="278" w:lineRule="auto"/>
+              <w:cnfStyle w:val="100000000000" w:firstRow="1" w:lastRow="0" w:firstColumn="0" w:lastColumn="0" w:oddVBand="0" w:evenVBand="0" w:oddHBand="0" w:evenHBand="0" w:firstRowFirstColumn="0" w:firstRowLastColumn="0" w:lastRowFirstColumn="0" w:lastRowLastColumn="0"/>
+            </w:pPr>
+            <w:r>
+              <w:t>Metoda testowa</w:t>
+            </w:r>
+          </w:p>
+        </w:tc>
+        <w:tc>
+          <w:tcPr>
+            <w:tcW w:w="2268" w:type="dxa"/>
+            <w:hideMark/>
+          </w:tcPr>
+          <w:p>
+            <w:pPr>
+              <w:spacing w:after="160" w:line="278" w:lineRule="auto"/>
+              <w:cnfStyle w:val="100000000000" w:firstRow="1" w:lastRow="0" w:firstColumn="0" w:lastColumn="0" w:oddVBand="0" w:evenVBand="0" w:oddHBand="0" w:evenHBand="0" w:firstRowFirstColumn="0" w:firstRowLastColumn="0" w:lastRowFirstColumn="0" w:lastRowLastColumn="0"/>
+            </w:pPr>
+            <w:r>
+              <w:t>Opis</w:t>
+            </w:r>
+          </w:p>
+        </w:tc>
+        <w:tc>
+          <w:tcPr>
+            <w:tcW w:w="3544" w:type="dxa"/>
+            <w:hideMark/>
+          </w:tcPr>
+          <w:p>
+            <w:pPr>
+              <w:spacing w:after="160" w:line="278" w:lineRule="auto"/>
+              <w:cnfStyle w:val="100000000000" w:firstRow="1" w:lastRow="0" w:firstColumn="0" w:lastColumn="0" w:oddVBand="0" w:evenVBand="0" w:oddHBand="0" w:evenHBand="0" w:firstRowFirstColumn="0" w:firstRowLastColumn="0" w:lastRowFirstColumn="0" w:lastRowLastColumn="0"/>
+            </w:pPr>
+            <w:r>
+              <w:t>Oczekiwany wynik</w:t>
+            </w:r>
+          </w:p>
+        </w:tc>
+      </w:tr>
+      <w:tr>
+        <w:trPr>
+          <w:cnfStyle w:val="000000100000" w:firstRow="0" w:lastRow="0" w:firstColumn="0" w:lastColumn="0" w:oddVBand="0" w:evenVBand="0" w:oddHBand="1" w:evenHBand="0" w:firstRowFirstColumn="0" w:firstRowLastColumn="0" w:lastRowFirstColumn="0" w:lastRowLastColumn="0"/>
+        </w:trPr>
+        <w:tc>
+          <w:tcPr>
+            <w:cnfStyle w:val="001000000000" w:firstRow="0" w:lastRow="0" w:firstColumn="1" w:lastColumn="0" w:oddVBand="0" w:evenVBand="0" w:oddHBand="0" w:evenHBand="0" w:firstRowFirstColumn="0" w:firstRowLastColumn="0" w:lastRowFirstColumn="0" w:lastRowLastColumn="0"/>
+            <w:tcW w:w="284" w:type="dxa"/>
+            <w:hideMark/>
+          </w:tcPr>
+          <w:p>
+            <w:pPr>
+              <w:spacing w:after="160" w:line="278" w:lineRule="auto"/>
+            </w:pPr>
+            <w:r>
+              <w:t>1</w:t>
+            </w:r>
+          </w:p>
+        </w:tc>
+        <w:tc>
+          <w:tcPr>
+            <w:tcW w:w="1276" w:type="dxa"/>
+            <w:hideMark/>
+          </w:tcPr>
+          <w:p>
+            <w:pPr>
+              <w:spacing w:after="160" w:line="278" w:lineRule="auto"/>
+              <w:cnfStyle w:val="000000100000" w:firstRow="0" w:lastRow="0" w:firstColumn="0" w:lastColumn="0" w:oddVBand="0" w:evenVBand="0" w:oddHBand="1" w:evenHBand="0" w:firstRowFirstColumn="0" w:firstRowLastColumn="0" w:lastRowFirstColumn="0" w:lastRowLastColumn="0"/>
+            </w:pPr>
+            <w:r>
+              <w:t>poprawny</w:t>
+            </w:r>
+          </w:p>
+        </w:tc>
+        <w:tc>
+          <w:tcPr>
+            <w:tcW w:w="2552" w:type="dxa"/>
+            <w:hideMark/>
+          </w:tcPr>
+          <w:p>
+            <w:pPr>
+              <w:spacing w:after="160" w:line="278" w:lineRule="auto"/>
+              <w:cnfStyle w:val="000000100000" w:firstRow="0" w:lastRow="0" w:firstColumn="0" w:lastColumn="0" w:oddVBand="0" w:evenVBand="0" w:oddHBand="1" w:evenHBand="0" w:firstRowFirstColumn="0" w:firstRowLastColumn="0" w:lastRowFirstColumn="0" w:lastRowLastColumn="0"/>
+            </w:pPr>
+            <w:r>
+              <w:t>Akceptacyjny_UzytkownikGenerujeZestawy_OtrzymujePrawidlowaLiczbeLosowan</w:t>
+            </w:r>
+          </w:p>
+        </w:tc>
+        <w:tc>
+          <w:tcPr>
+            <w:tcW w:w="2268" w:type="dxa"/>
+            <w:hideMark/>
+          </w:tcPr>
+          <w:p>
+            <w:pPr>
+              <w:spacing w:after="160" w:line="278" w:lineRule="auto"/>
+              <w:cnfStyle w:val="000000100000" w:firstRow="0" w:lastRow="0" w:firstColumn="0" w:lastColumn="0" w:oddVBand="0" w:evenVBand="0" w:oddHBand="1" w:evenHBand="0" w:firstRowFirstColumn="0" w:firstRowLastColumn="0" w:lastRowFirstColumn="0" w:lastRowLastColumn="0"/>
+            </w:pPr>
+            <w:r>
+              <w:t>Symuluje scenariusz, w którym użytkownik zamawia wygenerowanie 3 zestawów losowań.</w:t>
+            </w:r>
+          </w:p>
+        </w:tc>
+        <w:tc>
+          <w:tcPr>
+            <w:tcW w:w="3544" w:type="dxa"/>
+            <w:hideMark/>
+          </w:tcPr>
+          <w:p>
+            <w:pPr>
+              <w:spacing w:after="160" w:line="278" w:lineRule="auto"/>
+              <w:cnfStyle w:val="000000100000" w:firstRow="0" w:lastRow="0" w:firstColumn="0" w:lastColumn="0" w:oddVBand="0" w:evenVBand="0" w:oddHBand="1" w:evenHBand="0" w:firstRowFirstColumn="0" w:firstRowLastColumn="0" w:lastRowFirstColumn="0" w:lastRowLastColumn="0"/>
+            </w:pPr>
+            <w:r>
+              <w:t>Aplikacja generuje i wyświetla dokładnie 3 zestawy losowań z nagłówkami Losowanie</w:t>
+            </w:r>
+            <w:r>
+              <w:t xml:space="preserve"> </w:t>
+            </w:r>
+            <w:r>
+              <w:t>1</w:t>
+            </w:r>
+            <w:proofErr w:type="gramStart"/>
+            <w:r>
+              <w:t xml:space="preserve">: </w:t>
+            </w:r>
+            <w:r>
+              <w:t>,</w:t>
+            </w:r>
+            <w:proofErr w:type="gramEnd"/>
+            <w:r>
+              <w:t xml:space="preserve"> Losowanie 2</w:t>
+            </w:r>
+            <w:proofErr w:type="gramStart"/>
+            <w:r>
+              <w:t>:</w:t>
+            </w:r>
+            <w:r>
+              <w:t xml:space="preserve"> </w:t>
+            </w:r>
+            <w:r>
+              <w:t>,</w:t>
+            </w:r>
+            <w:proofErr w:type="gramEnd"/>
+            <w:r>
+              <w:t xml:space="preserve"> Losowanie 3</w:t>
+            </w:r>
+            <w:proofErr w:type="gramStart"/>
+            <w:r>
+              <w:t>:</w:t>
+            </w:r>
+            <w:r>
+              <w:t xml:space="preserve"> </w:t>
+            </w:r>
+            <w:r>
+              <w:t>.</w:t>
+            </w:r>
+            <w:proofErr w:type="gramEnd"/>
+            <w:r>
+              <w:t xml:space="preserve"> Test zdany.</w:t>
+            </w:r>
+          </w:p>
+        </w:tc>
+      </w:tr>
+      <w:tr>
+        <w:tc>
+          <w:tcPr>
+            <w:cnfStyle w:val="001000000000" w:firstRow="0" w:lastRow="0" w:firstColumn="1" w:lastColumn="0" w:oddVBand="0" w:evenVBand="0" w:oddHBand="0" w:evenHBand="0" w:firstRowFirstColumn="0" w:firstRowLastColumn="0" w:lastRowFirstColumn="0" w:lastRowLastColumn="0"/>
+            <w:tcW w:w="284" w:type="dxa"/>
+            <w:hideMark/>
+          </w:tcPr>
+          <w:p>
+            <w:pPr>
+              <w:spacing w:after="160" w:line="278" w:lineRule="auto"/>
+            </w:pPr>
+            <w:r>
+              <w:t>2</w:t>
+            </w:r>
+          </w:p>
+        </w:tc>
+        <w:tc>
+          <w:tcPr>
+            <w:tcW w:w="1276" w:type="dxa"/>
+            <w:hideMark/>
+          </w:tcPr>
+          <w:p>
+            <w:pPr>
+              <w:spacing w:after="160" w:line="278" w:lineRule="auto"/>
+              <w:cnfStyle w:val="000000000000" w:firstRow="0" w:lastRow="0" w:firstColumn="0" w:lastColumn="0" w:oddVBand="0" w:evenVBand="0" w:oddHBand="0" w:evenHBand="0" w:firstRowFirstColumn="0" w:firstRowLastColumn="0" w:lastRowFirstColumn="0" w:lastRowLastColumn="0"/>
+            </w:pPr>
+            <w:r>
+              <w:t>poprawny</w:t>
+            </w:r>
+          </w:p>
+        </w:tc>
+        <w:tc>
+          <w:tcPr>
+            <w:tcW w:w="2552" w:type="dxa"/>
+            <w:hideMark/>
+          </w:tcPr>
+          <w:p>
+            <w:pPr>
+              <w:spacing w:after="160" w:line="278" w:lineRule="auto"/>
+              <w:cnfStyle w:val="000000000000" w:firstRow="0" w:lastRow="0" w:firstColumn="0" w:lastColumn="0" w:oddVBand="0" w:evenVBand="0" w:oddHBand="0" w:evenHBand="0" w:firstRowFirstColumn="0" w:firstRowLastColumn="0" w:lastRowFirstColumn="0" w:lastRowLastColumn="0"/>
+            </w:pPr>
+            <w:proofErr w:type="spellStart"/>
+            <w:r>
+              <w:t>Akceptacyjny_ZestawyLiczb_KazdyZestawRoznyIUnikalneLiczby</w:t>
+            </w:r>
+            <w:proofErr w:type="spellEnd"/>
+          </w:p>
+        </w:tc>
+        <w:tc>
+          <w:tcPr>
+            <w:tcW w:w="2268" w:type="dxa"/>
+            <w:hideMark/>
+          </w:tcPr>
+          <w:p>
+            <w:pPr>
+              <w:spacing w:after="160" w:line="278" w:lineRule="auto"/>
+              <w:cnfStyle w:val="000000000000" w:firstRow="0" w:lastRow="0" w:firstColumn="0" w:lastColumn="0" w:oddVBand="0" w:evenVBand="0" w:oddHBand="0" w:evenHBand="0" w:firstRowFirstColumn="0" w:firstRowLastColumn="0" w:lastRowFirstColumn="0" w:lastRowLastColumn="0"/>
+            </w:pPr>
+            <w:r>
+              <w:t>Weryfikuje biznesowy wymóg loterii: każdy zestaw zawiera 6 unikalnych liczb.</w:t>
+            </w:r>
+          </w:p>
+        </w:tc>
+        <w:tc>
+          <w:tcPr>
+            <w:tcW w:w="3544" w:type="dxa"/>
+            <w:hideMark/>
+          </w:tcPr>
+          <w:p>
+            <w:pPr>
+              <w:spacing w:after="160" w:line="278" w:lineRule="auto"/>
+              <w:cnfStyle w:val="000000000000" w:firstRow="0" w:lastRow="0" w:firstColumn="0" w:lastColumn="0" w:oddVBand="0" w:evenVBand="0" w:oddHBand="0" w:evenHBand="0" w:firstRowFirstColumn="0" w:firstRowLastColumn="0" w:lastRowFirstColumn="0" w:lastRowLastColumn="0"/>
+            </w:pPr>
+            <w:r>
+              <w:t>Każdy wylosowany zestaw zawiera dokładnie 6 niepowtarzających się wartości. Test zdany.</w:t>
+            </w:r>
+          </w:p>
+        </w:tc>
+      </w:tr>
+      <w:tr>
+        <w:trPr>
+          <w:cnfStyle w:val="000000100000" w:firstRow="0" w:lastRow="0" w:firstColumn="0" w:lastColumn="0" w:oddVBand="0" w:evenVBand="0" w:oddHBand="1" w:evenHBand="0" w:firstRowFirstColumn="0" w:firstRowLastColumn="0" w:lastRowFirstColumn="0" w:lastRowLastColumn="0"/>
+        </w:trPr>
+        <w:tc>
+          <w:tcPr>
+            <w:cnfStyle w:val="001000000000" w:firstRow="0" w:lastRow="0" w:firstColumn="1" w:lastColumn="0" w:oddVBand="0" w:evenVBand="0" w:oddHBand="0" w:evenHBand="0" w:firstRowFirstColumn="0" w:firstRowLastColumn="0" w:lastRowFirstColumn="0" w:lastRowLastColumn="0"/>
+            <w:tcW w:w="284" w:type="dxa"/>
+          </w:tcPr>
+          <w:p>
+            <w:pPr>
+              <w:rPr>
+                <w:b w:val="0"/>
+                <w:bCs w:val="0"/>
+              </w:rPr>
+            </w:pPr>
+            <w:r>
+              <w:rPr>
+                <w:b w:val="0"/>
+                <w:bCs w:val="0"/>
+              </w:rPr>
+              <w:t>3</w:t>
+            </w:r>
+          </w:p>
+        </w:tc>
+        <w:tc>
+          <w:tcPr>
+            <w:tcW w:w="1276" w:type="dxa"/>
+          </w:tcPr>
+          <w:p>
+            <w:pPr>
+              <w:cnfStyle w:val="000000100000" w:firstRow="0" w:lastRow="0" w:firstColumn="0" w:lastColumn="0" w:oddVBand="0" w:evenVBand="0" w:oddHBand="1" w:evenHBand="0" w:firstRowFirstColumn="0" w:firstRowLastColumn="0" w:lastRowFirstColumn="0" w:lastRowLastColumn="0"/>
+            </w:pPr>
+            <w:r>
+              <w:t>poprawny</w:t>
+            </w:r>
+          </w:p>
+        </w:tc>
+        <w:tc>
+          <w:tcPr>
+            <w:tcW w:w="2552" w:type="dxa"/>
+          </w:tcPr>
+          <w:p>
+            <w:pPr>
+              <w:cnfStyle w:val="000000100000" w:firstRow="0" w:lastRow="0" w:firstColumn="0" w:lastColumn="0" w:oddVBand="0" w:evenVBand="0" w:oddHBand="1" w:evenHBand="0" w:firstRowFirstColumn="0" w:firstRowLastColumn="0" w:lastRowFirstColumn="0" w:lastRowLastColumn="0"/>
+            </w:pPr>
+            <w:r>
+              <w:t>Akceptacyjny_PodsumowanieWystapien_ZawieraWszystkieLiczbyOd1Do49</w:t>
+            </w:r>
+          </w:p>
+        </w:tc>
+        <w:tc>
+          <w:tcPr>
+            <w:tcW w:w="2268" w:type="dxa"/>
+          </w:tcPr>
+          <w:p>
+            <w:pPr>
+              <w:cnfStyle w:val="000000100000" w:firstRow="0" w:lastRow="0" w:firstColumn="0" w:lastColumn="0" w:oddVBand="0" w:evenVBand="0" w:oddHBand="1" w:evenHBand="0" w:firstRowFirstColumn="0" w:firstRowLastColumn="0" w:lastRowFirstColumn="0" w:lastRowLastColumn="0"/>
+            </w:pPr>
+            <w:r>
+              <w:t>Sprawdza, czy po wyświetleniu zestawów użytkownik otrzymuje pełne zestawienie statystyk dla wszystkich 49 liczb z zakresu loterii.</w:t>
+            </w:r>
+          </w:p>
+        </w:tc>
+        <w:tc>
+          <w:tcPr>
+            <w:tcW w:w="3544" w:type="dxa"/>
+          </w:tcPr>
+          <w:p>
+            <w:pPr>
+              <w:cnfStyle w:val="000000100000" w:firstRow="0" w:lastRow="0" w:firstColumn="0" w:lastColumn="0" w:oddVBand="0" w:evenVBand="0" w:oddHBand="1" w:evenHBand="0" w:firstRowFirstColumn="0" w:firstRowLastColumn="0" w:lastRowFirstColumn="0" w:lastRowLastColumn="0"/>
+            </w:pPr>
+            <w:r>
+              <w:t xml:space="preserve">Wynik zawiera kompletne statystyki od Wystąpienia liczby 1: do Wystąpienia liczby </w:t>
+            </w:r>
+            <w:proofErr w:type="gramStart"/>
+            <w:r>
+              <w:t>49:.</w:t>
+            </w:r>
+            <w:proofErr w:type="gramEnd"/>
+            <w:r>
+              <w:t xml:space="preserve"> Test zdany.</w:t>
+            </w:r>
+          </w:p>
+        </w:tc>
+      </w:tr>
+      <w:tr>
+        <w:tc>
+          <w:tcPr>
+            <w:cnfStyle w:val="001000000000" w:firstRow="0" w:lastRow="0" w:firstColumn="1" w:lastColumn="0" w:oddVBand="0" w:evenVBand="0" w:oddHBand="0" w:evenHBand="0" w:firstRowFirstColumn="0" w:firstRowLastColumn="0" w:lastRowFirstColumn="0" w:lastRowLastColumn="0"/>
+            <w:tcW w:w="284" w:type="dxa"/>
+          </w:tcPr>
+          <w:p>
+            <w:pPr>
+              <w:rPr>
+                <w:b w:val="0"/>
+                <w:bCs w:val="0"/>
+              </w:rPr>
+            </w:pPr>
+            <w:r>
+              <w:rPr>
+                <w:b w:val="0"/>
+                <w:bCs w:val="0"/>
+              </w:rPr>
+              <w:t>4</w:t>
+            </w:r>
+          </w:p>
+        </w:tc>
+        <w:tc>
+          <w:tcPr>
+            <w:tcW w:w="1276" w:type="dxa"/>
+          </w:tcPr>
+          <w:p>
+            <w:pPr>
+              <w:cnfStyle w:val="000000000000" w:firstRow="0" w:lastRow="0" w:firstColumn="0" w:lastColumn="0" w:oddVBand="0" w:evenVBand="0" w:oddHBand="0" w:evenHBand="0" w:firstRowFirstColumn="0" w:firstRowLastColumn="0" w:lastRowFirstColumn="0" w:lastRowLastColumn="0"/>
+            </w:pPr>
+          </w:p>
+        </w:tc>
+        <w:tc>
+          <w:tcPr>
+            <w:tcW w:w="2552" w:type="dxa"/>
+          </w:tcPr>
+          <w:p>
+            <w:pPr>
+              <w:cnfStyle w:val="000000000000" w:firstRow="0" w:lastRow="0" w:firstColumn="0" w:lastColumn="0" w:oddVBand="0" w:evenVBand="0" w:oddHBand="0" w:evenHBand="0" w:firstRowFirstColumn="0" w:firstRowLastColumn="0" w:lastRowFirstColumn="0" w:lastRowLastColumn="0"/>
+            </w:pPr>
+          </w:p>
+        </w:tc>
+        <w:tc>
+          <w:tcPr>
+            <w:tcW w:w="2268" w:type="dxa"/>
+          </w:tcPr>
+          <w:p>
+            <w:pPr>
+              <w:cnfStyle w:val="000000000000" w:firstRow="0" w:lastRow="0" w:firstColumn="0" w:lastColumn="0" w:oddVBand="0" w:evenVBand="0" w:oddHBand="0" w:evenHBand="0" w:firstRowFirstColumn="0" w:firstRowLastColumn="0" w:lastRowFirstColumn="0" w:lastRowLastColumn="0"/>
+            </w:pPr>
+          </w:p>
+        </w:tc>
+        <w:tc>
+          <w:tcPr>
+            <w:tcW w:w="3544" w:type="dxa"/>
+          </w:tcPr>
+          <w:p>
+            <w:pPr>
+              <w:cnfStyle w:val="000000000000" w:firstRow="0" w:lastRow="0" w:firstColumn="0" w:lastColumn="0" w:oddVBand="0" w:evenVBand="0" w:oddHBand="0" w:evenHBand="0" w:firstRowFirstColumn="0" w:firstRowLastColumn="0" w:lastRowFirstColumn="0" w:lastRowLastColumn="0"/>
+            </w:pPr>
+          </w:p>
+        </w:tc>
+      </w:tr>
+    </w:tbl>
     <w:p/>
     <w:p/>
-    <w:p>
-      <w:pPr>
-        <w:jc w:val="center"/>
-      </w:pPr>
-    </w:p>
+    <w:p/>
+    <w:p/>
+    <w:p/>
+    <w:p/>
+    <w:p/>
+    <w:p>
+      <w:pPr>
+        <w:pStyle w:val="Nagwek1"/>
+        <w:numPr>
+          <w:ilvl w:val="1"/>
+          <w:numId w:val="27"/>
+        </w:numPr>
+      </w:pPr>
+      <w:r>
+        <w:t>GIT</w:t>
+      </w:r>
+    </w:p>
+    <w:p>
+      <w:r>
+        <w:t>Screen z git log commitów wprowadzających przypadki testowe</w:t>
+      </w:r>
+      <w:r>
+        <w:t>:</w:t>
+      </w:r>
+    </w:p>
+    <w:p/>
     <w:sectPr>
       <w:footerReference w:type="default" r:id="rId21"/>
       <w:pgSz w:w="11906" w:h="16838"/>

--- a/Testowanie aplikacji - Marcin_Migacz_5P2.docx
+++ b/Testowanie aplikacji - Marcin_Migacz_5P2.docx
@@ -283,20 +283,8 @@
           <w:sz w:val="28"/>
           <w:szCs w:val="28"/>
         </w:rPr>
-        <w:t xml:space="preserve">NOWY SĄCZ </w:t>
-      </w:r>
-      <w:proofErr w:type="gramStart"/>
-      <w:r>
-        <w:rPr>
-          <w:rFonts w:asciiTheme="majorHAnsi" w:hAnsiTheme="majorHAnsi"/>
-          <w:b/>
-          <w:bCs/>
-          <w:sz w:val="28"/>
-          <w:szCs w:val="28"/>
-        </w:rPr>
-        <w:t>2026r.</w:t>
-      </w:r>
-      <w:proofErr w:type="gramEnd"/>
+        <w:t>NOWY SĄCZ 2026r.</w:t>
+      </w:r>
     </w:p>
     <w:p>
       <w:pPr>
@@ -1628,15 +1616,7 @@
         <w:ind w:firstLine="360"/>
       </w:pPr>
       <w:r>
-        <w:t xml:space="preserve">Testowanie oprogramowania to proces </w:t>
-      </w:r>
-      <w:proofErr w:type="gramStart"/>
-      <w:r>
-        <w:t>sprawdzania,</w:t>
-      </w:r>
-      <w:proofErr w:type="gramEnd"/>
-      <w:r>
-        <w:t xml:space="preserve"> czy program działa zgodnie z wymaganiami oraz wykrywania w nim błędów przed przekazaniem go użytkownikom. Błąd (defekt) to wada w kodzie, która może doprowadzić do awarii, czyli widocznego niepoprawnego działania systemu. </w:t>
+        <w:t xml:space="preserve">Testowanie oprogramowania to proces sprawdzania, czy program działa zgodnie z wymaganiami oraz wykrywania w nim błędów przed przekazaniem go użytkownikom. Błąd (defekt) to wada w kodzie, która może doprowadzić do awarii, czyli widocznego niepoprawnego działania systemu. </w:t>
       </w:r>
     </w:p>
     <w:p>
@@ -2376,7 +2356,6 @@
         </w:rPr>
       </w:pPr>
       <w:proofErr w:type="spellStart"/>
-      <w:proofErr w:type="gramStart"/>
       <w:r>
         <w:rPr>
           <w:rFonts w:asciiTheme="majorHAnsi" w:hAnsiTheme="majorHAnsi"/>
@@ -2388,7 +2367,6 @@
         <w:t>int.TryParse</w:t>
       </w:r>
       <w:proofErr w:type="spellEnd"/>
-      <w:proofErr w:type="gramEnd"/>
       <w:r>
         <w:rPr>
           <w:rFonts w:asciiTheme="majorHAnsi" w:hAnsiTheme="majorHAnsi"/>
@@ -2444,7 +2422,6 @@
         <w:t xml:space="preserve"> </w:t>
       </w:r>
       <w:proofErr w:type="spellStart"/>
-      <w:proofErr w:type="gramStart"/>
       <w:r>
         <w:rPr>
           <w:rFonts w:asciiTheme="majorHAnsi" w:hAnsiTheme="majorHAnsi"/>
@@ -2479,15 +2456,7 @@
           <w:rFonts w:asciiTheme="majorHAnsi" w:hAnsiTheme="majorHAnsi"/>
           <w:szCs w:val="22"/>
         </w:rPr>
-        <w:t xml:space="preserve"> -</w:t>
-      </w:r>
-      <w:proofErr w:type="gramEnd"/>
-      <w:r>
-        <w:rPr>
-          <w:rFonts w:asciiTheme="majorHAnsi" w:hAnsiTheme="majorHAnsi"/>
-          <w:szCs w:val="22"/>
-        </w:rPr>
-        <w:t xml:space="preserve"> wczytuje tekst z klawiatury i próbuje zamienić go na liczbę całkowitą. Jeśli się uda, zwraca </w:t>
+        <w:t xml:space="preserve"> - wczytuje tekst z klawiatury i próbuje zamienić go na liczbę całkowitą. Jeśli się uda, zwraca </w:t>
       </w:r>
       <w:proofErr w:type="spellStart"/>
       <w:r>
@@ -2608,7 +2577,6 @@
         <w:t xml:space="preserve"> </w:t>
       </w:r>
       <w:proofErr w:type="spellStart"/>
-      <w:proofErr w:type="gramStart"/>
       <w:r>
         <w:rPr>
           <w:rFonts w:asciiTheme="majorHAnsi" w:hAnsiTheme="majorHAnsi"/>
@@ -2631,7 +2599,6 @@
         <w:t>[</w:t>
       </w:r>
       <w:proofErr w:type="spellStart"/>
-      <w:proofErr w:type="gramEnd"/>
       <w:r>
         <w:rPr>
           <w:rFonts w:asciiTheme="majorHAnsi" w:hAnsiTheme="majorHAnsi"/>
@@ -2708,26 +2675,9 @@
           <w:rFonts w:asciiTheme="majorHAnsi" w:hAnsiTheme="majorHAnsi"/>
           <w:szCs w:val="22"/>
         </w:rPr>
-        <w:t>Pętla zewnętrzna for (</w:t>
-      </w:r>
-      <w:proofErr w:type="gramStart"/>
-      <w:r>
-        <w:rPr>
-          <w:rFonts w:asciiTheme="majorHAnsi" w:hAnsiTheme="majorHAnsi"/>
-          <w:szCs w:val="22"/>
-        </w:rPr>
-        <w:t>i...</w:t>
-      </w:r>
-      <w:proofErr w:type="gramEnd"/>
-      <w:r>
-        <w:rPr>
-          <w:rFonts w:asciiTheme="majorHAnsi" w:hAnsiTheme="majorHAnsi"/>
-          <w:szCs w:val="22"/>
-        </w:rPr>
-        <w:t xml:space="preserve">) wykonuje się raz dla każdego zestawu. W każdym obiegu wywołuje </w:t>
+        <w:t xml:space="preserve">Pętla zewnętrzna for (i...) wykonuje się raz dla każdego zestawu. W każdym obiegu wywołuje </w:t>
       </w:r>
       <w:proofErr w:type="spellStart"/>
-      <w:proofErr w:type="gramStart"/>
       <w:r>
         <w:rPr>
           <w:rFonts w:asciiTheme="majorHAnsi" w:hAnsiTheme="majorHAnsi"/>
@@ -2741,15 +2691,7 @@
           <w:rFonts w:asciiTheme="majorHAnsi" w:hAnsiTheme="majorHAnsi"/>
           <w:szCs w:val="22"/>
         </w:rPr>
-        <w:t>(</w:t>
-      </w:r>
-      <w:proofErr w:type="gramEnd"/>
-      <w:r>
-        <w:rPr>
-          <w:rFonts w:asciiTheme="majorHAnsi" w:hAnsiTheme="majorHAnsi"/>
-          <w:szCs w:val="22"/>
-        </w:rPr>
-        <w:t>), która zwraca 6-elementową tablicę.</w:t>
+        <w:t>(), która zwraca 6-elementową tablicę.</w:t>
       </w:r>
     </w:p>
     <w:p>
@@ -2769,23 +2711,7 @@
           <w:rFonts w:asciiTheme="majorHAnsi" w:hAnsiTheme="majorHAnsi"/>
           <w:szCs w:val="22"/>
         </w:rPr>
-        <w:t>Pętla wewnętrzna for (</w:t>
-      </w:r>
-      <w:proofErr w:type="gramStart"/>
-      <w:r>
-        <w:rPr>
-          <w:rFonts w:asciiTheme="majorHAnsi" w:hAnsiTheme="majorHAnsi"/>
-          <w:szCs w:val="22"/>
-        </w:rPr>
-        <w:t>j...</w:t>
-      </w:r>
-      <w:proofErr w:type="gramEnd"/>
-      <w:r>
-        <w:rPr>
-          <w:rFonts w:asciiTheme="majorHAnsi" w:hAnsiTheme="majorHAnsi"/>
-          <w:szCs w:val="22"/>
-        </w:rPr>
-        <w:t>) przepisuje 6 wylosowanych liczb do wiersza i tablicy losowania.</w:t>
+        <w:t>Pętla wewnętrzna for (j...) przepisuje 6 wylosowanych liczb do wiersza i tablicy losowania.</w:t>
       </w:r>
     </w:p>
     <w:p>
@@ -2801,7 +2727,6 @@
         </w:rPr>
       </w:pPr>
       <w:proofErr w:type="spellStart"/>
-      <w:proofErr w:type="gramStart"/>
       <w:r>
         <w:rPr>
           <w:rFonts w:asciiTheme="majorHAnsi" w:hAnsiTheme="majorHAnsi"/>
@@ -2824,7 +2749,6 @@
         <w:t>(</w:t>
       </w:r>
       <w:proofErr w:type="spellStart"/>
-      <w:proofErr w:type="gramEnd"/>
       <w:r>
         <w:rPr>
           <w:rFonts w:asciiTheme="majorHAnsi" w:hAnsiTheme="majorHAnsi"/>
@@ -2961,7 +2885,6 @@
         <w:t xml:space="preserve">Funkcja </w:t>
       </w:r>
       <w:proofErr w:type="spellStart"/>
-      <w:proofErr w:type="gramStart"/>
       <w:r>
         <w:rPr>
           <w:rFonts w:asciiTheme="majorHAnsi" w:hAnsiTheme="majorHAnsi"/>
@@ -2979,23 +2902,13 @@
           <w:bCs/>
           <w:color w:val="BF4E14" w:themeColor="accent2" w:themeShade="BF"/>
         </w:rPr>
-        <w:t>(</w:t>
-      </w:r>
-      <w:proofErr w:type="gramEnd"/>
-      <w:r>
-        <w:rPr>
-          <w:rFonts w:asciiTheme="majorHAnsi" w:hAnsiTheme="majorHAnsi"/>
-          <w:b/>
-          <w:bCs/>
+        <w:t>()</w:t>
+      </w:r>
+      <w:r>
+        <w:rPr>
+          <w:rFonts w:asciiTheme="majorHAnsi" w:hAnsiTheme="majorHAnsi"/>
           <w:color w:val="BF4E14" w:themeColor="accent2" w:themeShade="BF"/>
         </w:rPr>
-        <w:t>)</w:t>
-      </w:r>
-      <w:r>
-        <w:rPr>
-          <w:rFonts w:asciiTheme="majorHAnsi" w:hAnsiTheme="majorHAnsi"/>
-          <w:color w:val="BF4E14" w:themeColor="accent2" w:themeShade="BF"/>
-        </w:rPr>
         <w:t xml:space="preserve"> </w:t>
       </w:r>
       <w:r>
@@ -3012,7 +2925,6 @@
         <w:t xml:space="preserve">losuje jeden zestaw 6 różnych liczb z przedziału 1–49. Nie przyjmuje argumentów i zwraca tablicę </w:t>
       </w:r>
       <w:proofErr w:type="spellStart"/>
-      <w:proofErr w:type="gramStart"/>
       <w:r>
         <w:rPr>
           <w:rFonts w:asciiTheme="majorHAnsi" w:hAnsiTheme="majorHAnsi"/>
@@ -3026,15 +2938,7 @@
           <w:rFonts w:asciiTheme="majorHAnsi" w:hAnsiTheme="majorHAnsi"/>
           <w:lang w:eastAsia="pl-PL"/>
         </w:rPr>
-        <w:t>[</w:t>
-      </w:r>
-      <w:proofErr w:type="gramEnd"/>
-      <w:r>
-        <w:rPr>
-          <w:rFonts w:asciiTheme="majorHAnsi" w:hAnsiTheme="majorHAnsi"/>
-          <w:lang w:eastAsia="pl-PL"/>
-        </w:rPr>
-        <w:t>] z wylosowanymi liczbami.</w:t>
+        <w:t>[] z wylosowanymi liczbami.</w:t>
       </w:r>
     </w:p>
     <w:p>
@@ -3051,7 +2955,6 @@
         </w:rPr>
       </w:pPr>
       <w:proofErr w:type="spellStart"/>
-      <w:proofErr w:type="gramStart"/>
       <w:r>
         <w:rPr>
           <w:rFonts w:asciiTheme="majorHAnsi" w:hAnsiTheme="majorHAnsi"/>
@@ -3073,9 +2976,57 @@
           <w:szCs w:val="22"/>
           <w:lang w:eastAsia="pl-PL"/>
         </w:rPr>
+        <w:t xml:space="preserve">[] zestaw = </w:t>
+      </w:r>
+      <w:proofErr w:type="spellStart"/>
+      <w:r>
+        <w:rPr>
+          <w:rFonts w:asciiTheme="majorHAnsi" w:hAnsiTheme="majorHAnsi"/>
+          <w:b/>
+          <w:bCs/>
+          <w:color w:val="BF4E14" w:themeColor="accent2" w:themeShade="BF"/>
+          <w:szCs w:val="22"/>
+          <w:lang w:eastAsia="pl-PL"/>
+        </w:rPr>
+        <w:t>new</w:t>
+      </w:r>
+      <w:proofErr w:type="spellEnd"/>
+      <w:r>
+        <w:rPr>
+          <w:rFonts w:asciiTheme="majorHAnsi" w:hAnsiTheme="majorHAnsi"/>
+          <w:b/>
+          <w:bCs/>
+          <w:color w:val="BF4E14" w:themeColor="accent2" w:themeShade="BF"/>
+          <w:szCs w:val="22"/>
+          <w:lang w:eastAsia="pl-PL"/>
+        </w:rPr>
+        <w:t xml:space="preserve"> </w:t>
+      </w:r>
+      <w:proofErr w:type="spellStart"/>
+      <w:r>
+        <w:rPr>
+          <w:rFonts w:asciiTheme="majorHAnsi" w:hAnsiTheme="majorHAnsi"/>
+          <w:b/>
+          <w:bCs/>
+          <w:color w:val="BF4E14" w:themeColor="accent2" w:themeShade="BF"/>
+          <w:szCs w:val="22"/>
+          <w:lang w:eastAsia="pl-PL"/>
+        </w:rPr>
+        <w:t>int</w:t>
+      </w:r>
+      <w:proofErr w:type="spellEnd"/>
+      <w:r>
+        <w:rPr>
+          <w:rFonts w:asciiTheme="majorHAnsi" w:hAnsiTheme="majorHAnsi"/>
+          <w:b/>
+          <w:bCs/>
+          <w:color w:val="BF4E14" w:themeColor="accent2" w:themeShade="BF"/>
+          <w:szCs w:val="22"/>
+          <w:lang w:eastAsia="pl-PL"/>
+        </w:rPr>
         <w:t>[</w:t>
       </w:r>
-      <w:proofErr w:type="gramEnd"/>
+      <w:proofErr w:type="spellStart"/>
       <w:r>
         <w:rPr>
           <w:rFonts w:asciiTheme="majorHAnsi" w:hAnsiTheme="majorHAnsi"/>
@@ -3085,9 +3036,9 @@
           <w:szCs w:val="22"/>
           <w:lang w:eastAsia="pl-PL"/>
         </w:rPr>
-        <w:t xml:space="preserve">] zestaw = </w:t>
-      </w:r>
-      <w:proofErr w:type="spellStart"/>
+        <w:t>LiczbWZestawie</w:t>
+      </w:r>
+      <w:proofErr w:type="spellEnd"/>
       <w:r>
         <w:rPr>
           <w:rFonts w:asciiTheme="majorHAnsi" w:hAnsiTheme="majorHAnsi"/>
@@ -3097,103 +3048,33 @@
           <w:szCs w:val="22"/>
           <w:lang w:eastAsia="pl-PL"/>
         </w:rPr>
-        <w:t>new</w:t>
-      </w:r>
-      <w:proofErr w:type="spellEnd"/>
-      <w:r>
-        <w:rPr>
-          <w:rFonts w:asciiTheme="majorHAnsi" w:hAnsiTheme="majorHAnsi"/>
-          <w:b/>
-          <w:bCs/>
+        <w:t>]</w:t>
+      </w:r>
+      <w:r>
+        <w:rPr>
+          <w:rFonts w:asciiTheme="majorHAnsi" w:hAnsiTheme="majorHAnsi"/>
           <w:color w:val="BF4E14" w:themeColor="accent2" w:themeShade="BF"/>
           <w:szCs w:val="22"/>
           <w:lang w:eastAsia="pl-PL"/>
         </w:rPr>
         <w:t xml:space="preserve"> </w:t>
       </w:r>
-      <w:proofErr w:type="spellStart"/>
-      <w:proofErr w:type="gramStart"/>
-      <w:r>
-        <w:rPr>
-          <w:rFonts w:asciiTheme="majorHAnsi" w:hAnsiTheme="majorHAnsi"/>
-          <w:b/>
-          <w:bCs/>
+      <w:r>
+        <w:rPr>
+          <w:rFonts w:asciiTheme="majorHAnsi" w:hAnsiTheme="majorHAnsi"/>
           <w:color w:val="BF4E14" w:themeColor="accent2" w:themeShade="BF"/>
           <w:szCs w:val="22"/>
           <w:lang w:eastAsia="pl-PL"/>
         </w:rPr>
-        <w:t>int</w:t>
-      </w:r>
-      <w:proofErr w:type="spellEnd"/>
-      <w:r>
-        <w:rPr>
-          <w:rFonts w:asciiTheme="majorHAnsi" w:hAnsiTheme="majorHAnsi"/>
-          <w:b/>
-          <w:bCs/>
-          <w:color w:val="BF4E14" w:themeColor="accent2" w:themeShade="BF"/>
+        <w:t xml:space="preserve"> </w:t>
+      </w:r>
+      <w:r>
+        <w:rPr>
+          <w:rFonts w:asciiTheme="majorHAnsi" w:hAnsiTheme="majorHAnsi"/>
           <w:szCs w:val="22"/>
           <w:lang w:eastAsia="pl-PL"/>
         </w:rPr>
-        <w:t>[</w:t>
-      </w:r>
-      <w:proofErr w:type="spellStart"/>
-      <w:r>
-        <w:rPr>
-          <w:rFonts w:asciiTheme="majorHAnsi" w:hAnsiTheme="majorHAnsi"/>
-          <w:b/>
-          <w:bCs/>
-          <w:color w:val="BF4E14" w:themeColor="accent2" w:themeShade="BF"/>
-          <w:szCs w:val="22"/>
-          <w:lang w:eastAsia="pl-PL"/>
-        </w:rPr>
-        <w:t>LiczbWZestawie</w:t>
-      </w:r>
-      <w:proofErr w:type="spellEnd"/>
-      <w:r>
-        <w:rPr>
-          <w:rFonts w:asciiTheme="majorHAnsi" w:hAnsiTheme="majorHAnsi"/>
-          <w:b/>
-          <w:bCs/>
-          <w:color w:val="BF4E14" w:themeColor="accent2" w:themeShade="BF"/>
-          <w:szCs w:val="22"/>
-          <w:lang w:eastAsia="pl-PL"/>
-        </w:rPr>
-        <w:t>]</w:t>
-      </w:r>
-      <w:r>
-        <w:rPr>
-          <w:rFonts w:asciiTheme="majorHAnsi" w:hAnsiTheme="majorHAnsi"/>
-          <w:color w:val="BF4E14" w:themeColor="accent2" w:themeShade="BF"/>
-          <w:szCs w:val="22"/>
-          <w:lang w:eastAsia="pl-PL"/>
-        </w:rPr>
-        <w:t xml:space="preserve"> </w:t>
-      </w:r>
-      <w:r>
-        <w:rPr>
-          <w:rFonts w:asciiTheme="majorHAnsi" w:hAnsiTheme="majorHAnsi"/>
-          <w:color w:val="BF4E14" w:themeColor="accent2" w:themeShade="BF"/>
-          <w:szCs w:val="22"/>
-          <w:lang w:eastAsia="pl-PL"/>
-        </w:rPr>
-        <w:t xml:space="preserve"> </w:t>
-      </w:r>
-      <w:r>
-        <w:rPr>
-          <w:rFonts w:asciiTheme="majorHAnsi" w:hAnsiTheme="majorHAnsi"/>
-          <w:szCs w:val="22"/>
-          <w:lang w:eastAsia="pl-PL"/>
-        </w:rPr>
-        <w:t>-</w:t>
-      </w:r>
-      <w:proofErr w:type="gramEnd"/>
-      <w:r>
-        <w:rPr>
-          <w:rFonts w:asciiTheme="majorHAnsi" w:hAnsiTheme="majorHAnsi"/>
-          <w:szCs w:val="22"/>
-          <w:lang w:eastAsia="pl-PL"/>
-        </w:rPr>
-        <w:t xml:space="preserve"> t</w:t>
+        <w:t>- t</w:t>
       </w:r>
       <w:r>
         <w:rPr>
@@ -3266,7 +3147,6 @@
         <w:t xml:space="preserve"> </w:t>
       </w:r>
       <w:proofErr w:type="spellStart"/>
-      <w:proofErr w:type="gramStart"/>
       <w:r>
         <w:rPr>
           <w:rFonts w:asciiTheme="majorHAnsi" w:hAnsiTheme="majorHAnsi"/>
@@ -3288,19 +3168,7 @@
           <w:szCs w:val="22"/>
           <w:lang w:eastAsia="pl-PL"/>
         </w:rPr>
-        <w:t>(</w:t>
-      </w:r>
-      <w:proofErr w:type="gramEnd"/>
-      <w:r>
-        <w:rPr>
-          <w:rFonts w:asciiTheme="majorHAnsi" w:hAnsiTheme="majorHAnsi"/>
-          <w:b/>
-          <w:bCs/>
-          <w:color w:val="BF4E14" w:themeColor="accent2" w:themeShade="BF"/>
-          <w:szCs w:val="22"/>
-          <w:lang w:eastAsia="pl-PL"/>
-        </w:rPr>
-        <w:t>)</w:t>
+        <w:t>()</w:t>
       </w:r>
       <w:r>
         <w:rPr>
@@ -3483,7 +3351,6 @@
         </w:rPr>
       </w:pPr>
       <w:proofErr w:type="spellStart"/>
-      <w:proofErr w:type="gramStart"/>
       <w:r>
         <w:rPr>
           <w:rFonts w:asciiTheme="majorHAnsi" w:hAnsiTheme="majorHAnsi"/>
@@ -3496,7 +3363,6 @@
         <w:t>generator.Next</w:t>
       </w:r>
       <w:proofErr w:type="spellEnd"/>
-      <w:proofErr w:type="gramEnd"/>
       <w:r>
         <w:rPr>
           <w:rFonts w:asciiTheme="majorHAnsi" w:hAnsiTheme="majorHAnsi"/>
@@ -3622,7 +3488,6 @@
         </w:rPr>
       </w:pPr>
       <w:proofErr w:type="spellStart"/>
-      <w:proofErr w:type="gramStart"/>
       <w:r>
         <w:rPr>
           <w:rFonts w:asciiTheme="majorHAnsi" w:hAnsiTheme="majorHAnsi"/>
@@ -3635,7 +3500,6 @@
         <w:t>zestaw.Contains</w:t>
       </w:r>
       <w:proofErr w:type="spellEnd"/>
-      <w:proofErr w:type="gramEnd"/>
       <w:r>
         <w:rPr>
           <w:rFonts w:asciiTheme="majorHAnsi" w:hAnsiTheme="majorHAnsi"/>
@@ -3719,25 +3583,7 @@
           <w:szCs w:val="22"/>
           <w:lang w:eastAsia="pl-PL"/>
         </w:rPr>
-        <w:t xml:space="preserve">jeśli nie, liczba zostaje zapisana pod indeksem </w:t>
-      </w:r>
-      <w:proofErr w:type="gramStart"/>
-      <w:r>
-        <w:rPr>
-          <w:rFonts w:asciiTheme="majorHAnsi" w:hAnsiTheme="majorHAnsi"/>
-          <w:szCs w:val="22"/>
-          <w:lang w:eastAsia="pl-PL"/>
-        </w:rPr>
-        <w:t>i,</w:t>
-      </w:r>
-      <w:proofErr w:type="gramEnd"/>
-      <w:r>
-        <w:rPr>
-          <w:rFonts w:asciiTheme="majorHAnsi" w:hAnsiTheme="majorHAnsi"/>
-          <w:szCs w:val="22"/>
-          <w:lang w:eastAsia="pl-PL"/>
-        </w:rPr>
-        <w:t xml:space="preserve"> a następnie i++ przesuwa licznik.</w:t>
+        <w:t>jeśli nie, liczba zostaje zapisana pod indeksem i, a następnie i++ przesuwa licznik.</w:t>
       </w:r>
     </w:p>
     <w:p>
@@ -3814,7 +3660,6 @@
         <w:t xml:space="preserve">Funkcja </w:t>
       </w:r>
       <w:proofErr w:type="spellStart"/>
-      <w:proofErr w:type="gramStart"/>
       <w:r>
         <w:rPr>
           <w:rFonts w:asciiTheme="majorHAnsi" w:hAnsiTheme="majorHAnsi"/>
@@ -3832,17 +3677,7 @@
           <w:bCs/>
           <w:color w:val="BF4E14" w:themeColor="accent2" w:themeShade="BF"/>
         </w:rPr>
-        <w:t>(</w:t>
-      </w:r>
-      <w:proofErr w:type="gramEnd"/>
-      <w:r>
-        <w:rPr>
-          <w:rFonts w:asciiTheme="majorHAnsi" w:hAnsiTheme="majorHAnsi"/>
-          <w:b/>
-          <w:bCs/>
-          <w:color w:val="BF4E14" w:themeColor="accent2" w:themeShade="BF"/>
-        </w:rPr>
-        <w:t>)</w:t>
+        <w:t>()</w:t>
       </w:r>
       <w:r>
         <w:rPr>
@@ -3884,7 +3719,6 @@
         </w:rPr>
       </w:pPr>
       <w:proofErr w:type="spellStart"/>
-      <w:proofErr w:type="gramStart"/>
       <w:r>
         <w:rPr>
           <w:rFonts w:asciiTheme="majorHAnsi" w:hAnsiTheme="majorHAnsi"/>
@@ -3904,88 +3738,75 @@
           <w:color w:val="BF4E14" w:themeColor="accent2" w:themeShade="BF"/>
           <w:szCs w:val="22"/>
         </w:rPr>
+        <w:t xml:space="preserve">[] </w:t>
+      </w:r>
+      <w:proofErr w:type="spellStart"/>
+      <w:r>
+        <w:rPr>
+          <w:rFonts w:asciiTheme="majorHAnsi" w:hAnsiTheme="majorHAnsi"/>
+          <w:b/>
+          <w:bCs/>
+          <w:color w:val="BF4E14" w:themeColor="accent2" w:themeShade="BF"/>
+          <w:szCs w:val="22"/>
+        </w:rPr>
+        <w:t>wystapienia</w:t>
+      </w:r>
+      <w:proofErr w:type="spellEnd"/>
+      <w:r>
+        <w:rPr>
+          <w:rFonts w:asciiTheme="majorHAnsi" w:hAnsiTheme="majorHAnsi"/>
+          <w:b/>
+          <w:bCs/>
+          <w:color w:val="BF4E14" w:themeColor="accent2" w:themeShade="BF"/>
+          <w:szCs w:val="22"/>
+        </w:rPr>
+        <w:t xml:space="preserve"> = </w:t>
+      </w:r>
+      <w:proofErr w:type="spellStart"/>
+      <w:r>
+        <w:rPr>
+          <w:rFonts w:asciiTheme="majorHAnsi" w:hAnsiTheme="majorHAnsi"/>
+          <w:b/>
+          <w:bCs/>
+          <w:color w:val="BF4E14" w:themeColor="accent2" w:themeShade="BF"/>
+          <w:szCs w:val="22"/>
+        </w:rPr>
+        <w:t>new</w:t>
+      </w:r>
+      <w:proofErr w:type="spellEnd"/>
+      <w:r>
+        <w:rPr>
+          <w:rFonts w:asciiTheme="majorHAnsi" w:hAnsiTheme="majorHAnsi"/>
+          <w:b/>
+          <w:bCs/>
+          <w:color w:val="BF4E14" w:themeColor="accent2" w:themeShade="BF"/>
+          <w:szCs w:val="22"/>
+        </w:rPr>
+        <w:t xml:space="preserve"> </w:t>
+      </w:r>
+      <w:proofErr w:type="spellStart"/>
+      <w:r>
+        <w:rPr>
+          <w:rFonts w:asciiTheme="majorHAnsi" w:hAnsiTheme="majorHAnsi"/>
+          <w:b/>
+          <w:bCs/>
+          <w:color w:val="BF4E14" w:themeColor="accent2" w:themeShade="BF"/>
+          <w:szCs w:val="22"/>
+        </w:rPr>
+        <w:t>int</w:t>
+      </w:r>
+      <w:proofErr w:type="spellEnd"/>
+      <w:r>
+        <w:rPr>
+          <w:rFonts w:asciiTheme="majorHAnsi" w:hAnsiTheme="majorHAnsi"/>
+          <w:b/>
+          <w:bCs/>
+          <w:color w:val="BF4E14" w:themeColor="accent2" w:themeShade="BF"/>
+          <w:szCs w:val="22"/>
+        </w:rPr>
         <w:t>[</w:t>
       </w:r>
-      <w:proofErr w:type="gramEnd"/>
-      <w:r>
-        <w:rPr>
-          <w:rFonts w:asciiTheme="majorHAnsi" w:hAnsiTheme="majorHAnsi"/>
-          <w:b/>
-          <w:bCs/>
-          <w:color w:val="BF4E14" w:themeColor="accent2" w:themeShade="BF"/>
-          <w:szCs w:val="22"/>
-        </w:rPr>
-        <w:t xml:space="preserve">] </w:t>
-      </w:r>
       <w:proofErr w:type="spellStart"/>
-      <w:r>
-        <w:rPr>
-          <w:rFonts w:asciiTheme="majorHAnsi" w:hAnsiTheme="majorHAnsi"/>
-          <w:b/>
-          <w:bCs/>
-          <w:color w:val="BF4E14" w:themeColor="accent2" w:themeShade="BF"/>
-          <w:szCs w:val="22"/>
-        </w:rPr>
-        <w:t>wystapienia</w:t>
-      </w:r>
-      <w:proofErr w:type="spellEnd"/>
-      <w:r>
-        <w:rPr>
-          <w:rFonts w:asciiTheme="majorHAnsi" w:hAnsiTheme="majorHAnsi"/>
-          <w:b/>
-          <w:bCs/>
-          <w:color w:val="BF4E14" w:themeColor="accent2" w:themeShade="BF"/>
-          <w:szCs w:val="22"/>
-        </w:rPr>
-        <w:t xml:space="preserve"> = </w:t>
-      </w:r>
-      <w:proofErr w:type="spellStart"/>
-      <w:r>
-        <w:rPr>
-          <w:rFonts w:asciiTheme="majorHAnsi" w:hAnsiTheme="majorHAnsi"/>
-          <w:b/>
-          <w:bCs/>
-          <w:color w:val="BF4E14" w:themeColor="accent2" w:themeShade="BF"/>
-          <w:szCs w:val="22"/>
-        </w:rPr>
-        <w:t>new</w:t>
-      </w:r>
-      <w:proofErr w:type="spellEnd"/>
-      <w:r>
-        <w:rPr>
-          <w:rFonts w:asciiTheme="majorHAnsi" w:hAnsiTheme="majorHAnsi"/>
-          <w:b/>
-          <w:bCs/>
-          <w:color w:val="BF4E14" w:themeColor="accent2" w:themeShade="BF"/>
-          <w:szCs w:val="22"/>
-        </w:rPr>
-        <w:t xml:space="preserve"> </w:t>
-      </w:r>
-      <w:proofErr w:type="spellStart"/>
-      <w:proofErr w:type="gramStart"/>
-      <w:r>
-        <w:rPr>
-          <w:rFonts w:asciiTheme="majorHAnsi" w:hAnsiTheme="majorHAnsi"/>
-          <w:b/>
-          <w:bCs/>
-          <w:color w:val="BF4E14" w:themeColor="accent2" w:themeShade="BF"/>
-          <w:szCs w:val="22"/>
-        </w:rPr>
-        <w:t>int</w:t>
-      </w:r>
-      <w:proofErr w:type="spellEnd"/>
-      <w:r>
-        <w:rPr>
-          <w:rFonts w:asciiTheme="majorHAnsi" w:hAnsiTheme="majorHAnsi"/>
-          <w:b/>
-          <w:bCs/>
-          <w:color w:val="BF4E14" w:themeColor="accent2" w:themeShade="BF"/>
-          <w:szCs w:val="22"/>
-        </w:rPr>
-        <w:t>[</w:t>
-      </w:r>
-      <w:proofErr w:type="spellStart"/>
-      <w:proofErr w:type="gramEnd"/>
       <w:r>
         <w:rPr>
           <w:rFonts w:asciiTheme="majorHAnsi" w:hAnsiTheme="majorHAnsi"/>
@@ -4140,7 +3961,6 @@
         </w:rPr>
       </w:pPr>
       <w:proofErr w:type="spellStart"/>
-      <w:proofErr w:type="gramStart"/>
       <w:r>
         <w:rPr>
           <w:rFonts w:asciiTheme="majorHAnsi" w:hAnsiTheme="majorHAnsi"/>
@@ -4160,40 +3980,7 @@
           <w:color w:val="BF4E14" w:themeColor="accent2" w:themeShade="BF"/>
           <w:szCs w:val="22"/>
         </w:rPr>
-        <w:t>[losowania[i,</w:t>
-      </w:r>
-      <w:proofErr w:type="gramEnd"/>
-      <w:r>
-        <w:rPr>
-          <w:rFonts w:asciiTheme="majorHAnsi" w:hAnsiTheme="majorHAnsi"/>
-          <w:b/>
-          <w:bCs/>
-          <w:color w:val="BF4E14" w:themeColor="accent2" w:themeShade="BF"/>
-          <w:szCs w:val="22"/>
-        </w:rPr>
-        <w:t xml:space="preserve"> j] - </w:t>
-      </w:r>
-      <w:proofErr w:type="gramStart"/>
-      <w:r>
-        <w:rPr>
-          <w:rFonts w:asciiTheme="majorHAnsi" w:hAnsiTheme="majorHAnsi"/>
-          <w:b/>
-          <w:bCs/>
-          <w:color w:val="BF4E14" w:themeColor="accent2" w:themeShade="BF"/>
-          <w:szCs w:val="22"/>
-        </w:rPr>
-        <w:t>1]+</w:t>
-      </w:r>
-      <w:proofErr w:type="gramEnd"/>
-      <w:r>
-        <w:rPr>
-          <w:rFonts w:asciiTheme="majorHAnsi" w:hAnsiTheme="majorHAnsi"/>
-          <w:b/>
-          <w:bCs/>
-          <w:color w:val="BF4E14" w:themeColor="accent2" w:themeShade="BF"/>
-          <w:szCs w:val="22"/>
-        </w:rPr>
-        <w:t xml:space="preserve">+ </w:t>
+        <w:t xml:space="preserve">[losowania[i, j] - 1]++ </w:t>
       </w:r>
       <w:r>
         <w:rPr>
@@ -4252,29 +4039,7 @@
           <w:color w:val="BF4E14" w:themeColor="accent2" w:themeShade="BF"/>
           <w:szCs w:val="22"/>
         </w:rPr>
-        <w:t>(</w:t>
-      </w:r>
-      <w:proofErr w:type="gramStart"/>
-      <w:r>
-        <w:rPr>
-          <w:rFonts w:asciiTheme="majorHAnsi" w:hAnsiTheme="majorHAnsi"/>
-          <w:b/>
-          <w:bCs/>
-          <w:color w:val="BF4E14" w:themeColor="accent2" w:themeShade="BF"/>
-          <w:szCs w:val="22"/>
-        </w:rPr>
-        <w:t>losowania[i,</w:t>
-      </w:r>
-      <w:proofErr w:type="gramEnd"/>
-      <w:r>
-        <w:rPr>
-          <w:rFonts w:asciiTheme="majorHAnsi" w:hAnsiTheme="majorHAnsi"/>
-          <w:b/>
-          <w:bCs/>
-          <w:color w:val="BF4E14" w:themeColor="accent2" w:themeShade="BF"/>
-          <w:szCs w:val="22"/>
-        </w:rPr>
-        <w:t xml:space="preserve"> j] + " ")</w:t>
+        <w:t>(losowania[i, j] + " ")</w:t>
       </w:r>
       <w:r>
         <w:rPr>
@@ -4962,17 +4727,12 @@
               <w:t xml:space="preserve">Wywołuje </w:t>
             </w:r>
             <w:proofErr w:type="spellStart"/>
-            <w:proofErr w:type="gramStart"/>
             <w:r>
               <w:t>LosujZestaw</w:t>
             </w:r>
             <w:proofErr w:type="spellEnd"/>
             <w:r>
-              <w:t>(</w:t>
-            </w:r>
-            <w:proofErr w:type="gramEnd"/>
-            <w:r>
-              <w:t xml:space="preserve">) i sprawdza </w:t>
+              <w:t xml:space="preserve">() i sprawdza </w:t>
             </w:r>
             <w:proofErr w:type="spellStart"/>
             <w:r>
@@ -4983,12 +4743,10 @@
               <w:t xml:space="preserve">(6, </w:t>
             </w:r>
             <w:proofErr w:type="spellStart"/>
-            <w:proofErr w:type="gramStart"/>
             <w:r>
               <w:t>zestaw.Length</w:t>
             </w:r>
             <w:proofErr w:type="spellEnd"/>
-            <w:proofErr w:type="gramEnd"/>
             <w:r>
               <w:t>).</w:t>
             </w:r>
@@ -5078,17 +4836,12 @@
               <w:t xml:space="preserve">Losuje 1000 zestawów. </w:t>
             </w:r>
             <w:proofErr w:type="spellStart"/>
-            <w:proofErr w:type="gramStart"/>
             <w:r>
               <w:t>Distinct</w:t>
             </w:r>
             <w:proofErr w:type="spellEnd"/>
             <w:r>
-              <w:t>(</w:t>
-            </w:r>
-            <w:proofErr w:type="gramEnd"/>
-            <w:r>
-              <w:t>) usuwa powtórzenia, więc liczba elementów po jego zastosowaniu musi być równa długości zestawu.</w:t>
+              <w:t>() usuwa powtórzenia, więc liczba elementów po jego zastosowaniu musi być równa długości zestawu.</w:t>
             </w:r>
           </w:p>
         </w:tc>
@@ -5272,17 +5025,12 @@
               <w:t xml:space="preserve">Dane zawierają liczbę 50, spoza zakresu. Metoda próbuje zwiększyć </w:t>
             </w:r>
             <w:proofErr w:type="spellStart"/>
-            <w:proofErr w:type="gramStart"/>
             <w:r>
               <w:t>wystapienia</w:t>
             </w:r>
             <w:proofErr w:type="spellEnd"/>
             <w:r>
-              <w:t>[</w:t>
-            </w:r>
-            <w:proofErr w:type="gramEnd"/>
-            <w:r>
-              <w:t xml:space="preserve">49], ale tablica ma indeksy 0–48. </w:t>
+              <w:t xml:space="preserve">[49], ale tablica ma indeksy 0–48. </w:t>
             </w:r>
             <w:proofErr w:type="spellStart"/>
             <w:r>
@@ -5876,30 +5624,20 @@
               <w:t xml:space="preserve">Wywołuje </w:t>
             </w:r>
             <w:proofErr w:type="spellStart"/>
-            <w:proofErr w:type="gramStart"/>
             <w:r>
               <w:t>LosujZestaw</w:t>
             </w:r>
             <w:proofErr w:type="spellEnd"/>
             <w:r>
-              <w:t>(</w:t>
-            </w:r>
-            <w:proofErr w:type="gramEnd"/>
-            <w:r>
-              <w:t xml:space="preserve">) wielokrotnie, przekazuje uzyskane dane do </w:t>
+              <w:t xml:space="preserve">() wielokrotnie, przekazuje uzyskane dane do </w:t>
             </w:r>
             <w:proofErr w:type="spellStart"/>
-            <w:proofErr w:type="gramStart"/>
             <w:r>
               <w:t>WyswietlLosowania</w:t>
             </w:r>
             <w:proofErr w:type="spellEnd"/>
             <w:r>
-              <w:t>(</w:t>
-            </w:r>
-            <w:proofErr w:type="gramEnd"/>
-            <w:r>
-              <w:t xml:space="preserve">) i przechwytuje wyjście konsoli za pomocą </w:t>
+              <w:t xml:space="preserve">() i przechwytuje wyjście konsoli za pomocą </w:t>
             </w:r>
             <w:proofErr w:type="spellStart"/>
             <w:r>
@@ -6092,15 +5830,7 @@
               <w:cnfStyle w:val="000000100000" w:firstRow="0" w:lastRow="0" w:firstColumn="0" w:lastColumn="0" w:oddVBand="0" w:evenVBand="0" w:oddHBand="1" w:evenHBand="0" w:firstRowFirstColumn="0" w:firstRowLastColumn="0" w:lastRowFirstColumn="0" w:lastRowLastColumn="0"/>
             </w:pPr>
             <w:r>
-              <w:t xml:space="preserve">Generuje znaną liczbę zestawów (np. 5) i weryfikuje w wypisanym strumieniu </w:t>
-            </w:r>
-            <w:proofErr w:type="gramStart"/>
-            <w:r>
-              <w:t>wyjściowym,</w:t>
-            </w:r>
-            <w:proofErr w:type="gramEnd"/>
-            <w:r>
-              <w:t xml:space="preserve"> czy łączna suma wystąpień wszystkich liczb wynosi dokładnie </w:t>
+              <w:t xml:space="preserve">Generuje znaną liczbę zestawów (np. 5) i weryfikuje w wypisanym strumieniu wyjściowym, czy łączna suma wystąpień wszystkich liczb wynosi dokładnie </w:t>
             </w:r>
             <m:oMath>
               <m:r>
@@ -6815,23 +6545,7 @@
               <w:cnfStyle w:val="000000000000" w:firstRow="0" w:lastRow="0" w:firstColumn="0" w:lastColumn="0" w:oddVBand="0" w:evenVBand="0" w:oddHBand="0" w:evenHBand="0" w:firstRowFirstColumn="0" w:firstRowLastColumn="0" w:lastRowFirstColumn="0" w:lastRowLastColumn="0"/>
             </w:pPr>
             <w:r>
-              <w:t xml:space="preserve">Wyjście systemu zawiera dokładnie 3 linie z nagłówkami Losowanie </w:t>
-            </w:r>
-            <w:proofErr w:type="gramStart"/>
-            <w:r>
-              <w:t>1:,</w:t>
-            </w:r>
-            <w:proofErr w:type="gramEnd"/>
-            <w:r>
-              <w:t xml:space="preserve"> Losowanie </w:t>
-            </w:r>
-            <w:proofErr w:type="gramStart"/>
-            <w:r>
-              <w:t>2:,</w:t>
-            </w:r>
-            <w:proofErr w:type="gramEnd"/>
-            <w:r>
-              <w:t xml:space="preserve"> Losowanie 3: oraz pełną listę 49 statystyk. Test zdany.</w:t>
+              <w:t>Wyjście systemu zawiera dokładnie 3 linie z nagłówkami Losowanie 1:, Losowanie 2:, Losowanie 3: oraz pełną listę 49 statystyk. Test zdany.</w:t>
             </w:r>
           </w:p>
         </w:tc>
@@ -7378,16 +7092,17 @@
     <w:tbl>
       <w:tblPr>
         <w:tblStyle w:val="Zwykatabela1"/>
-        <w:tblW w:w="9924" w:type="dxa"/>
+        <w:tblW w:w="10206" w:type="dxa"/>
+        <w:tblInd w:w="-572" w:type="dxa"/>
         <w:tblLayout w:type="fixed"/>
         <w:tblLook w:val="04A0" w:firstRow="1" w:lastRow="0" w:firstColumn="1" w:lastColumn="0" w:noHBand="0" w:noVBand="1"/>
       </w:tblPr>
       <w:tblGrid>
-        <w:gridCol w:w="284"/>
-        <w:gridCol w:w="1276"/>
-        <w:gridCol w:w="2552"/>
-        <w:gridCol w:w="2268"/>
-        <w:gridCol w:w="3544"/>
+        <w:gridCol w:w="283"/>
+        <w:gridCol w:w="1277"/>
+        <w:gridCol w:w="2409"/>
+        <w:gridCol w:w="3119"/>
+        <w:gridCol w:w="3118"/>
       </w:tblGrid>
       <w:tr>
         <w:trPr>
@@ -7397,7 +7112,7 @@
         <w:tc>
           <w:tcPr>
             <w:cnfStyle w:val="001000000000" w:firstRow="0" w:lastRow="0" w:firstColumn="1" w:lastColumn="0" w:oddVBand="0" w:evenVBand="0" w:oddHBand="0" w:evenHBand="0" w:firstRowFirstColumn="0" w:firstRowLastColumn="0" w:lastRowFirstColumn="0" w:lastRowLastColumn="0"/>
-            <w:tcW w:w="284" w:type="dxa"/>
+            <w:tcW w:w="283" w:type="dxa"/>
             <w:hideMark/>
           </w:tcPr>
           <w:p>
@@ -7411,7 +7126,7 @@
         </w:tc>
         <w:tc>
           <w:tcPr>
-            <w:tcW w:w="1276" w:type="dxa"/>
+            <w:tcW w:w="1277" w:type="dxa"/>
             <w:hideMark/>
           </w:tcPr>
           <w:p>
@@ -7426,7 +7141,7 @@
         </w:tc>
         <w:tc>
           <w:tcPr>
-            <w:tcW w:w="2552" w:type="dxa"/>
+            <w:tcW w:w="2409" w:type="dxa"/>
             <w:hideMark/>
           </w:tcPr>
           <w:p>
@@ -7441,7 +7156,7 @@
         </w:tc>
         <w:tc>
           <w:tcPr>
-            <w:tcW w:w="2268" w:type="dxa"/>
+            <w:tcW w:w="3119" w:type="dxa"/>
             <w:hideMark/>
           </w:tcPr>
           <w:p>
@@ -7456,7 +7171,7 @@
         </w:tc>
         <w:tc>
           <w:tcPr>
-            <w:tcW w:w="3544" w:type="dxa"/>
+            <w:tcW w:w="3118" w:type="dxa"/>
             <w:hideMark/>
           </w:tcPr>
           <w:p>
@@ -7477,7 +7192,7 @@
         <w:tc>
           <w:tcPr>
             <w:cnfStyle w:val="001000000000" w:firstRow="0" w:lastRow="0" w:firstColumn="1" w:lastColumn="0" w:oddVBand="0" w:evenVBand="0" w:oddHBand="0" w:evenHBand="0" w:firstRowFirstColumn="0" w:firstRowLastColumn="0" w:lastRowFirstColumn="0" w:lastRowLastColumn="0"/>
-            <w:tcW w:w="284" w:type="dxa"/>
+            <w:tcW w:w="283" w:type="dxa"/>
             <w:hideMark/>
           </w:tcPr>
           <w:p>
@@ -7491,7 +7206,7 @@
         </w:tc>
         <w:tc>
           <w:tcPr>
-            <w:tcW w:w="1276" w:type="dxa"/>
+            <w:tcW w:w="1277" w:type="dxa"/>
             <w:hideMark/>
           </w:tcPr>
           <w:p>
@@ -7506,7 +7221,7 @@
         </w:tc>
         <w:tc>
           <w:tcPr>
-            <w:tcW w:w="2552" w:type="dxa"/>
+            <w:tcW w:w="2409" w:type="dxa"/>
             <w:hideMark/>
           </w:tcPr>
           <w:p>
@@ -7521,7 +7236,7 @@
         </w:tc>
         <w:tc>
           <w:tcPr>
-            <w:tcW w:w="2268" w:type="dxa"/>
+            <w:tcW w:w="3119" w:type="dxa"/>
             <w:hideMark/>
           </w:tcPr>
           <w:p>
@@ -7536,7 +7251,7 @@
         </w:tc>
         <w:tc>
           <w:tcPr>
-            <w:tcW w:w="3544" w:type="dxa"/>
+            <w:tcW w:w="3118" w:type="dxa"/>
             <w:hideMark/>
           </w:tcPr>
           <w:p>
@@ -7553,44 +7268,23 @@
             <w:r>
               <w:t>1</w:t>
             </w:r>
-            <w:proofErr w:type="gramStart"/>
             <w:r>
               <w:t xml:space="preserve">: </w:t>
             </w:r>
             <w:r>
-              <w:t>,</w:t>
-            </w:r>
-            <w:proofErr w:type="gramEnd"/>
-            <w:r>
-              <w:t xml:space="preserve"> Losowanie 2</w:t>
-            </w:r>
-            <w:proofErr w:type="gramStart"/>
-            <w:r>
-              <w:t>:</w:t>
+              <w:t>, Losowanie 2:</w:t>
             </w:r>
             <w:r>
               <w:t xml:space="preserve"> </w:t>
             </w:r>
             <w:r>
-              <w:t>,</w:t>
-            </w:r>
-            <w:proofErr w:type="gramEnd"/>
-            <w:r>
-              <w:t xml:space="preserve"> Losowanie 3</w:t>
-            </w:r>
-            <w:proofErr w:type="gramStart"/>
-            <w:r>
-              <w:t>:</w:t>
+              <w:t>, Losowanie 3:</w:t>
             </w:r>
             <w:r>
               <w:t xml:space="preserve"> </w:t>
             </w:r>
             <w:r>
-              <w:t>.</w:t>
-            </w:r>
-            <w:proofErr w:type="gramEnd"/>
-            <w:r>
-              <w:t xml:space="preserve"> Test zdany.</w:t>
+              <w:t>. Test zdany.</w:t>
             </w:r>
           </w:p>
         </w:tc>
@@ -7599,7 +7293,7 @@
         <w:tc>
           <w:tcPr>
             <w:cnfStyle w:val="001000000000" w:firstRow="0" w:lastRow="0" w:firstColumn="1" w:lastColumn="0" w:oddVBand="0" w:evenVBand="0" w:oddHBand="0" w:evenHBand="0" w:firstRowFirstColumn="0" w:firstRowLastColumn="0" w:lastRowFirstColumn="0" w:lastRowLastColumn="0"/>
-            <w:tcW w:w="284" w:type="dxa"/>
+            <w:tcW w:w="283" w:type="dxa"/>
             <w:hideMark/>
           </w:tcPr>
           <w:p>
@@ -7613,7 +7307,7 @@
         </w:tc>
         <w:tc>
           <w:tcPr>
-            <w:tcW w:w="1276" w:type="dxa"/>
+            <w:tcW w:w="1277" w:type="dxa"/>
             <w:hideMark/>
           </w:tcPr>
           <w:p>
@@ -7628,7 +7322,7 @@
         </w:tc>
         <w:tc>
           <w:tcPr>
-            <w:tcW w:w="2552" w:type="dxa"/>
+            <w:tcW w:w="2409" w:type="dxa"/>
             <w:hideMark/>
           </w:tcPr>
           <w:p>
@@ -7645,7 +7339,7 @@
         </w:tc>
         <w:tc>
           <w:tcPr>
-            <w:tcW w:w="2268" w:type="dxa"/>
+            <w:tcW w:w="3119" w:type="dxa"/>
             <w:hideMark/>
           </w:tcPr>
           <w:p>
@@ -7660,7 +7354,7 @@
         </w:tc>
         <w:tc>
           <w:tcPr>
-            <w:tcW w:w="3544" w:type="dxa"/>
+            <w:tcW w:w="3118" w:type="dxa"/>
             <w:hideMark/>
           </w:tcPr>
           <w:p>
@@ -7681,7 +7375,7 @@
         <w:tc>
           <w:tcPr>
             <w:cnfStyle w:val="001000000000" w:firstRow="0" w:lastRow="0" w:firstColumn="1" w:lastColumn="0" w:oddVBand="0" w:evenVBand="0" w:oddHBand="0" w:evenHBand="0" w:firstRowFirstColumn="0" w:firstRowLastColumn="0" w:lastRowFirstColumn="0" w:lastRowLastColumn="0"/>
-            <w:tcW w:w="284" w:type="dxa"/>
+            <w:tcW w:w="283" w:type="dxa"/>
           </w:tcPr>
           <w:p>
             <w:pPr>
@@ -7701,7 +7395,7 @@
         </w:tc>
         <w:tc>
           <w:tcPr>
-            <w:tcW w:w="1276" w:type="dxa"/>
+            <w:tcW w:w="1277" w:type="dxa"/>
           </w:tcPr>
           <w:p>
             <w:pPr>
@@ -7714,7 +7408,7 @@
         </w:tc>
         <w:tc>
           <w:tcPr>
-            <w:tcW w:w="2552" w:type="dxa"/>
+            <w:tcW w:w="2409" w:type="dxa"/>
           </w:tcPr>
           <w:p>
             <w:pPr>
@@ -7727,7 +7421,7 @@
         </w:tc>
         <w:tc>
           <w:tcPr>
-            <w:tcW w:w="2268" w:type="dxa"/>
+            <w:tcW w:w="3119" w:type="dxa"/>
           </w:tcPr>
           <w:p>
             <w:pPr>
@@ -7740,22 +7434,14 @@
         </w:tc>
         <w:tc>
           <w:tcPr>
-            <w:tcW w:w="3544" w:type="dxa"/>
+            <w:tcW w:w="3118" w:type="dxa"/>
           </w:tcPr>
           <w:p>
             <w:pPr>
               <w:cnfStyle w:val="000000100000" w:firstRow="0" w:lastRow="0" w:firstColumn="0" w:lastColumn="0" w:oddVBand="0" w:evenVBand="0" w:oddHBand="1" w:evenHBand="0" w:firstRowFirstColumn="0" w:firstRowLastColumn="0" w:lastRowFirstColumn="0" w:lastRowLastColumn="0"/>
             </w:pPr>
             <w:r>
-              <w:t xml:space="preserve">Wynik zawiera kompletne statystyki od Wystąpienia liczby 1: do Wystąpienia liczby </w:t>
-            </w:r>
-            <w:proofErr w:type="gramStart"/>
-            <w:r>
-              <w:t>49:.</w:t>
-            </w:r>
-            <w:proofErr w:type="gramEnd"/>
-            <w:r>
-              <w:t xml:space="preserve"> Test zdany.</w:t>
+              <w:t>Wynik zawiera kompletne statystyki od Wystąpienia liczby 1: do Wystąpienia liczby 49:. Test zdany.</w:t>
             </w:r>
           </w:p>
         </w:tc>
@@ -7764,7 +7450,7 @@
         <w:tc>
           <w:tcPr>
             <w:cnfStyle w:val="001000000000" w:firstRow="0" w:lastRow="0" w:firstColumn="1" w:lastColumn="0" w:oddVBand="0" w:evenVBand="0" w:oddHBand="0" w:evenHBand="0" w:firstRowFirstColumn="0" w:firstRowLastColumn="0" w:lastRowFirstColumn="0" w:lastRowLastColumn="0"/>
-            <w:tcW w:w="284" w:type="dxa"/>
+            <w:tcW w:w="283" w:type="dxa"/>
           </w:tcPr>
           <w:p>
             <w:pPr>
@@ -7784,52 +7470,180 @@
         </w:tc>
         <w:tc>
           <w:tcPr>
-            <w:tcW w:w="1276" w:type="dxa"/>
+            <w:tcW w:w="1277" w:type="dxa"/>
           </w:tcPr>
           <w:p>
             <w:pPr>
               <w:cnfStyle w:val="000000000000" w:firstRow="0" w:lastRow="0" w:firstColumn="0" w:lastColumn="0" w:oddVBand="0" w:evenVBand="0" w:oddHBand="0" w:evenHBand="0" w:firstRowFirstColumn="0" w:firstRowLastColumn="0" w:lastRowFirstColumn="0" w:lastRowLastColumn="0"/>
             </w:pPr>
+            <w:r>
+              <w:t>niepoprawny</w:t>
+            </w:r>
           </w:p>
         </w:tc>
         <w:tc>
           <w:tcPr>
-            <w:tcW w:w="2552" w:type="dxa"/>
+            <w:tcW w:w="2409" w:type="dxa"/>
           </w:tcPr>
           <w:p>
             <w:pPr>
               <w:cnfStyle w:val="000000000000" w:firstRow="0" w:lastRow="0" w:firstColumn="0" w:lastColumn="0" w:oddVBand="0" w:evenVBand="0" w:oddHBand="0" w:evenHBand="0" w:firstRowFirstColumn="0" w:firstRowLastColumn="0" w:lastRowFirstColumn="0" w:lastRowLastColumn="0"/>
             </w:pPr>
+            <w:r>
+              <w:t>Akceptacyjny_UzytkownikWpisujeBledneDane_OtrzymujeCzytelnyKomunikat</w:t>
+            </w:r>
           </w:p>
         </w:tc>
         <w:tc>
           <w:tcPr>
-            <w:tcW w:w="2268" w:type="dxa"/>
+            <w:tcW w:w="3119" w:type="dxa"/>
           </w:tcPr>
           <w:p>
             <w:pPr>
               <w:cnfStyle w:val="000000000000" w:firstRow="0" w:lastRow="0" w:firstColumn="0" w:lastColumn="0" w:oddVBand="0" w:evenVBand="0" w:oddHBand="0" w:evenHBand="0" w:firstRowFirstColumn="0" w:firstRowLastColumn="0" w:lastRowFirstColumn="0" w:lastRowLastColumn="0"/>
             </w:pPr>
+            <w:r>
+              <w:t>Symuluje sytuację, w której użytkownik wpisuje niepoprawne dane (np. tekst "zero" lub liczbę 0).</w:t>
+            </w:r>
           </w:p>
         </w:tc>
         <w:tc>
           <w:tcPr>
-            <w:tcW w:w="3544" w:type="dxa"/>
+            <w:tcW w:w="3118" w:type="dxa"/>
           </w:tcPr>
           <w:p>
             <w:pPr>
               <w:cnfStyle w:val="000000000000" w:firstRow="0" w:lastRow="0" w:firstColumn="0" w:lastColumn="0" w:oddVBand="0" w:evenVBand="0" w:oddHBand="0" w:evenHBand="0" w:firstRowFirstColumn="0" w:firstRowLastColumn="0" w:lastRowFirstColumn="0" w:lastRowLastColumn="0"/>
             </w:pPr>
+            <w:r>
+              <w:t>Aplikacja wyświetla zrozumiały komunikat o błędzie i nie generuje błędnych losowań. Test zdany.</w:t>
+            </w:r>
           </w:p>
         </w:tc>
       </w:tr>
     </w:tbl>
     <w:p/>
     <w:p/>
-    <w:p/>
-    <w:p/>
-    <w:p/>
-    <w:p/>
+    <w:p>
+      <w:pPr>
+        <w:jc w:val="center"/>
+      </w:pPr>
+      <w:r>
+        <w:lastRenderedPageBreak/>
+        <w:drawing>
+          <wp:inline distT="0" distB="0" distL="0" distR="0" wp14:anchorId="0F67D1E6" wp14:editId="1ADD720C">
+            <wp:extent cx="4400550" cy="2302510"/>
+            <wp:effectExtent l="0" t="0" r="0" b="2540"/>
+            <wp:docPr id="673305311" name="Obraz 1"/>
+            <wp:cNvGraphicFramePr>
+              <a:graphicFrameLocks xmlns:a="http://schemas.openxmlformats.org/drawingml/2006/main" noChangeAspect="1"/>
+            </wp:cNvGraphicFramePr>
+            <a:graphic xmlns:a="http://schemas.openxmlformats.org/drawingml/2006/main">
+              <a:graphicData uri="http://schemas.openxmlformats.org/drawingml/2006/picture">
+                <pic:pic xmlns:pic="http://schemas.openxmlformats.org/drawingml/2006/picture">
+                  <pic:nvPicPr>
+                    <pic:cNvPr id="673305311" name=""/>
+                    <pic:cNvPicPr/>
+                  </pic:nvPicPr>
+                  <pic:blipFill>
+                    <a:blip r:embed="rId21"/>
+                    <a:stretch>
+                      <a:fillRect/>
+                    </a:stretch>
+                  </pic:blipFill>
+                  <pic:spPr>
+                    <a:xfrm>
+                      <a:off x="0" y="0"/>
+                      <a:ext cx="4414450" cy="2309783"/>
+                    </a:xfrm>
+                    <a:prstGeom prst="rect">
+                      <a:avLst/>
+                    </a:prstGeom>
+                  </pic:spPr>
+                </pic:pic>
+              </a:graphicData>
+            </a:graphic>
+          </wp:inline>
+        </w:drawing>
+      </w:r>
+      <w:r>
+        <w:drawing>
+          <wp:inline distT="0" distB="0" distL="0" distR="0" wp14:anchorId="72F20CB4" wp14:editId="23BE8D93">
+            <wp:extent cx="5114925" cy="6476079"/>
+            <wp:effectExtent l="0" t="0" r="0" b="1270"/>
+            <wp:docPr id="2114917434" name="Obraz 1"/>
+            <wp:cNvGraphicFramePr>
+              <a:graphicFrameLocks xmlns:a="http://schemas.openxmlformats.org/drawingml/2006/main" noChangeAspect="1"/>
+            </wp:cNvGraphicFramePr>
+            <a:graphic xmlns:a="http://schemas.openxmlformats.org/drawingml/2006/main">
+              <a:graphicData uri="http://schemas.openxmlformats.org/drawingml/2006/picture">
+                <pic:pic xmlns:pic="http://schemas.openxmlformats.org/drawingml/2006/picture">
+                  <pic:nvPicPr>
+                    <pic:cNvPr id="2114917434" name=""/>
+                    <pic:cNvPicPr/>
+                  </pic:nvPicPr>
+                  <pic:blipFill>
+                    <a:blip r:embed="rId22"/>
+                    <a:stretch>
+                      <a:fillRect/>
+                    </a:stretch>
+                  </pic:blipFill>
+                  <pic:spPr>
+                    <a:xfrm>
+                      <a:off x="0" y="0"/>
+                      <a:ext cx="5190342" cy="6571566"/>
+                    </a:xfrm>
+                    <a:prstGeom prst="rect">
+                      <a:avLst/>
+                    </a:prstGeom>
+                  </pic:spPr>
+                </pic:pic>
+              </a:graphicData>
+            </a:graphic>
+          </wp:inline>
+        </w:drawing>
+      </w:r>
+    </w:p>
+    <w:p>
+      <w:r>
+        <w:lastRenderedPageBreak/>
+        <w:drawing>
+          <wp:inline distT="0" distB="0" distL="0" distR="0" wp14:anchorId="405D3F12" wp14:editId="742F1AC3">
+            <wp:extent cx="5760720" cy="4472940"/>
+            <wp:effectExtent l="0" t="0" r="0" b="3810"/>
+            <wp:docPr id="2145640888" name="Obraz 1"/>
+            <wp:cNvGraphicFramePr>
+              <a:graphicFrameLocks xmlns:a="http://schemas.openxmlformats.org/drawingml/2006/main" noChangeAspect="1"/>
+            </wp:cNvGraphicFramePr>
+            <a:graphic xmlns:a="http://schemas.openxmlformats.org/drawingml/2006/main">
+              <a:graphicData uri="http://schemas.openxmlformats.org/drawingml/2006/picture">
+                <pic:pic xmlns:pic="http://schemas.openxmlformats.org/drawingml/2006/picture">
+                  <pic:nvPicPr>
+                    <pic:cNvPr id="2145640888" name=""/>
+                    <pic:cNvPicPr/>
+                  </pic:nvPicPr>
+                  <pic:blipFill>
+                    <a:blip r:embed="rId23"/>
+                    <a:stretch>
+                      <a:fillRect/>
+                    </a:stretch>
+                  </pic:blipFill>
+                  <pic:spPr>
+                    <a:xfrm>
+                      <a:off x="0" y="0"/>
+                      <a:ext cx="5760720" cy="4472940"/>
+                    </a:xfrm>
+                    <a:prstGeom prst="rect">
+                      <a:avLst/>
+                    </a:prstGeom>
+                  </pic:spPr>
+                </pic:pic>
+              </a:graphicData>
+            </a:graphic>
+          </wp:inline>
+        </w:drawing>
+      </w:r>
+    </w:p>
     <w:p/>
     <w:p>
       <w:pPr>
@@ -7853,7 +7667,7 @@
     </w:p>
     <w:p/>
     <w:sectPr>
-      <w:footerReference w:type="default" r:id="rId21"/>
+      <w:footerReference w:type="default" r:id="rId24"/>
       <w:pgSz w:w="11906" w:h="16838"/>
       <w:pgMar w:top="1417" w:right="1417" w:bottom="1417" w:left="1417" w:header="708" w:footer="708" w:gutter="0"/>
       <w:cols w:space="708"/>

--- a/Testowanie aplikacji - Marcin_Migacz_5P2.docx
+++ b/Testowanie aplikacji - Marcin_Migacz_5P2.docx
@@ -283,8 +283,20 @@
           <w:sz w:val="28"/>
           <w:szCs w:val="28"/>
         </w:rPr>
-        <w:t>NOWY SĄCZ 2026r.</w:t>
-      </w:r>
+        <w:t xml:space="preserve">NOWY SĄCZ </w:t>
+      </w:r>
+      <w:proofErr w:type="gramStart"/>
+      <w:r>
+        <w:rPr>
+          <w:rFonts w:asciiTheme="majorHAnsi" w:hAnsiTheme="majorHAnsi"/>
+          <w:b/>
+          <w:bCs/>
+          <w:sz w:val="28"/>
+          <w:szCs w:val="28"/>
+        </w:rPr>
+        <w:t>2026r.</w:t>
+      </w:r>
+      <w:proofErr w:type="gramEnd"/>
     </w:p>
     <w:p>
       <w:pPr>
@@ -371,6 +383,7 @@
             <w:tabs>
               <w:tab w:val="right" w:leader="dot" w:pos="9062"/>
             </w:tabs>
+            <w:ind w:left="0"/>
             <w:rPr>
               <w:rFonts w:eastAsiaTheme="minorEastAsia"/>
               <w:noProof/>
@@ -387,7 +400,7 @@
           <w:r>
             <w:fldChar w:fldCharType="separate"/>
           </w:r>
-          <w:hyperlink w:anchor="_Toc243734898" w:history="1">
+          <w:hyperlink w:anchor="_Toc243736759" w:history="1">
             <w:r>
               <w:rPr>
                 <w:rStyle w:val="Hipercze"/>
@@ -415,7 +428,7 @@
                 <w:noProof/>
                 <w:webHidden/>
               </w:rPr>
-              <w:instrText xml:space="preserve"> PAGEREF _Toc243734898 \h </w:instrText>
+              <w:instrText xml:space="preserve"> PAGEREF _Toc243736759 \h </w:instrText>
             </w:r>
             <w:r>
               <w:rPr>
@@ -456,31 +469,14 @@
               <w:lang w:eastAsia="pl-PL"/>
             </w:rPr>
           </w:pPr>
-          <w:hyperlink w:anchor="_Toc243734899" w:history="1">
+          <w:hyperlink w:anchor="_Toc243736760" w:history="1">
             <w:r>
               <w:rPr>
                 <w:rStyle w:val="Hipercze"/>
                 <w:noProof/>
                 <w:u w:val="none"/>
               </w:rPr>
-              <w:t>1.</w:t>
-            </w:r>
-            <w:r>
-              <w:rPr>
-                <w:rFonts w:eastAsiaTheme="minorEastAsia"/>
-                <w:noProof/>
-                <w:sz w:val="24"/>
-                <w:lang w:eastAsia="pl-PL"/>
-              </w:rPr>
-              <w:t xml:space="preserve">    </w:t>
-            </w:r>
-            <w:r>
-              <w:rPr>
-                <w:rStyle w:val="Hipercze"/>
-                <w:noProof/>
-                <w:u w:val="none"/>
-              </w:rPr>
-              <w:t>Testy jednostkowe</w:t>
+              <w:t>1.   Testy jednostkowe</w:t>
             </w:r>
             <w:r>
               <w:rPr>
@@ -501,7 +497,7 @@
                 <w:noProof/>
                 <w:webHidden/>
               </w:rPr>
-              <w:instrText xml:space="preserve"> PAGEREF _Toc243734899 \h </w:instrText>
+              <w:instrText xml:space="preserve"> PAGEREF _Toc243736760 \h </w:instrText>
             </w:r>
             <w:r>
               <w:rPr>
@@ -550,7 +546,7 @@
             </w:rPr>
             <w:t xml:space="preserve">    </w:t>
           </w:r>
-          <w:hyperlink w:anchor="_Toc243734900" w:history="1">
+          <w:hyperlink w:anchor="_Toc243736761" w:history="1">
             <w:r>
               <w:rPr>
                 <w:rStyle w:val="Hipercze"/>
@@ -595,7 +591,7 @@
                 <w:noProof/>
                 <w:webHidden/>
               </w:rPr>
-              <w:instrText xml:space="preserve"> PAGEREF _Toc243734900 \h </w:instrText>
+              <w:instrText xml:space="preserve"> PAGEREF _Toc243736761 \h </w:instrText>
             </w:r>
             <w:r>
               <w:rPr>
@@ -644,7 +640,7 @@
             </w:rPr>
             <w:t xml:space="preserve">    </w:t>
           </w:r>
-          <w:hyperlink w:anchor="_Toc243734901" w:history="1">
+          <w:hyperlink w:anchor="_Toc243736762" w:history="1">
             <w:r>
               <w:rPr>
                 <w:rStyle w:val="Hipercze"/>
@@ -689,7 +685,7 @@
                 <w:noProof/>
                 <w:webHidden/>
               </w:rPr>
-              <w:instrText xml:space="preserve"> PAGEREF _Toc243734901 \h </w:instrText>
+              <w:instrText xml:space="preserve"> PAGEREF _Toc243736762 \h </w:instrText>
             </w:r>
             <w:r>
               <w:rPr>
@@ -738,7 +734,7 @@
             </w:rPr>
             <w:t xml:space="preserve">    </w:t>
           </w:r>
-          <w:hyperlink w:anchor="_Toc243734902" w:history="1">
+          <w:hyperlink w:anchor="_Toc243736763" w:history="1">
             <w:r>
               <w:rPr>
                 <w:rStyle w:val="Hipercze"/>
@@ -783,7 +779,7 @@
                 <w:noProof/>
                 <w:webHidden/>
               </w:rPr>
-              <w:instrText xml:space="preserve"> PAGEREF _Toc243734902 \h </w:instrText>
+              <w:instrText xml:space="preserve"> PAGEREF _Toc243736763 \h </w:instrText>
             </w:r>
             <w:r>
               <w:rPr>
@@ -824,7 +820,7 @@
               <w:lang w:eastAsia="pl-PL"/>
             </w:rPr>
           </w:pPr>
-          <w:hyperlink w:anchor="_Toc243734903" w:history="1">
+          <w:hyperlink w:anchor="_Toc243736764" w:history="1">
             <w:r>
               <w:rPr>
                 <w:rStyle w:val="Hipercze"/>
@@ -852,7 +848,7 @@
                 <w:noProof/>
                 <w:webHidden/>
               </w:rPr>
-              <w:instrText xml:space="preserve"> PAGEREF _Toc243734903 \h </w:instrText>
+              <w:instrText xml:space="preserve"> PAGEREF _Toc243736764 \h </w:instrText>
             </w:r>
             <w:r>
               <w:rPr>
@@ -901,7 +897,7 @@
             </w:rPr>
             <w:t xml:space="preserve">    </w:t>
           </w:r>
-          <w:hyperlink w:anchor="_Toc243734904" w:history="1">
+          <w:hyperlink w:anchor="_Toc243736765" w:history="1">
             <w:r>
               <w:rPr>
                 <w:rStyle w:val="Hipercze"/>
@@ -946,7 +942,7 @@
                 <w:noProof/>
                 <w:webHidden/>
               </w:rPr>
-              <w:instrText xml:space="preserve"> PAGEREF _Toc243734904 \h </w:instrText>
+              <w:instrText xml:space="preserve"> PAGEREF _Toc243736765 \h </w:instrText>
             </w:r>
             <w:r>
               <w:rPr>
@@ -995,7 +991,7 @@
             </w:rPr>
             <w:t xml:space="preserve">    </w:t>
           </w:r>
-          <w:hyperlink w:anchor="_Toc243734905" w:history="1">
+          <w:hyperlink w:anchor="_Toc243736766" w:history="1">
             <w:r>
               <w:rPr>
                 <w:rStyle w:val="Hipercze"/>
@@ -1040,7 +1036,7 @@
                 <w:noProof/>
                 <w:webHidden/>
               </w:rPr>
-              <w:instrText xml:space="preserve"> PAGEREF _Toc243734905 \h </w:instrText>
+              <w:instrText xml:space="preserve"> PAGEREF _Toc243736766 \h </w:instrText>
             </w:r>
             <w:r>
               <w:rPr>
@@ -1089,7 +1085,7 @@
             </w:rPr>
             <w:t xml:space="preserve">    </w:t>
           </w:r>
-          <w:hyperlink w:anchor="_Toc243734906" w:history="1">
+          <w:hyperlink w:anchor="_Toc243736767" w:history="1">
             <w:r>
               <w:rPr>
                 <w:rStyle w:val="Hipercze"/>
@@ -1134,7 +1130,7 @@
                 <w:noProof/>
                 <w:webHidden/>
               </w:rPr>
-              <w:instrText xml:space="preserve"> PAGEREF _Toc243734906 \h </w:instrText>
+              <w:instrText xml:space="preserve"> PAGEREF _Toc243736767 \h </w:instrText>
             </w:r>
             <w:r>
               <w:rPr>
@@ -1175,31 +1171,14 @@
               <w:lang w:eastAsia="pl-PL"/>
             </w:rPr>
           </w:pPr>
-          <w:hyperlink w:anchor="_Toc243734907" w:history="1">
+          <w:hyperlink w:anchor="_Toc243736768" w:history="1">
             <w:r>
               <w:rPr>
                 <w:rStyle w:val="Hipercze"/>
                 <w:noProof/>
                 <w:u w:val="none"/>
               </w:rPr>
-              <w:t>3.</w:t>
-            </w:r>
-            <w:r>
-              <w:rPr>
-                <w:rFonts w:eastAsiaTheme="minorEastAsia"/>
-                <w:noProof/>
-                <w:sz w:val="24"/>
-                <w:lang w:eastAsia="pl-PL"/>
-              </w:rPr>
-              <w:t xml:space="preserve">    </w:t>
-            </w:r>
-            <w:r>
-              <w:rPr>
-                <w:rStyle w:val="Hipercze"/>
-                <w:noProof/>
-                <w:u w:val="none"/>
-              </w:rPr>
-              <w:t>Testy systemowe</w:t>
+              <w:t>3.    Testy systemowe</w:t>
             </w:r>
             <w:r>
               <w:rPr>
@@ -1220,7 +1199,7 @@
                 <w:noProof/>
                 <w:webHidden/>
               </w:rPr>
-              <w:instrText xml:space="preserve"> PAGEREF _Toc243734907 \h </w:instrText>
+              <w:instrText xml:space="preserve"> PAGEREF _Toc243736768 \h </w:instrText>
             </w:r>
             <w:r>
               <w:rPr>
@@ -1269,7 +1248,7 @@
             </w:rPr>
             <w:t xml:space="preserve">    </w:t>
           </w:r>
-          <w:hyperlink w:anchor="_Toc243734908" w:history="1">
+          <w:hyperlink w:anchor="_Toc243736769" w:history="1">
             <w:r>
               <w:rPr>
                 <w:rStyle w:val="Hipercze"/>
@@ -1314,7 +1293,7 @@
                 <w:noProof/>
                 <w:webHidden/>
               </w:rPr>
-              <w:instrText xml:space="preserve"> PAGEREF _Toc243734908 \h </w:instrText>
+              <w:instrText xml:space="preserve"> PAGEREF _Toc243736769 \h </w:instrText>
             </w:r>
             <w:r>
               <w:rPr>
@@ -1363,7 +1342,7 @@
             </w:rPr>
             <w:t xml:space="preserve">    </w:t>
           </w:r>
-          <w:hyperlink w:anchor="_Toc243734909" w:history="1">
+          <w:hyperlink w:anchor="_Toc243736770" w:history="1">
             <w:r>
               <w:rPr>
                 <w:rStyle w:val="Hipercze"/>
@@ -1408,7 +1387,7 @@
                 <w:noProof/>
                 <w:webHidden/>
               </w:rPr>
-              <w:instrText xml:space="preserve"> PAGEREF _Toc243734909 \h </w:instrText>
+              <w:instrText xml:space="preserve"> PAGEREF _Toc243736770 \h </w:instrText>
             </w:r>
             <w:r>
               <w:rPr>
@@ -1457,7 +1436,7 @@
             </w:rPr>
             <w:t xml:space="preserve">    </w:t>
           </w:r>
-          <w:hyperlink w:anchor="_Toc243734910" w:history="1">
+          <w:hyperlink w:anchor="_Toc243736771" w:history="1">
             <w:r>
               <w:rPr>
                 <w:rStyle w:val="Hipercze"/>
@@ -1502,7 +1481,7 @@
                 <w:noProof/>
                 <w:webHidden/>
               </w:rPr>
-              <w:instrText xml:space="preserve"> PAGEREF _Toc243734910 \h </w:instrText>
+              <w:instrText xml:space="preserve"> PAGEREF _Toc243736771 \h </w:instrText>
             </w:r>
             <w:r>
               <w:rPr>
@@ -1523,6 +1502,520 @@
                 <w:webHidden/>
               </w:rPr>
               <w:t>18</w:t>
+            </w:r>
+            <w:r>
+              <w:rPr>
+                <w:noProof/>
+                <w:webHidden/>
+              </w:rPr>
+              <w:fldChar w:fldCharType="end"/>
+            </w:r>
+          </w:hyperlink>
+        </w:p>
+        <w:p>
+          <w:pPr>
+            <w:pStyle w:val="Spistreci1"/>
+            <w:rPr>
+              <w:rFonts w:eastAsiaTheme="minorEastAsia"/>
+              <w:noProof/>
+              <w:sz w:val="24"/>
+              <w:lang w:eastAsia="pl-PL"/>
+            </w:rPr>
+          </w:pPr>
+          <w:hyperlink w:anchor="_Toc243736772" w:history="1">
+            <w:r>
+              <w:rPr>
+                <w:rStyle w:val="Hipercze"/>
+                <w:noProof/>
+                <w:u w:val="none"/>
+              </w:rPr>
+              <w:t xml:space="preserve">4.    </w:t>
+            </w:r>
+            <w:r>
+              <w:rPr>
+                <w:rFonts w:eastAsiaTheme="minorEastAsia"/>
+                <w:noProof/>
+                <w:sz w:val="24"/>
+                <w:lang w:eastAsia="pl-PL"/>
+              </w:rPr>
+              <w:t>T</w:t>
+            </w:r>
+            <w:r>
+              <w:rPr>
+                <w:rStyle w:val="Hipercze"/>
+                <w:noProof/>
+                <w:u w:val="none"/>
+              </w:rPr>
+              <w:t>esty akceptacyjne</w:t>
+            </w:r>
+            <w:r>
+              <w:rPr>
+                <w:noProof/>
+                <w:webHidden/>
+              </w:rPr>
+              <w:tab/>
+            </w:r>
+            <w:r>
+              <w:rPr>
+                <w:noProof/>
+                <w:webHidden/>
+              </w:rPr>
+              <w:fldChar w:fldCharType="begin"/>
+            </w:r>
+            <w:r>
+              <w:rPr>
+                <w:noProof/>
+                <w:webHidden/>
+              </w:rPr>
+              <w:instrText xml:space="preserve"> PAGEREF _Toc243736772 \h </w:instrText>
+            </w:r>
+            <w:r>
+              <w:rPr>
+                <w:noProof/>
+                <w:webHidden/>
+              </w:rPr>
+            </w:r>
+            <w:r>
+              <w:rPr>
+                <w:noProof/>
+                <w:webHidden/>
+              </w:rPr>
+              <w:fldChar w:fldCharType="separate"/>
+            </w:r>
+            <w:r>
+              <w:rPr>
+                <w:noProof/>
+                <w:webHidden/>
+              </w:rPr>
+              <w:t>19</w:t>
+            </w:r>
+            <w:r>
+              <w:rPr>
+                <w:noProof/>
+                <w:webHidden/>
+              </w:rPr>
+              <w:fldChar w:fldCharType="end"/>
+            </w:r>
+          </w:hyperlink>
+        </w:p>
+        <w:p>
+          <w:pPr>
+            <w:pStyle w:val="Spistreci1"/>
+            <w:rPr>
+              <w:rFonts w:eastAsiaTheme="minorEastAsia"/>
+              <w:noProof/>
+              <w:sz w:val="24"/>
+              <w:lang w:eastAsia="pl-PL"/>
+            </w:rPr>
+          </w:pPr>
+          <w:r>
+            <w:rPr>
+              <w:rStyle w:val="Hipercze"/>
+              <w:noProof/>
+              <w:u w:val="none"/>
+            </w:rPr>
+            <w:t xml:space="preserve">    </w:t>
+          </w:r>
+          <w:hyperlink w:anchor="_Toc243736773" w:history="1">
+            <w:r>
+              <w:rPr>
+                <w:rStyle w:val="Hipercze"/>
+                <w:noProof/>
+                <w:u w:val="none"/>
+              </w:rPr>
+              <w:t>4.1.</w:t>
+            </w:r>
+            <w:r>
+              <w:rPr>
+                <w:rFonts w:eastAsiaTheme="minorEastAsia"/>
+                <w:noProof/>
+                <w:sz w:val="24"/>
+                <w:lang w:eastAsia="pl-PL"/>
+              </w:rPr>
+              <w:tab/>
+            </w:r>
+            <w:r>
+              <w:rPr>
+                <w:rStyle w:val="Hipercze"/>
+                <w:noProof/>
+                <w:u w:val="none"/>
+              </w:rPr>
+              <w:t>Implementacja programu</w:t>
+            </w:r>
+            <w:r>
+              <w:rPr>
+                <w:noProof/>
+                <w:webHidden/>
+              </w:rPr>
+              <w:tab/>
+            </w:r>
+            <w:r>
+              <w:rPr>
+                <w:noProof/>
+                <w:webHidden/>
+              </w:rPr>
+              <w:fldChar w:fldCharType="begin"/>
+            </w:r>
+            <w:r>
+              <w:rPr>
+                <w:noProof/>
+                <w:webHidden/>
+              </w:rPr>
+              <w:instrText xml:space="preserve"> PAGEREF _Toc243736773 \h </w:instrText>
+            </w:r>
+            <w:r>
+              <w:rPr>
+                <w:noProof/>
+                <w:webHidden/>
+              </w:rPr>
+            </w:r>
+            <w:r>
+              <w:rPr>
+                <w:noProof/>
+                <w:webHidden/>
+              </w:rPr>
+              <w:fldChar w:fldCharType="separate"/>
+            </w:r>
+            <w:r>
+              <w:rPr>
+                <w:noProof/>
+                <w:webHidden/>
+              </w:rPr>
+              <w:t>19</w:t>
+            </w:r>
+            <w:r>
+              <w:rPr>
+                <w:noProof/>
+                <w:webHidden/>
+              </w:rPr>
+              <w:fldChar w:fldCharType="end"/>
+            </w:r>
+          </w:hyperlink>
+        </w:p>
+        <w:p>
+          <w:pPr>
+            <w:pStyle w:val="Spistreci1"/>
+            <w:rPr>
+              <w:rFonts w:eastAsiaTheme="minorEastAsia"/>
+              <w:noProof/>
+              <w:sz w:val="24"/>
+              <w:lang w:eastAsia="pl-PL"/>
+            </w:rPr>
+          </w:pPr>
+          <w:r>
+            <w:rPr>
+              <w:rStyle w:val="Hipercze"/>
+              <w:noProof/>
+              <w:u w:val="none"/>
+            </w:rPr>
+            <w:t xml:space="preserve">    </w:t>
+          </w:r>
+          <w:hyperlink w:anchor="_Toc243736774" w:history="1">
+            <w:r>
+              <w:rPr>
+                <w:rStyle w:val="Hipercze"/>
+                <w:noProof/>
+                <w:u w:val="none"/>
+              </w:rPr>
+              <w:t>4.2.</w:t>
+            </w:r>
+            <w:r>
+              <w:rPr>
+                <w:rFonts w:eastAsiaTheme="minorEastAsia"/>
+                <w:noProof/>
+                <w:sz w:val="24"/>
+                <w:lang w:eastAsia="pl-PL"/>
+              </w:rPr>
+              <w:tab/>
+            </w:r>
+            <w:r>
+              <w:rPr>
+                <w:rStyle w:val="Hipercze"/>
+                <w:noProof/>
+                <w:u w:val="none"/>
+              </w:rPr>
+              <w:t>Implementacja testów</w:t>
+            </w:r>
+            <w:r>
+              <w:rPr>
+                <w:noProof/>
+                <w:webHidden/>
+              </w:rPr>
+              <w:tab/>
+            </w:r>
+            <w:r>
+              <w:rPr>
+                <w:noProof/>
+                <w:webHidden/>
+              </w:rPr>
+              <w:fldChar w:fldCharType="begin"/>
+            </w:r>
+            <w:r>
+              <w:rPr>
+                <w:noProof/>
+                <w:webHidden/>
+              </w:rPr>
+              <w:instrText xml:space="preserve"> PAGEREF _Toc243736774 \h </w:instrText>
+            </w:r>
+            <w:r>
+              <w:rPr>
+                <w:noProof/>
+                <w:webHidden/>
+              </w:rPr>
+            </w:r>
+            <w:r>
+              <w:rPr>
+                <w:noProof/>
+                <w:webHidden/>
+              </w:rPr>
+              <w:fldChar w:fldCharType="separate"/>
+            </w:r>
+            <w:r>
+              <w:rPr>
+                <w:noProof/>
+                <w:webHidden/>
+              </w:rPr>
+              <w:t>19</w:t>
+            </w:r>
+            <w:r>
+              <w:rPr>
+                <w:noProof/>
+                <w:webHidden/>
+              </w:rPr>
+              <w:fldChar w:fldCharType="end"/>
+            </w:r>
+          </w:hyperlink>
+        </w:p>
+        <w:p>
+          <w:pPr>
+            <w:pStyle w:val="Spistreci1"/>
+            <w:rPr>
+              <w:rFonts w:eastAsiaTheme="minorEastAsia"/>
+              <w:noProof/>
+              <w:sz w:val="24"/>
+              <w:lang w:eastAsia="pl-PL"/>
+            </w:rPr>
+          </w:pPr>
+          <w:r>
+            <w:rPr>
+              <w:rStyle w:val="Hipercze"/>
+              <w:noProof/>
+              <w:u w:val="none"/>
+            </w:rPr>
+            <w:t xml:space="preserve">    </w:t>
+          </w:r>
+          <w:hyperlink w:anchor="_Toc243736775" w:history="1">
+            <w:r>
+              <w:rPr>
+                <w:rStyle w:val="Hipercze"/>
+                <w:noProof/>
+                <w:u w:val="none"/>
+              </w:rPr>
+              <w:t>4.3.</w:t>
+            </w:r>
+            <w:r>
+              <w:rPr>
+                <w:rFonts w:eastAsiaTheme="minorEastAsia"/>
+                <w:noProof/>
+                <w:sz w:val="24"/>
+                <w:lang w:eastAsia="pl-PL"/>
+              </w:rPr>
+              <w:tab/>
+            </w:r>
+            <w:r>
+              <w:rPr>
+                <w:rStyle w:val="Hipercze"/>
+                <w:noProof/>
+                <w:u w:val="none"/>
+              </w:rPr>
+              <w:t>GIT</w:t>
+            </w:r>
+            <w:r>
+              <w:rPr>
+                <w:noProof/>
+                <w:webHidden/>
+              </w:rPr>
+              <w:tab/>
+            </w:r>
+            <w:r>
+              <w:rPr>
+                <w:noProof/>
+                <w:webHidden/>
+              </w:rPr>
+              <w:fldChar w:fldCharType="begin"/>
+            </w:r>
+            <w:r>
+              <w:rPr>
+                <w:noProof/>
+                <w:webHidden/>
+              </w:rPr>
+              <w:instrText xml:space="preserve"> PAGEREF _Toc243736775 \h </w:instrText>
+            </w:r>
+            <w:r>
+              <w:rPr>
+                <w:noProof/>
+                <w:webHidden/>
+              </w:rPr>
+            </w:r>
+            <w:r>
+              <w:rPr>
+                <w:noProof/>
+                <w:webHidden/>
+              </w:rPr>
+              <w:fldChar w:fldCharType="separate"/>
+            </w:r>
+            <w:r>
+              <w:rPr>
+                <w:noProof/>
+                <w:webHidden/>
+              </w:rPr>
+              <w:t>21</w:t>
+            </w:r>
+            <w:r>
+              <w:rPr>
+                <w:noProof/>
+                <w:webHidden/>
+              </w:rPr>
+              <w:fldChar w:fldCharType="end"/>
+            </w:r>
+          </w:hyperlink>
+        </w:p>
+        <w:p>
+          <w:pPr>
+            <w:pStyle w:val="Spistreci2"/>
+            <w:tabs>
+              <w:tab w:val="right" w:leader="dot" w:pos="9062"/>
+            </w:tabs>
+            <w:ind w:left="0"/>
+            <w:rPr>
+              <w:rFonts w:eastAsiaTheme="minorEastAsia"/>
+              <w:noProof/>
+              <w:sz w:val="24"/>
+              <w:lang w:eastAsia="pl-PL"/>
+            </w:rPr>
+          </w:pPr>
+          <w:hyperlink w:anchor="_Toc243736776" w:history="1">
+            <w:r>
+              <w:rPr>
+                <w:rStyle w:val="Hipercze"/>
+                <w:noProof/>
+                <w:u w:val="none"/>
+              </w:rPr>
+              <w:t>Podsumowanie</w:t>
+            </w:r>
+            <w:r>
+              <w:rPr>
+                <w:noProof/>
+                <w:webHidden/>
+              </w:rPr>
+              <w:tab/>
+            </w:r>
+            <w:r>
+              <w:rPr>
+                <w:noProof/>
+                <w:webHidden/>
+              </w:rPr>
+              <w:fldChar w:fldCharType="begin"/>
+            </w:r>
+            <w:r>
+              <w:rPr>
+                <w:noProof/>
+                <w:webHidden/>
+              </w:rPr>
+              <w:instrText xml:space="preserve"> PAGEREF _Toc243736776 \h </w:instrText>
+            </w:r>
+            <w:r>
+              <w:rPr>
+                <w:noProof/>
+                <w:webHidden/>
+              </w:rPr>
+            </w:r>
+            <w:r>
+              <w:rPr>
+                <w:noProof/>
+                <w:webHidden/>
+              </w:rPr>
+              <w:fldChar w:fldCharType="separate"/>
+            </w:r>
+            <w:r>
+              <w:rPr>
+                <w:noProof/>
+                <w:webHidden/>
+              </w:rPr>
+              <w:t>22</w:t>
+            </w:r>
+            <w:r>
+              <w:rPr>
+                <w:noProof/>
+                <w:webHidden/>
+              </w:rPr>
+              <w:fldChar w:fldCharType="end"/>
+            </w:r>
+          </w:hyperlink>
+        </w:p>
+        <w:p>
+          <w:pPr>
+            <w:pStyle w:val="Spistreci2"/>
+            <w:tabs>
+              <w:tab w:val="right" w:leader="dot" w:pos="9062"/>
+            </w:tabs>
+            <w:ind w:left="0"/>
+            <w:rPr>
+              <w:rFonts w:eastAsiaTheme="minorEastAsia"/>
+              <w:noProof/>
+              <w:sz w:val="24"/>
+              <w:lang w:eastAsia="pl-PL"/>
+            </w:rPr>
+          </w:pPr>
+          <w:hyperlink w:anchor="_Toc243736777" w:history="1">
+            <w:r>
+              <w:rPr>
+                <w:rStyle w:val="Hipercze"/>
+                <w:noProof/>
+                <w:u w:val="none"/>
+              </w:rPr>
+              <w:t>Bibliografia</w:t>
+            </w:r>
+            <w:r>
+              <w:rPr>
+                <w:noProof/>
+                <w:webHidden/>
+              </w:rPr>
+              <w:tab/>
+            </w:r>
+            <w:r>
+              <w:rPr>
+                <w:noProof/>
+                <w:webHidden/>
+              </w:rPr>
+              <w:fldChar w:fldCharType="begin"/>
+            </w:r>
+            <w:r>
+              <w:rPr>
+                <w:noProof/>
+                <w:webHidden/>
+              </w:rPr>
+              <w:instrText xml:space="preserve"> PAGEREF _Toc243736777 \h </w:instrText>
+            </w:r>
+            <w:r>
+              <w:rPr>
+                <w:noProof/>
+                <w:webHidden/>
+              </w:rPr>
+            </w:r>
+            <w:r>
+              <w:rPr>
+                <w:noProof/>
+                <w:webHidden/>
+              </w:rPr>
+              <w:fldChar w:fldCharType="separate"/>
+            </w:r>
+            <w:r>
+              <w:rPr>
+                <w:noProof/>
+                <w:webHidden/>
+              </w:rPr>
+              <w:t>22</w:t>
             </w:r>
             <w:r>
               <w:rPr>
@@ -1561,15 +2054,24 @@
     </w:p>
     <w:p>
       <w:pPr>
-        <w:rPr>
-          <w:rFonts w:asciiTheme="majorHAnsi" w:hAnsiTheme="majorHAnsi"/>
-          <w:b/>
-          <w:bCs/>
+        <w:tabs>
+          <w:tab w:val="center" w:pos="4536"/>
+        </w:tabs>
+        <w:jc w:val="center"/>
+        <w:rPr>
+          <w:rFonts w:asciiTheme="majorHAnsi" w:eastAsiaTheme="majorEastAsia" w:hAnsiTheme="majorHAnsi" w:cstheme="majorBidi"/>
+          <w:b/>
+          <w:color w:val="000000" w:themeColor="text1"/>
           <w:sz w:val="32"/>
           <w:szCs w:val="32"/>
         </w:rPr>
       </w:pPr>
-      <w:r>
+    </w:p>
+    <w:p>
+      <w:pPr>
+        <w:tabs>
+          <w:tab w:val="center" w:pos="4536"/>
+        </w:tabs>
         <w:rPr>
           <w:rFonts w:asciiTheme="majorHAnsi" w:hAnsiTheme="majorHAnsi"/>
           <w:b/>
@@ -1577,7 +2079,25 @@
           <w:sz w:val="32"/>
           <w:szCs w:val="32"/>
         </w:rPr>
+      </w:pPr>
+      <w:r>
+        <w:rPr>
+          <w:rFonts w:asciiTheme="majorHAnsi" w:hAnsiTheme="majorHAnsi"/>
+          <w:sz w:val="32"/>
+          <w:szCs w:val="32"/>
+        </w:rPr>
         <w:br w:type="page"/>
+      </w:r>
+      <w:r>
+        <w:rPr>
+          <w:rFonts w:asciiTheme="majorHAnsi" w:hAnsiTheme="majorHAnsi"/>
+          <w:b/>
+          <w:bCs/>
+          <w:sz w:val="32"/>
+          <w:szCs w:val="32"/>
+        </w:rPr>
+        <w:lastRenderedPageBreak/>
+        <w:tab/>
       </w:r>
     </w:p>
     <w:p>
@@ -1585,9 +2105,8 @@
         <w:pStyle w:val="Nagwek2"/>
         <w:jc w:val="center"/>
       </w:pPr>
-      <w:bookmarkStart w:id="0" w:name="_Toc243734898"/>
-      <w:r>
-        <w:lastRenderedPageBreak/>
+      <w:bookmarkStart w:id="0" w:name="_Toc243736759"/>
+      <w:r>
         <w:t>Wstęp</w:t>
       </w:r>
       <w:bookmarkEnd w:id="0"/>
@@ -1616,7 +2135,15 @@
         <w:ind w:firstLine="360"/>
       </w:pPr>
       <w:r>
-        <w:t xml:space="preserve">Testowanie oprogramowania to proces sprawdzania, czy program działa zgodnie z wymaganiami oraz wykrywania w nim błędów przed przekazaniem go użytkownikom. Błąd (defekt) to wada w kodzie, która może doprowadzić do awarii, czyli widocznego niepoprawnego działania systemu. </w:t>
+        <w:t xml:space="preserve">Testowanie oprogramowania to proces </w:t>
+      </w:r>
+      <w:proofErr w:type="gramStart"/>
+      <w:r>
+        <w:t>sprawdzania,</w:t>
+      </w:r>
+      <w:proofErr w:type="gramEnd"/>
+      <w:r>
+        <w:t xml:space="preserve"> czy program działa zgodnie z wymaganiami oraz wykrywania w nim błędów przed przekazaniem go użytkownikom. Błąd (defekt) to wada w kodzie, która może doprowadzić do awarii, czyli widocznego niepoprawnego działania systemu. </w:t>
       </w:r>
     </w:p>
     <w:p>
@@ -1662,7 +2189,7 @@
       <w:pPr>
         <w:pStyle w:val="Nagwek1"/>
       </w:pPr>
-      <w:bookmarkStart w:id="1" w:name="_Toc243734899"/>
+      <w:bookmarkStart w:id="1" w:name="_Toc243736760"/>
       <w:r>
         <w:lastRenderedPageBreak/>
         <w:t>Testy</w:t>
@@ -1831,7 +2358,7 @@
           <w:numId w:val="27"/>
         </w:numPr>
       </w:pPr>
-      <w:bookmarkStart w:id="2" w:name="_Toc243734900"/>
+      <w:bookmarkStart w:id="2" w:name="_Toc243736761"/>
       <w:r>
         <w:t>Implementacja programu</w:t>
       </w:r>
@@ -2356,6 +2883,7 @@
         </w:rPr>
       </w:pPr>
       <w:proofErr w:type="spellStart"/>
+      <w:proofErr w:type="gramStart"/>
       <w:r>
         <w:rPr>
           <w:rFonts w:asciiTheme="majorHAnsi" w:hAnsiTheme="majorHAnsi"/>
@@ -2367,6 +2895,7 @@
         <w:t>int.TryParse</w:t>
       </w:r>
       <w:proofErr w:type="spellEnd"/>
+      <w:proofErr w:type="gramEnd"/>
       <w:r>
         <w:rPr>
           <w:rFonts w:asciiTheme="majorHAnsi" w:hAnsiTheme="majorHAnsi"/>
@@ -2422,6 +2951,7 @@
         <w:t xml:space="preserve"> </w:t>
       </w:r>
       <w:proofErr w:type="spellStart"/>
+      <w:proofErr w:type="gramStart"/>
       <w:r>
         <w:rPr>
           <w:rFonts w:asciiTheme="majorHAnsi" w:hAnsiTheme="majorHAnsi"/>
@@ -2456,7 +2986,15 @@
           <w:rFonts w:asciiTheme="majorHAnsi" w:hAnsiTheme="majorHAnsi"/>
           <w:szCs w:val="22"/>
         </w:rPr>
-        <w:t xml:space="preserve"> - wczytuje tekst z klawiatury i próbuje zamienić go na liczbę całkowitą. Jeśli się uda, zwraca </w:t>
+        <w:t xml:space="preserve"> -</w:t>
+      </w:r>
+      <w:proofErr w:type="gramEnd"/>
+      <w:r>
+        <w:rPr>
+          <w:rFonts w:asciiTheme="majorHAnsi" w:hAnsiTheme="majorHAnsi"/>
+          <w:szCs w:val="22"/>
+        </w:rPr>
+        <w:t xml:space="preserve"> wczytuje tekst z klawiatury i próbuje zamienić go na liczbę całkowitą. Jeśli się uda, zwraca </w:t>
       </w:r>
       <w:proofErr w:type="spellStart"/>
       <w:r>
@@ -2577,6 +3115,7 @@
         <w:t xml:space="preserve"> </w:t>
       </w:r>
       <w:proofErr w:type="spellStart"/>
+      <w:proofErr w:type="gramStart"/>
       <w:r>
         <w:rPr>
           <w:rFonts w:asciiTheme="majorHAnsi" w:hAnsiTheme="majorHAnsi"/>
@@ -2599,6 +3138,7 @@
         <w:t>[</w:t>
       </w:r>
       <w:proofErr w:type="spellStart"/>
+      <w:proofErr w:type="gramEnd"/>
       <w:r>
         <w:rPr>
           <w:rFonts w:asciiTheme="majorHAnsi" w:hAnsiTheme="majorHAnsi"/>
@@ -2675,9 +3215,26 @@
           <w:rFonts w:asciiTheme="majorHAnsi" w:hAnsiTheme="majorHAnsi"/>
           <w:szCs w:val="22"/>
         </w:rPr>
-        <w:t xml:space="preserve">Pętla zewnętrzna for (i...) wykonuje się raz dla każdego zestawu. W każdym obiegu wywołuje </w:t>
+        <w:t>Pętla zewnętrzna for (</w:t>
+      </w:r>
+      <w:proofErr w:type="gramStart"/>
+      <w:r>
+        <w:rPr>
+          <w:rFonts w:asciiTheme="majorHAnsi" w:hAnsiTheme="majorHAnsi"/>
+          <w:szCs w:val="22"/>
+        </w:rPr>
+        <w:t>i...</w:t>
+      </w:r>
+      <w:proofErr w:type="gramEnd"/>
+      <w:r>
+        <w:rPr>
+          <w:rFonts w:asciiTheme="majorHAnsi" w:hAnsiTheme="majorHAnsi"/>
+          <w:szCs w:val="22"/>
+        </w:rPr>
+        <w:t xml:space="preserve">) wykonuje się raz dla każdego zestawu. W każdym obiegu wywołuje </w:t>
       </w:r>
       <w:proofErr w:type="spellStart"/>
+      <w:proofErr w:type="gramStart"/>
       <w:r>
         <w:rPr>
           <w:rFonts w:asciiTheme="majorHAnsi" w:hAnsiTheme="majorHAnsi"/>
@@ -2691,7 +3248,15 @@
           <w:rFonts w:asciiTheme="majorHAnsi" w:hAnsiTheme="majorHAnsi"/>
           <w:szCs w:val="22"/>
         </w:rPr>
-        <w:t>(), która zwraca 6-elementową tablicę.</w:t>
+        <w:t>(</w:t>
+      </w:r>
+      <w:proofErr w:type="gramEnd"/>
+      <w:r>
+        <w:rPr>
+          <w:rFonts w:asciiTheme="majorHAnsi" w:hAnsiTheme="majorHAnsi"/>
+          <w:szCs w:val="22"/>
+        </w:rPr>
+        <w:t>), która zwraca 6-elementową tablicę.</w:t>
       </w:r>
     </w:p>
     <w:p>
@@ -2711,7 +3276,23 @@
           <w:rFonts w:asciiTheme="majorHAnsi" w:hAnsiTheme="majorHAnsi"/>
           <w:szCs w:val="22"/>
         </w:rPr>
-        <w:t>Pętla wewnętrzna for (j...) przepisuje 6 wylosowanych liczb do wiersza i tablicy losowania.</w:t>
+        <w:t>Pętla wewnętrzna for (</w:t>
+      </w:r>
+      <w:proofErr w:type="gramStart"/>
+      <w:r>
+        <w:rPr>
+          <w:rFonts w:asciiTheme="majorHAnsi" w:hAnsiTheme="majorHAnsi"/>
+          <w:szCs w:val="22"/>
+        </w:rPr>
+        <w:t>j...</w:t>
+      </w:r>
+      <w:proofErr w:type="gramEnd"/>
+      <w:r>
+        <w:rPr>
+          <w:rFonts w:asciiTheme="majorHAnsi" w:hAnsiTheme="majorHAnsi"/>
+          <w:szCs w:val="22"/>
+        </w:rPr>
+        <w:t>) przepisuje 6 wylosowanych liczb do wiersza i tablicy losowania.</w:t>
       </w:r>
     </w:p>
     <w:p>
@@ -2727,6 +3308,7 @@
         </w:rPr>
       </w:pPr>
       <w:proofErr w:type="spellStart"/>
+      <w:proofErr w:type="gramStart"/>
       <w:r>
         <w:rPr>
           <w:rFonts w:asciiTheme="majorHAnsi" w:hAnsiTheme="majorHAnsi"/>
@@ -2749,6 +3331,7 @@
         <w:t>(</w:t>
       </w:r>
       <w:proofErr w:type="spellStart"/>
+      <w:proofErr w:type="gramEnd"/>
       <w:r>
         <w:rPr>
           <w:rFonts w:asciiTheme="majorHAnsi" w:hAnsiTheme="majorHAnsi"/>
@@ -2885,6 +3468,7 @@
         <w:t xml:space="preserve">Funkcja </w:t>
       </w:r>
       <w:proofErr w:type="spellStart"/>
+      <w:proofErr w:type="gramStart"/>
       <w:r>
         <w:rPr>
           <w:rFonts w:asciiTheme="majorHAnsi" w:hAnsiTheme="majorHAnsi"/>
@@ -2902,13 +3486,23 @@
           <w:bCs/>
           <w:color w:val="BF4E14" w:themeColor="accent2" w:themeShade="BF"/>
         </w:rPr>
-        <w:t>()</w:t>
-      </w:r>
-      <w:r>
-        <w:rPr>
-          <w:rFonts w:asciiTheme="majorHAnsi" w:hAnsiTheme="majorHAnsi"/>
+        <w:t>(</w:t>
+      </w:r>
+      <w:proofErr w:type="gramEnd"/>
+      <w:r>
+        <w:rPr>
+          <w:rFonts w:asciiTheme="majorHAnsi" w:hAnsiTheme="majorHAnsi"/>
+          <w:b/>
+          <w:bCs/>
           <w:color w:val="BF4E14" w:themeColor="accent2" w:themeShade="BF"/>
         </w:rPr>
+        <w:t>)</w:t>
+      </w:r>
+      <w:r>
+        <w:rPr>
+          <w:rFonts w:asciiTheme="majorHAnsi" w:hAnsiTheme="majorHAnsi"/>
+          <w:color w:val="BF4E14" w:themeColor="accent2" w:themeShade="BF"/>
+        </w:rPr>
         <w:t xml:space="preserve"> </w:t>
       </w:r>
       <w:r>
@@ -2925,6 +3519,7 @@
         <w:t xml:space="preserve">losuje jeden zestaw 6 różnych liczb z przedziału 1–49. Nie przyjmuje argumentów i zwraca tablicę </w:t>
       </w:r>
       <w:proofErr w:type="spellStart"/>
+      <w:proofErr w:type="gramStart"/>
       <w:r>
         <w:rPr>
           <w:rFonts w:asciiTheme="majorHAnsi" w:hAnsiTheme="majorHAnsi"/>
@@ -2938,7 +3533,15 @@
           <w:rFonts w:asciiTheme="majorHAnsi" w:hAnsiTheme="majorHAnsi"/>
           <w:lang w:eastAsia="pl-PL"/>
         </w:rPr>
-        <w:t>[] z wylosowanymi liczbami.</w:t>
+        <w:t>[</w:t>
+      </w:r>
+      <w:proofErr w:type="gramEnd"/>
+      <w:r>
+        <w:rPr>
+          <w:rFonts w:asciiTheme="majorHAnsi" w:hAnsiTheme="majorHAnsi"/>
+          <w:lang w:eastAsia="pl-PL"/>
+        </w:rPr>
+        <w:t>] z wylosowanymi liczbami.</w:t>
       </w:r>
     </w:p>
     <w:p>
@@ -2955,6 +3558,7 @@
         </w:rPr>
       </w:pPr>
       <w:proofErr w:type="spellStart"/>
+      <w:proofErr w:type="gramStart"/>
       <w:r>
         <w:rPr>
           <w:rFonts w:asciiTheme="majorHAnsi" w:hAnsiTheme="majorHAnsi"/>
@@ -2976,7 +3580,19 @@
           <w:szCs w:val="22"/>
           <w:lang w:eastAsia="pl-PL"/>
         </w:rPr>
-        <w:t xml:space="preserve">[] zestaw = </w:t>
+        <w:t>[</w:t>
+      </w:r>
+      <w:proofErr w:type="gramEnd"/>
+      <w:r>
+        <w:rPr>
+          <w:rFonts w:asciiTheme="majorHAnsi" w:hAnsiTheme="majorHAnsi"/>
+          <w:b/>
+          <w:bCs/>
+          <w:color w:val="BF4E14" w:themeColor="accent2" w:themeShade="BF"/>
+          <w:szCs w:val="22"/>
+          <w:lang w:eastAsia="pl-PL"/>
+        </w:rPr>
+        <w:t xml:space="preserve">] zestaw = </w:t>
       </w:r>
       <w:proofErr w:type="spellStart"/>
       <w:r>
@@ -3003,6 +3619,7 @@
         <w:t xml:space="preserve"> </w:t>
       </w:r>
       <w:proofErr w:type="spellStart"/>
+      <w:proofErr w:type="gramStart"/>
       <w:r>
         <w:rPr>
           <w:rFonts w:asciiTheme="majorHAnsi" w:hAnsiTheme="majorHAnsi"/>
@@ -3074,7 +3691,16 @@
           <w:szCs w:val="22"/>
           <w:lang w:eastAsia="pl-PL"/>
         </w:rPr>
-        <w:t>- t</w:t>
+        <w:t>-</w:t>
+      </w:r>
+      <w:proofErr w:type="gramEnd"/>
+      <w:r>
+        <w:rPr>
+          <w:rFonts w:asciiTheme="majorHAnsi" w:hAnsiTheme="majorHAnsi"/>
+          <w:szCs w:val="22"/>
+          <w:lang w:eastAsia="pl-PL"/>
+        </w:rPr>
+        <w:t xml:space="preserve"> t</w:t>
       </w:r>
       <w:r>
         <w:rPr>
@@ -3147,6 +3773,7 @@
         <w:t xml:space="preserve"> </w:t>
       </w:r>
       <w:proofErr w:type="spellStart"/>
+      <w:proofErr w:type="gramStart"/>
       <w:r>
         <w:rPr>
           <w:rFonts w:asciiTheme="majorHAnsi" w:hAnsiTheme="majorHAnsi"/>
@@ -3168,7 +3795,19 @@
           <w:szCs w:val="22"/>
           <w:lang w:eastAsia="pl-PL"/>
         </w:rPr>
-        <w:t>()</w:t>
+        <w:t>(</w:t>
+      </w:r>
+      <w:proofErr w:type="gramEnd"/>
+      <w:r>
+        <w:rPr>
+          <w:rFonts w:asciiTheme="majorHAnsi" w:hAnsiTheme="majorHAnsi"/>
+          <w:b/>
+          <w:bCs/>
+          <w:color w:val="BF4E14" w:themeColor="accent2" w:themeShade="BF"/>
+          <w:szCs w:val="22"/>
+          <w:lang w:eastAsia="pl-PL"/>
+        </w:rPr>
+        <w:t>)</w:t>
       </w:r>
       <w:r>
         <w:rPr>
@@ -3351,6 +3990,7 @@
         </w:rPr>
       </w:pPr>
       <w:proofErr w:type="spellStart"/>
+      <w:proofErr w:type="gramStart"/>
       <w:r>
         <w:rPr>
           <w:rFonts w:asciiTheme="majorHAnsi" w:hAnsiTheme="majorHAnsi"/>
@@ -3363,6 +4003,7 @@
         <w:t>generator.Next</w:t>
       </w:r>
       <w:proofErr w:type="spellEnd"/>
+      <w:proofErr w:type="gramEnd"/>
       <w:r>
         <w:rPr>
           <w:rFonts w:asciiTheme="majorHAnsi" w:hAnsiTheme="majorHAnsi"/>
@@ -3488,6 +4129,7 @@
         </w:rPr>
       </w:pPr>
       <w:proofErr w:type="spellStart"/>
+      <w:proofErr w:type="gramStart"/>
       <w:r>
         <w:rPr>
           <w:rFonts w:asciiTheme="majorHAnsi" w:hAnsiTheme="majorHAnsi"/>
@@ -3500,6 +4142,7 @@
         <w:t>zestaw.Contains</w:t>
       </w:r>
       <w:proofErr w:type="spellEnd"/>
+      <w:proofErr w:type="gramEnd"/>
       <w:r>
         <w:rPr>
           <w:rFonts w:asciiTheme="majorHAnsi" w:hAnsiTheme="majorHAnsi"/>
@@ -3583,7 +4226,25 @@
           <w:szCs w:val="22"/>
           <w:lang w:eastAsia="pl-PL"/>
         </w:rPr>
-        <w:t>jeśli nie, liczba zostaje zapisana pod indeksem i, a następnie i++ przesuwa licznik.</w:t>
+        <w:t xml:space="preserve">jeśli nie, liczba zostaje zapisana pod indeksem </w:t>
+      </w:r>
+      <w:proofErr w:type="gramStart"/>
+      <w:r>
+        <w:rPr>
+          <w:rFonts w:asciiTheme="majorHAnsi" w:hAnsiTheme="majorHAnsi"/>
+          <w:szCs w:val="22"/>
+          <w:lang w:eastAsia="pl-PL"/>
+        </w:rPr>
+        <w:t>i,</w:t>
+      </w:r>
+      <w:proofErr w:type="gramEnd"/>
+      <w:r>
+        <w:rPr>
+          <w:rFonts w:asciiTheme="majorHAnsi" w:hAnsiTheme="majorHAnsi"/>
+          <w:szCs w:val="22"/>
+          <w:lang w:eastAsia="pl-PL"/>
+        </w:rPr>
+        <w:t xml:space="preserve"> a następnie i++ przesuwa licznik.</w:t>
       </w:r>
     </w:p>
     <w:p>
@@ -3660,6 +4321,7 @@
         <w:t xml:space="preserve">Funkcja </w:t>
       </w:r>
       <w:proofErr w:type="spellStart"/>
+      <w:proofErr w:type="gramStart"/>
       <w:r>
         <w:rPr>
           <w:rFonts w:asciiTheme="majorHAnsi" w:hAnsiTheme="majorHAnsi"/>
@@ -3677,7 +4339,17 @@
           <w:bCs/>
           <w:color w:val="BF4E14" w:themeColor="accent2" w:themeShade="BF"/>
         </w:rPr>
-        <w:t>()</w:t>
+        <w:t>(</w:t>
+      </w:r>
+      <w:proofErr w:type="gramEnd"/>
+      <w:r>
+        <w:rPr>
+          <w:rFonts w:asciiTheme="majorHAnsi" w:hAnsiTheme="majorHAnsi"/>
+          <w:b/>
+          <w:bCs/>
+          <w:color w:val="BF4E14" w:themeColor="accent2" w:themeShade="BF"/>
+        </w:rPr>
+        <w:t>)</w:t>
       </w:r>
       <w:r>
         <w:rPr>
@@ -3719,6 +4391,7 @@
         </w:rPr>
       </w:pPr>
       <w:proofErr w:type="spellStart"/>
+      <w:proofErr w:type="gramStart"/>
       <w:r>
         <w:rPr>
           <w:rFonts w:asciiTheme="majorHAnsi" w:hAnsiTheme="majorHAnsi"/>
@@ -3738,7 +4411,18 @@
           <w:color w:val="BF4E14" w:themeColor="accent2" w:themeShade="BF"/>
           <w:szCs w:val="22"/>
         </w:rPr>
-        <w:t xml:space="preserve">[] </w:t>
+        <w:t>[</w:t>
+      </w:r>
+      <w:proofErr w:type="gramEnd"/>
+      <w:r>
+        <w:rPr>
+          <w:rFonts w:asciiTheme="majorHAnsi" w:hAnsiTheme="majorHAnsi"/>
+          <w:b/>
+          <w:bCs/>
+          <w:color w:val="BF4E14" w:themeColor="accent2" w:themeShade="BF"/>
+          <w:szCs w:val="22"/>
+        </w:rPr>
+        <w:t xml:space="preserve">] </w:t>
       </w:r>
       <w:proofErr w:type="spellStart"/>
       <w:r>
@@ -3785,6 +4469,7 @@
         <w:t xml:space="preserve"> </w:t>
       </w:r>
       <w:proofErr w:type="spellStart"/>
+      <w:proofErr w:type="gramStart"/>
       <w:r>
         <w:rPr>
           <w:rFonts w:asciiTheme="majorHAnsi" w:hAnsiTheme="majorHAnsi"/>
@@ -3807,6 +4492,7 @@
         <w:t>[</w:t>
       </w:r>
       <w:proofErr w:type="spellStart"/>
+      <w:proofErr w:type="gramEnd"/>
       <w:r>
         <w:rPr>
           <w:rFonts w:asciiTheme="majorHAnsi" w:hAnsiTheme="majorHAnsi"/>
@@ -3961,6 +4647,7 @@
         </w:rPr>
       </w:pPr>
       <w:proofErr w:type="spellStart"/>
+      <w:proofErr w:type="gramStart"/>
       <w:r>
         <w:rPr>
           <w:rFonts w:asciiTheme="majorHAnsi" w:hAnsiTheme="majorHAnsi"/>
@@ -3980,7 +4667,40 @@
           <w:color w:val="BF4E14" w:themeColor="accent2" w:themeShade="BF"/>
           <w:szCs w:val="22"/>
         </w:rPr>
-        <w:t xml:space="preserve">[losowania[i, j] - 1]++ </w:t>
+        <w:t>[losowania[i,</w:t>
+      </w:r>
+      <w:proofErr w:type="gramEnd"/>
+      <w:r>
+        <w:rPr>
+          <w:rFonts w:asciiTheme="majorHAnsi" w:hAnsiTheme="majorHAnsi"/>
+          <w:b/>
+          <w:bCs/>
+          <w:color w:val="BF4E14" w:themeColor="accent2" w:themeShade="BF"/>
+          <w:szCs w:val="22"/>
+        </w:rPr>
+        <w:t xml:space="preserve"> j] - </w:t>
+      </w:r>
+      <w:proofErr w:type="gramStart"/>
+      <w:r>
+        <w:rPr>
+          <w:rFonts w:asciiTheme="majorHAnsi" w:hAnsiTheme="majorHAnsi"/>
+          <w:b/>
+          <w:bCs/>
+          <w:color w:val="BF4E14" w:themeColor="accent2" w:themeShade="BF"/>
+          <w:szCs w:val="22"/>
+        </w:rPr>
+        <w:t>1]+</w:t>
+      </w:r>
+      <w:proofErr w:type="gramEnd"/>
+      <w:r>
+        <w:rPr>
+          <w:rFonts w:asciiTheme="majorHAnsi" w:hAnsiTheme="majorHAnsi"/>
+          <w:b/>
+          <w:bCs/>
+          <w:color w:val="BF4E14" w:themeColor="accent2" w:themeShade="BF"/>
+          <w:szCs w:val="22"/>
+        </w:rPr>
+        <w:t xml:space="preserve">+ </w:t>
       </w:r>
       <w:r>
         <w:rPr>
@@ -4039,7 +4759,29 @@
           <w:color w:val="BF4E14" w:themeColor="accent2" w:themeShade="BF"/>
           <w:szCs w:val="22"/>
         </w:rPr>
-        <w:t>(losowania[i, j] + " ")</w:t>
+        <w:t>(</w:t>
+      </w:r>
+      <w:proofErr w:type="gramStart"/>
+      <w:r>
+        <w:rPr>
+          <w:rFonts w:asciiTheme="majorHAnsi" w:hAnsiTheme="majorHAnsi"/>
+          <w:b/>
+          <w:bCs/>
+          <w:color w:val="BF4E14" w:themeColor="accent2" w:themeShade="BF"/>
+          <w:szCs w:val="22"/>
+        </w:rPr>
+        <w:t>losowania[i,</w:t>
+      </w:r>
+      <w:proofErr w:type="gramEnd"/>
+      <w:r>
+        <w:rPr>
+          <w:rFonts w:asciiTheme="majorHAnsi" w:hAnsiTheme="majorHAnsi"/>
+          <w:b/>
+          <w:bCs/>
+          <w:color w:val="BF4E14" w:themeColor="accent2" w:themeShade="BF"/>
+          <w:szCs w:val="22"/>
+        </w:rPr>
+        <w:t xml:space="preserve"> j] + " ")</w:t>
       </w:r>
       <w:r>
         <w:rPr>
@@ -4501,7 +5243,7 @@
         </w:rPr>
         <w:br w:type="page"/>
       </w:r>
-      <w:bookmarkStart w:id="3" w:name="_Toc243734901"/>
+      <w:bookmarkStart w:id="3" w:name="_Toc243736762"/>
       <w:r>
         <w:lastRenderedPageBreak/>
         <w:t>Imp</w:t>
@@ -4727,12 +5469,17 @@
               <w:t xml:space="preserve">Wywołuje </w:t>
             </w:r>
             <w:proofErr w:type="spellStart"/>
+            <w:proofErr w:type="gramStart"/>
             <w:r>
               <w:t>LosujZestaw</w:t>
             </w:r>
             <w:proofErr w:type="spellEnd"/>
             <w:r>
-              <w:t xml:space="preserve">() i sprawdza </w:t>
+              <w:t>(</w:t>
+            </w:r>
+            <w:proofErr w:type="gramEnd"/>
+            <w:r>
+              <w:t xml:space="preserve">) i sprawdza </w:t>
             </w:r>
             <w:proofErr w:type="spellStart"/>
             <w:r>
@@ -4743,10 +5490,12 @@
               <w:t xml:space="preserve">(6, </w:t>
             </w:r>
             <w:proofErr w:type="spellStart"/>
+            <w:proofErr w:type="gramStart"/>
             <w:r>
               <w:t>zestaw.Length</w:t>
             </w:r>
             <w:proofErr w:type="spellEnd"/>
+            <w:proofErr w:type="gramEnd"/>
             <w:r>
               <w:t>).</w:t>
             </w:r>
@@ -4836,12 +5585,17 @@
               <w:t xml:space="preserve">Losuje 1000 zestawów. </w:t>
             </w:r>
             <w:proofErr w:type="spellStart"/>
+            <w:proofErr w:type="gramStart"/>
             <w:r>
               <w:t>Distinct</w:t>
             </w:r>
             <w:proofErr w:type="spellEnd"/>
             <w:r>
-              <w:t>() usuwa powtórzenia, więc liczba elementów po jego zastosowaniu musi być równa długości zestawu.</w:t>
+              <w:t>(</w:t>
+            </w:r>
+            <w:proofErr w:type="gramEnd"/>
+            <w:r>
+              <w:t>) usuwa powtórzenia, więc liczba elementów po jego zastosowaniu musi być równa długości zestawu.</w:t>
             </w:r>
           </w:p>
         </w:tc>
@@ -5025,12 +5779,17 @@
               <w:t xml:space="preserve">Dane zawierają liczbę 50, spoza zakresu. Metoda próbuje zwiększyć </w:t>
             </w:r>
             <w:proofErr w:type="spellStart"/>
+            <w:proofErr w:type="gramStart"/>
             <w:r>
               <w:t>wystapienia</w:t>
             </w:r>
             <w:proofErr w:type="spellEnd"/>
             <w:r>
-              <w:t xml:space="preserve">[49], ale tablica ma indeksy 0–48. </w:t>
+              <w:t>[</w:t>
+            </w:r>
+            <w:proofErr w:type="gramEnd"/>
+            <w:r>
+              <w:t xml:space="preserve">49], ale tablica ma indeksy 0–48. </w:t>
             </w:r>
             <w:proofErr w:type="spellStart"/>
             <w:r>
@@ -5224,7 +5983,7 @@
           <w:numId w:val="27"/>
         </w:numPr>
       </w:pPr>
-      <w:bookmarkStart w:id="4" w:name="_Toc243734902"/>
+      <w:bookmarkStart w:id="4" w:name="_Toc243736763"/>
       <w:r>
         <w:t>Git</w:t>
       </w:r>
@@ -5362,7 +6121,7 @@
       <w:pPr>
         <w:pStyle w:val="Nagwek1"/>
       </w:pPr>
-      <w:bookmarkStart w:id="5" w:name="_Toc243734903"/>
+      <w:bookmarkStart w:id="5" w:name="_Toc243736764"/>
       <w:r>
         <w:lastRenderedPageBreak/>
         <w:t>Testy integracyjne</w:t>
@@ -5435,7 +6194,7 @@
           <w:numId w:val="27"/>
         </w:numPr>
       </w:pPr>
-      <w:bookmarkStart w:id="6" w:name="_Toc243734904"/>
+      <w:bookmarkStart w:id="6" w:name="_Toc243736765"/>
       <w:r>
         <w:t>Implementacja programu</w:t>
       </w:r>
@@ -5457,7 +6216,7 @@
           <w:numId w:val="27"/>
         </w:numPr>
       </w:pPr>
-      <w:bookmarkStart w:id="7" w:name="_Toc243734905"/>
+      <w:bookmarkStart w:id="7" w:name="_Toc243736766"/>
       <w:r>
         <w:t>I</w:t>
       </w:r>
@@ -5624,20 +6383,30 @@
               <w:t xml:space="preserve">Wywołuje </w:t>
             </w:r>
             <w:proofErr w:type="spellStart"/>
+            <w:proofErr w:type="gramStart"/>
             <w:r>
               <w:t>LosujZestaw</w:t>
             </w:r>
             <w:proofErr w:type="spellEnd"/>
             <w:r>
-              <w:t xml:space="preserve">() wielokrotnie, przekazuje uzyskane dane do </w:t>
+              <w:t>(</w:t>
+            </w:r>
+            <w:proofErr w:type="gramEnd"/>
+            <w:r>
+              <w:t xml:space="preserve">) wielokrotnie, przekazuje uzyskane dane do </w:t>
             </w:r>
             <w:proofErr w:type="spellStart"/>
+            <w:proofErr w:type="gramStart"/>
             <w:r>
               <w:t>WyswietlLosowania</w:t>
             </w:r>
             <w:proofErr w:type="spellEnd"/>
             <w:r>
-              <w:t xml:space="preserve">() i przechwytuje wyjście konsoli za pomocą </w:t>
+              <w:t>(</w:t>
+            </w:r>
+            <w:proofErr w:type="gramEnd"/>
+            <w:r>
+              <w:t xml:space="preserve">) i przechwytuje wyjście konsoli za pomocą </w:t>
             </w:r>
             <w:proofErr w:type="spellStart"/>
             <w:r>
@@ -5830,7 +6599,15 @@
               <w:cnfStyle w:val="000000100000" w:firstRow="0" w:lastRow="0" w:firstColumn="0" w:lastColumn="0" w:oddVBand="0" w:evenVBand="0" w:oddHBand="1" w:evenHBand="0" w:firstRowFirstColumn="0" w:firstRowLastColumn="0" w:lastRowFirstColumn="0" w:lastRowLastColumn="0"/>
             </w:pPr>
             <w:r>
-              <w:t xml:space="preserve">Generuje znaną liczbę zestawów (np. 5) i weryfikuje w wypisanym strumieniu wyjściowym, czy łączna suma wystąpień wszystkich liczb wynosi dokładnie </w:t>
+              <w:t xml:space="preserve">Generuje znaną liczbę zestawów (np. 5) i weryfikuje w wypisanym strumieniu </w:t>
+            </w:r>
+            <w:proofErr w:type="gramStart"/>
+            <w:r>
+              <w:t>wyjściowym,</w:t>
+            </w:r>
+            <w:proofErr w:type="gramEnd"/>
+            <w:r>
+              <w:t xml:space="preserve"> czy łączna suma wystąpień wszystkich liczb wynosi dokładnie </w:t>
             </w:r>
             <m:oMath>
               <m:r>
@@ -6098,7 +6875,7 @@
           <w:numId w:val="27"/>
         </w:numPr>
       </w:pPr>
-      <w:bookmarkStart w:id="8" w:name="_Toc243734906"/>
+      <w:bookmarkStart w:id="8" w:name="_Toc243736767"/>
       <w:r>
         <w:lastRenderedPageBreak/>
         <w:t>GIT</w:t>
@@ -6170,7 +6947,7 @@
       <w:pPr>
         <w:pStyle w:val="Nagwek1"/>
       </w:pPr>
-      <w:bookmarkStart w:id="9" w:name="_Toc243734907"/>
+      <w:bookmarkStart w:id="9" w:name="_Toc243736768"/>
       <w:r>
         <w:lastRenderedPageBreak/>
         <w:t>Testy systemowe</w:t>
@@ -6237,7 +7014,7 @@
           <w:numId w:val="27"/>
         </w:numPr>
       </w:pPr>
-      <w:bookmarkStart w:id="10" w:name="_Toc243734908"/>
+      <w:bookmarkStart w:id="10" w:name="_Toc243736769"/>
       <w:r>
         <w:t>Implementacja programu</w:t>
       </w:r>
@@ -6259,7 +7036,7 @@
           <w:numId w:val="27"/>
         </w:numPr>
       </w:pPr>
-      <w:bookmarkStart w:id="11" w:name="_Toc243734909"/>
+      <w:bookmarkStart w:id="11" w:name="_Toc243736770"/>
       <w:r>
         <w:t>Implementacja testów</w:t>
       </w:r>
@@ -6545,7 +7322,23 @@
               <w:cnfStyle w:val="000000000000" w:firstRow="0" w:lastRow="0" w:firstColumn="0" w:lastColumn="0" w:oddVBand="0" w:evenVBand="0" w:oddHBand="0" w:evenHBand="0" w:firstRowFirstColumn="0" w:firstRowLastColumn="0" w:lastRowFirstColumn="0" w:lastRowLastColumn="0"/>
             </w:pPr>
             <w:r>
-              <w:t>Wyjście systemu zawiera dokładnie 3 linie z nagłówkami Losowanie 1:, Losowanie 2:, Losowanie 3: oraz pełną listę 49 statystyk. Test zdany.</w:t>
+              <w:t xml:space="preserve">Wyjście systemu zawiera dokładnie 3 linie z nagłówkami Losowanie </w:t>
+            </w:r>
+            <w:proofErr w:type="gramStart"/>
+            <w:r>
+              <w:t>1:,</w:t>
+            </w:r>
+            <w:proofErr w:type="gramEnd"/>
+            <w:r>
+              <w:t xml:space="preserve"> Losowanie </w:t>
+            </w:r>
+            <w:proofErr w:type="gramStart"/>
+            <w:r>
+              <w:t>2:,</w:t>
+            </w:r>
+            <w:proofErr w:type="gramEnd"/>
+            <w:r>
+              <w:t xml:space="preserve"> Losowanie 3: oraz pełną listę 49 statystyk. Test zdany.</w:t>
             </w:r>
           </w:p>
         </w:tc>
@@ -6887,7 +7680,7 @@
           <w:numId w:val="27"/>
         </w:numPr>
       </w:pPr>
-      <w:bookmarkStart w:id="12" w:name="_Toc243734910"/>
+      <w:bookmarkStart w:id="12" w:name="_Toc243736771"/>
       <w:r>
         <w:t>GIT</w:t>
       </w:r>
@@ -6955,10 +7748,12 @@
       <w:pPr>
         <w:pStyle w:val="Nagwek1"/>
       </w:pPr>
+      <w:bookmarkStart w:id="13" w:name="_Toc243736772"/>
       <w:r>
         <w:lastRenderedPageBreak/>
         <w:t>Testy akceptacyjne</w:t>
       </w:r>
+      <w:bookmarkEnd w:id="13"/>
     </w:p>
     <w:p>
       <w:pPr>
@@ -7064,9 +7859,11 @@
           <w:numId w:val="27"/>
         </w:numPr>
       </w:pPr>
+      <w:bookmarkStart w:id="14" w:name="_Toc243736773"/>
       <w:r>
         <w:t>Implementacja programu</w:t>
       </w:r>
+      <w:bookmarkEnd w:id="14"/>
     </w:p>
     <w:p>
       <w:pPr>
@@ -7084,9 +7881,11 @@
           <w:numId w:val="27"/>
         </w:numPr>
       </w:pPr>
+      <w:bookmarkStart w:id="15" w:name="_Toc243736774"/>
       <w:r>
         <w:t>Implementacja testów</w:t>
       </w:r>
+      <w:bookmarkEnd w:id="15"/>
     </w:p>
     <w:p/>
     <w:tbl>
@@ -7268,23 +8067,44 @@
             <w:r>
               <w:t>1</w:t>
             </w:r>
+            <w:proofErr w:type="gramStart"/>
             <w:r>
               <w:t xml:space="preserve">: </w:t>
             </w:r>
             <w:r>
-              <w:t>, Losowanie 2:</w:t>
+              <w:t>,</w:t>
+            </w:r>
+            <w:proofErr w:type="gramEnd"/>
+            <w:r>
+              <w:t xml:space="preserve"> Losowanie 2</w:t>
+            </w:r>
+            <w:proofErr w:type="gramStart"/>
+            <w:r>
+              <w:t>:</w:t>
             </w:r>
             <w:r>
               <w:t xml:space="preserve"> </w:t>
             </w:r>
             <w:r>
-              <w:t>, Losowanie 3:</w:t>
+              <w:t>,</w:t>
+            </w:r>
+            <w:proofErr w:type="gramEnd"/>
+            <w:r>
+              <w:t xml:space="preserve"> Losowanie 3</w:t>
+            </w:r>
+            <w:proofErr w:type="gramStart"/>
+            <w:r>
+              <w:t>:</w:t>
             </w:r>
             <w:r>
               <w:t xml:space="preserve"> </w:t>
             </w:r>
             <w:r>
-              <w:t>. Test zdany.</w:t>
+              <w:t>.</w:t>
+            </w:r>
+            <w:proofErr w:type="gramEnd"/>
+            <w:r>
+              <w:t xml:space="preserve"> Test zdany.</w:t>
             </w:r>
           </w:p>
         </w:tc>
@@ -7441,7 +8261,15 @@
               <w:cnfStyle w:val="000000100000" w:firstRow="0" w:lastRow="0" w:firstColumn="0" w:lastColumn="0" w:oddVBand="0" w:evenVBand="0" w:oddHBand="1" w:evenHBand="0" w:firstRowFirstColumn="0" w:firstRowLastColumn="0" w:lastRowFirstColumn="0" w:lastRowLastColumn="0"/>
             </w:pPr>
             <w:r>
-              <w:t>Wynik zawiera kompletne statystyki od Wystąpienia liczby 1: do Wystąpienia liczby 49:. Test zdany.</w:t>
+              <w:t xml:space="preserve">Wynik zawiera kompletne statystyki od Wystąpienia liczby 1: do Wystąpienia liczby </w:t>
+            </w:r>
+            <w:proofErr w:type="gramStart"/>
+            <w:r>
+              <w:t>49:.</w:t>
+            </w:r>
+            <w:proofErr w:type="gramEnd"/>
+            <w:r>
+              <w:t xml:space="preserve"> Test zdany.</w:t>
             </w:r>
           </w:p>
         </w:tc>
@@ -7529,6 +8357,9 @@
         <w:jc w:val="center"/>
       </w:pPr>
       <w:r>
+        <w:rPr>
+          <w:noProof/>
+        </w:rPr>
         <w:lastRenderedPageBreak/>
         <w:drawing>
           <wp:inline distT="0" distB="0" distL="0" distR="0" wp14:anchorId="0F67D1E6" wp14:editId="1ADD720C">
@@ -7567,6 +8398,9 @@
         </w:drawing>
       </w:r>
       <w:r>
+        <w:rPr>
+          <w:noProof/>
+        </w:rPr>
         <w:drawing>
           <wp:inline distT="0" distB="0" distL="0" distR="0" wp14:anchorId="72F20CB4" wp14:editId="23BE8D93">
             <wp:extent cx="5114925" cy="6476079"/>
@@ -7605,12 +8439,18 @@
       </w:r>
     </w:p>
     <w:p>
-      <w:r>
+      <w:pPr>
+        <w:jc w:val="center"/>
+      </w:pPr>
+      <w:r>
+        <w:rPr>
+          <w:noProof/>
+        </w:rPr>
         <w:lastRenderedPageBreak/>
         <w:drawing>
-          <wp:inline distT="0" distB="0" distL="0" distR="0" wp14:anchorId="405D3F12" wp14:editId="742F1AC3">
-            <wp:extent cx="5760720" cy="4472940"/>
-            <wp:effectExtent l="0" t="0" r="0" b="3810"/>
+          <wp:inline distT="0" distB="0" distL="0" distR="0" wp14:anchorId="405D3F12" wp14:editId="506CBBCA">
+            <wp:extent cx="5248893" cy="4075529"/>
+            <wp:effectExtent l="0" t="0" r="9525" b="1270"/>
             <wp:docPr id="2145640888" name="Obraz 1"/>
             <wp:cNvGraphicFramePr>
               <a:graphicFrameLocks xmlns:a="http://schemas.openxmlformats.org/drawingml/2006/main" noChangeAspect="1"/>
@@ -7631,7 +8471,7 @@
                   <pic:spPr>
                     <a:xfrm>
                       <a:off x="0" y="0"/>
-                      <a:ext cx="5760720" cy="4472940"/>
+                      <a:ext cx="5251528" cy="4077575"/>
                     </a:xfrm>
                     <a:prstGeom prst="rect">
                       <a:avLst/>
@@ -7653,21 +8493,90 @@
           <w:numId w:val="27"/>
         </w:numPr>
       </w:pPr>
+      <w:bookmarkStart w:id="16" w:name="_Toc243736775"/>
       <w:r>
         <w:t>GIT</w:t>
       </w:r>
-    </w:p>
-    <w:p>
+      <w:bookmarkEnd w:id="16"/>
+    </w:p>
+    <w:p>
+      <w:pPr>
+        <w:jc w:val="left"/>
+      </w:pPr>
       <w:r>
         <w:t>Screen z git log commitów wprowadzających przypadki testowe</w:t>
       </w:r>
       <w:r>
-        <w:t>:</w:t>
-      </w:r>
+        <w:t xml:space="preserve">: </w:t>
+      </w:r>
+    </w:p>
+    <w:p>
+      <w:pPr>
+        <w:jc w:val="center"/>
+      </w:pPr>
+      <w:r>
+        <w:drawing>
+          <wp:inline distT="0" distB="0" distL="0" distR="0" wp14:anchorId="4908558B" wp14:editId="2660ADC1">
+            <wp:extent cx="4180114" cy="3533192"/>
+            <wp:effectExtent l="0" t="0" r="0" b="0"/>
+            <wp:docPr id="866504920" name="Obraz 1"/>
+            <wp:cNvGraphicFramePr>
+              <a:graphicFrameLocks xmlns:a="http://schemas.openxmlformats.org/drawingml/2006/main" noChangeAspect="1"/>
+            </wp:cNvGraphicFramePr>
+            <a:graphic xmlns:a="http://schemas.openxmlformats.org/drawingml/2006/main">
+              <a:graphicData uri="http://schemas.openxmlformats.org/drawingml/2006/picture">
+                <pic:pic xmlns:pic="http://schemas.openxmlformats.org/drawingml/2006/picture">
+                  <pic:nvPicPr>
+                    <pic:cNvPr id="866504920" name=""/>
+                    <pic:cNvPicPr/>
+                  </pic:nvPicPr>
+                  <pic:blipFill>
+                    <a:blip r:embed="rId24"/>
+                    <a:stretch>
+                      <a:fillRect/>
+                    </a:stretch>
+                  </pic:blipFill>
+                  <pic:spPr>
+                    <a:xfrm>
+                      <a:off x="0" y="0"/>
+                      <a:ext cx="4183011" cy="3535641"/>
+                    </a:xfrm>
+                    <a:prstGeom prst="rect">
+                      <a:avLst/>
+                    </a:prstGeom>
+                  </pic:spPr>
+                </pic:pic>
+              </a:graphicData>
+            </a:graphic>
+          </wp:inline>
+        </w:drawing>
+      </w:r>
+    </w:p>
+    <w:p>
+      <w:pPr>
+        <w:pStyle w:val="Nagwek2"/>
+      </w:pPr>
+      <w:bookmarkStart w:id="17" w:name="_Toc243736776"/>
+      <w:r>
+        <w:lastRenderedPageBreak/>
+        <w:t>Podsumowanie</w:t>
+      </w:r>
+      <w:bookmarkEnd w:id="17"/>
     </w:p>
     <w:p/>
+    <w:p/>
+    <w:p>
+      <w:pPr>
+        <w:pStyle w:val="Nagwek2"/>
+      </w:pPr>
+      <w:bookmarkStart w:id="18" w:name="_Toc243736777"/>
+      <w:r>
+        <w:t>Bibliografia</w:t>
+      </w:r>
+      <w:bookmarkEnd w:id="18"/>
+    </w:p>
     <w:sectPr>
-      <w:footerReference w:type="default" r:id="rId24"/>
+      <w:footerReference w:type="default" r:id="rId25"/>
       <w:pgSz w:w="11906" w:h="16838"/>
       <w:pgMar w:top="1417" w:right="1417" w:bottom="1417" w:left="1417" w:header="708" w:footer="708" w:gutter="0"/>
       <w:cols w:space="708"/>
@@ -11468,6 +12377,7 @@
   <w:style w:type="character" w:default="1" w:styleId="Domylnaczcionkaakapitu">
     <w:name w:val="Default Paragraph Font"/>
     <w:uiPriority w:val="1"/>
+    <w:semiHidden/>
     <w:unhideWhenUsed/>
   </w:style>
   <w:style w:type="table" w:default="1" w:styleId="Standardowy">
